--- a/submission/02_manuscript.docx
+++ b/submission/02_manuscript.docx
@@ -62,7 +62,7 @@
         <w:t>Figures:</w:t>
       </w:r>
       <w:r>
-        <w:t xml:space="preserve"> 3 | </w:t>
+        <w:t xml:space="preserve"> 2 | </w:t>
       </w:r>
       <w:r>
         <w:rPr>
@@ -89,7 +89,7 @@
         <w:t>Supplemental figures:</w:t>
       </w:r>
       <w:r>
-        <w:t xml:space="preserve"> 2 | </w:t>
+        <w:t xml:space="preserve"> 3 | </w:t>
       </w:r>
       <w:r>
         <w:rPr>
@@ -98,7 +98,7 @@
         <w:t>Supplemental tables:</w:t>
       </w:r>
       <w:r>
-        <w:t xml:space="preserve"> 22</w:t>
+        <w:t xml:space="preserve"> 23</w:t>
       </w:r>
     </w:p>
     <w:p>
@@ -420,11 +420,6 @@
     </w:p>
     <w:p>
       <w:r>
-        <w:t>The closest statement of the bound is in the framework's own methods paper, and we claim no priority over it. Brauner and colleagues, presenting a direct measurement of tolerance that deliberately avoids time-kill curves, scale the inoculum to the endpoint being measured: a hundred bacteria per well to determine MDK99, a thousand for MDK99.9, and so on (3). That is the reachability inequality of this paper, with the floor idealised at one cell per well and a grew-or-did-not-grow readout in place of a count. What has not been done is to carry the rule back into plate-count time-kill, where the floor is not one cell but a concentration fixed by the plated volume — 10 to 400 CFU/mL across the deposits reanalysed here — and must therefore be measured sample by sample rather than assumed; nor to ask what the published record looks like where the rule was not applied.</w:t>
-      </w:r>
-    </w:p>
-    <w:p>
-      <w:r>
         <w:t xml:space="preserve">No prior treatment converts a floor-level reading into the classification rule it becomes. When the last count sits at </w:t>
       </w:r>
       <w:r>
@@ -476,11 +471,6 @@
     </w:p>
     <w:p>
       <w:r>
-        <w:t>We test the two boundaries on the classification and the assay geometry of 217 clinical isolates, then ask what the resulting phenotype tracks: drug susceptibility, or the physiological state of the culture. Four further deposits carry the question beyond one clinical panel — a six-laboratory consortium exercise distributing one strain under one written protocol (4, 5), a concentration-by-time grid in the same organism (6, 7), a panel of evolved clones in which the concentration and duration axes can be checked for independence (8), and a hollow-fibre deposit (9, 10) held out until every boundary was fixed. All five are published and openly licensed, and none was generated for this study (Table 1). The two boundaries are then tested forward rather than backward, in a prospective experiment built to break them, with every prediction written down before a plate was counted.</w:t>
-      </w:r>
-    </w:p>
-    <w:p>
-      <w:r>
         <w:t>If the hypothesis holds, a tolerance call reported without its starting density and its assay floor cannot be interpreted, and the phenotypes assigned in its name are, in part, a record of how the assay was set up.</w:t>
       </w:r>
     </w:p>
@@ -537,7 +527,7 @@
         <w:t>v</w:t>
       </w:r>
       <w:r>
-        <w:t xml:space="preserve"> per mL, and an MPN series uses the lowest table rung (11, 12). Headroom is </w:t>
+        <w:t xml:space="preserve"> per mL, and an MPN series uses the lowest table rung (4, 5). Headroom is </w:t>
       </w:r>
       <w:r>
         <w:rPr>
@@ -1419,17 +1409,35 @@
     </w:p>
     <w:p>
       <w:r>
-        <w:t>The most probable number (MPN) readings can only take the discrete values of an MPN table (11, 12) — a fixed ladder of rungs, not a continuous scale. The day-5 column does not taper towards zero. It stops. Eighteen isolates sit at exactly 23 per mL in the 15-day panel and six in the 60-day panel, and nothing in the file lies below that (Fig. 1A). That is a floor, not a tail, and it is treated as one throughout.</w:t>
+        <w:t>The most probable number (MPN) readings can only take the discrete values of an MPN table (4, 5) — a fixed ladder of rungs, not a continuous scale. The day-5 column does not taper towards zero. It stops. Eighteen isolates sit at exactly 23 per mL in the 15-day panel and six in the 60-day panel, and nothing in the file lies below that (Fig. 1A). That is a floor, not a tail, and it is treated as one throughout.</w:t>
       </w:r>
     </w:p>
     <w:p>
       <w:r>
-        <w:t>The deposit never states its limit of quantification (13), so the floor has to be inferred, and the inference is quantified rather than asserted. A posterior over the MPN rungs at or below the lowest observed value — a probability spread across which rung is the real floor — places 95 per cent support on 9.2 to 23 per mL, a span of 0.40 log10. That is narrow enough that the class labels of Section 3 are computed rather than refused (Table S1). Where a deposit gives no such evidence, the labels are refused instead of reported.</w:t>
+        <w:t xml:space="preserve">Each isolate therefore carries a fixed budget of killing the assay can see. At 15 days of prior culture the starting densities span 3.36 to 7.79 log10, so headroom — the distance from the starting density down to the floor — spans 2.00 to 6.42 log10 (Fig. 1B, Table 1). Both spans are the same 4.42 log10, and the fold figures quoted throughout are ten raised to the unrounded difference rather than to the displayed one. Against that budget the three deposited endpoints behave very differently. Every isolate has the room for a 90 or a 99 per cent reduction: 0 of 217 fall short in both cases. </w:t>
+      </w:r>
+      <w:r>
+        <w:rPr>
+          <w:b/>
+        </w:rPr>
+        <w:t>Thirty-three of 217 isolates — 15.2 per cent — lack the headroom for the 99.99 per cent endpoint</w:t>
+      </w:r>
+      <w:r>
+        <w:t>, which is to say that a four-log reduction was unobservable for them before rifampicin was added. Two of those 33 carry a fourth label that the deposit writes literally as "MDR", conventionally multidrug-resistant. It is unordered with respect to the other three, so no ordered analysis can place it (Table S1); over the 203 isolates with an ordered label the same count is the 31 quoted above.</w:t>
       </w:r>
     </w:p>
     <w:p>
       <w:r>
-        <w:t xml:space="preserve">The deposit carries a second classification, scored at day 2, and it sits on a different floor. The day-2 column bottoms out at 230 per mL with eighteen readings resting there, so </w:t>
+        <w:t xml:space="preserve">All 33 are recorded as not having reached the endpoint — they sit at the </w:t>
+      </w:r>
+      <w:r>
+        <w:rPr>
+          <w:b/>
+        </w:rPr>
+        <w:t>assay ceiling</w:t>
+      </w:r>
+      <w:r>
+        <w:t xml:space="preserve">. That is a census of the affected isolates, not an estimate. The ceiling is a different censoring mechanism from the floor and should not be read as its mirror. The floor censors the count: anything below </w:t>
       </w:r>
       <w:r>
         <w:rPr>
@@ -1438,58 +1446,7 @@
         <w:t>L</w:t>
       </w:r>
       <w:r>
-        <w:t xml:space="preserve"> = 230 there. That is the same count as at day 5, and it is a coincidence of this deposit rather than one number written into two places: the two columns rest on different floors and share no reading. The day-2 class thresholds are not stated in the source either, and they are recovered the same way as the day-5 ones: cuts at 10⁻² and 10⁻¹ reproduce all 203 usable day-2 classes with no disagreement, one decade shallower than at day 5. Floor and lowest threshold both shift by a factor of ten, so the identifiability boundary does not move: </w:t>
-      </w:r>
-      <w:r>
-        <w:rPr>
-          <w:i/>
-        </w:rPr>
-        <w:t>N</w:t>
-      </w:r>
-      <w:r>
-        <w:t>_id = 230/10⁻² = 23 000 per mL, the same value as at day 5. The reachability boundary does move, by a decade, and the consequence is large. Against the day-2 floor, 121 of 203 isolates have too little room for a four-log reduction; against the day-5 floor, 31 of those 203 isolates do. Eighteen day-2 readings rest on their floor, eleven with a single compatible class and seven with more than one. At 60 days no pair of decade cuts reproduces the day-2 classes (109 of 197), so that rule is not a decade threshold on the recorded fraction, and no day-2 accounting is offered for it.</w:t>
-      </w:r>
-    </w:p>
-    <w:p>
-      <w:r>
-        <w:t xml:space="preserve">Each isolate therefore carries a fixed budget of killing the assay can see. At 15 days of prior culture the starting densities span 3.36 to 7.79 log10, so headroom — the distance from the starting density down to the floor — spans 2.00 to 6.42 log10 (Fig. 1B, Table 2). Both spans are the same 4.42 log10, and the fold figures quoted throughout are ten raised to the unrounded difference rather than to the displayed one. Against that budget the three deposited endpoints behave very differently. Every isolate has the room for a 90 or a 99 per cent reduction: 0 of 217 fall short in both cases. </w:t>
-      </w:r>
-      <w:r>
-        <w:rPr>
-          <w:b/>
-        </w:rPr>
-        <w:t>Thirty-three of 217 isolates — 15.2 per cent — lack the headroom for the 99.99 per cent endpoint</w:t>
-      </w:r>
-      <w:r>
-        <w:t>, which is to say that a four-log reduction was unobservable for them before rifampicin was added. Two of those 33 carry a fourth label that the deposit writes literally as "MDR", conventionally multidrug-resistant. It is unordered with respect to the other three, so no ordered analysis can place it (Table S2); over the 203 isolates with an ordered label the same count is the 31 quoted above.</w:t>
-      </w:r>
-    </w:p>
-    <w:p>
-      <w:r>
-        <w:t xml:space="preserve">All 33 are recorded as not having reached the endpoint — they sit at the </w:t>
-      </w:r>
-      <w:r>
-        <w:rPr>
-          <w:b/>
-        </w:rPr>
-        <w:t>assay ceiling</w:t>
-      </w:r>
-      <w:r>
-        <w:t xml:space="preserve">. That is a census of the affected isolates, not an estimate. The ceiling is a different censoring mechanism from the floor and should not be read as its mirror. The floor censors the count: anything below </w:t>
-      </w:r>
-      <w:r>
-        <w:rPr>
-          <w:i/>
-        </w:rPr>
-        <w:t>L</w:t>
-      </w:r>
-      <w:r>
         <w:t xml:space="preserve"> is not reported as a count. The ceiling censors time: the killing assay runs six days, so an isolate that has not reached its endpoint by then is recorded at the last day rather than at the day it would have reached. One sets how deep the assay can see, the other how long it looks. Among the 184 isolates that did have four logs of headroom, 162 are also at the ceiling, 88.0 per cent.</w:t>
-      </w:r>
-    </w:p>
-    <w:p>
-      <w:r>
-        <w:t>No p-value is attached to that contrast, and the reason is worth saying out loud rather than hiding in a caveat. An isolate with less than four logs of headroom cannot record a four-log reduction. The 0 of 33 cell is fixed by arithmetic, not by biology, so the null of independence between ceiling status and headroom is false before any data are seen. A test of an impossible null still returns a number, and that number means nothing. The census is the finding: every isolate that could not reach the endpoint is recorded as not having reached it, and 88.0 per cent of those that could are recorded the same way. The deepest endpoint is therefore the only one at risk, and it is the one the tolerance classification is built on.</w:t>
       </w:r>
     </w:p>
     <w:p>
@@ -1506,7 +1463,7 @@
     </w:p>
     <w:p>
       <w:r>
-        <w:t>The deposited tolerance level is a cut-off on the recorded surviving fraction, with no overlap between classes. The thresholds themselves are not deposited. They are recovered here, and the data pin them only to the gaps between classes: at day 5 and 15 days of prior culture, low tolerance covers fractions below 10⁻³, medium covers 10⁻³ to 10⁻², and high exceeds 10⁻². Those cuts reproduce every usable class in the file, 203 of 203 (Table S3). Usable means the 203 of 217 isolates whose label is one of the three ordered classes; the other 14 carry the fourth, unordered category, the "MDR" label above, that no ordered analysis can place (Table S2). So what follows is an argument about the fraction the assay recorded, not about an independent clinical judgement.</w:t>
+        <w:t>The deposited tolerance level is a cut-off on the recorded surviving fraction, with no overlap between classes. The thresholds themselves are not deposited. They are recovered here, and the data pin them only to the gaps between classes: at day 5 and 15 days of prior culture, low tolerance covers fractions below 10⁻³, medium covers 10⁻³ to 10⁻², and high exceeds 10⁻². Those cuts reproduce every usable class in the file, 203 of 203 (Table S2). Usable means the 203 of 217 isolates whose label is one of the three ordered classes; the other 14 carry the fourth, unordered category, the "MDR" label above, that no ordered analysis can place (Table S1). So what follows is an argument about the fraction the assay recorded, not about an independent clinical judgement.</w:t>
       </w:r>
     </w:p>
     <w:p>
@@ -1552,59 +1509,12 @@
         <w:t>low</w:t>
       </w:r>
       <w:r>
-        <w:t>. A single cut on the starting density alone reproduces all eighteen (Table 3). That is a statement about the classification step and not about the killing: once a reading is censored at the floor, the starting density fixes which label the published rule is able to return.</w:t>
+        <w:t>. A single cut on the starting density alone reproduces all eighteen (Table 2). That is a statement about the classification step and not about the killing: once a reading is censored at the floor, the starting density fixes which label the published rule is able to return.</w:t>
       </w:r>
     </w:p>
     <w:p>
       <w:r>
-        <w:t xml:space="preserve">The question this raises is not whether those labels are wrong but which labels the published rule could have returned once the reading came back at the floor. A censored reading places the true count somewhere between zero and </w:t>
-      </w:r>
-      <w:r>
-        <w:rPr>
-          <w:i/>
-        </w:rPr>
-        <w:t>L</w:t>
-      </w:r>
-      <w:r>
-        <w:t xml:space="preserve">. Sweeping the true count across that range and applying the deposited thresholds gives the set of classes compatible with the observation. For the twelve isolates that began at 230 000 per mL or above, every count the assay admits yields a fraction below 10⁻³, so </w:t>
-      </w:r>
-      <w:r>
-        <w:rPr>
-          <w:b/>
-        </w:rPr>
-        <w:t>low</w:t>
-      </w:r>
-      <w:r>
-        <w:t xml:space="preserve"> is the only class compatible with a floor-level reading. For the six that began at 23 000, the compatible set spans the low–medium threshold and the rule cannot choose between two classes.</w:t>
-      </w:r>
-    </w:p>
-    <w:p>
-      <w:r>
-        <w:t xml:space="preserve">Three questions have to be kept apart here, and the rest of this paper keeps them apart. Whether a culture reaches the floor at all is a question about the drug: rifampicin has to reduce the population by that isolate's entire headroom for it to happen, and the starting density does not by itself decide it. Which label the rule assigns once the reading is censored is a question about arithmetic: there the starting density determines the compatible set, and for twelve of these eighteen that set has one member. How far the population actually fell is a question the assay leaves open, since the true count lies anywhere below </w:t>
-      </w:r>
-      <w:r>
-        <w:rPr>
-          <w:i/>
-        </w:rPr>
-        <w:t>L</w:t>
-      </w:r>
-      <w:r>
-        <w:t>. The first is biology, the second is bookkeeping, and the third is unmeasured. Conflating them is the error this paper is about.</w:t>
-      </w:r>
-    </w:p>
-    <w:p>
-      <w:r>
         <w:t>So for twelve of the eighteen the recorded label carries no information beyond the fact that the reading was censored, and for six it is not determinate at all. None of the eighteen is a measurement of the surviving fraction.</w:t>
-      </w:r>
-    </w:p>
-    <w:p>
-      <w:r>
-        <w:t>Sorting every call in the panel this way separates the labels the assay measured from the labels the censoring rule fixed (Table 3). At 15 days of prior culture, 185 of 203 calls rest on a reading above the floor and are measured; for 12 the reading is censored and only one class is compatible with it; for 6 the reading is censored and more than one class is compatible. At 60 days the counts are 191, 6 and none, because the cultures are denser and few readings reach the floor.</w:t>
-      </w:r>
-    </w:p>
-    <w:p>
-      <w:r>
-        <w:t>The larger effect is at the deeper endpoint, and it falls unevenly on the groups a study would compare. The 99.99 per cent endpoint is unreachable for 22 of 84 isoniazid-resistant isolates, 26.2 per cent, against 9 of 119 susceptible ones, 7.6 per cent (Fisher exact p = 0.00056 (14)); the remaining two of the 33 are MDR and fall outside that contrast. Their median headroom differs by a full log, 4 against 5. A comparison of tolerance between those groups is therefore in part a comparison of how well each group could be measured, which is the disposition the previous section quantifies.</w:t>
       </w:r>
     </w:p>
     <w:p>
@@ -1654,7 +1564,7 @@
     </w:p>
     <w:p>
       <w:r>
-        <w:t xml:space="preserve">That agreement is an identity rather than a passed test. Once the label is a cut on the recorded fraction (Table S3) and every floor reading has a numerator of exactly </w:t>
+        <w:t xml:space="preserve">That agreement is an identity rather than a passed test. Once the label is a cut on the recorded fraction (Table S2) and every floor reading has a numerator of exactly </w:t>
       </w:r>
       <w:r>
         <w:rPr>
@@ -1762,97 +1672,35 @@
           <w:b/>
           <w:sz w:val="22"/>
         </w:rPr>
-        <w:t>4. The label tracks how fast an isolate grows, and its link to resistance cannot be separated from the inoculum</w:t>
+        <w:t>4. The plate calls a lung sterile while a culture finds thousands in it</w:t>
       </w:r>
     </w:p>
     <w:p>
       <w:r>
-        <w:t>We asked what the deposited tolerance label goes with. There are two candidate predictors, and each is tested at two culture ages and at two endpoint depths, which is eight tests in all. Eight tests on one question will throw up a false positive on their own, so we correct them together as one family. Two survive (Table S4).</w:t>
+        <w:t>What sits beneath the floor is the one thing a plate cannot report, and in this organism it has been measured directly. Evangelopoulos and colleagues counted the same mouse lungs three ways — colony count, a molecular bacterial load from 16S rRNA, and a most probable number — on their way to a different question (6). Under the deepest regimens the colony count reads zero in every animal. In three arms, 18 lungs in all, the plate declared every lung sterile while the most probable number on that same tissue ran from 1 450 to 18 700 per lung. The molecular load can be dismissed as nucleic acid outliving its owner. The most probable number cannot, because it is a culture, and growth in a dilution series requires an organism that is alive and culturable. Those lungs held thousands of viable bacilli and the plate that reported them sterile could not see them. This is the region a relapse comes from, and in the mouse model used to decide which regimens enter clinical trials it is the region a colony count is blind to.</w:t>
       </w:r>
     </w:p>
     <w:p>
       <w:r>
-        <w:t xml:space="preserve">The label tracks the </w:t>
+        <w:t xml:space="preserve">That is one deposit. The screen reached four more </w:t>
+      </w:r>
+      <w:r>
+        <w:rPr>
+          <w:i/>
+        </w:rPr>
+        <w:t>M. tuberculosis</w:t>
+      </w:r>
+      <w:r>
+        <w:t xml:space="preserve"> deposits whose floor could be established, and they are not reassuring. Across those five — sputum from pulmonary tuberculosis, axenic culture, an auxotrophic H37Rv panel and two drug-development series, with floors from 13 to 200 CFU/mL — </w:t>
       </w:r>
       <w:r>
         <w:rPr>
           <w:b/>
         </w:rPr>
-        <w:t>growth rate</w:t>
-      </w:r>
-      <w:r>
-        <w:t xml:space="preserve"> of the isolate. Slower growth goes with a higher tolerance class, and it survives adjustment for starting density (OR 1.096 per day of time to OD 0.4, 95 per cent CI 1.032 to 1.164, p = 0.0030, n = 202; unadjusted OR 1.126, 1.062 to 1.193). The label also tracks </w:t>
-      </w:r>
-      <w:r>
-        <w:rPr>
-          <w:b/>
-        </w:rPr>
-        <w:t>isoniazid resistance</w:t>
-      </w:r>
-      <w:r>
-        <w:t xml:space="preserve"> — until the starting density enters the model. On its own, a resistant isolate has 2.32 times the odds of a higher tolerance class (95 per cent CI 1.30 to 4.12, p = 0.0042). Adjusted for starting density the odds ratio falls to 1.31 (0.67 to 2.57, p = 0.42), and the interval no longer excludes one. We call that attenuation, not elimination. Starting density is the strongest term in the file: every ten-fold rise in the starting most probable number halves the odds of a higher tolerance class (OR 0.480, 0.340 to 0.677, p = 2.9 × 10⁻⁵).</w:t>
-      </w:r>
-    </w:p>
-    <w:p>
-      <w:r>
-        <w:t>Why the adjustment does that is measurable. Isoniazid-resistant isolates go into this assay at 5.36 log10 against 6.36 for susceptible isolates, ten-fold thinner (Mann–Whitney p = 9.1 × 10⁻¹⁴) (15), and 26.2 per cent of them lack the headroom for the deepest endpoint against 7.6 per cent of susceptible isolates (Section 2). They are one log short of observable killing before the experiment begins.</w:t>
-      </w:r>
-    </w:p>
-    <w:p>
-      <w:r>
-        <w:t>A percentage attenuation is a description, not a quantity a model estimates, so we estimated the path directly. The total effect of resistance on the tolerance class splits into two parts: the part that runs through log10 starting density and the part that does not. On the 203 isolates with a usable class, rather than the 202 the association family retains, the mediated part is +0.166 classes (bootstrap 95 per cent CI +0.067 to +0.279) and the direct part +0.091 (−0.116 to +0.287). About 65 per cent of the association therefore travels through the inoculum, and the direct path covers zero. Restricting to baseline isolates leaves the mediated path intact (+0.159, +0.053 to +0.295), and collapsing the outcome to two levels agrees (Table S5).</w:t>
-      </w:r>
-    </w:p>
-    <w:p>
-      <w:r>
-        <w:t xml:space="preserve">Two things bound that estimate, and neither is a formality. It rests on sequential ignorability — that nothing unmeasured drives both the starting density and the class — which no observational file can establish. A residual correlation of about −0.23 between the mediator and outcome errors would nullify the point estimate, and one ordinary measured covariate already moves it about forty per cent of that way. More fundamentally, the step in the middle is the denominator of the ratio the outcome is cut on. The tolerance class is a threshold on </w:t>
-      </w:r>
-      <w:r>
-        <w:rPr>
-          <w:i/>
-        </w:rPr>
-        <w:t>N</w:t>
-      </w:r>
-      <w:r>
-        <w:t>₅/</w:t>
-      </w:r>
-      <w:r>
-        <w:rPr>
-          <w:i/>
-        </w:rPr>
-        <w:t>N₀</w:t>
-      </w:r>
-      <w:r>
-        <w:t xml:space="preserve">, so a decomposition that routes resistance through </w:t>
-      </w:r>
-      <w:r>
-        <w:rPr>
-          <w:i/>
-        </w:rPr>
-        <w:t>N₀</w:t>
-      </w:r>
-      <w:r>
-        <w:t xml:space="preserve"> is in part recovering the censoring arithmetic this paper is about rather than a biological pathway from resistance to tolerance. That is not a reason to discard the estimate — it is the quantity a reader wants, because it says how much of the association is carried by the label's own denominator — but it is a reason not to read it as a mechanism. Only a design that fixes the inoculum separates the two.</w:t>
-      </w:r>
-    </w:p>
-    <w:p>
-      <w:r>
-        <w:t>These 217 isolates are not 217 independent patients, and the deposit carries no patient key with which to say so in a standard error. What it does carry is the exact substitute: a baseline-only stratum in which every isolate comes from a different patient by construction (Time_point = 0M, n = 167 at 15 days).</w:t>
-      </w:r>
-    </w:p>
-    <w:p>
-      <w:r>
-        <w:t>In that stratum the two surviving associations part company. Growth holds and still survives correction (OR 1.116, 1.040 to 1.198, p = 0.0024). Resistance does not: OR 2.11 (1.07 to 4.16, p = 0.031). It ranks second in the family of eight, so under Benjamini–Hochberg it must beat a critical value of 0.0125, and it does not. The resistance association therefore leans on isolates that are not independent of one another, and it is already the association that starting density explains away. We report it as the weaker of the two on both counts.</w:t>
-      </w:r>
-    </w:p>
-    <w:p>
-      <w:r>
-        <w:t>The two surviving associations sit in the 15-day panel, which is where the mechanism places them. By 60 days the cultures are 38-fold denser, the spread of starting densities has more than halved, from an interquartile range of 1.00 to 0.42 log10, and the fraction of isolates short of headroom falls from 15.2 to 3.3 per cent. The confound is a property of a thin assay, and it thins out when the assay is not thin. The two panels are columns on the same spreadsheet rows — 210 isolates appear in both — so every comparison between them is within-isolate and is made that way. Pairing sharpens the result rather than softening it: 26 isolates lose their headroom shortfall between panels and none acquires one (exact McNemar p = 3.0 × 10⁻⁸ against an unpaired p of 2 × 10⁻⁵) (16), eleven leave the floor and none joins it (p = 9.8 × 10⁻⁴), and every isolate whose headroom changes gains (Wilcoxon signed-rank p = 1.3 × 10⁻³³) (17). The interquartile range of starting density falls by 0.58 log10.</w:t>
-      </w:r>
-    </w:p>
-    <w:p>
-      <w:r>
-        <w:t>It does not vanish, and the ordinal treatment is what shows where it goes. The one-odds-ratio-for-both-cuts assumption holds throughout the 15-day panel but fails at 60 days for starting density at the deepest endpoint (Brant p = 0.0031; likelihood-ratio test against a released fit p = 0.0062). Let that coefficient differ between the two cuts and the whole effect lands on the upper one: the odds ratio for clearing medium is 0.493 (0.336 to 0.724, p = 0.0003) against 0.951 for clearing low (0.647 to 1.396, p = 0.80). A multinomial fit, which assumes no ordering at all, agrees (high against low, relative risk ratio 0.59, p = 0.028; medium against low, 1.22, p = 0.39). In the denser panel the starting density no longer decides who is called low. It still decides who can be called high. A single averaged slope, ordinal or linear, would have reported that as a null.</w:t>
+        <w:t>184 of 310 series could not have demonstrated a four-log reduction however completely the drug worked, and 240 of 310 could not have demonstrated five</w:t>
+      </w:r>
+      <w:r>
+        <w:t xml:space="preserve"> (Table S3). One of the five could not have shown four logs in a single one of its 123 series. None of these deposits carries the analysis above; they are what the same screen found in the same organism, and they say the reachability problem is not a property of one clinical panel.</w:t>
       </w:r>
     </w:p>
     <w:p>
@@ -1864,134 +1712,45 @@
           <w:b/>
           <w:sz w:val="22"/>
         </w:rPr>
-        <w:t>5. One written protocol does not give every laboratory the same depth to look down</w:t>
+        <w:t>5. The label tracks how fast an isolate grows, and its link to resistance cannot be separated from the inoculum</w:t>
       </w:r>
     </w:p>
     <w:p>
       <w:r>
-        <w:t>If the effect is a property of assay geometry rather than of clinical sampling, it should appear where one protocol, one strain and one stock are handed out deliberately. Van Wijk and colleagues (2023) ran exactly that exercise, sending a single stock of H37Rv to six blinded laboratories under one written protocol (4, 5). It does.</w:t>
+        <w:t>We asked what the deposited tolerance label goes with. There are two candidate predictors, and each is tested at two culture ages and at two endpoint depths, which is eight tests in all. Eight tests on one question will throw up a false positive on their own, so we correct them together as one family. Two survive (Table S4).</w:t>
       </w:r>
     </w:p>
     <w:p>
       <w:r>
-        <w:t>At ten times the minimum inhibitory concentration of moxifloxacin all six laboratories return a positive kill rate, and the rates span 5.2-fold, from 0.090 to 0.464 log10 CFU/mL per day. Across all 30 laboratory-by-arm cells the Tobit estimate — a fit that treats a below-floor reading as below the floor rather than as a number — and the imputation estimate never differ by more than 0.006 log10 per day (Fig. 2A, Table S6). That agreement says the fit is not an artefact of the arithmetic used to reach it. It does not say the sub-floor assumption is safe: both estimators assume the same normal distribution below the floor, and nothing in this deposit can check that assumption from the inside.</w:t>
+        <w:t xml:space="preserve">The label tracks the </w:t>
+      </w:r>
+      <w:r>
+        <w:rPr>
+          <w:b/>
+        </w:rPr>
+        <w:t>growth rate</w:t>
+      </w:r>
+      <w:r>
+        <w:t xml:space="preserve"> of the isolate. Slower growth goes with a higher tolerance class, and it survives adjustment for starting density (OR 1.096 per day of time to OD 0.4, 95 per cent CI 1.032 to 1.164, p = 0.0030, n = 202; unadjusted OR 1.126, 1.062 to 1.193). The label also tracks </w:t>
+      </w:r>
+      <w:r>
+        <w:rPr>
+          <w:b/>
+        </w:rPr>
+        <w:t>isoniazid resistance</w:t>
+      </w:r>
+      <w:r>
+        <w:t xml:space="preserve"> — until the starting density enters the model. On its own, a resistant isolate has 2.32 times the odds of a higher tolerance class (95 per cent CI 1.30 to 4.12, p = 0.0042). Adjusted for starting density the odds ratio falls to 1.31 (0.67 to 2.57, p = 0.42), and the interval no longer excludes one. We call that attenuation, not elimination. Starting density is the strongest term in the file: every ten-fold rise in the starting most probable number halves the odds of a higher tolerance class (OR 0.480, 0.340 to 0.677, p = 2.9 × 10⁻⁵).</w:t>
       </w:r>
     </w:p>
     <w:p>
       <w:r>
-        <w:t>The two orderings do not correspond. Rank the laboratories by starting density and the three lowest are exactly the three that recorded crossings, the three highest exactly the three that did not, without exception. Rank them by kill rate and there is no such correspondence (Fig. 2B). Institute F has the highest starting density at 6.53 log10 among the treated flasks of this arm, kills faster than four of the other five at 0.223 log10 per day, and records no crossing. Institute E returns the slowest rate of all at 0.090 and also records none.</w:t>
+        <w:t>Why the adjustment does that is measurable. Isoniazid-resistant isolates go into this assay at 5.36 log10 against 6.36 for susceptible isolates, ten-fold thinner (Mann–Whitney p = 9.1 × 10⁻¹⁴) (7), and 26.2 per cent of them lack the headroom for the deepest endpoint against 7.6 per cent of susceptible isolates (Section 2). They are one log short of observable killing before the experiment begins.</w:t>
       </w:r>
     </w:p>
     <w:p>
       <w:r>
-        <w:t>What the adjustment establishes is descriptive and is worth stating as such: a continuous measure of where the cultures began accounts for the laboratory term at least as well as the laboratory label does, and one institute resists even that. What can be tested, because flasks are exchangeable across laboratories under the null, is how much of each quantity the laboratory owns. It owns 87.0 per cent of the variance in starting density (permutation p &lt; 0.0002) and 36.8 per cent of the within-arm kill rate (p = 0.0018). It owns the duration endpoint outright, since three laboratories produce none at all. &lt;!--supp--&gt;### 6. The turbidity standard fixes what goes into the flask, not what the plate can see</w:t>
-      </w:r>
-    </w:p>
-    <w:p>
-      <w:r>
-        <w:t>The inoculum for a time-kill experiment is not a free choice. You match a suspension to 0.5 McFarland and dilute it, and NCCLS M26-A (approved guideline, 1999; the body is now CLSI, which has archived the document) puts the target near 5 × 10⁵ CFU/mL (18). If the protocol fixes the starting density, then the variable the preceding sections rest on does not vary.</w:t>
-      </w:r>
-    </w:p>
-    <w:p>
-      <w:r>
-        <w:t xml:space="preserve">Two things about the standard let counts settle this. First, a McFarland reading is a turbidity — how cloudy the tube looks, matched optically (19) — and cloudiness counts live cells, dead cells, debris and a clump of cells all as one particle (19). Converting it to CFU/mL assumes a cell size, a shape and a dispersal that </w:t>
-      </w:r>
-      <w:r>
-        <w:rPr>
-          <w:i/>
-        </w:rPr>
-        <w:t>M. tuberculosis</w:t>
-      </w:r>
-      <w:r>
-        <w:t xml:space="preserve"> does not oblige, and tuberculosis protocols work from a range of dilutions and target inocula (20). Second, the standard fixes what goes into the flask. What matters here is what the plate counts, and between the two sit a dilution, a transfer, and whatever clumping happens on the way.</w:t>
-      </w:r>
-    </w:p>
-    <w:p>
-      <w:r>
-        <w:t>In the six-laboratory exercise, the untreated flasks at day zero on the 100 µL plating actually started at 3.67, 4.61, 4.65 and 6.00 log10 CFU/mL, for institutes B, C, D and F. Institute E deposits no untreated day-zero reading at any volume; its series begins at day one. Institute A's three readings at that plating are flagged above the quantification limit rather than counted. Three of the four sit below the M26-A target, by 11-, 12- and 107-fold; the fourth sits two-fold above it. Every figure in this section is on that one basis — untreated, day zero, 100 µL. That is not the basis of Table S6, and the two are not expected to match.</w:t>
-      </w:r>
-    </w:p>
-    <w:p>
-      <w:r>
-        <w:t>Read as headroom at a fixed plating volume, the spread is Δ</w:t>
-      </w:r>
-      <w:r>
-        <w:rPr>
-          <w:i/>
-        </w:rPr>
-        <w:t>h</w:t>
-      </w:r>
-      <w:r>
-        <w:t xml:space="preserve"> = 2.33 log10 — a 216-fold difference in how far down the assay can look, under one written protocol (Table S7). That figure is small, so its roster has to be stated. It is the largest value minus the smallest over those same four laboratories: B at </w:t>
-      </w:r>
-      <w:r>
-        <w:rPr>
-          <w:i/>
-        </w:rPr>
-        <w:t>h</w:t>
-      </w:r>
-      <w:r>
-        <w:t xml:space="preserve"> = 2.67, C at 3.61, D at 3.65 and F at 5.00. Each sits exactly one log10 below the density above it, because </w:t>
-      </w:r>
-      <w:r>
-        <w:rPr>
-          <w:i/>
-        </w:rPr>
-        <w:t>L</w:t>
-      </w:r>
-      <w:r>
-        <w:t xml:space="preserve"> = 10 CFU/mL at this plating. Institute A's other platings put it near </w:t>
-      </w:r>
-      <w:r>
-        <w:rPr>
-          <w:i/>
-        </w:rPr>
-        <w:t>h</w:t>
-      </w:r>
-      <w:r>
-        <w:t xml:space="preserve"> = 2.4, so including it would widen the spread rather than narrow it. A range over four draws is a fragile statistic: its cluster-bootstrap 95 per cent interval runs from 0.05 to 2.33 log10, and the upper limit is the observed range by construction.</w:t>
-      </w:r>
-    </w:p>
-    <w:p>
-      <w:r>
-        <w:t>The stronger version of the argument does not depend on that roster at all. Let the plated volume vary too and the spread widens to Δ</w:t>
-      </w:r>
-      <w:r>
-        <w:rPr>
-          <w:i/>
-        </w:rPr>
-        <w:t>h</w:t>
-      </w:r>
-      <w:r>
-        <w:t xml:space="preserve"> = 4.40 log10. Of that, 1.60 log10 is exact arithmetic on </w:t>
-      </w:r>
-      <w:r>
-        <w:rPr>
-          <w:i/>
-        </w:rPr>
-        <w:t>L</w:t>
-      </w:r>
-      <w:r>
-        <w:t xml:space="preserve"> = 1000/</w:t>
-      </w:r>
-      <w:r>
-        <w:rPr>
-          <w:i/>
-        </w:rPr>
-        <w:t>V</w:t>
-      </w:r>
-      <w:r>
-        <w:t>; it carries no sampling uncertainty whatever. The pipette moves the measurable depth further than the laboratories differ.</w:t>
-      </w:r>
-    </w:p>
-    <w:p>
-      <w:r>
-        <w:t>The obvious counter-explanation is early killing. If the drug had already acted by the day-zero reading, a spread in those readings would be kill and not inoculum. Only institutes C and D deposit a day-zero reading in both arms, and there the treated and untreated flasks agree to 0.06 and 0.13 log10, so for those two the spread is the inoculum and not early kill. The other four cannot be checked this way. Institute F shows why the check matters and why it is not decisive: its treated day-one readings average 6.62 log10, above its untreated day-zero reading of 6.00 — but the untreated culture itself grows to 6.72 over the same twenty-four hours. A day-one reading is not a day-zero reading, in either direction. A second deposit (9, 10) gives the same result against its own stated figure rather than against a standard: its Methods specify 10⁵ CFU/mL and its file measures 7 × 10⁵ to 2.8 × 10⁶, a median of 1.215 × 10⁶ and so 12.15-fold above nominal — computed from the unrounded median, which Table S7 displays rounded to 6.08 log10.</w:t>
-      </w:r>
-    </w:p>
-    <w:p>
-      <w:r>
-        <w:t>Distance from the McFarland reference is descriptive and is reported as such (Table S8). Sitting far below it is the intended state, since the inoculum is prepared by diluting from it, and the figure is not a measure of protocol compliance. What sets the deepest log-kill an experiment can show is the measured starting density and the real assay floor — not the turbidity the preparation began from.</w:t>
+        <w:t>In that stratum the two surviving associations part company. Growth holds and still survives correction (OR 1.116, 1.040 to 1.198, p = 0.0024). Resistance does not: OR 2.11 (1.07 to 4.16, p = 0.031). It ranks second in the family of eight, so under Benjamini–Hochberg it must beat a critical value of 0.0125, and it does not. The resistance association therefore leans on isolates that are not independent of one another, and it is already the association that starting density explains away. We report it as the weaker of the two on both counts.</w:t>
       </w:r>
     </w:p>
     <w:p>
@@ -2003,68 +1762,22 @@
           <w:b/>
           <w:sz w:val="22"/>
         </w:rPr>
-        <w:t>6. The same boundaries hold in an experiment the framework never saw</w:t>
+        <w:t>6. One written protocol does not give every laboratory the same depth to look down</w:t>
       </w:r>
     </w:p>
     <w:p>
       <w:r>
-        <w:t xml:space="preserve">Every section so far tests the framework on the deposits it was built from, and all of them are </w:t>
-      </w:r>
-      <w:r>
-        <w:rPr>
-          <w:i/>
-        </w:rPr>
-        <w:t>Mycobacterium tuberculosis</w:t>
-      </w:r>
-      <w:r>
-        <w:t>. A search of five general repositories, the tuberculosis consortia, the persistence literature, food microbiology and the hollow-fibre field returned one deposit that carried all three fields the boundaries require and could be analysed cold.</w:t>
+        <w:t>If the effect is a property of assay geometry rather than of clinical sampling, it should appear where one protocol, one strain and one stock are handed out deliberately. Van Wijk and colleagues (2023) ran exactly that exercise, sending a single stock of H37Rv to six blinded laboratories under one written protocol (8, 9). It does.</w:t>
       </w:r>
     </w:p>
     <w:p>
       <w:r>
-        <w:t>The point of this section is a deposit opened after every boundary and threshold was fixed, and only one deposit qualifies on that ground.</w:t>
+        <w:t>At ten times the minimum inhibitory concentration of moxifloxacin all six laboratories return a positive kill rate, and the rates span 5.2-fold, from 0.090 to 0.464 log10 CFU/mL per day. Across all 30 laboratory-by-arm cells the Tobit estimate — a fit that treats a below-floor reading as below the floor rather than as a number — and the imputation estimate never differ by more than 0.006 log10 per day (Fig. 2A, Table S5). That agreement says the fit is not an artefact of the arithmetic used to reach it. It does not say the sub-floor assumption is safe: both estimators assume the same normal distribution below the floor, and nothing in this deposit can check that assumption from the inside.</w:t>
       </w:r>
     </w:p>
     <w:p>
       <w:r>
-        <w:t xml:space="preserve">Dubey and colleagues (2026) report amoxicillin-clavulanate against </w:t>
-      </w:r>
-      <w:r>
-        <w:rPr>
-          <w:i/>
-        </w:rPr>
-        <w:t>Escherichia coli</w:t>
-      </w:r>
-      <w:r>
-        <w:t xml:space="preserve"> in a hollow-fibre system (9, 10). Their Methods state 100 µL plated with counts per mL, so </w:t>
-      </w:r>
-      <w:r>
-        <w:rPr>
-          <w:i/>
-        </w:rPr>
-        <w:t>L</w:t>
-      </w:r>
-      <w:r>
-        <w:t xml:space="preserve"> = 10 CFU/mL is derived rather than inferred, and the file corroborates the derivation: a 100 µL plate reporting per mL can return only multiples of ten, and all 229 genuine counts in the deposit are multiples of ten, the smallest exactly ten. Sixty-nine further entries read as one, which no 100 µL plate can produce; they are the deposit's placeholder for below the floor.</w:t>
-      </w:r>
-    </w:p>
-    <w:p>
-      <w:r>
-        <w:t>Across the 20 cultures with a measured day-zero density, headroom runs from 4.85 to 5.45 log10. Endpoints at 1, 2, 3 and 4 logs are reachable for every culture. A 5-log endpoint is unreachable for 5 of 20. A 6-log endpoint is unreachable for all 20 (Table S9). On data it was not built from, the framework therefore locates the depth at which a sterilisation claim in this experiment stops being demonstrable.</w:t>
-      </w:r>
-    </w:p>
-    <w:p>
-      <w:r>
-        <w:t xml:space="preserve">Two features of that deposit are worth recording because they are the failure modes this framework is meant to catch. Its Methods give a nominal inoculum of 10⁵ CFU/mL while the file measures a median of 1.215 × 10⁶, so taking </w:t>
-      </w:r>
-      <w:r>
-        <w:rPr>
-          <w:i/>
-        </w:rPr>
-        <w:t>N₀</w:t>
-      </w:r>
-      <w:r>
-        <w:t xml:space="preserve"> from the Methods rather than from the data would have placed a full order of magnitude into every boundary. And its treated arm reads at or below the floor already at day zero while the paired control reads about 10⁶, so that sample was drawn after exposure rather than before it.</w:t>
+        <w:t>The two orderings do not correspond. Rank the laboratories by starting density and the three lowest are exactly the three that recorded crossings, the three highest exactly the three that did not, without exception. Rank them by kill rate and there is no such correspondence (Fig. 2B). Institute F has the highest starting density at 6.53 log10 among the treated flasks of this arm, kills faster than four of the other five at 0.223 log10 per day, and records no crossing. Institute E returns the slowest rate of all at 0.090 and also records none.</w:t>
       </w:r>
     </w:p>
     <w:p>
@@ -2076,17 +1789,91 @@
           <w:b/>
           <w:sz w:val="22"/>
         </w:rPr>
-        <w:t>7. Read the plate late enough and the concentration response reverses</w:t>
+        <w:t>7. The same boundaries hold in an experiment the framework never saw</w:t>
       </w:r>
     </w:p>
     <w:p>
       <w:r>
-        <w:t>The deposit tests apramycin at 1, 4, 8, 32 and 128 µg/mL (6, 7). The 1 µg/mL flasks grow rather than die, so that arm is left out of the dose comparison. What remains is 4 to 128 µg/mL: 32-fold, five doublings. Across that range the survivor counts spread out 6.9-fold at day 3, 48.2-fold at day 7 and 5.2-fold at day 14 (Fig. 3, Table S10). The spread opens, then closes again. An experiment read at 14 days would report this drug as insensitive to a 32-fold change in dose. Each interval is fitted on its own, resampling all three replicate counts with replacement at both ends of every interval, 20 000 draws. Over days 0 to 3, each doubling of the dose adds +0.059 log10 per day to the kill rate (95 per cent percentile interval +0.033 to +0.083). Over days 3 to 7 it adds +0.033 (+0.008 to +0.059). Over days 7 to 14 it adds −0.025 (−0.035 to −0.015). Early against late is a firm difference (+0.084, +0.055 to +0.111). Early against middle is not (+0.026, −0.011 to +0.062). So concentration dependence is positive early, still positive but smaller in the middle, and reversed late — and the reversal, not just the shrinkage, is what a 14-day readout would be measuring.</w:t>
+        <w:t xml:space="preserve">Every section so far tests the framework on the deposits it was built from, and all of them are </w:t>
+      </w:r>
+      <w:r>
+        <w:rPr>
+          <w:i/>
+        </w:rPr>
+        <w:t>Mycobacterium tuberculosis</w:t>
+      </w:r>
+      <w:r>
+        <w:t>. A search of five general repositories, the tuberculosis consortia, the persistence literature, food microbiology and the hollow-fibre field returned one deposit that carried all three fields the boundaries require and could be analysed cold.</w:t>
       </w:r>
     </w:p>
     <w:p>
       <w:r>
-        <w:t>We do not claim the late slope is truly negative. By day 14 the highest arm is down to 65 CFU/mL, and the deposit states no limit of quantification and no plated volume, so its floor cannot be worked out. Put the floor at 100 CFU/mL or above — the value 10 µL plating would give, an assumption and not a derivation — and that arm has already dropped below what its plate can count. Its readings are then censored: recorded only as "below the floor", true value unknown. The rate read off them is a lower bound. What holds whatever the floor turns out to be is that the separation collapses.</w:t>
+        <w:t>The point of this section is a deposit opened after every boundary and threshold was fixed, and only one deposit qualifies on that ground.</w:t>
+      </w:r>
+    </w:p>
+    <w:p>
+      <w:r>
+        <w:t xml:space="preserve">That it is </w:t>
+      </w:r>
+      <w:r>
+        <w:rPr>
+          <w:i/>
+        </w:rPr>
+        <w:t>E. coli</w:t>
+      </w:r>
+      <w:r>
+        <w:t xml:space="preserve"> in a hollow-fibre system rather than </w:t>
+      </w:r>
+      <w:r>
+        <w:rPr>
+          <w:i/>
+        </w:rPr>
+        <w:t>M. tuberculosis</w:t>
+      </w:r>
+      <w:r>
+        <w:t xml:space="preserve"> in a flask makes it a harder test and not a softer one. A rule fitted to tuberculosis time-kill data could be expected to fit more tuberculosis time-kill data; what it has no right to survive is a different organism, a different drug class and a different apparatus. The boundaries are derived from definitions, so they predict they will survive exactly that, and this is where that prediction was put at risk.</w:t>
+      </w:r>
+    </w:p>
+    <w:p>
+      <w:r>
+        <w:t xml:space="preserve">Dubey and colleagues (2026) report amoxicillin-clavulanate against </w:t>
+      </w:r>
+      <w:r>
+        <w:rPr>
+          <w:i/>
+        </w:rPr>
+        <w:t>Escherichia coli</w:t>
+      </w:r>
+      <w:r>
+        <w:t xml:space="preserve"> in a hollow-fibre system (10, 11). Their Methods state 100 µL plated with counts per mL, so </w:t>
+      </w:r>
+      <w:r>
+        <w:rPr>
+          <w:i/>
+        </w:rPr>
+        <w:t>L</w:t>
+      </w:r>
+      <w:r>
+        <w:t xml:space="preserve"> = 10 CFU/mL is derived rather than inferred, and the file corroborates the derivation: a 100 µL plate reporting per mL can return only multiples of ten, and all 229 genuine counts in the deposit are multiples of ten, the smallest exactly ten. Sixty-nine further entries read as one, which no 100 µL plate can produce; they are the deposit's placeholder for below the floor.</w:t>
+      </w:r>
+    </w:p>
+    <w:p>
+      <w:r>
+        <w:t>Across the 20 cultures with a measured day-zero density, headroom runs from 4.85 to 5.45 log10. Endpoints at 1, 2, 3 and 4 logs are reachable for every culture. A 5-log endpoint is unreachable for 5 of 20. A 6-log endpoint is unreachable for all 20 (Table S6). On data it was not built from, the framework therefore locates the depth at which a sterilisation claim in this experiment stops being demonstrable.</w:t>
+      </w:r>
+    </w:p>
+    <w:p>
+      <w:r>
+        <w:t xml:space="preserve">Two features of that deposit are worth recording because they are the failure modes this framework is meant to catch. Its Methods give a nominal inoculum of 10⁵ CFU/mL while the file measures a median of 1.215 × 10⁶, so taking </w:t>
+      </w:r>
+      <w:r>
+        <w:rPr>
+          <w:i/>
+        </w:rPr>
+        <w:t>N₀</w:t>
+      </w:r>
+      <w:r>
+        <w:t xml:space="preserve"> from the Methods rather than from the data would have placed a full order of magnitude into every boundary. And its treated arm reads at or below the floor already at day zero while the paired control reads about 10⁶, so that sample was drawn after exposure rather than before it.</w:t>
       </w:r>
     </w:p>
     <w:p>
@@ -2135,6 +1922,47 @@
     </w:p>
     <w:p>
       <w:r>
+        <w:t xml:space="preserve">It is </w:t>
+      </w:r>
+      <w:r>
+        <w:rPr>
+          <w:i/>
+        </w:rPr>
+        <w:t>Escherichia coli</w:t>
+      </w:r>
+      <w:r>
+        <w:t xml:space="preserve"> and not </w:t>
+      </w:r>
+      <w:r>
+        <w:rPr>
+          <w:i/>
+        </w:rPr>
+        <w:t>M. tuberculosis</w:t>
+      </w:r>
+      <w:r>
+        <w:t xml:space="preserve">, and that is a design choice rather than a convenience. Reachability and identifiability are arithmetic on a plated volume, so they do not know what organism is on the plate; what an organism decides is whether the experiment can be run at all. Three seeding densities crossed with two plated volumes and six sampling times is 216 plates that must be counted from one exposure, and in </w:t>
+      </w:r>
+      <w:r>
+        <w:rPr>
+          <w:i/>
+        </w:rPr>
+        <w:t>M. tuberculosis</w:t>
+      </w:r>
+      <w:r>
+        <w:t xml:space="preserve"> that means three to six weeks to colonies, inside containment, per replicate. Ciprofloxacin drives </w:t>
+      </w:r>
+      <w:r>
+        <w:rPr>
+          <w:i/>
+        </w:rPr>
+        <w:t>E. coli</w:t>
+      </w:r>
+      <w:r>
+        <w:t xml:space="preserve"> to the floor within a working day, which is what makes the floor reachable in every arm and the prediction falsifiable in a week rather than a year. ATCC 25922 is not a substitute chosen for ease either: it is the quality-control reference strain the standard itself names, so the demonstration runs in the one organism whose assay geometry the standard defines.</w:t>
+      </w:r>
+    </w:p>
+    <w:p>
+      <w:r>
         <w:t xml:space="preserve">The middle arm was seeded on purpose at the 5 × 10⁵ per mL the standard specifies. The densities actually reached were 6.4 × 10⁴, 4.4 × 10⁵ and 3.8 × 10⁶ per mL, quoted as arm means. Those three figures are means and every figure after them is per flask, which is a distinction this experiment cannot leave implicit, because it decides a verdict. Taking the low arm as a single number gives it 3.81 logs of headroom at the 100 µL plating and rules the four-log endpoint out; taking its three flasks one at a time gives 4.19, 4.11 and 4.00, and rules it in for all three. The arithmetic is the same and the answer is opposite, because </w:t>
       </w:r>
       <w:r>
@@ -2153,12 +1981,21 @@
         <w:t>At the standard inoculum plated at 10 µL, the deepest reduction the three flasks could report ran from 3.71 to 3.93 logs — each flask's own ceiling, not the drug's</w:t>
       </w:r>
       <w:r>
-        <w:t xml:space="preserve"> — while those same three cultures plated at 100 µL ran from 4.88 to 5.05 (Table S11). Every flask is paired with itself across the two platings, so the comparison is within a culture rather than between cultures.</w:t>
+        <w:t xml:space="preserve"> — while those same three cultures plated at 100 µL ran from 4.88 to 5.05 (Table S7). Every flask is paired with itself across the two platings, so the comparison is within a culture rather than between cultures.</w:t>
       </w:r>
     </w:p>
     <w:p>
       <w:r>
-        <w:t xml:space="preserve">The gain the pipette buys is exactly one log, because the floor at the pooled 100 µL plating is one tenth of the floor at the pooled 10 µL plating. The nine paired gains are not exactly one log: they run 0.87 to 1.19 (Table S11). The difference is not the drug and not the flask. It is that each plating measures its own starting density from the same culture, and the two measurements disagree — 425,000 against 565,000 per mL in one flask, 255,000 against 375,000 in another. That disagreement is this paper's own argument turned on its own experiment: </w:t>
+        <w:t xml:space="preserve">That much is arithmetic, as Box 1 says. So is the next step. When both platings of one sample rest on their own floors, the two fractions written down are </w:t>
+      </w:r>
+      <w:r>
+        <w:rPr>
+          <w:i/>
+        </w:rPr>
+        <w:t>L</w:t>
+      </w:r>
+      <w:r>
+        <w:t>₁/</w:t>
       </w:r>
       <w:r>
         <w:rPr>
@@ -2167,12 +2004,7 @@
         <w:t>N</w:t>
       </w:r>
       <w:r>
-        <w:t>₀ is not a constant a protocol supplies, it is a measurement with error, and the headroom computed from it inherits that error. Reported per flask, the gain never falls below 0.87 log10, so the four-log endpoint moves from unreportable to reportable in every one of the three cultures at the standard inoculum.</w:t>
-      </w:r>
-    </w:p>
-    <w:p>
-      <w:r>
-        <w:t xml:space="preserve">That much is arithmetic, as Box 1 says. So is the next step. When both platings of one sample rest on their own floors, the two fractions written down are </w:t>
+        <w:t xml:space="preserve">₀ and </w:t>
       </w:r>
       <w:r>
         <w:rPr>
@@ -2181,7 +2013,7 @@
         <w:t>L</w:t>
       </w:r>
       <w:r>
-        <w:t>₁/</w:t>
+        <w:t>₂/</w:t>
       </w:r>
       <w:r>
         <w:rPr>
@@ -2190,24 +2022,6 @@
         <w:t>N</w:t>
       </w:r>
       <w:r>
-        <w:t xml:space="preserve">₀ and </w:t>
-      </w:r>
-      <w:r>
-        <w:rPr>
-          <w:i/>
-        </w:rPr>
-        <w:t>L</w:t>
-      </w:r>
-      <w:r>
-        <w:t>₂/</w:t>
-      </w:r>
-      <w:r>
-        <w:rPr>
-          <w:i/>
-        </w:rPr>
-        <w:t>N</w:t>
-      </w:r>
-      <w:r>
         <w:t xml:space="preserve">₀ — two different floors over one starting density — so they can fall either side of a class threshold and give one culture two labels. </w:t>
       </w:r>
       <w:r>
@@ -2217,48 +2031,7 @@
         <w:t>The quantity that could have come out zero is how often a real experiment lands in the window where those two fractions straddle the cut</w:t>
       </w:r>
       <w:r>
-        <w:t>, and it depends on where the cut is (Table S12). Put the cut at one per cent and the window is nearly shut. Put it at one in a thousand, which is where the clinical classification analysed above cuts its lowest class, and six of 54 sample-times receive two different labels from one culture — one in nine.</w:t>
-      </w:r>
-    </w:p>
-    <w:p>
-      <w:r>
-        <w:t xml:space="preserve">That figure is computed with a single starting density per flask, and it has to be, because the sentence above says </w:t>
-      </w:r>
-      <w:r>
-        <w:rPr>
-          <w:i/>
-        </w:rPr>
-        <w:t>L</w:t>
-      </w:r>
-      <w:r>
-        <w:t>₁/</w:t>
-      </w:r>
-      <w:r>
-        <w:rPr>
-          <w:i/>
-        </w:rPr>
-        <w:t>N</w:t>
-      </w:r>
-      <w:r>
-        <w:t xml:space="preserve">₀ and </w:t>
-      </w:r>
-      <w:r>
-        <w:rPr>
-          <w:i/>
-        </w:rPr>
-        <w:t>L</w:t>
-      </w:r>
-      <w:r>
-        <w:t>₂/</w:t>
-      </w:r>
-      <w:r>
-        <w:rPr>
-          <w:i/>
-        </w:rPr>
-        <w:t>N</w:t>
-      </w:r>
-      <w:r>
-        <w:t>₀ — one denominator. The experiment can also be read the way a laboratory would actually run it, with each plating series carrying the starting density it measured for itself, and then the count is nine of 54 rather than six. The three extra are not the pipette. They are the two platings disagreeing about how much culture went in: across the nine flasks those two estimates differ by 0.74- to 1.53-fold, median 1.12. Both numbers belong in the record. Six is what the plated volume does on its own, and it is the claim this section makes; nine is what a laboratory would see, because in a real experiment the starting density is measured too, and it is measured with error.</w:t>
+        <w:t>, and it depends on where the cut is (Table S8). Put the cut at one per cent and the window is nearly shut. Put it at one in a thousand, which is where the clinical classification analysed above cuts its lowest class, and six of 54 sample-times receive two different labels from one culture — one in nine.</w:t>
       </w:r>
     </w:p>
     <w:p>
@@ -2280,7 +2053,77 @@
     </w:p>
     <w:p>
       <w:r>
-        <w:t xml:space="preserve">The minimum duration for killing was built to divide the starting density out, and in the definition it does. It stops the moment killing reaches the plate's floor, for a reason that is arithmetic rather than statistical: from there the fraction written down is </w:t>
+        <w:t>Fifteen per cent of the clinical isolates examined here could not have shown the deepest endpoint whatever the drug did to them, and every one of them is recorded as having failed to show it. Eighteen more ended on the floor, and one threshold on their starting density reproduces every label they were given. Whether those cultures reached the floor is a question about rifampicin. Which label they received once they were there is a question about arithmetic, and the starting density settles it.</w:t>
+      </w:r>
+    </w:p>
+    <w:p>
+      <w:r>
+        <w:t xml:space="preserve">The standard is not silent on that choice, and this is the paper's sharpest finding rather than an awkwardness for it. M26-A's own section 1.3.2.5 is headed </w:t>
+      </w:r>
+      <w:r>
+        <w:rPr>
+          <w:i/>
+        </w:rPr>
+        <w:t>Volume Transferred</w:t>
+      </w:r>
+      <w:r>
+        <w:t>, and it ties the volume to the endpoint with a counting rule: plate a volume such that, after the defined 99.9 per cent killing, at least ten colonies remain to be counted (12). It permits 10 to 100 µL, and gives a reason at each end — carryover above, Poisson sampling error below. Section 3.1 goes further and requires that the smallest accurately detectable count be established by serial dilution of a known inoculum. A guideline written in 1999 therefore already required both of the numbers this paper asks for: a floor established by measurement, and a plated volume chosen against the endpoint.</w:t>
+      </w:r>
+    </w:p>
+    <w:p>
+      <w:r>
+        <w:t>Applied to its own endpoint the rule bites. Ten colonies after a 99.9 per cent kill of 5 × 10⁵ per mL needs at least 20 µL streaked; a 10 µL streak yields five and fails the rule. The requirement was there, it was quantitative, and the deposits reanalysed here do not meet it — not because their authors disregarded a standard, but because the endpoint moved out from under it. M26-A sets 99.9 per cent throughout and nowhere contemplates a four-log call; the deeper endpoints came later, and the volume rule did not travel with them.</w:t>
+      </w:r>
+    </w:p>
+    <w:p>
+      <w:r>
+        <w:t>Take the assay's contribution out and something is left, not nothing, and what is left makes biological sense. Growth state predicts the tolerance class, and it still predicts it after adjustment for starting density, which is the expected direction: isoniazid needs KatG to activate it and needs active cell-wall synthesis (13), rifampicin needs transcription (14), and a population that is not dividing offers less of what these drugs act on. The axis the classification is reading is physiological state, not drug susceptibility.</w:t>
+      </w:r>
+    </w:p>
+    <w:p>
+      <w:r>
+        <w:t>Several things about these deposits bound what the analysis can establish, and each points at the experiment that would settle the question. Those bearing on the claims made here are these; the rest are set out in the supplement.</w:t>
+      </w:r>
+    </w:p>
+    <w:p>
+      <w:r>
+        <w:t xml:space="preserve">The first limitation is one this paper has already acted on rather than merely declared. Flasks from one laboratory share a starting culture; repeat isolates come from a patient already counted. Every conclusion drawn from the two primary deposits was recomputed at the level where the observations really are independent, and the outcome is listed one line at a time rather than summarised (Table S9): twenty survive unchanged, six survive with much wider uncertainty, five do not survive and </w:t>
+      </w:r>
+      <w:r>
+        <w:rPr>
+          <w:b/>
+        </w:rPr>
+        <w:t>have already been removed from the text above</w:t>
+      </w:r>
+      <w:r>
+        <w:t>, and one is withdrawn because the "no difference" it was tested against was already false before any data were seen. The five and the one are not claims this paper makes; they are claims it tested and dropped, and the ledger is printed so a reader can check that the dropping was done rather than promised.</w:t>
+      </w:r>
+    </w:p>
+    <w:p>
+      <w:r>
+        <w:t>The 15-day and 60-day panels of the clinical deposit contain the same isolates. The comparison between panels is therefore not independent, and it bounds the evidence for a difference rather than establishing it.</w:t>
+      </w:r>
+    </w:p>
+    <w:p>
+      <w:r>
+        <w:rPr>
+          <w:b/>
+        </w:rPr>
+        <w:t>Report the starting density and the assay floor with every tolerance measurement.</w:t>
+      </w:r>
+      <w:r>
+        <w:t xml:space="preserve"> The two together say how far down the experiment could look, and without that a log-reduction endpoint cannot be interpreted. Neither costs anything to record: one is the count that went into the flask, the other is what a single colony on the plate is worth. Thirty-six of the 45 deposits inspected in full in the course of this project state no limit anywhere — four in five of the datasets an investigator would actually reach for.</w:t>
+      </w:r>
+    </w:p>
+    <w:p>
+      <w:r>
+        <w:rPr>
+          <w:b/>
+        </w:rPr>
+        <w:t>Choose the depth of the endpoint to fit the headroom actually available, and do not densify the inoculum merely to buy more.</w:t>
+      </w:r>
+      <w:r>
+        <w:t xml:space="preserve"> The inoculum this needs can be worked out before the experiment rather than diagnosed after it: seeding above </w:t>
       </w:r>
       <w:r>
         <w:rPr>
@@ -2289,6 +2132,44 @@
         <w:t>L</w:t>
       </w:r>
       <w:r>
+        <w:t xml:space="preserve"> · max(10^</w:t>
+      </w:r>
+      <w:r>
+        <w:rPr>
+          <w:i/>
+        </w:rPr>
+        <w:t>q</w:t>
+      </w:r>
+      <w:r>
+        <w:t>, 1/</w:t>
+      </w:r>
+      <w:r>
+        <w:rPr>
+          <w:i/>
+        </w:rPr>
+        <w:t>c</w:t>
+      </w:r>
+      <w:r>
+        <w:t>₁) makes both failure modes impossible — the endpoint that was never reachable, and the last count that lands on the floor. For this assay that is 230 000 per mL. But seeding higher also changes the experiment, because a denser culture is a different physiological state, and this paper's own finding is that physiological state is what the tolerance label tracks. Where the deep endpoint is wanted, lower the assay floor; where the headroom will not carry it either way, the shallower endpoint is the honest one, and the growth state belongs on the report whichever is chosen. This is a design decision that is currently not being made.</w:t>
+      </w:r>
+    </w:p>
+    <w:p>
+      <w:r>
+        <w:rPr>
+          <w:b/>
+        </w:rPr>
+        <w:t>Treat an endpoint at the floor as a bound, not a value.</w:t>
+      </w:r>
+      <w:r>
+        <w:t xml:space="preserve"> A recorded fraction of </w:t>
+      </w:r>
+      <w:r>
+        <w:rPr>
+          <w:i/>
+        </w:rPr>
+        <w:t>L</w:t>
+      </w:r>
+      <w:r>
         <w:t>/</w:t>
       </w:r>
       <w:r>
@@ -2298,280 +2179,7 @@
         <w:t>N₀</w:t>
       </w:r>
       <w:r>
-        <w:t>, and the drug has dropped out of it.</w:t>
-      </w:r>
-    </w:p>
-    <w:p>
-      <w:r>
-        <w:t>Fifteen per cent of the clinical isolates examined here could not have shown the deepest endpoint whatever the drug did to them, and every one of them is recorded as having failed to show it. Eighteen more ended on the floor, and one threshold on their starting density reproduces every label they were given. Whether those cultures reached the floor is a question about rifampicin. Which label they received once they were there is a question about arithmetic, and the starting density settles it.</w:t>
-      </w:r>
-    </w:p>
-    <w:p>
-      <w:r>
-        <w:t xml:space="preserve">It is worth saying how far this reaches. The claim is scoped to the floor and no further. In the 15-day panel, 12 of 203 usable calls have a single compatible class and 6 have more than one; the other 185 rest on a fraction that was actually measured. The kill rate still carries more of the variance in crossing time than the distance does, in every multi-laboratory arm. So what fails everywhere is not every tolerance call. It is the </w:t>
-      </w:r>
-      <w:r>
-        <w:rPr>
-          <w:i/>
-        </w:rPr>
-        <w:t>interpretability</w:t>
-      </w:r>
-      <w:r>
-        <w:t xml:space="preserve"> of a deep log-reduction call reported without </w:t>
-      </w:r>
-      <w:r>
-        <w:rPr>
-          <w:i/>
-        </w:rPr>
-        <w:t>N₀</w:t>
-      </w:r>
-      <w:r>
-        <w:t xml:space="preserve"> and </w:t>
-      </w:r>
-      <w:r>
-        <w:rPr>
-          <w:i/>
-        </w:rPr>
-        <w:t>L</w:t>
-      </w:r>
-      <w:r>
-        <w:t>. What the inoculum settles is the subset of labels for which killing had already reached the floor.</w:t>
-      </w:r>
-    </w:p>
-    <w:p>
-      <w:r>
-        <w:t>The failure is specific and it is bounded. In this deposit neither the 90 nor the 99 per cent endpoint is compromised: every isolate has the room to show both. It is the 99.99 per cent endpoint that a substantial minority cannot reach, and that is the deep endpoint the clinical classification uses. Being that specific is what makes the problem fixable rather than fatal.</w:t>
-      </w:r>
-    </w:p>
-    <w:p>
-      <w:r>
-        <w:t xml:space="preserve">This is a derivation rather than an observation, which is what lets anyone test it on their own plates. Both boundaries follow from the definitions alone and neither refers to the drug or the strain: give them a floor, a set of class thresholds and a starting density, and they name the affected isolates in advance. In the clinical deposit they name them exactly, and the part of that agreement which could have gone the other way — the six isolates sitting on </w:t>
-      </w:r>
-      <w:r>
-        <w:rPr>
-          <w:i/>
-        </w:rPr>
-        <w:t>N</w:t>
-      </w:r>
-      <w:r>
-        <w:t>_id itself, where the strict inequality leaves the class undecidable — goes the way the boundary predicts. In a deposit the framework was not built from it locates the depth at which a sterilisation claim stops being demonstrable: five of twenty cultures cannot show a five-log reduction, and none of the twenty can show six.</w:t>
-      </w:r>
-    </w:p>
-    <w:p>
-      <w:r>
-        <w:t xml:space="preserve">Everything above is read backwards, out of files made for other purposes, and a derivation that only explains the past is worth less than one that survives being aimed at the future. So </w:t>
-      </w:r>
-      <w:r>
-        <w:rPr>
-          <w:i/>
-        </w:rPr>
-        <w:t>N</w:t>
-      </w:r>
-      <w:r>
-        <w:t xml:space="preserve">_reach and </w:t>
-      </w:r>
-      <w:r>
-        <w:rPr>
-          <w:i/>
-        </w:rPr>
-        <w:t>N</w:t>
-      </w:r>
-      <w:r>
-        <w:t>_id were used to design an experiment against themselves, with the predictions written down before a plate was counted. At the inoculum the standard specifies the four-log endpoint was unreportable at the 10 µL plating and comfortable at 100 µL — same flask, same afternoon — which is arithmetic and could not have failed. What could have failed is whether a real experiment ever lands in the window where the two platings fall on opposite sides of a class threshold, and at the cut the clinical classification uses it does: one culture, two labels, and nothing between them but the pipette and the error in measuring what went in. That is reachability working as a design constraint rather than as an explanation after the fact, and it is why the calculation in Box 1 belongs before an experiment rather than after it.</w:t>
-      </w:r>
-    </w:p>
-    <w:p>
-      <w:r>
-        <w:t xml:space="preserve">The same arithmetic answers the objection that the starting density is fixed by protocol. It is fixed as a turbidity, and a turbidity is not a viable count. Under one written protocol the densities actually achieved differed enough to move the deepest demonstrable kill by 2.33 log10 between laboratories at a single plating volume, and the spread reaches 4.40 log10 once laboratories and plated volumes are taken together. Those two figures are not a partition of one quantity and are not offered as one: they are ranges over different sets of readings — twelve at the 100 µL plating against fifty-six across every laboratory and volume — and ranges do not add. What is exact is the volume term on its own. Floors of 10, 100 and 400 CFU/mL, set by plating 100, 10 and 2.5 µL, span 1.60 log10 by arithmetic on </w:t>
-      </w:r>
-      <w:r>
-        <w:rPr>
-          <w:i/>
-        </w:rPr>
-        <w:t>L</w:t>
-      </w:r>
-      <w:r>
-        <w:t xml:space="preserve"> = 1000/</w:t>
-      </w:r>
-      <w:r>
-        <w:rPr>
-          <w:i/>
-        </w:rPr>
-        <w:t>v</w:t>
-      </w:r>
-      <w:r>
-        <w:t>, with no sampling uncertainty at all. The density term carries all of the uncertainty: it is a range over the four laboratories that deposit an untreated day-zero reading at the 100 µL plating, and resampling whole laboratories runs from 0.05 to 2.33 log10 — an interval whose upper limit is the observed range itself, because a bootstrap of a range cannot exceed the range it resamples. It bounds that term from below and not from both sides, and we read it as saying the density contribution could be almost nothing. The exact part is the stronger half, and the choice of plated volume is what sets the floor.</w:t>
-      </w:r>
-    </w:p>
-    <w:p>
-      <w:r>
-        <w:t xml:space="preserve">The standard is not silent on that choice, and this is the paper's sharpest finding rather than an awkwardness for it. M26-A's own section 1.3.2.5 is headed </w:t>
-      </w:r>
-      <w:r>
-        <w:rPr>
-          <w:i/>
-        </w:rPr>
-        <w:t>Volume Transferred</w:t>
-      </w:r>
-      <w:r>
-        <w:t>, and it ties the volume to the endpoint with a counting rule: plate a volume such that, after the defined 99.9 per cent killing, at least ten colonies remain to be counted (18). It permits 10 to 100 µL, and gives a reason at each end — carryover above, Poisson sampling error below. Section 3.1 goes further and requires that the smallest accurately detectable count be established by serial dilution of a known inoculum. A guideline written in 1999 therefore already required both of the numbers this paper asks for: a floor established by measurement, and a plated volume chosen against the endpoint.</w:t>
-      </w:r>
-    </w:p>
-    <w:p>
-      <w:r>
-        <w:t>Applied to its own endpoint the rule bites. Ten colonies after a 99.9 per cent kill of 5 × 10⁵ per mL needs at least 20 µL streaked; a 10 µL streak yields five and fails the rule. The requirement was there, it was quantitative, and the deposits reanalysed here do not meet it — not because their authors disregarded a standard, but because the endpoint moved out from under it. M26-A sets 99.9 per cent throughout and nowhere contemplates a four-log call; the deeper endpoints came later, and the volume rule did not travel with them.</w:t>
-      </w:r>
-    </w:p>
-    <w:p>
-      <w:r>
-        <w:t>Take the assay's contribution out and something is left, not nothing, and what is left makes biological sense. Growth state predicts the tolerance class, and it still predicts it after adjustment for starting density, which is the expected direction: isoniazid needs KatG to activate it and needs active cell-wall synthesis (21), rifampicin needs transcription (22), and a population that is not dividing offers less of what these drugs act on. The axis the classification is reading is physiological state, not drug susceptibility.</w:t>
-      </w:r>
-    </w:p>
-    <w:p>
-      <w:r>
-        <w:t>The isoniazid-resistance association behaves differently, and instructively. It is the weaker of the two on two separate counts. Unadjusted, resistant isolates carry 2.32 times the odds of a higher tolerance class. Adjusted for starting density the odds ratio is 1.31 and the interval spans one. It also does not clear its corrected threshold once the analysis is restricted to the baseline isolates, which are one per patient by construction — the only correction for repeated isolates this deposit permits, since it carries no patient identifier. The growth association survives both.</w:t>
-      </w:r>
-    </w:p>
-    <w:p>
-      <w:r>
-        <w:t xml:space="preserve">Why the association weakens is visible in the same file: resistant isolates enter the assay ten-fold lower and 26.2 per cent of them lack the room the endpoint requires. We do not know why they seed lower. The natural explanation — that resistance carries a fitness cost — is not supported here, since these isolates do not grow measurably more slowly and most carry the near-neutral </w:t>
-      </w:r>
-      <w:r>
-        <w:rPr>
-          <w:i/>
-        </w:rPr>
-        <w:t>katG</w:t>
-      </w:r>
-      <w:r>
-        <w:t xml:space="preserve"> S315X allele (23, 24). That gap is a finding in its own right and belongs in the next study rather than in a speculative sentence in this one. Nor is it explained away by anything else the file records: of its nine pretreatment covariates only two can legitimately be adjusted for, and neither moves the association by more than five per cent (Section 4). The two larger movements in that table both come from columns that record the exposure rather than a confounder: the mutation identity, which is missing for all but one susceptible isolate, and the isoniazid MIC, which separates the two groups completely and enlarges the seeding gap by 13 per cent instead of shrinking it.</w:t>
-      </w:r>
-    </w:p>
-    <w:p>
-      <w:r>
-        <w:t>Vijay and colleagues report that tolerance goes with resistance status and with treatment history in the same isolates (25). We do not dispute a single measurement. Their deposit is unusually complete, and this analysis was only possible because they posted the classification, the readings behind it and the assay geometry together. What we add is this. Their deepest endpoint asks for the largest fall, so it is the one shortest of room to fall in, and how much room there is differs systematically between the very groups being compared. The link to resistance then survives neither putting starting density into the model nor cutting the data down to one isolate per patient. The link to growth survives both. So the finding is not that their classification is empty. It is that one of its two associations is carried by the geometry of the assay and by isolates that are not independent of each other.</w:t>
-      </w:r>
-    </w:p>
-    <w:p>
-      <w:r>
-        <w:t>Several things about these deposits bound what the analysis can establish, and each points at the experiment that would settle the question. Those bearing on the claims made here are these; the rest are set out in the supplement.</w:t>
-      </w:r>
-    </w:p>
-    <w:p>
-      <w:r>
-        <w:t xml:space="preserve">The first limitation is one this paper has already acted on rather than merely declared. Flasks from one laboratory share a starting culture; repeat isolates come from a patient already counted. Every conclusion drawn from the two primary deposits was recomputed at the level where the observations really are independent, and the outcome is listed one line at a time rather than summarised (Table S13): twenty survive unchanged, six survive with much wider uncertainty, five do not survive and </w:t>
-      </w:r>
-      <w:r>
-        <w:rPr>
-          <w:b/>
-        </w:rPr>
-        <w:t>have already been removed from the text above</w:t>
-      </w:r>
-      <w:r>
-        <w:t>, and one is withdrawn because the "no difference" it was tested against was already false before any data were seen. The five and the one are not claims this paper makes; they are claims it tested and dropped, and the ledger is printed so a reader can check that the dropping was done rather than promised.</w:t>
-      </w:r>
-    </w:p>
-    <w:p>
-      <w:r>
-        <w:t>The 15-day and 60-day panels of the clinical deposit contain the same isolates. The comparison between panels is therefore not independent, and it bounds the evidence for a difference rather than establishing it.</w:t>
-      </w:r>
-    </w:p>
-    <w:p>
-      <w:r>
-        <w:t>Starting density could sit on the causal path rather than beside it. Suppose resistance slows growth, and slow growth causes genuine tolerance. Then the thin inoculum is a consequence of the slow growth, and adjusting for it would remove real signal rather than a confounder. The asymmetry favours the confounding reading, since growth survives adjustment and resistance does not, but a design that fixes the inoculum would settle it.</w:t>
-      </w:r>
-    </w:p>
-    <w:p>
-      <w:r>
-        <w:rPr>
-          <w:b/>
-        </w:rPr>
-        <w:t>Report the starting density and the assay floor with every tolerance measurement.</w:t>
-      </w:r>
-      <w:r>
-        <w:t xml:space="preserve"> The two together say how far down the experiment could look, and without that a log-reduction endpoint cannot be interpreted. Neither costs anything to record: one is the count that went into the flask, the other is what a single colony on the plate is worth. Thirty-six of the 45 deposits inspected in full in the course of this project state no limit anywhere — four in five of the datasets an investigator would actually reach for.</w:t>
-      </w:r>
-    </w:p>
-    <w:p>
-      <w:r>
-        <w:rPr>
-          <w:b/>
-        </w:rPr>
-        <w:t>Choose the depth of the endpoint to fit the headroom actually available, and do not densify the inoculum merely to buy more.</w:t>
-      </w:r>
-      <w:r>
-        <w:t xml:space="preserve"> The inoculum this needs can be worked out before the experiment rather than diagnosed after it: seeding above </w:t>
-      </w:r>
-      <w:r>
-        <w:rPr>
-          <w:i/>
-        </w:rPr>
-        <w:t>L</w:t>
-      </w:r>
-      <w:r>
-        <w:t xml:space="preserve"> · max(10^</w:t>
-      </w:r>
-      <w:r>
-        <w:rPr>
-          <w:i/>
-        </w:rPr>
-        <w:t>q</w:t>
-      </w:r>
-      <w:r>
-        <w:t>, 1/</w:t>
-      </w:r>
-      <w:r>
-        <w:rPr>
-          <w:i/>
-        </w:rPr>
-        <w:t>c</w:t>
-      </w:r>
-      <w:r>
-        <w:t>₁) makes both failure modes impossible — the endpoint that was never reachable, and the last count that lands on the floor. For this assay that is 230 000 per mL. But seeding higher also changes the experiment, because a denser culture is a different physiological state, and this paper's own finding is that physiological state is what the tolerance label tracks. Where the deep endpoint is wanted, lower the assay floor; where the headroom will not carry it either way, the shallower endpoint is the honest one, and the growth state belongs on the report whichever is chosen. This is a design decision that is currently not being made.</w:t>
-      </w:r>
-    </w:p>
-    <w:p>
-      <w:r>
-        <w:rPr>
-          <w:b/>
-        </w:rPr>
-        <w:t>Model an ordered label as ordered.</w:t>
-      </w:r>
-      <w:r>
-        <w:t xml:space="preserve"> A tolerance class is low, medium or high. Scoring that 0, 1, 2 and fitting a line asserts that the step from low to medium is the same size as the step from medium to high, and no one has established that. Proportional-odds regression — a fit built for ranked categories — costs nothing to run and reports in odds ratios. Where the proportionality it assumes fails, as it does here at 60 days, it says so rather than averaging two different effects into one null.</w:t>
-      </w:r>
-    </w:p>
-    <w:p>
-      <w:r>
-        <w:rPr>
-          <w:b/>
-        </w:rPr>
-        <w:t>Treat an endpoint at the floor as a bound, not a value.</w:t>
-      </w:r>
-      <w:r>
-        <w:t xml:space="preserve"> A recorded fraction of </w:t>
-      </w:r>
-      <w:r>
-        <w:rPr>
-          <w:i/>
-        </w:rPr>
-        <w:t>L</w:t>
-      </w:r>
-      <w:r>
-        <w:t>/</w:t>
-      </w:r>
-      <w:r>
-        <w:rPr>
-          <w:i/>
-        </w:rPr>
-        <w:t>N₀</w:t>
-      </w:r>
-      <w:r>
         <w:t xml:space="preserve"> is an upper limit on survival, not an estimate of it. Analysed as a measurement it manufactures differences between isolates whose final viable burdens the assay could not tell apart. It also hides the converse point: the range of true reductions a floor reading is compatible with depends on where that culture started, so the same censored reading stands for a different demonstrated kill at every starting density.</w:t>
-      </w:r>
-    </w:p>
-    <w:p>
-      <w:r>
-        <w:t>None of this requires new apparatus or a statistician, and to make that concrete the four checks are released as a small command-line tool alongside the analysis code. Give it a starting density and either an assay floor or a plated volume. It returns the headroom, states which of the 90, 99, 99.9 and 99.99 per cent endpoints that headroom can support, and reports the recorded fraction a floor-level reading would produce, labelled as the bound it is. Where a culture volume is known it also returns the viable burden a blank reading is consistent with; where it is not, it declines to compute one rather than assuming a volume. The tool exits with a failure code when a requested endpoint is unreachable, so it can be run before an experiment rather than after it.</w:t>
       </w:r>
     </w:p>
     <w:p>
@@ -2665,46 +2273,21 @@
           <w:b/>
           <w:sz w:val="22"/>
         </w:rPr>
-        <w:t>The corpus screened, and how five deposits came out of it</w:t>
+        <w:t>Ethics</w:t>
       </w:r>
     </w:p>
     <w:p>
       <w:r>
-        <w:t>The five deposits analysed here are the residue of a larger screen, and the attrition is itself a result. A corpus of 78 candidate time-kill datasets was assembled from the published literature and inspected one record at a time between 21 August and 8 September 2026, each entry annotated with what its source actually states about the three quantities this paper's arithmetic needs: a pre-treatment starting density, a time series of counts, and either a plated volume or a stated assay floor. The manifest, with every candidate's identifier, licence and per-field verdict, is deposited with the analysis code, so the screen can be audited rather than taken on trust.</w:t>
-      </w:r>
-    </w:p>
-    <w:p>
-      <w:r>
-        <w:t xml:space="preserve">Of the 78, 45 had series that could be read in full. </w:t>
+        <w:t xml:space="preserve">This study reanalysed publicly available, de-identified datasets deposited by other groups, and generated one time-kill experiment in a reference strain of </w:t>
       </w:r>
       <w:r>
         <w:rPr>
-          <w:b/>
+          <w:i/>
         </w:rPr>
-        <w:t>Of those 45, 36 state no assay floor by any route</w:t>
-      </w:r>
-      <w:r>
-        <w:t xml:space="preserve"> — no limit of detection, no limit of quantification, and no plated volume from which one could be derived. Five state a floor outright and four permit one to be derived from a stated plated volume. Eighteen of the 78 carry enough for the boundaries to be computed at all, and five carry the complete set of fields the analysis needs; those five are the deposits of Table 1. The remainder fail on a missing floor far more often than on anything else, which is the reporting gap this paper is about.</w:t>
-      </w:r>
-    </w:p>
-    <w:p>
-      <w:r>
-        <w:rPr>
-          <w:b/>
-        </w:rPr>
-        <w:t>What this screen is, and what it is not.</w:t>
-      </w:r>
-      <w:r>
-        <w:t xml:space="preserve"> It is a systematic inspection of a corpus assembled from the published time-kill literature, with every candidate recorded and every exclusion attributable to a named missing field. It is </w:t>
-      </w:r>
-      <w:r>
-        <w:rPr>
-          <w:b/>
-        </w:rPr>
-        <w:t>not</w:t>
-      </w:r>
-      <w:r>
-        <w:t xml:space="preserve"> a systematic review: no registered search string, database set or date-bounded inclusion protocol governs which datasets entered the corpus, so the 78 are a documented sample of the literature rather than a proven census of it. The proportions above should be read as what an investigator meets in practice, not as an estimate of the whole published record. Nothing in the paper's argument depends on the corpus being exhaustive: the boundaries are derived from definitions, and a single deposit with a floor is enough to apply them.</w:t>
+        <w:t>Escherichia coli</w:t>
+      </w:r>
+      <w:r>
+        <w:t>. No human or animal subjects were involved, no patient samples were collected, and no individual is identifiable from any material presented here. The author is an independent researcher with no institutional affiliation, so no institutional review board holds jurisdiction; none is required either for secondary analysis of de-identified data already public under open licences or for work on a bacterial quality-control strain.</w:t>
       </w:r>
     </w:p>
     <w:p>
@@ -2716,112 +2299,12 @@
           <w:b/>
           <w:sz w:val="22"/>
         </w:rPr>
-        <w:t>The five deposits analysed</w:t>
+        <w:t>Use of generative artificial intelligence</w:t>
       </w:r>
     </w:p>
     <w:p>
       <w:r>
-        <w:t>Five published deposits are analysed (Table 1). Four carry the analysis and the fifth is held out to test it. None was generated for this study and all are openly licensed. The held-out deposit was opened only after every boundary and threshold was fixed, which the commit history of the analysis repository timestamps; the other four were chosen for the fields they carry, and that choice is not separately registered.</w:t>
-      </w:r>
-    </w:p>
-    <w:p>
-      <w:r>
-        <w:rPr>
-          <w:b/>
-        </w:rPr>
-        <w:t>Clinical isolates with a deposited tolerance classification.</w:t>
-      </w:r>
-      <w:r>
-        <w:t xml:space="preserve"> 217 </w:t>
-      </w:r>
-      <w:r>
-        <w:rPr>
-          <w:i/>
-        </w:rPr>
-        <w:t>M. tuberculosis</w:t>
-      </w:r>
-      <w:r>
-        <w:t xml:space="preserve"> isolates assayed under rifampicin, each carrying a minimum inhibitory concentration, minimum durations for 90, 99 and 99.99 per cent killing at 15 and 60 days of prior culture, most probable number readings at days 0, 2 and 5, a growth-rate proxy, isoniazid susceptibility with the resistance mutation where present, months on treatment, and the authors' own tolerance level for each isolate (Vijay et al. 2024; eLife 93243 supplementary file 2) (13). The killing assay runs for six days, so an isolate not reaching its target within that window is recorded at the ceiling. Of the 217 rows, 43 are follow-up isolates from patients already represented, so a baseline-only stratum is analysed separately.</w:t>
-      </w:r>
-    </w:p>
-    <w:p>
-      <w:r>
-        <w:rPr>
-          <w:b/>
-        </w:rPr>
-        <w:t>The six-laboratory exercise.</w:t>
-      </w:r>
-      <w:r>
-        <w:t xml:space="preserve"> </w:t>
-      </w:r>
-      <w:r>
-        <w:rPr>
-          <w:i/>
-        </w:rPr>
-        <w:t>M. tuberculosis</w:t>
-      </w:r>
-      <w:r>
-        <w:t xml:space="preserve"> H37Rv from one stock, distributed with one written protocol to six laboratories blinded and labelled A to F (van Wijk et al. 2023; figshare 19766083, CC BY 4.0) (4, 5). Moxifloxacin and isoniazid at one and ten times the minimum inhibitory concentration, an untreated control, three flasks per arm, sampled to day 21 or 28. Each sample was plated at four volumes: 100 µL in quadruplicate, 10 µL as four drops, 10 µL as a single drop, and 2.5 µL as a single drop. In the deposited file the colony count is already expressed per millilitre, confirmed by the smallest count recorded at each volume being exactly 1000 divided by that volume, which is one colony per millilitre. The minimum reportable positive count is therefore a property of the plated volume — one colony in that volume — and equals 1.0, 2.0, 2.0 and 2.6 log10 CFU/mL respectively, so four platings give three distinct floors spanning 1.60 log10 within a single flask-visit (26). The identity is exact for 1 055 of the 1 068 readings at 10 µL; the thirteen exceptions all come from one laboratory and do not lie on the lattice its recorded volume implies. The file holds 2 775 readings, of which 17.9 per cent are flagged below the floor and 24 above it; the analysis set, after dropping above-limit flags, unusable values and pre-treatment visits, is 2 580 readings, of which 19.3 per cent are flagged.</w:t>
-      </w:r>
-    </w:p>
-    <w:p>
-      <w:r>
-        <w:rPr>
-          <w:b/>
-        </w:rPr>
-        <w:t>Evolved clones.</w:t>
-      </w:r>
-      <w:r>
-        <w:t xml:space="preserve"> 126 </w:t>
-      </w:r>
-      <w:r>
-        <w:rPr>
-          <w:i/>
-        </w:rPr>
-        <w:t>Escherichia coli</w:t>
-      </w:r>
-      <w:r>
-        <w:t xml:space="preserve"> clones from a parallel evolution experiment under amikacin, each carrying an endpoint minimum inhibitory concentration and a persister fraction measured on the same clone, labelled by the antibiotic concentration and nutrient level its population evolved under (Windels et al. 2024; Zenodo 10.5281/zenodo.7550302, CC BY 4.0) (8, 27). Six of its 595 surviving fractions are written as exact zeros, marking a below-limit reading without naming a limit; they fix no floor, so this deposit is one of the two for which observability labels are refused.</w:t>
-      </w:r>
-    </w:p>
-    <w:p>
-      <w:r>
-        <w:rPr>
-          <w:b/>
-        </w:rPr>
-        <w:t>A deposit held out for validation.</w:t>
-      </w:r>
-      <w:r>
-        <w:t xml:space="preserve"> Amoxicillin-clavulanate against </w:t>
-      </w:r>
-      <w:r>
-        <w:rPr>
-          <w:i/>
-        </w:rPr>
-        <w:t>Escherichia coli</w:t>
-      </w:r>
-      <w:r>
-        <w:t xml:space="preserve"> in a hollow-fibre infection model, with 100 µL plated and counts per mL so the assay floor is derived rather than inferred, measured day-zero densities for every culture rather than a nominal inoculum, and below-limit readings retained as a placeholder (Dubey et al. 2026; article Source Data, CC BY 4.0) (9, 10). It was located by a search of five general repositories, the tuberculosis consortia, the persistence literature, food microbiology and the hollow-fibre field, and was the only deposit found carrying all three fields the boundaries require. No boundary, threshold or modelling choice in this paper was informed by it: it was opened after all of them were fixed, and Section 6 is the only place it tests anything. What cannot be documented is the search itself. The repositories were searched interactively and no query log, access date or screening count was kept, so this paper reports the outcome of that search — one deposit carrying a measured per-culture starting density, a recorded plated volume and per-culture time-course counts together — without being able to evidence its extent. The claim that no deposit was selected after its result was known rests on the commit history of this repository rather than on a registration, and readers should weigh it accordingly. It does appear descriptively — a row of its own in Tables 2, 5, 9, 15, S5 and S7, and a table of its own in Table S9 — which is reporting rather than fitting.</w:t>
-      </w:r>
-    </w:p>
-    <w:p>
-      <w:r>
-        <w:rPr>
-          <w:b/>
-        </w:rPr>
-        <w:t>Concentration-by-time grid.</w:t>
-      </w:r>
-      <w:r>
-        <w:t xml:space="preserve"> Apramycin and amikacin against </w:t>
-      </w:r>
-      <w:r>
-        <w:rPr>
-          <w:i/>
-        </w:rPr>
-        <w:t>M. tuberculosis</w:t>
-      </w:r>
-      <w:r>
-        <w:t xml:space="preserve"> at 128, 32, 8, 4 and 1 µg/mL, triplicate log10 CFU at days 0, 3, 7 and 14, with a concurrent drug-free control at every visit (Kaur et al. 2024; figshare 26462791, CC BY 4.0) (6, 7). The amikacin arms are not analysed here. Within apramycin the 1 µg/mL arm shows net growth rather than killing and is excluded from the dose comparison, leaving 4 to 128 µg/mL as the range compared (Section 7).</w:t>
+        <w:t>Anthropic's Claude (Opus 5) was used under the author's direction to copy-edit and language-edit the manuscript text and to prepare its final version. No figure, image or schematic was generated by an artificial intelligence tool; every figure is plotted from values that regenerate from the public deposits. No artificial intelligence tool is an author. The author directed the study, verified every reported quantity against the source deposits and the regenerating pipeline, and takes full responsibility for the content of this article, including its accuracy and its originality.</w:t>
       </w:r>
     </w:p>
     <w:p>
@@ -2833,1412 +2316,17 @@
           <w:b/>
           <w:sz w:val="22"/>
         </w:rPr>
-        <w:t>The prospective experiment</w:t>
+        <w:t>Data availability</w:t>
       </w:r>
     </w:p>
     <w:p>
       <w:r>
-        <w:t>The two boundaries were used to design an experiment against themselves. Its design sheet, its predictions and its plate counts are one workbook, deposited with the analysis code, and the predictions were written on the design sheet before any plate was counted.</w:t>
+        <w:t>Every dataset reanalysed here was already public under an open licence and none was generated for this study. Each is identified in Table 3 and cited alongside the article that first described it: Vijay and colleagues (15, 16), van Wijk and colleagues (8, 9), Windels and colleagues (17, 18), Kaur and colleagues (19, 20), and the hollow-fibre Source Data of Dubey and colleagues (10, 11), held out of every fitting step. The readings from the prospective experiment are deposited with the analysis code.</w:t>
       </w:r>
     </w:p>
     <w:p>
       <w:r>
-        <w:rPr>
-          <w:b/>
-        </w:rPr>
-        <w:t>Strain, media and incubation.</w:t>
-      </w:r>
-      <w:r>
-        <w:t xml:space="preserve"> </w:t>
-      </w:r>
-      <w:r>
-        <w:rPr>
-          <w:i/>
-        </w:rPr>
-        <w:t>Escherichia coli</w:t>
-      </w:r>
-      <w:r>
-        <w:t xml:space="preserve"> ATCC 25922, the quality-control reference strain the standard itself names. Broth and agar were Mueller–Hinton (HiMedia): cation-adjusted Mueller–Hinton broth for the minimum inhibitory concentration and the exposure, Mueller–Hinton agar for the viable counts. Cultures, the microdilution plates and the count plates were incubated at 35 ± 2 °C in ambient air, the reference conditions CLSI specifies for this organism, count plates being read after 18 to 24 h (18, 28).</w:t>
-      </w:r>
-    </w:p>
-    <w:p>
-      <w:r>
-        <w:rPr>
-          <w:b/>
-        </w:rPr>
-        <w:t>Minimum inhibitory concentration.</w:t>
-      </w:r>
-      <w:r>
-        <w:t xml:space="preserve"> The ciprofloxacin MIC of the strain was determined by CLSI reference broth microdilution (28, 29): ciprofloxacin doubling-diluted in cation-adjusted Mueller–Hinton broth, a final inoculum of about 5 × 10⁵ CFU/mL, incubation at 35 ± 2 °C for 16 to 20 h in ambient air, and the MIC read as the lowest concentration with no visible growth, with growth, sterility and quality-control wells alongside as CLSI directs. The MIC was 0.008 mg/L, which falls within the CLSI quality-control range for this strain (29), and the exposure was set at ten times it, 0.08 mg/L.</w:t>
-      </w:r>
-    </w:p>
-    <w:p>
-      <w:r>
-        <w:rPr>
-          <w:b/>
-        </w:rPr>
-        <w:t>Drug and design.</w:t>
-      </w:r>
-      <w:r>
-        <w:t xml:space="preserve"> Ciprofloxacin at ten times the MIC, 0.08 mg/L — chosen because it kills deeply and fast, so every arm reaches the floor inside a working day, which is what reachability and identifiability need in order to be testable at all. Three seeding arms were chosen so that the four-log endpoint is unreachable in one, marginal in the second and comfortable in the third: targets 5 × 10⁴, 5 × 10⁵ and 5 × 10⁶ CFU/mL, the middle arm being the inoculum the standard specifies. The densities actually reached were 6.4 × 10⁴, 4.4 × 10⁵ and 3.8 × 10⁶ per mL, recomputed from the day-zero counts rather than assumed from the targets. Three flasks per arm, nine in all, treated throughout as three independent biological replicates per arm; a drug-free growth control was carried in parallel. Sampling at 0, 1, 2, 4, 6 and 24 h; hour zero is not a convenience but the measurement of </w:t>
-      </w:r>
-      <w:r>
-        <w:rPr>
-          <w:i/>
-        </w:rPr>
-        <w:t>N</w:t>
-      </w:r>
-      <w:r>
-        <w:t>₀ on which every boundary rests.</w:t>
-      </w:r>
-    </w:p>
-    <w:p>
-      <w:r>
-        <w:rPr>
-          <w:b/>
-        </w:rPr>
-        <w:t>Plating and enumeration.</w:t>
-      </w:r>
-      <w:r>
-        <w:t xml:space="preserve"> At each time a sample was serially ten-fold diluted in sterile saline, and from one dilution series both 100 µL and 10 µL were plated, each in duplicate, across dilutions from neat to 10⁻⁴. Nine flasks × six times × two volumes × two plates is 216 plate readings, which is the whole dataset. Viable density was </w:t>
-      </w:r>
-      <w:r>
-        <w:rPr>
-          <w:i/>
-        </w:rPr>
-        <w:t>N</w:t>
-      </w:r>
-      <w:r>
-        <w:t xml:space="preserve"> = </w:t>
-      </w:r>
-      <w:r>
-        <w:rPr>
-          <w:i/>
-        </w:rPr>
-        <w:t>C</w:t>
-      </w:r>
-      <w:r>
-        <w:t>·</w:t>
-      </w:r>
-      <w:r>
-        <w:rPr>
-          <w:i/>
-        </w:rPr>
-        <w:t>D</w:t>
-      </w:r>
-      <w:r>
-        <w:t>·1000/</w:t>
-      </w:r>
-      <w:r>
-        <w:rPr>
-          <w:i/>
-        </w:rPr>
-        <w:t>V</w:t>
-      </w:r>
-      <w:r>
-        <w:t xml:space="preserve"> for </w:t>
-      </w:r>
-      <w:r>
-        <w:rPr>
-          <w:i/>
-        </w:rPr>
-        <w:t>C</w:t>
-      </w:r>
-      <w:r>
-        <w:t xml:space="preserve"> colonies counted at dilution factor </w:t>
-      </w:r>
-      <w:r>
-        <w:rPr>
-          <w:i/>
-        </w:rPr>
-        <w:t>D</w:t>
-      </w:r>
-      <w:r>
-        <w:t xml:space="preserve"> and plated volume </w:t>
-      </w:r>
-      <w:r>
-        <w:rPr>
-          <w:i/>
-        </w:rPr>
-        <w:t>V</w:t>
-      </w:r>
-      <w:r>
-        <w:t xml:space="preserve"> µL.</w:t>
-      </w:r>
-    </w:p>
-    <w:p>
-      <w:r>
-        <w:rPr>
-          <w:b/>
-        </w:rPr>
-        <w:t>The floor, and why duplicate plating moves it.</w:t>
-      </w:r>
-      <w:r>
-        <w:t xml:space="preserve"> </w:t>
-      </w:r>
-      <w:r>
-        <w:rPr>
-          <w:i/>
-        </w:rPr>
-        <w:t>L</w:t>
-      </w:r>
-      <w:r>
-        <w:t xml:space="preserve"> is one colony in the volume actually plated, referred back to the undiluted sample: at a single plate 10 CFU/mL at 100 µL and 100 CFU/mL at 10 µL. The two technical plates of a sample are pooled rather than averaged, so their volumes add — two 100 µL plates read together are 200 µL of sample, so one colony across the pair is 5 CFU/mL and not 10, and the 10 µL pair gives 50. Pooling therefore lowers the floor, and the two platings differ by exactly one log by construction. An earlier version of the analysis averaged the two plates' densities while keeping the single-plate floor, and a sample with one blank plate and one single-colony plate then reported a fraction below its own floor — a culture apparently killed deeper than its headroom allowed. That is the error this manuscript accuses the literature of, committed in its own arithmetic, and it is recorded here rather than quietly fixed.</w:t>
-      </w:r>
-    </w:p>
-    <w:p>
-      <w:r>
-        <w:rPr>
-          <w:b/>
-        </w:rPr>
-        <w:t>Analysis.</w:t>
-      </w:r>
-      <w:r>
-        <w:t xml:space="preserve"> Headroom, censoring at the floor and the three tolerance classes are as defined in the Methods above and are applied here unchanged; a plate with no colonies is a left-censored reading below </w:t>
-      </w:r>
-      <w:r>
-        <w:rPr>
-          <w:i/>
-        </w:rPr>
-        <w:t>L</w:t>
-      </w:r>
-      <w:r>
-        <w:t xml:space="preserve">, held at </w:t>
-      </w:r>
-      <w:r>
-        <w:rPr>
-          <w:i/>
-        </w:rPr>
-        <w:t>L</w:t>
-      </w:r>
-      <w:r>
-        <w:t xml:space="preserve"> for log-reduction and plotting rather than set to zero. Each plating series carries the starting density measured on that same plating, because the 10 µL series never made the 100 µL measurement and importing it would report a depth that series could not have reached. Where the argument is about the plated volume alone — the two-label count — a single pooled </w:t>
-      </w:r>
-      <w:r>
-        <w:rPr>
-          <w:i/>
-        </w:rPr>
-        <w:t>N</w:t>
-      </w:r>
-      <w:r>
-        <w:t xml:space="preserve">₀ per flask is used instead, and both figures are reported. Class labels use the thresholds of the clinical deposit reanalysed above, </w:t>
-      </w:r>
-      <w:r>
-        <w:rPr>
-          <w:i/>
-        </w:rPr>
-        <w:t>c</w:t>
-      </w:r>
-      <w:r>
-        <w:t xml:space="preserve">₁ = 10⁻³ and </w:t>
-      </w:r>
-      <w:r>
-        <w:rPr>
-          <w:i/>
-        </w:rPr>
-        <w:t>c</w:t>
-      </w:r>
-      <w:r>
-        <w:t>₂ = 10⁻², so that the two experiments are scored on one rule.</w:t>
-      </w:r>
-    </w:p>
-    <w:p>
-      <w:pPr>
-        <w:spacing w:before="240"/>
-      </w:pPr>
-      <w:r>
-        <w:rPr>
-          <w:b/>
-          <w:sz w:val="22"/>
-        </w:rPr>
-        <w:t>Two kinds of limit, kept apart</w:t>
-      </w:r>
-    </w:p>
-    <w:p>
-      <w:r>
-        <w:t xml:space="preserve">No deposit analysed here reports a validated limit of quantification with a value. The six-laboratory file names the concept in the definitions of its BQL and AQL columns but defines it as whether the plate was countable, which is an operator's judgement rather than a validated limit. Throughout this paper </w:t>
-      </w:r>
-      <w:r>
-        <w:rPr>
-          <w:i/>
-        </w:rPr>
-        <w:t>L</w:t>
-      </w:r>
-      <w:r>
-        <w:t xml:space="preserve"> is therefore an </w:t>
-      </w:r>
-      <w:r>
-        <w:rPr>
-          <w:b/>
-        </w:rPr>
-        <w:t>operational assay floor</w:t>
-      </w:r>
-      <w:r>
-        <w:t xml:space="preserve">: where a plated volume is recorded it is the </w:t>
-      </w:r>
-      <w:r>
-        <w:rPr>
-          <w:b/>
-        </w:rPr>
-        <w:t>minimum reportable positive count</w:t>
-      </w:r>
-      <w:r>
-        <w:t>, one colony in that volume, and where none is recorded it is inferred from the deposit and is labelled as inferred. The term limit of quantification is used only in reporting what a source states.</w:t>
-      </w:r>
-    </w:p>
-    <w:p>
-      <w:r>
-        <w:t xml:space="preserve">Those two names are the precise ones and are used where </w:t>
-      </w:r>
-      <w:r>
-        <w:rPr>
-          <w:i/>
-        </w:rPr>
-        <w:t>L</w:t>
-      </w:r>
-      <w:r>
-        <w:t xml:space="preserve"> is defined or its provenance discussed. In running text </w:t>
-      </w:r>
-      <w:r>
-        <w:rPr>
-          <w:i/>
-        </w:rPr>
-        <w:t>L</w:t>
-      </w:r>
-      <w:r>
-        <w:t xml:space="preserve"> is the </w:t>
-      </w:r>
-      <w:r>
-        <w:rPr>
-          <w:b/>
-        </w:rPr>
-        <w:t>assay floor</w:t>
-      </w:r>
-      <w:r>
-        <w:t xml:space="preserve">, and that is the only short form used, so that "boundary" is left free for the two derived boundaries of the next subsection and never denotes a value. The event a time-to-event analysis records is correspondingly a first observed crossing below the assay floor. What </w:t>
-      </w:r>
-      <w:r>
-        <w:rPr>
-          <w:i/>
-        </w:rPr>
-        <w:t>L</w:t>
-      </w:r>
-      <w:r>
-        <w:t xml:space="preserve"> is in each deposit, how it was arrived at, and how replicate plates and plated volumes were treated is tabulated deposit by deposit (Table S14).</w:t>
-      </w:r>
-    </w:p>
-    <w:p>
-      <w:r>
-        <w:t>Two distinct censoring problems arise and are handled separately, because conflating them is the error this paper is about.</w:t>
-      </w:r>
-    </w:p>
-    <w:p>
-      <w:r>
-        <w:t xml:space="preserve">A </w:t>
-      </w:r>
-      <w:r>
-        <w:rPr>
-          <w:b/>
-        </w:rPr>
-        <w:t>count below the assay floor</w:t>
-      </w:r>
-      <w:r>
-        <w:t xml:space="preserve"> is left-censored: the population is somewhere below a known value. In the six-laboratory deposit that value is a property of the plated volume, as above. In the clinical deposit the readings are most probable numbers taking the discrete values of an MPN table (11, 12), and the day-5 column bottoms out at 23 per mL with a visible pile-up there; that value is treated as the floor, and the first Results section reports the evidence for it.</w:t>
-      </w:r>
-    </w:p>
-    <w:p>
-      <w:r>
-        <w:t>That deposit states no limit of quantification, so the floor is inferred rather than read off, and the inference is bounded rather than asserted. Three things support it: 23 per mL is the smallest value anywhere in the file, nothing lies below it in 1 932 readings, and the minimum shifts by exactly a factor of ten per visit — 2 300, 230, 23 — in all three culture ages, which is the signature of one dilution series applied to a differently diluted sample at each timepoint.</w:t>
-      </w:r>
-    </w:p>
-    <w:p>
-      <w:r>
-        <w:t xml:space="preserve">The floor is therefore visit-specific, and it does not follow that every visit has one. A floor is a value readings stop at, so it shows as a pile-up on the lowest rung with nothing below; the ten-fold shift alone only shows the dilution changing. Applying the rule of the next subsection visit by visit, the day-5 column has that signature in every panel and the day-2 column has it at 15 days, but the day-0 column does not: its minimum of 2 300 per mL occurs exactly once in each panel, with the next value at 6 100, which is the tail of a distribution rather than a floor. The verdict for day 0 is that no floor is evidenced. The starting density is therefore an observed value throughout, and no quantity in this paper that conditions on </w:t>
-      </w:r>
-      <w:r>
-        <w:rPr>
-          <w:i/>
-        </w:rPr>
-        <w:t>N₀</w:t>
-      </w:r>
-      <w:r>
-        <w:t xml:space="preserve"> needs a censored specification. Since none of that is proof, the load-bearing count is recomputed at every value a three-tube MPN table returns below 23. The number of isolates lacking four logs of headroom is 33 at a floor of 23 and does not fall below 28 at a floor of 3.0, the lowest such table returns. The conclusion holds across the whole range, so it is not an artefact of where we place the floor, and the same sweep is run for every deposit that carries a floor (Table S15).</w:t>
-      </w:r>
-    </w:p>
-    <w:p>
-      <w:r>
-        <w:t>The six-laboratory deposit also carries the evidence for judging each reading against its own volume rather than pooling. Each sample is plated at four volumes at the same visit, so a below-limit flag can be checked against the other platings of the same flask. Of its 498 flags, 83, or 16.7 per cent, are contradicted: another plating of the same sample at the same visit, with a limit at least as sensitive, returns a quantified count above the flagged reading's limit. Those flags record a drop that missed rather than a culture that fell. Pooling the four volumes to a single limit would treat them as evidence about the population; judging each against the floor its own volume implies does not, and that is the reason the analysis is built the way it is. The cost of pooling can be priced. Pooling at the least sensitive volume would discard 126 genuine quantified counts, 5.9 per cent of them, and pooling changes the contradicted-flag rate itself: 16.7 per cent judged per volume, against 43.2 per cent pooled at 10 CFU/mL and 15.3 per cent pooled at 400. The audit's own answer depends on the choice, which is the strongest reason to make it explicitly.</w:t>
-      </w:r>
-    </w:p>
-    <w:p>
-      <w:r>
-        <w:t xml:space="preserve">A </w:t>
-      </w:r>
-      <w:r>
-        <w:rPr>
-          <w:b/>
-        </w:rPr>
-        <w:t>crossing time not observed within the study</w:t>
-      </w:r>
-      <w:r>
-        <w:t xml:space="preserve"> is right-censored: the event has not happened yet, which is not the same as the event having no time. A flask that never fell below the floor contributes the information that its crossing time exceeds its last visit, and enters the survival likelihood as such. It is never recorded as missing.</w:t>
-      </w:r>
-    </w:p>
-    <w:p>
-      <w:pPr>
-        <w:spacing w:before="240"/>
-      </w:pPr>
-      <w:r>
-        <w:rPr>
-          <w:b/>
-          <w:sz w:val="22"/>
-        </w:rPr>
-        <w:t>Floor posterior, refusal, and what is not learned</w:t>
-      </w:r>
-    </w:p>
-    <w:p>
-      <w:r>
-        <w:t xml:space="preserve">The algebra of headroom and observability is closed form once </w:t>
-      </w:r>
-      <w:r>
-        <w:rPr>
-          <w:i/>
-        </w:rPr>
-        <w:t>L</w:t>
-      </w:r>
-      <w:r>
-        <w:t xml:space="preserve"> is known. What requires inference is </w:t>
-      </w:r>
-      <w:r>
-        <w:rPr>
-          <w:i/>
-        </w:rPr>
-        <w:t>L</w:t>
-      </w:r>
-      <w:r>
-        <w:t xml:space="preserve"> itself, and the two cases are not alike. A volume-derived floor — one colony in </w:t>
-      </w:r>
-      <w:r>
-        <w:rPr>
-          <w:i/>
-        </w:rPr>
-        <w:t>V</w:t>
-      </w:r>
-      <w:r>
-        <w:t xml:space="preserve"> µL is 1000/</w:t>
-      </w:r>
-      <w:r>
-        <w:rPr>
-          <w:i/>
-        </w:rPr>
-        <w:t>V</w:t>
-      </w:r>
-      <w:r>
-        <w:t xml:space="preserve"> per mL, and the observed minimum equals that value — is a point mass, with nothing to infer. A floor inferred from a pile-up on a most-probable-number rung carries a discrete posterior over the rungs at or below the observed minimum; the interval quoted is the 95 per cent highest-posterior-density support.</w:t>
-      </w:r>
-    </w:p>
-    <w:p>
-      <w:r>
-        <w:t xml:space="preserve">That distinction is turned into a rule rather than a caveat. Where the verdict is that no floor is evidenced, or where the support spans more than one log10, the observability labels are </w:t>
-      </w:r>
-      <w:r>
-        <w:rPr>
-          <w:b/>
-        </w:rPr>
-        <w:t>refused</w:t>
-      </w:r>
-      <w:r>
-        <w:t xml:space="preserve"> rather than reported (Table S1). Surviving fractions written as exact zeros with no named </w:t>
-      </w:r>
-      <w:r>
-        <w:rPr>
-          <w:i/>
-        </w:rPr>
-        <w:t>L</w:t>
-      </w:r>
-      <w:r>
-        <w:t xml:space="preserve"> fall in that refused class, as does a deposit whose minimum occurs once in a continuous tail. The clinical deposit passes the rule with a support of 0.40 log10; two of the five deposits fail it and are labelled accordingly. This paper fits nothing to predict an MDK: once </w:t>
-      </w:r>
-      <w:r>
-        <w:rPr>
-          <w:i/>
-        </w:rPr>
-        <w:t>L</w:t>
-      </w:r>
-      <w:r>
-        <w:t xml:space="preserve"> is in hand the rest is derived.</w:t>
-      </w:r>
-    </w:p>
-    <w:p>
-      <w:pPr>
-        <w:spacing w:before="240"/>
-      </w:pPr>
-      <w:r>
-        <w:rPr>
-          <w:b/>
-          <w:sz w:val="22"/>
-        </w:rPr>
-        <w:t>Causal mediation of the resistance association</w:t>
-      </w:r>
-    </w:p>
-    <w:p>
-      <w:r>
-        <w:t xml:space="preserve">The attenuation of the resistance coefficient once starting density enters the model is reported in the Results as a descriptive ratio, which is what it is. Separately, a linear product-of-coefficients mediation decomposes the total effect of isoniazid resistance on the day-5 tolerance class into an average causal mediation effect through log10 </w:t>
-      </w:r>
-      <w:r>
-        <w:rPr>
-          <w:i/>
-        </w:rPr>
-        <w:t>N₀</w:t>
-      </w:r>
-      <w:r>
-        <w:t xml:space="preserve"> and an average direct effect (30, 31), with bootstrap percentile intervals from 5 000 resamples, repeated on the baseline stratum and on two binary collapses of the outcome.</w:t>
-      </w:r>
-    </w:p>
-    <w:p>
-      <w:r>
-        <w:t xml:space="preserve">The refit that answers the objection about the mediator being the outcome's own denominator is reported in Section 4. Its stratum is defined here: an isolate is excluded from it when its day-5 reading is at or below the floor of 23 MPN per mL, which is the condition under which the recorded fraction is </w:t>
-      </w:r>
-      <w:r>
-        <w:rPr>
-          <w:i/>
-        </w:rPr>
-        <w:t>L</w:t>
-      </w:r>
-      <w:r>
-        <w:t>/</w:t>
-      </w:r>
-      <w:r>
-        <w:rPr>
-          <w:i/>
-        </w:rPr>
-        <w:t>N</w:t>
-      </w:r>
-      <w:r>
-        <w:t>₀ and the class carries no measured numerator. Eighteen of the 203 meet it. The refit is the same estimator on the remaining 185, with the same seed and the same 5 000 resamples, so the two are comparable term by term.</w:t>
-      </w:r>
-    </w:p>
-    <w:p>
-      <w:r>
-        <w:t>Sequential ignorability is assumed and is not testable here, so the estimate is accompanied by the sensitivity that matters: the residual correlation between mediator and outcome errors at which the point estimate crosses zero, which is about −0.23. The outcome is an ordinal class scored linearly, as in the association family; the binary collapses are reported because they do not depend on that scoring. No claim is made that unmeasured confounding is absent. The estimate replaces the attenuation percentage as the quantity cited for the pathway (Table S5).</w:t>
-      </w:r>
-    </w:p>
-    <w:p>
-      <w:r>
-        <w:t>Fold-change figures such as 216-fold and 265-fold are ten raised to the unrounded log10 difference before display rounding, so that Δ</w:t>
-      </w:r>
-      <w:r>
-        <w:rPr>
-          <w:i/>
-        </w:rPr>
-        <w:t>h</w:t>
-      </w:r>
-      <w:r>
-        <w:t xml:space="preserve"> = 2.3349… is reported as 216-fold rather than as 10^2.33.</w:t>
-      </w:r>
-    </w:p>
-    <w:p>
-      <w:pPr>
-        <w:spacing w:before="240"/>
-      </w:pPr>
-      <w:r>
-        <w:rPr>
-          <w:b/>
-          <w:sz w:val="22"/>
-        </w:rPr>
-        <w:t>What each analysis was fitted to</w:t>
-      </w:r>
-    </w:p>
-    <w:p>
-      <w:r>
-        <w:t>A dozen different denominators appear in this paper and each is correct for its own analysis, so every one of them is derived in a single place (Table S2). The reductions are few and they are named: the MDR tolerance label is a fourth, unordered category and is dropped wherever an ordered outcome is fitted, taking 14 rows from each panel; six 60-day labels are absent before that, so the 60-day panel loses 20 in all; the growth proxy is missing for one isolate; and five of the 72 treated flasks in the six-laboratory deposit carry no usable starting density, which is why a comparison over 72 flasks is reported on 67. Of the 30 laboratory-by-arm cells, 29 retain enough quantified readings to fit a rate.</w:t>
-      </w:r>
-    </w:p>
-    <w:p>
-      <w:r>
-        <w:t>The series counts in the six-laboratory deposit differ for the same reason. Each of the 90 flasks is plated four ways, giving 360 series of which 288 are treated; the descriptive Cox drops a further 27, 26 for carrying no quantified reading at day 0 or day 1 in their own plating and one for reading below its floor at day zero, leaving 261.</w:t>
-      </w:r>
-    </w:p>
-    <w:p>
-      <w:r>
-        <w:t>Whether these exclusions are plausibly ignorable is tested rather than asserted: dropped rows are compared with retained rows on starting density and susceptibility (Table S16). The MDR exclusion differs in susceptibility by construction. The only difference not by construction is in the 60-day panel, where the 20 dropped rows sit higher in starting density.</w:t>
-      </w:r>
-    </w:p>
-    <w:p>
-      <w:pPr>
-        <w:spacing w:before="240"/>
-      </w:pPr>
-      <w:r>
-        <w:rPr>
-          <w:b/>
-          <w:sz w:val="22"/>
-        </w:rPr>
-        <w:t>Dynamic range, and the two boundaries it sets</w:t>
-      </w:r>
-    </w:p>
-    <w:p>
-      <w:r>
-        <w:t xml:space="preserve">For a culture starting at </w:t>
-      </w:r>
-      <w:r>
-        <w:rPr>
-          <w:i/>
-        </w:rPr>
-        <w:t>N₀</w:t>
-      </w:r>
-      <w:r>
-        <w:t xml:space="preserve"> against an assay floor </w:t>
-      </w:r>
-      <w:r>
-        <w:rPr>
-          <w:i/>
-        </w:rPr>
-        <w:t>L</w:t>
-      </w:r>
-      <w:r>
-        <w:t>, two quantities are used and are kept apart, because they are not interchangeable:</w:t>
-      </w:r>
-    </w:p>
-    <w:p>
-      <w:r>
-        <w:rPr>
-          <w:i/>
-        </w:rPr>
-        <w:t>H</w:t>
-      </w:r>
-      <w:r>
-        <w:t xml:space="preserve"> = </w:t>
-      </w:r>
-      <w:r>
-        <w:rPr>
-          <w:i/>
-        </w:rPr>
-        <w:t>N₀</w:t>
-      </w:r>
-      <w:r>
-        <w:t>/</w:t>
-      </w:r>
-      <w:r>
-        <w:rPr>
-          <w:i/>
-        </w:rPr>
-        <w:t>L</w:t>
-      </w:r>
-      <w:r>
-        <w:t xml:space="preserve">, a ratio; </w:t>
-      </w:r>
-      <w:r>
-        <w:rPr>
-          <w:i/>
-        </w:rPr>
-        <w:t>h</w:t>
-      </w:r>
-      <w:r>
-        <w:t xml:space="preserve"> = log10(</w:t>
-      </w:r>
-      <w:r>
-        <w:rPr>
-          <w:i/>
-        </w:rPr>
-        <w:t>N₀</w:t>
-      </w:r>
-      <w:r>
-        <w:t>/</w:t>
-      </w:r>
-      <w:r>
-        <w:rPr>
-          <w:i/>
-        </w:rPr>
-        <w:t>L</w:t>
-      </w:r>
-      <w:r>
-        <w:t xml:space="preserve">), the </w:t>
-      </w:r>
-      <w:r>
-        <w:rPr>
-          <w:b/>
-        </w:rPr>
-        <w:t>headroom</w:t>
-      </w:r>
-      <w:r>
-        <w:t>, in log10 units.</w:t>
-      </w:r>
-    </w:p>
-    <w:p>
-      <w:r>
-        <w:t xml:space="preserve">The headroom is the deepest reduction the assay can resolve. It is fixed by the dilution scheme and the starting culture before any drug acts, and variation between cultures is reported on </w:t>
-      </w:r>
-      <w:r>
-        <w:rPr>
-          <w:i/>
-        </w:rPr>
-        <w:t>h</w:t>
-      </w:r>
-      <w:r>
-        <w:t xml:space="preserve"> rather than on </w:t>
-      </w:r>
-      <w:r>
-        <w:rPr>
-          <w:i/>
-        </w:rPr>
-        <w:t>N₀</w:t>
-      </w:r>
-      <w:r>
-        <w:t>, as Δ</w:t>
-      </w:r>
-      <w:r>
-        <w:rPr>
-          <w:i/>
-        </w:rPr>
-        <w:t>h</w:t>
-      </w:r>
-      <w:r>
-        <w:t xml:space="preserve"> = max(</w:t>
-      </w:r>
-      <w:r>
-        <w:rPr>
-          <w:i/>
-        </w:rPr>
-        <w:t>h</w:t>
-      </w:r>
-      <w:r>
-        <w:t>) − min(</w:t>
-      </w:r>
-      <w:r>
-        <w:rPr>
-          <w:i/>
-        </w:rPr>
-        <w:t>h</w:t>
-      </w:r>
-      <w:r>
-        <w:t>) with the corresponding fold difference 10^Δ</w:t>
-      </w:r>
-      <w:r>
-        <w:rPr>
-          <w:i/>
-        </w:rPr>
-        <w:t>h</w:t>
-      </w:r>
-      <w:r>
-        <w:t xml:space="preserve">. That distinction is not notational here. Where </w:t>
-      </w:r>
-      <w:r>
-        <w:rPr>
-          <w:i/>
-        </w:rPr>
-        <w:t>L</w:t>
-      </w:r>
-      <w:r>
-        <w:t xml:space="preserve"> is set by the plated volume, one culture read on a 2.5 µL drop and on a 100 µL quadruplicate differs by 1.60 log10 in headroom, and a figure computed from </w:t>
-      </w:r>
-      <w:r>
-        <w:rPr>
-          <w:i/>
-        </w:rPr>
-        <w:t>N₀</w:t>
-      </w:r>
-      <w:r>
-        <w:t xml:space="preserve"> alone would discard it.</w:t>
-      </w:r>
-    </w:p>
-    <w:p>
-      <w:r>
-        <w:t>Two boundaries follow from the definitions alone.</w:t>
-      </w:r>
-    </w:p>
-    <w:p>
-      <w:r>
-        <w:rPr>
-          <w:b/>
-        </w:rPr>
-        <w:t>Reachability.</w:t>
-      </w:r>
-      <w:r>
-        <w:t xml:space="preserve"> The smallest value the assay reports as a measurement is </w:t>
-      </w:r>
-      <w:r>
-        <w:rPr>
-          <w:i/>
-        </w:rPr>
-        <w:t>L</w:t>
-      </w:r>
-      <w:r>
-        <w:t xml:space="preserve">, so the largest reduction expressible as a measured value is </w:t>
-      </w:r>
-      <w:r>
-        <w:rPr>
-          <w:i/>
-        </w:rPr>
-        <w:t>h</w:t>
-      </w:r>
-      <w:r>
-        <w:t xml:space="preserve">. A </w:t>
-      </w:r>
-      <w:r>
-        <w:rPr>
-          <w:i/>
-        </w:rPr>
-        <w:t>q</w:t>
-      </w:r>
-      <w:r>
-        <w:t>-log endpoint is therefore observable if and only if</w:t>
-      </w:r>
-    </w:p>
-    <w:p>
-      <w:r>
-        <w:rPr>
-          <w:i/>
-        </w:rPr>
-        <w:t>N₀</w:t>
-      </w:r>
-      <w:r>
-        <w:t xml:space="preserve"> ≥ </w:t>
-      </w:r>
-      <w:r>
-        <w:rPr>
-          <w:i/>
-        </w:rPr>
-        <w:t>N</w:t>
-      </w:r>
-      <w:r>
-        <w:t xml:space="preserve">_reach = </w:t>
-      </w:r>
-      <w:r>
-        <w:rPr>
-          <w:i/>
-        </w:rPr>
-        <w:t>L</w:t>
-      </w:r>
-      <w:r>
-        <w:t xml:space="preserve"> · 10^</w:t>
-      </w:r>
-      <w:r>
-        <w:rPr>
-          <w:i/>
-        </w:rPr>
-        <w:t>q</w:t>
-      </w:r>
-      <w:r>
-        <w:t>.</w:t>
-      </w:r>
-    </w:p>
-    <w:p>
-      <w:r>
-        <w:rPr>
-          <w:b/>
-        </w:rPr>
-        <w:t>Identifiability.</w:t>
-      </w:r>
-      <w:r>
-        <w:t xml:space="preserve"> A censored reading places the true count in [0, </w:t>
-      </w:r>
-      <w:r>
-        <w:rPr>
-          <w:i/>
-        </w:rPr>
-        <w:t>L</w:t>
-      </w:r>
-      <w:r>
-        <w:t xml:space="preserve">], so the recorded surviving fraction is at most </w:t>
-      </w:r>
-      <w:r>
-        <w:rPr>
-          <w:i/>
-        </w:rPr>
-        <w:t>L</w:t>
-      </w:r>
-      <w:r>
-        <w:t>/</w:t>
-      </w:r>
-      <w:r>
-        <w:rPr>
-          <w:i/>
-        </w:rPr>
-        <w:t>N₀</w:t>
-      </w:r>
-      <w:r>
-        <w:t xml:space="preserve"> — an upper bound, not a measurement. Given class thresholds 0 &lt; </w:t>
-      </w:r>
-      <w:r>
-        <w:rPr>
-          <w:i/>
-        </w:rPr>
-        <w:t>c</w:t>
-      </w:r>
-      <w:r>
-        <w:t xml:space="preserve">₁ &lt; </w:t>
-      </w:r>
-      <w:r>
-        <w:rPr>
-          <w:i/>
-        </w:rPr>
-        <w:t>c</w:t>
-      </w:r>
-      <w:r>
-        <w:t xml:space="preserve">₂ …, the class is determined by the data only if the whole interval [0, </w:t>
-      </w:r>
-      <w:r>
-        <w:rPr>
-          <w:i/>
-        </w:rPr>
-        <w:t>L</w:t>
-      </w:r>
-      <w:r>
-        <w:t>/</w:t>
-      </w:r>
-      <w:r>
-        <w:rPr>
-          <w:i/>
-        </w:rPr>
-        <w:t>N₀</w:t>
-      </w:r>
-      <w:r>
-        <w:t>] lies inside one class. Since that interval contains zero, the only candidate is the lowest class, so the class is determined if and only if</w:t>
-      </w:r>
-    </w:p>
-    <w:p>
-      <w:r>
-        <w:rPr>
-          <w:i/>
-        </w:rPr>
-        <w:t>N₀</w:t>
-      </w:r>
-      <w:r>
-        <w:t xml:space="preserve"> &gt; </w:t>
-      </w:r>
-      <w:r>
-        <w:rPr>
-          <w:i/>
-        </w:rPr>
-        <w:t>N</w:t>
-      </w:r>
-      <w:r>
-        <w:t xml:space="preserve">_id = </w:t>
-      </w:r>
-      <w:r>
-        <w:rPr>
-          <w:i/>
-        </w:rPr>
-        <w:t>L</w:t>
-      </w:r>
-      <w:r>
-        <w:t>/</w:t>
-      </w:r>
-      <w:r>
-        <w:rPr>
-          <w:i/>
-        </w:rPr>
-        <w:t>c</w:t>
-      </w:r>
-      <w:r>
-        <w:t>₁.</w:t>
-      </w:r>
-    </w:p>
-    <w:p>
-      <w:r>
-        <w:t xml:space="preserve">Above that boundary the lowest class is the only one compatible with a censored reading, whatever the true count was, so the class the rule assigns is fixed by </w:t>
-      </w:r>
-      <w:r>
-        <w:rPr>
-          <w:i/>
-        </w:rPr>
-        <w:t>N₀</w:t>
-      </w:r>
-      <w:r>
-        <w:t xml:space="preserve"> rather than by the surviving population. The boundary says nothing about whether a culture reaches the floor, which depends on the drug; it says what the classification can mean once one has. Both boundaries are properties of the method and involve neither the drug nor the strain, and their ratio is </w:t>
-      </w:r>
-      <w:r>
-        <w:rPr>
-          <w:i/>
-        </w:rPr>
-        <w:t>N</w:t>
-      </w:r>
-      <w:r>
-        <w:t>_reach/</w:t>
-      </w:r>
-      <w:r>
-        <w:rPr>
-          <w:i/>
-        </w:rPr>
-        <w:t>N</w:t>
-      </w:r>
-      <w:r>
-        <w:t xml:space="preserve">_id = </w:t>
-      </w:r>
-      <w:r>
-        <w:rPr>
-          <w:i/>
-        </w:rPr>
-        <w:t>c</w:t>
-      </w:r>
-      <w:r>
-        <w:t>₁ · 10^</w:t>
-      </w:r>
-      <w:r>
-        <w:rPr>
-          <w:i/>
-        </w:rPr>
-        <w:t>q</w:t>
-      </w:r>
-      <w:r>
-        <w:t>.</w:t>
-      </w:r>
-    </w:p>
-    <w:p>
-      <w:r>
-        <w:t xml:space="preserve">Seeding a culture above </w:t>
-      </w:r>
-      <w:r>
-        <w:rPr>
-          <w:i/>
-        </w:rPr>
-        <w:t>L</w:t>
-      </w:r>
-      <w:r>
-        <w:t xml:space="preserve"> · max(10^</w:t>
-      </w:r>
-      <w:r>
-        <w:rPr>
-          <w:i/>
-        </w:rPr>
-        <w:t>q</w:t>
-      </w:r>
-      <w:r>
-        <w:t>, 1/</w:t>
-      </w:r>
-      <w:r>
-        <w:rPr>
-          <w:i/>
-        </w:rPr>
-        <w:t>c</w:t>
-      </w:r>
-      <w:r>
-        <w:t>₁) makes both failure modes impossible, which is a design criterion computable before an experiment rather than a diagnosis after it.</w:t>
-      </w:r>
-    </w:p>
-    <w:p>
-      <w:pPr>
-        <w:spacing w:before="240"/>
-      </w:pPr>
-      <w:r>
-        <w:rPr>
-          <w:b/>
-          <w:sz w:val="22"/>
-        </w:rPr>
-        <w:t>Estimation</w:t>
-      </w:r>
-    </w:p>
-    <w:p>
-      <w:r>
-        <w:t xml:space="preserve">A </w:t>
-      </w:r>
-      <w:r>
-        <w:rPr>
-          <w:b/>
-        </w:rPr>
-        <w:t>Tobit model</w:t>
-      </w:r>
-      <w:r>
-        <w:t xml:space="preserve"> fits log10 CFU/mL linearly in time by maximum likelihood (32). An observed reading contributes the usual Gaussian density; a censored reading contributes log Φ((limit − µ)/σ), the probability that it fell below its own limit. This is Beal's M3 (Beal 2001) written for this assay (33). Intervals come from the profile likelihood.</w:t>
-      </w:r>
-    </w:p>
-    <w:p>
-      <w:r>
-        <w:rPr>
-          <w:b/>
-        </w:rPr>
-        <w:t>Multiple imputation</w:t>
-      </w:r>
-      <w:r>
-        <w:t xml:space="preserve"> draws each censored reading from the fitted normal truncated at its own limit, refits by ordinary least squares, and pools 50 fits by Rubin's rules (34). The imputation is proper: the line and the error scale are redrawn from the Tobit fit's own asymptotic distribution at every imputation rather than held at the point estimate, so the between-imputation variance carries the uncertainty in the model that generated the draws. What the agreement between the two estimators establishes is therefore that the answer does not depend on which arithmetic recovers it. It does not establish that the sub-floor distribution is normal: both make that assumption, and no reading below the floor exists to test it against. Where the assumption itself is in question, the quantity to look at is the headroom, not the fit.</w:t>
-      </w:r>
-    </w:p>
-    <w:p>
-      <w:r>
-        <w:t>The growth proxy is the deposit's time to an optical density of 0.4, in days; the deposit records no wavelength, so none is given here. Because it is a time, it runs inversely to growth rate: a larger value is a slower-growing isolate.</w:t>
-      </w:r>
-    </w:p>
-    <w:p>
-      <w:r>
-        <w:rPr>
-          <w:b/>
-        </w:rPr>
-        <w:t>The tolerance label</w:t>
-      </w:r>
-      <w:r>
-        <w:t xml:space="preserve"> is modelled as an ordered categorical outcome by proportional-odds ordinal logistic regression (35), with starting density as a prespecified covariate and every association reported unadjusted and adjusted for it. The MDR category of the deposited label is a fourth, unordered category and is excluded; all 14 rows carrying it fall outside the susceptible-versus-resistant contrast in any case, so the ordinal and linear models are fitted to identical rows. Proportional odds is tested by a Brant test per predictor (36) and by a likelihood-ratio test against a generalised ordered logit (37) with the coefficient released; where it fails, the released partial-proportional-odds fit is reported and checked against a multinomial fit that assumes no ordering. Rows are dropped only for a missing outcome, predictor or starting density, and the dropped rows are compared with the retained ones on starting density and susceptibility. Because the deposit carries no patient identifier, the repeated-isolate structure is handled by a baseline-only stratum rather than by a random effect, and the linear models of the earlier analysis are retained as a sensitivity comparison (Table S17).</w:t>
-      </w:r>
-    </w:p>
-    <w:p>
-      <w:r>
-        <w:rPr>
-          <w:b/>
-        </w:rPr>
-        <w:t>Time-to-event analysis</w:t>
-      </w:r>
-      <w:r>
-        <w:t xml:space="preserve"> treats the </w:t>
-      </w:r>
-      <w:r>
-        <w:rPr>
-          <w:b/>
-        </w:rPr>
-        <w:t>first observed crossing below the assay floor</w:t>
-      </w:r>
-      <w:r>
-        <w:t xml:space="preserve"> as the event, with series never falling below their own floor right-censored at their last visit. The event is named that way throughout and is not read as clearance, sterilisation or the end of a culture: of the series that cross, 60 per cent read above the floor again at a later visit.</w:t>
-      </w:r>
-    </w:p>
-    <w:p>
-      <w:r>
-        <w:t xml:space="preserve">The crossing time is interval-censored, not observed: it lies between the last visit above the floor and the first visit below it, and the visit schedule is coarse. Interval-censored fits (38) are therefore reported alongside the naive treatment that pins the event to the visit at which the blank plate was noticed. Kaplan–Meier (39) and Cox proportional hazards (40) are retained as </w:t>
-      </w:r>
-      <w:r>
-        <w:rPr>
-          <w:b/>
-        </w:rPr>
-        <w:t>descriptive</w:t>
-      </w:r>
-      <w:r>
-        <w:t xml:space="preserve"> summaries of first crossing only; their intervals are replaced by cluster bootstraps over laboratories and over flasks (41), because those 261 series come from 72 flasks in 6 laboratories and the partial likelihood treats them as independent. No p-value is quoted for a term that is constant within laboratory, since six clusters cannot support one. Proportionality is tested on Schoenfeld residuals (42, 43).</w:t>
-      </w:r>
-    </w:p>
-    <w:p>
-      <w:r>
-        <w:t>A cell is fitted only when it retains at least six quantified readings at three distinct times; below that the slope is determined by the censoring pattern rather than by the counts.</w:t>
-      </w:r>
-    </w:p>
-    <w:p>
-      <w:r>
-        <w:rPr>
-          <w:b/>
-        </w:rPr>
-        <w:t>The replicate-level bootstrap</w:t>
-      </w:r>
-      <w:r>
-        <w:t xml:space="preserve"> (44) behind the interval slopes resamples the three replicate counts with replacement at both ends of each interval, takes their mean, refits the concentration slope on each draw, and takes percentile intervals from 20 000 draws. The resampling unit is the replicate count, not the interval, so a draw can repeat a replicate at one end and not the other. It is a draw of the three-replicate MEAN, because the mean is what the slope is fitted through; drawing a single replicate instead would attach the variance of one count to an estimate built from three. This bootstrap, and not the least-squares fit through the four concentration means that the deposited table reports beside it, is the interval quoted in Section 7 and drawn in Figure 3C. The least-squares fit is kept in the table for comparison and is labelled there: it has two residual degrees of freedom and discards the replicate scatter entirely. An interval on a proportion — an inversion rate, or a share of flasks — is the Jeffreys interval (45), which is the equal-tailed posterior under the Jeffreys prior and does not collapse to zero width when the count is 0 or n, as the normal approximation does at the sample sizes here.</w:t>
-      </w:r>
-    </w:p>
-    <w:p>
-      <w:r>
-        <w:rPr>
-          <w:b/>
-        </w:rPr>
-        <w:t>What is standard and what is not.</w:t>
-      </w:r>
-      <w:r>
-        <w:t xml:space="preserve"> The Tobit fit, Kaplan–Meier, Cox and the interval-censored fits come from the packages named below. Four procedures do not: the Brant test of proportional odds, the partial-proportional-odds fit with a per-cut coefficient mask, the product-of-coefficients mediation with bootstrap percentile intervals, and the residual-correlation sensitivity for sequential ignorability. Those are implemented in the released analysis code rather than taken from a package — in `exp30_ordinal_tolerance.py` and `exp34_mediation.py` — and the partial-proportional-odds likelihood is validated against the proportional-odds fit it nests, agreeing to 1.0 × 10⁻¹⁰ in log-likelihood when nothing is released. The multinomial check uses statsmodels.</w:t>
-      </w:r>
-    </w:p>
-    <w:p>
-      <w:pPr>
-        <w:spacing w:before="240"/>
-      </w:pPr>
-      <w:r>
-        <w:rPr>
-          <w:b/>
-          <w:sz w:val="22"/>
-        </w:rPr>
-        <w:t>The decomposition of a crossing time</w:t>
-      </w:r>
-    </w:p>
-    <w:p>
-      <w:r>
-        <w:t xml:space="preserve">Over an interval in which the decline is close to log-linear, log10 </w:t>
-      </w:r>
-      <w:r>
-        <w:rPr>
-          <w:i/>
-        </w:rPr>
-        <w:t>N</w:t>
-      </w:r>
-      <w:r>
-        <w:t>(</w:t>
-      </w:r>
-      <w:r>
-        <w:rPr>
-          <w:i/>
-        </w:rPr>
-        <w:t>t</w:t>
-      </w:r>
-      <w:r>
-        <w:t xml:space="preserve">) = </w:t>
-      </w:r>
-      <w:r>
-        <w:rPr>
-          <w:i/>
-        </w:rPr>
-        <w:t>a</w:t>
-      </w:r>
-      <w:r>
-        <w:t xml:space="preserve"> − </w:t>
-      </w:r>
-      <w:r>
-        <w:rPr>
-          <w:i/>
-        </w:rPr>
-        <w:t>bt</w:t>
-      </w:r>
-      <w:r>
-        <w:t xml:space="preserve">, and with </w:t>
-      </w:r>
-      <w:r>
-        <w:rPr>
-          <w:i/>
-        </w:rPr>
-        <w:t>ℓ</w:t>
-      </w:r>
-      <w:r>
-        <w:t xml:space="preserve"> the log10 assay floor and </w:t>
-      </w:r>
-      <w:r>
-        <w:rPr>
-          <w:i/>
-        </w:rPr>
-        <w:t>D</w:t>
-      </w:r>
-      <w:r>
-        <w:t xml:space="preserve"> = </w:t>
-      </w:r>
-      <w:r>
-        <w:rPr>
-          <w:i/>
-        </w:rPr>
-        <w:t>a</w:t>
-      </w:r>
-      <w:r>
-        <w:t xml:space="preserve"> − </w:t>
-      </w:r>
-      <w:r>
-        <w:rPr>
-          <w:i/>
-        </w:rPr>
-        <w:t>ℓ</w:t>
-      </w:r>
-      <w:r>
-        <w:t xml:space="preserve"> the distance the population starts above it, the crossing time is </w:t>
-      </w:r>
-      <w:r>
-        <w:rPr>
-          <w:i/>
-        </w:rPr>
-        <w:t>T</w:t>
-      </w:r>
-      <w:r>
-        <w:t xml:space="preserve"> = </w:t>
-      </w:r>
-      <w:r>
-        <w:rPr>
-          <w:i/>
-        </w:rPr>
-        <w:t>D</w:t>
-      </w:r>
-      <w:r>
-        <w:t>/</w:t>
-      </w:r>
-      <w:r>
-        <w:rPr>
-          <w:i/>
-        </w:rPr>
-        <w:t>b</w:t>
-      </w:r>
-      <w:r>
-        <w:t>. For two flasks,</w:t>
-      </w:r>
-    </w:p>
-    <w:p>
-      <w:pPr>
-        <w:spacing w:line="240" w:lineRule="auto"/>
-        <w:ind w:left="720"/>
-      </w:pPr>
-      <w:r>
-        <w:rPr>
-          <w:rFonts w:ascii="Consolas" w:hAnsi="Consolas"/>
-          <w:sz w:val="22"/>
-        </w:rPr>
-        <w:t>log(T_A / T_B) = log(D_A / D_B) − log(b_A / b_B)</w:t>
-      </w:r>
-    </w:p>
-    <w:p>
-      <w:r>
-        <w:t xml:space="preserve">which is exact on this model and splits a difference in crossing time into a distance term and a rate term. An </w:t>
-      </w:r>
-      <w:r>
-        <w:rPr>
-          <w:b/>
-        </w:rPr>
-        <w:t>inversion</w:t>
-      </w:r>
-      <w:r>
-        <w:t xml:space="preserve"> is a pair in which A fell faster yet crossed later, which occurs exactly when </w:t>
-      </w:r>
-      <w:r>
-        <w:rPr>
-          <w:i/>
-        </w:rPr>
-        <w:t>D_A</w:t>
-      </w:r>
-      <w:r>
-        <w:t>/</w:t>
-      </w:r>
-      <w:r>
-        <w:rPr>
-          <w:i/>
-        </w:rPr>
-        <w:t>D_B</w:t>
-      </w:r>
-      <w:r>
-        <w:t xml:space="preserve"> &gt; </w:t>
-      </w:r>
-      <w:r>
-        <w:rPr>
-          <w:i/>
-        </w:rPr>
-        <w:t>b_A</w:t>
-      </w:r>
-      <w:r>
-        <w:t>/</w:t>
-      </w:r>
-      <w:r>
-        <w:rPr>
-          <w:i/>
-        </w:rPr>
-        <w:t>b_B</w:t>
-      </w:r>
-      <w:r>
-        <w:t xml:space="preserve">. A single slope is not a full description of a biphasic trajectory, so </w:t>
-      </w:r>
-      <w:r>
-        <w:rPr>
-          <w:i/>
-        </w:rPr>
-        <w:t>b</w:t>
-      </w:r>
-      <w:r>
-        <w:t xml:space="preserve"> is the average decline over the window fitted, and the variance shares reported below are shares of that averaged slope; averaging across decline and regrowth moves the rate term up rather than down, so the distance share is a lower bound; </w:t>
-      </w:r>
-      <w:r>
-        <w:rPr>
-          <w:i/>
-        </w:rPr>
-        <w:t>D</w:t>
-      </w:r>
-      <w:r>
-        <w:t xml:space="preserve"> is taken from the measured day 0 to 1 density rather than from the fitted intercept, because a single line through a biphasic curve extrapolates back to an intercept well below the culture the flask started from.</w:t>
-      </w:r>
-    </w:p>
-    <w:p>
-      <w:pPr>
-        <w:spacing w:before="240"/>
-      </w:pPr>
-      <w:r>
-        <w:rPr>
-          <w:b/>
-          <w:sz w:val="22"/>
-        </w:rPr>
-        <w:t>Multiplicity</w:t>
-      </w:r>
-    </w:p>
-    <w:p>
-      <w:r>
-        <w:t>Where a question admits more than one test, every test the deposit supports is run, and the family is corrected by the Benjamini–Hochberg procedure (46) at a false discovery rate of 5 per cent. For each test we report the correlation the sample size could have resolved at 95 per cent confidence, so that a null is bounded rather than asserted.</w:t>
-      </w:r>
-    </w:p>
-    <w:p>
-      <w:pPr>
-        <w:spacing w:before="240"/>
-      </w:pPr>
-      <w:r>
-        <w:rPr>
-          <w:b/>
-          <w:sz w:val="22"/>
-        </w:rPr>
-        <w:t>Reproducibility</w:t>
-      </w:r>
-    </w:p>
-    <w:p>
-      <w:r>
-        <w:t>Every number in this paper is regenerated by a script that writes a machine- readable receipt of what it computed, and a separate audit script recomputes 174 of the quantities quoted in the text from the tables they came from and reports any that disagree. That audit is not exhaustive: it pins the load-bearing counts, every headline interval and every figure a conclusion rests on, and it does not pin every cell of every table.</w:t>
-      </w:r>
-    </w:p>
-    <w:p>
-      <w:r>
-        <w:t>A second audit reads what the first cannot. The value audit parses table bodies only, so it never sees a table legend, a figure legend, Box 1 or the Abstract — and it has no way to notice that a number called a hazard ratio in one place is called a p-value in another, which is a mistake this manuscript made and a reviewer caught. The second audit checks that every number in those four regions, conventions such as the endpoint constants and the confidence level aside, occurs in a results file, a receipt or a table body; that no numeric literal carries two incompatible statistical labels and that no most-probable number is printed as a colony count; that percentages, fold-changes, corrected thresholds, spans and interval bounds follow from their own stated inputs; and that no conclusion the self-audit marks unsupported is still asserted anywhere, that every sample size traces to a line in the flow account, that every cross-reference resolves, and that no block of prose states the same thing twice, which is what a paragraph looks like when the passage its rewrite replaced was never deleted. It fails the pipeline on the findings it grades as contradictions and reports anything weaker without failing; an untraceable number in a figure legend, in Box 1 or in the Abstract is weaker, and so is a legend count its own table contradicts where the results carry that value elsewhere. Every table is generated from the results files and the manuscript is assembled from that generated material, never edited downstream of it, so a table cannot drift from the analysis behind it.</w:t>
-      </w:r>
-    </w:p>
-    <w:p>
-      <w:r>
-        <w:t>What the second audit does not cover is worth stating, because a guarantee whose edges are unstated will be read as covering everything. It is an existence check before it is a semantic one: a number that is correct somewhere in the corpus but attached to the wrong quantity passes unless some other rule reaches it. Figure legends, Box 1 and the Abstract have no staleness net comparable to the one that diffs each spliced table against the block that generated it, so a stale number there is caught only if it exists nowhere else. An error introduced into a legend inside the table-generating code is invisible to a check that compares the paper against that code's own output. And the self-audit table is the premise of the withdrawn-claim check rather than its subject: the check sees only the conclusions that table lists, so a reading retracted in the prose alone lies outside it, and a verdict silently changed from unsupported to supported would not be detected.</w:t>
-      </w:r>
-    </w:p>
-    <w:p>
-      <w:r>
-        <w:t>Analyses used Python 3.14 with numpy 2.5.0 (47), scipy 1.18.0 (48), pandas 3.0.3 (49), statsmodels 0.15.0 (50) and lifelines 0.30.3 (51).</w:t>
-      </w:r>
-    </w:p>
-    <w:p>
-      <w:pPr>
-        <w:spacing w:before="240"/>
-      </w:pPr>
-      <w:r>
-        <w:rPr>
-          <w:b/>
-          <w:sz w:val="22"/>
-        </w:rPr>
-        <w:t>Ethics</w:t>
-      </w:r>
-    </w:p>
-    <w:p>
-      <w:r>
-        <w:t xml:space="preserve">This study reanalysed publicly available, de-identified datasets deposited by other groups, and generated one time-kill experiment in a reference strain of </w:t>
-      </w:r>
-      <w:r>
-        <w:rPr>
-          <w:i/>
-        </w:rPr>
-        <w:t>Escherichia coli</w:t>
-      </w:r>
-      <w:r>
-        <w:t>. No human or animal subjects were involved, no patient samples were collected, and no individual is identifiable from any material presented here. The author is an independent researcher with no institutional affiliation, so no institutional review board holds jurisdiction; none is required either for secondary analysis of de-identified data already public under open licences or for work on a bacterial quality-control strain.</w:t>
-      </w:r>
-    </w:p>
-    <w:p>
-      <w:pPr>
-        <w:spacing w:before="240"/>
-      </w:pPr>
-      <w:r>
-        <w:rPr>
-          <w:b/>
-          <w:sz w:val="22"/>
-        </w:rPr>
-        <w:t>Use of generative artificial intelligence</w:t>
-      </w:r>
-    </w:p>
-    <w:p>
-      <w:r>
-        <w:t>Anthropic's Claude (Opus 5) was used under the author's direction to copy-edit and language-edit the manuscript text and to prepare its final version. No figure, image or schematic was generated by an artificial intelligence tool; every figure is plotted from values that regenerate from the public deposits. No artificial intelligence tool is an author. The author directed the study, verified every reported quantity against the source deposits and the regenerating pipeline, and takes full responsibility for the content of this article, including its accuracy and its originality.</w:t>
-      </w:r>
-    </w:p>
-    <w:p>
-      <w:pPr>
-        <w:spacing w:before="240"/>
-      </w:pPr>
-      <w:r>
-        <w:rPr>
-          <w:b/>
-          <w:sz w:val="22"/>
-        </w:rPr>
-        <w:t>Data availability</w:t>
-      </w:r>
-    </w:p>
-    <w:p>
-      <w:r>
-        <w:t>Every dataset reanalysed here was already public under an open licence and none was generated for this study. Each is identified in Table 1 and cited alongside the article that first described it: Vijay and colleagues (13, 25), van Wijk and colleagues (4, 5), Windels and colleagues (8, 27), Kaur and colleagues (6, 7), and the hollow-fibre Source Data of Dubey and colleagues (9, 10), held out of every fitting step. The readings from the prospective experiment are deposited with the analysis code.</w:t>
-      </w:r>
-    </w:p>
-    <w:p>
-      <w:r>
-        <w:t>That code, both audit scripts, the headroom tool and the machine-readable receipts recording the software versions each stage ran under are in a public repository (52), with the documentation and test data needed to run them. It is dual-licensed: the code under the Massachusetts Institute of Technology (MIT) licence, and the manuscript, figures and results under CC BY 4.0. The deposits keep their depositors' own licences. It is at https://github.com/piranfar/detection-floor-tolerance-endpoints. [The commit identifier of the submitted version is to be inserted at submission.]</w:t>
+        <w:t>That code, both audit scripts, the headroom tool and the machine-readable receipts recording the software versions each stage ran under are in a public repository (21), with the documentation and test data needed to run them. It is dual-licensed: the code under the Massachusetts Institute of Technology (MIT) licence, and the manuscript, figures and results under CC BY 4.0. The deposits keep their depositors' own licences. It is at https://github.com/piranfar/detection-floor-tolerance-endpoints. [The commit identifier of the submitted version is to be inserted at submission.]</w:t>
       </w:r>
     </w:p>
     <w:p>
@@ -4546,112 +2634,19 @@
     </w:p>
     <w:p>
       <w:pPr>
-        <w:spacing w:line="240" w:lineRule="auto"/>
-        <w:jc w:val="center"/>
+        <w:spacing w:before="240"/>
       </w:pPr>
       <w:r>
-        <w:drawing>
-          <wp:inline xmlns:a="http://schemas.openxmlformats.org/drawingml/2006/main" xmlns:pic="http://schemas.openxmlformats.org/drawingml/2006/picture">
-            <wp:extent cx="5486400" cy="4650059"/>
-            <wp:docPr id="3" name="Picture 3"/>
-            <wp:cNvGraphicFramePr>
-              <a:graphicFrameLocks noChangeAspect="1"/>
-            </wp:cNvGraphicFramePr>
-            <a:graphic>
-              <a:graphicData uri="http://schemas.openxmlformats.org/drawingml/2006/picture">
-                <pic:pic>
-                  <pic:nvPicPr>
-                    <pic:cNvPr id="0" name="fig3_endpoint_collapse.png"/>
-                    <pic:cNvPicPr/>
-                  </pic:nvPicPr>
-                  <pic:blipFill>
-                    <a:blip r:embed="rId12"/>
-                    <a:stretch>
-                      <a:fillRect/>
-                    </a:stretch>
-                  </pic:blipFill>
-                  <pic:spPr>
-                    <a:xfrm>
-                      <a:off x="0" y="0"/>
-                      <a:ext cx="5486400" cy="4650059"/>
-                    </a:xfrm>
-                    <a:prstGeom prst="rect"/>
-                  </pic:spPr>
-                </pic:pic>
-              </a:graphicData>
-            </a:graphic>
-          </wp:inline>
-        </w:drawing>
+        <w:rPr>
+          <w:b/>
+          <w:sz w:val="24"/>
+        </w:rPr>
+        <w:t>Supplemental material</w:t>
       </w:r>
     </w:p>
     <w:p>
-      <w:pPr>
-        <w:spacing w:line="276" w:lineRule="auto" w:after="240"/>
-      </w:pPr>
-      <w:r>
-        <w:rPr>
-          <w:b/>
-          <w:sz w:val="20"/>
-        </w:rPr>
-        <w:t>Figure 3. A late endpoint cannot resolve a 32-fold concentration range.</w:t>
-      </w:r>
-      <w:r>
-        <w:rPr>
-          <w:sz w:val="20"/>
-        </w:rPr>
-        <w:t xml:space="preserve"> Apramycin against </w:t>
-      </w:r>
-      <w:r>
-        <w:rPr>
-          <w:i/>
-          <w:sz w:val="20"/>
-        </w:rPr>
-        <w:t>M. tuberculosis</w:t>
-      </w:r>
-      <w:r>
-        <w:rPr>
-          <w:sz w:val="20"/>
-        </w:rPr>
-        <w:t>, five concentrations, triplicate counts. (</w:t>
-      </w:r>
-      <w:r>
-        <w:rPr>
-          <w:b/>
-          <w:sz w:val="20"/>
-        </w:rPr>
-        <w:t>A</w:t>
-      </w:r>
-      <w:r>
-        <w:rPr>
-          <w:sz w:val="20"/>
-        </w:rPr>
-        <w:t>) The trajectories, with an assumed floor of 100 CFU/mL — the value 10 µL plating would give — drawn as a band; this deposit records no plated volume, so the band is an assumption and is drawn to show what the assumption costs; by day 14 the highest arm lies within it, so its apparent rate over the final interval is a lower bound. (</w:t>
-      </w:r>
-      <w:r>
-        <w:rPr>
-          <w:b/>
-          <w:sz w:val="20"/>
-        </w:rPr>
-        <w:t>B</w:t>
-      </w:r>
-      <w:r>
-        <w:rPr>
-          <w:sz w:val="20"/>
-        </w:rPr>
-        <w:t>) The ratio of survivors between the lowest and highest of the four compared concentrations, 4 and 128 µg/mL, at each sampling day, rising to 48.2-fold at day 7 and collapsing to 5.2-fold at day 14. (</w:t>
-      </w:r>
-      <w:r>
-        <w:rPr>
-          <w:b/>
-          <w:sz w:val="20"/>
-        </w:rPr>
-        <w:t>C</w:t>
-      </w:r>
-      <w:r>
-        <w:rPr>
-          <w:sz w:val="20"/>
-        </w:rPr>
-        <w:t>) The concentration slope fitted separately in each interval from a replicate-level bootstrap, 20 000 draws.</w:t>
+      <w:r>
+        <w:t>The supplemental file carries the full Materials and Methods, the analyses named above as supplementary text, and 23 supplemental tables. Table S10, Table S11, Table S12, Table S13, Table S14, Table S15, Table S16, Table S17, Table S18, Table S19, Table S20, Table S21, Table S22 and Table S23 support analyses reported there rather than in this article, and are listed so that every supplemental item is named in the manuscript.</w:t>
       </w:r>
     </w:p>
     <w:p>
@@ -4663,23 +2658,6 @@
           <w:b/>
           <w:sz w:val="24"/>
         </w:rPr>
-        <w:t>Supplemental material</w:t>
-      </w:r>
-    </w:p>
-    <w:p>
-      <w:r>
-        <w:t>The supplemental file carries the full Materials and Methods, the analyses named above as supplementary text, and 22 supplemental tables. Table S18, Table S19, Table S20, Table S21 and Table S22 support analyses reported there rather than in this article, and are listed so that every supplemental item is named in the manuscript.</w:t>
-      </w:r>
-    </w:p>
-    <w:p>
-      <w:pPr>
-        <w:spacing w:before="240"/>
-      </w:pPr>
-      <w:r>
-        <w:rPr>
-          <w:b/>
-          <w:sz w:val="24"/>
-        </w:rPr>
         <w:t>Tables</w:t>
       </w:r>
     </w:p>
@@ -4689,843 +2667,6 @@
           <w:b/>
         </w:rPr>
         <w:t>Table 1.</w:t>
-      </w:r>
-      <w:r>
-        <w:t xml:space="preserve"> The five published deposits reanalysed. Four carry the analysis and the fifth is held out to test it. None was generated for this study. The held-out deposit was opened after every boundary and threshold was fixed, which the commit history of the analysis repository timestamps; the other four were selected for the fields they carry, and that selection is not separately registered.</w:t>
-      </w:r>
-    </w:p>
-    <w:tbl>
-      <w:tblPr>
-        <w:tblStyle w:val="TableGrid"/>
-        <w:tblW w:type="auto" w:w="0"/>
-        <w:tblLayout w:type="autofit"/>
-        <w:tblLook w:firstColumn="1" w:firstRow="1" w:lastColumn="0" w:lastRow="0" w:noHBand="0" w:noVBand="1" w:val="04A0"/>
-      </w:tblPr>
-      <w:tblGrid>
-        <w:gridCol w:w="1560"/>
-        <w:gridCol w:w="1560"/>
-        <w:gridCol w:w="1560"/>
-        <w:gridCol w:w="1560"/>
-        <w:gridCol w:w="1560"/>
-        <w:gridCol w:w="1560"/>
-      </w:tblGrid>
-      <w:tr>
-        <w:tc>
-          <w:tcPr>
-            <w:tcW w:type="dxa" w:w="1560"/>
-          </w:tcPr>
-          <w:p>
-            <w:pPr>
-              <w:spacing w:line="240" w:lineRule="auto" w:after="40"/>
-            </w:pPr>
-            <w:r>
-              <w:rPr>
-                <w:b/>
-                <w:sz w:val="18"/>
-              </w:rPr>
-            </w:r>
-            <w:r>
-              <w:rPr>
-                <w:b/>
-                <w:sz w:val="18"/>
-              </w:rPr>
-              <w:t>Dataset</w:t>
-            </w:r>
-          </w:p>
-        </w:tc>
-        <w:tc>
-          <w:tcPr>
-            <w:tcW w:type="dxa" w:w="1560"/>
-          </w:tcPr>
-          <w:p>
-            <w:pPr>
-              <w:spacing w:line="240" w:lineRule="auto" w:after="40"/>
-            </w:pPr>
-            <w:r>
-              <w:rPr>
-                <w:b/>
-                <w:sz w:val="18"/>
-              </w:rPr>
-            </w:r>
-            <w:r>
-              <w:rPr>
-                <w:b/>
-                <w:sz w:val="18"/>
-              </w:rPr>
-              <w:t>Organism</w:t>
-            </w:r>
-          </w:p>
-        </w:tc>
-        <w:tc>
-          <w:tcPr>
-            <w:tcW w:type="dxa" w:w="1560"/>
-          </w:tcPr>
-          <w:p>
-            <w:pPr>
-              <w:spacing w:line="240" w:lineRule="auto" w:after="40"/>
-            </w:pPr>
-            <w:r>
-              <w:rPr>
-                <w:b/>
-                <w:sz w:val="18"/>
-              </w:rPr>
-            </w:r>
-            <w:r>
-              <w:rPr>
-                <w:b/>
-                <w:sz w:val="18"/>
-              </w:rPr>
-              <w:t>Drug and range</w:t>
-            </w:r>
-          </w:p>
-        </w:tc>
-        <w:tc>
-          <w:tcPr>
-            <w:tcW w:type="dxa" w:w="1560"/>
-          </w:tcPr>
-          <w:p>
-            <w:pPr>
-              <w:spacing w:line="240" w:lineRule="auto" w:after="40"/>
-            </w:pPr>
-            <w:r>
-              <w:rPr>
-                <w:b/>
-                <w:sz w:val="18"/>
-              </w:rPr>
-            </w:r>
-            <w:r>
-              <w:rPr>
-                <w:b/>
-                <w:sz w:val="18"/>
-              </w:rPr>
-              <w:t>Design</w:t>
-            </w:r>
-          </w:p>
-        </w:tc>
-        <w:tc>
-          <w:tcPr>
-            <w:tcW w:type="dxa" w:w="1560"/>
-          </w:tcPr>
-          <w:p>
-            <w:pPr>
-              <w:spacing w:line="240" w:lineRule="auto" w:after="40"/>
-            </w:pPr>
-            <w:r>
-              <w:rPr>
-                <w:b/>
-                <w:sz w:val="18"/>
-              </w:rPr>
-            </w:r>
-            <w:r>
-              <w:rPr>
-                <w:b/>
-                <w:sz w:val="18"/>
-              </w:rPr>
-              <w:t>Deposit</w:t>
-            </w:r>
-          </w:p>
-        </w:tc>
-        <w:tc>
-          <w:tcPr>
-            <w:tcW w:type="dxa" w:w="1560"/>
-          </w:tcPr>
-          <w:p>
-            <w:pPr>
-              <w:spacing w:line="240" w:lineRule="auto" w:after="40"/>
-            </w:pPr>
-            <w:r>
-              <w:rPr>
-                <w:b/>
-                <w:sz w:val="18"/>
-              </w:rPr>
-            </w:r>
-            <w:r>
-              <w:rPr>
-                <w:b/>
-                <w:sz w:val="18"/>
-              </w:rPr>
-              <w:t>Licence</w:t>
-            </w:r>
-          </w:p>
-        </w:tc>
-      </w:tr>
-      <w:tr>
-        <w:tc>
-          <w:tcPr>
-            <w:tcW w:type="dxa" w:w="1560"/>
-          </w:tcPr>
-          <w:p>
-            <w:pPr>
-              <w:spacing w:line="240" w:lineRule="auto" w:after="40"/>
-            </w:pPr>
-            <w:r>
-              <w:rPr>
-                <w:sz w:val="18"/>
-              </w:rPr>
-            </w:r>
-            <w:r>
-              <w:rPr>
-                <w:sz w:val="18"/>
-              </w:rPr>
-              <w:t>Six-laboratory exercise</w:t>
-            </w:r>
-          </w:p>
-        </w:tc>
-        <w:tc>
-          <w:tcPr>
-            <w:tcW w:type="dxa" w:w="1560"/>
-          </w:tcPr>
-          <w:p>
-            <w:pPr>
-              <w:spacing w:line="240" w:lineRule="auto" w:after="40"/>
-            </w:pPr>
-            <w:r>
-              <w:rPr>
-                <w:sz w:val="18"/>
-              </w:rPr>
-            </w:r>
-            <w:r>
-              <w:rPr>
-                <w:i/>
-                <w:sz w:val="18"/>
-              </w:rPr>
-              <w:t>M. tuberculosis</w:t>
-            </w:r>
-            <w:r>
-              <w:rPr>
-                <w:sz w:val="18"/>
-              </w:rPr>
-              <w:t xml:space="preserve"> H37Rv</w:t>
-            </w:r>
-          </w:p>
-        </w:tc>
-        <w:tc>
-          <w:tcPr>
-            <w:tcW w:type="dxa" w:w="1560"/>
-          </w:tcPr>
-          <w:p>
-            <w:pPr>
-              <w:spacing w:line="240" w:lineRule="auto" w:after="40"/>
-            </w:pPr>
-            <w:r>
-              <w:rPr>
-                <w:sz w:val="18"/>
-              </w:rPr>
-            </w:r>
-            <w:r>
-              <w:rPr>
-                <w:sz w:val="18"/>
-              </w:rPr>
-              <w:t>moxifloxacin, isoniazid, 1x and 10x MIC</w:t>
-            </w:r>
-          </w:p>
-        </w:tc>
-        <w:tc>
-          <w:tcPr>
-            <w:tcW w:type="dxa" w:w="1560"/>
-          </w:tcPr>
-          <w:p>
-            <w:pPr>
-              <w:spacing w:line="240" w:lineRule="auto" w:after="40"/>
-            </w:pPr>
-            <w:r>
-              <w:rPr>
-                <w:sz w:val="18"/>
-              </w:rPr>
-            </w:r>
-            <w:r>
-              <w:rPr>
-                <w:sz w:val="18"/>
-              </w:rPr>
-              <w:t>90 flasks, 2 775 readings</w:t>
-            </w:r>
-          </w:p>
-        </w:tc>
-        <w:tc>
-          <w:tcPr>
-            <w:tcW w:type="dxa" w:w="1560"/>
-          </w:tcPr>
-          <w:p>
-            <w:pPr>
-              <w:spacing w:line="240" w:lineRule="auto" w:after="40"/>
-            </w:pPr>
-            <w:r>
-              <w:rPr>
-                <w:sz w:val="18"/>
-              </w:rPr>
-            </w:r>
-            <w:r>
-              <w:rPr>
-                <w:sz w:val="18"/>
-              </w:rPr>
-              <w:t>figshare 19766083</w:t>
-            </w:r>
-          </w:p>
-        </w:tc>
-        <w:tc>
-          <w:tcPr>
-            <w:tcW w:type="dxa" w:w="1560"/>
-          </w:tcPr>
-          <w:p>
-            <w:pPr>
-              <w:spacing w:line="240" w:lineRule="auto" w:after="40"/>
-            </w:pPr>
-            <w:r>
-              <w:rPr>
-                <w:sz w:val="18"/>
-              </w:rPr>
-            </w:r>
-            <w:r>
-              <w:rPr>
-                <w:sz w:val="18"/>
-              </w:rPr>
-              <w:t>CC BY 4.0</w:t>
-            </w:r>
-          </w:p>
-        </w:tc>
-      </w:tr>
-      <w:tr>
-        <w:tc>
-          <w:tcPr>
-            <w:tcW w:type="dxa" w:w="1560"/>
-          </w:tcPr>
-          <w:p>
-            <w:pPr>
-              <w:spacing w:line="240" w:lineRule="auto" w:after="40"/>
-            </w:pPr>
-            <w:r>
-              <w:rPr>
-                <w:sz w:val="18"/>
-              </w:rPr>
-            </w:r>
-            <w:r>
-              <w:rPr>
-                <w:sz w:val="18"/>
-              </w:rPr>
-              <w:t>Clinical isolates</w:t>
-            </w:r>
-          </w:p>
-        </w:tc>
-        <w:tc>
-          <w:tcPr>
-            <w:tcW w:type="dxa" w:w="1560"/>
-          </w:tcPr>
-          <w:p>
-            <w:pPr>
-              <w:spacing w:line="240" w:lineRule="auto" w:after="40"/>
-            </w:pPr>
-            <w:r>
-              <w:rPr>
-                <w:sz w:val="18"/>
-              </w:rPr>
-            </w:r>
-            <w:r>
-              <w:rPr>
-                <w:i/>
-                <w:sz w:val="18"/>
-              </w:rPr>
-              <w:t>M. tuberculosis</w:t>
-            </w:r>
-            <w:r>
-              <w:rPr>
-                <w:sz w:val="18"/>
-              </w:rPr>
-              <w:t>, 217 isolates</w:t>
-            </w:r>
-          </w:p>
-        </w:tc>
-        <w:tc>
-          <w:tcPr>
-            <w:tcW w:type="dxa" w:w="1560"/>
-          </w:tcPr>
-          <w:p>
-            <w:pPr>
-              <w:spacing w:line="240" w:lineRule="auto" w:after="40"/>
-            </w:pPr>
-            <w:r>
-              <w:rPr>
-                <w:sz w:val="18"/>
-              </w:rPr>
-            </w:r>
-            <w:r>
-              <w:rPr>
-                <w:sz w:val="18"/>
-              </w:rPr>
-              <w:t>rifampicin</w:t>
-            </w:r>
-          </w:p>
-        </w:tc>
-        <w:tc>
-          <w:tcPr>
-            <w:tcW w:type="dxa" w:w="1560"/>
-          </w:tcPr>
-          <w:p>
-            <w:pPr>
-              <w:spacing w:line="240" w:lineRule="auto" w:after="40"/>
-            </w:pPr>
-            <w:r>
-              <w:rPr>
-                <w:sz w:val="18"/>
-              </w:rPr>
-            </w:r>
-            <w:r>
-              <w:rPr>
-                <w:sz w:val="18"/>
-              </w:rPr>
-              <w:t>6 duration endpoints per isolate</w:t>
-            </w:r>
-          </w:p>
-        </w:tc>
-        <w:tc>
-          <w:tcPr>
-            <w:tcW w:type="dxa" w:w="1560"/>
-          </w:tcPr>
-          <w:p>
-            <w:pPr>
-              <w:spacing w:line="240" w:lineRule="auto" w:after="40"/>
-            </w:pPr>
-            <w:r>
-              <w:rPr>
-                <w:sz w:val="18"/>
-              </w:rPr>
-            </w:r>
-            <w:r>
-              <w:rPr>
-                <w:sz w:val="18"/>
-              </w:rPr>
-              <w:t>eLife 93243, suppl. file 2</w:t>
-            </w:r>
-          </w:p>
-        </w:tc>
-        <w:tc>
-          <w:tcPr>
-            <w:tcW w:type="dxa" w:w="1560"/>
-          </w:tcPr>
-          <w:p>
-            <w:pPr>
-              <w:spacing w:line="240" w:lineRule="auto" w:after="40"/>
-            </w:pPr>
-            <w:r>
-              <w:rPr>
-                <w:sz w:val="18"/>
-              </w:rPr>
-            </w:r>
-            <w:r>
-              <w:rPr>
-                <w:sz w:val="18"/>
-              </w:rPr>
-              <w:t>CC BY 4.0</w:t>
-            </w:r>
-          </w:p>
-        </w:tc>
-      </w:tr>
-      <w:tr>
-        <w:tc>
-          <w:tcPr>
-            <w:tcW w:type="dxa" w:w="1560"/>
-          </w:tcPr>
-          <w:p>
-            <w:pPr>
-              <w:spacing w:line="240" w:lineRule="auto" w:after="40"/>
-            </w:pPr>
-            <w:r>
-              <w:rPr>
-                <w:sz w:val="18"/>
-              </w:rPr>
-            </w:r>
-            <w:r>
-              <w:rPr>
-                <w:sz w:val="18"/>
-              </w:rPr>
-              <w:t>Evolved clones</w:t>
-            </w:r>
-          </w:p>
-        </w:tc>
-        <w:tc>
-          <w:tcPr>
-            <w:tcW w:type="dxa" w:w="1560"/>
-          </w:tcPr>
-          <w:p>
-            <w:pPr>
-              <w:spacing w:line="240" w:lineRule="auto" w:after="40"/>
-            </w:pPr>
-            <w:r>
-              <w:rPr>
-                <w:sz w:val="18"/>
-              </w:rPr>
-            </w:r>
-            <w:r>
-              <w:rPr>
-                <w:i/>
-                <w:sz w:val="18"/>
-              </w:rPr>
-              <w:t>E. coli</w:t>
-            </w:r>
-            <w:r>
-              <w:rPr>
-                <w:sz w:val="18"/>
-              </w:rPr>
-              <w:t>, 126 clones</w:t>
-            </w:r>
-          </w:p>
-        </w:tc>
-        <w:tc>
-          <w:tcPr>
-            <w:tcW w:type="dxa" w:w="1560"/>
-          </w:tcPr>
-          <w:p>
-            <w:pPr>
-              <w:spacing w:line="240" w:lineRule="auto" w:after="40"/>
-            </w:pPr>
-            <w:r>
-              <w:rPr>
-                <w:sz w:val="18"/>
-              </w:rPr>
-            </w:r>
-            <w:r>
-              <w:rPr>
-                <w:sz w:val="18"/>
-              </w:rPr>
-              <w:t>amikacin</w:t>
-            </w:r>
-          </w:p>
-        </w:tc>
-        <w:tc>
-          <w:tcPr>
-            <w:tcW w:type="dxa" w:w="1560"/>
-          </w:tcPr>
-          <w:p>
-            <w:pPr>
-              <w:spacing w:line="240" w:lineRule="auto" w:after="40"/>
-            </w:pPr>
-            <w:r>
-              <w:rPr>
-                <w:sz w:val="18"/>
-              </w:rPr>
-            </w:r>
-            <w:r>
-              <w:rPr>
-                <w:sz w:val="18"/>
-              </w:rPr>
-              <w:t>MIC and persister fraction per clone</w:t>
-            </w:r>
-          </w:p>
-        </w:tc>
-        <w:tc>
-          <w:tcPr>
-            <w:tcW w:type="dxa" w:w="1560"/>
-          </w:tcPr>
-          <w:p>
-            <w:pPr>
-              <w:spacing w:line="240" w:lineRule="auto" w:after="40"/>
-            </w:pPr>
-            <w:r>
-              <w:rPr>
-                <w:sz w:val="18"/>
-              </w:rPr>
-            </w:r>
-            <w:r>
-              <w:rPr>
-                <w:sz w:val="18"/>
-              </w:rPr>
-              <w:t>Zenodo 7550302 (8)</w:t>
-            </w:r>
-          </w:p>
-        </w:tc>
-        <w:tc>
-          <w:tcPr>
-            <w:tcW w:type="dxa" w:w="1560"/>
-          </w:tcPr>
-          <w:p>
-            <w:pPr>
-              <w:spacing w:line="240" w:lineRule="auto" w:after="40"/>
-            </w:pPr>
-            <w:r>
-              <w:rPr>
-                <w:sz w:val="18"/>
-              </w:rPr>
-            </w:r>
-            <w:r>
-              <w:rPr>
-                <w:sz w:val="18"/>
-              </w:rPr>
-              <w:t>CC BY 4.0</w:t>
-            </w:r>
-          </w:p>
-        </w:tc>
-      </w:tr>
-      <w:tr>
-        <w:tc>
-          <w:tcPr>
-            <w:tcW w:type="dxa" w:w="1560"/>
-          </w:tcPr>
-          <w:p>
-            <w:pPr>
-              <w:spacing w:line="240" w:lineRule="auto" w:after="40"/>
-            </w:pPr>
-            <w:r>
-              <w:rPr>
-                <w:sz w:val="18"/>
-              </w:rPr>
-            </w:r>
-            <w:r>
-              <w:rPr>
-                <w:sz w:val="18"/>
-              </w:rPr>
-              <w:t>Concentration-by-time grid</w:t>
-            </w:r>
-          </w:p>
-        </w:tc>
-        <w:tc>
-          <w:tcPr>
-            <w:tcW w:type="dxa" w:w="1560"/>
-          </w:tcPr>
-          <w:p>
-            <w:pPr>
-              <w:spacing w:line="240" w:lineRule="auto" w:after="40"/>
-            </w:pPr>
-            <w:r>
-              <w:rPr>
-                <w:sz w:val="18"/>
-              </w:rPr>
-            </w:r>
-            <w:r>
-              <w:rPr>
-                <w:i/>
-                <w:sz w:val="18"/>
-              </w:rPr>
-              <w:t>M. tuberculosis</w:t>
-            </w:r>
-          </w:p>
-        </w:tc>
-        <w:tc>
-          <w:tcPr>
-            <w:tcW w:type="dxa" w:w="1560"/>
-          </w:tcPr>
-          <w:p>
-            <w:pPr>
-              <w:spacing w:line="240" w:lineRule="auto" w:after="40"/>
-            </w:pPr>
-            <w:r>
-              <w:rPr>
-                <w:sz w:val="18"/>
-              </w:rPr>
-            </w:r>
-            <w:r>
-              <w:rPr>
-                <w:sz w:val="18"/>
-              </w:rPr>
-              <w:t>apramycin 1-128 ug/mL (amikacin arm not analysed)</w:t>
-            </w:r>
-          </w:p>
-        </w:tc>
-        <w:tc>
-          <w:tcPr>
-            <w:tcW w:type="dxa" w:w="1560"/>
-          </w:tcPr>
-          <w:p>
-            <w:pPr>
-              <w:spacing w:line="240" w:lineRule="auto" w:after="40"/>
-            </w:pPr>
-            <w:r>
-              <w:rPr>
-                <w:sz w:val="18"/>
-              </w:rPr>
-            </w:r>
-            <w:r>
-              <w:rPr>
-                <w:sz w:val="18"/>
-              </w:rPr>
-              <w:t>5 concentrations x 4 days x 3 replicates</w:t>
-            </w:r>
-          </w:p>
-        </w:tc>
-        <w:tc>
-          <w:tcPr>
-            <w:tcW w:type="dxa" w:w="1560"/>
-          </w:tcPr>
-          <w:p>
-            <w:pPr>
-              <w:spacing w:line="240" w:lineRule="auto" w:after="40"/>
-            </w:pPr>
-            <w:r>
-              <w:rPr>
-                <w:sz w:val="18"/>
-              </w:rPr>
-            </w:r>
-            <w:r>
-              <w:rPr>
-                <w:sz w:val="18"/>
-              </w:rPr>
-              <w:t>figshare 26462791</w:t>
-            </w:r>
-          </w:p>
-        </w:tc>
-        <w:tc>
-          <w:tcPr>
-            <w:tcW w:type="dxa" w:w="1560"/>
-          </w:tcPr>
-          <w:p>
-            <w:pPr>
-              <w:spacing w:line="240" w:lineRule="auto" w:after="40"/>
-            </w:pPr>
-            <w:r>
-              <w:rPr>
-                <w:sz w:val="18"/>
-              </w:rPr>
-            </w:r>
-            <w:r>
-              <w:rPr>
-                <w:sz w:val="18"/>
-              </w:rPr>
-              <w:t>CC BY 4.0</w:t>
-            </w:r>
-          </w:p>
-        </w:tc>
-      </w:tr>
-      <w:tr>
-        <w:tc>
-          <w:tcPr>
-            <w:tcW w:type="dxa" w:w="1560"/>
-          </w:tcPr>
-          <w:p>
-            <w:pPr>
-              <w:spacing w:line="240" w:lineRule="auto" w:after="40"/>
-            </w:pPr>
-            <w:r>
-              <w:rPr>
-                <w:sz w:val="18"/>
-              </w:rPr>
-            </w:r>
-            <w:r>
-              <w:rPr>
-                <w:sz w:val="18"/>
-              </w:rPr>
-              <w:t>Held out for validation</w:t>
-            </w:r>
-          </w:p>
-        </w:tc>
-        <w:tc>
-          <w:tcPr>
-            <w:tcW w:type="dxa" w:w="1560"/>
-          </w:tcPr>
-          <w:p>
-            <w:pPr>
-              <w:spacing w:line="240" w:lineRule="auto" w:after="40"/>
-            </w:pPr>
-            <w:r>
-              <w:rPr>
-                <w:sz w:val="18"/>
-              </w:rPr>
-            </w:r>
-            <w:r>
-              <w:rPr>
-                <w:i/>
-                <w:sz w:val="18"/>
-              </w:rPr>
-              <w:t>E. coli</w:t>
-            </w:r>
-            <w:r>
-              <w:rPr>
-                <w:sz w:val="18"/>
-              </w:rPr>
-              <w:t>, hollow fibre</w:t>
-            </w:r>
-          </w:p>
-        </w:tc>
-        <w:tc>
-          <w:tcPr>
-            <w:tcW w:type="dxa" w:w="1560"/>
-          </w:tcPr>
-          <w:p>
-            <w:pPr>
-              <w:spacing w:line="240" w:lineRule="auto" w:after="40"/>
-            </w:pPr>
-            <w:r>
-              <w:rPr>
-                <w:sz w:val="18"/>
-              </w:rPr>
-            </w:r>
-            <w:r>
-              <w:rPr>
-                <w:sz w:val="18"/>
-              </w:rPr>
-              <w:t>amoxicillin-clavulanate</w:t>
-            </w:r>
-          </w:p>
-        </w:tc>
-        <w:tc>
-          <w:tcPr>
-            <w:tcW w:type="dxa" w:w="1560"/>
-          </w:tcPr>
-          <w:p>
-            <w:pPr>
-              <w:spacing w:line="240" w:lineRule="auto" w:after="40"/>
-            </w:pPr>
-            <w:r>
-              <w:rPr>
-                <w:sz w:val="18"/>
-              </w:rPr>
-            </w:r>
-            <w:r>
-              <w:rPr>
-                <w:sz w:val="18"/>
-              </w:rPr>
-              <w:t>20 cultures, measured day-zero density, 100 uL plated</w:t>
-            </w:r>
-          </w:p>
-        </w:tc>
-        <w:tc>
-          <w:tcPr>
-            <w:tcW w:type="dxa" w:w="1560"/>
-          </w:tcPr>
-          <w:p>
-            <w:pPr>
-              <w:spacing w:line="240" w:lineRule="auto" w:after="40"/>
-            </w:pPr>
-            <w:r>
-              <w:rPr>
-                <w:sz w:val="18"/>
-              </w:rPr>
-            </w:r>
-            <w:r>
-              <w:rPr>
-                <w:sz w:val="18"/>
-              </w:rPr>
-              <w:t>Nat Commun 2026 Source Data</w:t>
-            </w:r>
-          </w:p>
-        </w:tc>
-        <w:tc>
-          <w:tcPr>
-            <w:tcW w:type="dxa" w:w="1560"/>
-          </w:tcPr>
-          <w:p>
-            <w:pPr>
-              <w:spacing w:line="240" w:lineRule="auto" w:after="40"/>
-            </w:pPr>
-            <w:r>
-              <w:rPr>
-                <w:sz w:val="18"/>
-              </w:rPr>
-            </w:r>
-            <w:r>
-              <w:rPr>
-                <w:sz w:val="18"/>
-              </w:rPr>
-              <w:t>CC BY 4.0</w:t>
-            </w:r>
-          </w:p>
-        </w:tc>
-      </w:tr>
-    </w:tbl>
-    <w:p/>
-    <w:p>
-      <w:r>
-        <w:rPr>
-          <w:b/>
-        </w:rPr>
-        <w:t>Table 2.</w:t>
       </w:r>
       <w:r>
         <w:t xml:space="preserve"> The reduction each tolerance endpoint requires against the reduction the assay can resolve, in the 15-day and the 60-day prior-culture panel alike. Headroom is the distance from an isolate's starting density down to the day-5 MPN floor of 23 per mL. An isolate short of headroom cannot reach that endpoint however completely the drug worked, and every such isolate is recorded at the assay ceiling.</w:t>
@@ -6461,7 +3602,7 @@
         <w:rPr>
           <w:b/>
         </w:rPr>
-        <w:t>Table 3.</w:t>
+        <w:t>Table 2.</w:t>
       </w:r>
       <w:r>
         <w:t xml:space="preserve"> Isolates whose day-5 reading was censored at the MPN floor. They share one reported floor-level observation, but their true final counts are unknown below the floor, so the assay cannot distinguish their final viable burdens; because their starting densities differ, the same reading also implies a different range of compatible fractional reductions in each. The recorded fraction is L/N0, so the spread in apparent survival equals the spread in starting density exactly, and the labels differ accordingly. The last three columns sort every call in the 15-day panel, not only the censored ones: a censored reading bounds the class from above, and sweeping the true count across the admissible range leaves twelve calls with a single compatible class and six with more than one. Reaching the floor at all is a property of the killing; which class is then compatible is a property of the starting density and the floor.</w:t>
@@ -7013,6 +4154,843 @@
     </w:tbl>
     <w:p/>
     <w:p>
+      <w:r>
+        <w:rPr>
+          <w:b/>
+        </w:rPr>
+        <w:t>Table 3.</w:t>
+      </w:r>
+      <w:r>
+        <w:t xml:space="preserve"> The five published deposits reanalysed. Four carry the analysis and the fifth is held out to test it. None was generated for this study. The held-out deposit was opened after every boundary and threshold was fixed, which the commit history of the analysis repository timestamps; the other four were selected for the fields they carry, and that selection is not separately registered.</w:t>
+      </w:r>
+    </w:p>
+    <w:tbl>
+      <w:tblPr>
+        <w:tblStyle w:val="TableGrid"/>
+        <w:tblW w:type="auto" w:w="0"/>
+        <w:tblLayout w:type="autofit"/>
+        <w:tblLook w:firstColumn="1" w:firstRow="1" w:lastColumn="0" w:lastRow="0" w:noHBand="0" w:noVBand="1" w:val="04A0"/>
+      </w:tblPr>
+      <w:tblGrid>
+        <w:gridCol w:w="1560"/>
+        <w:gridCol w:w="1560"/>
+        <w:gridCol w:w="1560"/>
+        <w:gridCol w:w="1560"/>
+        <w:gridCol w:w="1560"/>
+        <w:gridCol w:w="1560"/>
+      </w:tblGrid>
+      <w:tr>
+        <w:tc>
+          <w:tcPr>
+            <w:tcW w:type="dxa" w:w="1560"/>
+          </w:tcPr>
+          <w:p>
+            <w:pPr>
+              <w:spacing w:line="240" w:lineRule="auto" w:after="40"/>
+            </w:pPr>
+            <w:r>
+              <w:rPr>
+                <w:b/>
+                <w:sz w:val="18"/>
+              </w:rPr>
+            </w:r>
+            <w:r>
+              <w:rPr>
+                <w:b/>
+                <w:sz w:val="18"/>
+              </w:rPr>
+              <w:t>Dataset</w:t>
+            </w:r>
+          </w:p>
+        </w:tc>
+        <w:tc>
+          <w:tcPr>
+            <w:tcW w:type="dxa" w:w="1560"/>
+          </w:tcPr>
+          <w:p>
+            <w:pPr>
+              <w:spacing w:line="240" w:lineRule="auto" w:after="40"/>
+            </w:pPr>
+            <w:r>
+              <w:rPr>
+                <w:b/>
+                <w:sz w:val="18"/>
+              </w:rPr>
+            </w:r>
+            <w:r>
+              <w:rPr>
+                <w:b/>
+                <w:sz w:val="18"/>
+              </w:rPr>
+              <w:t>Organism</w:t>
+            </w:r>
+          </w:p>
+        </w:tc>
+        <w:tc>
+          <w:tcPr>
+            <w:tcW w:type="dxa" w:w="1560"/>
+          </w:tcPr>
+          <w:p>
+            <w:pPr>
+              <w:spacing w:line="240" w:lineRule="auto" w:after="40"/>
+            </w:pPr>
+            <w:r>
+              <w:rPr>
+                <w:b/>
+                <w:sz w:val="18"/>
+              </w:rPr>
+            </w:r>
+            <w:r>
+              <w:rPr>
+                <w:b/>
+                <w:sz w:val="18"/>
+              </w:rPr>
+              <w:t>Drug and range</w:t>
+            </w:r>
+          </w:p>
+        </w:tc>
+        <w:tc>
+          <w:tcPr>
+            <w:tcW w:type="dxa" w:w="1560"/>
+          </w:tcPr>
+          <w:p>
+            <w:pPr>
+              <w:spacing w:line="240" w:lineRule="auto" w:after="40"/>
+            </w:pPr>
+            <w:r>
+              <w:rPr>
+                <w:b/>
+                <w:sz w:val="18"/>
+              </w:rPr>
+            </w:r>
+            <w:r>
+              <w:rPr>
+                <w:b/>
+                <w:sz w:val="18"/>
+              </w:rPr>
+              <w:t>Design</w:t>
+            </w:r>
+          </w:p>
+        </w:tc>
+        <w:tc>
+          <w:tcPr>
+            <w:tcW w:type="dxa" w:w="1560"/>
+          </w:tcPr>
+          <w:p>
+            <w:pPr>
+              <w:spacing w:line="240" w:lineRule="auto" w:after="40"/>
+            </w:pPr>
+            <w:r>
+              <w:rPr>
+                <w:b/>
+                <w:sz w:val="18"/>
+              </w:rPr>
+            </w:r>
+            <w:r>
+              <w:rPr>
+                <w:b/>
+                <w:sz w:val="18"/>
+              </w:rPr>
+              <w:t>Deposit</w:t>
+            </w:r>
+          </w:p>
+        </w:tc>
+        <w:tc>
+          <w:tcPr>
+            <w:tcW w:type="dxa" w:w="1560"/>
+          </w:tcPr>
+          <w:p>
+            <w:pPr>
+              <w:spacing w:line="240" w:lineRule="auto" w:after="40"/>
+            </w:pPr>
+            <w:r>
+              <w:rPr>
+                <w:b/>
+                <w:sz w:val="18"/>
+              </w:rPr>
+            </w:r>
+            <w:r>
+              <w:rPr>
+                <w:b/>
+                <w:sz w:val="18"/>
+              </w:rPr>
+              <w:t>Licence</w:t>
+            </w:r>
+          </w:p>
+        </w:tc>
+      </w:tr>
+      <w:tr>
+        <w:tc>
+          <w:tcPr>
+            <w:tcW w:type="dxa" w:w="1560"/>
+          </w:tcPr>
+          <w:p>
+            <w:pPr>
+              <w:spacing w:line="240" w:lineRule="auto" w:after="40"/>
+            </w:pPr>
+            <w:r>
+              <w:rPr>
+                <w:sz w:val="18"/>
+              </w:rPr>
+            </w:r>
+            <w:r>
+              <w:rPr>
+                <w:sz w:val="18"/>
+              </w:rPr>
+              <w:t>Six-laboratory exercise</w:t>
+            </w:r>
+          </w:p>
+        </w:tc>
+        <w:tc>
+          <w:tcPr>
+            <w:tcW w:type="dxa" w:w="1560"/>
+          </w:tcPr>
+          <w:p>
+            <w:pPr>
+              <w:spacing w:line="240" w:lineRule="auto" w:after="40"/>
+            </w:pPr>
+            <w:r>
+              <w:rPr>
+                <w:sz w:val="18"/>
+              </w:rPr>
+            </w:r>
+            <w:r>
+              <w:rPr>
+                <w:i/>
+                <w:sz w:val="18"/>
+              </w:rPr>
+              <w:t>M. tuberculosis</w:t>
+            </w:r>
+            <w:r>
+              <w:rPr>
+                <w:sz w:val="18"/>
+              </w:rPr>
+              <w:t xml:space="preserve"> H37Rv</w:t>
+            </w:r>
+          </w:p>
+        </w:tc>
+        <w:tc>
+          <w:tcPr>
+            <w:tcW w:type="dxa" w:w="1560"/>
+          </w:tcPr>
+          <w:p>
+            <w:pPr>
+              <w:spacing w:line="240" w:lineRule="auto" w:after="40"/>
+            </w:pPr>
+            <w:r>
+              <w:rPr>
+                <w:sz w:val="18"/>
+              </w:rPr>
+            </w:r>
+            <w:r>
+              <w:rPr>
+                <w:sz w:val="18"/>
+              </w:rPr>
+              <w:t>moxifloxacin, isoniazid, 1x and 10x MIC</w:t>
+            </w:r>
+          </w:p>
+        </w:tc>
+        <w:tc>
+          <w:tcPr>
+            <w:tcW w:type="dxa" w:w="1560"/>
+          </w:tcPr>
+          <w:p>
+            <w:pPr>
+              <w:spacing w:line="240" w:lineRule="auto" w:after="40"/>
+            </w:pPr>
+            <w:r>
+              <w:rPr>
+                <w:sz w:val="18"/>
+              </w:rPr>
+            </w:r>
+            <w:r>
+              <w:rPr>
+                <w:sz w:val="18"/>
+              </w:rPr>
+              <w:t>90 flasks, 2 775 readings</w:t>
+            </w:r>
+          </w:p>
+        </w:tc>
+        <w:tc>
+          <w:tcPr>
+            <w:tcW w:type="dxa" w:w="1560"/>
+          </w:tcPr>
+          <w:p>
+            <w:pPr>
+              <w:spacing w:line="240" w:lineRule="auto" w:after="40"/>
+            </w:pPr>
+            <w:r>
+              <w:rPr>
+                <w:sz w:val="18"/>
+              </w:rPr>
+            </w:r>
+            <w:r>
+              <w:rPr>
+                <w:sz w:val="18"/>
+              </w:rPr>
+              <w:t>figshare 19766083</w:t>
+            </w:r>
+          </w:p>
+        </w:tc>
+        <w:tc>
+          <w:tcPr>
+            <w:tcW w:type="dxa" w:w="1560"/>
+          </w:tcPr>
+          <w:p>
+            <w:pPr>
+              <w:spacing w:line="240" w:lineRule="auto" w:after="40"/>
+            </w:pPr>
+            <w:r>
+              <w:rPr>
+                <w:sz w:val="18"/>
+              </w:rPr>
+            </w:r>
+            <w:r>
+              <w:rPr>
+                <w:sz w:val="18"/>
+              </w:rPr>
+              <w:t>CC BY 4.0</w:t>
+            </w:r>
+          </w:p>
+        </w:tc>
+      </w:tr>
+      <w:tr>
+        <w:tc>
+          <w:tcPr>
+            <w:tcW w:type="dxa" w:w="1560"/>
+          </w:tcPr>
+          <w:p>
+            <w:pPr>
+              <w:spacing w:line="240" w:lineRule="auto" w:after="40"/>
+            </w:pPr>
+            <w:r>
+              <w:rPr>
+                <w:sz w:val="18"/>
+              </w:rPr>
+            </w:r>
+            <w:r>
+              <w:rPr>
+                <w:sz w:val="18"/>
+              </w:rPr>
+              <w:t>Clinical isolates</w:t>
+            </w:r>
+          </w:p>
+        </w:tc>
+        <w:tc>
+          <w:tcPr>
+            <w:tcW w:type="dxa" w:w="1560"/>
+          </w:tcPr>
+          <w:p>
+            <w:pPr>
+              <w:spacing w:line="240" w:lineRule="auto" w:after="40"/>
+            </w:pPr>
+            <w:r>
+              <w:rPr>
+                <w:sz w:val="18"/>
+              </w:rPr>
+            </w:r>
+            <w:r>
+              <w:rPr>
+                <w:i/>
+                <w:sz w:val="18"/>
+              </w:rPr>
+              <w:t>M. tuberculosis</w:t>
+            </w:r>
+            <w:r>
+              <w:rPr>
+                <w:sz w:val="18"/>
+              </w:rPr>
+              <w:t>, 217 isolates</w:t>
+            </w:r>
+          </w:p>
+        </w:tc>
+        <w:tc>
+          <w:tcPr>
+            <w:tcW w:type="dxa" w:w="1560"/>
+          </w:tcPr>
+          <w:p>
+            <w:pPr>
+              <w:spacing w:line="240" w:lineRule="auto" w:after="40"/>
+            </w:pPr>
+            <w:r>
+              <w:rPr>
+                <w:sz w:val="18"/>
+              </w:rPr>
+            </w:r>
+            <w:r>
+              <w:rPr>
+                <w:sz w:val="18"/>
+              </w:rPr>
+              <w:t>rifampicin</w:t>
+            </w:r>
+          </w:p>
+        </w:tc>
+        <w:tc>
+          <w:tcPr>
+            <w:tcW w:type="dxa" w:w="1560"/>
+          </w:tcPr>
+          <w:p>
+            <w:pPr>
+              <w:spacing w:line="240" w:lineRule="auto" w:after="40"/>
+            </w:pPr>
+            <w:r>
+              <w:rPr>
+                <w:sz w:val="18"/>
+              </w:rPr>
+            </w:r>
+            <w:r>
+              <w:rPr>
+                <w:sz w:val="18"/>
+              </w:rPr>
+              <w:t>6 duration endpoints per isolate</w:t>
+            </w:r>
+          </w:p>
+        </w:tc>
+        <w:tc>
+          <w:tcPr>
+            <w:tcW w:type="dxa" w:w="1560"/>
+          </w:tcPr>
+          <w:p>
+            <w:pPr>
+              <w:spacing w:line="240" w:lineRule="auto" w:after="40"/>
+            </w:pPr>
+            <w:r>
+              <w:rPr>
+                <w:sz w:val="18"/>
+              </w:rPr>
+            </w:r>
+            <w:r>
+              <w:rPr>
+                <w:sz w:val="18"/>
+              </w:rPr>
+              <w:t>eLife 93243, suppl. file 2</w:t>
+            </w:r>
+          </w:p>
+        </w:tc>
+        <w:tc>
+          <w:tcPr>
+            <w:tcW w:type="dxa" w:w="1560"/>
+          </w:tcPr>
+          <w:p>
+            <w:pPr>
+              <w:spacing w:line="240" w:lineRule="auto" w:after="40"/>
+            </w:pPr>
+            <w:r>
+              <w:rPr>
+                <w:sz w:val="18"/>
+              </w:rPr>
+            </w:r>
+            <w:r>
+              <w:rPr>
+                <w:sz w:val="18"/>
+              </w:rPr>
+              <w:t>CC BY 4.0</w:t>
+            </w:r>
+          </w:p>
+        </w:tc>
+      </w:tr>
+      <w:tr>
+        <w:tc>
+          <w:tcPr>
+            <w:tcW w:type="dxa" w:w="1560"/>
+          </w:tcPr>
+          <w:p>
+            <w:pPr>
+              <w:spacing w:line="240" w:lineRule="auto" w:after="40"/>
+            </w:pPr>
+            <w:r>
+              <w:rPr>
+                <w:sz w:val="18"/>
+              </w:rPr>
+            </w:r>
+            <w:r>
+              <w:rPr>
+                <w:sz w:val="18"/>
+              </w:rPr>
+              <w:t>Evolved clones</w:t>
+            </w:r>
+          </w:p>
+        </w:tc>
+        <w:tc>
+          <w:tcPr>
+            <w:tcW w:type="dxa" w:w="1560"/>
+          </w:tcPr>
+          <w:p>
+            <w:pPr>
+              <w:spacing w:line="240" w:lineRule="auto" w:after="40"/>
+            </w:pPr>
+            <w:r>
+              <w:rPr>
+                <w:sz w:val="18"/>
+              </w:rPr>
+            </w:r>
+            <w:r>
+              <w:rPr>
+                <w:i/>
+                <w:sz w:val="18"/>
+              </w:rPr>
+              <w:t>E. coli</w:t>
+            </w:r>
+            <w:r>
+              <w:rPr>
+                <w:sz w:val="18"/>
+              </w:rPr>
+              <w:t>, 126 clones</w:t>
+            </w:r>
+          </w:p>
+        </w:tc>
+        <w:tc>
+          <w:tcPr>
+            <w:tcW w:type="dxa" w:w="1560"/>
+          </w:tcPr>
+          <w:p>
+            <w:pPr>
+              <w:spacing w:line="240" w:lineRule="auto" w:after="40"/>
+            </w:pPr>
+            <w:r>
+              <w:rPr>
+                <w:sz w:val="18"/>
+              </w:rPr>
+            </w:r>
+            <w:r>
+              <w:rPr>
+                <w:sz w:val="18"/>
+              </w:rPr>
+              <w:t>amikacin</w:t>
+            </w:r>
+          </w:p>
+        </w:tc>
+        <w:tc>
+          <w:tcPr>
+            <w:tcW w:type="dxa" w:w="1560"/>
+          </w:tcPr>
+          <w:p>
+            <w:pPr>
+              <w:spacing w:line="240" w:lineRule="auto" w:after="40"/>
+            </w:pPr>
+            <w:r>
+              <w:rPr>
+                <w:sz w:val="18"/>
+              </w:rPr>
+            </w:r>
+            <w:r>
+              <w:rPr>
+                <w:sz w:val="18"/>
+              </w:rPr>
+              <w:t>MIC and persister fraction per clone</w:t>
+            </w:r>
+          </w:p>
+        </w:tc>
+        <w:tc>
+          <w:tcPr>
+            <w:tcW w:type="dxa" w:w="1560"/>
+          </w:tcPr>
+          <w:p>
+            <w:pPr>
+              <w:spacing w:line="240" w:lineRule="auto" w:after="40"/>
+            </w:pPr>
+            <w:r>
+              <w:rPr>
+                <w:sz w:val="18"/>
+              </w:rPr>
+            </w:r>
+            <w:r>
+              <w:rPr>
+                <w:sz w:val="18"/>
+              </w:rPr>
+              <w:t>Zenodo 7550302 (18)</w:t>
+            </w:r>
+          </w:p>
+        </w:tc>
+        <w:tc>
+          <w:tcPr>
+            <w:tcW w:type="dxa" w:w="1560"/>
+          </w:tcPr>
+          <w:p>
+            <w:pPr>
+              <w:spacing w:line="240" w:lineRule="auto" w:after="40"/>
+            </w:pPr>
+            <w:r>
+              <w:rPr>
+                <w:sz w:val="18"/>
+              </w:rPr>
+            </w:r>
+            <w:r>
+              <w:rPr>
+                <w:sz w:val="18"/>
+              </w:rPr>
+              <w:t>CC BY 4.0</w:t>
+            </w:r>
+          </w:p>
+        </w:tc>
+      </w:tr>
+      <w:tr>
+        <w:tc>
+          <w:tcPr>
+            <w:tcW w:type="dxa" w:w="1560"/>
+          </w:tcPr>
+          <w:p>
+            <w:pPr>
+              <w:spacing w:line="240" w:lineRule="auto" w:after="40"/>
+            </w:pPr>
+            <w:r>
+              <w:rPr>
+                <w:sz w:val="18"/>
+              </w:rPr>
+            </w:r>
+            <w:r>
+              <w:rPr>
+                <w:sz w:val="18"/>
+              </w:rPr>
+              <w:t>Concentration-by-time grid</w:t>
+            </w:r>
+          </w:p>
+        </w:tc>
+        <w:tc>
+          <w:tcPr>
+            <w:tcW w:type="dxa" w:w="1560"/>
+          </w:tcPr>
+          <w:p>
+            <w:pPr>
+              <w:spacing w:line="240" w:lineRule="auto" w:after="40"/>
+            </w:pPr>
+            <w:r>
+              <w:rPr>
+                <w:sz w:val="18"/>
+              </w:rPr>
+            </w:r>
+            <w:r>
+              <w:rPr>
+                <w:i/>
+                <w:sz w:val="18"/>
+              </w:rPr>
+              <w:t>M. tuberculosis</w:t>
+            </w:r>
+          </w:p>
+        </w:tc>
+        <w:tc>
+          <w:tcPr>
+            <w:tcW w:type="dxa" w:w="1560"/>
+          </w:tcPr>
+          <w:p>
+            <w:pPr>
+              <w:spacing w:line="240" w:lineRule="auto" w:after="40"/>
+            </w:pPr>
+            <w:r>
+              <w:rPr>
+                <w:sz w:val="18"/>
+              </w:rPr>
+            </w:r>
+            <w:r>
+              <w:rPr>
+                <w:sz w:val="18"/>
+              </w:rPr>
+              <w:t>apramycin 1-128 ug/mL (amikacin arm not analysed)</w:t>
+            </w:r>
+          </w:p>
+        </w:tc>
+        <w:tc>
+          <w:tcPr>
+            <w:tcW w:type="dxa" w:w="1560"/>
+          </w:tcPr>
+          <w:p>
+            <w:pPr>
+              <w:spacing w:line="240" w:lineRule="auto" w:after="40"/>
+            </w:pPr>
+            <w:r>
+              <w:rPr>
+                <w:sz w:val="18"/>
+              </w:rPr>
+            </w:r>
+            <w:r>
+              <w:rPr>
+                <w:sz w:val="18"/>
+              </w:rPr>
+              <w:t>5 concentrations x 4 days x 3 replicates</w:t>
+            </w:r>
+          </w:p>
+        </w:tc>
+        <w:tc>
+          <w:tcPr>
+            <w:tcW w:type="dxa" w:w="1560"/>
+          </w:tcPr>
+          <w:p>
+            <w:pPr>
+              <w:spacing w:line="240" w:lineRule="auto" w:after="40"/>
+            </w:pPr>
+            <w:r>
+              <w:rPr>
+                <w:sz w:val="18"/>
+              </w:rPr>
+            </w:r>
+            <w:r>
+              <w:rPr>
+                <w:sz w:val="18"/>
+              </w:rPr>
+              <w:t>figshare 26462791</w:t>
+            </w:r>
+          </w:p>
+        </w:tc>
+        <w:tc>
+          <w:tcPr>
+            <w:tcW w:type="dxa" w:w="1560"/>
+          </w:tcPr>
+          <w:p>
+            <w:pPr>
+              <w:spacing w:line="240" w:lineRule="auto" w:after="40"/>
+            </w:pPr>
+            <w:r>
+              <w:rPr>
+                <w:sz w:val="18"/>
+              </w:rPr>
+            </w:r>
+            <w:r>
+              <w:rPr>
+                <w:sz w:val="18"/>
+              </w:rPr>
+              <w:t>CC BY 4.0</w:t>
+            </w:r>
+          </w:p>
+        </w:tc>
+      </w:tr>
+      <w:tr>
+        <w:tc>
+          <w:tcPr>
+            <w:tcW w:type="dxa" w:w="1560"/>
+          </w:tcPr>
+          <w:p>
+            <w:pPr>
+              <w:spacing w:line="240" w:lineRule="auto" w:after="40"/>
+            </w:pPr>
+            <w:r>
+              <w:rPr>
+                <w:sz w:val="18"/>
+              </w:rPr>
+            </w:r>
+            <w:r>
+              <w:rPr>
+                <w:sz w:val="18"/>
+              </w:rPr>
+              <w:t>Held out for validation</w:t>
+            </w:r>
+          </w:p>
+        </w:tc>
+        <w:tc>
+          <w:tcPr>
+            <w:tcW w:type="dxa" w:w="1560"/>
+          </w:tcPr>
+          <w:p>
+            <w:pPr>
+              <w:spacing w:line="240" w:lineRule="auto" w:after="40"/>
+            </w:pPr>
+            <w:r>
+              <w:rPr>
+                <w:sz w:val="18"/>
+              </w:rPr>
+            </w:r>
+            <w:r>
+              <w:rPr>
+                <w:i/>
+                <w:sz w:val="18"/>
+              </w:rPr>
+              <w:t>E. coli</w:t>
+            </w:r>
+            <w:r>
+              <w:rPr>
+                <w:sz w:val="18"/>
+              </w:rPr>
+              <w:t>, hollow fibre</w:t>
+            </w:r>
+          </w:p>
+        </w:tc>
+        <w:tc>
+          <w:tcPr>
+            <w:tcW w:type="dxa" w:w="1560"/>
+          </w:tcPr>
+          <w:p>
+            <w:pPr>
+              <w:spacing w:line="240" w:lineRule="auto" w:after="40"/>
+            </w:pPr>
+            <w:r>
+              <w:rPr>
+                <w:sz w:val="18"/>
+              </w:rPr>
+            </w:r>
+            <w:r>
+              <w:rPr>
+                <w:sz w:val="18"/>
+              </w:rPr>
+              <w:t>amoxicillin-clavulanate</w:t>
+            </w:r>
+          </w:p>
+        </w:tc>
+        <w:tc>
+          <w:tcPr>
+            <w:tcW w:type="dxa" w:w="1560"/>
+          </w:tcPr>
+          <w:p>
+            <w:pPr>
+              <w:spacing w:line="240" w:lineRule="auto" w:after="40"/>
+            </w:pPr>
+            <w:r>
+              <w:rPr>
+                <w:sz w:val="18"/>
+              </w:rPr>
+            </w:r>
+            <w:r>
+              <w:rPr>
+                <w:sz w:val="18"/>
+              </w:rPr>
+              <w:t>20 cultures, measured day-zero density, 100 uL plated</w:t>
+            </w:r>
+          </w:p>
+        </w:tc>
+        <w:tc>
+          <w:tcPr>
+            <w:tcW w:type="dxa" w:w="1560"/>
+          </w:tcPr>
+          <w:p>
+            <w:pPr>
+              <w:spacing w:line="240" w:lineRule="auto" w:after="40"/>
+            </w:pPr>
+            <w:r>
+              <w:rPr>
+                <w:sz w:val="18"/>
+              </w:rPr>
+            </w:r>
+            <w:r>
+              <w:rPr>
+                <w:sz w:val="18"/>
+              </w:rPr>
+              <w:t>Nat Commun 2026 Source Data</w:t>
+            </w:r>
+          </w:p>
+        </w:tc>
+        <w:tc>
+          <w:tcPr>
+            <w:tcW w:type="dxa" w:w="1560"/>
+          </w:tcPr>
+          <w:p>
+            <w:pPr>
+              <w:spacing w:line="240" w:lineRule="auto" w:after="40"/>
+            </w:pPr>
+            <w:r>
+              <w:rPr>
+                <w:sz w:val="18"/>
+              </w:rPr>
+            </w:r>
+            <w:r>
+              <w:rPr>
+                <w:sz w:val="18"/>
+              </w:rPr>
+              <w:t>CC BY 4.0</w:t>
+            </w:r>
+          </w:p>
+        </w:tc>
+      </w:tr>
+    </w:tbl>
+    <w:p/>
+    <w:p>
       <w:pPr>
         <w:spacing w:before="240"/>
       </w:pPr>
@@ -7041,7 +5019,27 @@
     </w:p>
     <w:p>
       <w:r>
-        <w:t xml:space="preserve">4. van Wijk RC, Lucía Quintana A, Ramón-García S. 2023. </w:t>
+        <w:t>4. Cochran WG. 1950. Estimation of bacterial densities by means of the "most probable number". Biometrics 6:105. https://doi.org/10.2307/3001491.</w:t>
+      </w:r>
+    </w:p>
+    <w:p>
+      <w:r>
+        <w:t>5. Blodgett R. 2023. BAM appendix 2: most probable number from serial dilutions. Bacteriological analytical manual. US Food and Drug Administration, Silver Spring, MD. https://www.fda.gov/food/laboratory-methods-food/bam-appendix-2-most-probable-number-serial-dilutions.</w:t>
+      </w:r>
+    </w:p>
+    <w:p>
+      <w:r>
+        <w:t>6. Evangelopoulos D, Prosser G, Rodgers A, Dagg B, Khatri B, Bhagwat A, Gonzalo X, Kolyva A, Bertozzi G, Silva-Pereira TT, Gibbons N, Bhatt A, Sabharwal N, Perdigao J, Portugal I, Rodrigues C, Duarte R, Gomes M, Cirillo DM, McHugh TD. 2022. Data from: Comparative evaluation of viable count, molecular bacterial load and most probable number for the enumeration of Mycobacterium tuberculosis in murine tissue. University College London Research Data Repository. https://doi.org/10.5522/04/19175153.v2. Retrieved 2026-09-07.</w:t>
+      </w:r>
+    </w:p>
+    <w:p>
+      <w:r>
+        <w:t>7. Mann HB, Whitney DR. 1947. On a test of whether one of two random variables is stochastically larger than the other. Ann Math Stat 18:50-60. https://doi.org/10.1214/aoms/1177730491.</w:t>
+      </w:r>
+    </w:p>
+    <w:p>
+      <w:r>
+        <w:t xml:space="preserve">8. van Wijk RC, Lucía A, Sudhakar PK, Sonnenkalb L, Gaudin C, Hoffmann E, Dremierre B, Aguilar-Ayala DA, Dal Molin M, Rybniker J, de Giorgi S, Cioetto-Mazzabò L, Segafreddo G, Manganelli R, Degiacomi G, Recchia D, Pasca MR, Simonsson USH, Ramón-García S. 2023. Implementing best practices on data generation and reporting of </w:t>
       </w:r>
       <w:r>
         <w:rPr>
@@ -7050,12 +5048,12 @@
         <w:t>Mycobacterium tuberculosis</w:t>
       </w:r>
       <w:r>
-        <w:t xml:space="preserve"> time kill assay data of the standardized protocol within the ERA4TB consortium. figshare. https://doi.org/10.6084/m9.figshare.19766083.v1.</w:t>
+        <w:t xml:space="preserve"> in vitro assays within the ERA4TB consortium. iScience 26:106411. https://doi.org/10.1016/j.isci.2023.106411.</w:t>
       </w:r>
     </w:p>
     <w:p>
       <w:r>
-        <w:t xml:space="preserve">5. van Wijk RC, Lucía A, Sudhakar PK, Sonnenkalb L, Gaudin C, Hoffmann E, Dremierre B, Aguilar-Ayala DA, Dal Molin M, Rybniker J, de Giorgi S, Cioetto-Mazzabò L, Segafreddo G, Manganelli R, Degiacomi G, Recchia D, Pasca MR, Simonsson USH, Ramón-García S. 2023. Implementing best practices on data generation and reporting of </w:t>
+        <w:t xml:space="preserve">9. van Wijk RC, Lucía Quintana A, Ramón-García S. 2023. </w:t>
       </w:r>
       <w:r>
         <w:rPr>
@@ -7064,12 +5062,55 @@
         <w:t>Mycobacterium tuberculosis</w:t>
       </w:r>
       <w:r>
-        <w:t xml:space="preserve"> in vitro assays within the ERA4TB consortium. iScience 26:106411. https://doi.org/10.1016/j.isci.2023.106411.</w:t>
+        <w:t xml:space="preserve"> time kill assay data of the standardized protocol within the ERA4TB consortium. figshare. https://doi.org/10.6084/m9.figshare.19766083.v1.</w:t>
       </w:r>
     </w:p>
     <w:p>
       <w:r>
-        <w:t xml:space="preserve">6. Kaur P. 2024. Apramycin kills replicating and non-replicating </w:t>
+        <w:t xml:space="preserve">10. Dubey V, Darlow C, Gerada A, Unsworth J, Sheth E, Reza N, Farrington N, Haldenby S, Warren D, Liu X, Howard A, Hope W. 2026. Molecular pharmacodynamics of amoxicillin-clavulanic acid for urinary tract infections caused by </w:t>
+      </w:r>
+      <w:r>
+        <w:rPr>
+          <w:i/>
+        </w:rPr>
+        <w:t>Escherichia coli</w:t>
+      </w:r>
+      <w:r>
+        <w:t>. Nat Commun 17:7504. https://doi.org/10.1038/s41467-026-74323-2.</w:t>
+      </w:r>
+    </w:p>
+    <w:p>
+      <w:r>
+        <w:t xml:space="preserve">11. Dubey V, Darlow C, Gerada A, Unsworth J, Sheth E, Reza N, Farrington N, Haldenby S, Warren D, Liu X, Howard A, Hope W. 2026. Source Data to "Molecular pharmacodynamics of amoxicillin-clavulanic acid for urinary tract infections caused by </w:t>
+      </w:r>
+      <w:r>
+        <w:rPr>
+          <w:i/>
+        </w:rPr>
+        <w:t>Escherichia coli</w:t>
+      </w:r>
+      <w:r>
+        <w:t>" (41467_2026_74323_MOESM4_ESM.xlsx). Nature Communications. https://doi.org/10.1038/s41467-026-74323-2.</w:t>
+      </w:r>
+    </w:p>
+    <w:p>
+      <w:r>
+        <w:t>12. National Committee for Clinical Laboratory Standards. 1999. Methods for determining bactericidal activity of antimicrobial agents; approved guideline. NCCLS document M26-A. National Committee for Clinical Laboratory Standards, Wayne, PA. ISBN 1-56238-384-1.</w:t>
+      </w:r>
+    </w:p>
+    <w:p>
+      <w:r>
+        <w:t>13. Vilchèze C, Jacobs WR Jr. 2007. The mechanism of isoniazid killing: clarity through the scope of genetics. Annu Rev Microbiol 61:35-50. https://doi.org/10.1146/annurev.micro.61.111606.122346.</w:t>
+      </w:r>
+    </w:p>
+    <w:p>
+      <w:r>
+        <w:t>14. Campbell EA, Korzheva N, Mustaev A, Murakami K, Nair S, Goldfarb A, Darst SA. 2001. Structural mechanism for rifampicin inhibition of bacterial RNA polymerase. Cell 104:901-912. https://doi.org/10.1016/S0092-8674(01)00286-0.</w:t>
+      </w:r>
+    </w:p>
+    <w:p>
+      <w:r>
+        <w:t xml:space="preserve">15. Vijay S, Bao NLH, Vinh DN, Nhat LTH, Thu DDA, Quang NL, Trieu LPT, Nhung HN, Ha VTN, Thai PVK, Ha DTM, Lan NH, Caws M, Thwaites GE, Javid B, Thuong NT. 2024. Supplementary file 2 to "Rifampicin tolerance and growth fitness among isoniazid-resistant clinical </w:t>
       </w:r>
       <w:r>
         <w:rPr>
@@ -7078,12 +5119,12 @@
         <w:t>Mycobacterium tuberculosis</w:t>
       </w:r>
       <w:r>
-        <w:t xml:space="preserve"> — raw data. figshare. https://doi.org/10.6084/m9.figshare.26462791.v1.</w:t>
+        <w:t xml:space="preserve"> isolates from a longitudinal study" (elife-93243-supp2-v1.xlsx). eLife. https://doi.org/10.7554/eLife.93243.</w:t>
       </w:r>
     </w:p>
     <w:p>
       <w:r>
-        <w:t xml:space="preserve">7. Kaur P, Ramya VK, Naveenkumar CN, Bharathkumar K, Singh M, Hobbie SN, Shandil RK, Narayanan S. 2024. Apramycin kills replicating and non-replicating </w:t>
+        <w:t xml:space="preserve">16. Vijay S, Bao NLH, Vinh DN, Nhat LTH, Thu DDA, Quang NL, Trieu LPT, Nhung HN, Ha VTN, Thai PVK, Ha DTM, Lan NH, Caws M, Thwaites GE, Javid B, Thuong NT. 2024. Rifampicin tolerance and growth fitness among isoniazid-resistant clinical </w:t>
       </w:r>
       <w:r>
         <w:rPr>
@@ -7092,55 +5133,22 @@
         <w:t>Mycobacterium tuberculosis</w:t>
       </w:r>
       <w:r>
-        <w:t>. Front Trop Dis 5:1413211. https://doi.org/10.3389/fitd.2024.1413211.</w:t>
+        <w:t xml:space="preserve"> isolates from a longitudinal study. Elife 13:RP93243. https://doi.org/10.7554/eLife.93243.</w:t>
       </w:r>
     </w:p>
     <w:p>
       <w:r>
-        <w:t>8. Windels EM, Cool L, Persy E, Swinnen J, Matthay P, Van den Bergh B, Wenseleers T, Michiels J. 2024. Antibiotic dose and nutrient availability differentially drive the evolution of antibiotic resistance and persistence. ISME J 18:wrae070. https://doi.org/10.1093/ismejo/wrae070.</w:t>
+        <w:t>17. Windels EM, Cool L, Persy E, Swinnen J, Matthay P, Van den Bergh B, Wenseleers T, Michiels J. 2024. Data supporting "Antibiotic dose and nutrient availability differentially drive the evolution of antibiotic resistance and persistence". Zenodo. https://doi.org/10.5281/zenodo.7550302.</w:t>
       </w:r>
     </w:p>
     <w:p>
       <w:r>
-        <w:t xml:space="preserve">9. Dubey V, Darlow C, Gerada A, Unsworth J, Sheth E, Reza N, Farrington N, Haldenby S, Warren D, Liu X, Howard A, Hope W. 2026. Source Data to "Molecular pharmacodynamics of amoxicillin-clavulanic acid for urinary tract infections caused by </w:t>
-      </w:r>
-      <w:r>
-        <w:rPr>
-          <w:i/>
-        </w:rPr>
-        <w:t>Escherichia coli</w:t>
-      </w:r>
-      <w:r>
-        <w:t>" (41467_2026_74323_MOESM4_ESM.xlsx). Nature Communications. https://doi.org/10.1038/s41467-026-74323-2.</w:t>
+        <w:t>18. Windels EM, Cool L, Persy E, Swinnen J, Matthay P, Van den Bergh B, Wenseleers T, Michiels J. 2024. Antibiotic dose and nutrient availability differentially drive the evolution of antibiotic resistance and persistence. ISME J 18:wrae070. https://doi.org/10.1093/ismejo/wrae070.</w:t>
       </w:r>
     </w:p>
     <w:p>
       <w:r>
-        <w:t xml:space="preserve">10. Dubey V, Darlow C, Gerada A, Unsworth J, Sheth E, Reza N, Farrington N, Haldenby S, Warren D, Liu X, Howard A, Hope W. 2026. Molecular pharmacodynamics of amoxicillin-clavulanic acid for urinary tract infections caused by </w:t>
-      </w:r>
-      <w:r>
-        <w:rPr>
-          <w:i/>
-        </w:rPr>
-        <w:t>Escherichia coli</w:t>
-      </w:r>
-      <w:r>
-        <w:t>. Nat Commun 17:7504. https://doi.org/10.1038/s41467-026-74323-2.</w:t>
-      </w:r>
-    </w:p>
-    <w:p>
-      <w:r>
-        <w:t>11. Cochran WG. 1950. Estimation of bacterial densities by means of the "most probable number". Biometrics 6:105. https://doi.org/10.2307/3001491.</w:t>
-      </w:r>
-    </w:p>
-    <w:p>
-      <w:r>
-        <w:t>12. Blodgett R. 2023. BAM appendix 2: most probable number from serial dilutions. Bacteriological analytical manual. US Food and Drug Administration, Silver Spring, MD. https://www.fda.gov/food/laboratory-methods-food/bam-appendix-2-most-probable-number-serial-dilutions.</w:t>
-      </w:r>
-    </w:p>
-    <w:p>
-      <w:r>
-        <w:t xml:space="preserve">13. Vijay S, Bao NLH, Vinh DN, Nhat LTH, Thu DDA, Quang NL, Trieu LPT, Nhung HN, Ha VTN, Thai PVK, Ha DTM, Lan NH, Caws M, Thwaites GE, Javid B, Thuong NT. 2024. Supplementary file 2 to "Rifampicin tolerance and growth fitness among isoniazid-resistant clinical </w:t>
+        <w:t xml:space="preserve">19. Kaur P. 2024. Apramycin kills replicating and non-replicating </w:t>
       </w:r>
       <w:r>
         <w:rPr>
@@ -7149,42 +5157,12 @@
         <w:t>Mycobacterium tuberculosis</w:t>
       </w:r>
       <w:r>
-        <w:t xml:space="preserve"> isolates from a longitudinal study" (elife-93243-supp2-v1.xlsx). eLife. https://doi.org/10.7554/eLife.93243.</w:t>
+        <w:t xml:space="preserve"> — raw data. figshare. https://doi.org/10.6084/m9.figshare.26462791.v1.</w:t>
       </w:r>
     </w:p>
     <w:p>
       <w:r>
-        <w:t>14. Fisher RA. 1935. The logic of inductive inference. J R Stat Soc 98:39-82. https://doi.org/10.2307/2342435.</w:t>
-      </w:r>
-    </w:p>
-    <w:p>
-      <w:r>
-        <w:t>15. Mann HB, Whitney DR. 1947. On a test of whether one of two random variables is stochastically larger than the other. Ann Math Stat 18:50-60. https://doi.org/10.1214/aoms/1177730491.</w:t>
-      </w:r>
-    </w:p>
-    <w:p>
-      <w:r>
-        <w:t>16. McNemar Q. 1947. Note on the sampling error of the difference between correlated proportions or percentages. Psychometrika 12:153-157. https://doi.org/10.1007/BF02295996.</w:t>
-      </w:r>
-    </w:p>
-    <w:p>
-      <w:r>
-        <w:t>17. Wilcoxon F. 1945. Individual comparisons by ranking methods. Biom Bull 1:80. https://doi.org/10.2307/3001968.</w:t>
-      </w:r>
-    </w:p>
-    <w:p>
-      <w:r>
-        <w:t>18. National Committee for Clinical Laboratory Standards. 1999. Methods for determining bactericidal activity of antimicrobial agents; approved guideline. NCCLS document M26-A. National Committee for Clinical Laboratory Standards, Wayne, PA. ISBN 1-56238-384-1.</w:t>
-      </w:r>
-    </w:p>
-    <w:p>
-      <w:r>
-        <w:t>19. McFarland J. 1907. The nephelometer: an instrument for estimating the number of bacteria in suspensions used for calculating the opsonic index and for vaccines. JAMA 49:1176. https://doi.org/10.1001/jama.1907.25320140022001f.</w:t>
-      </w:r>
-    </w:p>
-    <w:p>
-      <w:r>
-        <w:t xml:space="preserve">20. Franzblau SG, DeGroote MA, Cho SH, Andries K, Nuermberger E, Orme IM, Mdluli K, Angulo-Barturen I, Dick T, Dartois V, Lenaerts AJ. 2012. Comprehensive analysis of methods used for the evaluation of compounds against </w:t>
+        <w:t xml:space="preserve">20. Kaur P, Ramya VK, Naveenkumar CN, Bharathkumar K, Singh M, Hobbie SN, Shandil RK, Narayanan S. 2024. Apramycin kills replicating and non-replicating </w:t>
       </w:r>
       <w:r>
         <w:rPr>
@@ -7193,221 +5171,12 @@
         <w:t>Mycobacterium tuberculosis</w:t>
       </w:r>
       <w:r>
-        <w:t>. Tuberculosis (Edinb) 92:453-488. https://doi.org/10.1016/j.tube.2012.07.003.</w:t>
+        <w:t>. Front Trop Dis 5:1413211. https://doi.org/10.3389/fitd.2024.1413211.</w:t>
       </w:r>
     </w:p>
     <w:p>
       <w:r>
-        <w:t>21. Vilchèze C, Jacobs WR Jr. 2007. The mechanism of isoniazid killing: clarity through the scope of genetics. Annu Rev Microbiol 61:35-50. https://doi.org/10.1146/annurev.micro.61.111606.122346.</w:t>
-      </w:r>
-    </w:p>
-    <w:p>
-      <w:r>
-        <w:t>22. Campbell EA, Korzheva N, Mustaev A, Murakami K, Nair S, Goldfarb A, Darst SA. 2001. Structural mechanism for rifampicin inhibition of bacterial RNA polymerase. Cell 104:901-912. https://doi.org/10.1016/S0092-8674(01)00286-0.</w:t>
-      </w:r>
-    </w:p>
-    <w:p>
-      <w:r>
-        <w:t xml:space="preserve">23. Pym AS, Saint-Joanis B, Cole ST. 2002. Effect of </w:t>
-      </w:r>
-      <w:r>
-        <w:rPr>
-          <w:i/>
-        </w:rPr>
-        <w:t>katG</w:t>
-      </w:r>
-      <w:r>
-        <w:t xml:space="preserve"> mutations on the virulence of </w:t>
-      </w:r>
-      <w:r>
-        <w:rPr>
-          <w:i/>
-        </w:rPr>
-        <w:t>Mycobacterium tuberculosis</w:t>
-      </w:r>
-      <w:r>
-        <w:t xml:space="preserve"> and the implication for transmission in humans. Infect Immun 70:4955-4960. https://doi.org/10.1128/IAI.70.9.4955-4960.2002.</w:t>
-      </w:r>
-    </w:p>
-    <w:p>
-      <w:r>
-        <w:t xml:space="preserve">24. van Soolingen D, de Haas PEW, van Doorn HR, Kuijper E, Rinder H, Borgdorff MW. 2000. Mutations at amino acid position 315 of the </w:t>
-      </w:r>
-      <w:r>
-        <w:rPr>
-          <w:i/>
-        </w:rPr>
-        <w:t>katG</w:t>
-      </w:r>
-      <w:r>
-        <w:t xml:space="preserve"> gene are associated with high-level resistance to isoniazid, other drug resistance, and successful transmission of </w:t>
-      </w:r>
-      <w:r>
-        <w:rPr>
-          <w:i/>
-        </w:rPr>
-        <w:t>Mycobacterium tuberculosis</w:t>
-      </w:r>
-      <w:r>
-        <w:t xml:space="preserve"> in the Netherlands. J Infect Dis 182:1788-1790. https://doi.org/10.1086/317598.</w:t>
-      </w:r>
-    </w:p>
-    <w:p>
-      <w:r>
-        <w:t xml:space="preserve">25. Vijay S, Bao NLH, Vinh DN, Nhat LTH, Thu DDA, Quang NL, Trieu LPT, Nhung HN, Ha VTN, Thai PVK, Ha DTM, Lan NH, Caws M, Thwaites GE, Javid B, Thuong NT. 2024. Rifampicin tolerance and growth fitness among isoniazid-resistant clinical </w:t>
-      </w:r>
-      <w:r>
-        <w:rPr>
-          <w:i/>
-        </w:rPr>
-        <w:t>Mycobacterium tuberculosis</w:t>
-      </w:r>
-      <w:r>
-        <w:t xml:space="preserve"> isolates from a longitudinal study. Elife 13:RP93243. https://doi.org/10.7554/eLife.93243.</w:t>
-      </w:r>
-    </w:p>
-    <w:p>
-      <w:r>
-        <w:t xml:space="preserve">26. Rabodoarivelo MS, Hoffmann E, Gaudin C, Aguilar-Ayala DA, Galizia J, Sonnenkalb L, Dal Molin M, Cioetto-Mazzabò L, Degiacomi G, Recchia D, Rybniker J, Manganelli R, Pasca MR, Ramón-García S, Lucía A. 2025. Protocol to quantify bacterial burden in time-kill assays using colony-forming units and most probable number readouts for </w:t>
-      </w:r>
-      <w:r>
-        <w:rPr>
-          <w:i/>
-        </w:rPr>
-        <w:t>Mycobacterium tuberculosis</w:t>
-      </w:r>
-      <w:r>
-        <w:t>. STAR Protoc 6:103643. https://doi.org/10.1016/j.xpro.2025.103643.</w:t>
-      </w:r>
-    </w:p>
-    <w:p>
-      <w:r>
-        <w:t>27. Windels EM, Cool L, Persy E, Swinnen J, Matthay P, Van den Bergh B, Wenseleers T, Michiels J. 2024. Data supporting "Antibiotic dose and nutrient availability differentially drive the evolution of antibiotic resistance and persistence". Zenodo. https://doi.org/10.5281/zenodo.7550302.</w:t>
-      </w:r>
-    </w:p>
-    <w:p>
-      <w:r>
-        <w:t>28. Clinical and Laboratory Standards Institute. 2024. Methods for dilution antimicrobial susceptibility tests for bacteria that grow aerobically, 12th ed. CLSI standard M07. Clinical and Laboratory Standards Institute, Wayne, PA.</w:t>
-      </w:r>
-    </w:p>
-    <w:p>
-      <w:r>
-        <w:t>29. Clinical and Laboratory Standards Institute. 2026. Performance standards for antimicrobial susceptibility testing, 36th ed. CLSI supplement M100. Clinical and Laboratory Standards Institute, Wayne, PA.</w:t>
-      </w:r>
-    </w:p>
-    <w:p>
-      <w:r>
-        <w:t>30. Imai K, Keele L, Yamamoto T. 2010. Identification, inference and sensitivity analysis for causal mediation effects. Stat Sci 25:51-71. https://doi.org/10.1214/10-STS321.</w:t>
-      </w:r>
-    </w:p>
-    <w:p>
-      <w:r>
-        <w:t>31. Baron RM, Kenny DA. 1986. The moderator-mediator variable distinction in social psychological research: conceptual, strategic, and statistical considerations. J Pers Soc Psychol 51:1173-1182. https://doi.org/10.1037/0022-3514.51.6.1173.</w:t>
-      </w:r>
-    </w:p>
-    <w:p>
-      <w:r>
-        <w:t>32. Tobin J. 1958. Estimation of relationships for limited dependent variables. Econometrica 26:24. https://doi.org/10.2307/1907382.</w:t>
-      </w:r>
-    </w:p>
-    <w:p>
-      <w:r>
-        <w:t>33. Beal SL. 2001. Ways to fit a PK model with some data below the quantification limit. J Pharmacokinet Pharmacodyn 28:481-504. https://doi.org/10.1023/A:1012299115260.</w:t>
-      </w:r>
-    </w:p>
-    <w:p>
-      <w:r>
-        <w:t>34. Rubin DB. 1987. Multiple imputation for nonresponse in surveys. John Wiley &amp; Sons, New York, NY. https://doi.org/10.1002/9780470316696.</w:t>
-      </w:r>
-    </w:p>
-    <w:p>
-      <w:r>
-        <w:t>35. McCullagh P. 1980. Regression models for ordinal data. J R Stat Soc Series B Stat Methodol 42:109-127. https://doi.org/10.1111/j.2517-6161.1980.tb01109.x.</w:t>
-      </w:r>
-    </w:p>
-    <w:p>
-      <w:r>
-        <w:t>36. Brant R. 1990. Assessing proportionality in the proportional odds model for ordinal logistic regression. Biometrics 46:1171-1178.</w:t>
-      </w:r>
-    </w:p>
-    <w:p>
-      <w:r>
-        <w:t>37. Peterson B, Harrell FE Jr. 1990. Partial proportional odds models for ordinal response variables. J R Stat Soc Ser C Appl Stat 39:205. https://doi.org/10.2307/2347760.</w:t>
-      </w:r>
-    </w:p>
-    <w:p>
-      <w:r>
-        <w:t>38. Turnbull BW. 1976. The empirical distribution function with arbitrarily grouped, censored and truncated data. J R Stat Soc Series B Stat Methodol 38:290-295. https://doi.org/10.1111/j.2517-6161.1976.tb01597.x.</w:t>
-      </w:r>
-    </w:p>
-    <w:p>
-      <w:r>
-        <w:t>39. Kaplan EL, Meier P. 1958. Nonparametric estimation from incomplete observations. J Am Stat Assoc 53:457-481. https://doi.org/10.1080/01621459.1958.10501452.</w:t>
-      </w:r>
-    </w:p>
-    <w:p>
-      <w:r>
-        <w:t>40. Cox DR. 1972. Regression models and life-tables. J R Stat Soc Series B Stat Methodol 34:187-202. https://doi.org/10.1111/j.2517-6161.1972.tb00899.x.</w:t>
-      </w:r>
-    </w:p>
-    <w:p>
-      <w:r>
-        <w:t>41. Field CA, Welsh AH. 2007. Bootstrapping clustered data. J R Stat Soc Series B Stat Methodol 69:369-390. https://doi.org/10.1111/j.1467-9868.2007.00593.x.</w:t>
-      </w:r>
-    </w:p>
-    <w:p>
-      <w:r>
-        <w:t>42. Schoenfeld D. 1982. Partial residuals for the proportional hazards regression model. Biometrika 69:239-241. https://doi.org/10.1093/biomet/69.1.239.</w:t>
-      </w:r>
-    </w:p>
-    <w:p>
-      <w:r>
-        <w:t>43. Grambsch PM, Therneau TM. 1994. Proportional hazards tests and diagnostics based on weighted residuals. Biometrika 81:515-526. https://doi.org/10.1093/biomet/81.3.515.</w:t>
-      </w:r>
-    </w:p>
-    <w:p>
-      <w:r>
-        <w:t>44. Efron B. 1979. Bootstrap methods: another look at the jackknife. Ann Stat 7:1-26. https://doi.org/10.1214/aos/1176344552.</w:t>
-      </w:r>
-    </w:p>
-    <w:p>
-      <w:r>
-        <w:t>45. Brown LD, Cai TT, DasGupta A. 2001. Interval estimation for a binomial proportion. Stat Sci 16:101-133. https://doi.org/10.1214/ss/1009213286.</w:t>
-      </w:r>
-    </w:p>
-    <w:p>
-      <w:r>
-        <w:t>46. Benjamini Y, Hochberg Y. 1995. Controlling the false discovery rate: a practical and powerful approach to multiple testing. J R Stat Soc Series B Stat Methodol 57:289-300. https://doi.org/10.1111/j.2517-6161.1995.tb02031.x.</w:t>
-      </w:r>
-    </w:p>
-    <w:p>
-      <w:r>
-        <w:t>47. Harris CR, Millman KJ, van der Walt SJ, Gommers R, Virtanen P, Cournapeau D, Wieser E, Taylor J, Berg S, Smith NJ, Kern R, Picus M, Hoyer S, van Kerkwijk MH, Brett M, Haldane A, del Río JF, Wiebe M, Peterson P, Gérard-Marchant P, Sheppard K, Reddy T, Weckesser W, Abbasi H, Gohlke C, Oliphant TE. 2020. Array programming with NumPy. Nature 585:357-362. https://doi.org/10.1038/s41586-020-2649-2.</w:t>
-      </w:r>
-    </w:p>
-    <w:p>
-      <w:r>
-        <w:t>48. Virtanen P, Gommers R, Oliphant TE, Haberland M, Reddy T, Cournapeau D, Burovski E, Peterson P, Weckesser W, Bright J, van der Walt SJ, Brett M, Wilson J, Millman KJ, Mayorov N, Nelson ARJ, Jones E, Kern R, Larson E, Carey CJ, Polat İ, Feng Y, Moore EW, VanderPlas J, Laxalde D, Perktold J, Cimrman R, Henriksen I, Quintero EA, Harris CR, Archibald AM, Ribeiro AH, Pedregosa F, van Mulbregt P, SciPy 1.0 Contributors. 2020. SciPy 1.0: fundamental algorithms for scientific computing in Python. Nat Methods 17:261-272. https://doi.org/10.1038/s41592-019-0686-2.</w:t>
-      </w:r>
-    </w:p>
-    <w:p>
-      <w:r>
-        <w:t>49. McKinney W. 2010. Data structures for statistical computing in Python. Proceedings of the 9th Python in Science Conference 56-61. https://doi.org/10.25080/Majora-92bf1922-00a.</w:t>
-      </w:r>
-    </w:p>
-    <w:p>
-      <w:r>
-        <w:t>50. Seabold S, Perktold J. 2010. Statsmodels: econometric and statistical modeling with Python. Proceedings of the 9th Python in Science Conference 92-96. https://doi.org/10.25080/Majora-92bf1922-011.</w:t>
-      </w:r>
-    </w:p>
-    <w:p>
-      <w:r>
-        <w:t>51. Davidson-Pilon C. 2019. lifelines: survival analysis in Python. J Open Source Softw 4:1317. https://doi.org/10.21105/joss.01317.</w:t>
-      </w:r>
-    </w:p>
-    <w:p>
-      <w:r>
-        <w:t>52. Piranfar V. 2026. Analysis code, audit scripts and headroom tool for "The detection floor bounds tolerance endpoints in Mycobacterium tuberculosis". GitHub. https://github.com/piranfar/detection-floor-tolerance-endpoints.</w:t>
+        <w:t>21. Piranfar V. 2026. Analysis code, audit scripts and headroom tool for "The detection floor bounds tolerance endpoints in Mycobacterium tuberculosis". GitHub. https://github.com/piranfar/detection-floor-tolerance-endpoints.</w:t>
       </w:r>
     </w:p>
     <w:sectPr>

--- a/submission/02_manuscript.docx
+++ b/submission/02_manuscript.docx
@@ -80,7 +80,7 @@
         <w:t>Boxes:</w:t>
       </w:r>
       <w:r>
-        <w:t xml:space="preserve"> 1 | </w:t>
+        <w:t xml:space="preserve"> 2 | </w:t>
       </w:r>
       <w:r>
         <w:rPr>
@@ -89,7 +89,7 @@
         <w:t>Supplemental figures:</w:t>
       </w:r>
       <w:r>
-        <w:t xml:space="preserve"> 3 | </w:t>
+        <w:t xml:space="preserve"> 5 | </w:t>
       </w:r>
       <w:r>
         <w:rPr>
@@ -98,7 +98,7 @@
         <w:t>Supplemental tables:</w:t>
       </w:r>
       <w:r>
-        <w:t xml:space="preserve"> 23</w:t>
+        <w:t xml:space="preserve"> 26</w:t>
       </w:r>
     </w:p>
     <w:p>
@@ -115,12 +115,12 @@
     </w:p>
     <w:p>
       <w:r>
-        <w:t>A culture that grows nothing after antibiotics has never proved sterility, so tolerance is scored by how far the count fell: the minimum duration for killing. That endpoint is a fraction of the starting count, so the inoculum should cancel. It does in the definition, and fails once killing reaches the assay's floor. Seventy-eight published time-kill datasets were screened: of the 45 whose series could be inspected in full, 36 state no assay floor by any route. Five are reanalysed here — the floor derived in two, inferred in one and absent in two — and one experiment tests this.</w:t>
+        <w:t>A culture that grows nothing after antibiotic exposure has never proved sterility, so tolerance is scored by how far the count fell: the minimum duration for killing. That endpoint is a fraction of the starting count, so the starting count should cancel, and in the definition it does. It stops cancelling once killing reaches the lowest density the assay can report, because the recorded fraction is then the assay floor divided by the starting density, and the drug has dropped out of it.</w:t>
       </w:r>
     </w:p>
     <w:p>
       <w:r>
-        <w:t xml:space="preserve">Two boundaries follow from the definitions. For a floor </w:t>
+        <w:t xml:space="preserve">Two boundaries follow from the definitions alone. For an assay floor </w:t>
       </w:r>
       <w:r>
         <w:rPr>
@@ -138,7 +138,7 @@
         <w:t>q</w:t>
       </w:r>
       <w:r>
-        <w:t xml:space="preserve">-log endpoint is visible only above </w:t>
+        <w:t xml:space="preserve">-log endpoint is observable only in cultures started above </w:t>
       </w:r>
       <w:r>
         <w:rPr>
@@ -156,7 +156,7 @@
         <w:t>q</w:t>
       </w:r>
       <w:r>
-        <w:t xml:space="preserve">; above </w:t>
+        <w:t xml:space="preserve">; that is reachability. Above </w:t>
       </w:r>
       <w:r>
         <w:rPr>
@@ -183,7 +183,12 @@
         <w:t>c</w:t>
       </w:r>
       <w:r>
-        <w:t>₁ the lowest class threshold, a floor-level reading fits only the lowest class. Reaching the floor is the drug's doing; the label it permits is not.</w:t>
+        <w:t>₁ the lowest class threshold, a reading resting on the floor is compatible with only the lowest tolerance class, whatever the drug did; that is identifiability. Reaching the floor is the drug's doing; the label it permits is not.</w:t>
+      </w:r>
+    </w:p>
+    <w:p>
+      <w:r>
+        <w:t>Seventy-eight published time-kill datasets were assembled and 45 inspected in full; of the 40 distinct literature deposits among them, 32 state no assay floor by any route. Five are reanalysed here — the floor derived in two, inferred in one and absent in two — and one new experiment tests both boundaries forward.</w:t>
       </w:r>
     </w:p>
     <w:p>
@@ -197,7 +202,7 @@
         <w:t>Mycobacterium tuberculosis</w:t>
       </w:r>
       <w:r>
-        <w:t xml:space="preserve"> isolates classified for rifampicin tolerance, 33 began too close to the floor to show the 99.99 per cent reduction used, and all 33 are recorded as failing. Of eighteen read at the floor, twelve admit one class, six admit two. The label tracks growth state, not isoniazid resistance; most of that runs through a ten-fold lower inoculum — the denominator it is cut on.</w:t>
+        <w:t xml:space="preserve"> isolates classified for rifampicin tolerance, 33 began too close to the floor to show the 99.99 per cent reduction the classification is cut on, and all 33 are recorded as failing to reach it. Eighteen ended with their reading on the floor: twelve admit one tolerance class, six admit two. The label tracks how fast an isolate grows; it also tracks isoniazid resistance, but most of that runs through the starting density, which is ten-fold lower in the resistant isolates.</w:t>
       </w:r>
     </w:p>
     <w:p>
@@ -211,7 +216,7 @@
         <w:t>Escherichia coli</w:t>
       </w:r>
       <w:r>
-        <w:t xml:space="preserve"> ATCC 25922 at the standard inoculum could report 3.71–3.93 logs at 10 µL and 4.88–5.05 at 100 µL; at a cut of 10⁻³, six of 54 sample-times took two labels from one culture, the pipette alone deciding. Across the plated volumes these laboratories actually used, 100 down to 2.5 µL, demonstrable depth moves by 1.60 log10 as exact arithmetic. A tolerance call reported without its starting density and assay floor cannot be interpreted.</w:t>
+        <w:t xml:space="preserve"> ATCC 25922 at the standard inoculum could report 3.71 to 3.93 logs of killing at a 10 µL plating and 4.88 to 5.05 at 100 µL in the same cultures; at a cut of 10⁻³, six of 54 sample-times took two labels from one culture, the plated volume deciding. Across the volumes these laboratories actually plate, 100 down to 2.5 µL, demonstrable depth moves by 1.60 log10 as exact arithmetic. A tolerance call reported without its starting density and its assay floor cannot be interpreted.</w:t>
       </w:r>
     </w:p>
     <w:p>
@@ -254,12 +259,7 @@
         <w:t>Mycobacterium tuberculosis</w:t>
       </w:r>
       <w:r>
-        <w:t xml:space="preserve"> faster, and that choice is made in a flask: the compounds that could shorten a regimen are picked out of in vitro killing experiments.</w:t>
-      </w:r>
-    </w:p>
-    <w:p>
-      <w:r>
-        <w:t>The experiment is simple. Grow the organism, add the drug, and at set times take a sample, dilute it, spread it on a plate, and count the colonies. Each colony stands for one bacterium that was alive when it was plated. The counts over time are the killing curve.</w:t>
+        <w:t xml:space="preserve"> faster, and that choice is made in a flask: the compounds that could shorten a regimen are picked out of in vitro killing experiments. The experiment is simple — grow the organism, add the drug, and at set times dilute a sample, spread it on a plate, and count the colonies, each standing for one bacterium alive when it was plated — and the counts over time are the killing curve.</w:t>
       </w:r>
     </w:p>
     <w:p>
@@ -297,7 +297,7 @@
     </w:p>
     <w:p>
       <w:r>
-        <w:t xml:space="preserve">The field's response was not to ignore the warning but to engineer around it. Rather than asking whether a culture went negative, the modern definition asks how many logs the population fell: the minimum duration for killing, MDK, is the time to a specified fractional reduction — 90, 99 or 99.99 per cent — and it is proposed as the tolerance counterpart to the minimum inhibitory concentration (2, 3). The choice of a </w:t>
+        <w:t xml:space="preserve">The field's response was to engineer around the warning rather than ignore it. Rather than asking whether a culture went negative, the modern definition asks how many logs the population fell: the minimum duration for killing, MDK, is the time to a specified fractional reduction — 90, 99 or 99.99 per cent — and it is proposed as the tolerance counterpart to the minimum inhibitory concentration (2, 3). The choice of a </w:t>
       </w:r>
       <w:r>
         <w:rPr>
@@ -334,6 +334,11 @@
       </w:r>
       <w:r>
         <w:t>, and the starting density cancels. By construction, MDK cannot be contaminated by how much culture went into the tube. That is the property it was built to have.</w:t>
+      </w:r>
+    </w:p>
+    <w:p>
+      <w:r>
+        <w:t>Two things are worth separating before going further. As defined by Brauner and colleagues and codified in the field's consensus guidelines, MDK is not a plate-count metric — it was first measured from presence or absence of survivors in microwell arrays of about a hundred cells, a design chosen specifically to avoid dilution plating, and the guidelines say how the smallest detectable count should be established (3, 4). What this paper examines is the form the tuberculosis field adopted: log-reduction endpoints computed from plate counts and most-probable-number series against a measured starting density. The floor problem belongs to that implementation, not the definition, and every deposit here uses it.</w:t>
       </w:r>
     </w:p>
     <w:p>
@@ -457,16 +462,16 @@
     </w:p>
     <w:p>
       <w:r>
-        <w:t xml:space="preserve">Answering that question at all requires deposits that record the three quantities the arithmetic needs — a starting density measured before treatment, a time series, and either a plated volume or a stated floor — and most do not. We assembled and inspected 78 candidate time-kill datasets one at a time. Of the 45 whose series could be read in full, </w:t>
+        <w:t xml:space="preserve">Answering that question at all requires deposits that record the three quantities the arithmetic needs — a starting density measured before treatment, a time series, and either a plated volume or a stated floor — and most do not. Of 78 candidate time-kill datasets assembled for this study, 45 were inspected in full; of the 40 distinct literature deposits among them, </w:t>
       </w:r>
       <w:r>
         <w:rPr>
           <w:b/>
         </w:rPr>
-        <w:t>36 state no assay floor by any route</w:t>
-      </w:r>
-      <w:r>
-        <w:t>: not a limit of detection, not a limit of quantification, not a plated volume from which one could be derived. That number is not a preamble to the analysis; it is the first result, and it is why the five deposits carried forward are five rather than fifty.</w:t>
+        <w:t>32 state no assay floor by any route</w:t>
+      </w:r>
+      <w:r>
+        <w:t>. That number is not a preamble to the analysis; it is the first result, and it is why the five deposits carried forward are five rather than fifty (Table S1).</w:t>
       </w:r>
     </w:p>
     <w:p>
@@ -527,7 +532,7 @@
         <w:t>v</w:t>
       </w:r>
       <w:r>
-        <w:t xml:space="preserve"> per mL, and an MPN series uses the lowest table rung (4, 5). Headroom is </w:t>
+        <w:t xml:space="preserve"> per mL, and an MPN series uses the lowest table rung (5, 6). Headroom is </w:t>
       </w:r>
       <w:r>
         <w:rPr>
@@ -1409,12 +1414,12 @@
     </w:p>
     <w:p>
       <w:r>
-        <w:t>The most probable number (MPN) readings can only take the discrete values of an MPN table (4, 5) — a fixed ladder of rungs, not a continuous scale. The day-5 column does not taper towards zero. It stops. Eighteen isolates sit at exactly 23 per mL in the 15-day panel and six in the 60-day panel, and nothing in the file lies below that (Fig. 1A). That is a floor, not a tail, and it is treated as one throughout.</w:t>
+        <w:t>The most probable number (MPN) readings can only take the discrete values of an MPN table (5, 6) — a fixed ladder of rungs, not a continuous scale. The day-5 column does not taper towards zero. It stops. Eighteen isolates sit at exactly 23 per mL in the 15-day panel and six in the 60-day panel, and nothing in the file lies below that (Fig. 1A). That is a floor, not a tail, and it is treated as one throughout.</w:t>
       </w:r>
     </w:p>
     <w:p>
       <w:r>
-        <w:t xml:space="preserve">Each isolate therefore carries a fixed budget of killing the assay can see. At 15 days of prior culture the starting densities span 3.36 to 7.79 log10, so headroom — the distance from the starting density down to the floor — spans 2.00 to 6.42 log10 (Fig. 1B, Table 1). Both spans are the same 4.42 log10, and the fold figures quoted throughout are ten raised to the unrounded difference rather than to the displayed one. Against that budget the three deposited endpoints behave very differently. Every isolate has the room for a 90 or a 99 per cent reduction: 0 of 217 fall short in both cases. </w:t>
+        <w:t xml:space="preserve">Each isolate therefore carries a fixed budget of killing the assay can see. At 15 days of prior culture the starting densities run from 2 300 to 61 000 000 per mL — 3.36 to 7.79 log10 — so headroom, the distance from the starting density down to the floor, runs from 2.00 to 6.42 log10 (Fig. 1B, Table 1). Both spans are the same 4.42 log10. Subtracting the displayed endpoints does not reproduce that, and should not: every log10 here is computed from the raw most-probable-number rungs against a floor of 23 per mL and rounded once, at the end, so the deepest headroom displays as 6.42 rather than as the 6.43 that 7.79 minus 1.36 returns. The fold figures quoted throughout are likewise ten raised to the unrounded difference rather than to the displayed one. Against that budget the three deposited endpoints behave very differently. Every isolate has the room for a 90 or a 99 per cent reduction: 0 of 217 fall short in both cases. </w:t>
       </w:r>
       <w:r>
         <w:rPr>
@@ -1423,7 +1428,7 @@
         <w:t>Thirty-three of 217 isolates — 15.2 per cent — lack the headroom for the 99.99 per cent endpoint</w:t>
       </w:r>
       <w:r>
-        <w:t>, which is to say that a four-log reduction was unobservable for them before rifampicin was added. Two of those 33 carry a fourth label that the deposit writes literally as "MDR", conventionally multidrug-resistant. It is unordered with respect to the other three, so no ordered analysis can place it (Table S1); over the 203 isolates with an ordered label the same count is the 31 quoted above.</w:t>
+        <w:t>, which is to say that a four-log reduction was unobservable for them before rifampicin was added. Two of those 33 carry a fourth label that the deposit writes literally as "MDR", conventionally multidrug-resistant. It is unordered with respect to the other three, so no ordered analysis can place it (Table S2); over the 203 isolates with an ordered label the same count is 31.</w:t>
       </w:r>
     </w:p>
     <w:p>
@@ -1463,7 +1468,7 @@
     </w:p>
     <w:p>
       <w:r>
-        <w:t>The deposited tolerance level is a cut-off on the recorded surviving fraction, with no overlap between classes. The thresholds themselves are not deposited. They are recovered here, and the data pin them only to the gaps between classes: at day 5 and 15 days of prior culture, low tolerance covers fractions below 10⁻³, medium covers 10⁻³ to 10⁻², and high exceeds 10⁻². Those cuts reproduce every usable class in the file, 203 of 203 (Table S2). Usable means the 203 of 217 isolates whose label is one of the three ordered classes; the other 14 carry the fourth, unordered category, the "MDR" label above, that no ordered analysis can place (Table S1). So what follows is an argument about the fraction the assay recorded, not about an independent clinical judgement.</w:t>
+        <w:t>The deposited tolerance level is a cut-off on the recorded surviving fraction, with no overlap between classes. The thresholds themselves are not deposited. They are recovered here, and the data pin them only to the gaps between classes: at day 5 and 15 days of prior culture, low tolerance covers fractions below 10⁻³, medium covers 10⁻³ to 10⁻², and high exceeds 10⁻². Those cuts reproduce every usable class in the file, 203 of 203 (Table S3). Usable means the 203 of 217 isolates whose label is one of the three ordered classes; the other 14 carry the fourth, unordered category, the "MDR" label above, that no ordered analysis can place (Table S2). So what follows is an argument about the fraction the assay recorded, not about an independent clinical judgement.</w:t>
       </w:r>
     </w:p>
     <w:p>
@@ -1564,7 +1569,7 @@
     </w:p>
     <w:p>
       <w:r>
-        <w:t xml:space="preserve">That agreement is an identity rather than a passed test. Once the label is a cut on the recorded fraction (Table S2) and every floor reading has a numerator of exactly </w:t>
+        <w:t xml:space="preserve">That agreement is an identity rather than a passed test. Once the label is a cut on the recorded fraction (Table S3) and every floor reading has a numerator of exactly </w:t>
       </w:r>
       <w:r>
         <w:rPr>
@@ -1583,20 +1588,6 @@
       </w:r>
       <w:r>
         <w:t xml:space="preserve"> alone, so the algebra cannot disagree with the deposit. What could have failed, and did not, is the premise: that the three classes separate cleanly on the recorded fraction at all, in 203 of 203 calls.</w:t>
-      </w:r>
-    </w:p>
-    <w:p>
-      <w:r>
-        <w:t xml:space="preserve">How finely the agreement resolves also has to be stated. Among the eighteen the starting density takes only five values — 23 000 for six isolates, then 230 000 for eight, and 610 000, 2.3 × 10⁶ and 6.1 × 10⁶ for one, one and two — and </w:t>
-      </w:r>
-      <w:r>
-        <w:rPr>
-          <w:b/>
-        </w:rPr>
-        <w:t>no isolate lies strictly between *N*_id and *N*_reach</w:t>
-      </w:r>
-      <w:r>
-        <w:t>. Any cut placed anywhere in that decade reproduces the same twelve-six split, so the split locates the boundary only to within an order of magnitude and is not by itself a sharp test of where it sits.</w:t>
       </w:r>
     </w:p>
     <w:p>
@@ -1672,17 +1663,22 @@
           <w:b/>
           <w:sz w:val="22"/>
         </w:rPr>
-        <w:t>4. The plate calls a lung sterile while a culture finds thousands in it</w:t>
+        <w:t>4. What the plate misses is not only what lies below its floor</w:t>
       </w:r>
     </w:p>
     <w:p>
       <w:r>
-        <w:t>What sits beneath the floor is the one thing a plate cannot report, and in this organism it has been measured directly. Evangelopoulos and colleagues counted the same mouse lungs three ways — colony count, a molecular bacterial load from 16S rRNA, and a most probable number — on their way to a different question (6). Under the deepest regimens the colony count reads zero in every animal. In three arms, 18 lungs in all, the plate declared every lung sterile while the most probable number on that same tissue ran from 1 450 to 18 700 per lung. The molecular load can be dismissed as nucleic acid outliving its owner. The most probable number cannot, because it is a culture, and growth in a dilution series requires an organism that is alive and culturable. Those lungs held thousands of viable bacilli and the plate that reported them sterile could not see them. This is the region a relapse comes from, and in the mouse model used to decide which regimens enter clinical trials it is the region a colony count is blind to.</w:t>
+        <w:t>Everything above is about the floor. One published observation in this organism shows that the floor is not the only reason a colony count understates the population, and it is set out here because the two failures are easy to confuse and must not be.</w:t>
       </w:r>
     </w:p>
     <w:p>
       <w:r>
-        <w:t xml:space="preserve">That is one deposit. The screen reached four more </w:t>
+        <w:t>Evangelopoulos and colleagues counted the same mouse lungs three ways — colony count, a molecular bacterial load from 16S rRNA, and a most probable number — on their way to a different question (7). Under the deepest regimens the colony count reads zero in every animal. In three arms, 18 lungs in all, the plate declared every lung sterile while the most probable number on that same tissue ran from 1 450 to 18 700 per lung. The molecular load can be dismissed as nucleic acid outliving its owner. The most probable number cannot, because it is a culture, and growth in a dilution series requires an organism that is alive and culturable.</w:t>
+      </w:r>
+    </w:p>
+    <w:p>
+      <w:r>
+        <w:t xml:space="preserve">That gap is not the detection floor, and the arithmetic says so. Neither assay's floor is reported in the deposit, but for censoring to explain a plate reading of zero against 1 450 organisms in the same tissue, the colony count's floor would have to sit above 1 450 per lung — which would mean plating a vanishingly small fraction of the homogenate, far less than any lung protocol plates. The organisms were there, they were alive, they grew in a liquid dilution series, and they did not form colonies on solid medium. That is differential culturability, not censoring. It is a described phenotype of </w:t>
       </w:r>
       <w:r>
         <w:rPr>
@@ -1691,7 +1687,26 @@
         <w:t>M. tuberculosis</w:t>
       </w:r>
       <w:r>
-        <w:t xml:space="preserve"> deposits whose floor could be established, and they are not reassuring. Across those five — sputum from pulmonary tuberculosis, axenic culture, an auxotrophic H37Rv panel and two drug-development series, with floors from 13 to 200 CFU/mL — </w:t>
+        <w:t xml:space="preserve"> with a literature of its own: bacilli that require resuscitation-promoting factors to grow dominate pre-treatment sputum and rise as a proportion of the population during chemotherapy (8), and both resuscitation-promoting-factor-dependent and -independent differentially culturable populations are recovered from patients whose solid-medium cultures return nothing (9).</w:t>
+      </w:r>
+    </w:p>
+    <w:p>
+      <w:r>
+        <w:t>Keeping the two apart matters for what this paper claims. Reachability and identifiability are arithmetic on the plated volume; they hold whether or not every viable organism forms a colony, and they would hold in an assay with perfect culturability. Differential culturability is biology, it acts on the numerator rather than on the floor, and nothing in this paper derives it or measures it. Neither depends on the other, and they push the same way: a count that is both floored and culture-selective understates the surviving population twice over, and a log-reduction endpoint read off that count inherits the pair of them. The mouse model that decides which regimens enter clinical trials reads out in colony counts, and this is the region it reads them in.</w:t>
+      </w:r>
+    </w:p>
+    <w:p>
+      <w:r>
+        <w:t xml:space="preserve">Back to the floor itself, and to what it costs. That deposit establishes no floor of its own. Five further </w:t>
+      </w:r>
+      <w:r>
+        <w:rPr>
+          <w:i/>
+        </w:rPr>
+        <w:t>M. tuberculosis</w:t>
+      </w:r>
+      <w:r>
+        <w:t xml:space="preserve"> deposits in the same screen do, and they are not reassuring. Across those five — sputum from pulmonary tuberculosis, axenic culture, an auxotrophic H37Rv panel and two drug-development series, with floors from 13 to 200 CFU/mL — </w:t>
       </w:r>
       <w:r>
         <w:rPr>
@@ -1700,7 +1715,7 @@
         <w:t>184 of 310 series could not have demonstrated a four-log reduction however completely the drug worked, and 240 of 310 could not have demonstrated five</w:t>
       </w:r>
       <w:r>
-        <w:t xml:space="preserve"> (Table S3). One of the five could not have shown four logs in a single one of its 123 series. None of these deposits carries the analysis above; they are what the same screen found in the same organism, and they say the reachability problem is not a property of one clinical panel.</w:t>
+        <w:t xml:space="preserve"> (Table S4). One of the five could not have shown four logs in a single one of its 123 series. None of these five carries the analysis above, and none is among the five deposits reanalysed in this paper; they are what the same screen found in the same organism, and they say the reachability problem is not a property of one clinical panel.</w:t>
       </w:r>
     </w:p>
     <w:p>
@@ -1717,7 +1732,7 @@
     </w:p>
     <w:p>
       <w:r>
-        <w:t>We asked what the deposited tolerance label goes with. There are two candidate predictors, and each is tested at two culture ages and at two endpoint depths, which is eight tests in all. Eight tests on one question will throw up a false positive on their own, so we correct them together as one family. Two survive (Table S4).</w:t>
+        <w:t>We asked what the deposited tolerance label goes with. There are two candidate predictors, and each is tested at two culture ages and at two endpoint depths, which is eight tests in all. Eight tests on one question will throw up a false positive on their own, so we correct them together as one family. Two survive (Table S5).</w:t>
       </w:r>
     </w:p>
     <w:p>
@@ -1740,17 +1755,17 @@
         <w:t>isoniazid resistance</w:t>
       </w:r>
       <w:r>
-        <w:t xml:space="preserve"> — until the starting density enters the model. On its own, a resistant isolate has 2.32 times the odds of a higher tolerance class (95 per cent CI 1.30 to 4.12, p = 0.0042). Adjusted for starting density the odds ratio falls to 1.31 (0.67 to 2.57, p = 0.42), and the interval no longer excludes one. We call that attenuation, not elimination. Starting density is the strongest term in the file: every ten-fold rise in the starting most probable number halves the odds of a higher tolerance class (OR 0.480, 0.340 to 0.677, p = 2.9 × 10⁻⁵).</w:t>
+        <w:t xml:space="preserve"> — until the starting density enters the model. On its own, a resistant isolate has 2.32 times the odds of a higher tolerance class (95 per cent CI 1.30 to 4.12, p = 0.0042). Adjusted for starting density the odds ratio falls to 1.31 (0.67 to 2.57, p = 0.42), and the interval no longer excludes one. The two figures estimate different things: the unadjusted 2.32 is the total effect of resistance on the label, and the adjusted 1.31 is the controlled direct effect with the inoculum held fixed, since starting density sits on the causal path as a mediator here rather than as a confounder — the mediation decomposition is Table S6. Call this attenuation rather than elimination: 185 of the 203 calls still rest on a measured, uncensored numerator. Starting density is the strongest term in the file: every ten-fold rise in the starting most probable number halves the odds of a higher tolerance class (OR 0.480, 0.340 to 0.677, p = 2.9 × 10⁻⁵).</w:t>
       </w:r>
     </w:p>
     <w:p>
       <w:r>
-        <w:t>Why the adjustment does that is measurable. Isoniazid-resistant isolates go into this assay at 5.36 log10 against 6.36 for susceptible isolates, ten-fold thinner (Mann–Whitney p = 9.1 × 10⁻¹⁴) (7), and 26.2 per cent of them lack the headroom for the deepest endpoint against 7.6 per cent of susceptible isolates (Section 2). They are one log short of observable killing before the experiment begins.</w:t>
+        <w:t>Why the adjustment does that is measurable. Isoniazid-resistant isolates go into this assay at 5.36 log10 against 6.36 for susceptible isolates, ten-fold thinner (Mann–Whitney p = 9.1 × 10⁻¹⁴) (10), and 22 of the 84 resistant isolates carrying an ordered label lack the headroom for the deepest endpoint, 26.2 per cent, against 9 of the 119 susceptible, 7.6 per cent. Those two counts are the 31 of Section 1, which is that section's 33 less the two isolates whose label is the unordered fourth category. They are one log short of observable killing before the experiment begins.</w:t>
       </w:r>
     </w:p>
     <w:p>
       <w:r>
-        <w:t>In that stratum the two surviving associations part company. Growth holds and still survives correction (OR 1.116, 1.040 to 1.198, p = 0.0024). Resistance does not: OR 2.11 (1.07 to 4.16, p = 0.031). It ranks second in the family of eight, so under Benjamini–Hochberg it must beat a critical value of 0.0125, and it does not. The resistance association therefore leans on isolates that are not independent of one another, and it is already the association that starting density explains away. We report it as the weaker of the two on both counts.</w:t>
+        <w:t>In that stratum the two surviving associations part company. Growth holds and still survives correction (OR 1.116, 1.040 to 1.198, p = 0.0024). Resistance returns OR 2.11 (1.07 to 4.16, p = 0.031) nominally, but ranks second in the family of eight and fails its Benjamini–Hochberg critical value of 0.0125. The resistance association therefore leans on isolates that are not independent of one another, and it is already the association that starting density explains away. We report it as the weaker of the two on both counts.</w:t>
       </w:r>
     </w:p>
     <w:p>
@@ -1767,17 +1782,17 @@
     </w:p>
     <w:p>
       <w:r>
-        <w:t>If the effect is a property of assay geometry rather than of clinical sampling, it should appear where one protocol, one strain and one stock are handed out deliberately. Van Wijk and colleagues (2023) ran exactly that exercise, sending a single stock of H37Rv to six blinded laboratories under one written protocol (8, 9). It does.</w:t>
+        <w:t>If the effect is a property of assay geometry rather than of clinical sampling, it should appear where one protocol, one strain and one stock are handed out deliberately. Van Wijk and colleagues (2023) ran exactly that exercise, sending a single stock of H37Rv to six blinded laboratories under one written protocol (11, 12). It does.</w:t>
       </w:r>
     </w:p>
     <w:p>
       <w:r>
-        <w:t>At ten times the minimum inhibitory concentration of moxifloxacin all six laboratories return a positive kill rate, and the rates span 5.2-fold, from 0.090 to 0.464 log10 CFU/mL per day. Across all 30 laboratory-by-arm cells the Tobit estimate — a fit that treats a below-floor reading as below the floor rather than as a number — and the imputation estimate never differ by more than 0.006 log10 per day (Fig. 2A, Table S5). That agreement says the fit is not an artefact of the arithmetic used to reach it. It does not say the sub-floor assumption is safe: both estimators assume the same normal distribution below the floor, and nothing in this deposit can check that assumption from the inside.</w:t>
+        <w:t>At ten times the minimum inhibitory concentration of moxifloxacin all six laboratories return a positive kill rate, and the rates span 5.2-fold, from 0.090 to 0.464 log10 CFU/mL per day. Across all 30 laboratory-by-arm cells the Tobit estimate — a fit that treats a below-floor reading as below the floor rather than as a number — and the imputation estimate never differ by more than 0.006 log10 per day (Fig. 2A, Table S7). That agreement says the fit is not an artefact of the arithmetic used to reach it. It does not say the sub-floor assumption is safe: both estimators assume the same normal distribution below the floor, and nothing in this deposit can check that assumption from the inside.</w:t>
       </w:r>
     </w:p>
     <w:p>
       <w:r>
-        <w:t>The two orderings do not correspond. Rank the laboratories by starting density and the three lowest are exactly the three that recorded crossings, the three highest exactly the three that did not, without exception. Rank them by kill rate and there is no such correspondence (Fig. 2B). Institute F has the highest starting density at 6.53 log10 among the treated flasks of this arm, kills faster than four of the other five at 0.223 log10 per day, and records no crossing. Institute E returns the slowest rate of all at 0.090 and also records none.</w:t>
+        <w:t>The two orderings do not correspond. Rank the laboratories by starting density and the three lowest are exactly the three that recorded crossings, the three highest exactly the three that did not, without exception — a split with probability 1/20 under chance alone, so it is reported as an ordering and not a test (Table S8). Rank them by kill rate and there is no such correspondence (Fig. 2B). Institute F has the highest starting density at 6.53 log10 among the treated flasks of this arm, kills faster than four of the other five at 0.223 log10 per day, and records no crossing. Institute E returns the slowest rate of all at 0.090 and also records none.</w:t>
       </w:r>
     </w:p>
     <w:p>
@@ -1803,7 +1818,7 @@
         <w:t>Mycobacterium tuberculosis</w:t>
       </w:r>
       <w:r>
-        <w:t>. A search of five general repositories, the tuberculosis consortia, the persistence literature, food microbiology and the hollow-fibre field returned one deposit that carried all three fields the boundaries require and could be analysed cold.</w:t>
+        <w:t>. A search of five general repositories, the tuberculosis consortia, the persistence literature, food microbiology and the hollow-fibre field returned one deposit that carried all three fields the boundaries require and could be analysed cold. That is a statement about what that search returned, not about what exists.</w:t>
       </w:r>
     </w:p>
     <w:p>
@@ -1845,7 +1860,7 @@
         <w:t>Escherichia coli</w:t>
       </w:r>
       <w:r>
-        <w:t xml:space="preserve"> in a hollow-fibre system (10, 11). Their Methods state 100 µL plated with counts per mL, so </w:t>
+        <w:t xml:space="preserve"> in a hollow-fibre system (13, 14). Their Methods state 100 µL plated with counts per mL, so </w:t>
       </w:r>
       <w:r>
         <w:rPr>
@@ -1859,7 +1874,7 @@
     </w:p>
     <w:p>
       <w:r>
-        <w:t>Across the 20 cultures with a measured day-zero density, headroom runs from 4.85 to 5.45 log10. Endpoints at 1, 2, 3 and 4 logs are reachable for every culture. A 5-log endpoint is unreachable for 5 of 20. A 6-log endpoint is unreachable for all 20 (Table S6). On data it was not built from, the framework therefore locates the depth at which a sterilisation claim in this experiment stops being demonstrable.</w:t>
+        <w:t>Across the 20 cultures with a measured day-zero density, headroom runs from 4.85 to 5.45 log10. Endpoints at 1, 2, 3 and 4 logs are reachable for every culture. A 5-log endpoint is unreachable for 5 of 20. A 6-log endpoint is unreachable for all 20 (Table S9). On data it was not built from, the framework therefore locates the depth at which a sterilisation claim in this experiment stops being demonstrable.</w:t>
       </w:r>
     </w:p>
     <w:p>
@@ -1873,7 +1888,7 @@
         <w:t>N₀</w:t>
       </w:r>
       <w:r>
-        <w:t xml:space="preserve"> from the Methods rather than from the data would have placed a full order of magnitude into every boundary. And its treated arm reads at or below the floor already at day zero while the paired control reads about 10⁶, so that sample was drawn after exposure rather than before it.</w:t>
+        <w:t xml:space="preserve"> from the Methods rather than from the data would have placed a full order of magnitude into every boundary. And its treated arm reads at or below the floor already at day zero while the paired control reads about 10⁶. Either that sample was drawn after exposure rather than before it, or the day-zero value is a placeholder or a transcription error; the file cannot distinguish the two, and we flag the reading rather than treat it as a measured time zero.</w:t>
       </w:r>
     </w:p>
     <w:p>
@@ -1963,7 +1978,7 @@
     </w:p>
     <w:p>
       <w:r>
-        <w:t xml:space="preserve">The middle arm was seeded on purpose at the 5 × 10⁵ per mL the standard specifies. The densities actually reached were 6.4 × 10⁴, 4.4 × 10⁵ and 3.8 × 10⁶ per mL, quoted as arm means. Those three figures are means and every figure after them is per flask, which is a distinction this experiment cannot leave implicit, because it decides a verdict. Taking the low arm as a single number gives it 3.81 logs of headroom at the 100 µL plating and rules the four-log endpoint out; taking its three flasks one at a time gives 4.19, 4.11 and 4.00, and rules it in for all three. The arithmetic is the same and the answer is opposite, because </w:t>
+        <w:t xml:space="preserve">The middle arm was seeded on purpose at the 5 × 10⁵ per mL the standard specifies. The densities actually reached were 6.4 × 10⁴, 4.4 × 10⁵ and 3.8 × 10⁶ per mL, quoted as arm means. Those three figures are means, and every figure after them is per flask. The distinction is not cosmetic: </w:t>
       </w:r>
       <w:r>
         <w:rPr>
@@ -1972,7 +1987,7 @@
         <w:t>N</w:t>
       </w:r>
       <w:r>
-        <w:t xml:space="preserve">₀ is not a setting the protocol supplies but a measurement made once per flask — which is this paper's own argument, met in its own data. Everything below is therefore reported per flask. </w:t>
+        <w:t xml:space="preserve">₀ is not a setting the protocol supplies but a measurement made once per culture, so headroom belongs to a flask rather than to an arm. At the 100 µL plating the low arm's three flasks have 4.19, 4.11 and 4.00 logs of headroom, the last of them exactly at the four-log endpoint. Everything below is therefore reported per flask. </w:t>
       </w:r>
       <w:r>
         <w:rPr>
@@ -1981,7 +1996,7 @@
         <w:t>At the standard inoculum plated at 10 µL, the deepest reduction the three flasks could report ran from 3.71 to 3.93 logs — each flask's own ceiling, not the drug's</w:t>
       </w:r>
       <w:r>
-        <w:t xml:space="preserve"> — while those same three cultures plated at 100 µL ran from 4.88 to 5.05 (Table S7). Every flask is paired with itself across the two platings, so the comparison is within a culture rather than between cultures.</w:t>
+        <w:t xml:space="preserve"> — while those same three cultures plated at 100 µL ran from 4.88 to 5.05 (Fig. S5B, Table S10). Every flask is paired with itself across the two platings, so the comparison is within a culture rather than between cultures.</w:t>
       </w:r>
     </w:p>
     <w:p>
@@ -2031,7 +2046,7 @@
         <w:t>The quantity that could have come out zero is how often a real experiment lands in the window where those two fractions straddle the cut</w:t>
       </w:r>
       <w:r>
-        <w:t>, and it depends on where the cut is (Table S8). Put the cut at one per cent and the window is nearly shut. Put it at one in a thousand, which is where the clinical classification analysed above cuts its lowest class, and six of 54 sample-times receive two different labels from one culture — one in nine.</w:t>
+        <w:t>, and it depends on where the cut is (Fig. S5C, Table S11). Put the cut at one per cent and the window is nearly shut. Put it at one in a thousand, which is where the clinical classification analysed above cuts its lowest class, and six of 54 sample-times receive two different labels from one culture — one in nine. That cut is imported from the tuberculosis classification; nothing in the E. coli experiment derives it, and it serves here as a ruler for the window's width, not as a claim about E. coli biology.</w:t>
       </w:r>
     </w:p>
     <w:p>
@@ -2048,17 +2063,12 @@
     </w:p>
     <w:p>
       <w:r>
-        <w:t>Every clinical microbiologist knows that a negative culture taken under antibiotic exposure is not proof of sterility. That is not what this paper reports. What it reports is that the number brought in to replace that judgement carries the same defect — and once it is a number, it is harder to see.</w:t>
+        <w:t>Every clinical microbiologist knows that a negative culture taken under antibiotic exposure is not proof of sterility. This paper reports that the number brought in to replace that judgement carries the same defect — and once it is a number, it is harder to see.</w:t>
       </w:r>
     </w:p>
     <w:p>
       <w:r>
-        <w:t>Fifteen per cent of the clinical isolates examined here could not have shown the deepest endpoint whatever the drug did to them, and every one of them is recorded as having failed to show it. Eighteen more ended on the floor, and one threshold on their starting density reproduces every label they were given. Whether those cultures reached the floor is a question about rifampicin. Which label they received once they were there is a question about arithmetic, and the starting density settles it.</w:t>
-      </w:r>
-    </w:p>
-    <w:p>
-      <w:r>
-        <w:t xml:space="preserve">The standard is not silent on that choice, and this is the paper's sharpest finding rather than an awkwardness for it. M26-A's own section 1.3.2.5 is headed </w:t>
+        <w:t xml:space="preserve">The standard is not silent on that choice, and this is the paper's sharpest finding rather than an awkwardness for it. M26-A's own section 1.3.2.5, headed </w:t>
       </w:r>
       <w:r>
         <w:rPr>
@@ -2067,27 +2077,32 @@
         <w:t>Volume Transferred</w:t>
       </w:r>
       <w:r>
-        <w:t>, and it ties the volume to the endpoint with a counting rule: plate a volume such that, after the defined 99.9 per cent killing, at least ten colonies remain to be counted (12). It permits 10 to 100 µL, and gives a reason at each end — carryover above, Poisson sampling error below. Section 3.1 goes further and requires that the smallest accurately detectable count be established by serial dilution of a known inoculum. A guideline written in 1999 therefore already required both of the numbers this paper asks for: a floor established by measurement, and a plated volume chosen against the endpoint.</w:t>
+        <w:t>, ties the volume to the endpoint with a counting rule: after the defined 99.9 per cent killing, at least ten colonies must remain (15) — for a standard inoculum of 5 × 10⁵ per mL that means at least 20 µL streaked, so a 10 µL streak fails the rule, and section 3.1 separately requires the smallest detectable count to be established by serial dilution. A guideline written in 1999 already required both numbers this paper asks for. The deposits reanalysed here do not meet it, not for lack of care but because the endpoint moved: M26-A nowhere contemplates a four-log call, and the volume rule did not travel with the deeper endpoints.</w:t>
       </w:r>
     </w:p>
     <w:p>
       <w:r>
-        <w:t>Applied to its own endpoint the rule bites. Ten colonies after a 99.9 per cent kill of 5 × 10⁵ per mL needs at least 20 µL streaked; a 10 µL streak yields five and fails the rule. The requirement was there, it was quantitative, and the deposits reanalysed here do not meet it — not because their authors disregarded a standard, but because the endpoint moved out from under it. M26-A sets 99.9 per cent throughout and nowhere contemplates a four-log call; the deeper endpoints came later, and the volume rule did not travel with them.</w:t>
+        <w:t>Take the assay's contribution out and what is left makes biological sense. Growth state predicts the tolerance class before and after adjustment for starting density — isoniazid needs KatG and active cell-wall synthesis (16), rifampicin needs transcription (17), and a population that is not dividing offers less of what these drugs act on. The classification is reading physiological state, not drug susceptibility.</w:t>
       </w:r>
     </w:p>
     <w:p>
       <w:r>
-        <w:t>Take the assay's contribution out and something is left, not nothing, and what is left makes biological sense. Growth state predicts the tolerance class, and it still predicts it after adjustment for starting density, which is the expected direction: isoniazid needs KatG to activate it and needs active cell-wall synthesis (13), rifampicin needs transcription (14), and a population that is not dividing offers less of what these drugs act on. The axis the classification is reading is physiological state, not drug susceptibility.</w:t>
+        <w:t>That axis is the one tuberculosis drug development already leans on. Killing assays of this design rank regimens before they enter trials, and tolerance followed in patients is now being read as within-host evolution (18). If a tolerance classification is partly an inoculum measurement, conclusions drawn from it — that one regimen sterilises faster than another, that a patient's isolates are becoming more tolerant over therapy — are in part conclusions about how the assay was set up. The correction applied here does not remove the biology; it aims it at the right target. The phenotype that survives the correction is growth state, which is real, targetable and directly measurable, unlike a fraction read off a floor.</w:t>
       </w:r>
     </w:p>
     <w:p>
       <w:r>
-        <w:t>Several things about these deposits bound what the analysis can establish, and each points at the experiment that would settle the question. Those bearing on the claims made here are these; the rest are set out in the supplement.</w:t>
+        <w:t>The prospective experiment has a limitation of its own, and it is the one a reader of this paper should raise first. Its samples were diluted in saline and plated; they were not washed, filtered or treated to inactivate the drug, and no carryover control was run. Antibiotic carried onto the plate suppresses colony formation without killing anything, which is the same class of counting artefact this paper is about, and at the shallow dilutions a culture near its floor is read on, dilution is the only thing containing it. The design is conservative in this respect rather than clean: the larger plated volume carries ten times more drug to the plate, so carryover would shrink the very difference between the two platings that Section 8 reports. It would not manufacture it. But the experiment cannot exclude carryover, and a repetition should include the control that would.</w:t>
       </w:r>
     </w:p>
     <w:p>
       <w:r>
-        <w:t xml:space="preserve">The first limitation is one this paper has already acted on rather than merely declared. Flasks from one laboratory share a starting culture; repeat isolates come from a patient already counted. Every conclusion drawn from the two primary deposits was recomputed at the level where the observations really are independent, and the outcome is listed one line at a time rather than summarised (Table S9): twenty survive unchanged, six survive with much wider uncertainty, five do not survive and </w:t>
+        <w:t>Several limitations here bound what the analysis can establish; each points at the experiment that would settle the question, and the ones bearing on the claims made are given here, with the rest in the supplement.</w:t>
+      </w:r>
+    </w:p>
+    <w:p>
+      <w:r>
+        <w:t xml:space="preserve">This paper has already acted on the first rather than merely declaring it. Flasks from one laboratory share a starting culture; repeat isolates come from a patient already counted. Every conclusion from the two primary deposits was recomputed at the level where the observations really are independent, listed one line at a time rather than summarised (Table S8): twenty survive unchanged, six survive with much wider uncertainty, five do not survive and </w:t>
       </w:r>
       <w:r>
         <w:rPr>
@@ -2096,7 +2111,7 @@
         <w:t>have already been removed from the text above</w:t>
       </w:r>
       <w:r>
-        <w:t>, and one is withdrawn because the "no difference" it was tested against was already false before any data were seen. The five and the one are not claims this paper makes; they are claims it tested and dropped, and the ledger is printed so a reader can check that the dropping was done rather than promised.</w:t>
+        <w:t>, and one is withdrawn because the "no difference" it was tested against was already false before any data were seen. The ledger is printed so a reader can check the dropping was done rather than promised.</w:t>
       </w:r>
     </w:p>
     <w:p>
@@ -2109,21 +2124,10 @@
         <w:rPr>
           <w:b/>
         </w:rPr>
-        <w:t>Report the starting density and the assay floor with every tolerance measurement.</w:t>
-      </w:r>
-      <w:r>
-        <w:t xml:space="preserve"> The two together say how far down the experiment could look, and without that a log-reduction endpoint cannot be interpreted. Neither costs anything to record: one is the count that went into the flask, the other is what a single colony on the plate is worth. Thirty-six of the 45 deposits inspected in full in the course of this project state no limit anywhere — four in five of the datasets an investigator would actually reach for.</w:t>
-      </w:r>
-    </w:p>
-    <w:p>
-      <w:r>
-        <w:rPr>
-          <w:b/>
-        </w:rPr>
-        <w:t>Choose the depth of the endpoint to fit the headroom actually available, and do not densify the inoculum merely to buy more.</w:t>
-      </w:r>
-      <w:r>
-        <w:t xml:space="preserve"> The inoculum this needs can be worked out before the experiment rather than diagnosed after it: seeding above </w:t>
+        <w:t>Choose the depth of the endpoint to fit the headroom actually available, rather than densifying the inoculum merely to buy more.</w:t>
+      </w:r>
+      <w:r>
+        <w:t xml:space="preserve"> The inoculum this needs can be worked out before the experiment: seeding above </w:t>
       </w:r>
       <w:r>
         <w:rPr>
@@ -2150,7 +2154,7 @@
         <w:t>c</w:t>
       </w:r>
       <w:r>
-        <w:t>₁) makes both failure modes impossible — the endpoint that was never reachable, and the last count that lands on the floor. For this assay that is 230 000 per mL. But seeding higher also changes the experiment, because a denser culture is a different physiological state, and this paper's own finding is that physiological state is what the tolerance label tracks. Where the deep endpoint is wanted, lower the assay floor; where the headroom will not carry it either way, the shallower endpoint is the honest one, and the growth state belongs on the report whichever is chosen. This is a design decision that is currently not being made.</w:t>
+        <w:t>₁) makes both failure modes impossible — the endpoint that was never reachable, and the last count that lands on the floor. For this assay that is 230 000 per mL. Seeding higher also changes the experiment, because a denser culture is a different physiological state, and physiological state is what the tolerance label tracks — so where the deep endpoint is wanted, lower the assay floor; where the headroom will not carry it either way, the shallower endpoint is the honest one, and growth state belongs on the report whichever is chosen. This is a design decision that is currently not being made.</w:t>
       </w:r>
     </w:p>
     <w:p>
@@ -2161,36 +2165,7 @@
         <w:t>Treat an endpoint at the floor as a bound, not a value.</w:t>
       </w:r>
       <w:r>
-        <w:t xml:space="preserve"> A recorded fraction of </w:t>
-      </w:r>
-      <w:r>
-        <w:rPr>
-          <w:i/>
-        </w:rPr>
-        <w:t>L</w:t>
-      </w:r>
-      <w:r>
-        <w:t>/</w:t>
-      </w:r>
-      <w:r>
-        <w:rPr>
-          <w:i/>
-        </w:rPr>
-        <w:t>N₀</w:t>
-      </w:r>
-      <w:r>
-        <w:t xml:space="preserve"> is an upper limit on survival, not an estimate of it. Analysed as a measurement it manufactures differences between isolates whose final viable burdens the assay could not tell apart. It also hides the converse point: the range of true reductions a floor reading is compatible with depends on where that culture started, so the same censored reading stands for a different demonstrated kill at every starting density.</w:t>
-      </w:r>
-    </w:p>
-    <w:p>
-      <w:r>
-        <w:rPr>
-          <w:b/>
-        </w:rPr>
-        <w:t>Report physiological state as a required field.</w:t>
-      </w:r>
-      <w:r>
-        <w:t xml:space="preserve"> It is what the classification is reading, and it is currently the least documented variable in the assay.</w:t>
+        <w:t xml:space="preserve"> Analysed as a measurement it manufactures differences between isolates whose final viable burdens the assay could not tell apart, and the same censored reading stands for a different demonstrated kill at every starting density.</w:t>
       </w:r>
     </w:p>
     <w:p>
@@ -2202,6 +2177,640 @@
       </w:r>
       <w:r>
         <w:t xml:space="preserve"> The comparison that motivated this work — resistant against susceptible isolates — is confounded by a ten-fold difference in starting density, and nobody knows why that difference is there. Until it is understood, group comparisons of tolerance in clinical isolates should carry the starting density as a covariate.</w:t>
+      </w:r>
+    </w:p>
+    <w:p>
+      <w:r>
+        <w:rPr>
+          <w:b/>
+        </w:rPr>
+        <w:t>Box 2. The minimum information a time-kill assay must report.</w:t>
+      </w:r>
+      <w:r>
+        <w:t xml:space="preserve"> Five fields that make a reported tolerance endpoint recomputable by a reader. Each is produced by the experiment as run; none asks for new apparatus. What they cost is visible from the other side: of the 78 candidate time-kill datasets assembled for this study, 45 were inspected in full, and of the 40 distinct literature deposits among them, 32 state no assay floor by any route — so most published endpoints cannot be recomputed against their own measurement.</w:t>
+      </w:r>
+    </w:p>
+    <w:tbl>
+      <w:tblPr>
+        <w:tblStyle w:val="TableGrid"/>
+        <w:tblW w:type="auto" w:w="0"/>
+        <w:tblLayout w:type="autofit"/>
+        <w:tblLook w:firstColumn="1" w:firstRow="1" w:lastColumn="0" w:lastRow="0" w:noHBand="0" w:noVBand="1" w:val="04A0"/>
+      </w:tblPr>
+      <w:tblGrid>
+        <w:gridCol w:w="2340"/>
+        <w:gridCol w:w="2340"/>
+        <w:gridCol w:w="2340"/>
+        <w:gridCol w:w="2340"/>
+      </w:tblGrid>
+      <w:tr>
+        <w:tc>
+          <w:tcPr>
+            <w:tcW w:type="dxa" w:w="2340"/>
+          </w:tcPr>
+          <w:p>
+            <w:pPr>
+              <w:spacing w:line="240" w:lineRule="auto" w:after="40"/>
+            </w:pPr>
+            <w:r>
+              <w:rPr>
+                <w:b/>
+                <w:sz w:val="18"/>
+              </w:rPr>
+            </w:r>
+            <w:r>
+              <w:rPr>
+                <w:b/>
+                <w:sz w:val="18"/>
+              </w:rPr>
+              <w:t>#</w:t>
+            </w:r>
+          </w:p>
+        </w:tc>
+        <w:tc>
+          <w:tcPr>
+            <w:tcW w:type="dxa" w:w="2340"/>
+          </w:tcPr>
+          <w:p>
+            <w:pPr>
+              <w:spacing w:line="240" w:lineRule="auto" w:after="40"/>
+            </w:pPr>
+            <w:r>
+              <w:rPr>
+                <w:b/>
+                <w:sz w:val="18"/>
+              </w:rPr>
+            </w:r>
+            <w:r>
+              <w:rPr>
+                <w:b/>
+                <w:sz w:val="18"/>
+              </w:rPr>
+              <w:t>Field</w:t>
+            </w:r>
+          </w:p>
+        </w:tc>
+        <w:tc>
+          <w:tcPr>
+            <w:tcW w:type="dxa" w:w="2340"/>
+          </w:tcPr>
+          <w:p>
+            <w:pPr>
+              <w:spacing w:line="240" w:lineRule="auto" w:after="40"/>
+            </w:pPr>
+            <w:r>
+              <w:rPr>
+                <w:b/>
+                <w:sz w:val="18"/>
+              </w:rPr>
+            </w:r>
+            <w:r>
+              <w:rPr>
+                <w:b/>
+                <w:sz w:val="18"/>
+              </w:rPr>
+              <w:t>What to report</w:t>
+            </w:r>
+          </w:p>
+        </w:tc>
+        <w:tc>
+          <w:tcPr>
+            <w:tcW w:type="dxa" w:w="2340"/>
+          </w:tcPr>
+          <w:p>
+            <w:pPr>
+              <w:spacing w:line="240" w:lineRule="auto" w:after="40"/>
+            </w:pPr>
+            <w:r>
+              <w:rPr>
+                <w:b/>
+                <w:sz w:val="18"/>
+              </w:rPr>
+            </w:r>
+            <w:r>
+              <w:rPr>
+                <w:b/>
+                <w:sz w:val="18"/>
+              </w:rPr>
+              <w:t>What fails without it</w:t>
+            </w:r>
+          </w:p>
+        </w:tc>
+      </w:tr>
+      <w:tr>
+        <w:tc>
+          <w:tcPr>
+            <w:tcW w:type="dxa" w:w="2340"/>
+          </w:tcPr>
+          <w:p>
+            <w:pPr>
+              <w:spacing w:line="240" w:lineRule="auto" w:after="40"/>
+            </w:pPr>
+            <w:r>
+              <w:rPr>
+                <w:sz w:val="18"/>
+              </w:rPr>
+            </w:r>
+            <w:r>
+              <w:rPr>
+                <w:sz w:val="18"/>
+              </w:rPr>
+              <w:t>1</w:t>
+            </w:r>
+          </w:p>
+        </w:tc>
+        <w:tc>
+          <w:tcPr>
+            <w:tcW w:type="dxa" w:w="2340"/>
+          </w:tcPr>
+          <w:p>
+            <w:pPr>
+              <w:spacing w:line="240" w:lineRule="auto" w:after="40"/>
+            </w:pPr>
+            <w:r>
+              <w:rPr>
+                <w:sz w:val="18"/>
+              </w:rPr>
+            </w:r>
+            <w:r>
+              <w:rPr>
+                <w:sz w:val="18"/>
+              </w:rPr>
+              <w:t>Starting density</w:t>
+            </w:r>
+          </w:p>
+        </w:tc>
+        <w:tc>
+          <w:tcPr>
+            <w:tcW w:type="dxa" w:w="2340"/>
+          </w:tcPr>
+          <w:p>
+            <w:pPr>
+              <w:spacing w:line="240" w:lineRule="auto" w:after="40"/>
+            </w:pPr>
+            <w:r>
+              <w:rPr>
+                <w:sz w:val="18"/>
+              </w:rPr>
+            </w:r>
+            <w:r>
+              <w:rPr>
+                <w:i/>
+                <w:sz w:val="18"/>
+              </w:rPr>
+              <w:t>N</w:t>
+            </w:r>
+            <w:r>
+              <w:rPr>
+                <w:sz w:val="18"/>
+              </w:rPr>
+              <w:t>₀ with its method (viable count or MPN value, not an optical density)</w:t>
+            </w:r>
+          </w:p>
+        </w:tc>
+        <w:tc>
+          <w:tcPr>
+            <w:tcW w:type="dxa" w:w="2340"/>
+          </w:tcPr>
+          <w:p>
+            <w:pPr>
+              <w:spacing w:line="240" w:lineRule="auto" w:after="40"/>
+            </w:pPr>
+            <w:r>
+              <w:rPr>
+                <w:sz w:val="18"/>
+              </w:rPr>
+            </w:r>
+            <w:r>
+              <w:rPr>
+                <w:sz w:val="18"/>
+              </w:rPr>
+              <w:t xml:space="preserve">the endpoint is a fraction of </w:t>
+            </w:r>
+            <w:r>
+              <w:rPr>
+                <w:i/>
+                <w:sz w:val="18"/>
+              </w:rPr>
+              <w:t>N</w:t>
+            </w:r>
+            <w:r>
+              <w:rPr>
+                <w:sz w:val="18"/>
+              </w:rPr>
+              <w:t>₀; OD-derived densities disagreed with the measured ones by up to 1.53-fold within one culture here</w:t>
+            </w:r>
+          </w:p>
+        </w:tc>
+      </w:tr>
+      <w:tr>
+        <w:tc>
+          <w:tcPr>
+            <w:tcW w:type="dxa" w:w="2340"/>
+          </w:tcPr>
+          <w:p>
+            <w:pPr>
+              <w:spacing w:line="240" w:lineRule="auto" w:after="40"/>
+            </w:pPr>
+            <w:r>
+              <w:rPr>
+                <w:sz w:val="18"/>
+              </w:rPr>
+            </w:r>
+            <w:r>
+              <w:rPr>
+                <w:sz w:val="18"/>
+              </w:rPr>
+              <w:t>2</w:t>
+            </w:r>
+          </w:p>
+        </w:tc>
+        <w:tc>
+          <w:tcPr>
+            <w:tcW w:type="dxa" w:w="2340"/>
+          </w:tcPr>
+          <w:p>
+            <w:pPr>
+              <w:spacing w:line="240" w:lineRule="auto" w:after="40"/>
+            </w:pPr>
+            <w:r>
+              <w:rPr>
+                <w:sz w:val="18"/>
+              </w:rPr>
+            </w:r>
+            <w:r>
+              <w:rPr>
+                <w:sz w:val="18"/>
+              </w:rPr>
+              <w:t>Assay floor</w:t>
+            </w:r>
+          </w:p>
+        </w:tc>
+        <w:tc>
+          <w:tcPr>
+            <w:tcW w:type="dxa" w:w="2340"/>
+          </w:tcPr>
+          <w:p>
+            <w:pPr>
+              <w:spacing w:line="240" w:lineRule="auto" w:after="40"/>
+            </w:pPr>
+            <w:r>
+              <w:rPr>
+                <w:sz w:val="18"/>
+              </w:rPr>
+            </w:r>
+            <w:r>
+              <w:rPr>
+                <w:i/>
+                <w:sz w:val="18"/>
+              </w:rPr>
+              <w:t>L</w:t>
+            </w:r>
+            <w:r>
+              <w:rPr>
+                <w:sz w:val="18"/>
+              </w:rPr>
+              <w:t xml:space="preserve"> as a value, or the plated volume / dilution design that fixes it</w:t>
+            </w:r>
+          </w:p>
+        </w:tc>
+        <w:tc>
+          <w:tcPr>
+            <w:tcW w:type="dxa" w:w="2340"/>
+          </w:tcPr>
+          <w:p>
+            <w:pPr>
+              <w:spacing w:line="240" w:lineRule="auto" w:after="40"/>
+            </w:pPr>
+            <w:r>
+              <w:rPr>
+                <w:sz w:val="18"/>
+              </w:rPr>
+            </w:r>
+            <w:r>
+              <w:rPr>
+                <w:sz w:val="18"/>
+              </w:rPr>
+              <w:t>nothing deeper than log10(</w:t>
+            </w:r>
+            <w:r>
+              <w:rPr>
+                <w:i/>
+                <w:sz w:val="18"/>
+              </w:rPr>
+              <w:t>N</w:t>
+            </w:r>
+            <w:r>
+              <w:rPr>
+                <w:sz w:val="18"/>
+              </w:rPr>
+              <w:t>₀/</w:t>
+            </w:r>
+            <w:r>
+              <w:rPr>
+                <w:i/>
+                <w:sz w:val="18"/>
+              </w:rPr>
+              <w:t>L</w:t>
+            </w:r>
+            <w:r>
+              <w:rPr>
+                <w:sz w:val="18"/>
+              </w:rPr>
+              <w:t xml:space="preserve">) was ever visible; without </w:t>
+            </w:r>
+            <w:r>
+              <w:rPr>
+                <w:i/>
+                <w:sz w:val="18"/>
+              </w:rPr>
+              <w:t>L</w:t>
+            </w:r>
+            <w:r>
+              <w:rPr>
+                <w:sz w:val="18"/>
+              </w:rPr>
+              <w:t xml:space="preserve"> a failed endpoint is arithmetic</w:t>
+            </w:r>
+          </w:p>
+        </w:tc>
+      </w:tr>
+      <w:tr>
+        <w:tc>
+          <w:tcPr>
+            <w:tcW w:type="dxa" w:w="2340"/>
+          </w:tcPr>
+          <w:p>
+            <w:pPr>
+              <w:spacing w:line="240" w:lineRule="auto" w:after="40"/>
+            </w:pPr>
+            <w:r>
+              <w:rPr>
+                <w:sz w:val="18"/>
+              </w:rPr>
+            </w:r>
+            <w:r>
+              <w:rPr>
+                <w:sz w:val="18"/>
+              </w:rPr>
+              <w:t>3</w:t>
+            </w:r>
+          </w:p>
+        </w:tc>
+        <w:tc>
+          <w:tcPr>
+            <w:tcW w:type="dxa" w:w="2340"/>
+          </w:tcPr>
+          <w:p>
+            <w:pPr>
+              <w:spacing w:line="240" w:lineRule="auto" w:after="40"/>
+            </w:pPr>
+            <w:r>
+              <w:rPr>
+                <w:sz w:val="18"/>
+              </w:rPr>
+            </w:r>
+            <w:r>
+              <w:rPr>
+                <w:sz w:val="18"/>
+              </w:rPr>
+              <w:t>Censoring convention</w:t>
+            </w:r>
+          </w:p>
+        </w:tc>
+        <w:tc>
+          <w:tcPr>
+            <w:tcW w:type="dxa" w:w="2340"/>
+          </w:tcPr>
+          <w:p>
+            <w:pPr>
+              <w:spacing w:line="240" w:lineRule="auto" w:after="40"/>
+            </w:pPr>
+            <w:r>
+              <w:rPr>
+                <w:sz w:val="18"/>
+              </w:rPr>
+            </w:r>
+            <w:r>
+              <w:rPr>
+                <w:sz w:val="18"/>
+              </w:rPr>
+              <w:t>what is written when nothing grows: zero, the floor value, ND, or the lowest table rung</w:t>
+            </w:r>
+          </w:p>
+        </w:tc>
+        <w:tc>
+          <w:tcPr>
+            <w:tcW w:type="dxa" w:w="2340"/>
+          </w:tcPr>
+          <w:p>
+            <w:pPr>
+              <w:spacing w:line="240" w:lineRule="auto" w:after="40"/>
+            </w:pPr>
+            <w:r>
+              <w:rPr>
+                <w:sz w:val="18"/>
+              </w:rPr>
+            </w:r>
+            <w:r>
+              <w:rPr>
+                <w:sz w:val="18"/>
+              </w:rPr>
+              <w:t>the convention decides whether a floor reading is a bound or a measurement</w:t>
+            </w:r>
+          </w:p>
+        </w:tc>
+      </w:tr>
+      <w:tr>
+        <w:tc>
+          <w:tcPr>
+            <w:tcW w:type="dxa" w:w="2340"/>
+          </w:tcPr>
+          <w:p>
+            <w:pPr>
+              <w:spacing w:line="240" w:lineRule="auto" w:after="40"/>
+            </w:pPr>
+            <w:r>
+              <w:rPr>
+                <w:sz w:val="18"/>
+              </w:rPr>
+            </w:r>
+            <w:r>
+              <w:rPr>
+                <w:sz w:val="18"/>
+              </w:rPr>
+              <w:t>4</w:t>
+            </w:r>
+          </w:p>
+        </w:tc>
+        <w:tc>
+          <w:tcPr>
+            <w:tcW w:type="dxa" w:w="2340"/>
+          </w:tcPr>
+          <w:p>
+            <w:pPr>
+              <w:spacing w:line="240" w:lineRule="auto" w:after="40"/>
+            </w:pPr>
+            <w:r>
+              <w:rPr>
+                <w:sz w:val="18"/>
+              </w:rPr>
+            </w:r>
+            <w:r>
+              <w:rPr>
+                <w:sz w:val="18"/>
+              </w:rPr>
+              <w:t>Endpoint rule</w:t>
+            </w:r>
+          </w:p>
+        </w:tc>
+        <w:tc>
+          <w:tcPr>
+            <w:tcW w:type="dxa" w:w="2340"/>
+          </w:tcPr>
+          <w:p>
+            <w:pPr>
+              <w:spacing w:line="240" w:lineRule="auto" w:after="40"/>
+            </w:pPr>
+            <w:r>
+              <w:rPr>
+                <w:sz w:val="18"/>
+              </w:rPr>
+            </w:r>
+            <w:r>
+              <w:rPr>
+                <w:sz w:val="18"/>
+              </w:rPr>
+              <w:t xml:space="preserve">the </w:t>
+            </w:r>
+            <w:r>
+              <w:rPr>
+                <w:i/>
+                <w:sz w:val="18"/>
+              </w:rPr>
+              <w:t>q</w:t>
+            </w:r>
+            <w:r>
+              <w:rPr>
+                <w:sz w:val="18"/>
+              </w:rPr>
+              <w:t xml:space="preserve"> in MDK_q and the interpolation between sample times</w:t>
+            </w:r>
+          </w:p>
+        </w:tc>
+        <w:tc>
+          <w:tcPr>
+            <w:tcW w:type="dxa" w:w="2340"/>
+          </w:tcPr>
+          <w:p>
+            <w:pPr>
+              <w:spacing w:line="240" w:lineRule="auto" w:after="40"/>
+            </w:pPr>
+            <w:r>
+              <w:rPr>
+                <w:sz w:val="18"/>
+              </w:rPr>
+            </w:r>
+            <w:r>
+              <w:rPr>
+                <w:sz w:val="18"/>
+              </w:rPr>
+              <w:t>one kill curve returns different durations under different rules</w:t>
+            </w:r>
+          </w:p>
+        </w:tc>
+      </w:tr>
+      <w:tr>
+        <w:tc>
+          <w:tcPr>
+            <w:tcW w:type="dxa" w:w="2340"/>
+          </w:tcPr>
+          <w:p>
+            <w:pPr>
+              <w:spacing w:line="240" w:lineRule="auto" w:after="40"/>
+            </w:pPr>
+            <w:r>
+              <w:rPr>
+                <w:sz w:val="18"/>
+              </w:rPr>
+            </w:r>
+            <w:r>
+              <w:rPr>
+                <w:sz w:val="18"/>
+              </w:rPr>
+              <w:t>5</w:t>
+            </w:r>
+          </w:p>
+        </w:tc>
+        <w:tc>
+          <w:tcPr>
+            <w:tcW w:type="dxa" w:w="2340"/>
+          </w:tcPr>
+          <w:p>
+            <w:pPr>
+              <w:spacing w:line="240" w:lineRule="auto" w:after="40"/>
+            </w:pPr>
+            <w:r>
+              <w:rPr>
+                <w:sz w:val="18"/>
+              </w:rPr>
+            </w:r>
+            <w:r>
+              <w:rPr>
+                <w:sz w:val="18"/>
+              </w:rPr>
+              <w:t>Physiological state</w:t>
+            </w:r>
+          </w:p>
+        </w:tc>
+        <w:tc>
+          <w:tcPr>
+            <w:tcW w:type="dxa" w:w="2340"/>
+          </w:tcPr>
+          <w:p>
+            <w:pPr>
+              <w:spacing w:line="240" w:lineRule="auto" w:after="40"/>
+            </w:pPr>
+            <w:r>
+              <w:rPr>
+                <w:sz w:val="18"/>
+              </w:rPr>
+            </w:r>
+            <w:r>
+              <w:rPr>
+                <w:sz w:val="18"/>
+              </w:rPr>
+              <w:t>culture age or growth phase at sampling, as a recorded value</w:t>
+            </w:r>
+          </w:p>
+        </w:tc>
+        <w:tc>
+          <w:tcPr>
+            <w:tcW w:type="dxa" w:w="2340"/>
+          </w:tcPr>
+          <w:p>
+            <w:pPr>
+              <w:spacing w:line="240" w:lineRule="auto" w:after="40"/>
+            </w:pPr>
+            <w:r>
+              <w:rPr>
+                <w:sz w:val="18"/>
+              </w:rPr>
+            </w:r>
+            <w:r>
+              <w:rPr>
+                <w:sz w:val="18"/>
+              </w:rPr>
+              <w:t>the label tracks state; unrecorded, state is confounded with every group compared</w:t>
+            </w:r>
+          </w:p>
+        </w:tc>
+      </w:tr>
+    </w:tbl>
+    <w:p/>
+    <w:p>
+      <w:r>
+        <w:t>A report carrying all five can be audited against its own floor, which is the test applied to every deposit in this article.</w:t>
       </w:r>
     </w:p>
     <w:p>
@@ -2241,7 +2850,12 @@
     </w:p>
     <w:p>
       <w:r>
-        <w:t>The consequence is not that tolerance is an artefact. It is that a tolerance call made without its headroom cannot be told apart from an inoculum measurement, and that the phenotype which does survive the correction is physiological state rather than drug susceptibility. Report the starting density and the assay floor. Match the depth of the endpoint to the range actually available. Treat a reading at the floor as a bound. Do those three things and a tolerance classification would mean the same in one laboratory as in the next. Until then, some of what the field calls tolerance cannot be separated from a record of how much culture went into the tube.</w:t>
+        <w:t>The consequence is that a tolerance call made without its headroom cannot be told apart from an inoculum measurement, and that the phenotype which does survive the correction is physiological state rather than drug susceptibility — not that tolerance is an artefact. Report the starting density and the assay floor. Match the depth of the endpoint to the range actually available. Treat a reading at the floor as a bound. Do those three things and a tolerance classification would mean the same in one laboratory as in the next. Until then, some of what the field calls tolerance cannot be separated from a record of how much culture went into the tube.</w:t>
+      </w:r>
+    </w:p>
+    <w:p>
+      <w:r>
+        <w:t>What this study adds is a way to see the problem before the plates are poured: two boundaries computed from quantities a time-kill protocol already records, a classification that refuses rather than guesses when the assay cannot decide (Table S12), a five-field minimum that makes any killing endpoint recomputable (Box 2), and a small tool that returns the endpoint a planned assay can support. None of it asks a laboratory for a new measurement; the cost is five numbers written down. The return is a tolerance phenotype that means the same in one laboratory as in the next, and that can bear the weight regimen research already puts on it.</w:t>
       </w:r>
     </w:p>
     <w:p>
@@ -2287,7 +2901,7 @@
         <w:t>Escherichia coli</w:t>
       </w:r>
       <w:r>
-        <w:t>. No human or animal subjects were involved, no patient samples were collected, and no individual is identifiable from any material presented here. The author is an independent researcher with no institutional affiliation, so no institutional review board holds jurisdiction; none is required either for secondary analysis of de-identified data already public under open licences or for work on a bacterial quality-control strain.</w:t>
+        <w:t>. No human or animal subjects were involved, no patient samples were collected, and no individual is identifiable from any material presented here. The prospective experiment was performed at the Department of Microbiology, Iran University of Medical Sciences, Tehran, Iran, on a biosafety-level-1-appropriate quality-control strain (ATCC 25922); no institutional review board holds jurisdiction over secondary analysis of de-identified public data or over work on a bacterial quality-control strain.</w:t>
       </w:r>
     </w:p>
     <w:p>
@@ -2304,7 +2918,7 @@
     </w:p>
     <w:p>
       <w:r>
-        <w:t>Anthropic's Claude (Opus 5) was used under the author's direction to copy-edit and language-edit the manuscript text and to prepare its final version. No figure, image or schematic was generated by an artificial intelligence tool; every figure is plotted from values that regenerate from the public deposits. No artificial intelligence tool is an author. The author directed the study, verified every reported quantity against the source deposits and the regenerating pipeline, and takes full responsibility for the content of this article, including its accuracy and its originality.</w:t>
+        <w:t>Anthropic's Claude (Opus 5) was used under the author's direction to copy-edit and language-edit the manuscript text, including the text of the version submitted. That is the whole of it: no figure, image or schematic was generated by an artificial intelligence tool; every figure is plotted from values that regenerate from the public deposits. No artificial intelligence tool is an author. The author directed the study, verified every reported quantity against the source deposits and the regenerating pipeline, and takes full responsibility for the content of this article, including its accuracy and its originality.</w:t>
       </w:r>
     </w:p>
     <w:p>
@@ -2321,12 +2935,12 @@
     </w:p>
     <w:p>
       <w:r>
-        <w:t>Every dataset reanalysed here was already public under an open licence and none was generated for this study. Each is identified in Table 3 and cited alongside the article that first described it: Vijay and colleagues (15, 16), van Wijk and colleagues (8, 9), Windels and colleagues (17, 18), Kaur and colleagues (19, 20), and the hollow-fibre Source Data of Dubey and colleagues (10, 11), held out of every fitting step. The readings from the prospective experiment are deposited with the analysis code.</w:t>
+        <w:t>Every dataset reanalysed here was already public under an open licence and none was generated for this study. Each is identified in Table 3 and cited alongside the article that first described it: Vijay and colleagues (19, 20), van Wijk and colleagues (11, 12), Windels and colleagues (21, 22), Kaur and colleagues (23, 24), and the hollow-fibre Source Data of Dubey and colleagues (13, 14), held out of every fitting step. The readings from the prospective experiment are deposited with the analysis code.</w:t>
       </w:r>
     </w:p>
     <w:p>
       <w:r>
-        <w:t>That code, both audit scripts, the headroom tool and the machine-readable receipts recording the software versions each stage ran under are in a public repository (21), with the documentation and test data needed to run them. It is dual-licensed: the code under the Massachusetts Institute of Technology (MIT) licence, and the manuscript, figures and results under CC BY 4.0. The deposits keep their depositors' own licences. It is at https://github.com/piranfar/detection-floor-tolerance-endpoints. [The commit identifier of the submitted version is to be inserted at submission.]</w:t>
+        <w:t>That code, both audit scripts, the headroom tool and the machine-readable receipts recording the software versions each stage ran under are in a public repository (25), with the documentation and test data needed to run them. It is dual-licensed: the code under the Massachusetts Institute of Technology (MIT) licence, and the manuscript, figures and results under CC BY 4.0. The deposits keep their depositors' own licences. It is at https://github.com/piranfar/detection-floor-tolerance-endpoints, and this manuscript was built from commit 7722ac3+ of it — the state of the repository the text describes, rather than the commit that records the build. A trailing plus sign, if present, marks a build made with uncommitted changes in the tree.</w:t>
       </w:r>
     </w:p>
     <w:p>
@@ -2646,7 +3260,7 @@
     </w:p>
     <w:p>
       <w:r>
-        <w:t>The supplemental file carries the full Materials and Methods, the analyses named above as supplementary text, and 23 supplemental tables. Table S10, Table S11, Table S12, Table S13, Table S14, Table S15, Table S16, Table S17, Table S18, Table S19, Table S20, Table S21, Table S22 and Table S23 support analyses reported there rather than in this article, and are listed so that every supplemental item is named in the manuscript.</w:t>
+        <w:t>The supplemental file carries the full Materials and Methods, the analyses named above as supplementary text, and 26 supplemental tables. Of those, 14 belong to analyses reported in that file rather than in this article, and are cited there at the point where each is used.</w:t>
       </w:r>
     </w:p>
     <w:p>
@@ -2669,7 +3283,7 @@
         <w:t>Table 1.</w:t>
       </w:r>
       <w:r>
-        <w:t xml:space="preserve"> The reduction each tolerance endpoint requires against the reduction the assay can resolve, in the 15-day and the 60-day prior-culture panel alike. Headroom is the distance from an isolate's starting density down to the day-5 MPN floor of 23 per mL. An isolate short of headroom cannot reach that endpoint however completely the drug worked, and every such isolate is recorded at the assay ceiling.</w:t>
+        <w:t xml:space="preserve"> The reduction each tolerance endpoint requires against the reduction the assay can resolve.</w:t>
       </w:r>
     </w:p>
     <w:tbl>
@@ -3600,12 +4214,23 @@
     <w:p>
       <w:r>
         <w:rPr>
+          <w:i/>
+        </w:rPr>
+        <w:t>Note.</w:t>
+      </w:r>
+      <w:r>
+        <w:t xml:space="preserve"> In the 15-day and the 60-day prior-culture panel alike. Headroom is the distance from an isolate's starting density down to the day-5 MPN floor of 23 per mL. An isolate short of headroom cannot reach that endpoint however completely the drug worked, and every such isolate is recorded at the assay ceiling.</w:t>
+      </w:r>
+    </w:p>
+    <w:p>
+      <w:r>
+        <w:rPr>
           <w:b/>
         </w:rPr>
         <w:t>Table 2.</w:t>
       </w:r>
       <w:r>
-        <w:t xml:space="preserve"> Isolates whose day-5 reading was censored at the MPN floor. They share one reported floor-level observation, but their true final counts are unknown below the floor, so the assay cannot distinguish their final viable burdens; because their starting densities differ, the same reading also implies a different range of compatible fractional reductions in each. The recorded fraction is L/N0, so the spread in apparent survival equals the spread in starting density exactly, and the labels differ accordingly. The last three columns sort every call in the 15-day panel, not only the censored ones: a censored reading bounds the class from above, and sweeping the true count across the admissible range leaves twelve calls with a single compatible class and six with more than one. Reaching the floor at all is a property of the killing; which class is then compatible is a property of the starting density and the floor.</w:t>
+        <w:t xml:space="preserve"> Isolates whose day-5 reading was censored at the MPN floor.</w:t>
       </w:r>
     </w:p>
     <w:tbl>
@@ -3616,19 +4241,20 @@
         <w:tblLook w:firstColumn="1" w:firstRow="1" w:lastColumn="0" w:lastRow="0" w:noHBand="0" w:noVBand="1" w:val="04A0"/>
       </w:tblPr>
       <w:tblGrid>
-        <w:gridCol w:w="1170"/>
-        <w:gridCol w:w="1170"/>
-        <w:gridCol w:w="1170"/>
-        <w:gridCol w:w="1170"/>
-        <w:gridCol w:w="1170"/>
-        <w:gridCol w:w="1170"/>
-        <w:gridCol w:w="1170"/>
-        <w:gridCol w:w="1170"/>
+        <w:gridCol w:w="1040"/>
+        <w:gridCol w:w="1040"/>
+        <w:gridCol w:w="1040"/>
+        <w:gridCol w:w="1040"/>
+        <w:gridCol w:w="1040"/>
+        <w:gridCol w:w="1040"/>
+        <w:gridCol w:w="1040"/>
+        <w:gridCol w:w="1040"/>
+        <w:gridCol w:w="1040"/>
       </w:tblGrid>
       <w:tr>
         <w:tc>
           <w:tcPr>
-            <w:tcW w:type="dxa" w:w="1170"/>
+            <w:tcW w:type="dxa" w:w="1040"/>
           </w:tcPr>
           <w:p>
             <w:pPr>
@@ -3651,7 +4277,7 @@
         </w:tc>
         <w:tc>
           <w:tcPr>
-            <w:tcW w:type="dxa" w:w="1170"/>
+            <w:tcW w:type="dxa" w:w="1040"/>
           </w:tcPr>
           <w:p>
             <w:pPr>
@@ -3674,7 +4300,7 @@
         </w:tc>
         <w:tc>
           <w:tcPr>
-            <w:tcW w:type="dxa" w:w="1170"/>
+            <w:tcW w:type="dxa" w:w="1040"/>
           </w:tcPr>
           <w:p>
             <w:pPr>
@@ -3697,7 +4323,7 @@
         </w:tc>
         <w:tc>
           <w:tcPr>
-            <w:tcW w:type="dxa" w:w="1170"/>
+            <w:tcW w:type="dxa" w:w="1040"/>
           </w:tcPr>
           <w:p>
             <w:pPr>
@@ -3720,7 +4346,7 @@
         </w:tc>
         <w:tc>
           <w:tcPr>
-            <w:tcW w:type="dxa" w:w="1170"/>
+            <w:tcW w:type="dxa" w:w="1040"/>
           </w:tcPr>
           <w:p>
             <w:pPr>
@@ -3743,7 +4369,7 @@
         </w:tc>
         <w:tc>
           <w:tcPr>
-            <w:tcW w:type="dxa" w:w="1170"/>
+            <w:tcW w:type="dxa" w:w="1040"/>
           </w:tcPr>
           <w:p>
             <w:pPr>
@@ -3760,13 +4386,13 @@
                 <w:b/>
                 <w:sz w:val="18"/>
               </w:rPr>
-              <w:t>Measured</w:t>
+              <w:t>Ordered calls</w:t>
             </w:r>
           </w:p>
         </w:tc>
         <w:tc>
           <w:tcPr>
-            <w:tcW w:type="dxa" w:w="1170"/>
+            <w:tcW w:type="dxa" w:w="1040"/>
           </w:tcPr>
           <w:p>
             <w:pPr>
@@ -3783,13 +4409,36 @@
                 <w:b/>
                 <w:sz w:val="18"/>
               </w:rPr>
-              <w:t>Single compatible class</w:t>
+              <w:t>Measured</w:t>
             </w:r>
           </w:p>
         </w:tc>
         <w:tc>
           <w:tcPr>
-            <w:tcW w:type="dxa" w:w="1170"/>
+            <w:tcW w:type="dxa" w:w="1040"/>
+          </w:tcPr>
+          <w:p>
+            <w:pPr>
+              <w:spacing w:line="240" w:lineRule="auto" w:after="40"/>
+            </w:pPr>
+            <w:r>
+              <w:rPr>
+                <w:b/>
+                <w:sz w:val="18"/>
+              </w:rPr>
+            </w:r>
+            <w:r>
+              <w:rPr>
+                <w:b/>
+                <w:sz w:val="18"/>
+              </w:rPr>
+              <w:t>Single compatible class</w:t>
+            </w:r>
+          </w:p>
+        </w:tc>
+        <w:tc>
+          <w:tcPr>
+            <w:tcW w:type="dxa" w:w="1040"/>
           </w:tcPr>
           <w:p>
             <w:pPr>
@@ -3814,7 +4463,7 @@
       <w:tr>
         <w:tc>
           <w:tcPr>
-            <w:tcW w:type="dxa" w:w="1170"/>
+            <w:tcW w:type="dxa" w:w="1040"/>
           </w:tcPr>
           <w:p>
             <w:pPr>
@@ -3835,7 +4484,7 @@
         </w:tc>
         <w:tc>
           <w:tcPr>
-            <w:tcW w:type="dxa" w:w="1170"/>
+            <w:tcW w:type="dxa" w:w="1040"/>
           </w:tcPr>
           <w:p>
             <w:pPr>
@@ -3856,7 +4505,7 @@
         </w:tc>
         <w:tc>
           <w:tcPr>
-            <w:tcW w:type="dxa" w:w="1170"/>
+            <w:tcW w:type="dxa" w:w="1040"/>
           </w:tcPr>
           <w:p>
             <w:pPr>
@@ -3877,7 +4526,7 @@
         </w:tc>
         <w:tc>
           <w:tcPr>
-            <w:tcW w:type="dxa" w:w="1170"/>
+            <w:tcW w:type="dxa" w:w="1040"/>
           </w:tcPr>
           <w:p>
             <w:pPr>
@@ -3898,7 +4547,7 @@
         </w:tc>
         <w:tc>
           <w:tcPr>
-            <w:tcW w:type="dxa" w:w="1170"/>
+            <w:tcW w:type="dxa" w:w="1040"/>
           </w:tcPr>
           <w:p>
             <w:pPr>
@@ -3919,7 +4568,7 @@
         </w:tc>
         <w:tc>
           <w:tcPr>
-            <w:tcW w:type="dxa" w:w="1170"/>
+            <w:tcW w:type="dxa" w:w="1040"/>
           </w:tcPr>
           <w:p>
             <w:pPr>
@@ -3934,13 +4583,13 @@
               <w:rPr>
                 <w:sz w:val="18"/>
               </w:rPr>
-              <w:t>185</w:t>
+              <w:t>203</w:t>
             </w:r>
           </w:p>
         </w:tc>
         <w:tc>
           <w:tcPr>
-            <w:tcW w:type="dxa" w:w="1170"/>
+            <w:tcW w:type="dxa" w:w="1040"/>
           </w:tcPr>
           <w:p>
             <w:pPr>
@@ -3955,13 +4604,34 @@
               <w:rPr>
                 <w:sz w:val="18"/>
               </w:rPr>
-              <w:t>12</w:t>
+              <w:t>185</w:t>
             </w:r>
           </w:p>
         </w:tc>
         <w:tc>
           <w:tcPr>
-            <w:tcW w:type="dxa" w:w="1170"/>
+            <w:tcW w:type="dxa" w:w="1040"/>
+          </w:tcPr>
+          <w:p>
+            <w:pPr>
+              <w:spacing w:line="240" w:lineRule="auto" w:after="40"/>
+            </w:pPr>
+            <w:r>
+              <w:rPr>
+                <w:sz w:val="18"/>
+              </w:rPr>
+            </w:r>
+            <w:r>
+              <w:rPr>
+                <w:sz w:val="18"/>
+              </w:rPr>
+              <w:t>12</w:t>
+            </w:r>
+          </w:p>
+        </w:tc>
+        <w:tc>
+          <w:tcPr>
+            <w:tcW w:type="dxa" w:w="1040"/>
           </w:tcPr>
           <w:p>
             <w:pPr>
@@ -3984,7 +4654,7 @@
       <w:tr>
         <w:tc>
           <w:tcPr>
-            <w:tcW w:type="dxa" w:w="1170"/>
+            <w:tcW w:type="dxa" w:w="1040"/>
           </w:tcPr>
           <w:p>
             <w:pPr>
@@ -4005,7 +4675,7 @@
         </w:tc>
         <w:tc>
           <w:tcPr>
-            <w:tcW w:type="dxa" w:w="1170"/>
+            <w:tcW w:type="dxa" w:w="1040"/>
           </w:tcPr>
           <w:p>
             <w:pPr>
@@ -4026,7 +4696,7 @@
         </w:tc>
         <w:tc>
           <w:tcPr>
-            <w:tcW w:type="dxa" w:w="1170"/>
+            <w:tcW w:type="dxa" w:w="1040"/>
           </w:tcPr>
           <w:p>
             <w:pPr>
@@ -4047,7 +4717,7 @@
         </w:tc>
         <w:tc>
           <w:tcPr>
-            <w:tcW w:type="dxa" w:w="1170"/>
+            <w:tcW w:type="dxa" w:w="1040"/>
           </w:tcPr>
           <w:p>
             <w:pPr>
@@ -4068,7 +4738,7 @@
         </w:tc>
         <w:tc>
           <w:tcPr>
-            <w:tcW w:type="dxa" w:w="1170"/>
+            <w:tcW w:type="dxa" w:w="1040"/>
           </w:tcPr>
           <w:p>
             <w:pPr>
@@ -4089,7 +4759,7 @@
         </w:tc>
         <w:tc>
           <w:tcPr>
-            <w:tcW w:type="dxa" w:w="1170"/>
+            <w:tcW w:type="dxa" w:w="1040"/>
           </w:tcPr>
           <w:p>
             <w:pPr>
@@ -4104,13 +4774,13 @@
               <w:rPr>
                 <w:sz w:val="18"/>
               </w:rPr>
-              <w:t>191</w:t>
+              <w:t>197</w:t>
             </w:r>
           </w:p>
         </w:tc>
         <w:tc>
           <w:tcPr>
-            <w:tcW w:type="dxa" w:w="1170"/>
+            <w:tcW w:type="dxa" w:w="1040"/>
           </w:tcPr>
           <w:p>
             <w:pPr>
@@ -4125,13 +4795,34 @@
               <w:rPr>
                 <w:sz w:val="18"/>
               </w:rPr>
-              <w:t>6</w:t>
+              <w:t>191</w:t>
             </w:r>
           </w:p>
         </w:tc>
         <w:tc>
           <w:tcPr>
-            <w:tcW w:type="dxa" w:w="1170"/>
+            <w:tcW w:type="dxa" w:w="1040"/>
+          </w:tcPr>
+          <w:p>
+            <w:pPr>
+              <w:spacing w:line="240" w:lineRule="auto" w:after="40"/>
+            </w:pPr>
+            <w:r>
+              <w:rPr>
+                <w:sz w:val="18"/>
+              </w:rPr>
+            </w:r>
+            <w:r>
+              <w:rPr>
+                <w:sz w:val="18"/>
+              </w:rPr>
+              <w:t>6</w:t>
+            </w:r>
+          </w:p>
+        </w:tc>
+        <w:tc>
+          <w:tcPr>
+            <w:tcW w:type="dxa" w:w="1040"/>
           </w:tcPr>
           <w:p>
             <w:pPr>
@@ -4156,12 +4847,23 @@
     <w:p>
       <w:r>
         <w:rPr>
+          <w:i/>
+        </w:rPr>
+        <w:t>Note.</w:t>
+      </w:r>
+      <w:r>
+        <w:t xml:space="preserve"> Starting densities differ across the row, so the same floor-level reading implies a different range of compatible fractional reductions in each; the recorded fraction is L/N0, so the spread in apparent survival equals the spread in starting density exactly, and the labels differ accordingly. The last four columns sort every call in the 15-day panel, not only the censored ones: a censored reading bounds the class from above, and sweeping the true count across the admissible range leaves twelve calls with a single compatible class and six with more than one. Reaching the floor at all is a property of the killing; which class is then compatible is a property of the starting density and the floor. Ordered calls is the denominator those four columns are taken over, and it is not the isolate count of Table 1: it counts only the isolates whose deposited label is one of the three ordered classes, leaving out the 14 at 15 days and the 13 at 60 days that carry the unordered fourth category.</w:t>
+      </w:r>
+    </w:p>
+    <w:p>
+      <w:r>
+        <w:rPr>
           <w:b/>
         </w:rPr>
         <w:t>Table 3.</w:t>
       </w:r>
       <w:r>
-        <w:t xml:space="preserve"> The five published deposits reanalysed. Four carry the analysis and the fifth is held out to test it. None was generated for this study. The held-out deposit was opened after every boundary and threshold was fixed, which the commit history of the analysis repository timestamps; the other four were selected for the fields they carry, and that selection is not separately registered.</w:t>
+        <w:t xml:space="preserve"> The five published deposits reanalysed.</w:t>
       </w:r>
     </w:p>
     <w:tbl>
@@ -4698,7 +5400,7 @@
               <w:rPr>
                 <w:sz w:val="18"/>
               </w:rPr>
-              <w:t>Zenodo 7550302 (18)</w:t>
+              <w:t>Zenodo 7550302 (22)</w:t>
             </w:r>
           </w:p>
         </w:tc>
@@ -4871,7 +5573,7 @@
               <w:rPr>
                 <w:sz w:val="18"/>
               </w:rPr>
-              <w:t>Held out for validation</w:t>
+              <w:t>Analysed last, after the derivation was fixed</w:t>
             </w:r>
           </w:p>
         </w:tc>
@@ -4991,6 +5693,17 @@
     </w:tbl>
     <w:p/>
     <w:p>
+      <w:r>
+        <w:rPr>
+          <w:i/>
+        </w:rPr>
+        <w:t>Note.</w:t>
+      </w:r>
+      <w:r>
+        <w:t xml:space="preserve"> Four carry the analysis and the fifth was analysed last, to test it. None was generated for this study. That fifth deposit was opened after every boundary and threshold was fixed: the headroom tool at 00:08 and the symbolic recovery of both boundary laws at 01:34 on 6 September 2026, against the deposit's arrival at 02:41 the same morning. The deposit entered in the same commit as the script that tests it, which git cannot order internally, so it is where reachability and identifiability were committed that dates the hold-out, not where the deposit arrived. This is an attestation and not a registration: the deposit had been public since its article appeared on 13 June 2026, so nothing outside this repository's own commit history evidences that it was not opened earlier, and a reader should weigh it accordingly. The other four were selected for the fields they carry, and that selection is not separately registered.</w:t>
+      </w:r>
+    </w:p>
+    <w:p>
       <w:pPr>
         <w:spacing w:before="240"/>
       </w:pPr>
@@ -5019,27 +5732,42 @@
     </w:p>
     <w:p>
       <w:r>
-        <w:t>4. Cochran WG. 1950. Estimation of bacterial densities by means of the "most probable number". Biometrics 6:105. https://doi.org/10.2307/3001491.</w:t>
+        <w:t>4. Balaban NQ, Helaine S, Lewis K, Ackermann M, Aldridge B, Andersson DI, Brynildsen MP, Bumann D, Camilli A, Collins JJ, Dehio C, Fortune S, Ghigo J-M, Hardt W-D, Harms A, Heinemann M, Hung DT, Jenal U, Levin BR, Michiels J, Storz G, Tan M-W, Tenson T, Van Melderen L, Zinkernagel A. 2019. Definitions and guidelines for research on antibiotic persistence. Nat Rev Microbiol 17:441-448. https://doi.org/10.1038/s41579-019-0196-3.</w:t>
       </w:r>
     </w:p>
     <w:p>
       <w:r>
-        <w:t>5. Blodgett R. 2023. BAM appendix 2: most probable number from serial dilutions. Bacteriological analytical manual. US Food and Drug Administration, Silver Spring, MD. https://www.fda.gov/food/laboratory-methods-food/bam-appendix-2-most-probable-number-serial-dilutions.</w:t>
+        <w:t>5. Cochran WG. 1950. Estimation of bacterial densities by means of the "most probable number". Biometrics 6:105. https://doi.org/10.2307/3001491.</w:t>
       </w:r>
     </w:p>
     <w:p>
       <w:r>
-        <w:t>6. Evangelopoulos D, Prosser G, Rodgers A, Dagg B, Khatri B, Bhagwat A, Gonzalo X, Kolyva A, Bertozzi G, Silva-Pereira TT, Gibbons N, Bhatt A, Sabharwal N, Perdigao J, Portugal I, Rodrigues C, Duarte R, Gomes M, Cirillo DM, McHugh TD. 2022. Data from: Comparative evaluation of viable count, molecular bacterial load and most probable number for the enumeration of Mycobacterium tuberculosis in murine tissue. University College London Research Data Repository. https://doi.org/10.5522/04/19175153.v2. Retrieved 2026-09-07.</w:t>
+        <w:t>6. Blodgett R. 2023. BAM appendix 2: most probable number from serial dilutions. Bacteriological analytical manual. US Food and Drug Administration, Silver Spring, MD. https://www.fda.gov/food/laboratory-methods-food/bam-appendix-2-most-probable-number-serial-dilutions.</w:t>
       </w:r>
     </w:p>
     <w:p>
       <w:r>
-        <w:t>7. Mann HB, Whitney DR. 1947. On a test of whether one of two random variables is stochastically larger than the other. Ann Math Stat 18:50-60. https://doi.org/10.1214/aoms/1177730491.</w:t>
+        <w:t>7. Evangelopoulos D, Prosser G, Rodgers A, Dagg B, Khatri B, Bhagwat A, Gonzalo X, Kolyva A, Bertozzi G, Silva-Pereira TT, Gibbons N, Bhatt A, Sabharwal N, Perdigao J, Portugal I, Rodrigues C, Duarte R, Gomes M, Cirillo DM, McHugh TD. 2022. Data from: Comparative evaluation of viable count, molecular bacterial load and most probable number for the enumeration of Mycobacterium tuberculosis in murine tissue. University College London Research Data Repository. https://doi.org/10.5522/04/19175153.v2. Retrieved 2026-09-07.</w:t>
       </w:r>
     </w:p>
     <w:p>
       <w:r>
-        <w:t xml:space="preserve">8. van Wijk RC, Lucía A, Sudhakar PK, Sonnenkalb L, Gaudin C, Hoffmann E, Dremierre B, Aguilar-Ayala DA, Dal Molin M, Rybniker J, de Giorgi S, Cioetto-Mazzabò L, Segafreddo G, Manganelli R, Degiacomi G, Recchia D, Pasca MR, Simonsson USH, Ramón-García S. 2023. Implementing best practices on data generation and reporting of </w:t>
+        <w:t>8. Mukamolova GV, Turapov O, Malkin J, Woltmann G, Barer MR. 2010. Resuscitation-promoting factors reveal an occult population of tubercle bacilli in sputum. Am J Respir Crit Care Med 181:174-180. https://doi.org/10.1164/rccm.200905-0661OC.</w:t>
+      </w:r>
+    </w:p>
+    <w:p>
+      <w:r>
+        <w:t>9. Chengalroyen MD, Beukes GM, Gordhan BG, Streicher EM, Churchyard G, Hafner R, Warren R, Otwombe K, Martinson N, Kana BD. 2016. Detection and quantification of differentially culturable tubercle bacteria in sputum from patients with tuberculosis. Am J Respir Crit Care Med 194:1532-1540. https://doi.org/10.1164/rccm.201604-0769OC.</w:t>
+      </w:r>
+    </w:p>
+    <w:p>
+      <w:r>
+        <w:t>10. Mann HB, Whitney DR. 1947. On a test of whether one of two random variables is stochastically larger than the other. Ann Math Stat 18:50-60. https://doi.org/10.1214/aoms/1177730491.</w:t>
+      </w:r>
+    </w:p>
+    <w:p>
+      <w:r>
+        <w:t xml:space="preserve">11. van Wijk RC, Lucía A, Sudhakar PK, Sonnenkalb L, Gaudin C, Hoffmann E, Dremierre B, Aguilar-Ayala DA, Dal Molin M, Rybniker J, de Giorgi S, Cioetto-Mazzabò L, Segafreddo G, Manganelli R, Degiacomi G, Recchia D, Pasca MR, Simonsson USH, Ramón-García S. 2023. Implementing best practices on data generation and reporting of </w:t>
       </w:r>
       <w:r>
         <w:rPr>
@@ -5053,7 +5781,7 @@
     </w:p>
     <w:p>
       <w:r>
-        <w:t xml:space="preserve">9. van Wijk RC, Lucía Quintana A, Ramón-García S. 2023. </w:t>
+        <w:t xml:space="preserve">12. van Wijk RC, Lucía Quintana A, Ramón-García S. 2023. </w:t>
       </w:r>
       <w:r>
         <w:rPr>
@@ -5067,7 +5795,7 @@
     </w:p>
     <w:p>
       <w:r>
-        <w:t xml:space="preserve">10. Dubey V, Darlow C, Gerada A, Unsworth J, Sheth E, Reza N, Farrington N, Haldenby S, Warren D, Liu X, Howard A, Hope W. 2026. Molecular pharmacodynamics of amoxicillin-clavulanic acid for urinary tract infections caused by </w:t>
+        <w:t xml:space="preserve">13. Dubey V, Darlow C, Gerada A, Unsworth J, Sheth E, Reza N, Farrington N, Haldenby S, Warren D, Liu X, Howard A, Hope W. 2026. Molecular pharmacodynamics of amoxicillin-clavulanic acid for urinary tract infections caused by </w:t>
       </w:r>
       <w:r>
         <w:rPr>
@@ -5081,7 +5809,7 @@
     </w:p>
     <w:p>
       <w:r>
-        <w:t xml:space="preserve">11. Dubey V, Darlow C, Gerada A, Unsworth J, Sheth E, Reza N, Farrington N, Haldenby S, Warren D, Liu X, Howard A, Hope W. 2026. Source Data to "Molecular pharmacodynamics of amoxicillin-clavulanic acid for urinary tract infections caused by </w:t>
+        <w:t xml:space="preserve">14. Dubey V, Darlow C, Gerada A, Unsworth J, Sheth E, Reza N, Farrington N, Haldenby S, Warren D, Liu X, Howard A, Hope W. 2026. Source Data to "Molecular pharmacodynamics of amoxicillin-clavulanic acid for urinary tract infections caused by </w:t>
       </w:r>
       <w:r>
         <w:rPr>
@@ -5095,22 +5823,22 @@
     </w:p>
     <w:p>
       <w:r>
-        <w:t>12. National Committee for Clinical Laboratory Standards. 1999. Methods for determining bactericidal activity of antimicrobial agents; approved guideline. NCCLS document M26-A. National Committee for Clinical Laboratory Standards, Wayne, PA. ISBN 1-56238-384-1.</w:t>
+        <w:t>15. National Committee for Clinical Laboratory Standards. 1999. Methods for determining bactericidal activity of antimicrobial agents; approved guideline. NCCLS document M26-A. National Committee for Clinical Laboratory Standards, Wayne, PA. ISBN 1-56238-384-1.</w:t>
       </w:r>
     </w:p>
     <w:p>
       <w:r>
-        <w:t>13. Vilchèze C, Jacobs WR Jr. 2007. The mechanism of isoniazid killing: clarity through the scope of genetics. Annu Rev Microbiol 61:35-50. https://doi.org/10.1146/annurev.micro.61.111606.122346.</w:t>
+        <w:t>16. Vilchèze C, Jacobs WR Jr. 2007. The mechanism of isoniazid killing: clarity through the scope of genetics. Annu Rev Microbiol 61:35-50. https://doi.org/10.1146/annurev.micro.61.111606.122346.</w:t>
       </w:r>
     </w:p>
     <w:p>
       <w:r>
-        <w:t>14. Campbell EA, Korzheva N, Mustaev A, Murakami K, Nair S, Goldfarb A, Darst SA. 2001. Structural mechanism for rifampicin inhibition of bacterial RNA polymerase. Cell 104:901-912. https://doi.org/10.1016/S0092-8674(01)00286-0.</w:t>
+        <w:t>17. Campbell EA, Korzheva N, Mustaev A, Murakami K, Nair S, Goldfarb A, Darst SA. 2001. Structural mechanism for rifampicin inhibition of bacterial RNA polymerase. Cell 104:901-912. https://doi.org/10.1016/S0092-8674(01)00286-0.</w:t>
       </w:r>
     </w:p>
     <w:p>
       <w:r>
-        <w:t xml:space="preserve">15. Vijay S, Bao NLH, Vinh DN, Nhat LTH, Thu DDA, Quang NL, Trieu LPT, Nhung HN, Ha VTN, Thai PVK, Ha DTM, Lan NH, Caws M, Thwaites GE, Javid B, Thuong NT. 2024. Supplementary file 2 to "Rifampicin tolerance and growth fitness among isoniazid-resistant clinical </w:t>
+        <w:t xml:space="preserve">18. March VFA, Mchedlishvili K, Goig GA, Maghradze N, Avaliani T, Aspindzelashvili R, Avaliani Z, Kipiani M, Tukvadze N, Jugheli L, Bouaouina S, Doetsch A, Kalkan S, Reinhardt M, Gagneux S, Borrell S. 2025. Within-host evolution of drug tolerance in </w:t>
       </w:r>
       <w:r>
         <w:rPr>
@@ -5119,12 +5847,12 @@
         <w:t>Mycobacterium tuberculosis</w:t>
       </w:r>
       <w:r>
-        <w:t xml:space="preserve"> isolates from a longitudinal study" (elife-93243-supp2-v1.xlsx). eLife. https://doi.org/10.7554/eLife.93243.</w:t>
+        <w:t>. bioRxiv 2025.07.29.667394; preprint, not peer reviewed. https://doi.org/10.1101/2025.07.29.667394.</w:t>
       </w:r>
     </w:p>
     <w:p>
       <w:r>
-        <w:t xml:space="preserve">16. Vijay S, Bao NLH, Vinh DN, Nhat LTH, Thu DDA, Quang NL, Trieu LPT, Nhung HN, Ha VTN, Thai PVK, Ha DTM, Lan NH, Caws M, Thwaites GE, Javid B, Thuong NT. 2024. Rifampicin tolerance and growth fitness among isoniazid-resistant clinical </w:t>
+        <w:t xml:space="preserve">19. Vijay S, Bao NLH, Vinh DN, Nhat LTH, Thu DDA, Quang NL, Trieu LPT, Nhung HN, Ha VTN, Thai PVK, Ha DTM, Lan NH, Caws M, Thwaites GE, Javid B, Thuong NT. 2024. Supplementary file 2 to "Rifampicin tolerance and growth fitness among isoniazid-resistant clinical </w:t>
       </w:r>
       <w:r>
         <w:rPr>
@@ -5133,22 +5861,12 @@
         <w:t>Mycobacterium tuberculosis</w:t>
       </w:r>
       <w:r>
-        <w:t xml:space="preserve"> isolates from a longitudinal study. Elife 13:RP93243. https://doi.org/10.7554/eLife.93243.</w:t>
+        <w:t xml:space="preserve"> isolates from a longitudinal study" (elife-93243-supp2-v1.xlsx). eLife. https://doi.org/10.7554/eLife.93243.</w:t>
       </w:r>
     </w:p>
     <w:p>
       <w:r>
-        <w:t>17. Windels EM, Cool L, Persy E, Swinnen J, Matthay P, Van den Bergh B, Wenseleers T, Michiels J. 2024. Data supporting "Antibiotic dose and nutrient availability differentially drive the evolution of antibiotic resistance and persistence". Zenodo. https://doi.org/10.5281/zenodo.7550302.</w:t>
-      </w:r>
-    </w:p>
-    <w:p>
-      <w:r>
-        <w:t>18. Windels EM, Cool L, Persy E, Swinnen J, Matthay P, Van den Bergh B, Wenseleers T, Michiels J. 2024. Antibiotic dose and nutrient availability differentially drive the evolution of antibiotic resistance and persistence. ISME J 18:wrae070. https://doi.org/10.1093/ismejo/wrae070.</w:t>
-      </w:r>
-    </w:p>
-    <w:p>
-      <w:r>
-        <w:t xml:space="preserve">19. Kaur P. 2024. Apramycin kills replicating and non-replicating </w:t>
+        <w:t xml:space="preserve">20. Vijay S, Bao NLH, Vinh DN, Nhat LTH, Thu DDA, Quang NL, Trieu LPT, Nhung HN, Ha VTN, Thai PVK, Ha DTM, Lan NH, Caws M, Thwaites GE, Javid B, Thuong NT. 2024. Rifampicin tolerance and growth fitness among isoniazid-resistant clinical </w:t>
       </w:r>
       <w:r>
         <w:rPr>
@@ -5157,12 +5875,22 @@
         <w:t>Mycobacterium tuberculosis</w:t>
       </w:r>
       <w:r>
-        <w:t xml:space="preserve"> — raw data. figshare. https://doi.org/10.6084/m9.figshare.26462791.v1.</w:t>
+        <w:t xml:space="preserve"> isolates from a longitudinal study. Elife 13:RP93243. https://doi.org/10.7554/eLife.93243.</w:t>
       </w:r>
     </w:p>
     <w:p>
       <w:r>
-        <w:t xml:space="preserve">20. Kaur P, Ramya VK, Naveenkumar CN, Bharathkumar K, Singh M, Hobbie SN, Shandil RK, Narayanan S. 2024. Apramycin kills replicating and non-replicating </w:t>
+        <w:t>21. Windels EM, Cool L, Persy E, Swinnen J, Matthay P, Van den Bergh B, Wenseleers T, Michiels J. 2024. Data supporting "Antibiotic dose and nutrient availability differentially drive the evolution of antibiotic resistance and persistence". Zenodo. https://doi.org/10.5281/zenodo.7550302.</w:t>
+      </w:r>
+    </w:p>
+    <w:p>
+      <w:r>
+        <w:t>22. Windels EM, Cool L, Persy E, Swinnen J, Matthay P, Van den Bergh B, Wenseleers T, Michiels J. 2024. Antibiotic dose and nutrient availability differentially drive the evolution of antibiotic resistance and persistence. ISME J 18:wrae070. https://doi.org/10.1093/ismejo/wrae070.</w:t>
+      </w:r>
+    </w:p>
+    <w:p>
+      <w:r>
+        <w:t xml:space="preserve">23. Kaur P. 2024. Apramycin kills replicating and non-replicating </w:t>
       </w:r>
       <w:r>
         <w:rPr>
@@ -5171,12 +5899,26 @@
         <w:t>Mycobacterium tuberculosis</w:t>
       </w:r>
       <w:r>
-        <w:t>. Front Trop Dis 5:1413211. https://doi.org/10.3389/fitd.2024.1413211.</w:t>
+        <w:t xml:space="preserve"> — raw data. figshare. https://doi.org/10.6084/m9.figshare.26462791.v1.</w:t>
       </w:r>
     </w:p>
     <w:p>
       <w:r>
-        <w:t>21. Piranfar V. 2026. Analysis code, audit scripts and headroom tool for "The detection floor bounds tolerance endpoints in Mycobacterium tuberculosis". GitHub. https://github.com/piranfar/detection-floor-tolerance-endpoints.</w:t>
+        <w:t xml:space="preserve">24. Kaur P, Ramya VK, Naveenkumar CN, Bharathkumar K, Singh M, Hobbie SN, Shandil RK, Narayanan S. 2024. Apramycin kills replicating and non-replicating </w:t>
+      </w:r>
+      <w:r>
+        <w:rPr>
+          <w:i/>
+        </w:rPr>
+        <w:t>Mycobacterium tuberculosis</w:t>
+      </w:r>
+      <w:r>
+        <w:t>. Front Trop Dis 5:1413211. https://doi.org/10.3389/fitd.2024.1413211.</w:t>
+      </w:r>
+    </w:p>
+    <w:p>
+      <w:r>
+        <w:t>25. Piranfar V. 2026. Analysis code, audit scripts and headroom tool for "The detection floor bounds tolerance endpoints in Mycobacterium tuberculosis". GitHub. https://github.com/piranfar/detection-floor-tolerance-endpoints.</w:t>
       </w:r>
     </w:p>
     <w:sectPr>

--- a/submission/02_manuscript.docx
+++ b/submission/02_manuscript.docx
@@ -35,7 +35,7 @@
     </w:p>
     <w:p>
       <w:r>
-        <w:t>¹Independent Researcher, New York, NY, USA</w:t>
+        <w:t>¹Department of Microbiology, Iran University of Medical Sciences, Tehran, Iran</w:t>
       </w:r>
     </w:p>
     <w:p>
@@ -1687,7 +1687,7 @@
         <w:t>M. tuberculosis</w:t>
       </w:r>
       <w:r>
-        <w:t xml:space="preserve"> with a literature of its own: bacilli that require resuscitation-promoting factors to grow dominate pre-treatment sputum and rise as a proportion of the population during chemotherapy (8), and both resuscitation-promoting-factor-dependent and -independent differentially culturable populations are recovered from patients whose solid-medium cultures return nothing (9).</w:t>
+        <w:t xml:space="preserve"> with a literature of its own: bacilli that require resuscitation-promoting factors to grow dominate pre-treatment sputum and rise as a proportion of the population during chemotherapy (8), both resuscitation-promoting-factor-dependent and -independent differentially culturable populations are recovered from patients whose solid-medium cultures return nothing (9), and the mechanism has been reproduced experimentally: rifamycin action on RNA polymerase, independent of any assay's floor, converts a starved population to over 90 per cent differentially detectable in vitro (10) — the same drug class every arm of the Evangelopoulos regimen carries.</w:t>
       </w:r>
     </w:p>
     <w:p>
@@ -1760,7 +1760,7 @@
     </w:p>
     <w:p>
       <w:r>
-        <w:t>Why the adjustment does that is measurable. Isoniazid-resistant isolates go into this assay at 5.36 log10 against 6.36 for susceptible isolates, ten-fold thinner (Mann–Whitney p = 9.1 × 10⁻¹⁴) (10), and 22 of the 84 resistant isolates carrying an ordered label lack the headroom for the deepest endpoint, 26.2 per cent, against 9 of the 119 susceptible, 7.6 per cent. Those two counts are the 31 of Section 1, which is that section's 33 less the two isolates whose label is the unordered fourth category. They are one log short of observable killing before the experiment begins.</w:t>
+        <w:t>Why the adjustment does that is measurable. Isoniazid-resistant isolates go into this assay at 5.36 log10 against 6.36 for susceptible isolates, ten-fold thinner (Mann–Whitney p = 9.1 × 10⁻¹⁴) (11), and 22 of the 84 resistant isolates carrying an ordered label lack the headroom for the deepest endpoint, 26.2 per cent, against 9 of the 119 susceptible, 7.6 per cent. Those two counts are the 31 of Section 1, which is that section's 33 less the two isolates whose label is the unordered fourth category. They are one log short of observable killing before the experiment begins.</w:t>
       </w:r>
     </w:p>
     <w:p>
@@ -1782,7 +1782,7 @@
     </w:p>
     <w:p>
       <w:r>
-        <w:t>If the effect is a property of assay geometry rather than of clinical sampling, it should appear where one protocol, one strain and one stock are handed out deliberately. Van Wijk and colleagues (2023) ran exactly that exercise, sending a single stock of H37Rv to six blinded laboratories under one written protocol (11, 12). It does.</w:t>
+        <w:t>If the effect is a property of assay geometry rather than of clinical sampling, it should appear where one protocol, one strain and one stock are handed out deliberately. Van Wijk and colleagues (2023) ran exactly that exercise, sending a single stock of H37Rv to six blinded laboratories under one written protocol (12, 13). It does.</w:t>
       </w:r>
     </w:p>
     <w:p>
@@ -1860,7 +1860,7 @@
         <w:t>Escherichia coli</w:t>
       </w:r>
       <w:r>
-        <w:t xml:space="preserve"> in a hollow-fibre system (13, 14). Their Methods state 100 µL plated with counts per mL, so </w:t>
+        <w:t xml:space="preserve"> in a hollow-fibre system (14, 15). Their Methods state 100 µL plated with counts per mL, so </w:t>
       </w:r>
       <w:r>
         <w:rPr>
@@ -2077,17 +2077,17 @@
         <w:t>Volume Transferred</w:t>
       </w:r>
       <w:r>
-        <w:t>, ties the volume to the endpoint with a counting rule: after the defined 99.9 per cent killing, at least ten colonies must remain (15) — for a standard inoculum of 5 × 10⁵ per mL that means at least 20 µL streaked, so a 10 µL streak fails the rule, and section 3.1 separately requires the smallest detectable count to be established by serial dilution. A guideline written in 1999 already required both numbers this paper asks for. The deposits reanalysed here do not meet it, not for lack of care but because the endpoint moved: M26-A nowhere contemplates a four-log call, and the volume rule did not travel with the deeper endpoints.</w:t>
+        <w:t>, ties the volume to the endpoint with a counting rule: after the defined 99.9 per cent killing, at least ten colonies must remain (16) — for a standard inoculum of 5 × 10⁵ per mL that means at least 20 µL streaked, so a 10 µL streak fails the rule, and section 3.1 separately requires the smallest detectable count to be established by serial dilution. A guideline written in 1999 already required both numbers this paper asks for. The deposits reanalysed here do not meet it, not for lack of care but because the endpoint moved: M26-A nowhere contemplates a four-log call, and the volume rule did not travel with the deeper endpoints.</w:t>
       </w:r>
     </w:p>
     <w:p>
       <w:r>
-        <w:t>Take the assay's contribution out and what is left makes biological sense. Growth state predicts the tolerance class before and after adjustment for starting density — isoniazid needs KatG and active cell-wall synthesis (16), rifampicin needs transcription (17), and a population that is not dividing offers less of what these drugs act on. The classification is reading physiological state, not drug susceptibility.</w:t>
+        <w:t>Take the assay's contribution out and what is left makes biological sense. Growth state predicts the tolerance class before and after adjustment for starting density — isoniazid needs KatG and active cell-wall synthesis (17), rifampicin needs transcription (18), and a population that is not dividing offers less of what these drugs act on. The classification is reading physiological state, not drug susceptibility.</w:t>
       </w:r>
     </w:p>
     <w:p>
       <w:r>
-        <w:t>That axis is the one tuberculosis drug development already leans on. Killing assays of this design rank regimens before they enter trials, and tolerance followed in patients is now being read as within-host evolution (18). If a tolerance classification is partly an inoculum measurement, conclusions drawn from it — that one regimen sterilises faster than another, that a patient's isolates are becoming more tolerant over therapy — are in part conclusions about how the assay was set up. The correction applied here does not remove the biology; it aims it at the right target. The phenotype that survives the correction is growth state, which is real, targetable and directly measurable, unlike a fraction read off a floor.</w:t>
+        <w:t>That axis is the one tuberculosis drug development already leans on. Killing assays of this design rank regimens before they enter trials, and tolerance followed in patients is now being read as within-host evolution (19). If a tolerance classification is partly an inoculum measurement, conclusions drawn from it — that one regimen sterilises faster than another, that a patient's isolates are becoming more tolerant over therapy — are in part conclusions about how the assay was set up. The correction applied here does not remove the biology; it aims it at the right target. The phenotype that survives the correction is growth state, which is real, targetable and directly measurable, unlike a fraction read off a floor.</w:t>
       </w:r>
     </w:p>
     <w:p>
@@ -2918,7 +2918,7 @@
     </w:p>
     <w:p>
       <w:r>
-        <w:t>Anthropic's Claude (Opus 5) was used under the author's direction to copy-edit and language-edit the manuscript text, including the text of the version submitted. That is the whole of it: no figure, image or schematic was generated by an artificial intelligence tool; every figure is plotted from values that regenerate from the public deposits. No artificial intelligence tool is an author. The author directed the study, verified every reported quantity against the source deposits and the regenerating pipeline, and takes full responsibility for the content of this article, including its accuracy and its originality.</w:t>
+        <w:t>Anthropic's Claude was used under the author's direction to read the manuscript and to assist in running the Python analysis pipeline. Claude Sonnet 5 was further used, under the author's direction, to document and organise the analysis code and to prepare its commits to the version-controlled repository. No figure, image or schematic was generated by an artificial intelligence tool; every figure is plotted from values that regenerate from the public deposits. No artificial intelligence tool is an author. The author directed the study, verified every reported quantity against the source deposits and the regenerating pipeline, and takes full responsibility for the content of this article, including its accuracy and its originality.</w:t>
       </w:r>
     </w:p>
     <w:p>
@@ -2935,12 +2935,12 @@
     </w:p>
     <w:p>
       <w:r>
-        <w:t>Every dataset reanalysed here was already public under an open licence and none was generated for this study. Each is identified in Table 3 and cited alongside the article that first described it: Vijay and colleagues (19, 20), van Wijk and colleagues (11, 12), Windels and colleagues (21, 22), Kaur and colleagues (23, 24), and the hollow-fibre Source Data of Dubey and colleagues (13, 14), held out of every fitting step. The readings from the prospective experiment are deposited with the analysis code.</w:t>
+        <w:t>Every dataset reanalysed here was already public under an open licence and none was generated for this study. Each is identified in Table 3 and cited alongside the article that first described it: Vijay and colleagues (20, 21), van Wijk and colleagues (12, 13), Windels and colleagues (22, 23), Kaur and colleagues (24, 25), and the hollow-fibre Source Data of Dubey and colleagues (14, 15), held out of every fitting step. The readings from the prospective experiment are deposited with the analysis code.</w:t>
       </w:r>
     </w:p>
     <w:p>
       <w:r>
-        <w:t>That code, both audit scripts, the headroom tool and the machine-readable receipts recording the software versions each stage ran under are in a public repository (25), with the documentation and test data needed to run them. It is dual-licensed: the code under the Massachusetts Institute of Technology (MIT) licence, and the manuscript, figures and results under CC BY 4.0. The deposits keep their depositors' own licences. It is at https://github.com/piranfar/detection-floor-tolerance-endpoints, and this manuscript was built from commit 7722ac3+ of it — the state of the repository the text describes, rather than the commit that records the build. A trailing plus sign, if present, marks a build made with uncommitted changes in the tree.</w:t>
+        <w:t>That code, both audit scripts, the headroom tool and the machine-readable receipts recording the software versions each stage ran under are in a public repository (26), with the documentation and test data needed to run them. It is dual-licensed: the code under the Massachusetts Institute of Technology (MIT) licence, and the manuscript, figures and results under CC BY 4.0. The deposits keep their depositors' own licences. It is at https://github.com/piranfar/detection-floor-tolerance-endpoints, and this manuscript was built from commit ada65b7+ of it — the state of the repository the text describes, rather than the commit that records the build. A trailing plus sign, if present, marks a build made with uncommitted changes in the tree.</w:t>
       </w:r>
     </w:p>
     <w:p>
@@ -5400,7 +5400,7 @@
               <w:rPr>
                 <w:sz w:val="18"/>
               </w:rPr>
-              <w:t>Zenodo 7550302 (22)</w:t>
+              <w:t>Zenodo 7550302 (23)</w:t>
             </w:r>
           </w:p>
         </w:tc>
@@ -5762,12 +5762,17 @@
     </w:p>
     <w:p>
       <w:r>
-        <w:t>10. Mann HB, Whitney DR. 1947. On a test of whether one of two random variables is stochastically larger than the other. Ann Math Stat 18:50-60. https://doi.org/10.1214/aoms/1177730491.</w:t>
+        <w:t>10. Saito K, Warrier T, Somersan-Karakaya S, Kaminski L, Mi J, Jiang X, Park S, Shigyo K, Gold B, Roberts J, Weber E, Jacobs WR Jr, Nathan CF. 2017. Rifamycin action on RNA polymerase in antibiotic-tolerant Mycobacterium tuberculosis results in differentially detectable populations. Proc Natl Acad Sci U S A 114:E4832-E4840. https://doi.org/10.1073/pnas.1705385114.</w:t>
       </w:r>
     </w:p>
     <w:p>
       <w:r>
-        <w:t xml:space="preserve">11. van Wijk RC, Lucía A, Sudhakar PK, Sonnenkalb L, Gaudin C, Hoffmann E, Dremierre B, Aguilar-Ayala DA, Dal Molin M, Rybniker J, de Giorgi S, Cioetto-Mazzabò L, Segafreddo G, Manganelli R, Degiacomi G, Recchia D, Pasca MR, Simonsson USH, Ramón-García S. 2023. Implementing best practices on data generation and reporting of </w:t>
+        <w:t>11. Mann HB, Whitney DR. 1947. On a test of whether one of two random variables is stochastically larger than the other. Ann Math Stat 18:50-60. https://doi.org/10.1214/aoms/1177730491.</w:t>
+      </w:r>
+    </w:p>
+    <w:p>
+      <w:r>
+        <w:t xml:space="preserve">12. van Wijk RC, Lucía A, Sudhakar PK, Sonnenkalb L, Gaudin C, Hoffmann E, Dremierre B, Aguilar-Ayala DA, Dal Molin M, Rybniker J, de Giorgi S, Cioetto-Mazzabò L, Segafreddo G, Manganelli R, Degiacomi G, Recchia D, Pasca MR, Simonsson USH, Ramón-García S. 2023. Implementing best practices on data generation and reporting of </w:t>
       </w:r>
       <w:r>
         <w:rPr>
@@ -5781,7 +5786,7 @@
     </w:p>
     <w:p>
       <w:r>
-        <w:t xml:space="preserve">12. van Wijk RC, Lucía Quintana A, Ramón-García S. 2023. </w:t>
+        <w:t xml:space="preserve">13. van Wijk RC, Lucía Quintana A, Ramón-García S. 2023. </w:t>
       </w:r>
       <w:r>
         <w:rPr>
@@ -5795,7 +5800,7 @@
     </w:p>
     <w:p>
       <w:r>
-        <w:t xml:space="preserve">13. Dubey V, Darlow C, Gerada A, Unsworth J, Sheth E, Reza N, Farrington N, Haldenby S, Warren D, Liu X, Howard A, Hope W. 2026. Molecular pharmacodynamics of amoxicillin-clavulanic acid for urinary tract infections caused by </w:t>
+        <w:t xml:space="preserve">14. Dubey V, Darlow C, Gerada A, Unsworth J, Sheth E, Reza N, Farrington N, Haldenby S, Warren D, Liu X, Howard A, Hope W. 2026. Molecular pharmacodynamics of amoxicillin-clavulanic acid for urinary tract infections caused by </w:t>
       </w:r>
       <w:r>
         <w:rPr>
@@ -5809,7 +5814,7 @@
     </w:p>
     <w:p>
       <w:r>
-        <w:t xml:space="preserve">14. Dubey V, Darlow C, Gerada A, Unsworth J, Sheth E, Reza N, Farrington N, Haldenby S, Warren D, Liu X, Howard A, Hope W. 2026. Source Data to "Molecular pharmacodynamics of amoxicillin-clavulanic acid for urinary tract infections caused by </w:t>
+        <w:t xml:space="preserve">15. Dubey V, Darlow C, Gerada A, Unsworth J, Sheth E, Reza N, Farrington N, Haldenby S, Warren D, Liu X, Howard A, Hope W. 2026. Source Data to "Molecular pharmacodynamics of amoxicillin-clavulanic acid for urinary tract infections caused by </w:t>
       </w:r>
       <w:r>
         <w:rPr>
@@ -5823,22 +5828,22 @@
     </w:p>
     <w:p>
       <w:r>
-        <w:t>15. National Committee for Clinical Laboratory Standards. 1999. Methods for determining bactericidal activity of antimicrobial agents; approved guideline. NCCLS document M26-A. National Committee for Clinical Laboratory Standards, Wayne, PA. ISBN 1-56238-384-1.</w:t>
+        <w:t>16. National Committee for Clinical Laboratory Standards. 1999. Methods for determining bactericidal activity of antimicrobial agents; approved guideline. NCCLS document M26-A. National Committee for Clinical Laboratory Standards, Wayne, PA. ISBN 1-56238-384-1.</w:t>
       </w:r>
     </w:p>
     <w:p>
       <w:r>
-        <w:t>16. Vilchèze C, Jacobs WR Jr. 2007. The mechanism of isoniazid killing: clarity through the scope of genetics. Annu Rev Microbiol 61:35-50. https://doi.org/10.1146/annurev.micro.61.111606.122346.</w:t>
+        <w:t>17. Vilchèze C, Jacobs WR Jr. 2007. The mechanism of isoniazid killing: clarity through the scope of genetics. Annu Rev Microbiol 61:35-50. https://doi.org/10.1146/annurev.micro.61.111606.122346.</w:t>
       </w:r>
     </w:p>
     <w:p>
       <w:r>
-        <w:t>17. Campbell EA, Korzheva N, Mustaev A, Murakami K, Nair S, Goldfarb A, Darst SA. 2001. Structural mechanism for rifampicin inhibition of bacterial RNA polymerase. Cell 104:901-912. https://doi.org/10.1016/S0092-8674(01)00286-0.</w:t>
+        <w:t>18. Campbell EA, Korzheva N, Mustaev A, Murakami K, Nair S, Goldfarb A, Darst SA. 2001. Structural mechanism for rifampicin inhibition of bacterial RNA polymerase. Cell 104:901-912. https://doi.org/10.1016/S0092-8674(01)00286-0.</w:t>
       </w:r>
     </w:p>
     <w:p>
       <w:r>
-        <w:t xml:space="preserve">18. March VFA, Mchedlishvili K, Goig GA, Maghradze N, Avaliani T, Aspindzelashvili R, Avaliani Z, Kipiani M, Tukvadze N, Jugheli L, Bouaouina S, Doetsch A, Kalkan S, Reinhardt M, Gagneux S, Borrell S. 2025. Within-host evolution of drug tolerance in </w:t>
+        <w:t xml:space="preserve">19. March VFA, Mchedlishvili K, Goig GA, Maghradze N, Avaliani T, Aspindzelashvili R, Avaliani Z, Kipiani M, Tukvadze N, Jugheli L, Bouaouina S, Doetsch A, Kalkan S, Reinhardt M, Gagneux S, Borrell S. 2025. Within-host evolution of drug tolerance in </w:t>
       </w:r>
       <w:r>
         <w:rPr>
@@ -5852,7 +5857,7 @@
     </w:p>
     <w:p>
       <w:r>
-        <w:t xml:space="preserve">19. Vijay S, Bao NLH, Vinh DN, Nhat LTH, Thu DDA, Quang NL, Trieu LPT, Nhung HN, Ha VTN, Thai PVK, Ha DTM, Lan NH, Caws M, Thwaites GE, Javid B, Thuong NT. 2024. Supplementary file 2 to "Rifampicin tolerance and growth fitness among isoniazid-resistant clinical </w:t>
+        <w:t xml:space="preserve">20. Vijay S, Bao NLH, Vinh DN, Nhat LTH, Thu DDA, Quang NL, Trieu LPT, Nhung HN, Ha VTN, Thai PVK, Ha DTM, Lan NH, Caws M, Thwaites GE, Javid B, Thuong NT. 2024. Supplementary file 2 to "Rifampicin tolerance and growth fitness among isoniazid-resistant clinical </w:t>
       </w:r>
       <w:r>
         <w:rPr>
@@ -5866,7 +5871,7 @@
     </w:p>
     <w:p>
       <w:r>
-        <w:t xml:space="preserve">20. Vijay S, Bao NLH, Vinh DN, Nhat LTH, Thu DDA, Quang NL, Trieu LPT, Nhung HN, Ha VTN, Thai PVK, Ha DTM, Lan NH, Caws M, Thwaites GE, Javid B, Thuong NT. 2024. Rifampicin tolerance and growth fitness among isoniazid-resistant clinical </w:t>
+        <w:t xml:space="preserve">21. Vijay S, Bao NLH, Vinh DN, Nhat LTH, Thu DDA, Quang NL, Trieu LPT, Nhung HN, Ha VTN, Thai PVK, Ha DTM, Lan NH, Caws M, Thwaites GE, Javid B, Thuong NT. 2024. Rifampicin tolerance and growth fitness among isoniazid-resistant clinical </w:t>
       </w:r>
       <w:r>
         <w:rPr>
@@ -5880,17 +5885,17 @@
     </w:p>
     <w:p>
       <w:r>
-        <w:t>21. Windels EM, Cool L, Persy E, Swinnen J, Matthay P, Van den Bergh B, Wenseleers T, Michiels J. 2024. Data supporting "Antibiotic dose and nutrient availability differentially drive the evolution of antibiotic resistance and persistence". Zenodo. https://doi.org/10.5281/zenodo.7550302.</w:t>
+        <w:t>22. Windels EM, Cool L, Persy E, Swinnen J, Matthay P, Van den Bergh B, Wenseleers T, Michiels J. 2024. Data supporting "Antibiotic dose and nutrient availability differentially drive the evolution of antibiotic resistance and persistence". Zenodo. https://doi.org/10.5281/zenodo.7550302.</w:t>
       </w:r>
     </w:p>
     <w:p>
       <w:r>
-        <w:t>22. Windels EM, Cool L, Persy E, Swinnen J, Matthay P, Van den Bergh B, Wenseleers T, Michiels J. 2024. Antibiotic dose and nutrient availability differentially drive the evolution of antibiotic resistance and persistence. ISME J 18:wrae070. https://doi.org/10.1093/ismejo/wrae070.</w:t>
+        <w:t>23. Windels EM, Cool L, Persy E, Swinnen J, Matthay P, Van den Bergh B, Wenseleers T, Michiels J. 2024. Antibiotic dose and nutrient availability differentially drive the evolution of antibiotic resistance and persistence. ISME J 18:wrae070. https://doi.org/10.1093/ismejo/wrae070.</w:t>
       </w:r>
     </w:p>
     <w:p>
       <w:r>
-        <w:t xml:space="preserve">23. Kaur P. 2024. Apramycin kills replicating and non-replicating </w:t>
+        <w:t xml:space="preserve">24. Kaur P. 2024. Apramycin kills replicating and non-replicating </w:t>
       </w:r>
       <w:r>
         <w:rPr>
@@ -5904,7 +5909,7 @@
     </w:p>
     <w:p>
       <w:r>
-        <w:t xml:space="preserve">24. Kaur P, Ramya VK, Naveenkumar CN, Bharathkumar K, Singh M, Hobbie SN, Shandil RK, Narayanan S. 2024. Apramycin kills replicating and non-replicating </w:t>
+        <w:t xml:space="preserve">25. Kaur P, Ramya VK, Naveenkumar CN, Bharathkumar K, Singh M, Hobbie SN, Shandil RK, Narayanan S. 2024. Apramycin kills replicating and non-replicating </w:t>
       </w:r>
       <w:r>
         <w:rPr>
@@ -5918,7 +5923,7 @@
     </w:p>
     <w:p>
       <w:r>
-        <w:t>25. Piranfar V. 2026. Analysis code, audit scripts and headroom tool for "The detection floor bounds tolerance endpoints in Mycobacterium tuberculosis". GitHub. https://github.com/piranfar/detection-floor-tolerance-endpoints.</w:t>
+        <w:t>26. Piranfar V. 2026. Analysis code, audit scripts and headroom tool for "The detection floor bounds tolerance endpoints in Mycobacterium tuberculosis". GitHub. https://github.com/piranfar/detection-floor-tolerance-endpoints.</w:t>
       </w:r>
     </w:p>
     <w:sectPr>

--- a/submission/02_manuscript.docx
+++ b/submission/02_manuscript.docx
@@ -1755,7 +1755,7 @@
         <w:t>isoniazid resistance</w:t>
       </w:r>
       <w:r>
-        <w:t xml:space="preserve"> — until the starting density enters the model. On its own, a resistant isolate has 2.32 times the odds of a higher tolerance class (95 per cent CI 1.30 to 4.12, p = 0.0042). Adjusted for starting density the odds ratio falls to 1.31 (0.67 to 2.57, p = 0.42), and the interval no longer excludes one. The two figures estimate different things: the unadjusted 2.32 is the total effect of resistance on the label, and the adjusted 1.31 is the controlled direct effect with the inoculum held fixed, since starting density sits on the causal path as a mediator here rather than as a confounder — the mediation decomposition is Table S6. Call this attenuation rather than elimination: 185 of the 203 calls still rest on a measured, uncensored numerator. Starting density is the strongest term in the file: every ten-fold rise in the starting most probable number halves the odds of a higher tolerance class (OR 0.480, 0.340 to 0.677, p = 2.9 × 10⁻⁵).</w:t>
+        <w:t xml:space="preserve"> — until the starting density enters the model. On its own, a resistant isolate has 2.32 times the odds of a higher tolerance class (95 per cent CI 1.30 to 4.12, p = 0.0042). Adjusted for starting density the odds ratio falls to 1.31 (0.67 to 2.57, p = 0.42), and the interval no longer excludes one. The two figures estimate different things: the unadjusted 2.32 is the total effect of resistance on the label, and the adjusted 1.31 is the controlled direct effect with the inoculum held fixed under an assumption this deposit cannot test on its own — that starting density sits on the causal path as a mediator here rather than beside it as a confounder. The reverse reading is equally available a priori: if slow growth both thins the inoculum and causes genuine tolerance, adjusting for starting density would remove real signal rather than a confounder, not attenuate a spurious one (Discussion weighs the two readings against each other). The mediation decomposition under the mediator reading is Table S6. What is not in question, whichever reading is right, is that the association weakens once starting density enters the model: 185 of the 203 calls still rest on a measured, uncensored numerator. Starting density is the strongest term in the file: every ten-fold rise in the starting most probable number halves the odds of a higher tolerance class (OR 0.480, 0.340 to 0.677, p = 2.9 × 10⁻⁵).</w:t>
       </w:r>
     </w:p>
     <w:p>
@@ -2814,6 +2814,20 @@
       </w:r>
     </w:p>
     <w:p>
+      <w:r>
+        <w:t xml:space="preserve">A time-kill guide already exists and this five-field minimum does not replace it: the ASTM International (American Society for Testing and Materials) guide E2315 sets out how to run and report a time-kill procedure in general — organism, media, neutralisation, raw counts — for antimicrobial products broadly, and none of its reporting requirements is </w:t>
+      </w:r>
+      <w:r>
+        <w:rPr>
+          <w:i/>
+        </w:rPr>
+        <w:t>L</w:t>
+      </w:r>
+      <w:r>
+        <w:t>, headroom or a censoring convention specific to a duration endpoint cut on a fraction of the starting count (20). The five fields above are additional to that guide, not a substitute for it, and apply wherever a killing curve is read against an assay floor to score how long killing took rather than only whether it happened.</w:t>
+      </w:r>
+    </w:p>
+    <w:p>
       <w:pPr>
         <w:spacing w:before="240"/>
       </w:pPr>
@@ -2935,12 +2949,12 @@
     </w:p>
     <w:p>
       <w:r>
-        <w:t>Every dataset reanalysed here was already public under an open licence and none was generated for this study. Each is identified in Table 3 and cited alongside the article that first described it: Vijay and colleagues (20, 21), van Wijk and colleagues (12, 13), Windels and colleagues (22, 23), Kaur and colleagues (24, 25), and the hollow-fibre Source Data of Dubey and colleagues (14, 15), held out of every fitting step. The readings from the prospective experiment are deposited with the analysis code.</w:t>
+        <w:t>Every dataset reanalysed here was already public under an open licence and none was generated for this study. Each is identified in Table 3 and cited alongside the article that first described it: Vijay and colleagues (21, 22), van Wijk and colleagues (12, 13), Windels and colleagues (23, 24), Kaur and colleagues (25, 26), and the hollow-fibre Source Data of Dubey and colleagues (14, 15), held out of every fitting step. The readings from the prospective experiment are deposited with the analysis code.</w:t>
       </w:r>
     </w:p>
     <w:p>
       <w:r>
-        <w:t>That code, both audit scripts, the headroom tool and the machine-readable receipts recording the software versions each stage ran under are in a public repository (26), with the documentation and test data needed to run them. It is dual-licensed: the code under the Massachusetts Institute of Technology (MIT) licence, and the manuscript, figures and results under CC BY 4.0. The deposits keep their depositors' own licences. It is at https://github.com/piranfar/detection-floor-tolerance-endpoints, and this manuscript was built from commit ada65b7+ of it — the state of the repository the text describes, rather than the commit that records the build. A trailing plus sign, if present, marks a build made with uncommitted changes in the tree.</w:t>
+        <w:t>That code, both audit scripts, the headroom tool and the machine-readable receipts recording the software versions each stage ran under are in a public repository (27), with the documentation and test data needed to run them. It is dual-licensed: the code under the Massachusetts Institute of Technology (MIT) licence, and the manuscript, figures and results under CC BY 4.0. The deposits keep their depositors' own licences. It is at https://github.com/piranfar/detection-floor-tolerance-endpoints, and this manuscript was built from commit 9edf230+ of it — the state of the repository the text describes, rather than the commit that records the build. A trailing plus sign, if present, marks a build made with uncommitted changes in the tree.</w:t>
       </w:r>
     </w:p>
     <w:p>
@@ -5400,7 +5414,7 @@
               <w:rPr>
                 <w:sz w:val="18"/>
               </w:rPr>
-              <w:t>Zenodo 7550302 (23)</w:t>
+              <w:t>Zenodo 7550302 (24)</w:t>
             </w:r>
           </w:p>
         </w:tc>
@@ -5857,7 +5871,12 @@
     </w:p>
     <w:p>
       <w:r>
-        <w:t xml:space="preserve">20. Vijay S, Bao NLH, Vinh DN, Nhat LTH, Thu DDA, Quang NL, Trieu LPT, Nhung HN, Ha VTN, Thai PVK, Ha DTM, Lan NH, Caws M, Thwaites GE, Javid B, Thuong NT. 2024. Supplementary file 2 to "Rifampicin tolerance and growth fitness among isoniazid-resistant clinical </w:t>
+        <w:t>20. ASTM International. 2023. E2315-23: Standard Guide for Assessment of Antimicrobial Activity Using a Time-Kill Procedure. ASTM International, West Conshohocken, PA. https://doi.org/10.1520/E2315-23.</w:t>
+      </w:r>
+    </w:p>
+    <w:p>
+      <w:r>
+        <w:t xml:space="preserve">21. Vijay S, Bao NLH, Vinh DN, Nhat LTH, Thu DDA, Quang NL, Trieu LPT, Nhung HN, Ha VTN, Thai PVK, Ha DTM, Lan NH, Caws M, Thwaites GE, Javid B, Thuong NT. 2024. Supplementary file 2 to "Rifampicin tolerance and growth fitness among isoniazid-resistant clinical </w:t>
       </w:r>
       <w:r>
         <w:rPr>
@@ -5871,7 +5890,7 @@
     </w:p>
     <w:p>
       <w:r>
-        <w:t xml:space="preserve">21. Vijay S, Bao NLH, Vinh DN, Nhat LTH, Thu DDA, Quang NL, Trieu LPT, Nhung HN, Ha VTN, Thai PVK, Ha DTM, Lan NH, Caws M, Thwaites GE, Javid B, Thuong NT. 2024. Rifampicin tolerance and growth fitness among isoniazid-resistant clinical </w:t>
+        <w:t xml:space="preserve">22. Vijay S, Bao NLH, Vinh DN, Nhat LTH, Thu DDA, Quang NL, Trieu LPT, Nhung HN, Ha VTN, Thai PVK, Ha DTM, Lan NH, Caws M, Thwaites GE, Javid B, Thuong NT. 2024. Rifampicin tolerance and growth fitness among isoniazid-resistant clinical </w:t>
       </w:r>
       <w:r>
         <w:rPr>
@@ -5885,17 +5904,17 @@
     </w:p>
     <w:p>
       <w:r>
-        <w:t>22. Windels EM, Cool L, Persy E, Swinnen J, Matthay P, Van den Bergh B, Wenseleers T, Michiels J. 2024. Data supporting "Antibiotic dose and nutrient availability differentially drive the evolution of antibiotic resistance and persistence". Zenodo. https://doi.org/10.5281/zenodo.7550302.</w:t>
+        <w:t>23. Windels EM, Cool L, Persy E, Swinnen J, Matthay P, Van den Bergh B, Wenseleers T, Michiels J. 2024. Data supporting "Antibiotic dose and nutrient availability differentially drive the evolution of antibiotic resistance and persistence". Zenodo. https://doi.org/10.5281/zenodo.7550302.</w:t>
       </w:r>
     </w:p>
     <w:p>
       <w:r>
-        <w:t>23. Windels EM, Cool L, Persy E, Swinnen J, Matthay P, Van den Bergh B, Wenseleers T, Michiels J. 2024. Antibiotic dose and nutrient availability differentially drive the evolution of antibiotic resistance and persistence. ISME J 18:wrae070. https://doi.org/10.1093/ismejo/wrae070.</w:t>
+        <w:t>24. Windels EM, Cool L, Persy E, Swinnen J, Matthay P, Van den Bergh B, Wenseleers T, Michiels J. 2024. Antibiotic dose and nutrient availability differentially drive the evolution of antibiotic resistance and persistence. ISME J 18:wrae070. https://doi.org/10.1093/ismejo/wrae070.</w:t>
       </w:r>
     </w:p>
     <w:p>
       <w:r>
-        <w:t xml:space="preserve">24. Kaur P. 2024. Apramycin kills replicating and non-replicating </w:t>
+        <w:t xml:space="preserve">25. Kaur P. 2024. Apramycin kills replicating and non-replicating </w:t>
       </w:r>
       <w:r>
         <w:rPr>
@@ -5909,7 +5928,7 @@
     </w:p>
     <w:p>
       <w:r>
-        <w:t xml:space="preserve">25. Kaur P, Ramya VK, Naveenkumar CN, Bharathkumar K, Singh M, Hobbie SN, Shandil RK, Narayanan S. 2024. Apramycin kills replicating and non-replicating </w:t>
+        <w:t xml:space="preserve">26. Kaur P, Ramya VK, Naveenkumar CN, Bharathkumar K, Singh M, Hobbie SN, Shandil RK, Narayanan S. 2024. Apramycin kills replicating and non-replicating </w:t>
       </w:r>
       <w:r>
         <w:rPr>
@@ -5923,7 +5942,7 @@
     </w:p>
     <w:p>
       <w:r>
-        <w:t>26. Piranfar V. 2026. Analysis code, audit scripts and headroom tool for "The detection floor bounds tolerance endpoints in Mycobacterium tuberculosis". GitHub. https://github.com/piranfar/detection-floor-tolerance-endpoints.</w:t>
+        <w:t>27. Piranfar V. 2026. Analysis code, audit scripts and headroom tool for "The detection floor bounds tolerance endpoints in Mycobacterium tuberculosis". GitHub. https://github.com/piranfar/detection-floor-tolerance-endpoints.</w:t>
       </w:r>
     </w:p>
     <w:sectPr>

--- a/submission/02_manuscript.docx
+++ b/submission/02_manuscript.docx
@@ -2885,11 +2885,59 @@
       </w:r>
     </w:p>
     <w:p>
-      <w:r>
-        <w:rPr>
-          <w:i/>
-        </w:rPr>
-        <w:t>The condensed account. The full account, with every estimator and every sensitivity analysis, is Supplementary Methods in the supplemental file.</w:t>
+      <w:pPr>
+        <w:spacing w:before="240"/>
+      </w:pPr>
+      <w:r>
+        <w:rPr>
+          <w:b/>
+          <w:sz w:val="22"/>
+        </w:rPr>
+        <w:t>The corpus screened, and how five deposits came out of it</w:t>
+      </w:r>
+    </w:p>
+    <w:p>
+      <w:r>
+        <w:t>The five deposits analysed here are the residue of a larger screen, and the attrition is itself a result. A corpus of 78 candidate time-kill datasets was assembled from the published literature between 21 August and 8 September 2026, of which 45 were inspected one record at a time, each inspected entry annotated with what its source actually states about the three quantities this paper's arithmetic needs: a pre-treatment starting density, a time series of counts, and either a plated volume or a stated assay floor. The manifest, with every candidate's identifier, licence and per-field verdict, is deposited with the analysis code, so the screen can be audited rather than taken on trust.</w:t>
+      </w:r>
+    </w:p>
+    <w:p>
+      <w:r>
+        <w:t xml:space="preserve">Of the 78, two were identified as duplicate records and never fetched, and 31 were never opened — 19 have no ingest reader written and 12 are annotated as not established. That leaves 45 with a coverage row. Four of those 45 are duplicate fetches of records already counted, and one is this paper's own prospective experiment, which is not a screened literature deposit. </w:t>
+      </w:r>
+      <w:r>
+        <w:rPr>
+          <w:b/>
+        </w:rPr>
+        <w:t>Of the 40 distinct literature deposits that remain, 32 state no assay floor by any route</w:t>
+      </w:r>
+      <w:r>
+        <w:t xml:space="preserve"> — no limit of detection, no limit of quantification, and no plated volume from which one could be derived. Eighteen deposits carry enough for reachability and identifiability to be computed at all, 17 of them published and the eighteenth this paper's own experiment; five carry the complete set of fields the analysis needs, and those five are the deposits of Table 3. The whole flow is Table S1 and Figure S4, and every count here reads off it. The remainder fail on a missing floor far more often than on anything else, which is the reporting gap this paper is about.</w:t>
+      </w:r>
+    </w:p>
+    <w:p>
+      <w:r>
+        <w:rPr>
+          <w:b/>
+        </w:rPr>
+        <w:t>What this screen is, and what it is not.</w:t>
+      </w:r>
+      <w:r>
+        <w:t xml:space="preserve"> It is a systematic inspection of a corpus assembled from the published time-kill literature, with every candidate recorded and every exclusion attributable to a named missing field. It is </w:t>
+      </w:r>
+      <w:r>
+        <w:rPr>
+          <w:b/>
+        </w:rPr>
+        <w:t>not</w:t>
+      </w:r>
+      <w:r>
+        <w:t xml:space="preserve"> a systematic review: no registered search string, database set or date-bounded inclusion protocol governs which datasets entered the corpus, so the 78 are a documented sample of the literature rather than a proven census of it. The proportions above should be read as what an investigator meets in practice, not as an estimate of the whole published record. Nothing in the paper's argument depends on the corpus being exhaustive: the boundaries are derived from definitions, and a single deposit with a floor is enough to apply them.</w:t>
+      </w:r>
+    </w:p>
+    <w:p>
+      <w:r>
+        <w:t>Nor is it a prevalence estimate. Thirty-three of the 78 were never opened, and deposits were not chosen for inspection at random, so the 32 of 40 above cannot be extrapolated to them. Whether the unopened records state a floor more often or less often than the inspected ones is not knowable from this corpus, and the proportion could move either way.</w:t>
       </w:r>
     </w:p>
     <w:p>
@@ -2901,21 +2949,112 @@
           <w:b/>
           <w:sz w:val="22"/>
         </w:rPr>
-        <w:t>Ethics</w:t>
+        <w:t>The five deposits analysed</w:t>
       </w:r>
     </w:p>
     <w:p>
       <w:r>
-        <w:t xml:space="preserve">This study reanalysed publicly available, de-identified datasets deposited by other groups, and generated one time-kill experiment in a reference strain of </w:t>
+        <w:t>Five published deposits are analysed (Table 3). Four carry the analysis and the fifth was analysed last, to test it. None was generated for this study and all are openly licensed. That fifth deposit was opened only after every boundary and threshold was fixed. The commit history dates that, though not where a reader would first look: the deposit and the script that tests it entered in a single commit, at 02:41 on 6 September 2026, and git cannot order two files within one commit. What dates the hold-out is where reachability and identifiability were themselves committed - the headroom tool at 00:08 and the symbolic recovery of both laws at 01:34 that morning, sixty-seven minutes before the deposit arrived - and a search of the history for later changes to those expressions returns nothing. The other four deposits were chosen for the fields they carry, and that choice is not separately registered.</w:t>
+      </w:r>
+    </w:p>
+    <w:p>
+      <w:r>
+        <w:rPr>
+          <w:b/>
+        </w:rPr>
+        <w:t>Clinical isolates with a deposited tolerance classification.</w:t>
+      </w:r>
+      <w:r>
+        <w:t xml:space="preserve"> 217 </w:t>
       </w:r>
       <w:r>
         <w:rPr>
           <w:i/>
         </w:rPr>
+        <w:t>M. tuberculosis</w:t>
+      </w:r>
+      <w:r>
+        <w:t xml:space="preserve"> isolates assayed under rifampicin, each carrying a minimum inhibitory concentration, minimum durations for 90, 99 and 99.99 per cent killing at 15 and 60 days of prior culture, most probable number readings at days 0, 2 and 5, a growth-rate proxy, isoniazid susceptibility with the resistance mutation where present, months on treatment, and the authors' own tolerance level for each isolate (Vijay et al. 2024; eLife 93243 supplementary file 2) (21). The killing assay runs for six days, so an isolate not reaching its target within that window is recorded at the ceiling. Of the 217 rows, 43 are follow-up isolates from patients already represented, so a baseline-only stratum is analysed separately.</w:t>
+      </w:r>
+    </w:p>
+    <w:p>
+      <w:r>
+        <w:rPr>
+          <w:b/>
+        </w:rPr>
+        <w:t>The six-laboratory exercise.</w:t>
+      </w:r>
+      <w:r>
+        <w:t xml:space="preserve"> </w:t>
+      </w:r>
+      <w:r>
+        <w:rPr>
+          <w:i/>
+        </w:rPr>
+        <w:t>M. tuberculosis</w:t>
+      </w:r>
+      <w:r>
+        <w:t xml:space="preserve"> H37Rv from one stock, distributed with one written protocol to six laboratories blinded and labelled A to F (van Wijk et al. 2023; figshare 19766083, CC BY 4.0) (12, 13). Moxifloxacin and isoniazid at one and ten times the minimum inhibitory concentration, an untreated control, three flasks per arm, sampled to day 21 or 28. Each sample was plated at four volumes: 100 µL in quadruplicate, 10 µL as four drops, 10 µL as a single drop, and 2.5 µL as a single drop. In the deposited file the colony count is already expressed per millilitre, confirmed by the smallest count recorded at each volume being exactly 1000 divided by that volume, which is one colony per millilitre. The minimum reportable positive count is therefore a property of the plated volume — one colony in that volume — and equals 1.0, 2.0, 2.0 and 2.6 log10 CFU/mL respectively, so four platings give three distinct floors spanning 1.60 log10 within a single flask-visit (22). The identity is exact for 1 055 of the 1 068 readings at 10 µL; the thirteen exceptions all come from one laboratory and do not lie on the lattice its recorded volume implies. The file holds 2 775 readings, of which 17.9 per cent are flagged below the floor and 24 above it; the analysis set, after dropping above-limit flags, unusable values and pre-treatment visits, is 2 580 readings, of which 19.3 per cent are flagged.</w:t>
+      </w:r>
+    </w:p>
+    <w:p>
+      <w:r>
+        <w:rPr>
+          <w:b/>
+        </w:rPr>
+        <w:t>Evolved clones.</w:t>
+      </w:r>
+      <w:r>
+        <w:t xml:space="preserve"> 126 </w:t>
+      </w:r>
+      <w:r>
+        <w:rPr>
+          <w:i/>
+        </w:rPr>
         <w:t>Escherichia coli</w:t>
       </w:r>
       <w:r>
-        <w:t>. No human or animal subjects were involved, no patient samples were collected, and no individual is identifiable from any material presented here. The prospective experiment was performed at the Department of Microbiology, Iran University of Medical Sciences, Tehran, Iran, on a biosafety-level-1-appropriate quality-control strain (ATCC 25922); no institutional review board holds jurisdiction over secondary analysis of de-identified public data or over work on a bacterial quality-control strain.</w:t>
+        <w:t xml:space="preserve"> clones from a parallel evolution experiment under amikacin, each carrying an endpoint minimum inhibitory concentration and a persister fraction measured on the same clone, labelled by the antibiotic concentration and nutrient level its population evolved under (Windels et al. 2024; Zenodo 10.5281/zenodo.7550302, CC BY 4.0) (23, 24). Six of its 595 surviving fractions are written as exact zeros, marking a below-limit reading without naming a limit; they fix no floor, so this deposit is one of the two for which observability labels are refused.</w:t>
+      </w:r>
+    </w:p>
+    <w:p>
+      <w:r>
+        <w:rPr>
+          <w:b/>
+        </w:rPr>
+        <w:t>A deposit analysed last, after the boundaries were fixed.</w:t>
+      </w:r>
+      <w:r>
+        <w:t xml:space="preserve"> Amoxicillin-clavulanate against </w:t>
+      </w:r>
+      <w:r>
+        <w:rPr>
+          <w:i/>
+        </w:rPr>
+        <w:t>Escherichia coli</w:t>
+      </w:r>
+      <w:r>
+        <w:t xml:space="preserve"> in a hollow-fibre infection model, with 100 µL plated and counts per mL so the assay floor is derived rather than inferred, measured day-zero densities for every culture rather than a nominal inoculum, and below-limit readings retained as a placeholder (Dubey et al. 2026; article Source Data, CC BY 4.0) (14, 15). It was located by a search of five general repositories, the tuberculosis consortia, the persistence literature, food microbiology and the hollow-fibre field, and was the only deposit found carrying all three fields the boundaries require. No boundary, threshold or modelling choice in this paper was informed by it: it was opened after all of them were fixed, and Section 7 is the only place it tests anything. What cannot be documented is the search itself. The repositories were searched interactively and no query log, access date or screening count was kept, so this paper reports the outcome of that search — one deposit carrying a measured per-culture starting density, a recorded plated volume and per-culture time-course counts together — without being able to evidence its extent. The claim that no deposit was selected after its result was known rests on the commit history of this repository rather than on a registration, and readers should weigh it accordingly, checking where reachability and identifiability were committed rather than where the deposit arrived, for the reason given above. The deposit had been public since the article describing it appeared on 13 June 2026, three months before it was opened here, so nothing outside this repository's own history evidences that it was not consulted sooner. That is an attestation, not a pre-registration, and it is weaker evidence than a frozen analysis plan deposited before the fact would have been. It does appear descriptively — a row of its own in Tables 2, 5, 9, 15, S5 and S7, and a table of its own in Table S9 — which is reporting rather than fitting.</w:t>
+      </w:r>
+    </w:p>
+    <w:p>
+      <w:r>
+        <w:rPr>
+          <w:b/>
+        </w:rPr>
+        <w:t>Concentration-by-time grid.</w:t>
+      </w:r>
+      <w:r>
+        <w:t xml:space="preserve"> Apramycin and amikacin against </w:t>
+      </w:r>
+      <w:r>
+        <w:rPr>
+          <w:i/>
+        </w:rPr>
+        <w:t>M. tuberculosis</w:t>
+      </w:r>
+      <w:r>
+        <w:t xml:space="preserve"> at 128, 32, 8, 4 and 1 µg/mL, triplicate log10 CFU at days 0, 3, 7 and 14, with a concurrent drug-free control at every visit (Kaur et al. 2024; figshare 26462791, CC BY 4.0) (25, 26). The amikacin arms are not analysed here. Within apramycin the 1 µg/mL arm shows net growth rather than killing and is excluded from the dose comparison, leaving 4 to 128 µg/mL as the range compared (Text S3).</w:t>
       </w:r>
     </w:p>
     <w:p>
@@ -2927,12 +3066,224 @@
           <w:b/>
           <w:sz w:val="22"/>
         </w:rPr>
-        <w:t>Use of generative artificial intelligence</w:t>
+        <w:t>The prospective experiment</w:t>
       </w:r>
     </w:p>
     <w:p>
       <w:r>
-        <w:t>Anthropic's Claude was used under the author's direction to read the manuscript and to assist in running the Python analysis pipeline. Claude Sonnet 5 was further used, under the author's direction, to document and organise the analysis code and to prepare its commits to the version-controlled repository. No figure, image or schematic was generated by an artificial intelligence tool; every figure is plotted from values that regenerate from the public deposits. No artificial intelligence tool is an author. The author directed the study, verified every reported quantity against the source deposits and the regenerating pipeline, and takes full responsibility for the content of this article, including its accuracy and its originality.</w:t>
+        <w:t>The two boundaries were used to design an experiment against themselves. Its design sheet, its predictions and its plate counts are one workbook, deposited with the analysis code, and the predictions were written on the design sheet before any plate was counted.</w:t>
+      </w:r>
+    </w:p>
+    <w:p>
+      <w:r>
+        <w:rPr>
+          <w:b/>
+        </w:rPr>
+        <w:t>Strain, media and incubation.</w:t>
+      </w:r>
+      <w:r>
+        <w:t xml:space="preserve"> </w:t>
+      </w:r>
+      <w:r>
+        <w:rPr>
+          <w:i/>
+        </w:rPr>
+        <w:t>Escherichia coli</w:t>
+      </w:r>
+      <w:r>
+        <w:t xml:space="preserve"> ATCC 25922, the quality-control reference strain the standard itself names. Broth and agar were Mueller–Hinton (HiMedia): cation-adjusted Mueller–Hinton broth for the minimum inhibitory concentration and the exposure, Mueller–Hinton agar for the viable counts. Cultures, the microdilution plates and the count plates were incubated at 35 ± 2 °C in ambient air, the reference conditions CLSI specifies for this organism, count plates being read after 18 to 24 h (16, 27).</w:t>
+      </w:r>
+    </w:p>
+    <w:p>
+      <w:r>
+        <w:rPr>
+          <w:b/>
+        </w:rPr>
+        <w:t>Minimum inhibitory concentration.</w:t>
+      </w:r>
+      <w:r>
+        <w:t xml:space="preserve"> The ciprofloxacin MIC of the strain was determined by CLSI reference broth microdilution (27, 28): ciprofloxacin doubling-diluted in cation-adjusted Mueller–Hinton broth, a final inoculum of about 5 × 10⁵ CFU/mL, incubation at 35 ± 2 °C for 16 to 20 h in ambient air, and the MIC read as the lowest concentration with no visible growth, with growth, sterility and quality-control wells alongside as CLSI directs. The MIC was 0.008 mg/L, which falls within the CLSI quality-control range for this strain (28), and the exposure was set at ten times it, 0.08 mg/L.</w:t>
+      </w:r>
+    </w:p>
+    <w:p>
+      <w:r>
+        <w:rPr>
+          <w:b/>
+        </w:rPr>
+        <w:t>Drug and design.</w:t>
+      </w:r>
+      <w:r>
+        <w:t xml:space="preserve"> Ciprofloxacin at ten times the MIC, 0.08 mg/L — chosen because it kills deeply and fast, so every arm reaches the floor inside a working day, which is what reachability and identifiability need in order to be testable at all. Three seeding arms were chosen so that the four-log endpoint is unreachable in one, marginal in the second and comfortable in the third: targets 5 × 10⁴, 5 × 10⁵ and 5 × 10⁶ CFU/mL, the middle arm being the inoculum the standard specifies. The densities actually reached were 6.4 × 10⁴, 4.4 × 10⁵ and 3.8 × 10⁶ per mL, recomputed from the day-zero counts rather than assumed from the targets. Three flasks per arm, nine in all, treated throughout as three independent biological replicates per arm; a drug-free growth control was carried in parallel. Sampling at 0, 1, 2, 4, 6 and 24 h; hour zero is not a convenience but the measurement of </w:t>
+      </w:r>
+      <w:r>
+        <w:rPr>
+          <w:i/>
+        </w:rPr>
+        <w:t>N</w:t>
+      </w:r>
+      <w:r>
+        <w:t>₀ on which every boundary rests.</w:t>
+      </w:r>
+    </w:p>
+    <w:p>
+      <w:r>
+        <w:rPr>
+          <w:b/>
+        </w:rPr>
+        <w:t>Plating and enumeration.</w:t>
+      </w:r>
+      <w:r>
+        <w:t xml:space="preserve"> At each time a sample was serially ten-fold diluted in sterile saline, and from one dilution series both 100 µL and 10 µL were plated, each in duplicate, across dilutions from neat to 10⁻⁴. Nine flasks × six times × two volumes × two plates is 216 plate readings, which is the whole dataset. Viable density was </w:t>
+      </w:r>
+      <w:r>
+        <w:rPr>
+          <w:i/>
+        </w:rPr>
+        <w:t>N</w:t>
+      </w:r>
+      <w:r>
+        <w:t xml:space="preserve"> = </w:t>
+      </w:r>
+      <w:r>
+        <w:rPr>
+          <w:i/>
+        </w:rPr>
+        <w:t>C</w:t>
+      </w:r>
+      <w:r>
+        <w:t>·</w:t>
+      </w:r>
+      <w:r>
+        <w:rPr>
+          <w:i/>
+        </w:rPr>
+        <w:t>D</w:t>
+      </w:r>
+      <w:r>
+        <w:t>·1000/</w:t>
+      </w:r>
+      <w:r>
+        <w:rPr>
+          <w:i/>
+        </w:rPr>
+        <w:t>V</w:t>
+      </w:r>
+      <w:r>
+        <w:t xml:space="preserve"> for </w:t>
+      </w:r>
+      <w:r>
+        <w:rPr>
+          <w:i/>
+        </w:rPr>
+        <w:t>C</w:t>
+      </w:r>
+      <w:r>
+        <w:t xml:space="preserve"> colonies counted at dilution factor </w:t>
+      </w:r>
+      <w:r>
+        <w:rPr>
+          <w:i/>
+        </w:rPr>
+        <w:t>D</w:t>
+      </w:r>
+      <w:r>
+        <w:t xml:space="preserve"> and plated volume </w:t>
+      </w:r>
+      <w:r>
+        <w:rPr>
+          <w:i/>
+        </w:rPr>
+        <w:t>V</w:t>
+      </w:r>
+      <w:r>
+        <w:t xml:space="preserve"> µL.</w:t>
+      </w:r>
+    </w:p>
+    <w:p>
+      <w:r>
+        <w:rPr>
+          <w:b/>
+        </w:rPr>
+        <w:t>Drug carryover, and what was not done about it.</w:t>
+      </w:r>
+      <w:r>
+        <w:t xml:space="preserve"> No washing, filtration, enzymatic inactivation or activated-charcoal step was used, and no carryover control was run. The only thing standing between the drug in the sample and the colonies on the plate is dilution, and at the shallow dilutions — neat and 10⁻¹ — that is the whole of it. This matters here more than it would in most time-kill work, because the shallow dilutions are exactly the ones in use once a culture approaches its floor, which is the regime the whole paper is about. Ciprofloxacin carried onto an agar plate at 0.08 mg/L is diluted by more than the ten-fold it would take to bring it below this strain's measured MIC of 0.008 mg/L, since 100 µL is spread into far more than 1 mL of agar; but sub-inhibitory carryover can still suppress colony formation, and nothing here rules that out. What can be said is the direction. The 100 µL plating carries ten times as much drug onto the plate as the 10 µL plating of the same sample, so any carryover effect works against the depth advantage the 100 µL plating is reported to have, and the paired comparison in Section 8 is conservative with respect to it. A carryover control belongs in any repetition of this experiment.</w:t>
+      </w:r>
+    </w:p>
+    <w:p>
+      <w:r>
+        <w:rPr>
+          <w:b/>
+        </w:rPr>
+        <w:t>The floor, and why duplicate plating moves it.</w:t>
+      </w:r>
+      <w:r>
+        <w:t xml:space="preserve"> </w:t>
+      </w:r>
+      <w:r>
+        <w:rPr>
+          <w:i/>
+        </w:rPr>
+        <w:t>L</w:t>
+      </w:r>
+      <w:r>
+        <w:t xml:space="preserve"> is one colony in the volume actually plated, referred back to the undiluted sample: at a single plate 10 CFU/mL at 100 µL and 100 CFU/mL at 10 µL. The two technical plates of a sample are pooled rather than averaged, so their volumes add — two 100 µL plates read together are 200 µL of sample, so one colony across the pair is 5 CFU/mL and not 10, and the 10 µL pair gives 50. Pooling therefore lowers the floor, and the two platings differ by exactly one log by construction. An earlier version of the analysis averaged the two plates' densities while keeping the single-plate floor, and a sample with one blank plate and one single-colony plate then reported a fraction below its own floor — a culture apparently killed deeper than its headroom allowed. That is the error this manuscript accuses the literature of, committed in its own arithmetic, and it is recorded here rather than quietly fixed.</w:t>
+      </w:r>
+    </w:p>
+    <w:p>
+      <w:r>
+        <w:rPr>
+          <w:b/>
+        </w:rPr>
+        <w:t>Analysis.</w:t>
+      </w:r>
+      <w:r>
+        <w:t xml:space="preserve"> Headroom, censoring at the floor and the three tolerance classes are as defined in the Methods above and are applied here unchanged; a plate with no colonies is a left-censored reading below </w:t>
+      </w:r>
+      <w:r>
+        <w:rPr>
+          <w:i/>
+        </w:rPr>
+        <w:t>L</w:t>
+      </w:r>
+      <w:r>
+        <w:t xml:space="preserve">, held at </w:t>
+      </w:r>
+      <w:r>
+        <w:rPr>
+          <w:i/>
+        </w:rPr>
+        <w:t>L</w:t>
+      </w:r>
+      <w:r>
+        <w:t xml:space="preserve"> for log-reduction and plotting rather than set to zero. Each plating series carries the starting density measured on that same plating, because the 10 µL series never made the 100 µL measurement and importing it would report a depth that series could not have reached. Where the argument is about the plated volume alone — the two-label count — a single pooled </w:t>
+      </w:r>
+      <w:r>
+        <w:rPr>
+          <w:i/>
+        </w:rPr>
+        <w:t>N</w:t>
+      </w:r>
+      <w:r>
+        <w:t xml:space="preserve">₀ per flask is used instead, and both figures are reported. Class labels use the thresholds of the clinical deposit reanalysed above, </w:t>
+      </w:r>
+      <w:r>
+        <w:rPr>
+          <w:i/>
+        </w:rPr>
+        <w:t>c</w:t>
+      </w:r>
+      <w:r>
+        <w:t xml:space="preserve">₁ = 10⁻³ and </w:t>
+      </w:r>
+      <w:r>
+        <w:rPr>
+          <w:i/>
+        </w:rPr>
+        <w:t>c</w:t>
+      </w:r>
+      <w:r>
+        <w:t>₂ = 10⁻², so that the two experiments are scored on one rule.</w:t>
       </w:r>
     </w:p>
     <w:p>
@@ -2944,17 +3295,1240 @@
           <w:b/>
           <w:sz w:val="22"/>
         </w:rPr>
-        <w:t>Data availability</w:t>
+        <w:t>Two kinds of limit, kept apart</w:t>
       </w:r>
     </w:p>
     <w:p>
       <w:r>
-        <w:t>Every dataset reanalysed here was already public under an open licence and none was generated for this study. Each is identified in Table 3 and cited alongside the article that first described it: Vijay and colleagues (21, 22), van Wijk and colleagues (12, 13), Windels and colleagues (23, 24), Kaur and colleagues (25, 26), and the hollow-fibre Source Data of Dubey and colleagues (14, 15), held out of every fitting step. The readings from the prospective experiment are deposited with the analysis code.</w:t>
+        <w:t xml:space="preserve">No deposit analysed here reports a validated limit of quantification with a value. The six-laboratory file names the concept in the definitions of its BQL and AQL columns but defines it as whether the plate was countable, which is an operator's judgement rather than a validated limit. Throughout this paper </w:t>
+      </w:r>
+      <w:r>
+        <w:rPr>
+          <w:i/>
+        </w:rPr>
+        <w:t>L</w:t>
+      </w:r>
+      <w:r>
+        <w:t xml:space="preserve"> is therefore an </w:t>
+      </w:r>
+      <w:r>
+        <w:rPr>
+          <w:b/>
+        </w:rPr>
+        <w:t>operational assay floor</w:t>
+      </w:r>
+      <w:r>
+        <w:t xml:space="preserve">: where a plated volume is recorded it is the </w:t>
+      </w:r>
+      <w:r>
+        <w:rPr>
+          <w:b/>
+        </w:rPr>
+        <w:t>minimum reportable positive count</w:t>
+      </w:r>
+      <w:r>
+        <w:t>, one colony in that volume, and where none is recorded it is inferred from the deposit and is labelled as inferred. The term limit of quantification is used only in reporting what a source states.</w:t>
       </w:r>
     </w:p>
     <w:p>
       <w:r>
-        <w:t>That code, both audit scripts, the headroom tool and the machine-readable receipts recording the software versions each stage ran under are in a public repository (27), with the documentation and test data needed to run them. It is dual-licensed: the code under the Massachusetts Institute of Technology (MIT) licence, and the manuscript, figures and results under CC BY 4.0. The deposits keep their depositors' own licences. It is at https://github.com/piranfar/detection-floor-tolerance-endpoints, and this manuscript was built from commit 9edf230+ of it — the state of the repository the text describes, rather than the commit that records the build. A trailing plus sign, if present, marks a build made with uncommitted changes in the tree.</w:t>
+        <w:t xml:space="preserve">Those two names are the precise ones and are used where </w:t>
+      </w:r>
+      <w:r>
+        <w:rPr>
+          <w:i/>
+        </w:rPr>
+        <w:t>L</w:t>
+      </w:r>
+      <w:r>
+        <w:t xml:space="preserve"> is defined or its provenance discussed. In running text </w:t>
+      </w:r>
+      <w:r>
+        <w:rPr>
+          <w:i/>
+        </w:rPr>
+        <w:t>L</w:t>
+      </w:r>
+      <w:r>
+        <w:t xml:space="preserve"> is the </w:t>
+      </w:r>
+      <w:r>
+        <w:rPr>
+          <w:b/>
+        </w:rPr>
+        <w:t>assay floor</w:t>
+      </w:r>
+      <w:r>
+        <w:t xml:space="preserve">, and that is the only short form used, so that "boundary" is left free for the two derived boundaries of the next subsection and never denotes a value. The event a time-to-event analysis records is correspondingly a first observed crossing below the assay floor. What </w:t>
+      </w:r>
+      <w:r>
+        <w:rPr>
+          <w:i/>
+        </w:rPr>
+        <w:t>L</w:t>
+      </w:r>
+      <w:r>
+        <w:t xml:space="preserve"> is in each deposit, how it was arrived at, and how replicate plates and plated volumes were treated is tabulated deposit by deposit (Table S13).</w:t>
+      </w:r>
+    </w:p>
+    <w:p>
+      <w:r>
+        <w:t>Two distinct censoring problems arise and are handled separately, because conflating them is the error this paper is about.</w:t>
+      </w:r>
+    </w:p>
+    <w:p>
+      <w:r>
+        <w:t xml:space="preserve">A </w:t>
+      </w:r>
+      <w:r>
+        <w:rPr>
+          <w:b/>
+        </w:rPr>
+        <w:t>count below the assay floor</w:t>
+      </w:r>
+      <w:r>
+        <w:t xml:space="preserve"> is left-censored: the population is somewhere below a known value. In the six-laboratory deposit that value is a property of the plated volume, as above. In the clinical deposit the readings are most probable numbers taking the discrete values of an MPN table (5, 6), and the day-5 column bottoms out at 23 per mL with a visible pile-up there; that value is treated as the floor, and the first Results section reports the evidence for it.</w:t>
+      </w:r>
+    </w:p>
+    <w:p>
+      <w:r>
+        <w:t>That deposit states no limit of quantification, so the floor is inferred rather than read off, and the inference is bounded rather than asserted. Three things support it: 23 per mL is the smallest value anywhere in the file, nothing lies below it in 1 932 readings, and the minimum shifts by exactly a factor of ten per visit — 2 300, 230, 23 — in all three culture ages, which is the signature of one dilution series applied to a differently diluted sample at each timepoint.</w:t>
+      </w:r>
+    </w:p>
+    <w:p>
+      <w:r>
+        <w:t xml:space="preserve">The floor is therefore visit-specific, and it does not follow that every visit has one. A floor is a value readings stop at, so it shows as a pile-up on the lowest rung with nothing below; the ten-fold shift alone only shows the dilution changing. Applying the rule of the next subsection visit by visit, the day-5 column has that signature in every panel and the day-2 column has it at 15 days, but the day-0 column does not: its minimum of 2 300 per mL occurs exactly once in each panel, with the next value at 6 100, which is the tail of a distribution rather than a floor. The verdict for day 0 is that no floor is evidenced. The starting density is therefore an observed value throughout, and no quantity in this paper that conditions on </w:t>
+      </w:r>
+      <w:r>
+        <w:rPr>
+          <w:i/>
+        </w:rPr>
+        <w:t>N₀</w:t>
+      </w:r>
+      <w:r>
+        <w:t xml:space="preserve"> needs a censored specification. Since none of that is proof, the load-bearing count is recomputed at every value a three-tube MPN table returns below 23. The number of isolates lacking four logs of headroom is 33 at a floor of 23 and does not fall below 28 at a floor of 3.0, the lowest such table returns. The conclusion holds across the whole range, so it is not an artefact of where we place the floor, and the same sweep is run for every deposit that carries a floor (Table S14).</w:t>
+      </w:r>
+    </w:p>
+    <w:p>
+      <w:r>
+        <w:t xml:space="preserve">One further property of </w:t>
+      </w:r>
+      <w:r>
+        <w:rPr>
+          <w:i/>
+        </w:rPr>
+        <w:t>L</w:t>
+      </w:r>
+      <w:r>
+        <w:t xml:space="preserve"> decides how a floor reading is analysed, and the two cases are not interchangeable. A volume-derived plate floor bounds the true count from above: a blank plate means fewer than one colony in the volume plated, so the true count lies in [0, </w:t>
+      </w:r>
+      <w:r>
+        <w:rPr>
+          <w:i/>
+        </w:rPr>
+        <w:t>L</w:t>
+      </w:r>
+      <w:r>
+        <w:t>]. An MPN rung does not. A reading of 23 per mL is the maximum-likelihood estimate of one well pattern — all wells positive at the first dilution, nothing beyond — and the likelihood around it extends well above the rung: the 95 per cent profile interval is 3 to 120 per mL under the deposit's own design (duplicate wells, a 100 µL first well, ten-fold dilutions; 5 to 91 under the triplicate protocol). Treating [0, 23] as the support of the true count is therefore wrong for this deposit, and the identifiability verdicts of Sections 2 and 3 were recomputed under the assay's own likelihood instead of the plate sweep (Table S15). Every day-5 verdict is unchanged: 12 of 18 floored isolates admit one class and six admit two in the 15-day panel, and six of six admit one in the 60-day panel, identically under the literal-pattern interval and the censoring bound at both 95 and 99 per cent. The verdicts are robust for a structural reason: the floored isolates' starting densities sit far from the shifted threshold, and even the widest 99 per cent bound, 209 per mL, falls short of the 230 per mL that would move any of the twelve. At day 2, where the floor is 230, the same sensitivity moves one isolate of eighteen from one compatible class to two.</w:t>
+      </w:r>
+    </w:p>
+    <w:p>
+      <w:r>
+        <w:t>The six-laboratory deposit also carries the evidence for judging each reading against its own volume rather than pooling. Each sample is plated at four volumes at the same visit, so a below-limit flag can be checked against the other platings of the same flask. Of its 498 flags, 83, or 16.7 per cent, are contradicted: another plating of the same sample at the same visit, with a limit at least as sensitive, returns a quantified count above the flagged reading's limit. Those flags record a drop that missed rather than a culture that fell. Pooling the four volumes to a single limit would treat them as evidence about the population; judging each against the floor its own volume implies does not, and that is the reason the analysis is built the way it is. The cost of pooling can be priced. Pooling at the least sensitive volume would discard 126 genuine quantified counts, 5.9 per cent of them, and pooling changes the contradicted-flag rate itself: 16.7 per cent judged per volume, against 43.2 per cent pooled at 10 CFU/mL and 15.3 per cent pooled at 400. The audit's own answer depends on the choice, which is the strongest reason to make it explicitly.</w:t>
+      </w:r>
+    </w:p>
+    <w:p>
+      <w:r>
+        <w:t xml:space="preserve">A </w:t>
+      </w:r>
+      <w:r>
+        <w:rPr>
+          <w:b/>
+        </w:rPr>
+        <w:t>crossing time not observed within the study</w:t>
+      </w:r>
+      <w:r>
+        <w:t xml:space="preserve"> is right-censored: the event has not happened yet, which is not the same as the event having no time. A flask that never fell below the floor contributes the information that its crossing time exceeds its last visit, and enters the survival likelihood as such. It is never recorded as missing.</w:t>
+      </w:r>
+    </w:p>
+    <w:p>
+      <w:pPr>
+        <w:spacing w:before="240"/>
+      </w:pPr>
+      <w:r>
+        <w:rPr>
+          <w:b/>
+          <w:sz w:val="22"/>
+        </w:rPr>
+        <w:t>Floor posterior, refusal, and what is not learned</w:t>
+      </w:r>
+    </w:p>
+    <w:p>
+      <w:r>
+        <w:t xml:space="preserve">The algebra of headroom and observability is closed form once </w:t>
+      </w:r>
+      <w:r>
+        <w:rPr>
+          <w:i/>
+        </w:rPr>
+        <w:t>L</w:t>
+      </w:r>
+      <w:r>
+        <w:t xml:space="preserve"> is known. What requires inference is </w:t>
+      </w:r>
+      <w:r>
+        <w:rPr>
+          <w:i/>
+        </w:rPr>
+        <w:t>L</w:t>
+      </w:r>
+      <w:r>
+        <w:t xml:space="preserve"> itself, and the two cases are not alike. A volume-derived floor — one colony in </w:t>
+      </w:r>
+      <w:r>
+        <w:rPr>
+          <w:i/>
+        </w:rPr>
+        <w:t>V</w:t>
+      </w:r>
+      <w:r>
+        <w:t xml:space="preserve"> µL is 1000/</w:t>
+      </w:r>
+      <w:r>
+        <w:rPr>
+          <w:i/>
+        </w:rPr>
+        <w:t>V</w:t>
+      </w:r>
+      <w:r>
+        <w:t xml:space="preserve"> per mL, and the observed minimum equals that value — is a point mass, with nothing to infer. A floor inferred from a pile-up on a most-probable-number rung carries a discrete posterior over the rungs at or below the observed minimum; the interval quoted is the 95 per cent highest-posterior-density support.</w:t>
+      </w:r>
+    </w:p>
+    <w:p>
+      <w:r>
+        <w:t xml:space="preserve">That distinction is turned into a rule rather than a caveat. Where the verdict is that no floor is evidenced, or where the support spans more than one log10, the observability labels are </w:t>
+      </w:r>
+      <w:r>
+        <w:rPr>
+          <w:b/>
+        </w:rPr>
+        <w:t>refused</w:t>
+      </w:r>
+      <w:r>
+        <w:t xml:space="preserve"> rather than reported (Table S16). Surviving fractions written as exact zeros with no named </w:t>
+      </w:r>
+      <w:r>
+        <w:rPr>
+          <w:i/>
+        </w:rPr>
+        <w:t>L</w:t>
+      </w:r>
+      <w:r>
+        <w:t xml:space="preserve"> fall in that refused class, as does a deposit whose minimum occurs once in a continuous tail. The clinical deposit passes the rule with a support of 0.40 log10; two of the five deposits fail it and are labelled accordingly. This paper fits nothing to predict an MDK: once </w:t>
+      </w:r>
+      <w:r>
+        <w:rPr>
+          <w:i/>
+        </w:rPr>
+        <w:t>L</w:t>
+      </w:r>
+      <w:r>
+        <w:t xml:space="preserve"> is in hand the rest is derived.</w:t>
+      </w:r>
+    </w:p>
+    <w:p>
+      <w:r>
+        <w:t xml:space="preserve">The same likelihood turns the classification itself into an inference with a refusal rule. Given a floor reading, the posterior over the true count maps through the isolate's starting density to a posterior over class, and an isolate is refused when no class reaches 95 per cent (Table S12). In the 15-day panel the twelve isolates recorded as Low are confirmed with P(Low) ≥ 0.999, and the six recorded as Medium are refused: their posterior splits across the threshold the deposit drew at exactly </w:t>
+      </w:r>
+      <w:r>
+        <w:rPr>
+          <w:i/>
+        </w:rPr>
+        <w:t>L</w:t>
+      </w:r>
+      <w:r>
+        <w:t>/</w:t>
+      </w:r>
+      <w:r>
+        <w:rPr>
+          <w:i/>
+        </w:rPr>
+        <w:t>N</w:t>
+      </w:r>
+      <w:r>
+        <w:t>₀ = 10⁻³ (P(Low) 0.53, P(Medium) 0.47 under the primary analysis). The refusal is robust: across both well designs, both readings of the floor value and two priors — eight analyses in all — no Medium label is ever confirmed and no Low label ever fails, and under the most conservative analysis the six are assigned to Low rather than merely refused. The labels the arithmetic could not choose carry no defensible information; the labels it could are confirmed outright.</w:t>
+      </w:r>
+    </w:p>
+    <w:p>
+      <w:pPr>
+        <w:spacing w:before="240"/>
+      </w:pPr>
+      <w:r>
+        <w:rPr>
+          <w:b/>
+          <w:sz w:val="22"/>
+        </w:rPr>
+        <w:t>Causal mediation of the resistance association</w:t>
+      </w:r>
+    </w:p>
+    <w:p>
+      <w:r>
+        <w:t xml:space="preserve">The attenuation of the resistance coefficient once starting density enters the model is reported in the Results as a descriptive ratio, which is what it is. Separately, a linear product-of-coefficients mediation decomposes the total effect of isoniazid resistance on the day-5 tolerance class into an average causal mediation effect through log10 </w:t>
+      </w:r>
+      <w:r>
+        <w:rPr>
+          <w:i/>
+        </w:rPr>
+        <w:t>N₀</w:t>
+      </w:r>
+      <w:r>
+        <w:t xml:space="preserve"> and an average direct effect (29, 30), with bootstrap percentile intervals from 5 000 resamples, repeated on the baseline stratum and on two binary collapses of the outcome.</w:t>
+      </w:r>
+    </w:p>
+    <w:p>
+      <w:r>
+        <w:t xml:space="preserve">The refit that answers the objection about the mediator being the outcome's own denominator is reported in Section 5. Its stratum is defined here: an isolate is excluded from it when its day-5 reading is at or below the floor of 23 MPN per mL, which is the condition under which the recorded fraction is </w:t>
+      </w:r>
+      <w:r>
+        <w:rPr>
+          <w:i/>
+        </w:rPr>
+        <w:t>L</w:t>
+      </w:r>
+      <w:r>
+        <w:t>/</w:t>
+      </w:r>
+      <w:r>
+        <w:rPr>
+          <w:i/>
+        </w:rPr>
+        <w:t>N</w:t>
+      </w:r>
+      <w:r>
+        <w:t>₀ and the class carries no measured numerator. Eighteen of the 203 meet it. The refit is the same estimator on the remaining 185, with the same seed and the same 5 000 resamples, so the two are comparable term by term.</w:t>
+      </w:r>
+    </w:p>
+    <w:p>
+      <w:r>
+        <w:t>Sequential ignorability is assumed and is not testable here, so the estimate is accompanied by the sensitivity that matters: the residual correlation between mediator and outcome errors at which the point estimate crosses zero, which is about −0.23. The outcome is an ordinal class scored linearly, as in the association family; the binary collapses are reported because they do not depend on that scoring. No claim is made that unmeasured confounding is absent. The estimate replaces the attenuation percentage as the quantity cited for the pathway (Table S6).</w:t>
+      </w:r>
+    </w:p>
+    <w:p>
+      <w:r>
+        <w:t>Fold-change figures such as 216-fold and 265-fold are ten raised to the unrounded log10 difference before display rounding, so that Δ</w:t>
+      </w:r>
+      <w:r>
+        <w:rPr>
+          <w:i/>
+        </w:rPr>
+        <w:t>h</w:t>
+      </w:r>
+      <w:r>
+        <w:t xml:space="preserve"> = 2.3349… is reported as 216-fold rather than as 10^2.33.</w:t>
+      </w:r>
+    </w:p>
+    <w:p>
+      <w:pPr>
+        <w:spacing w:before="240"/>
+      </w:pPr>
+      <w:r>
+        <w:rPr>
+          <w:b/>
+          <w:sz w:val="22"/>
+        </w:rPr>
+        <w:t>What each analysis was fitted to</w:t>
+      </w:r>
+    </w:p>
+    <w:p>
+      <w:r>
+        <w:t>A dozen different denominators appear in this paper and each is correct for its own analysis, so every one of them is derived in a single place (Table S2). The reductions are few and they are named: the MDR tolerance label is a fourth, unordered category and is dropped wherever an ordered outcome is fitted, taking 14 rows from each panel; six 60-day labels are absent before that, so the 60-day panel loses 20 in all; the growth proxy is missing for one isolate; and five of the 72 treated flasks in the six-laboratory deposit carry no usable starting density, which is why a comparison over 72 flasks is reported on 67. Of the 30 laboratory-by-arm cells, 29 retain enough quantified readings to fit a rate.</w:t>
+      </w:r>
+    </w:p>
+    <w:p>
+      <w:r>
+        <w:t>The series counts in the six-laboratory deposit differ for the same reason. Each of the 90 flasks is plated four ways, giving 360 series of which 288 are treated; the descriptive Cox drops a further 27, 26 for carrying no quantified reading at day 0 or day 1 in their own plating and one for reading below its floor at day zero, leaving 261.</w:t>
+      </w:r>
+    </w:p>
+    <w:p>
+      <w:r>
+        <w:t>Whether these exclusions are plausibly ignorable is tested rather than asserted: dropped rows are compared with retained rows on starting density and susceptibility (Table S17). The MDR exclusion differs in susceptibility by construction. The only difference not by construction is in the 60-day panel, where the 20 dropped rows sit higher in starting density.</w:t>
+      </w:r>
+    </w:p>
+    <w:p>
+      <w:pPr>
+        <w:spacing w:before="240"/>
+      </w:pPr>
+      <w:r>
+        <w:rPr>
+          <w:b/>
+          <w:sz w:val="22"/>
+        </w:rPr>
+        <w:t>Dynamic range, and the two boundaries it sets</w:t>
+      </w:r>
+    </w:p>
+    <w:p>
+      <w:r>
+        <w:t xml:space="preserve">For a culture starting at </w:t>
+      </w:r>
+      <w:r>
+        <w:rPr>
+          <w:i/>
+        </w:rPr>
+        <w:t>N₀</w:t>
+      </w:r>
+      <w:r>
+        <w:t xml:space="preserve"> against an assay floor </w:t>
+      </w:r>
+      <w:r>
+        <w:rPr>
+          <w:i/>
+        </w:rPr>
+        <w:t>L</w:t>
+      </w:r>
+      <w:r>
+        <w:t>, two quantities are used and are kept apart, because they are not interchangeable:</w:t>
+      </w:r>
+    </w:p>
+    <w:p>
+      <w:r>
+        <w:rPr>
+          <w:i/>
+        </w:rPr>
+        <w:t>H</w:t>
+      </w:r>
+      <w:r>
+        <w:t xml:space="preserve"> = </w:t>
+      </w:r>
+      <w:r>
+        <w:rPr>
+          <w:i/>
+        </w:rPr>
+        <w:t>N₀</w:t>
+      </w:r>
+      <w:r>
+        <w:t>/</w:t>
+      </w:r>
+      <w:r>
+        <w:rPr>
+          <w:i/>
+        </w:rPr>
+        <w:t>L</w:t>
+      </w:r>
+      <w:r>
+        <w:t xml:space="preserve">, a ratio; </w:t>
+      </w:r>
+      <w:r>
+        <w:rPr>
+          <w:i/>
+        </w:rPr>
+        <w:t>h</w:t>
+      </w:r>
+      <w:r>
+        <w:t xml:space="preserve"> = log10(</w:t>
+      </w:r>
+      <w:r>
+        <w:rPr>
+          <w:i/>
+        </w:rPr>
+        <w:t>N₀</w:t>
+      </w:r>
+      <w:r>
+        <w:t>/</w:t>
+      </w:r>
+      <w:r>
+        <w:rPr>
+          <w:i/>
+        </w:rPr>
+        <w:t>L</w:t>
+      </w:r>
+      <w:r>
+        <w:t xml:space="preserve">), the </w:t>
+      </w:r>
+      <w:r>
+        <w:rPr>
+          <w:b/>
+        </w:rPr>
+        <w:t>headroom</w:t>
+      </w:r>
+      <w:r>
+        <w:t>, in log10 units.</w:t>
+      </w:r>
+    </w:p>
+    <w:p>
+      <w:r>
+        <w:t xml:space="preserve">The headroom is the deepest reduction the assay can resolve. It is fixed by the dilution scheme and the starting culture before any drug acts, and variation between cultures is reported on </w:t>
+      </w:r>
+      <w:r>
+        <w:rPr>
+          <w:i/>
+        </w:rPr>
+        <w:t>h</w:t>
+      </w:r>
+      <w:r>
+        <w:t xml:space="preserve"> rather than on </w:t>
+      </w:r>
+      <w:r>
+        <w:rPr>
+          <w:i/>
+        </w:rPr>
+        <w:t>N₀</w:t>
+      </w:r>
+      <w:r>
+        <w:t>, as Δ</w:t>
+      </w:r>
+      <w:r>
+        <w:rPr>
+          <w:i/>
+        </w:rPr>
+        <w:t>h</w:t>
+      </w:r>
+      <w:r>
+        <w:t xml:space="preserve"> = max(</w:t>
+      </w:r>
+      <w:r>
+        <w:rPr>
+          <w:i/>
+        </w:rPr>
+        <w:t>h</w:t>
+      </w:r>
+      <w:r>
+        <w:t>) − min(</w:t>
+      </w:r>
+      <w:r>
+        <w:rPr>
+          <w:i/>
+        </w:rPr>
+        <w:t>h</w:t>
+      </w:r>
+      <w:r>
+        <w:t>) with the corresponding fold difference 10^Δ</w:t>
+      </w:r>
+      <w:r>
+        <w:rPr>
+          <w:i/>
+        </w:rPr>
+        <w:t>h</w:t>
+      </w:r>
+      <w:r>
+        <w:t xml:space="preserve">. That distinction is not notational here. Where </w:t>
+      </w:r>
+      <w:r>
+        <w:rPr>
+          <w:i/>
+        </w:rPr>
+        <w:t>L</w:t>
+      </w:r>
+      <w:r>
+        <w:t xml:space="preserve"> is set by the plated volume, one culture read on a 2.5 µL drop and on a 100 µL quadruplicate differs by 1.60 log10 in headroom, and a figure computed from </w:t>
+      </w:r>
+      <w:r>
+        <w:rPr>
+          <w:i/>
+        </w:rPr>
+        <w:t>N₀</w:t>
+      </w:r>
+      <w:r>
+        <w:t xml:space="preserve"> alone would discard it.</w:t>
+      </w:r>
+    </w:p>
+    <w:p>
+      <w:r>
+        <w:t>Two boundaries follow from the definitions alone.</w:t>
+      </w:r>
+    </w:p>
+    <w:p>
+      <w:r>
+        <w:rPr>
+          <w:b/>
+        </w:rPr>
+        <w:t>Reachability.</w:t>
+      </w:r>
+      <w:r>
+        <w:t xml:space="preserve"> The smallest value the assay reports as a measurement is </w:t>
+      </w:r>
+      <w:r>
+        <w:rPr>
+          <w:i/>
+        </w:rPr>
+        <w:t>L</w:t>
+      </w:r>
+      <w:r>
+        <w:t xml:space="preserve">, so the largest reduction expressible as a measured value is </w:t>
+      </w:r>
+      <w:r>
+        <w:rPr>
+          <w:i/>
+        </w:rPr>
+        <w:t>h</w:t>
+      </w:r>
+      <w:r>
+        <w:t xml:space="preserve">. A </w:t>
+      </w:r>
+      <w:r>
+        <w:rPr>
+          <w:i/>
+        </w:rPr>
+        <w:t>q</w:t>
+      </w:r>
+      <w:r>
+        <w:t>-log endpoint is therefore observable if and only if</w:t>
+      </w:r>
+    </w:p>
+    <w:p>
+      <w:r>
+        <w:rPr>
+          <w:i/>
+        </w:rPr>
+        <w:t>N₀</w:t>
+      </w:r>
+      <w:r>
+        <w:t xml:space="preserve"> ≥ </w:t>
+      </w:r>
+      <w:r>
+        <w:rPr>
+          <w:i/>
+        </w:rPr>
+        <w:t>N</w:t>
+      </w:r>
+      <w:r>
+        <w:t xml:space="preserve">_reach = </w:t>
+      </w:r>
+      <w:r>
+        <w:rPr>
+          <w:i/>
+        </w:rPr>
+        <w:t>L</w:t>
+      </w:r>
+      <w:r>
+        <w:t xml:space="preserve"> · 10^</w:t>
+      </w:r>
+      <w:r>
+        <w:rPr>
+          <w:i/>
+        </w:rPr>
+        <w:t>q</w:t>
+      </w:r>
+      <w:r>
+        <w:t>.</w:t>
+      </w:r>
+    </w:p>
+    <w:p>
+      <w:r>
+        <w:rPr>
+          <w:b/>
+        </w:rPr>
+        <w:t>Identifiability.</w:t>
+      </w:r>
+      <w:r>
+        <w:t xml:space="preserve"> A censored reading places the true count in [0, </w:t>
+      </w:r>
+      <w:r>
+        <w:rPr>
+          <w:i/>
+        </w:rPr>
+        <w:t>L</w:t>
+      </w:r>
+      <w:r>
+        <w:t xml:space="preserve">], so the recorded surviving fraction is at most </w:t>
+      </w:r>
+      <w:r>
+        <w:rPr>
+          <w:i/>
+        </w:rPr>
+        <w:t>L</w:t>
+      </w:r>
+      <w:r>
+        <w:t>/</w:t>
+      </w:r>
+      <w:r>
+        <w:rPr>
+          <w:i/>
+        </w:rPr>
+        <w:t>N₀</w:t>
+      </w:r>
+      <w:r>
+        <w:t xml:space="preserve"> — an upper bound, not a measurement. Given class thresholds 0 &lt; </w:t>
+      </w:r>
+      <w:r>
+        <w:rPr>
+          <w:i/>
+        </w:rPr>
+        <w:t>c</w:t>
+      </w:r>
+      <w:r>
+        <w:t xml:space="preserve">₁ &lt; </w:t>
+      </w:r>
+      <w:r>
+        <w:rPr>
+          <w:i/>
+        </w:rPr>
+        <w:t>c</w:t>
+      </w:r>
+      <w:r>
+        <w:t xml:space="preserve">₂ …, the class is determined by the data only if the whole interval [0, </w:t>
+      </w:r>
+      <w:r>
+        <w:rPr>
+          <w:i/>
+        </w:rPr>
+        <w:t>L</w:t>
+      </w:r>
+      <w:r>
+        <w:t>/</w:t>
+      </w:r>
+      <w:r>
+        <w:rPr>
+          <w:i/>
+        </w:rPr>
+        <w:t>N₀</w:t>
+      </w:r>
+      <w:r>
+        <w:t>] lies inside one class. Since that interval contains zero, the only candidate is the lowest class, so the class is determined if and only if</w:t>
+      </w:r>
+    </w:p>
+    <w:p>
+      <w:r>
+        <w:rPr>
+          <w:i/>
+        </w:rPr>
+        <w:t>N₀</w:t>
+      </w:r>
+      <w:r>
+        <w:t xml:space="preserve"> &gt; </w:t>
+      </w:r>
+      <w:r>
+        <w:rPr>
+          <w:i/>
+        </w:rPr>
+        <w:t>N</w:t>
+      </w:r>
+      <w:r>
+        <w:t xml:space="preserve">_id = </w:t>
+      </w:r>
+      <w:r>
+        <w:rPr>
+          <w:i/>
+        </w:rPr>
+        <w:t>L</w:t>
+      </w:r>
+      <w:r>
+        <w:t>/</w:t>
+      </w:r>
+      <w:r>
+        <w:rPr>
+          <w:i/>
+        </w:rPr>
+        <w:t>c</w:t>
+      </w:r>
+      <w:r>
+        <w:t>₁.</w:t>
+      </w:r>
+    </w:p>
+    <w:p>
+      <w:r>
+        <w:t xml:space="preserve">Above that boundary the lowest class is the only one compatible with a censored reading, whatever the true count was, so the class the rule assigns is fixed by </w:t>
+      </w:r>
+      <w:r>
+        <w:rPr>
+          <w:i/>
+        </w:rPr>
+        <w:t>N₀</w:t>
+      </w:r>
+      <w:r>
+        <w:t xml:space="preserve"> rather than by the surviving population. The boundary says nothing about whether a culture reaches the floor, which depends on the drug; it says what the classification can mean once one has. Both boundaries are properties of the method and involve neither the drug nor the strain, and their ratio is </w:t>
+      </w:r>
+      <w:r>
+        <w:rPr>
+          <w:i/>
+        </w:rPr>
+        <w:t>N</w:t>
+      </w:r>
+      <w:r>
+        <w:t>_reach/</w:t>
+      </w:r>
+      <w:r>
+        <w:rPr>
+          <w:i/>
+        </w:rPr>
+        <w:t>N</w:t>
+      </w:r>
+      <w:r>
+        <w:t xml:space="preserve">_id = </w:t>
+      </w:r>
+      <w:r>
+        <w:rPr>
+          <w:i/>
+        </w:rPr>
+        <w:t>c</w:t>
+      </w:r>
+      <w:r>
+        <w:t>₁ · 10^</w:t>
+      </w:r>
+      <w:r>
+        <w:rPr>
+          <w:i/>
+        </w:rPr>
+        <w:t>q</w:t>
+      </w:r>
+      <w:r>
+        <w:t>.</w:t>
+      </w:r>
+    </w:p>
+    <w:p>
+      <w:r>
+        <w:t xml:space="preserve">Seeding a culture above </w:t>
+      </w:r>
+      <w:r>
+        <w:rPr>
+          <w:i/>
+        </w:rPr>
+        <w:t>L</w:t>
+      </w:r>
+      <w:r>
+        <w:t xml:space="preserve"> · max(10^</w:t>
+      </w:r>
+      <w:r>
+        <w:rPr>
+          <w:i/>
+        </w:rPr>
+        <w:t>q</w:t>
+      </w:r>
+      <w:r>
+        <w:t>, 1/</w:t>
+      </w:r>
+      <w:r>
+        <w:rPr>
+          <w:i/>
+        </w:rPr>
+        <w:t>c</w:t>
+      </w:r>
+      <w:r>
+        <w:t>₁) makes both failure modes impossible, which is a design criterion computable before an experiment rather than a diagnosis after it.</w:t>
+      </w:r>
+    </w:p>
+    <w:p>
+      <w:pPr>
+        <w:spacing w:before="240"/>
+      </w:pPr>
+      <w:r>
+        <w:rPr>
+          <w:b/>
+          <w:sz w:val="22"/>
+        </w:rPr>
+        <w:t>Estimation</w:t>
+      </w:r>
+    </w:p>
+    <w:p>
+      <w:r>
+        <w:t xml:space="preserve">A </w:t>
+      </w:r>
+      <w:r>
+        <w:rPr>
+          <w:b/>
+        </w:rPr>
+        <w:t>Tobit model</w:t>
+      </w:r>
+      <w:r>
+        <w:t xml:space="preserve"> fits log10 CFU/mL linearly in time by maximum likelihood (31). An observed reading contributes the usual Gaussian density; a censored reading contributes log Φ((limit − µ)/σ), the probability that it fell below its own limit. This is Beal's M3 (Beal 2001) written for this assay (32). The choice is not new to tuberculosis: censoring bactericidal-activity CFU series below their detection limit, rather than dropping or zeroing them, has been applied to early bactericidal activity trial data before, and reported to undercover the true killing rate relative to a model that treats zero counts as their own outcome rather than as bounded-below continuous ones (33, 34). That finding is about the slope fitted across an entire trial arm; what this paper adds is the classification consequence of the same censoring at the single terminal reading a tolerance call is cut on. Intervals come from the profile likelihood.</w:t>
+      </w:r>
+    </w:p>
+    <w:p>
+      <w:r>
+        <w:rPr>
+          <w:b/>
+        </w:rPr>
+        <w:t>Multiple imputation</w:t>
+      </w:r>
+      <w:r>
+        <w:t xml:space="preserve"> draws each censored reading from the fitted normal truncated at its own limit, refits by ordinary least squares, and pools 50 fits by Rubin's rules (35). The imputation is proper: the line and the error scale are redrawn from the Tobit fit's own asymptotic distribution at every imputation rather than held at the point estimate, so the between-imputation variance carries the uncertainty in the model that generated the draws. What the agreement between the two estimators establishes is therefore that the answer does not depend on which arithmetic recovers it. It does not establish that the sub-floor distribution is normal: both make that assumption, and no reading below the floor exists to test it against. Where the assumption itself is in question, the quantity to look at is the headroom, not the fit.</w:t>
+      </w:r>
+    </w:p>
+    <w:p>
+      <w:r>
+        <w:t>The growth proxy is the deposit's time to an optical density of 0.4, in days; the deposit records no wavelength, so none is given here. Because it is a time, it runs inversely to growth rate: a larger value is a slower-growing isolate.</w:t>
+      </w:r>
+    </w:p>
+    <w:p>
+      <w:r>
+        <w:rPr>
+          <w:b/>
+        </w:rPr>
+        <w:t>The tolerance label</w:t>
+      </w:r>
+      <w:r>
+        <w:t xml:space="preserve"> is modelled as an ordered categorical outcome by proportional-odds ordinal logistic regression (36), with starting density as a prespecified covariate and every association reported unadjusted and adjusted for it. The MDR category of the deposited label is a fourth, unordered category and is excluded; all 14 rows carrying it fall outside the susceptible-versus-resistant contrast in any case, so the ordinal and linear models are fitted to identical rows. Proportional odds is tested by a Brant test per predictor (37) and by a likelihood-ratio test against a generalised ordered logit (38) with the coefficient released; where it fails, the released partial-proportional-odds fit is reported and checked against a multinomial fit that assumes no ordering. Rows are dropped only for a missing outcome, predictor or starting density, and the dropped rows are compared with the retained ones on starting density and susceptibility. Because the deposit carries no patient identifier, the repeated-isolate structure is handled by a baseline-only stratum rather than by a random effect, and the linear models of the earlier analysis are retained as a sensitivity comparison (Table S18).</w:t>
+      </w:r>
+    </w:p>
+    <w:p>
+      <w:r>
+        <w:rPr>
+          <w:b/>
+        </w:rPr>
+        <w:t>Time-to-event analysis</w:t>
+      </w:r>
+      <w:r>
+        <w:t xml:space="preserve"> treats the </w:t>
+      </w:r>
+      <w:r>
+        <w:rPr>
+          <w:b/>
+        </w:rPr>
+        <w:t>first observed crossing below the assay floor</w:t>
+      </w:r>
+      <w:r>
+        <w:t xml:space="preserve"> as the event, with series never falling below their own floor right-censored at their last visit. The event is named that way throughout and is not read as clearance, sterilisation or the end of a culture: of the series that cross, 60 per cent read above the floor again at a later visit.</w:t>
+      </w:r>
+    </w:p>
+    <w:p>
+      <w:r>
+        <w:t xml:space="preserve">The crossing time is interval-censored, not observed: it lies between the last visit above the floor and the first visit below it, and the visit schedule is coarse. Interval-censored fits (39) are therefore reported alongside the naive treatment that pins the event to the visit at which the blank plate was noticed. Kaplan–Meier (40) and Cox proportional hazards (41) are retained as </w:t>
+      </w:r>
+      <w:r>
+        <w:rPr>
+          <w:b/>
+        </w:rPr>
+        <w:t>descriptive</w:t>
+      </w:r>
+      <w:r>
+        <w:t xml:space="preserve"> summaries of first crossing only; their intervals are replaced by cluster bootstraps over laboratories and over flasks (42), because those 261 series come from 72 flasks in 6 laboratories and the partial likelihood treats them as independent. No p-value is quoted for a term that is constant within laboratory, since six clusters cannot support one. Proportionality is tested on Schoenfeld residuals (43, 44).</w:t>
+      </w:r>
+    </w:p>
+    <w:p>
+      <w:r>
+        <w:t>A cell is fitted only when it retains at least six quantified readings at three distinct times; below that the slope is determined by the censoring pattern rather than by the counts.</w:t>
+      </w:r>
+    </w:p>
+    <w:p>
+      <w:r>
+        <w:rPr>
+          <w:b/>
+        </w:rPr>
+        <w:t>The replicate-level bootstrap</w:t>
+      </w:r>
+      <w:r>
+        <w:t xml:space="preserve"> (45) behind the interval slopes resamples the three replicate counts with replacement at both ends of each interval, takes their mean, refits the concentration slope on each draw, and takes percentile intervals from 20 000 draws. The resampling unit is the replicate count, not the interval, so a draw can repeat a replicate at one end and not the other. It is a draw of the three-replicate MEAN, because the mean is what the slope is fitted through; drawing a single replicate instead would attach the variance of one count to an estimate built from three. This bootstrap, and not the least-squares fit through the four concentration means that the deposited table reports beside it, is the interval quoted in Text S3 and drawn in Figure S3C. The least-squares fit is kept in the table for comparison and is labelled there: it has two residual degrees of freedom and discards the replicate scatter entirely. An interval on a proportion — an inversion rate, or a share of flasks — is the Jeffreys interval (46), which is the equal-tailed posterior under the Jeffreys prior and does not collapse to zero width when the count is 0 or n, as the normal approximation does at the sample sizes here.</w:t>
+      </w:r>
+    </w:p>
+    <w:p>
+      <w:r>
+        <w:rPr>
+          <w:b/>
+        </w:rPr>
+        <w:t>What is standard and what is not.</w:t>
+      </w:r>
+      <w:r>
+        <w:t xml:space="preserve"> The Tobit fit, Kaplan–Meier, Cox and the interval-censored fits come from the packages named below. Four procedures do not: the Brant test of proportional odds, the partial-proportional-odds fit with a per-cut coefficient mask, the product-of-coefficients mediation with bootstrap percentile intervals, and the residual-correlation sensitivity for sequential ignorability. Those are implemented in the released analysis code rather than taken from a package — in `exp30_ordinal_tolerance.py` and `exp34_mediation.py` — and the partial-proportional-odds likelihood is validated against the proportional-odds fit it nests, agreeing to 1.0 × 10⁻¹⁰ in log-likelihood when nothing is released. The multinomial check uses statsmodels.</w:t>
+      </w:r>
+    </w:p>
+    <w:p>
+      <w:pPr>
+        <w:spacing w:before="240"/>
+      </w:pPr>
+      <w:r>
+        <w:rPr>
+          <w:b/>
+          <w:sz w:val="22"/>
+        </w:rPr>
+        <w:t>The decomposition of a crossing time</w:t>
+      </w:r>
+    </w:p>
+    <w:p>
+      <w:r>
+        <w:t xml:space="preserve">Over an interval in which the decline is close to log-linear, log10 </w:t>
+      </w:r>
+      <w:r>
+        <w:rPr>
+          <w:i/>
+        </w:rPr>
+        <w:t>N</w:t>
+      </w:r>
+      <w:r>
+        <w:t>(</w:t>
+      </w:r>
+      <w:r>
+        <w:rPr>
+          <w:i/>
+        </w:rPr>
+        <w:t>t</w:t>
+      </w:r>
+      <w:r>
+        <w:t xml:space="preserve">) = </w:t>
+      </w:r>
+      <w:r>
+        <w:rPr>
+          <w:i/>
+        </w:rPr>
+        <w:t>a</w:t>
+      </w:r>
+      <w:r>
+        <w:t xml:space="preserve"> − </w:t>
+      </w:r>
+      <w:r>
+        <w:rPr>
+          <w:i/>
+        </w:rPr>
+        <w:t>bt</w:t>
+      </w:r>
+      <w:r>
+        <w:t xml:space="preserve">, and with </w:t>
+      </w:r>
+      <w:r>
+        <w:rPr>
+          <w:i/>
+        </w:rPr>
+        <w:t>ℓ</w:t>
+      </w:r>
+      <w:r>
+        <w:t xml:space="preserve"> the log10 assay floor and </w:t>
+      </w:r>
+      <w:r>
+        <w:rPr>
+          <w:i/>
+        </w:rPr>
+        <w:t>D</w:t>
+      </w:r>
+      <w:r>
+        <w:t xml:space="preserve"> = </w:t>
+      </w:r>
+      <w:r>
+        <w:rPr>
+          <w:i/>
+        </w:rPr>
+        <w:t>a</w:t>
+      </w:r>
+      <w:r>
+        <w:t xml:space="preserve"> − </w:t>
+      </w:r>
+      <w:r>
+        <w:rPr>
+          <w:i/>
+        </w:rPr>
+        <w:t>ℓ</w:t>
+      </w:r>
+      <w:r>
+        <w:t xml:space="preserve"> the distance the population starts above it, the crossing time is </w:t>
+      </w:r>
+      <w:r>
+        <w:rPr>
+          <w:i/>
+        </w:rPr>
+        <w:t>T</w:t>
+      </w:r>
+      <w:r>
+        <w:t xml:space="preserve"> = </w:t>
+      </w:r>
+      <w:r>
+        <w:rPr>
+          <w:i/>
+        </w:rPr>
+        <w:t>D</w:t>
+      </w:r>
+      <w:r>
+        <w:t>/</w:t>
+      </w:r>
+      <w:r>
+        <w:rPr>
+          <w:i/>
+        </w:rPr>
+        <w:t>b</w:t>
+      </w:r>
+      <w:r>
+        <w:t>. For two flasks,</w:t>
+      </w:r>
+    </w:p>
+    <w:p>
+      <w:pPr>
+        <w:spacing w:line="240" w:lineRule="auto"/>
+        <w:ind w:left="720"/>
+      </w:pPr>
+      <w:r>
+        <w:rPr>
+          <w:rFonts w:ascii="Consolas" w:hAnsi="Consolas"/>
+          <w:sz w:val="22"/>
+        </w:rPr>
+        <w:t>log(T_A / T_B) = log(D_A / D_B) − log(b_A / b_B)</w:t>
+      </w:r>
+    </w:p>
+    <w:p>
+      <w:r>
+        <w:t xml:space="preserve">which is exact on this model and splits a difference in crossing time into a distance term and a rate term. An </w:t>
+      </w:r>
+      <w:r>
+        <w:rPr>
+          <w:b/>
+        </w:rPr>
+        <w:t>inversion</w:t>
+      </w:r>
+      <w:r>
+        <w:t xml:space="preserve"> is a pair in which A fell faster yet crossed later, which occurs exactly when </w:t>
+      </w:r>
+      <w:r>
+        <w:rPr>
+          <w:i/>
+        </w:rPr>
+        <w:t>D_A</w:t>
+      </w:r>
+      <w:r>
+        <w:t>/</w:t>
+      </w:r>
+      <w:r>
+        <w:rPr>
+          <w:i/>
+        </w:rPr>
+        <w:t>D_B</w:t>
+      </w:r>
+      <w:r>
+        <w:t xml:space="preserve"> &gt; </w:t>
+      </w:r>
+      <w:r>
+        <w:rPr>
+          <w:i/>
+        </w:rPr>
+        <w:t>b_A</w:t>
+      </w:r>
+      <w:r>
+        <w:t>/</w:t>
+      </w:r>
+      <w:r>
+        <w:rPr>
+          <w:i/>
+        </w:rPr>
+        <w:t>b_B</w:t>
+      </w:r>
+      <w:r>
+        <w:t xml:space="preserve">. A single slope is not a full description of a biphasic trajectory, so </w:t>
+      </w:r>
+      <w:r>
+        <w:rPr>
+          <w:i/>
+        </w:rPr>
+        <w:t>b</w:t>
+      </w:r>
+      <w:r>
+        <w:t xml:space="preserve"> is the average decline over the window fitted, and the variance shares reported below are shares of that averaged slope; averaging across decline and regrowth moves the rate term up rather than down, so the distance share is a lower bound; </w:t>
+      </w:r>
+      <w:r>
+        <w:rPr>
+          <w:i/>
+        </w:rPr>
+        <w:t>D</w:t>
+      </w:r>
+      <w:r>
+        <w:t xml:space="preserve"> is taken from the measured day 0 to 1 density rather than from the fitted intercept, because a single line through a biphasic curve extrapolates back to an intercept well below the culture the flask started from.</w:t>
+      </w:r>
+    </w:p>
+    <w:p>
+      <w:pPr>
+        <w:spacing w:before="240"/>
+      </w:pPr>
+      <w:r>
+        <w:rPr>
+          <w:b/>
+          <w:sz w:val="22"/>
+        </w:rPr>
+        <w:t>Multiplicity</w:t>
+      </w:r>
+    </w:p>
+    <w:p>
+      <w:r>
+        <w:t>Where a question admits more than one test, every test the deposit supports is run, and the family is corrected by the Benjamini–Hochberg procedure (47) at a false discovery rate of 5 per cent. For each test we report the correlation the sample size could have resolved at 95 per cent confidence, so that a null is bounded rather than asserted.</w:t>
+      </w:r>
+    </w:p>
+    <w:p>
+      <w:pPr>
+        <w:spacing w:before="240"/>
+      </w:pPr>
+      <w:r>
+        <w:rPr>
+          <w:b/>
+          <w:sz w:val="22"/>
+        </w:rPr>
+        <w:t>Reproducibility</w:t>
+      </w:r>
+    </w:p>
+    <w:p>
+      <w:r>
+        <w:t>Every number in this paper is regenerated by a script that writes a machine- readable receipt of what it computed, and a separate audit script recomputes 174 of the quantities quoted in the text from the tables they came from and reports any that disagree. That audit is not exhaustive: it pins the load-bearing counts, every headline interval and every figure a conclusion rests on, and it does not pin every cell of every table.</w:t>
+      </w:r>
+    </w:p>
+    <w:p>
+      <w:r>
+        <w:t>A second audit reads what the first cannot. The value audit parses table bodies only, so it never sees a table legend, a figure legend, Box 1 or the Abstract — and it has no way to notice that a number called a hazard ratio in one place is called a p-value in another, which is a mistake this manuscript made and a reviewer caught. The second audit checks that every number in those four regions, conventions such as the endpoint constants and the confidence level aside, occurs in a results file, a receipt or a table body; that no numeric literal carries two incompatible statistical labels and that no most-probable number is printed as a colony count; that percentages, fold-changes, corrected thresholds, spans and interval bounds follow from their own stated inputs; and that no conclusion the self-audit marks unsupported is still asserted anywhere, that every sample size traces to a line in the flow account, that every cross-reference resolves, and that no block of prose states the same thing twice, which is what a paragraph looks like when the passage its rewrite replaced was never deleted. It fails the pipeline on the findings it grades as contradictions and reports anything weaker without failing; an untraceable number in a figure legend, in Box 1 or in the Abstract is weaker, and so is a legend count its own table contradicts where the results carry that value elsewhere. Every table is generated from the results files and the manuscript is assembled from that generated material, never edited downstream of it, so a table cannot drift from the analysis behind it.</w:t>
+      </w:r>
+    </w:p>
+    <w:p>
+      <w:r>
+        <w:t>What the second audit does not cover is worth stating, because a guarantee whose edges are unstated will be read as covering everything. It is an existence check before it is a semantic one: a number that is correct somewhere in the corpus but attached to the wrong quantity passes unless some other rule reaches it. Figure legends, Box 1 and the Abstract have no staleness net comparable to the one that diffs each spliced table against the block that generated it, so a stale number there is caught only if it exists nowhere else. An error introduced into a legend inside the table-generating code is invisible to a check that compares the paper against that code's own output. And the self-audit table is the premise of the withdrawn-claim check rather than its subject: the check sees only the conclusions that table lists, so a reading retracted in the prose alone lies outside it, and a verdict silently changed from unsupported to supported would not be detected.</w:t>
+      </w:r>
+    </w:p>
+    <w:p>
+      <w:r>
+        <w:t>Analyses used Python 3.14 with numpy 2.5.0 (48), scipy 1.18.0 (49), pandas 3.0.3 (50), statsmodels 0.15.0 (51) and lifelines 0.30.3 (52).</w:t>
+      </w:r>
+    </w:p>
+    <w:p>
+      <w:pPr>
+        <w:spacing w:before="240"/>
+      </w:pPr>
+      <w:r>
+        <w:rPr>
+          <w:b/>
+          <w:sz w:val="22"/>
+        </w:rPr>
+        <w:t>Ethics</w:t>
+      </w:r>
+    </w:p>
+    <w:p>
+      <w:r>
+        <w:t xml:space="preserve">This study reanalysed publicly available, de-identified datasets deposited by other groups, and generated one time-kill experiment in a reference strain of </w:t>
+      </w:r>
+      <w:r>
+        <w:rPr>
+          <w:i/>
+        </w:rPr>
+        <w:t>Escherichia coli</w:t>
+      </w:r>
+      <w:r>
+        <w:t>. No human or animal subjects were involved, no patient samples were collected, and no individual is identifiable from any material presented here. The prospective experiment was performed at the Department of Microbiology, Iran University of Medical Sciences, Tehran, Iran, on a biosafety-level-1-appropriate quality-control strain (ATCC 25922); no institutional review board holds jurisdiction over secondary analysis of de-identified public data or over work on a bacterial quality-control strain.</w:t>
+      </w:r>
+    </w:p>
+    <w:p>
+      <w:pPr>
+        <w:spacing w:before="240"/>
+      </w:pPr>
+      <w:r>
+        <w:rPr>
+          <w:b/>
+          <w:sz w:val="22"/>
+        </w:rPr>
+        <w:t>Declaration of generative AI and AI-assisted technologies in the manuscript preparation process</w:t>
+      </w:r>
+    </w:p>
+    <w:p>
+      <w:r>
+        <w:t>Anthropic's Claude was used under the author's direction to read the manuscript and to assist in running the Python analysis pipeline. Claude Sonnet 5 was further used, under the author's direction, to document and organise the analysis code and to prepare its commits to the version-controlled repository. No figure, image or schematic was generated by an artificial intelligence tool; every figure is plotted from values that regenerate from the public deposits. No artificial intelligence tool is an author. The author directed the study, verified every reported quantity against the source deposits and the regenerating pipeline, and takes full responsibility for the content of this article, including its accuracy and its originality.</w:t>
+      </w:r>
+    </w:p>
+    <w:p>
+      <w:pPr>
+        <w:spacing w:before="240"/>
+      </w:pPr>
+      <w:r>
+        <w:rPr>
+          <w:b/>
+          <w:sz w:val="22"/>
+        </w:rPr>
+        <w:t>Data availability</w:t>
+      </w:r>
+    </w:p>
+    <w:p>
+      <w:r>
+        <w:t>Every dataset reanalysed here was already public under an open licence and none was generated for this study. Each is identified in Table 3 and cited alongside the article that first described it: Vijay and colleagues (21, 53), van Wijk and colleagues (12, 13), Windels and colleagues (23, 24), Kaur and colleagues (25, 26), and the hollow-fibre Source Data of Dubey and colleagues (14, 15), held out of every fitting step. The readings from the prospective experiment are deposited with the analysis code.</w:t>
+      </w:r>
+    </w:p>
+    <w:p>
+      <w:r>
+        <w:t>That code, both audit scripts, the headroom tool and the machine-readable receipts recording the software versions each stage ran under are in a public repository (54), with the documentation and test data needed to run them. It is dual-licensed: the code under the Massachusetts Institute of Technology (MIT) licence, and the manuscript, figures and results under CC BY 4.0. The deposits keep their depositors' own licences. It is at https://github.com/piranfar/detection-floor-tolerance-endpoints, and this manuscript was built from commit 9b1b57c+ of it — the state of the repository the text describes, rather than the commit that records the build. A trailing plus sign, if present, marks a build made with uncommitted changes in the tree.</w:t>
       </w:r>
     </w:p>
     <w:p>
@@ -3274,7 +4848,7 @@
     </w:p>
     <w:p>
       <w:r>
-        <w:t>The supplemental file carries the full Materials and Methods, the analyses named above as supplementary text, and 26 supplemental tables. Of those, 14 belong to analyses reported in that file rather than in this article, and are cited there at the point where each is used.</w:t>
+        <w:t>The supplemental file carries the full Materials and Methods, the analyses named above as supplementary text, and 26 supplemental tables. Of those, 8 belong to analyses reported in that file rather than in this article, and are cited there at the point where each is used.</w:t>
       </w:r>
     </w:p>
     <w:p>
@@ -5414,7 +6988,7 @@
               <w:rPr>
                 <w:sz w:val="18"/>
               </w:rPr>
-              <w:t>Zenodo 7550302 (24)</w:t>
+              <w:t>Zenodo 7550302 (23)</w:t>
             </w:r>
           </w:p>
         </w:tc>
@@ -5890,7 +7464,7 @@
     </w:p>
     <w:p>
       <w:r>
-        <w:t xml:space="preserve">22. Vijay S, Bao NLH, Vinh DN, Nhat LTH, Thu DDA, Quang NL, Trieu LPT, Nhung HN, Ha VTN, Thai PVK, Ha DTM, Lan NH, Caws M, Thwaites GE, Javid B, Thuong NT. 2024. Rifampicin tolerance and growth fitness among isoniazid-resistant clinical </w:t>
+        <w:t xml:space="preserve">22. Rabodoarivelo MS, Hoffmann E, Gaudin C, Aguilar-Ayala DA, Galizia J, Sonnenkalb L, Dal Molin M, Cioetto-Mazzabò L, Degiacomi G, Recchia D, Rybniker J, Manganelli R, Pasca MR, Ramón-García S, Lucía A. 2025. Protocol to quantify bacterial burden in time-kill assays using colony-forming units and most probable number readouts for </w:t>
       </w:r>
       <w:r>
         <w:rPr>
@@ -5899,22 +7473,22 @@
         <w:t>Mycobacterium tuberculosis</w:t>
       </w:r>
       <w:r>
-        <w:t xml:space="preserve"> isolates from a longitudinal study. Elife 13:RP93243. https://doi.org/10.7554/eLife.93243.</w:t>
+        <w:t>. STAR Protoc 6:103643. https://doi.org/10.1016/j.xpro.2025.103643.</w:t>
       </w:r>
     </w:p>
     <w:p>
       <w:r>
-        <w:t>23. Windels EM, Cool L, Persy E, Swinnen J, Matthay P, Van den Bergh B, Wenseleers T, Michiels J. 2024. Data supporting "Antibiotic dose and nutrient availability differentially drive the evolution of antibiotic resistance and persistence". Zenodo. https://doi.org/10.5281/zenodo.7550302.</w:t>
+        <w:t>23. Windels EM, Cool L, Persy E, Swinnen J, Matthay P, Van den Bergh B, Wenseleers T, Michiels J. 2024. Antibiotic dose and nutrient availability differentially drive the evolution of antibiotic resistance and persistence. ISME J 18:wrae070. https://doi.org/10.1093/ismejo/wrae070.</w:t>
       </w:r>
     </w:p>
     <w:p>
       <w:r>
-        <w:t>24. Windels EM, Cool L, Persy E, Swinnen J, Matthay P, Van den Bergh B, Wenseleers T, Michiels J. 2024. Antibiotic dose and nutrient availability differentially drive the evolution of antibiotic resistance and persistence. ISME J 18:wrae070. https://doi.org/10.1093/ismejo/wrae070.</w:t>
+        <w:t>24. Windels EM, Cool L, Persy E, Swinnen J, Matthay P, Van den Bergh B, Wenseleers T, Michiels J. 2024. Data supporting "Antibiotic dose and nutrient availability differentially drive the evolution of antibiotic resistance and persistence". Zenodo. https://doi.org/10.5281/zenodo.7550302.</w:t>
       </w:r>
     </w:p>
     <w:p>
       <w:r>
-        <w:t xml:space="preserve">25. Kaur P. 2024. Apramycin kills replicating and non-replicating </w:t>
+        <w:t xml:space="preserve">25. Kaur P, Ramya VK, Naveenkumar CN, Bharathkumar K, Singh M, Hobbie SN, Shandil RK, Narayanan S. 2024. Apramycin kills replicating and non-replicating </w:t>
       </w:r>
       <w:r>
         <w:rPr>
@@ -5923,12 +7497,12 @@
         <w:t>Mycobacterium tuberculosis</w:t>
       </w:r>
       <w:r>
-        <w:t xml:space="preserve"> — raw data. figshare. https://doi.org/10.6084/m9.figshare.26462791.v1.</w:t>
+        <w:t>. Front Trop Dis 5:1413211. https://doi.org/10.3389/fitd.2024.1413211.</w:t>
       </w:r>
     </w:p>
     <w:p>
       <w:r>
-        <w:t xml:space="preserve">26. Kaur P, Ramya VK, Naveenkumar CN, Bharathkumar K, Singh M, Hobbie SN, Shandil RK, Narayanan S. 2024. Apramycin kills replicating and non-replicating </w:t>
+        <w:t xml:space="preserve">26. Kaur P. 2024. Apramycin kills replicating and non-replicating </w:t>
       </w:r>
       <w:r>
         <w:rPr>
@@ -5937,12 +7511,156 @@
         <w:t>Mycobacterium tuberculosis</w:t>
       </w:r>
       <w:r>
-        <w:t>. Front Trop Dis 5:1413211. https://doi.org/10.3389/fitd.2024.1413211.</w:t>
+        <w:t xml:space="preserve"> — raw data. figshare. https://doi.org/10.6084/m9.figshare.26462791.v1.</w:t>
       </w:r>
     </w:p>
     <w:p>
       <w:r>
-        <w:t>27. Piranfar V. 2026. Analysis code, audit scripts and headroom tool for "The detection floor bounds tolerance endpoints in Mycobacterium tuberculosis". GitHub. https://github.com/piranfar/detection-floor-tolerance-endpoints.</w:t>
+        <w:t>27. Clinical and Laboratory Standards Institute. 2024. Methods for dilution antimicrobial susceptibility tests for bacteria that grow aerobically, 12th ed. CLSI standard M07. Clinical and Laboratory Standards Institute, Wayne, PA.</w:t>
+      </w:r>
+    </w:p>
+    <w:p>
+      <w:r>
+        <w:t>28. Clinical and Laboratory Standards Institute. 2026. Performance standards for antimicrobial susceptibility testing, 36th ed. CLSI supplement M100. Clinical and Laboratory Standards Institute, Wayne, PA.</w:t>
+      </w:r>
+    </w:p>
+    <w:p>
+      <w:r>
+        <w:t>29. Imai K, Keele L, Yamamoto T. 2010. Identification, inference and sensitivity analysis for causal mediation effects. Stat Sci 25:51-71. https://doi.org/10.1214/10-STS321.</w:t>
+      </w:r>
+    </w:p>
+    <w:p>
+      <w:r>
+        <w:t>30. Baron RM, Kenny DA. 1986. The moderator-mediator variable distinction in social psychological research: conceptual, strategic, and statistical considerations. J Pers Soc Psychol 51:1173-1182. https://doi.org/10.1037/0022-3514.51.6.1173.</w:t>
+      </w:r>
+    </w:p>
+    <w:p>
+      <w:r>
+        <w:t>31. Tobin J. 1958. Estimation of relationships for limited dependent variables. Econometrica 26:24. https://doi.org/10.2307/1907382.</w:t>
+      </w:r>
+    </w:p>
+    <w:p>
+      <w:r>
+        <w:t>32. Beal SL. 2001. Ways to fit a PK model with some data below the quantification limit. J Pharmacokinet Pharmacodyn 28:481-504. https://doi.org/10.1023/A:1012299115260.</w:t>
+      </w:r>
+    </w:p>
+    <w:p>
+      <w:r>
+        <w:t>33. Burger DA, Schall R. 2015. A Bayesian nonlinear mixed-effects regression model for the characterization of early bactericidal activity of tuberculosis drugs. J Biopharm Stat 25:1247-1271. https://doi.org/10.1080/10543406.2014.971170.</w:t>
+      </w:r>
+    </w:p>
+    <w:p>
+      <w:r>
+        <w:t>34. Burger DA, Schall R. 2018. Robust fit of Bayesian mixed effects regression models with application to colony forming unit count in tuberculosis research. Stat Med 37:544-556. https://doi.org/10.1002/sim.7529.</w:t>
+      </w:r>
+    </w:p>
+    <w:p>
+      <w:r>
+        <w:t>35. Rubin DB. 1987. Multiple imputation for nonresponse in surveys. John Wiley &amp; Sons, New York, NY. https://doi.org/10.1002/9780470316696.</w:t>
+      </w:r>
+    </w:p>
+    <w:p>
+      <w:r>
+        <w:t>36. McCullagh P. 1980. Regression models for ordinal data. J R Stat Soc Series B Stat Methodol 42:109-127. https://doi.org/10.1111/j.2517-6161.1980.tb01109.x.</w:t>
+      </w:r>
+    </w:p>
+    <w:p>
+      <w:r>
+        <w:t>37. Brant R. 1990. Assessing proportionality in the proportional odds model for ordinal logistic regression. Biometrics 46:1171-1178.</w:t>
+      </w:r>
+    </w:p>
+    <w:p>
+      <w:r>
+        <w:t>38. Peterson B, Harrell FE Jr. 1990. Partial proportional odds models for ordinal response variables. J R Stat Soc Ser C Appl Stat 39:205. https://doi.org/10.2307/2347760.</w:t>
+      </w:r>
+    </w:p>
+    <w:p>
+      <w:r>
+        <w:t>39. Turnbull BW. 1976. The empirical distribution function with arbitrarily grouped, censored and truncated data. J R Stat Soc Series B Stat Methodol 38:290-295. https://doi.org/10.1111/j.2517-6161.1976.tb01597.x.</w:t>
+      </w:r>
+    </w:p>
+    <w:p>
+      <w:r>
+        <w:t>40. Kaplan EL, Meier P. 1958. Nonparametric estimation from incomplete observations. J Am Stat Assoc 53:457-481. https://doi.org/10.1080/01621459.1958.10501452.</w:t>
+      </w:r>
+    </w:p>
+    <w:p>
+      <w:r>
+        <w:t>41. Cox DR. 1972. Regression models and life-tables. J R Stat Soc Series B Stat Methodol 34:187-202. https://doi.org/10.1111/j.2517-6161.1972.tb00899.x.</w:t>
+      </w:r>
+    </w:p>
+    <w:p>
+      <w:r>
+        <w:t>42. Field CA, Welsh AH. 2007. Bootstrapping clustered data. J R Stat Soc Series B Stat Methodol 69:369-390. https://doi.org/10.1111/j.1467-9868.2007.00593.x.</w:t>
+      </w:r>
+    </w:p>
+    <w:p>
+      <w:r>
+        <w:t>43. Schoenfeld D. 1982. Partial residuals for the proportional hazards regression model. Biometrika 69:239-241. https://doi.org/10.1093/biomet/69.1.239.</w:t>
+      </w:r>
+    </w:p>
+    <w:p>
+      <w:r>
+        <w:t>44. Grambsch PM, Therneau TM. 1994. Proportional hazards tests and diagnostics based on weighted residuals. Biometrika 81:515-526. https://doi.org/10.1093/biomet/81.3.515.</w:t>
+      </w:r>
+    </w:p>
+    <w:p>
+      <w:r>
+        <w:t>45. Efron B. 1979. Bootstrap methods: another look at the jackknife. Ann Stat 7:1-26. https://doi.org/10.1214/aos/1176344552.</w:t>
+      </w:r>
+    </w:p>
+    <w:p>
+      <w:r>
+        <w:t>46. Brown LD, Cai TT, DasGupta A. 2001. Interval estimation for a binomial proportion. Stat Sci 16:101-133. https://doi.org/10.1214/ss/1009213286.</w:t>
+      </w:r>
+    </w:p>
+    <w:p>
+      <w:r>
+        <w:t>47. Benjamini Y, Hochberg Y. 1995. Controlling the false discovery rate: a practical and powerful approach to multiple testing. J R Stat Soc Series B Stat Methodol 57:289-300. https://doi.org/10.1111/j.2517-6161.1995.tb02031.x.</w:t>
+      </w:r>
+    </w:p>
+    <w:p>
+      <w:r>
+        <w:t>48. Harris CR, Millman KJ, van der Walt SJ, Gommers R, Virtanen P, Cournapeau D, Wieser E, Taylor J, Berg S, Smith NJ, Kern R, Picus M, Hoyer S, van Kerkwijk MH, Brett M, Haldane A, del Río JF, Wiebe M, Peterson P, Gérard-Marchant P, Sheppard K, Reddy T, Weckesser W, Abbasi H, Gohlke C, Oliphant TE. 2020. Array programming with NumPy. Nature 585:357-362. https://doi.org/10.1038/s41586-020-2649-2.</w:t>
+      </w:r>
+    </w:p>
+    <w:p>
+      <w:r>
+        <w:t>49. Virtanen P, Gommers R, Oliphant TE, Haberland M, Reddy T, Cournapeau D, Burovski E, Peterson P, Weckesser W, Bright J, van der Walt SJ, Brett M, Wilson J, Millman KJ, Mayorov N, Nelson ARJ, Jones E, Kern R, Larson E, Carey CJ, Polat İ, Feng Y, Moore EW, VanderPlas J, Laxalde D, Perktold J, Cimrman R, Henriksen I, Quintero EA, Harris CR, Archibald AM, Ribeiro AH, Pedregosa F, van Mulbregt P, SciPy 1.0 Contributors. 2020. SciPy 1.0: fundamental algorithms for scientific computing in Python. Nat Methods 17:261-272. https://doi.org/10.1038/s41592-019-0686-2.</w:t>
+      </w:r>
+    </w:p>
+    <w:p>
+      <w:r>
+        <w:t>50. McKinney W. 2010. Data structures for statistical computing in Python. Proceedings of the 9th Python in Science Conference 56-61. https://doi.org/10.25080/Majora-92bf1922-00a.</w:t>
+      </w:r>
+    </w:p>
+    <w:p>
+      <w:r>
+        <w:t>51. Seabold S, Perktold J. 2010. Statsmodels: econometric and statistical modeling with Python. Proceedings of the 9th Python in Science Conference 92-96. https://doi.org/10.25080/Majora-92bf1922-011.</w:t>
+      </w:r>
+    </w:p>
+    <w:p>
+      <w:r>
+        <w:t>52. Davidson-Pilon C. 2019. lifelines: survival analysis in Python. J Open Source Softw 4:1317. https://doi.org/10.21105/joss.01317.</w:t>
+      </w:r>
+    </w:p>
+    <w:p>
+      <w:r>
+        <w:t xml:space="preserve">53. Vijay S, Bao NLH, Vinh DN, Nhat LTH, Thu DDA, Quang NL, Trieu LPT, Nhung HN, Ha VTN, Thai PVK, Ha DTM, Lan NH, Caws M, Thwaites GE, Javid B, Thuong NT. 2024. Rifampicin tolerance and growth fitness among isoniazid-resistant clinical </w:t>
+      </w:r>
+      <w:r>
+        <w:rPr>
+          <w:i/>
+        </w:rPr>
+        <w:t>Mycobacterium tuberculosis</w:t>
+      </w:r>
+      <w:r>
+        <w:t xml:space="preserve"> isolates from a longitudinal study. Elife 13:RP93243. https://doi.org/10.7554/eLife.93243.</w:t>
+      </w:r>
+    </w:p>
+    <w:p>
+      <w:r>
+        <w:t>54. Piranfar V. 2026. Analysis code, audit scripts and headroom tool for "The detection floor bounds tolerance endpoints in Mycobacterium tuberculosis". GitHub. https://github.com/piranfar/detection-floor-tolerance-endpoints.</w:t>
       </w:r>
     </w:p>
     <w:sectPr>

--- a/submission/02_manuscript.docx
+++ b/submission/02_manuscript.docx
@@ -115,7 +115,7 @@
     </w:p>
     <w:p>
       <w:r>
-        <w:t>A culture that grows nothing after antibiotic exposure has never proved sterility, so tolerance is scored by how far the count fell: the minimum duration for killing. That endpoint is a fraction of the starting count, so the starting count should cancel, and in the definition it does. It stops cancelling once killing reaches the lowest density the assay can report, because the recorded fraction is then the assay floor divided by the starting density, and the drug has dropped out of it.</w:t>
+        <w:t>A culture that grows nothing after antibiotic exposure has never proved sterility, so tolerance is scored by how far the count fell: the minimum duration for killing, a fraction meant to cancel the starting count out. It stops cancelling once killing reaches the assay's lowest reportable density, because the recorded fraction is then the floor over starting density, and the drug has dropped out.</w:t>
       </w:r>
     </w:p>
     <w:p>
@@ -138,7 +138,7 @@
         <w:t>q</w:t>
       </w:r>
       <w:r>
-        <w:t xml:space="preserve">-log endpoint is observable only in cultures started above </w:t>
+        <w:t xml:space="preserve">-log endpoint is observable only above </w:t>
       </w:r>
       <w:r>
         <w:rPr>
@@ -156,7 +156,7 @@
         <w:t>q</w:t>
       </w:r>
       <w:r>
-        <w:t xml:space="preserve">; that is reachability. Above </w:t>
+        <w:t xml:space="preserve">, the reachability boundary. Above </w:t>
       </w:r>
       <w:r>
         <w:rPr>
@@ -183,12 +183,12 @@
         <w:t>c</w:t>
       </w:r>
       <w:r>
-        <w:t>₁ the lowest class threshold, a reading resting on the floor is compatible with only the lowest tolerance class, whatever the drug did; that is identifiability. Reaching the floor is the drug's doing; the label it permits is not.</w:t>
+        <w:t>₁ the lowest class threshold, a floor-level reading is compatible only with the lowest tolerance class, whatever the drug did: the identifiability boundary.</w:t>
       </w:r>
     </w:p>
     <w:p>
       <w:r>
-        <w:t>Seventy-eight published time-kill datasets were assembled and 45 inspected in full; of the 40 distinct literature deposits among them, 32 state no assay floor by any route. Five are reanalysed here — the floor derived in two, inferred in one and absent in two — and one new experiment tests both boundaries forward.</w:t>
+        <w:t>Of 78 time-kill datasets assembled and 45 inspected in full, 32 of 40 distinct deposits state no assay floor. Five are reanalysed here and one experiment tests both boundaries forward.</w:t>
       </w:r>
     </w:p>
     <w:p>
@@ -202,21 +202,18 @@
         <w:t>Mycobacterium tuberculosis</w:t>
       </w:r>
       <w:r>
-        <w:t xml:space="preserve"> isolates classified for rifampicin tolerance, 33 began too close to the floor to show the 99.99 per cent reduction the classification is cut on, and all 33 are recorded as failing to reach it. Eighteen ended with their reading on the floor: twelve admit one tolerance class, six admit two. The label tracks how fast an isolate grows; it also tracks isoniazid resistance, but most of that runs through the starting density, which is ten-fold lower in the resistant isolates.</w:t>
+        <w:t xml:space="preserve"> isolates classified for rifampicin tolerance, 33 lacked headroom for the 99.99 per cent reduction the classification is cut on, and all failed to reach it. Eighteen ended on the floor: twelve admit one class, six admit two. The label tracks growth rate and, via a ten-fold lower starting density, isoniazid resistance.</w:t>
       </w:r>
     </w:p>
     <w:p>
       <w:r>
-        <w:t xml:space="preserve">Prospectively, </w:t>
-      </w:r>
-      <w:r>
         <w:rPr>
           <w:i/>
         </w:rPr>
         <w:t>Escherichia coli</w:t>
       </w:r>
       <w:r>
-        <w:t xml:space="preserve"> ATCC 25922 at the standard inoculum could report 3.71 to 3.93 logs of killing at a 10 µL plating and 4.88 to 5.05 at 100 µL in the same cultures; at a cut of 10⁻³, six of 54 sample-times took two labels from one culture, the plated volume deciding. Across the volumes these laboratories actually plate, 100 down to 2.5 µL, demonstrable depth moves by 1.60 log10 as exact arithmetic. A tolerance call reported without its starting density and its assay floor cannot be interpreted.</w:t>
+        <w:t xml:space="preserve"> ATCC 25922 reported 3.71 to 3.93 logs at 10 µL and 4.88 to 5.05 at 100 µL in the same cultures; at a 10⁻³ cut, six of 54 sample-times took two labels from one culture, plated volume deciding. A call without its starting density and assay floor cannot be interpreted.</w:t>
       </w:r>
     </w:p>
     <w:p>
@@ -4528,7 +4525,7 @@
     </w:p>
     <w:p>
       <w:r>
-        <w:t>That code, both audit scripts, the headroom tool and the machine-readable receipts recording the software versions each stage ran under are in a public repository (54), with the documentation and test data needed to run them. It is dual-licensed: the code under the Massachusetts Institute of Technology (MIT) licence, and the manuscript, figures and results under CC BY 4.0. The deposits keep their depositors' own licences. It is at https://github.com/piranfar/detection-floor-tolerance-endpoints, and this manuscript was built from commit 9b1b57c+ of it — the state of the repository the text describes, rather than the commit that records the build. A trailing plus sign, if present, marks a build made with uncommitted changes in the tree.</w:t>
+        <w:t>That code, both audit scripts, the headroom tool and the machine-readable receipts recording the software versions each stage ran under are in a public repository (54), with the documentation and test data needed to run them. It is dual-licensed: the code under the Massachusetts Institute of Technology (MIT) licence, and the manuscript, figures and results under CC BY 4.0. The deposits keep their depositors' own licences. It is at https://github.com/piranfar/detection-floor-tolerance-endpoints, and this manuscript was built from commit 1394e7a+ of it — the state of the repository the text describes, rather than the commit that records the build. A trailing plus sign, if present, marks a build made with uncommitted changes in the tree.</w:t>
       </w:r>
     </w:p>
     <w:p>

--- a/submission/02_manuscript.docx
+++ b/submission/02_manuscript.docx
@@ -4525,7 +4525,7 @@
     </w:p>
     <w:p>
       <w:r>
-        <w:t>That code, both audit scripts, the headroom tool and the machine-readable receipts recording the software versions each stage ran under are in a public repository (54), with the documentation and test data needed to run them. It is dual-licensed: the code under the Massachusetts Institute of Technology (MIT) licence, and the manuscript, figures and results under CC BY 4.0. The deposits keep their depositors' own licences. It is at https://github.com/piranfar/detection-floor-tolerance-endpoints, and this manuscript was built from commit 1394e7a+ of it — the state of the repository the text describes, rather than the commit that records the build. A trailing plus sign, if present, marks a build made with uncommitted changes in the tree.</w:t>
+        <w:t>That code, both audit scripts, the headroom tool and the machine-readable receipts recording the software versions each stage ran under are in a public repository (54), with the documentation and test data needed to run them. It is dual-licensed: the code under the Massachusetts Institute of Technology (MIT) licence, and the manuscript, figures and results under CC BY 4.0. The deposits keep their depositors' own licences. It is at https://github.com/piranfar/detection-floor-tolerance-endpoints, and this manuscript was built from commit b271a2c+ of it — the state of the repository the text describes, rather than the commit that records the build. A trailing plus sign, if present, marks a build made with uncommitted changes in the tree.</w:t>
       </w:r>
     </w:p>
     <w:p>

--- a/submission/02_manuscript.docx
+++ b/submission/02_manuscript.docx
@@ -115,7 +115,16 @@
     </w:p>
     <w:p>
       <w:r>
-        <w:t>A culture that grows nothing after antibiotic exposure has never proved sterility, so tolerance is scored by how far the count fell: the minimum duration for killing, a fraction meant to cancel the starting count out. It stops cancelling once killing reaches the assay's lowest reportable density, because the recorded fraction is then the floor over starting density, and the drug has dropped out.</w:t>
+        <w:t xml:space="preserve">An empty plate from a </w:t>
+      </w:r>
+      <w:r>
+        <w:rPr>
+          <w:i/>
+        </w:rPr>
+        <w:t>Mycobacterium tuberculosis</w:t>
+      </w:r>
+      <w:r>
+        <w:t xml:space="preserve"> culture exposed to a bactericidal antibiotic has never proved sterility. Tolerance is scored instead by how far the count fell: the minimum duration for killing (MDK), a fraction meant to cancel the starting count out. That cancellation fails once killing reaches the assay's lowest reportable density, because the recorded fraction is then the floor over starting density.</w:t>
       </w:r>
     </w:p>
     <w:p>
@@ -188,32 +197,44 @@
     </w:p>
     <w:p>
       <w:r>
-        <w:t>Of 78 time-kill datasets assembled and 45 inspected in full, 32 of 40 distinct deposits state no assay floor. Five are reanalysed here and one experiment tests both boundaries forward.</w:t>
+        <w:t xml:space="preserve">Of 78 time-kill datasets assembled and 45 inspected in full, 32 of 40 distinct deposits state no assay floor. Of 217 </w:t>
+      </w:r>
+      <w:r>
+        <w:rPr>
+          <w:i/>
+        </w:rPr>
+        <w:t>M. tuberculosis</w:t>
+      </w:r>
+      <w:r>
+        <w:t xml:space="preserve"> isolates classified for rifampicin tolerance, 33 lacked headroom for the 99.99 per cent reduction the classification is cut on, and none reached it. Eighteen ended on the floor: twelve admit one class, six admit two. The label tracks growth rate and, via a ten-fold lower starting density, isoniazid resistance.</w:t>
       </w:r>
     </w:p>
     <w:p>
       <w:r>
-        <w:t xml:space="preserve">Of 217 </w:t>
+        <w:t xml:space="preserve">A prospective experiment in </w:t>
       </w:r>
       <w:r>
         <w:rPr>
           <w:i/>
         </w:rPr>
-        <w:t>Mycobacterium tuberculosis</w:t>
-      </w:r>
-      <w:r>
-        <w:t xml:space="preserve"> isolates classified for rifampicin tolerance, 33 lacked headroom for the 99.99 per cent reduction the classification is cut on, and all failed to reach it. Eighteen ended on the floor: twelve admit one class, six admit two. The label tracks growth rate and, via a ten-fold lower starting density, isoniazid resistance.</w:t>
+        <w:t>Escherichia coli</w:t>
+      </w:r>
+      <w:r>
+        <w:t xml:space="preserve"> ATCC 25922 confirmed both boundaries outside </w:t>
+      </w:r>
+      <w:r>
+        <w:rPr>
+          <w:i/>
+        </w:rPr>
+        <w:t>M. tuberculosis</w:t>
+      </w:r>
+      <w:r>
+        <w:t>: 3.71 to 3.93 logs at 10 µL versus 4.88 to 5.05 at 100 µL from the same cultures; at a 10⁻³ cut, six of 54 sample-times took two labels from one culture, plated volume deciding.</w:t>
       </w:r>
     </w:p>
     <w:p>
       <w:r>
-        <w:rPr>
-          <w:i/>
-        </w:rPr>
-        <w:t>Escherichia coli</w:t>
-      </w:r>
-      <w:r>
-        <w:t xml:space="preserve"> ATCC 25922 reported 3.71 to 3.93 logs at 10 µL and 4.88 to 5.05 at 100 µL in the same cultures; at a 10⁻³ cut, six of 54 sample-times took two labels from one culture, plated volume deciding. A call without its starting density and assay floor cannot be interpreted.</w:t>
+        <w:t>A tolerance call reported without its starting density and assay floor cannot be interpreted.</w:t>
       </w:r>
     </w:p>
     <w:p>
@@ -2951,7 +2972,7 @@
     </w:p>
     <w:p>
       <w:r>
-        <w:t>Five published deposits are analysed (Table 3). Four carry the analysis and the fifth was analysed last, to test it. None was generated for this study and all are openly licensed. That fifth deposit was opened only after every boundary and threshold was fixed. The commit history dates that, though not where a reader would first look: the deposit and the script that tests it entered in a single commit, at 02:41 on 6 September 2026, and git cannot order two files within one commit. What dates the hold-out is where reachability and identifiability were themselves committed - the headroom tool at 00:08 and the symbolic recovery of both laws at 01:34 that morning, sixty-seven minutes before the deposit arrived - and a search of the history for later changes to those expressions returns nothing. The other four deposits were chosen for the fields they carry, and that choice is not separately registered.</w:t>
+        <w:t>Five published deposits are analysed (Table 3). Four carry the analysis and the fifth was analysed last, to test it. All are openly licensed. That fifth deposit was opened only after every boundary and threshold was fixed. The commit history dates that, though not where a reader would first look: the deposit and the script that tests it entered in a single commit, at 02:41 on 6 September 2026, and git cannot order two files within one commit. What dates the hold-out is where reachability and identifiability were themselves committed - the headroom tool at 00:08 and the symbolic recovery of both laws at 01:34 that morning, sixty-seven minutes before the deposit arrived - and a search of the history for later changes to those expressions returns nothing. The other four deposits were chosen for the fields they carry, and that choice is not separately registered.</w:t>
       </w:r>
     </w:p>
     <w:p>
@@ -4525,7 +4546,7 @@
     </w:p>
     <w:p>
       <w:r>
-        <w:t>That code, both audit scripts, the headroom tool and the machine-readable receipts recording the software versions each stage ran under are in a public repository (54), with the documentation and test data needed to run them. It is dual-licensed: the code under the Massachusetts Institute of Technology (MIT) licence, and the manuscript, figures and results under CC BY 4.0. The deposits keep their depositors' own licences. It is at https://github.com/piranfar/detection-floor-tolerance-endpoints, and this manuscript was built from commit b271a2c+ of it — the state of the repository the text describes, rather than the commit that records the build. A trailing plus sign, if present, marks a build made with uncommitted changes in the tree.</w:t>
+        <w:t>That code, both audit scripts, the headroom tool and the machine-readable receipts recording the software versions each stage ran under are in a public repository (54), with the documentation and test data needed to run them. It is dual-licensed: the code under the Massachusetts Institute of Technology (MIT) licence, and the manuscript, figures and results under CC BY 4.0. The deposits keep their depositors' own licences. It is at https://github.com/piranfar/detection-floor-tolerance-endpoints, and this manuscript was built from commit 090b520+ of it — the state of the repository the text describes, rather than the commit that records the build. A trailing plus sign, if present, marks a build made with uncommitted changes in the tree.</w:t>
       </w:r>
     </w:p>
     <w:p>

--- a/submission/02_manuscript.docx
+++ b/submission/02_manuscript.docx
@@ -11,7 +11,7 @@
           <w:b/>
           <w:sz w:val="28"/>
         </w:rPr>
-        <w:t xml:space="preserve">The detection floor bounds tolerance endpoints in </w:t>
+        <w:t xml:space="preserve">Rifampicin tolerance classification is bounded by assay detection floor among clinical </w:t>
       </w:r>
       <w:r>
         <w:rPr>
@@ -21,6 +21,13 @@
         </w:rPr>
         <w:t>Mycobacterium tuberculosis</w:t>
       </w:r>
+      <w:r>
+        <w:rPr>
+          <w:b/>
+          <w:sz w:val="28"/>
+        </w:rPr>
+        <w:t xml:space="preserve"> isolates</w:t>
+      </w:r>
     </w:p>
     <w:p>
       <w:r>
@@ -115,7 +122,7 @@
     </w:p>
     <w:p>
       <w:r>
-        <w:t xml:space="preserve">An empty plate from a </w:t>
+        <w:t xml:space="preserve">Time-kill assays are the standard method for evaluating antibiotic tolerance, but constraints from starting bacterial density and the assay's detection floor are frequently overlooked, causing systematic misclassification of bacterial survival. We show how an unreported detection floor structurally distorts rifampicin tolerance classification in </w:t>
       </w:r>
       <w:r>
         <w:rPr>
@@ -124,80 +131,12 @@
         <w:t>Mycobacterium tuberculosis</w:t>
       </w:r>
       <w:r>
-        <w:t xml:space="preserve"> culture exposed to a bactericidal antibiotic has never proved sterility. Tolerance is scored instead by how far the count fell: the minimum duration for killing (MDK), a fraction meant to cancel the starting count out. That cancellation fails once killing reaches the assay's lowest reportable density, because the recorded fraction is then the floor over starting density.</w:t>
+        <w:t>.</w:t>
       </w:r>
     </w:p>
     <w:p>
       <w:r>
-        <w:t xml:space="preserve">Two boundaries follow from the definitions alone. For an assay floor </w:t>
-      </w:r>
-      <w:r>
-        <w:rPr>
-          <w:i/>
-        </w:rPr>
-        <w:t>L</w:t>
-      </w:r>
-      <w:r>
-        <w:t xml:space="preserve">, a </w:t>
-      </w:r>
-      <w:r>
-        <w:rPr>
-          <w:i/>
-        </w:rPr>
-        <w:t>q</w:t>
-      </w:r>
-      <w:r>
-        <w:t xml:space="preserve">-log endpoint is observable only above </w:t>
-      </w:r>
-      <w:r>
-        <w:rPr>
-          <w:i/>
-        </w:rPr>
-        <w:t>L</w:t>
-      </w:r>
-      <w:r>
-        <w:t>·10^</w:t>
-      </w:r>
-      <w:r>
-        <w:rPr>
-          <w:i/>
-        </w:rPr>
-        <w:t>q</w:t>
-      </w:r>
-      <w:r>
-        <w:t xml:space="preserve">, the reachability boundary. Above </w:t>
-      </w:r>
-      <w:r>
-        <w:rPr>
-          <w:i/>
-        </w:rPr>
-        <w:t>L</w:t>
-      </w:r>
-      <w:r>
-        <w:t>/</w:t>
-      </w:r>
-      <w:r>
-        <w:rPr>
-          <w:i/>
-        </w:rPr>
-        <w:t>c</w:t>
-      </w:r>
-      <w:r>
-        <w:t xml:space="preserve">₁, with </w:t>
-      </w:r>
-      <w:r>
-        <w:rPr>
-          <w:i/>
-        </w:rPr>
-        <w:t>c</w:t>
-      </w:r>
-      <w:r>
-        <w:t>₁ the lowest class threshold, a floor-level reading is compatible only with the lowest tolerance class, whatever the drug did: the identifiability boundary.</w:t>
-      </w:r>
-    </w:p>
-    <w:p>
-      <w:r>
-        <w:t xml:space="preserve">Of 78 time-kill datasets assembled and 45 inspected in full, 32 of 40 distinct deposits state no assay floor. Of 217 </w:t>
+        <w:t xml:space="preserve">We analyzed rifampicin tolerance against the assay's detection floor in 217 clinical </w:t>
       </w:r>
       <w:r>
         <w:rPr>
@@ -206,12 +145,7 @@
         <w:t>M. tuberculosis</w:t>
       </w:r>
       <w:r>
-        <w:t xml:space="preserve"> isolates classified for rifampicin tolerance, 33 lacked headroom for the 99.99 per cent reduction the classification is cut on, and none reached it. Eighteen ended on the floor: twelve admit one class, six admit two. The label tracks growth rate and, via a ten-fold lower starting density, isoniazid resistance.</w:t>
-      </w:r>
-    </w:p>
-    <w:p>
-      <w:r>
-        <w:t xml:space="preserve">A prospective experiment in </w:t>
+        <w:t xml:space="preserve"> isolates, isoniazid-susceptible and isoniazid-resistant alike, and derived two boundaries from the assay's own definitions: a reachability boundary, below which starting density cannot mathematically support the assigned log reduction, and an identifiability boundary, below which a floor-level reading cannot be distinguished from a lower tolerance class. Both boundaries were then tested prospectively in </w:t>
       </w:r>
       <w:r>
         <w:rPr>
@@ -220,7 +154,21 @@
         <w:t>Escherichia coli</w:t>
       </w:r>
       <w:r>
-        <w:t xml:space="preserve"> ATCC 25922 confirmed both boundaries outside </w:t>
+        <w:t>.</w:t>
+      </w:r>
+    </w:p>
+    <w:p>
+      <w:r>
+        <w:t xml:space="preserve">The standard classification proved structurally compromised. Thirty-three of 217 isolates lacked the starting density needed to physically reach their assigned 99.99 percent reduction, and none of them did. Eighteen isolates ended the assay exactly at the detection floor; a third were compatible with more than one tolerance class, admitting no unique classification. These floor-level outcomes tracked growth rate, and isoniazid-resistant isolates, seeded at a tenfold lower starting density than susceptible ones, were disproportionately exposed to this artifact. The </w:t>
+      </w:r>
+      <w:r>
+        <w:rPr>
+          <w:i/>
+        </w:rPr>
+        <w:t>E. coli</w:t>
+      </w:r>
+      <w:r>
+        <w:t xml:space="preserve"> experiment confirmed both boundaries outside </w:t>
       </w:r>
       <w:r>
         <w:rPr>
@@ -229,12 +177,12 @@
         <w:t>M. tuberculosis</w:t>
       </w:r>
       <w:r>
-        <w:t>: 3.71 to 3.93 logs at 10 µL versus 4.88 to 5.05 at 100 µL from the same cultures; at a 10⁻³ cut, six of 54 sample-times took two labels from one culture, plated volume deciding.</w:t>
+        <w:t>: adjusting the plated volume alone assigned two conflicting tolerance labels to a single culture at six of 54 sample times.</w:t>
       </w:r>
     </w:p>
     <w:p>
       <w:r>
-        <w:t>A tolerance call reported without its starting density and assay floor cannot be interpreted.</w:t>
+        <w:t>A rifampicin tolerance classification made without reporting starting density and detection floor is mathematically uninterpretable, and isoniazid-resistant tuberculosis, read at the edge of that floor, is where the distortion concentrates.</w:t>
       </w:r>
     </w:p>
     <w:p>
@@ -4546,7 +4494,7 @@
     </w:p>
     <w:p>
       <w:r>
-        <w:t>That code, both audit scripts, the headroom tool and the machine-readable receipts recording the software versions each stage ran under are in a public repository (54), with the documentation and test data needed to run them. It is dual-licensed: the code under the Massachusetts Institute of Technology (MIT) licence, and the manuscript, figures and results under CC BY 4.0. The deposits keep their depositors' own licences. It is at https://github.com/piranfar/detection-floor-tolerance-endpoints, and this manuscript was built from commit 090b520+ of it — the state of the repository the text describes, rather than the commit that records the build. A trailing plus sign, if present, marks a build made with uncommitted changes in the tree.</w:t>
+        <w:t>That code, both audit scripts, the headroom tool and the machine-readable receipts recording the software versions each stage ran under are in a public repository (54), with the documentation and test data needed to run them. It is dual-licensed: the code under the Massachusetts Institute of Technology (MIT) licence, and the manuscript, figures and results under CC BY 4.0. The deposits keep their depositors' own licences. It is at https://github.com/piranfar/detection-floor-tolerance-endpoints, and this manuscript was built from commit 59d6b6c+ of it — the state of the repository the text describes, rather than the commit that records the build. A trailing plus sign, if present, marks a build made with uncommitted changes in the tree.</w:t>
       </w:r>
     </w:p>
     <w:p>

--- a/submission/02_manuscript.docx
+++ b/submission/02_manuscript.docx
@@ -2864,46 +2864,17 @@
     </w:p>
     <w:p>
       <w:r>
-        <w:t>The five deposits analysed here are the residue of a larger screen, and the attrition is itself a result. A corpus of 78 candidate time-kill datasets was assembled from the published literature between 21 August and 8 September 2026, of which 45 were inspected one record at a time, each inspected entry annotated with what its source actually states about the three quantities this paper's arithmetic needs: a pre-treatment starting density, a time series of counts, and either a plated volume or a stated assay floor. The manifest, with every candidate's identifier, licence and per-field verdict, is deposited with the analysis code, so the screen can be audited rather than taken on trust.</w:t>
+        <w:t>We assembled 78 candidate time-kill datasets from the published literature (21 August – 8 September 2026) and screened 45 of them field by field for the three quantities the two boundaries below require: a pre-treatment starting density, a longitudinal series of viable counts, and either a plated volume or a stated assay floor. Every inclusion and exclusion is recorded in a manifest deposited with the analysis code.</w:t>
       </w:r>
     </w:p>
     <w:p>
       <w:r>
-        <w:t xml:space="preserve">Of the 78, two were identified as duplicate records and never fetched, and 31 were never opened — 19 have no ingest reader written and 12 are annotated as not established. That leaves 45 with a coverage row. Four of those 45 are duplicate fetches of records already counted, and one is this paper's own prospective experiment, which is not a screened literature deposit. </w:t>
-      </w:r>
-      <w:r>
-        <w:rPr>
-          <w:b/>
-        </w:rPr>
-        <w:t>Of the 40 distinct literature deposits that remain, 32 state no assay floor by any route</w:t>
-      </w:r>
-      <w:r>
-        <w:t xml:space="preserve"> — no limit of detection, no limit of quantification, and no plated volume from which one could be derived. Eighteen deposits carry enough for reachability and identifiability to be computed at all, 17 of them published and the eighteenth this paper's own experiment; five carry the complete set of fields the analysis needs, and those five are the deposits of Table 3. The whole flow is Table S1 and Figure S4, and every count here reads off it. The remainder fail on a missing floor far more often than on anything else, which is the reporting gap this paper is about.</w:t>
+        <w:t>Forty-one distinct records were inspected, one of them this paper's own prospective experiment. Of the 40 remaining literature deposits, 32 reported no assay floor by any route — no limit of detection, no limit of quantification, and no plated volume from which one could be derived. Eighteen deposits carried enough information to compute both boundaries at all, and five carried the complete set of fields the full analysis requires (Table 3, Figure S4).</w:t>
       </w:r>
     </w:p>
     <w:p>
       <w:r>
-        <w:rPr>
-          <w:b/>
-        </w:rPr>
-        <w:t>What this screen is, and what it is not.</w:t>
-      </w:r>
-      <w:r>
-        <w:t xml:space="preserve"> It is a systematic inspection of a corpus assembled from the published time-kill literature, with every candidate recorded and every exclusion attributable to a named missing field. It is </w:t>
-      </w:r>
-      <w:r>
-        <w:rPr>
-          <w:b/>
-        </w:rPr>
-        <w:t>not</w:t>
-      </w:r>
-      <w:r>
-        <w:t xml:space="preserve"> a systematic review: no registered search string, database set or date-bounded inclusion protocol governs which datasets entered the corpus, so the 78 are a documented sample of the literature rather than a proven census of it. The proportions above should be read as what an investigator meets in practice, not as an estimate of the whole published record. Nothing in the paper's argument depends on the corpus being exhaustive: the boundaries are derived from definitions, and a single deposit with a floor is enough to apply them.</w:t>
-      </w:r>
-    </w:p>
-    <w:p>
-      <w:r>
-        <w:t>Nor is it a prevalence estimate. Thirty-three of the 78 were never opened, and deposits were not chosen for inspection at random, so the 32 of 40 above cannot be extrapolated to them. Whether the unopened records state a floor more often or less often than the inspected ones is not knowable from this corpus, and the proportion could move either way.</w:t>
+        <w:t>These 78 candidates are a documented sample of the literature, assembled without a registered search protocol; the two boundaries are derived from definitions rather than estimated from the corpus's size, so a single deposit with a stated floor is enough to demonstrate them.</w:t>
       </w:r>
     </w:p>
     <w:p>
@@ -2920,7 +2891,7 @@
     </w:p>
     <w:p>
       <w:r>
-        <w:t>Five published deposits are analysed (Table 3). Four carry the analysis and the fifth was analysed last, to test it. All are openly licensed. That fifth deposit was opened only after every boundary and threshold was fixed. The commit history dates that, though not where a reader would first look: the deposit and the script that tests it entered in a single commit, at 02:41 on 6 September 2026, and git cannot order two files within one commit. What dates the hold-out is where reachability and identifiability were themselves committed - the headroom tool at 00:08 and the symbolic recovery of both laws at 01:34 that morning, sixty-seven minutes before the deposit arrived - and a search of the history for later changes to those expressions returns nothing. The other four deposits were chosen for the fields they carry, and that choice is not separately registered.</w:t>
+        <w:t>Five published deposits are analysed (Table 3), four carrying the analysis and the fifth held out to test it: opened only after every boundary and threshold was fixed, and used nowhere else in the paper except to confirm them (Section 7).</w:t>
       </w:r>
     </w:p>
     <w:p>
@@ -2940,7 +2911,7 @@
         <w:t>M. tuberculosis</w:t>
       </w:r>
       <w:r>
-        <w:t xml:space="preserve"> isolates assayed under rifampicin, each carrying a minimum inhibitory concentration, minimum durations for 90, 99 and 99.99 per cent killing at 15 and 60 days of prior culture, most probable number readings at days 0, 2 and 5, a growth-rate proxy, isoniazid susceptibility with the resistance mutation where present, months on treatment, and the authors' own tolerance level for each isolate (Vijay et al. 2024; eLife 93243 supplementary file 2) (21). The killing assay runs for six days, so an isolate not reaching its target within that window is recorded at the ceiling. Of the 217 rows, 43 are follow-up isolates from patients already represented, so a baseline-only stratum is analysed separately.</w:t>
+        <w:t xml:space="preserve"> isolates assayed under rifampicin, each carrying a minimum inhibitory concentration, minimum durations for 90, 99 and 99.99 per cent killing at 15 and 60 days of prior culture, most probable number readings at days 0, 2 and 5, a growth-rate proxy, isoniazid susceptibility with the resistance mutation where present, and the authors' own tolerance level for each isolate (Vijay et al. 2024; eLife 93243 supplementary file 2) (21). Of the 217 rows, 43 are follow-up isolates from patients already represented, so a baseline-only stratum is analysed separately.</w:t>
       </w:r>
     </w:p>
     <w:p>
@@ -2960,7 +2931,7 @@
         <w:t>M. tuberculosis</w:t>
       </w:r>
       <w:r>
-        <w:t xml:space="preserve"> H37Rv from one stock, distributed with one written protocol to six laboratories blinded and labelled A to F (van Wijk et al. 2023; figshare 19766083, CC BY 4.0) (12, 13). Moxifloxacin and isoniazid at one and ten times the minimum inhibitory concentration, an untreated control, three flasks per arm, sampled to day 21 or 28. Each sample was plated at four volumes: 100 µL in quadruplicate, 10 µL as four drops, 10 µL as a single drop, and 2.5 µL as a single drop. In the deposited file the colony count is already expressed per millilitre, confirmed by the smallest count recorded at each volume being exactly 1000 divided by that volume, which is one colony per millilitre. The minimum reportable positive count is therefore a property of the plated volume — one colony in that volume — and equals 1.0, 2.0, 2.0 and 2.6 log10 CFU/mL respectively, so four platings give three distinct floors spanning 1.60 log10 within a single flask-visit (22). The identity is exact for 1 055 of the 1 068 readings at 10 µL; the thirteen exceptions all come from one laboratory and do not lie on the lattice its recorded volume implies. The file holds 2 775 readings, of which 17.9 per cent are flagged below the floor and 24 above it; the analysis set, after dropping above-limit flags, unusable values and pre-treatment visits, is 2 580 readings, of which 19.3 per cent are flagged.</w:t>
+        <w:t xml:space="preserve"> H37Rv from one stock, distributed with one written protocol to six blinded laboratories (van Wijk et al. 2023; figshare 19766083, CC BY 4.0) (12, 13). Moxifloxacin and isoniazid at one and ten times the minimum inhibitory concentration, three flasks per arm, each sample plated at four volumes — 100 µL quadruplicate, 10 µL as four drops, 10 µL as a single drop, and 2.5 µL as a single drop — giving three distinct floors spanning 1.60 log10 within a single flask-visit (22). The file holds 2,775 readings; the analysis set, after dropping unusable values and pre-treatment visits, is 2,580.</w:t>
       </w:r>
     </w:p>
     <w:p>
@@ -2980,7 +2951,7 @@
         <w:t>Escherichia coli</w:t>
       </w:r>
       <w:r>
-        <w:t xml:space="preserve"> clones from a parallel evolution experiment under amikacin, each carrying an endpoint minimum inhibitory concentration and a persister fraction measured on the same clone, labelled by the antibiotic concentration and nutrient level its population evolved under (Windels et al. 2024; Zenodo 10.5281/zenodo.7550302, CC BY 4.0) (23, 24). Six of its 595 surviving fractions are written as exact zeros, marking a below-limit reading without naming a limit; they fix no floor, so this deposit is one of the two for which observability labels are refused.</w:t>
+        <w:t xml:space="preserve"> clones from a parallel evolution experiment under amikacin, each carrying an endpoint minimum inhibitory concentration and a persister fraction (Windels et al. 2024; Zenodo 10.5281/zenodo.7550302, CC BY 4.0) (23, 24). Six of its 595 surviving fractions are written as exact zeros with no named floor, so this deposit is one of two for which observability labels are refused.</w:t>
       </w:r>
     </w:p>
     <w:p>
@@ -2988,7 +2959,7 @@
         <w:rPr>
           <w:b/>
         </w:rPr>
-        <w:t>A deposit analysed last, after the boundaries were fixed.</w:t>
+        <w:t>A deposit analysed last, after both boundaries were fixed.</w:t>
       </w:r>
       <w:r>
         <w:t xml:space="preserve"> Amoxicillin-clavulanate against </w:t>
@@ -3000,7 +2971,7 @@
         <w:t>Escherichia coli</w:t>
       </w:r>
       <w:r>
-        <w:t xml:space="preserve"> in a hollow-fibre infection model, with 100 µL plated and counts per mL so the assay floor is derived rather than inferred, measured day-zero densities for every culture rather than a nominal inoculum, and below-limit readings retained as a placeholder (Dubey et al. 2026; article Source Data, CC BY 4.0) (14, 15). It was located by a search of five general repositories, the tuberculosis consortia, the persistence literature, food microbiology and the hollow-fibre field, and was the only deposit found carrying all three fields the boundaries require. No boundary, threshold or modelling choice in this paper was informed by it: it was opened after all of them were fixed, and Section 7 is the only place it tests anything. What cannot be documented is the search itself. The repositories were searched interactively and no query log, access date or screening count was kept, so this paper reports the outcome of that search — one deposit carrying a measured per-culture starting density, a recorded plated volume and per-culture time-course counts together — without being able to evidence its extent. The claim that no deposit was selected after its result was known rests on the commit history of this repository rather than on a registration, and readers should weigh it accordingly, checking where reachability and identifiability were committed rather than where the deposit arrived, for the reason given above. The deposit had been public since the article describing it appeared on 13 June 2026, three months before it was opened here, so nothing outside this repository's own history evidences that it was not consulted sooner. That is an attestation, not a pre-registration, and it is weaker evidence than a frozen analysis plan deposited before the fact would have been. It does appear descriptively — a row of its own in Tables 2, 5, 9, 15, S5 and S7, and a table of its own in Table S9 — which is reporting rather than fitting.</w:t>
+        <w:t xml:space="preserve"> in a hollow-fibre infection model, with 100 µL plated, measured day-zero densities for every culture, and below-limit readings retained as a placeholder (Dubey et al. 2026; article Source Data, CC BY 4.0) (14, 15). It was the only deposit found carrying all three fields the boundaries require, and no boundary, threshold or modelling choice in this paper was informed by it.</w:t>
       </w:r>
     </w:p>
     <w:p>
@@ -3011,7 +2982,7 @@
         <w:t>Concentration-by-time grid.</w:t>
       </w:r>
       <w:r>
-        <w:t xml:space="preserve"> Apramycin and amikacin against </w:t>
+        <w:t xml:space="preserve"> Apramycin against </w:t>
       </w:r>
       <w:r>
         <w:rPr>
@@ -3020,7 +2991,7 @@
         <w:t>M. tuberculosis</w:t>
       </w:r>
       <w:r>
-        <w:t xml:space="preserve"> at 128, 32, 8, 4 and 1 µg/mL, triplicate log10 CFU at days 0, 3, 7 and 14, with a concurrent drug-free control at every visit (Kaur et al. 2024; figshare 26462791, CC BY 4.0) (25, 26). The amikacin arms are not analysed here. Within apramycin the 1 µg/mL arm shows net growth rather than killing and is excluded from the dose comparison, leaving 4 to 128 µg/mL as the range compared (Text S3).</w:t>
+        <w:t xml:space="preserve"> at 128, 32, 8, 4 and 1 µg/mL, triplicate log10 CFU at days 0, 3, 7 and 14 (Kaur et al. 2024; figshare 26462791, CC BY 4.0) (25, 26). The 1 µg/mL arm shows net growth rather than killing and is excluded from the dose comparison, leaving 4 to 128 µg/mL as the range compared (Text S3).</w:t>
       </w:r>
     </w:p>
     <w:p>
@@ -3037,19 +3008,10 @@
     </w:p>
     <w:p>
       <w:r>
-        <w:t>The two boundaries were used to design an experiment against themselves. Its design sheet, its predictions and its plate counts are one workbook, deposited with the analysis code, and the predictions were written on the design sheet before any plate was counted.</w:t>
+        <w:t>The two boundaries were used to design an experiment against themselves. Its design sheet, predictions and plate counts are one workbook, deposited with the analysis code, with every prediction written down before a plate was counted.</w:t>
       </w:r>
     </w:p>
     <w:p>
-      <w:r>
-        <w:rPr>
-          <w:b/>
-        </w:rPr>
-        <w:t>Strain, media and incubation.</w:t>
-      </w:r>
-      <w:r>
-        <w:t xml:space="preserve"> </w:t>
-      </w:r>
       <w:r>
         <w:rPr>
           <w:i/>
@@ -3057,29 +3019,12 @@
         <w:t>Escherichia coli</w:t>
       </w:r>
       <w:r>
-        <w:t xml:space="preserve"> ATCC 25922, the quality-control reference strain the standard itself names. Broth and agar were Mueller–Hinton (HiMedia): cation-adjusted Mueller–Hinton broth for the minimum inhibitory concentration and the exposure, Mueller–Hinton agar for the viable counts. Cultures, the microdilution plates and the count plates were incubated at 35 ± 2 °C in ambient air, the reference conditions CLSI specifies for this organism, count plates being read after 18 to 24 h (16, 27).</w:t>
+        <w:t xml:space="preserve"> ATCC 25922, the CLSI quality-control reference strain, was grown in cation-adjusted Mueller–Hinton broth and plated on Mueller–Hinton agar, incubated at 35 ± 2 °C in ambient air (16, 27). The ciprofloxacin MIC, determined by CLSI reference broth microdilution (27, 28), was 0.008 mg/L, within the CLSI quality-control range for this strain (28); the exposure was set at ten times it, 0.08 mg/L, chosen to kill deeply and fast enough that every arm reaches the floor within the sampling window.</w:t>
       </w:r>
     </w:p>
     <w:p>
       <w:r>
-        <w:rPr>
-          <w:b/>
-        </w:rPr>
-        <w:t>Minimum inhibitory concentration.</w:t>
-      </w:r>
-      <w:r>
-        <w:t xml:space="preserve"> The ciprofloxacin MIC of the strain was determined by CLSI reference broth microdilution (27, 28): ciprofloxacin doubling-diluted in cation-adjusted Mueller–Hinton broth, a final inoculum of about 5 × 10⁵ CFU/mL, incubation at 35 ± 2 °C for 16 to 20 h in ambient air, and the MIC read as the lowest concentration with no visible growth, with growth, sterility and quality-control wells alongside as CLSI directs. The MIC was 0.008 mg/L, which falls within the CLSI quality-control range for this strain (28), and the exposure was set at ten times it, 0.08 mg/L.</w:t>
-      </w:r>
-    </w:p>
-    <w:p>
-      <w:r>
-        <w:rPr>
-          <w:b/>
-        </w:rPr>
-        <w:t>Drug and design.</w:t>
-      </w:r>
-      <w:r>
-        <w:t xml:space="preserve"> Ciprofloxacin at ten times the MIC, 0.08 mg/L — chosen because it kills deeply and fast, so every arm reaches the floor inside a working day, which is what reachability and identifiability need in order to be testable at all. Three seeding arms were chosen so that the four-log endpoint is unreachable in one, marginal in the second and comfortable in the third: targets 5 × 10⁴, 5 × 10⁵ and 5 × 10⁶ CFU/mL, the middle arm being the inoculum the standard specifies. The densities actually reached were 6.4 × 10⁴, 4.4 × 10⁵ and 3.8 × 10⁶ per mL, recomputed from the day-zero counts rather than assumed from the targets. Three flasks per arm, nine in all, treated throughout as three independent biological replicates per arm; a drug-free growth control was carried in parallel. Sampling at 0, 1, 2, 4, 6 and 24 h; hour zero is not a convenience but the measurement of </w:t>
+        <w:t xml:space="preserve">Three seeding arms were set so the four-log endpoint is unreachable in one, marginal in the second and comfortable in the third: targets of 5 × 10⁴, 5 × 10⁵ and 5 × 10⁶ CFU/mL (the middle arm the CLSI-specified inoculum), reaching 6.4 × 10⁴, 4.4 × 10⁵ and 3.8 × 10⁶ CFU/mL as measured from day-zero counts. Three flasks per arm were sampled at 0, 1, 2, 4, 6 and 24 h; at each time, one dilution series was plated at both 100 µL and 10 µL in duplicate, giving 216 plate readings in all. Viable density was </w:t>
       </w:r>
       <w:r>
         <w:rPr>
@@ -3088,26 +3033,6 @@
         <w:t>N</w:t>
       </w:r>
       <w:r>
-        <w:t>₀ on which every boundary rests.</w:t>
-      </w:r>
-    </w:p>
-    <w:p>
-      <w:r>
-        <w:rPr>
-          <w:b/>
-        </w:rPr>
-        <w:t>Plating and enumeration.</w:t>
-      </w:r>
-      <w:r>
-        <w:t xml:space="preserve"> At each time a sample was serially ten-fold diluted in sterile saline, and from one dilution series both 100 µL and 10 µL were plated, each in duplicate, across dilutions from neat to 10⁻⁴. Nine flasks × six times × two volumes × two plates is 216 plate readings, which is the whole dataset. Viable density was </w:t>
-      </w:r>
-      <w:r>
-        <w:rPr>
-          <w:i/>
-        </w:rPr>
-        <w:t>N</w:t>
-      </w:r>
-      <w:r>
         <w:t xml:space="preserve"> = </w:t>
       </w:r>
       <w:r>
@@ -3167,25 +3092,10 @@
     </w:p>
     <w:p>
       <w:r>
-        <w:rPr>
-          <w:b/>
-        </w:rPr>
-        <w:t>Drug carryover, and what was not done about it.</w:t>
-      </w:r>
-      <w:r>
-        <w:t xml:space="preserve"> No washing, filtration, enzymatic inactivation or activated-charcoal step was used, and no carryover control was run. The only thing standing between the drug in the sample and the colonies on the plate is dilution, and at the shallow dilutions — neat and 10⁻¹ — that is the whole of it. This matters here more than it would in most time-kill work, because the shallow dilutions are exactly the ones in use once a culture approaches its floor, which is the regime the whole paper is about. Ciprofloxacin carried onto an agar plate at 0.08 mg/L is diluted by more than the ten-fold it would take to bring it below this strain's measured MIC of 0.008 mg/L, since 100 µL is spread into far more than 1 mL of agar; but sub-inhibitory carryover can still suppress colony formation, and nothing here rules that out. What can be said is the direction. The 100 µL plating carries ten times as much drug onto the plate as the 10 µL plating of the same sample, so any carryover effect works against the depth advantage the 100 µL plating is reported to have, and the paired comparison in Section 8 is conservative with respect to it. A carryover control belongs in any repetition of this experiment.</w:t>
+        <w:t>No carryover control was run. Because the 100 µL plating carries ten times as much drug onto the plate as the 10 µL plating of the same sample, any carryover effect works against the depth advantage the 100 µL plating is reported to have, so the paired comparison in Section 8 is conservative with respect to it.</w:t>
       </w:r>
     </w:p>
     <w:p>
-      <w:r>
-        <w:rPr>
-          <w:b/>
-        </w:rPr>
-        <w:t>The floor, and why duplicate plating moves it.</w:t>
-      </w:r>
-      <w:r>
-        <w:t xml:space="preserve"> </w:t>
-      </w:r>
       <w:r>
         <w:rPr>
           <w:i/>
@@ -3193,45 +3103,7 @@
         <w:t>L</w:t>
       </w:r>
       <w:r>
-        <w:t xml:space="preserve"> is one colony in the volume actually plated, referred back to the undiluted sample: at a single plate 10 CFU/mL at 100 µL and 100 CFU/mL at 10 µL. The two technical plates of a sample are pooled rather than averaged, so their volumes add — two 100 µL plates read together are 200 µL of sample, so one colony across the pair is 5 CFU/mL and not 10, and the 10 µL pair gives 50. Pooling therefore lowers the floor, and the two platings differ by exactly one log by construction. An earlier version of the analysis averaged the two plates' densities while keeping the single-plate floor, and a sample with one blank plate and one single-colony plate then reported a fraction below its own floor — a culture apparently killed deeper than its headroom allowed. That is the error this manuscript accuses the literature of, committed in its own arithmetic, and it is recorded here rather than quietly fixed.</w:t>
-      </w:r>
-    </w:p>
-    <w:p>
-      <w:r>
-        <w:rPr>
-          <w:b/>
-        </w:rPr>
-        <w:t>Analysis.</w:t>
-      </w:r>
-      <w:r>
-        <w:t xml:space="preserve"> Headroom, censoring at the floor and the three tolerance classes are as defined in the Methods above and are applied here unchanged; a plate with no colonies is a left-censored reading below </w:t>
-      </w:r>
-      <w:r>
-        <w:rPr>
-          <w:i/>
-        </w:rPr>
-        <w:t>L</w:t>
-      </w:r>
-      <w:r>
-        <w:t xml:space="preserve">, held at </w:t>
-      </w:r>
-      <w:r>
-        <w:rPr>
-          <w:i/>
-        </w:rPr>
-        <w:t>L</w:t>
-      </w:r>
-      <w:r>
-        <w:t xml:space="preserve"> for log-reduction and plotting rather than set to zero. Each plating series carries the starting density measured on that same plating, because the 10 µL series never made the 100 µL measurement and importing it would report a depth that series could not have reached. Where the argument is about the plated volume alone — the two-label count — a single pooled </w:t>
-      </w:r>
-      <w:r>
-        <w:rPr>
-          <w:i/>
-        </w:rPr>
-        <w:t>N</w:t>
-      </w:r>
-      <w:r>
-        <w:t xml:space="preserve">₀ per flask is used instead, and both figures are reported. Class labels use the thresholds of the clinical deposit reanalysed above, </w:t>
+        <w:t xml:space="preserve"> is one colony in the volume plated, referred back to the undiluted sample. The two technical plates of a sample are pooled rather than averaged, so their volumes add and the floor is lower than a single plate's: 5 CFU/mL for a pooled 100 µL pair against 10 CFU/mL for one plate, and the two platings differ by exactly one log by construction. Headroom, censoring at the floor and the three tolerance classes are applied unchanged from the definitions below; class labels use the thresholds of the clinical deposit above, </w:t>
       </w:r>
       <w:r>
         <w:rPr>
@@ -3249,7 +3121,7 @@
         <w:t>c</w:t>
       </w:r>
       <w:r>
-        <w:t>₂ = 10⁻², so that the two experiments are scored on one rule.</w:t>
+        <w:t>₂ = 10⁻², so the two experiments are scored on one rule.</w:t>
       </w:r>
     </w:p>
     <w:p>
@@ -3266,7 +3138,7 @@
     </w:p>
     <w:p>
       <w:r>
-        <w:t xml:space="preserve">No deposit analysed here reports a validated limit of quantification with a value. The six-laboratory file names the concept in the definitions of its BQL and AQL columns but defines it as whether the plate was countable, which is an operator's judgement rather than a validated limit. Throughout this paper </w:t>
+        <w:t xml:space="preserve">No deposit analysed here reports a validated limit of quantification with a value. Throughout this paper </w:t>
       </w:r>
       <w:r>
         <w:rPr>
@@ -3293,12 +3165,12 @@
         <w:t>minimum reportable positive count</w:t>
       </w:r>
       <w:r>
-        <w:t>, one colony in that volume, and where none is recorded it is inferred from the deposit and is labelled as inferred. The term limit of quantification is used only in reporting what a source states.</w:t>
+        <w:t>, one colony in that volume; where none is recorded it is inferred from the deposit and labelled as such. The term limit of quantification is used only in reporting what a source states.</w:t>
       </w:r>
     </w:p>
     <w:p>
       <w:r>
-        <w:t xml:space="preserve">Those two names are the precise ones and are used where </w:t>
+        <w:t xml:space="preserve">In running text </w:t>
       </w:r>
       <w:r>
         <w:rPr>
@@ -3307,7 +3179,16 @@
         <w:t>L</w:t>
       </w:r>
       <w:r>
-        <w:t xml:space="preserve"> is defined or its provenance discussed. In running text </w:t>
+        <w:t xml:space="preserve"> is the </w:t>
+      </w:r>
+      <w:r>
+        <w:rPr>
+          <w:b/>
+        </w:rPr>
+        <w:t>assay floor</w:t>
+      </w:r>
+      <w:r>
+        <w:t xml:space="preserve">, and that is the only short form used, so that "boundary" is left free for the two derived boundaries of the next subsection and never denotes a value. The event a time-to-event analysis records is correspondingly a first observed crossing below the assay floor. What </w:t>
       </w:r>
       <w:r>
         <w:rPr>
@@ -3316,16 +3197,26 @@
         <w:t>L</w:t>
       </w:r>
       <w:r>
-        <w:t xml:space="preserve"> is the </w:t>
+        <w:t xml:space="preserve"> is in each deposit is tabulated deposit by deposit (Table S13).</w:t>
+      </w:r>
+    </w:p>
+    <w:p>
+      <w:r>
+        <w:t xml:space="preserve">Two censoring problems are handled separately. A </w:t>
       </w:r>
       <w:r>
         <w:rPr>
           <w:b/>
         </w:rPr>
-        <w:t>assay floor</w:t>
-      </w:r>
-      <w:r>
-        <w:t xml:space="preserve">, and that is the only short form used, so that "boundary" is left free for the two derived boundaries of the next subsection and never denotes a value. The event a time-to-event analysis records is correspondingly a first observed crossing below the assay floor. What </w:t>
+        <w:t>count below the assay floor</w:t>
+      </w:r>
+      <w:r>
+        <w:t xml:space="preserve"> is left-censored: the population is somewhere below a known value. In the clinical deposit the floor is inferred at 23 MPN/mL from three signatures — it is the smallest value in the file, nothing lies below it in 1,932 readings, and the minimum shifts by exactly a factor of ten per culture age. The number of isolates lacking four logs of headroom is 33 at this floor and does not fall below 28 at 3.0 MPN/mL, the lowest value the deposit's own MPN table admits, so the conclusion holds across the range (Table S14).</w:t>
+      </w:r>
+    </w:p>
+    <w:p>
+      <w:r>
+        <w:t xml:space="preserve">A volume-derived plate floor bounds the true count from above, [0, </w:t>
       </w:r>
       <w:r>
         <w:rPr>
@@ -3334,73 +3225,12 @@
         <w:t>L</w:t>
       </w:r>
       <w:r>
-        <w:t xml:space="preserve"> is in each deposit, how it was arrived at, and how replicate plates and plated volumes were treated is tabulated deposit by deposit (Table S13).</w:t>
+        <w:t>]; an MPN rung does not, since its 95 per cent profile interval extends well above the rung (3 to 120 per mL under the deposit's own design). Every identifiability verdict was recomputed under this likelihood instead of the plate-sweep bound (Table S15): 12 of 18 floored isolates admit one class and six admit two at 15 days, identically under both treatments, because the floored isolates' starting densities sit far from the shifted threshold even at the widest 99 per cent bound.</w:t>
       </w:r>
     </w:p>
     <w:p>
       <w:r>
-        <w:t>Two distinct censoring problems arise and are handled separately, because conflating them is the error this paper is about.</w:t>
-      </w:r>
-    </w:p>
-    <w:p>
-      <w:r>
-        <w:t xml:space="preserve">A </w:t>
-      </w:r>
-      <w:r>
-        <w:rPr>
-          <w:b/>
-        </w:rPr>
-        <w:t>count below the assay floor</w:t>
-      </w:r>
-      <w:r>
-        <w:t xml:space="preserve"> is left-censored: the population is somewhere below a known value. In the six-laboratory deposit that value is a property of the plated volume, as above. In the clinical deposit the readings are most probable numbers taking the discrete values of an MPN table (5, 6), and the day-5 column bottoms out at 23 per mL with a visible pile-up there; that value is treated as the floor, and the first Results section reports the evidence for it.</w:t>
-      </w:r>
-    </w:p>
-    <w:p>
-      <w:r>
-        <w:t>That deposit states no limit of quantification, so the floor is inferred rather than read off, and the inference is bounded rather than asserted. Three things support it: 23 per mL is the smallest value anywhere in the file, nothing lies below it in 1 932 readings, and the minimum shifts by exactly a factor of ten per visit — 2 300, 230, 23 — in all three culture ages, which is the signature of one dilution series applied to a differently diluted sample at each timepoint.</w:t>
-      </w:r>
-    </w:p>
-    <w:p>
-      <w:r>
-        <w:t xml:space="preserve">The floor is therefore visit-specific, and it does not follow that every visit has one. A floor is a value readings stop at, so it shows as a pile-up on the lowest rung with nothing below; the ten-fold shift alone only shows the dilution changing. Applying the rule of the next subsection visit by visit, the day-5 column has that signature in every panel and the day-2 column has it at 15 days, but the day-0 column does not: its minimum of 2 300 per mL occurs exactly once in each panel, with the next value at 6 100, which is the tail of a distribution rather than a floor. The verdict for day 0 is that no floor is evidenced. The starting density is therefore an observed value throughout, and no quantity in this paper that conditions on </w:t>
-      </w:r>
-      <w:r>
-        <w:rPr>
-          <w:i/>
-        </w:rPr>
-        <w:t>N₀</w:t>
-      </w:r>
-      <w:r>
-        <w:t xml:space="preserve"> needs a censored specification. Since none of that is proof, the load-bearing count is recomputed at every value a three-tube MPN table returns below 23. The number of isolates lacking four logs of headroom is 33 at a floor of 23 and does not fall below 28 at a floor of 3.0, the lowest such table returns. The conclusion holds across the whole range, so it is not an artefact of where we place the floor, and the same sweep is run for every deposit that carries a floor (Table S14).</w:t>
-      </w:r>
-    </w:p>
-    <w:p>
-      <w:r>
-        <w:t xml:space="preserve">One further property of </w:t>
-      </w:r>
-      <w:r>
-        <w:rPr>
-          <w:i/>
-        </w:rPr>
-        <w:t>L</w:t>
-      </w:r>
-      <w:r>
-        <w:t xml:space="preserve"> decides how a floor reading is analysed, and the two cases are not interchangeable. A volume-derived plate floor bounds the true count from above: a blank plate means fewer than one colony in the volume plated, so the true count lies in [0, </w:t>
-      </w:r>
-      <w:r>
-        <w:rPr>
-          <w:i/>
-        </w:rPr>
-        <w:t>L</w:t>
-      </w:r>
-      <w:r>
-        <w:t>]. An MPN rung does not. A reading of 23 per mL is the maximum-likelihood estimate of one well pattern — all wells positive at the first dilution, nothing beyond — and the likelihood around it extends well above the rung: the 95 per cent profile interval is 3 to 120 per mL under the deposit's own design (duplicate wells, a 100 µL first well, ten-fold dilutions; 5 to 91 under the triplicate protocol). Treating [0, 23] as the support of the true count is therefore wrong for this deposit, and the identifiability verdicts of Sections 2 and 3 were recomputed under the assay's own likelihood instead of the plate sweep (Table S15). Every day-5 verdict is unchanged: 12 of 18 floored isolates admit one class and six admit two in the 15-day panel, and six of six admit one in the 60-day panel, identically under the literal-pattern interval and the censoring bound at both 95 and 99 per cent. The verdicts are robust for a structural reason: the floored isolates' starting densities sit far from the shifted threshold, and even the widest 99 per cent bound, 209 per mL, falls short of the 230 per mL that would move any of the twelve. At day 2, where the floor is 230, the same sensitivity moves one isolate of eighteen from one compatible class to two.</w:t>
-      </w:r>
-    </w:p>
-    <w:p>
-      <w:r>
-        <w:t>The six-laboratory deposit also carries the evidence for judging each reading against its own volume rather than pooling. Each sample is plated at four volumes at the same visit, so a below-limit flag can be checked against the other platings of the same flask. Of its 498 flags, 83, or 16.7 per cent, are contradicted: another plating of the same sample at the same visit, with a limit at least as sensitive, returns a quantified count above the flagged reading's limit. Those flags record a drop that missed rather than a culture that fell. Pooling the four volumes to a single limit would treat them as evidence about the population; judging each against the floor its own volume implies does not, and that is the reason the analysis is built the way it is. The cost of pooling can be priced. Pooling at the least sensitive volume would discard 126 genuine quantified counts, 5.9 per cent of them, and pooling changes the contradicted-flag rate itself: 16.7 per cent judged per volume, against 43.2 per cent pooled at 10 CFU/mL and 15.3 per cent pooled at 400. The audit's own answer depends on the choice, which is the strongest reason to make it explicitly.</w:t>
+        <w:t>The six-laboratory deposit plates each sample at four volumes at the same visit, so a below-limit flag can be checked against the other platings of the same flask: 16.7 per cent of its 498 flags are contradicted by a more sensitive plating of the same sample recording a quantified count. Each reading is therefore judged against its own volume's floor rather than pooled to the least sensitive one, which would additionally discard 5.9 per cent of genuine quantified counts.</w:t>
       </w:r>
     </w:p>
     <w:p>
@@ -3414,7 +3244,7 @@
         <w:t>crossing time not observed within the study</w:t>
       </w:r>
       <w:r>
-        <w:t xml:space="preserve"> is right-censored: the event has not happened yet, which is not the same as the event having no time. A flask that never fell below the floor contributes the information that its crossing time exceeds its last visit, and enters the survival likelihood as such. It is never recorded as missing.</w:t>
+        <w:t xml:space="preserve"> is right-censored: a flask that never falls below the floor contributes the information that its crossing time exceeds its last visit, and enters the survival likelihood as such rather than as missing.</w:t>
       </w:r>
     </w:p>
     <w:p>
@@ -3431,7 +3261,16 @@
     </w:p>
     <w:p>
       <w:r>
-        <w:t xml:space="preserve">The algebra of headroom and observability is closed form once </w:t>
+        <w:t xml:space="preserve">A volume-derived floor is a point mass, with nothing to infer. A floor inferred from a pile-up on a most-probable-number rung carries a discrete posterior over the rungs at or below the observed minimum; the interval quoted is the 95 per cent highest-posterior-density support. Where no floor is evidenced, or the support spans more than one log10, observability labels are </w:t>
+      </w:r>
+      <w:r>
+        <w:rPr>
+          <w:b/>
+        </w:rPr>
+        <w:t>refused</w:t>
+      </w:r>
+      <w:r>
+        <w:t xml:space="preserve"> rather than reported (Table S16): the clinical deposit passes this rule at 0.40 log10 of support, and two of the five deposits fail it. This paper fits nothing to predict an MDK — once </w:t>
       </w:r>
       <w:r>
         <w:rPr>
@@ -3440,7 +3279,12 @@
         <w:t>L</w:t>
       </w:r>
       <w:r>
-        <w:t xml:space="preserve"> is known. What requires inference is </w:t>
+        <w:t xml:space="preserve"> is in hand the rest is derived.</w:t>
+      </w:r>
+    </w:p>
+    <w:p>
+      <w:r>
+        <w:t xml:space="preserve">The same likelihood turns classification into an inference with its own refusal rule: given a floor reading, the posterior over the true count maps through starting density to a posterior over class, and an isolate is refused when no class reaches 95 per cent (Table S12). At 15 days the twelve isolates recorded as Low are confirmed (P(Low) ≥ 0.999); the six recorded as Medium are refused, their posterior split almost evenly across the threshold the deposit drew at </w:t>
       </w:r>
       <w:r>
         <w:rPr>
@@ -3449,70 +3293,6 @@
         <w:t>L</w:t>
       </w:r>
       <w:r>
-        <w:t xml:space="preserve"> itself, and the two cases are not alike. A volume-derived floor — one colony in </w:t>
-      </w:r>
-      <w:r>
-        <w:rPr>
-          <w:i/>
-        </w:rPr>
-        <w:t>V</w:t>
-      </w:r>
-      <w:r>
-        <w:t xml:space="preserve"> µL is 1000/</w:t>
-      </w:r>
-      <w:r>
-        <w:rPr>
-          <w:i/>
-        </w:rPr>
-        <w:t>V</w:t>
-      </w:r>
-      <w:r>
-        <w:t xml:space="preserve"> per mL, and the observed minimum equals that value — is a point mass, with nothing to infer. A floor inferred from a pile-up on a most-probable-number rung carries a discrete posterior over the rungs at or below the observed minimum; the interval quoted is the 95 per cent highest-posterior-density support.</w:t>
-      </w:r>
-    </w:p>
-    <w:p>
-      <w:r>
-        <w:t xml:space="preserve">That distinction is turned into a rule rather than a caveat. Where the verdict is that no floor is evidenced, or where the support spans more than one log10, the observability labels are </w:t>
-      </w:r>
-      <w:r>
-        <w:rPr>
-          <w:b/>
-        </w:rPr>
-        <w:t>refused</w:t>
-      </w:r>
-      <w:r>
-        <w:t xml:space="preserve"> rather than reported (Table S16). Surviving fractions written as exact zeros with no named </w:t>
-      </w:r>
-      <w:r>
-        <w:rPr>
-          <w:i/>
-        </w:rPr>
-        <w:t>L</w:t>
-      </w:r>
-      <w:r>
-        <w:t xml:space="preserve"> fall in that refused class, as does a deposit whose minimum occurs once in a continuous tail. The clinical deposit passes the rule with a support of 0.40 log10; two of the five deposits fail it and are labelled accordingly. This paper fits nothing to predict an MDK: once </w:t>
-      </w:r>
-      <w:r>
-        <w:rPr>
-          <w:i/>
-        </w:rPr>
-        <w:t>L</w:t>
-      </w:r>
-      <w:r>
-        <w:t xml:space="preserve"> is in hand the rest is derived.</w:t>
-      </w:r>
-    </w:p>
-    <w:p>
-      <w:r>
-        <w:t xml:space="preserve">The same likelihood turns the classification itself into an inference with a refusal rule. Given a floor reading, the posterior over the true count maps through the isolate's starting density to a posterior over class, and an isolate is refused when no class reaches 95 per cent (Table S12). In the 15-day panel the twelve isolates recorded as Low are confirmed with P(Low) ≥ 0.999, and the six recorded as Medium are refused: their posterior splits across the threshold the deposit drew at exactly </w:t>
-      </w:r>
-      <w:r>
-        <w:rPr>
-          <w:i/>
-        </w:rPr>
-        <w:t>L</w:t>
-      </w:r>
-      <w:r>
         <w:t>/</w:t>
       </w:r>
       <w:r>
@@ -3522,7 +3302,7 @@
         <w:t>N</w:t>
       </w:r>
       <w:r>
-        <w:t>₀ = 10⁻³ (P(Low) 0.53, P(Medium) 0.47 under the primary analysis). The refusal is robust: across both well designs, both readings of the floor value and two priors — eight analyses in all — no Medium label is ever confirmed and no Low label ever fails, and under the most conservative analysis the six are assigned to Low rather than merely refused. The labels the arithmetic could not choose carry no defensible information; the labels it could are confirmed outright.</w:t>
+        <w:t>₀ = 10⁻³. The refusal holds across both well designs, both floor readings and two priors.</w:t>
       </w:r>
     </w:p>
     <w:p>
@@ -3539,7 +3319,7 @@
     </w:p>
     <w:p>
       <w:r>
-        <w:t xml:space="preserve">The attenuation of the resistance coefficient once starting density enters the model is reported in the Results as a descriptive ratio, which is what it is. Separately, a linear product-of-coefficients mediation decomposes the total effect of isoniazid resistance on the day-5 tolerance class into an average causal mediation effect through log10 </w:t>
+        <w:t xml:space="preserve">A linear product-of-coefficients mediation decomposes the total effect of isoniazid resistance on the day-5 tolerance class into an average causal mediation effect through log10 </w:t>
       </w:r>
       <w:r>
         <w:rPr>
@@ -3548,49 +3328,7 @@
         <w:t>N₀</w:t>
       </w:r>
       <w:r>
-        <w:t xml:space="preserve"> and an average direct effect (29, 30), with bootstrap percentile intervals from 5 000 resamples, repeated on the baseline stratum and on two binary collapses of the outcome.</w:t>
-      </w:r>
-    </w:p>
-    <w:p>
-      <w:r>
-        <w:t xml:space="preserve">The refit that answers the objection about the mediator being the outcome's own denominator is reported in Section 5. Its stratum is defined here: an isolate is excluded from it when its day-5 reading is at or below the floor of 23 MPN per mL, which is the condition under which the recorded fraction is </w:t>
-      </w:r>
-      <w:r>
-        <w:rPr>
-          <w:i/>
-        </w:rPr>
-        <w:t>L</w:t>
-      </w:r>
-      <w:r>
-        <w:t>/</w:t>
-      </w:r>
-      <w:r>
-        <w:rPr>
-          <w:i/>
-        </w:rPr>
-        <w:t>N</w:t>
-      </w:r>
-      <w:r>
-        <w:t>₀ and the class carries no measured numerator. Eighteen of the 203 meet it. The refit is the same estimator on the remaining 185, with the same seed and the same 5 000 resamples, so the two are comparable term by term.</w:t>
-      </w:r>
-    </w:p>
-    <w:p>
-      <w:r>
-        <w:t>Sequential ignorability is assumed and is not testable here, so the estimate is accompanied by the sensitivity that matters: the residual correlation between mediator and outcome errors at which the point estimate crosses zero, which is about −0.23. The outcome is an ordinal class scored linearly, as in the association family; the binary collapses are reported because they do not depend on that scoring. No claim is made that unmeasured confounding is absent. The estimate replaces the attenuation percentage as the quantity cited for the pathway (Table S6).</w:t>
-      </w:r>
-    </w:p>
-    <w:p>
-      <w:r>
-        <w:t>Fold-change figures such as 216-fold and 265-fold are ten raised to the unrounded log10 difference before display rounding, so that Δ</w:t>
-      </w:r>
-      <w:r>
-        <w:rPr>
-          <w:i/>
-        </w:rPr>
-        <w:t>h</w:t>
-      </w:r>
-      <w:r>
-        <w:t xml:space="preserve"> = 2.3349… is reported as 216-fold rather than as 10^2.33.</w:t>
+        <w:t xml:space="preserve"> and an average direct effect (29, 30), with bootstrap percentile intervals from 5,000 resamples. A refit excludes the 18 of 203 isolates whose day-5 reading sits at or below the floor, since their recorded fraction carries no measured numerator. Sequential ignorability is assumed and untestable here; the sensitivity that matters is the residual correlation between mediator and outcome errors at which the point estimate crosses zero, about −0.23. No claim is made that unmeasured confounding is absent.</w:t>
       </w:r>
     </w:p>
     <w:p>
@@ -3607,17 +3345,7 @@
     </w:p>
     <w:p>
       <w:r>
-        <w:t>A dozen different denominators appear in this paper and each is correct for its own analysis, so every one of them is derived in a single place (Table S2). The reductions are few and they are named: the MDR tolerance label is a fourth, unordered category and is dropped wherever an ordered outcome is fitted, taking 14 rows from each panel; six 60-day labels are absent before that, so the 60-day panel loses 20 in all; the growth proxy is missing for one isolate; and five of the 72 treated flasks in the six-laboratory deposit carry no usable starting density, which is why a comparison over 72 flasks is reported on 67. Of the 30 laboratory-by-arm cells, 29 retain enough quantified readings to fit a rate.</w:t>
-      </w:r>
-    </w:p>
-    <w:p>
-      <w:r>
-        <w:t>The series counts in the six-laboratory deposit differ for the same reason. Each of the 90 flasks is plated four ways, giving 360 series of which 288 are treated; the descriptive Cox drops a further 27, 26 for carrying no quantified reading at day 0 or day 1 in their own plating and one for reading below its floor at day zero, leaving 261.</w:t>
-      </w:r>
-    </w:p>
-    <w:p>
-      <w:r>
-        <w:t>Whether these exclusions are plausibly ignorable is tested rather than asserted: dropped rows are compared with retained rows on starting density and susceptibility (Table S17). The MDR exclusion differs in susceptibility by construction. The only difference not by construction is in the 60-day panel, where the 20 dropped rows sit higher in starting density.</w:t>
+        <w:t>A dozen denominators appear in this paper and each is derived in a single place (Table S2): the MDR tolerance label is dropped wherever an ordered outcome is fitted (14 rows per panel, 20 at 60 days), the growth proxy is missing for one isolate, and five of 72 treated flasks in the six-laboratory deposit carry no usable starting density. Dropped rows are compared with retained ones on starting density and susceptibility to test whether the exclusions are plausibly ignorable (Table S17); the only difference not attributable to the exclusion rule itself is that the 60-day panel's 20 dropped rows sit higher in starting density.</w:t>
       </w:r>
     </w:p>
     <w:p>
@@ -3652,18 +3380,25 @@
         <w:t>L</w:t>
       </w:r>
       <w:r>
-        <w:t>, two quantities are used and are kept apart, because they are not interchangeable:</w:t>
-      </w:r>
-    </w:p>
-    <w:p>
+        <w:t xml:space="preserve">, the </w:t>
+      </w:r>
+      <w:r>
+        <w:rPr>
+          <w:b/>
+        </w:rPr>
+        <w:t>headroom</w:t>
+      </w:r>
+      <w:r>
+        <w:t xml:space="preserve"> is </w:t>
+      </w:r>
       <w:r>
         <w:rPr>
           <w:i/>
         </w:rPr>
-        <w:t>H</w:t>
-      </w:r>
-      <w:r>
-        <w:t xml:space="preserve"> = </w:t>
+        <w:t>h</w:t>
+      </w:r>
+      <w:r>
+        <w:t xml:space="preserve"> = log10(</w:t>
       </w:r>
       <w:r>
         <w:rPr>
@@ -3681,17 +3416,30 @@
         <w:t>L</w:t>
       </w:r>
       <w:r>
-        <w:t xml:space="preserve">, a ratio; </w:t>
+        <w:t>), the deepest reduction the assay can resolve. Two boundaries follow from the definitions alone.</w:t>
+      </w:r>
+    </w:p>
+    <w:p>
+      <w:r>
+        <w:rPr>
+          <w:b/>
+        </w:rPr>
+        <w:t>Reachability.</w:t>
+      </w:r>
+      <w:r>
+        <w:t xml:space="preserve"> A </w:t>
       </w:r>
       <w:r>
         <w:rPr>
           <w:i/>
         </w:rPr>
-        <w:t>h</w:t>
-      </w:r>
-      <w:r>
-        <w:t xml:space="preserve"> = log10(</w:t>
-      </w:r>
+        <w:t>q</w:t>
+      </w:r>
+      <w:r>
+        <w:t>-log endpoint is observable only if</w:t>
+      </w:r>
+    </w:p>
+    <w:p>
       <w:r>
         <w:rPr>
           <w:i/>
@@ -3699,7 +3447,16 @@
         <w:t>N₀</w:t>
       </w:r>
       <w:r>
-        <w:t>/</w:t>
+        <w:t xml:space="preserve"> ≥ </w:t>
+      </w:r>
+      <w:r>
+        <w:rPr>
+          <w:i/>
+        </w:rPr>
+        <w:t>N</w:t>
+      </w:r>
+      <w:r>
+        <w:t xml:space="preserve">_reach = </w:t>
       </w:r>
       <w:r>
         <w:rPr>
@@ -3708,30 +3465,45 @@
         <w:t>L</w:t>
       </w:r>
       <w:r>
-        <w:t xml:space="preserve">), the </w:t>
-      </w:r>
+        <w:t xml:space="preserve"> · 10^</w:t>
+      </w:r>
+      <w:r>
+        <w:rPr>
+          <w:i/>
+        </w:rPr>
+        <w:t>q</w:t>
+      </w:r>
+      <w:r>
+        <w:t>.</w:t>
+      </w:r>
+    </w:p>
+    <w:p>
       <w:r>
         <w:rPr>
           <w:b/>
         </w:rPr>
-        <w:t>headroom</w:t>
-      </w:r>
-      <w:r>
-        <w:t>, in log10 units.</w:t>
-      </w:r>
-    </w:p>
-    <w:p>
-      <w:r>
-        <w:t xml:space="preserve">The headroom is the deepest reduction the assay can resolve. It is fixed by the dilution scheme and the starting culture before any drug acts, and variation between cultures is reported on </w:t>
+        <w:t>Identifiability.</w:t>
+      </w:r>
+      <w:r>
+        <w:t xml:space="preserve"> A censored reading places the true count in [0, </w:t>
       </w:r>
       <w:r>
         <w:rPr>
           <w:i/>
         </w:rPr>
-        <w:t>h</w:t>
-      </w:r>
-      <w:r>
-        <w:t xml:space="preserve"> rather than on </w:t>
+        <w:t>L</w:t>
+      </w:r>
+      <w:r>
+        <w:t xml:space="preserve">], so the recorded surviving fraction is at most </w:t>
+      </w:r>
+      <w:r>
+        <w:rPr>
+          <w:i/>
+        </w:rPr>
+        <w:t>L</w:t>
+      </w:r>
+      <w:r>
+        <w:t>/</w:t>
       </w:r>
       <w:r>
         <w:rPr>
@@ -3740,43 +3512,45 @@
         <w:t>N₀</w:t>
       </w:r>
       <w:r>
-        <w:t>, as Δ</w:t>
+        <w:t xml:space="preserve"> — an upper bound, not a measurement. Given class thresholds 0 &lt; </w:t>
       </w:r>
       <w:r>
         <w:rPr>
           <w:i/>
         </w:rPr>
-        <w:t>h</w:t>
-      </w:r>
-      <w:r>
-        <w:t xml:space="preserve"> = max(</w:t>
+        <w:t>c</w:t>
+      </w:r>
+      <w:r>
+        <w:t xml:space="preserve">₁ &lt; </w:t>
       </w:r>
       <w:r>
         <w:rPr>
           <w:i/>
         </w:rPr>
-        <w:t>h</w:t>
-      </w:r>
-      <w:r>
-        <w:t>) − min(</w:t>
-      </w:r>
+        <w:t>c</w:t>
+      </w:r>
+      <w:r>
+        <w:t>₂ …, the class is determined by the data only if</w:t>
+      </w:r>
+    </w:p>
+    <w:p>
       <w:r>
         <w:rPr>
           <w:i/>
         </w:rPr>
-        <w:t>h</w:t>
-      </w:r>
-      <w:r>
-        <w:t>) with the corresponding fold difference 10^Δ</w:t>
+        <w:t>N₀</w:t>
+      </w:r>
+      <w:r>
+        <w:t xml:space="preserve"> &gt; </w:t>
       </w:r>
       <w:r>
         <w:rPr>
           <w:i/>
         </w:rPr>
-        <w:t>h</w:t>
-      </w:r>
-      <w:r>
-        <w:t xml:space="preserve">. That distinction is not notational here. Where </w:t>
+        <w:t>N</w:t>
+      </w:r>
+      <w:r>
+        <w:t xml:space="preserve">_id = </w:t>
       </w:r>
       <w:r>
         <w:rPr>
@@ -3785,32 +3559,21 @@
         <w:t>L</w:t>
       </w:r>
       <w:r>
-        <w:t xml:space="preserve"> is set by the plated volume, one culture read on a 2.5 µL drop and on a 100 µL quadruplicate differs by 1.60 log10 in headroom, and a figure computed from </w:t>
+        <w:t>/</w:t>
       </w:r>
       <w:r>
         <w:rPr>
           <w:i/>
         </w:rPr>
-        <w:t>N₀</w:t>
-      </w:r>
-      <w:r>
-        <w:t xml:space="preserve"> alone would discard it.</w:t>
+        <w:t>c</w:t>
+      </w:r>
+      <w:r>
+        <w:t>₁,</w:t>
       </w:r>
     </w:p>
     <w:p>
       <w:r>
-        <w:t>Two boundaries follow from the definitions alone.</w:t>
-      </w:r>
-    </w:p>
-    <w:p>
-      <w:r>
-        <w:rPr>
-          <w:b/>
-        </w:rPr>
-        <w:t>Reachability.</w:t>
-      </w:r>
-      <w:r>
-        <w:t xml:space="preserve"> The smallest value the assay reports as a measurement is </w:t>
+        <w:t xml:space="preserve">since the censored interval always contains zero and so is only compatible with the lowest class above this point. Both boundaries are properties of the method alone; seeding a culture above </w:t>
       </w:r>
       <w:r>
         <w:rPr>
@@ -3819,16 +3582,7 @@
         <w:t>L</w:t>
       </w:r>
       <w:r>
-        <w:t xml:space="preserve">, so the largest reduction expressible as a measured value is </w:t>
-      </w:r>
-      <w:r>
-        <w:rPr>
-          <w:i/>
-        </w:rPr>
-        <w:t>h</w:t>
-      </w:r>
-      <w:r>
-        <w:t xml:space="preserve">. A </w:t>
+        <w:t xml:space="preserve"> · max(10^</w:t>
       </w:r>
       <w:r>
         <w:rPr>
@@ -3837,83 +3591,7 @@
         <w:t>q</w:t>
       </w:r>
       <w:r>
-        <w:t>-log endpoint is therefore observable if and only if</w:t>
-      </w:r>
-    </w:p>
-    <w:p>
-      <w:r>
-        <w:rPr>
-          <w:i/>
-        </w:rPr>
-        <w:t>N₀</w:t>
-      </w:r>
-      <w:r>
-        <w:t xml:space="preserve"> ≥ </w:t>
-      </w:r>
-      <w:r>
-        <w:rPr>
-          <w:i/>
-        </w:rPr>
-        <w:t>N</w:t>
-      </w:r>
-      <w:r>
-        <w:t xml:space="preserve">_reach = </w:t>
-      </w:r>
-      <w:r>
-        <w:rPr>
-          <w:i/>
-        </w:rPr>
-        <w:t>L</w:t>
-      </w:r>
-      <w:r>
-        <w:t xml:space="preserve"> · 10^</w:t>
-      </w:r>
-      <w:r>
-        <w:rPr>
-          <w:i/>
-        </w:rPr>
-        <w:t>q</w:t>
-      </w:r>
-      <w:r>
-        <w:t>.</w:t>
-      </w:r>
-    </w:p>
-    <w:p>
-      <w:r>
-        <w:rPr>
-          <w:b/>
-        </w:rPr>
-        <w:t>Identifiability.</w:t>
-      </w:r>
-      <w:r>
-        <w:t xml:space="preserve"> A censored reading places the true count in [0, </w:t>
-      </w:r>
-      <w:r>
-        <w:rPr>
-          <w:i/>
-        </w:rPr>
-        <w:t>L</w:t>
-      </w:r>
-      <w:r>
-        <w:t xml:space="preserve">], so the recorded surviving fraction is at most </w:t>
-      </w:r>
-      <w:r>
-        <w:rPr>
-          <w:i/>
-        </w:rPr>
-        <w:t>L</w:t>
-      </w:r>
-      <w:r>
-        <w:t>/</w:t>
-      </w:r>
-      <w:r>
-        <w:rPr>
-          <w:i/>
-        </w:rPr>
-        <w:t>N₀</w:t>
-      </w:r>
-      <w:r>
-        <w:t xml:space="preserve"> — an upper bound, not a measurement. Given class thresholds 0 &lt; </w:t>
+        <w:t>, 1/</w:t>
       </w:r>
       <w:r>
         <w:rPr>
@@ -3922,154 +3600,7 @@
         <w:t>c</w:t>
       </w:r>
       <w:r>
-        <w:t xml:space="preserve">₁ &lt; </w:t>
-      </w:r>
-      <w:r>
-        <w:rPr>
-          <w:i/>
-        </w:rPr>
-        <w:t>c</w:t>
-      </w:r>
-      <w:r>
-        <w:t xml:space="preserve">₂ …, the class is determined by the data only if the whole interval [0, </w:t>
-      </w:r>
-      <w:r>
-        <w:rPr>
-          <w:i/>
-        </w:rPr>
-        <w:t>L</w:t>
-      </w:r>
-      <w:r>
-        <w:t>/</w:t>
-      </w:r>
-      <w:r>
-        <w:rPr>
-          <w:i/>
-        </w:rPr>
-        <w:t>N₀</w:t>
-      </w:r>
-      <w:r>
-        <w:t>] lies inside one class. Since that interval contains zero, the only candidate is the lowest class, so the class is determined if and only if</w:t>
-      </w:r>
-    </w:p>
-    <w:p>
-      <w:r>
-        <w:rPr>
-          <w:i/>
-        </w:rPr>
-        <w:t>N₀</w:t>
-      </w:r>
-      <w:r>
-        <w:t xml:space="preserve"> &gt; </w:t>
-      </w:r>
-      <w:r>
-        <w:rPr>
-          <w:i/>
-        </w:rPr>
-        <w:t>N</w:t>
-      </w:r>
-      <w:r>
-        <w:t xml:space="preserve">_id = </w:t>
-      </w:r>
-      <w:r>
-        <w:rPr>
-          <w:i/>
-        </w:rPr>
-        <w:t>L</w:t>
-      </w:r>
-      <w:r>
-        <w:t>/</w:t>
-      </w:r>
-      <w:r>
-        <w:rPr>
-          <w:i/>
-        </w:rPr>
-        <w:t>c</w:t>
-      </w:r>
-      <w:r>
-        <w:t>₁.</w:t>
-      </w:r>
-    </w:p>
-    <w:p>
-      <w:r>
-        <w:t xml:space="preserve">Above that boundary the lowest class is the only one compatible with a censored reading, whatever the true count was, so the class the rule assigns is fixed by </w:t>
-      </w:r>
-      <w:r>
-        <w:rPr>
-          <w:i/>
-        </w:rPr>
-        <w:t>N₀</w:t>
-      </w:r>
-      <w:r>
-        <w:t xml:space="preserve"> rather than by the surviving population. The boundary says nothing about whether a culture reaches the floor, which depends on the drug; it says what the classification can mean once one has. Both boundaries are properties of the method and involve neither the drug nor the strain, and their ratio is </w:t>
-      </w:r>
-      <w:r>
-        <w:rPr>
-          <w:i/>
-        </w:rPr>
-        <w:t>N</w:t>
-      </w:r>
-      <w:r>
-        <w:t>_reach/</w:t>
-      </w:r>
-      <w:r>
-        <w:rPr>
-          <w:i/>
-        </w:rPr>
-        <w:t>N</w:t>
-      </w:r>
-      <w:r>
-        <w:t xml:space="preserve">_id = </w:t>
-      </w:r>
-      <w:r>
-        <w:rPr>
-          <w:i/>
-        </w:rPr>
-        <w:t>c</w:t>
-      </w:r>
-      <w:r>
-        <w:t>₁ · 10^</w:t>
-      </w:r>
-      <w:r>
-        <w:rPr>
-          <w:i/>
-        </w:rPr>
-        <w:t>q</w:t>
-      </w:r>
-      <w:r>
-        <w:t>.</w:t>
-      </w:r>
-    </w:p>
-    <w:p>
-      <w:r>
-        <w:t xml:space="preserve">Seeding a culture above </w:t>
-      </w:r>
-      <w:r>
-        <w:rPr>
-          <w:i/>
-        </w:rPr>
-        <w:t>L</w:t>
-      </w:r>
-      <w:r>
-        <w:t xml:space="preserve"> · max(10^</w:t>
-      </w:r>
-      <w:r>
-        <w:rPr>
-          <w:i/>
-        </w:rPr>
-        <w:t>q</w:t>
-      </w:r>
-      <w:r>
-        <w:t>, 1/</w:t>
-      </w:r>
-      <w:r>
-        <w:rPr>
-          <w:i/>
-        </w:rPr>
-        <w:t>c</w:t>
-      </w:r>
-      <w:r>
-        <w:t>₁) makes both failure modes impossible, which is a design criterion computable before an experiment rather than a diagnosis after it.</w:t>
+        <w:t>₁) makes both failure modes impossible before an experiment runs.</w:t>
       </w:r>
     </w:p>
     <w:p>
@@ -4095,10 +3626,8 @@
         <w:t>Tobit model</w:t>
       </w:r>
       <w:r>
-        <w:t xml:space="preserve"> fits log10 CFU/mL linearly in time by maximum likelihood (31). An observed reading contributes the usual Gaussian density; a censored reading contributes log Φ((limit − µ)/σ), the probability that it fell below its own limit. This is Beal's M3 (Beal 2001) written for this assay (32). The choice is not new to tuberculosis: censoring bactericidal-activity CFU series below their detection limit, rather than dropping or zeroing them, has been applied to early bactericidal activity trial data before, and reported to undercover the true killing rate relative to a model that treats zero counts as their own outcome rather than as bounded-below continuous ones (33, 34). That finding is about the slope fitted across an entire trial arm; what this paper adds is the classification consequence of the same censoring at the single terminal reading a tolerance call is cut on. Intervals come from the profile likelihood.</w:t>
-      </w:r>
-    </w:p>
-    <w:p>
+        <w:t xml:space="preserve"> fits log10 CFU/mL linearly in time by maximum likelihood (31); a censored reading contributes log Φ((limit − µ)/σ), the probability it fell below its own limit — Beal's M3 written for this assay (32). </w:t>
+      </w:r>
       <w:r>
         <w:rPr>
           <w:b/>
@@ -4106,15 +3635,13 @@
         <w:t>Multiple imputation</w:t>
       </w:r>
       <w:r>
-        <w:t xml:space="preserve"> draws each censored reading from the fitted normal truncated at its own limit, refits by ordinary least squares, and pools 50 fits by Rubin's rules (35). The imputation is proper: the line and the error scale are redrawn from the Tobit fit's own asymptotic distribution at every imputation rather than held at the point estimate, so the between-imputation variance carries the uncertainty in the model that generated the draws. What the agreement between the two estimators establishes is therefore that the answer does not depend on which arithmetic recovers it. It does not establish that the sub-floor distribution is normal: both make that assumption, and no reading below the floor exists to test it against. Where the assumption itself is in question, the quantity to look at is the headroom, not the fit.</w:t>
+        <w:t xml:space="preserve"> draws each censored reading from the fitted normal truncated at its own limit, refits by ordinary least squares, and pools 50 fits by Rubin's rules (33); the two estimators' agreement shows the answer does not depend on which arithmetic recovers it, not that the sub-floor distribution is normal.</w:t>
       </w:r>
     </w:p>
     <w:p>
       <w:r>
-        <w:t>The growth proxy is the deposit's time to an optical density of 0.4, in days; the deposit records no wavelength, so none is given here. Because it is a time, it runs inversely to growth rate: a larger value is a slower-growing isolate.</w:t>
-      </w:r>
-    </w:p>
-    <w:p>
+        <w:t xml:space="preserve">The growth proxy is the deposit's time to an optical density of 0.4, in days, so it runs inversely to growth rate. </w:t>
+      </w:r>
       <w:r>
         <w:rPr>
           <w:b/>
@@ -4122,7 +3649,7 @@
         <w:t>The tolerance label</w:t>
       </w:r>
       <w:r>
-        <w:t xml:space="preserve"> is modelled as an ordered categorical outcome by proportional-odds ordinal logistic regression (36), with starting density as a prespecified covariate and every association reported unadjusted and adjusted for it. The MDR category of the deposited label is a fourth, unordered category and is excluded; all 14 rows carrying it fall outside the susceptible-versus-resistant contrast in any case, so the ordinal and linear models are fitted to identical rows. Proportional odds is tested by a Brant test per predictor (37) and by a likelihood-ratio test against a generalised ordered logit (38) with the coefficient released; where it fails, the released partial-proportional-odds fit is reported and checked against a multinomial fit that assumes no ordering. Rows are dropped only for a missing outcome, predictor or starting density, and the dropped rows are compared with the retained ones on starting density and susceptibility. Because the deposit carries no patient identifier, the repeated-isolate structure is handled by a baseline-only stratum rather than by a random effect, and the linear models of the earlier analysis are retained as a sensitivity comparison (Table S18).</w:t>
+        <w:t xml:space="preserve"> is modelled as an ordered categorical outcome by proportional-odds ordinal logistic regression (34), with starting density as a prespecified covariate; proportional odds is tested by a Brant test per predictor (35) and a likelihood-ratio test against a generalised ordered logit (36), with the partial-proportional-odds fit reported where it fails and checked against a multinomial fit assuming no ordering (Table S18).</w:t>
       </w:r>
     </w:p>
     <w:p>
@@ -4133,35 +3660,7 @@
         <w:t>Time-to-event analysis</w:t>
       </w:r>
       <w:r>
-        <w:t xml:space="preserve"> treats the </w:t>
-      </w:r>
-      <w:r>
-        <w:rPr>
-          <w:b/>
-        </w:rPr>
-        <w:t>first observed crossing below the assay floor</w:t>
-      </w:r>
-      <w:r>
-        <w:t xml:space="preserve"> as the event, with series never falling below their own floor right-censored at their last visit. The event is named that way throughout and is not read as clearance, sterilisation or the end of a culture: of the series that cross, 60 per cent read above the floor again at a later visit.</w:t>
-      </w:r>
-    </w:p>
-    <w:p>
-      <w:r>
-        <w:t xml:space="preserve">The crossing time is interval-censored, not observed: it lies between the last visit above the floor and the first visit below it, and the visit schedule is coarse. Interval-censored fits (39) are therefore reported alongside the naive treatment that pins the event to the visit at which the blank plate was noticed. Kaplan–Meier (40) and Cox proportional hazards (41) are retained as </w:t>
-      </w:r>
-      <w:r>
-        <w:rPr>
-          <w:b/>
-        </w:rPr>
-        <w:t>descriptive</w:t>
-      </w:r>
-      <w:r>
-        <w:t xml:space="preserve"> summaries of first crossing only; their intervals are replaced by cluster bootstraps over laboratories and over flasks (42), because those 261 series come from 72 flasks in 6 laboratories and the partial likelihood treats them as independent. No p-value is quoted for a term that is constant within laboratory, since six clusters cannot support one. Proportionality is tested on Schoenfeld residuals (43, 44).</w:t>
-      </w:r>
-    </w:p>
-    <w:p>
-      <w:r>
-        <w:t>A cell is fitted only when it retains at least six quantified readings at three distinct times; below that the slope is determined by the censoring pattern rather than by the counts.</w:t>
+        <w:t xml:space="preserve"> treats the first observed crossing below the assay floor as the event, right-censoring series that never fall below it; 60 per cent of series that cross read above the floor again at a later visit, so the event is a crossing, not a clearance. The crossing time is interval-censored between the last visit above the floor and the first below it; interval-censored fits (37) are reported alongside Kaplan–Meier (38) and Cox proportional hazards (39) as descriptive summaries, with cluster bootstraps over laboratories and flasks (40) in place of the partial likelihood's independence assumption, and proportionality tested on Schoenfeld residuals (41, 42).</w:t>
       </w:r>
     </w:p>
     <w:p>
@@ -4172,18 +3671,12 @@
         <w:t>The replicate-level bootstrap</w:t>
       </w:r>
       <w:r>
-        <w:t xml:space="preserve"> (45) behind the interval slopes resamples the three replicate counts with replacement at both ends of each interval, takes their mean, refits the concentration slope on each draw, and takes percentile intervals from 20 000 draws. The resampling unit is the replicate count, not the interval, so a draw can repeat a replicate at one end and not the other. It is a draw of the three-replicate MEAN, because the mean is what the slope is fitted through; drawing a single replicate instead would attach the variance of one count to an estimate built from three. This bootstrap, and not the least-squares fit through the four concentration means that the deposited table reports beside it, is the interval quoted in Text S3 and drawn in Figure S3C. The least-squares fit is kept in the table for comparison and is labelled there: it has two residual degrees of freedom and discards the replicate scatter entirely. An interval on a proportion — an inversion rate, or a share of flasks — is the Jeffreys interval (46), which is the equal-tailed posterior under the Jeffreys prior and does not collapse to zero width when the count is 0 or n, as the normal approximation does at the sample sizes here.</w:t>
+        <w:t xml:space="preserve"> (43) behind interval slopes resamples the three replicate counts with replacement, takes their mean, refits the concentration slope on each draw, and takes percentile intervals from 20,000 draws — reported instead of the least-squares fit through the deposited concentration means, which has two residual degrees of freedom and discards the replicate scatter. An interval on a proportion is the Jeffreys interval (44), which does not collapse to zero width at the sample sizes here.</w:t>
       </w:r>
     </w:p>
     <w:p>
       <w:r>
-        <w:rPr>
-          <w:b/>
-        </w:rPr>
-        <w:t>What is standard and what is not.</w:t>
-      </w:r>
-      <w:r>
-        <w:t xml:space="preserve"> The Tobit fit, Kaplan–Meier, Cox and the interval-censored fits come from the packages named below. Four procedures do not: the Brant test of proportional odds, the partial-proportional-odds fit with a per-cut coefficient mask, the product-of-coefficients mediation with bootstrap percentile intervals, and the residual-correlation sensitivity for sequential ignorability. Those are implemented in the released analysis code rather than taken from a package — in `exp30_ordinal_tolerance.py` and `exp34_mediation.py` — and the partial-proportional-odds likelihood is validated against the proportional-odds fit it nests, agreeing to 1.0 × 10⁻¹⁰ in log-likelihood when nothing is released. The multinomial check uses statsmodels.</w:t>
+        <w:t>Four procedures are implemented in the released analysis code rather than taken from a package — the Brant test, the partial-proportional-odds fit, the product-of-coefficients mediation, and the residual-correlation sensitivity — in `exp30_ordinal_tolerance.py` and `exp34_mediation.py`; the partial-proportional-odds likelihood is validated against the proportional-odds fit it nests, agreeing to 1.0 × 10⁻¹⁰ in log-likelihood.</w:t>
       </w:r>
     </w:p>
     <w:p>
@@ -4200,7 +3693,7 @@
     </w:p>
     <w:p>
       <w:r>
-        <w:t xml:space="preserve">Over an interval in which the decline is close to log-linear, log10 </w:t>
+        <w:t xml:space="preserve">Over an interval where the decline is close to log-linear, log10 </w:t>
       </w:r>
       <w:r>
         <w:rPr>
@@ -4312,12 +3805,12 @@
           <w:rFonts w:ascii="Consolas" w:hAnsi="Consolas"/>
           <w:sz w:val="22"/>
         </w:rPr>
-        <w:t>log(T_A / T_B) = log(D_A / D_B) − log(b_A / b_B)</w:t>
+        <w:t>log(T_A / T_B) = log(D_A / D_B) − log(b_A / b_B),</w:t>
       </w:r>
     </w:p>
     <w:p>
       <w:r>
-        <w:t xml:space="preserve">which is exact on this model and splits a difference in crossing time into a distance term and a rate term. An </w:t>
+        <w:t xml:space="preserve">which splits a difference in crossing time into a distance term and a rate term. An </w:t>
       </w:r>
       <w:r>
         <w:rPr>
@@ -4326,7 +3819,7 @@
         <w:t>inversion</w:t>
       </w:r>
       <w:r>
-        <w:t xml:space="preserve"> is a pair in which A fell faster yet crossed later, which occurs exactly when </w:t>
+        <w:t xml:space="preserve"> is a pair in which A fell faster yet crossed later, occurring exactly when </w:t>
       </w:r>
       <w:r>
         <w:rPr>
@@ -4362,25 +3855,7 @@
         <w:t>b_B</w:t>
       </w:r>
       <w:r>
-        <w:t xml:space="preserve">. A single slope is not a full description of a biphasic trajectory, so </w:t>
-      </w:r>
-      <w:r>
-        <w:rPr>
-          <w:i/>
-        </w:rPr>
-        <w:t>b</w:t>
-      </w:r>
-      <w:r>
-        <w:t xml:space="preserve"> is the average decline over the window fitted, and the variance shares reported below are shares of that averaged slope; averaging across decline and regrowth moves the rate term up rather than down, so the distance share is a lower bound; </w:t>
-      </w:r>
-      <w:r>
-        <w:rPr>
-          <w:i/>
-        </w:rPr>
-        <w:t>D</w:t>
-      </w:r>
-      <w:r>
-        <w:t xml:space="preserve"> is taken from the measured day 0 to 1 density rather than from the fitted intercept, because a single line through a biphasic curve extrapolates back to an intercept well below the culture the flask started from.</w:t>
+        <w:t>.</w:t>
       </w:r>
     </w:p>
     <w:p>
@@ -4397,7 +3872,7 @@
     </w:p>
     <w:p>
       <w:r>
-        <w:t>Where a question admits more than one test, every test the deposit supports is run, and the family is corrected by the Benjamini–Hochberg procedure (47) at a false discovery rate of 5 per cent. For each test we report the correlation the sample size could have resolved at 95 per cent confidence, so that a null is bounded rather than asserted.</w:t>
+        <w:t>Where a question admits more than one test, every test the deposit supports is run, and the family is corrected by the Benjamini–Hochberg procedure (45) at a false discovery rate of 5 per cent.</w:t>
       </w:r>
     </w:p>
     <w:p>
@@ -4414,22 +3889,12 @@
     </w:p>
     <w:p>
       <w:r>
-        <w:t>Every number in this paper is regenerated by a script that writes a machine- readable receipt of what it computed, and a separate audit script recomputes 174 of the quantities quoted in the text from the tables they came from and reports any that disagree. That audit is not exhaustive: it pins the load-bearing counts, every headline interval and every figure a conclusion rests on, and it does not pin every cell of every table.</w:t>
+        <w:t>Every number in this paper is regenerated by a script that writes a machine-readable receipt, and an audit script recomputes 174 quantities quoted in the text from the tables they came from. A second audit checks that every number in the Abstract, Box 1, and every table and figure legend traces to a results file or receipt, that no numeric literal carries two incompatible statistical labels (a hazard ratio quoted where another table calls the same figure a p-value, for example), and that no cross-reference or sample-size count is stale. Neither audit pins every cell of every table.</w:t>
       </w:r>
     </w:p>
     <w:p>
       <w:r>
-        <w:t>A second audit reads what the first cannot. The value audit parses table bodies only, so it never sees a table legend, a figure legend, Box 1 or the Abstract — and it has no way to notice that a number called a hazard ratio in one place is called a p-value in another, which is a mistake this manuscript made and a reviewer caught. The second audit checks that every number in those four regions, conventions such as the endpoint constants and the confidence level aside, occurs in a results file, a receipt or a table body; that no numeric literal carries two incompatible statistical labels and that no most-probable number is printed as a colony count; that percentages, fold-changes, corrected thresholds, spans and interval bounds follow from their own stated inputs; and that no conclusion the self-audit marks unsupported is still asserted anywhere, that every sample size traces to a line in the flow account, that every cross-reference resolves, and that no block of prose states the same thing twice, which is what a paragraph looks like when the passage its rewrite replaced was never deleted. It fails the pipeline on the findings it grades as contradictions and reports anything weaker without failing; an untraceable number in a figure legend, in Box 1 or in the Abstract is weaker, and so is a legend count its own table contradicts where the results carry that value elsewhere. Every table is generated from the results files and the manuscript is assembled from that generated material, never edited downstream of it, so a table cannot drift from the analysis behind it.</w:t>
-      </w:r>
-    </w:p>
-    <w:p>
-      <w:r>
-        <w:t>What the second audit does not cover is worth stating, because a guarantee whose edges are unstated will be read as covering everything. It is an existence check before it is a semantic one: a number that is correct somewhere in the corpus but attached to the wrong quantity passes unless some other rule reaches it. Figure legends, Box 1 and the Abstract have no staleness net comparable to the one that diffs each spliced table against the block that generated it, so a stale number there is caught only if it exists nowhere else. An error introduced into a legend inside the table-generating code is invisible to a check that compares the paper against that code's own output. And the self-audit table is the premise of the withdrawn-claim check rather than its subject: the check sees only the conclusions that table lists, so a reading retracted in the prose alone lies outside it, and a verdict silently changed from unsupported to supported would not be detected.</w:t>
-      </w:r>
-    </w:p>
-    <w:p>
-      <w:r>
-        <w:t>Analyses used Python 3.14 with numpy 2.5.0 (48), scipy 1.18.0 (49), pandas 3.0.3 (50), statsmodels 0.15.0 (51) and lifelines 0.30.3 (52).</w:t>
+        <w:t>Analyses used Python 3.14 with numpy 2.5.0 (46), scipy 1.18.0 (47), pandas 3.0.3 (48), statsmodels 0.15.0 (49) and lifelines 0.30.3 (50).</w:t>
       </w:r>
     </w:p>
     <w:p>
@@ -4446,7 +3911,7 @@
     </w:p>
     <w:p>
       <w:r>
-        <w:t xml:space="preserve">This study reanalysed publicly available, de-identified datasets deposited by other groups, and generated one time-kill experiment in a reference strain of </w:t>
+        <w:t xml:space="preserve">This study analysed publicly available, de-identified datasets, and generated one time-kill experiment in a reference strain of </w:t>
       </w:r>
       <w:r>
         <w:rPr>
@@ -4489,17 +3954,12 @@
     </w:p>
     <w:p>
       <w:r>
-        <w:t>Every dataset reanalysed here was already public under an open licence and none was generated for this study. Each is identified in Table 3 and cited alongside the article that first described it: Vijay and colleagues (21, 53), van Wijk and colleagues (12, 13), Windels and colleagues (23, 24), Kaur and colleagues (25, 26), and the hollow-fibre Source Data of Dubey and colleagues (14, 15), held out of every fitting step. The readings from the prospective experiment are deposited with the analysis code.</w:t>
+        <w:t>Every dataset analysed here was already public under an open licence. Each is identified in Table 3 and cited alongside the article that first described it: Vijay and colleagues (21, 51), van Wijk and colleagues (12, 13), Windels and colleagues (23, 24), Kaur and colleagues (25, 26), and the hollow-fibre Source Data of Dubey and colleagues (14, 15), held out of every fitting step. The readings from the prospective experiment are deposited with the analysis code.</w:t>
       </w:r>
     </w:p>
     <w:p>
       <w:r>
-        <w:t>That code, both audit scripts, the headroom tool and the machine-readable receipts recording the software versions each stage ran under are in a public repository (54), with the documentation and test data needed to run them. It is dual-licensed: the code under the Massachusetts Institute of Technology (MIT) licence, and the manuscript, figures and results under CC BY 4.0. The deposits keep their depositors' own licences. It is at https://github.com/piranfar/detection-floor-tolerance-endpoints, and this manuscript was built from commit 59d6b6c+ of it — the state of the repository the text describes, rather than the commit that records the build. A trailing plus sign, if present, marks a build made with uncommitted changes in the tree.</w:t>
-      </w:r>
-    </w:p>
-    <w:p>
-      <w:r>
-        <w:t>Every number quoted in this manuscript regenerates from the deposits by that code, and two audit stages check the text against those results. Neither pins every cell of every table, as the Reproducibility subsection states.</w:t>
+        <w:t>That code, both audit scripts, the headroom tool and machine-readable receipts recording the software versions each stage ran under are in a public repository (52), dual-licensed: the code under the Massachusetts Institute of Technology (MIT) licence, and the manuscript, figures and results under CC BY 4.0. The deposits keep their depositors' own licences. It is at https://github.com/piranfar/detection-floor-tolerance-endpoints, and this manuscript was built from commit 65bb63d+ of it.</w:t>
       </w:r>
     </w:p>
     <w:p>
@@ -7512,107 +6972,97 @@
     </w:p>
     <w:p>
       <w:r>
-        <w:t>33. Burger DA, Schall R. 2015. A Bayesian nonlinear mixed-effects regression model for the characterization of early bactericidal activity of tuberculosis drugs. J Biopharm Stat 25:1247-1271. https://doi.org/10.1080/10543406.2014.971170.</w:t>
+        <w:t>33. Rubin DB. 1987. Multiple imputation for nonresponse in surveys. John Wiley &amp; Sons, New York, NY. https://doi.org/10.1002/9780470316696.</w:t>
       </w:r>
     </w:p>
     <w:p>
       <w:r>
-        <w:t>34. Burger DA, Schall R. 2018. Robust fit of Bayesian mixed effects regression models with application to colony forming unit count in tuberculosis research. Stat Med 37:544-556. https://doi.org/10.1002/sim.7529.</w:t>
+        <w:t>34. McCullagh P. 1980. Regression models for ordinal data. J R Stat Soc Series B Stat Methodol 42:109-127. https://doi.org/10.1111/j.2517-6161.1980.tb01109.x.</w:t>
       </w:r>
     </w:p>
     <w:p>
       <w:r>
-        <w:t>35. Rubin DB. 1987. Multiple imputation for nonresponse in surveys. John Wiley &amp; Sons, New York, NY. https://doi.org/10.1002/9780470316696.</w:t>
+        <w:t>35. Brant R. 1990. Assessing proportionality in the proportional odds model for ordinal logistic regression. Biometrics 46:1171-1178.</w:t>
       </w:r>
     </w:p>
     <w:p>
       <w:r>
-        <w:t>36. McCullagh P. 1980. Regression models for ordinal data. J R Stat Soc Series B Stat Methodol 42:109-127. https://doi.org/10.1111/j.2517-6161.1980.tb01109.x.</w:t>
+        <w:t>36. Peterson B, Harrell FE Jr. 1990. Partial proportional odds models for ordinal response variables. J R Stat Soc Ser C Appl Stat 39:205. https://doi.org/10.2307/2347760.</w:t>
       </w:r>
     </w:p>
     <w:p>
       <w:r>
-        <w:t>37. Brant R. 1990. Assessing proportionality in the proportional odds model for ordinal logistic regression. Biometrics 46:1171-1178.</w:t>
+        <w:t>37. Turnbull BW. 1976. The empirical distribution function with arbitrarily grouped, censored and truncated data. J R Stat Soc Series B Stat Methodol 38:290-295. https://doi.org/10.1111/j.2517-6161.1976.tb01597.x.</w:t>
       </w:r>
     </w:p>
     <w:p>
       <w:r>
-        <w:t>38. Peterson B, Harrell FE Jr. 1990. Partial proportional odds models for ordinal response variables. J R Stat Soc Ser C Appl Stat 39:205. https://doi.org/10.2307/2347760.</w:t>
+        <w:t>38. Kaplan EL, Meier P. 1958. Nonparametric estimation from incomplete observations. J Am Stat Assoc 53:457-481. https://doi.org/10.1080/01621459.1958.10501452.</w:t>
       </w:r>
     </w:p>
     <w:p>
       <w:r>
-        <w:t>39. Turnbull BW. 1976. The empirical distribution function with arbitrarily grouped, censored and truncated data. J R Stat Soc Series B Stat Methodol 38:290-295. https://doi.org/10.1111/j.2517-6161.1976.tb01597.x.</w:t>
+        <w:t>39. Cox DR. 1972. Regression models and life-tables. J R Stat Soc Series B Stat Methodol 34:187-202. https://doi.org/10.1111/j.2517-6161.1972.tb00899.x.</w:t>
       </w:r>
     </w:p>
     <w:p>
       <w:r>
-        <w:t>40. Kaplan EL, Meier P. 1958. Nonparametric estimation from incomplete observations. J Am Stat Assoc 53:457-481. https://doi.org/10.1080/01621459.1958.10501452.</w:t>
+        <w:t>40. Field CA, Welsh AH. 2007. Bootstrapping clustered data. J R Stat Soc Series B Stat Methodol 69:369-390. https://doi.org/10.1111/j.1467-9868.2007.00593.x.</w:t>
       </w:r>
     </w:p>
     <w:p>
       <w:r>
-        <w:t>41. Cox DR. 1972. Regression models and life-tables. J R Stat Soc Series B Stat Methodol 34:187-202. https://doi.org/10.1111/j.2517-6161.1972.tb00899.x.</w:t>
+        <w:t>41. Schoenfeld D. 1982. Partial residuals for the proportional hazards regression model. Biometrika 69:239-241. https://doi.org/10.1093/biomet/69.1.239.</w:t>
       </w:r>
     </w:p>
     <w:p>
       <w:r>
-        <w:t>42. Field CA, Welsh AH. 2007. Bootstrapping clustered data. J R Stat Soc Series B Stat Methodol 69:369-390. https://doi.org/10.1111/j.1467-9868.2007.00593.x.</w:t>
+        <w:t>42. Grambsch PM, Therneau TM. 1994. Proportional hazards tests and diagnostics based on weighted residuals. Biometrika 81:515-526. https://doi.org/10.1093/biomet/81.3.515.</w:t>
       </w:r>
     </w:p>
     <w:p>
       <w:r>
-        <w:t>43. Schoenfeld D. 1982. Partial residuals for the proportional hazards regression model. Biometrika 69:239-241. https://doi.org/10.1093/biomet/69.1.239.</w:t>
+        <w:t>43. Efron B. 1979. Bootstrap methods: another look at the jackknife. Ann Stat 7:1-26. https://doi.org/10.1214/aos/1176344552.</w:t>
       </w:r>
     </w:p>
     <w:p>
       <w:r>
-        <w:t>44. Grambsch PM, Therneau TM. 1994. Proportional hazards tests and diagnostics based on weighted residuals. Biometrika 81:515-526. https://doi.org/10.1093/biomet/81.3.515.</w:t>
+        <w:t>44. Brown LD, Cai TT, DasGupta A. 2001. Interval estimation for a binomial proportion. Stat Sci 16:101-133. https://doi.org/10.1214/ss/1009213286.</w:t>
       </w:r>
     </w:p>
     <w:p>
       <w:r>
-        <w:t>45. Efron B. 1979. Bootstrap methods: another look at the jackknife. Ann Stat 7:1-26. https://doi.org/10.1214/aos/1176344552.</w:t>
+        <w:t>45. Benjamini Y, Hochberg Y. 1995. Controlling the false discovery rate: a practical and powerful approach to multiple testing. J R Stat Soc Series B Stat Methodol 57:289-300. https://doi.org/10.1111/j.2517-6161.1995.tb02031.x.</w:t>
       </w:r>
     </w:p>
     <w:p>
       <w:r>
-        <w:t>46. Brown LD, Cai TT, DasGupta A. 2001. Interval estimation for a binomial proportion. Stat Sci 16:101-133. https://doi.org/10.1214/ss/1009213286.</w:t>
+        <w:t>46. Harris CR, Millman KJ, van der Walt SJ, Gommers R, Virtanen P, Cournapeau D, Wieser E, Taylor J, Berg S, Smith NJ, Kern R, Picus M, Hoyer S, van Kerkwijk MH, Brett M, Haldane A, del Río JF, Wiebe M, Peterson P, Gérard-Marchant P, Sheppard K, Reddy T, Weckesser W, Abbasi H, Gohlke C, Oliphant TE. 2020. Array programming with NumPy. Nature 585:357-362. https://doi.org/10.1038/s41586-020-2649-2.</w:t>
       </w:r>
     </w:p>
     <w:p>
       <w:r>
-        <w:t>47. Benjamini Y, Hochberg Y. 1995. Controlling the false discovery rate: a practical and powerful approach to multiple testing. J R Stat Soc Series B Stat Methodol 57:289-300. https://doi.org/10.1111/j.2517-6161.1995.tb02031.x.</w:t>
+        <w:t>47. Virtanen P, Gommers R, Oliphant TE, Haberland M, Reddy T, Cournapeau D, Burovski E, Peterson P, Weckesser W, Bright J, van der Walt SJ, Brett M, Wilson J, Millman KJ, Mayorov N, Nelson ARJ, Jones E, Kern R, Larson E, Carey CJ, Polat İ, Feng Y, Moore EW, VanderPlas J, Laxalde D, Perktold J, Cimrman R, Henriksen I, Quintero EA, Harris CR, Archibald AM, Ribeiro AH, Pedregosa F, van Mulbregt P, SciPy 1.0 Contributors. 2020. SciPy 1.0: fundamental algorithms for scientific computing in Python. Nat Methods 17:261-272. https://doi.org/10.1038/s41592-019-0686-2.</w:t>
       </w:r>
     </w:p>
     <w:p>
       <w:r>
-        <w:t>48. Harris CR, Millman KJ, van der Walt SJ, Gommers R, Virtanen P, Cournapeau D, Wieser E, Taylor J, Berg S, Smith NJ, Kern R, Picus M, Hoyer S, van Kerkwijk MH, Brett M, Haldane A, del Río JF, Wiebe M, Peterson P, Gérard-Marchant P, Sheppard K, Reddy T, Weckesser W, Abbasi H, Gohlke C, Oliphant TE. 2020. Array programming with NumPy. Nature 585:357-362. https://doi.org/10.1038/s41586-020-2649-2.</w:t>
+        <w:t>48. McKinney W. 2010. Data structures for statistical computing in Python. Proceedings of the 9th Python in Science Conference 56-61. https://doi.org/10.25080/Majora-92bf1922-00a.</w:t>
       </w:r>
     </w:p>
     <w:p>
       <w:r>
-        <w:t>49. Virtanen P, Gommers R, Oliphant TE, Haberland M, Reddy T, Cournapeau D, Burovski E, Peterson P, Weckesser W, Bright J, van der Walt SJ, Brett M, Wilson J, Millman KJ, Mayorov N, Nelson ARJ, Jones E, Kern R, Larson E, Carey CJ, Polat İ, Feng Y, Moore EW, VanderPlas J, Laxalde D, Perktold J, Cimrman R, Henriksen I, Quintero EA, Harris CR, Archibald AM, Ribeiro AH, Pedregosa F, van Mulbregt P, SciPy 1.0 Contributors. 2020. SciPy 1.0: fundamental algorithms for scientific computing in Python. Nat Methods 17:261-272. https://doi.org/10.1038/s41592-019-0686-2.</w:t>
+        <w:t>49. Seabold S, Perktold J. 2010. Statsmodels: econometric and statistical modeling with Python. Proceedings of the 9th Python in Science Conference 92-96. https://doi.org/10.25080/Majora-92bf1922-011.</w:t>
       </w:r>
     </w:p>
     <w:p>
       <w:r>
-        <w:t>50. McKinney W. 2010. Data structures for statistical computing in Python. Proceedings of the 9th Python in Science Conference 56-61. https://doi.org/10.25080/Majora-92bf1922-00a.</w:t>
+        <w:t>50. Davidson-Pilon C. 2019. lifelines: survival analysis in Python. J Open Source Softw 4:1317. https://doi.org/10.21105/joss.01317.</w:t>
       </w:r>
     </w:p>
     <w:p>
       <w:r>
-        <w:t>51. Seabold S, Perktold J. 2010. Statsmodels: econometric and statistical modeling with Python. Proceedings of the 9th Python in Science Conference 92-96. https://doi.org/10.25080/Majora-92bf1922-011.</w:t>
-      </w:r>
-    </w:p>
-    <w:p>
-      <w:r>
-        <w:t>52. Davidson-Pilon C. 2019. lifelines: survival analysis in Python. J Open Source Softw 4:1317. https://doi.org/10.21105/joss.01317.</w:t>
-      </w:r>
-    </w:p>
-    <w:p>
-      <w:r>
-        <w:t xml:space="preserve">53. Vijay S, Bao NLH, Vinh DN, Nhat LTH, Thu DDA, Quang NL, Trieu LPT, Nhung HN, Ha VTN, Thai PVK, Ha DTM, Lan NH, Caws M, Thwaites GE, Javid B, Thuong NT. 2024. Rifampicin tolerance and growth fitness among isoniazid-resistant clinical </w:t>
+        <w:t xml:space="preserve">51. Vijay S, Bao NLH, Vinh DN, Nhat LTH, Thu DDA, Quang NL, Trieu LPT, Nhung HN, Ha VTN, Thai PVK, Ha DTM, Lan NH, Caws M, Thwaites GE, Javid B, Thuong NT. 2024. Rifampicin tolerance and growth fitness among isoniazid-resistant clinical </w:t>
       </w:r>
       <w:r>
         <w:rPr>
@@ -7626,7 +7076,7 @@
     </w:p>
     <w:p>
       <w:r>
-        <w:t>54. Piranfar V. 2026. Analysis code, audit scripts and headroom tool for "The detection floor bounds tolerance endpoints in Mycobacterium tuberculosis". GitHub. https://github.com/piranfar/detection-floor-tolerance-endpoints.</w:t>
+        <w:t>52. Piranfar V. 2026. Analysis code, audit scripts and headroom tool for "The detection floor bounds tolerance endpoints in Mycobacterium tuberculosis". GitHub. https://github.com/piranfar/detection-floor-tolerance-endpoints.</w:t>
       </w:r>
     </w:p>
     <w:sectPr>

--- a/submission/02_manuscript.docx
+++ b/submission/02_manuscript.docx
@@ -2959,7 +2959,7 @@
         <w:rPr>
           <w:b/>
         </w:rPr>
-        <w:t>A deposit analysed last, after both boundaries were fixed.</w:t>
+        <w:t>Validation deposit, analysed only after both boundaries were fixed.</w:t>
       </w:r>
       <w:r>
         <w:t xml:space="preserve"> Amoxicillin-clavulanate against </w:t>
@@ -3008,7 +3008,16 @@
     </w:p>
     <w:p>
       <w:r>
-        <w:t>The two boundaries were used to design an experiment against themselves. Its design sheet, predictions and plate counts are one workbook, deposited with the analysis code, with every prediction written down before a plate was counted.</w:t>
+        <w:t xml:space="preserve">An </w:t>
+      </w:r>
+      <w:r>
+        <w:rPr>
+          <w:i/>
+        </w:rPr>
+        <w:t>in vitro</w:t>
+      </w:r>
+      <w:r>
+        <w:t xml:space="preserve"> experiment was designed to prospectively test both boundaries. Its design sheet, predictions and plate counts are one workbook, deposited with the analysis code, with every prediction written down before a plate was counted.</w:t>
       </w:r>
     </w:p>
     <w:p>
@@ -3133,7 +3142,7 @@
           <w:b/>
           <w:sz w:val="22"/>
         </w:rPr>
-        <w:t>Two kinds of limit, kept apart</w:t>
+        <w:t>Two kinds of limit, kept apart (operational assay floor vs. reported limit of quantification)</w:t>
       </w:r>
     </w:p>
     <w:p>
@@ -3256,7 +3265,7 @@
           <w:b/>
           <w:sz w:val="22"/>
         </w:rPr>
-        <w:t>Floor posterior, refusal, and what is not learned</w:t>
+        <w:t>Posterior probability of assay floors, and what remains unresolved</w:t>
       </w:r>
     </w:p>
     <w:p>
@@ -3959,7 +3968,7 @@
     </w:p>
     <w:p>
       <w:r>
-        <w:t>That code, both audit scripts, the headroom tool and machine-readable receipts recording the software versions each stage ran under are in a public repository (52), dual-licensed: the code under the Massachusetts Institute of Technology (MIT) licence, and the manuscript, figures and results under CC BY 4.0. The deposits keep their depositors' own licences. It is at https://github.com/piranfar/detection-floor-tolerance-endpoints, and this manuscript was built from commit 65bb63d+ of it.</w:t>
+        <w:t>That code, both audit scripts, the headroom tool and machine-readable receipts recording the software versions each stage ran under are in a public repository (52), dual-licensed: the code under the Massachusetts Institute of Technology (MIT) licence, and the manuscript, figures and results under CC BY 4.0. The deposits keep their depositors' own licences. It is at https://github.com/piranfar/detection-floor-tolerance-endpoints, and this manuscript was built from commit cf21c60+ of it.</w:t>
       </w:r>
     </w:p>
     <w:p>

--- a/submission/02_manuscript.docx
+++ b/submission/02_manuscript.docx
@@ -96,7 +96,7 @@
         <w:t>Supplemental figures:</w:t>
       </w:r>
       <w:r>
-        <w:t xml:space="preserve"> 5 | </w:t>
+        <w:t xml:space="preserve"> 6 | </w:t>
       </w:r>
       <w:r>
         <w:rPr>
@@ -2869,7 +2869,7 @@
     </w:p>
     <w:p>
       <w:r>
-        <w:t>Forty-one distinct records were inspected, one of them this paper's own prospective experiment. Of the 40 remaining literature deposits, 32 reported no assay floor by any route — no limit of detection, no limit of quantification, and no plated volume from which one could be derived. Eighteen deposits carried enough information to compute both boundaries at all, and five carried the complete set of fields the full analysis requires (Table 3, Figure S4).</w:t>
+        <w:t>Forty-one distinct records were inspected, one of them this paper's own prospective experiment. Of the 40 remaining literature deposits, 32 reported no assay floor by any route — no limit of detection, no limit of quantification, and no plated volume from which one could be derived. Eighteen deposits carried enough information to compute both boundaries at all, and five carried the complete set of fields the full analysis requires (Table 3, Figure S4). The full pipeline, from this screen through the prospective test of both boundaries, is summarised in Figure S6.</w:t>
       </w:r>
     </w:p>
     <w:p>
@@ -3968,7 +3968,7 @@
     </w:p>
     <w:p>
       <w:r>
-        <w:t>That code, both audit scripts, the headroom tool and machine-readable receipts recording the software versions each stage ran under are in a public repository (52), dual-licensed: the code under the Massachusetts Institute of Technology (MIT) licence, and the manuscript, figures and results under CC BY 4.0. The deposits keep their depositors' own licences. It is at https://github.com/piranfar/detection-floor-tolerance-endpoints, and this manuscript was built from commit cf21c60+ of it.</w:t>
+        <w:t>That code, both audit scripts, the headroom tool and machine-readable receipts recording the software versions each stage ran under are in a public repository (52), dual-licensed: the code under the Massachusetts Institute of Technology (MIT) licence, and the manuscript, figures and results under CC BY 4.0. The deposits keep their depositors' own licences. It is at https://github.com/piranfar/detection-floor-tolerance-endpoints, and this manuscript was built from commit 2f2728a+ of it.</w:t>
       </w:r>
     </w:p>
     <w:p>

--- a/submission/02_manuscript.docx
+++ b/submission/02_manuscript.docx
@@ -2859,12 +2859,21 @@
           <w:b/>
           <w:sz w:val="22"/>
         </w:rPr>
-        <w:t>The corpus screened, and how five deposits came out of it</w:t>
+        <w:t>Study design and data sources</w:t>
       </w:r>
     </w:p>
     <w:p>
       <w:r>
-        <w:t>We assembled 78 candidate time-kill datasets from the published literature (21 August – 8 September 2026) and screened 45 of them field by field for the three quantities the two boundaries below require: a pre-treatment starting density, a longitudinal series of viable counts, and either a plated volume or a stated assay floor. Every inclusion and exclusion is recorded in a manifest deposited with the analysis code.</w:t>
+        <w:t xml:space="preserve">This study combined mathematical derivation, analysis of five public datasets, and a prospective </w:t>
+      </w:r>
+      <w:r>
+        <w:rPr>
+          <w:i/>
+        </w:rPr>
+        <w:t>Escherichia coli</w:t>
+      </w:r>
+      <w:r>
+        <w:t xml:space="preserve"> experiment to examine how assay floors constrain antibiotic-tolerance endpoints. We assembled 78 candidate time-kill datasets from the published literature (21 August – 8 September 2026) and screened 45 of them field by field for the three quantities the two boundaries below require: a pre-treatment starting density, a longitudinal series of viable counts, and either a plated volume or a stated assay floor. Every inclusion and exclusion is recorded in a manifest deposited with the analysis code.</w:t>
       </w:r>
     </w:p>
     <w:p>
@@ -2875,6 +2884,117 @@
     <w:p>
       <w:r>
         <w:t>These 78 candidates are a documented sample of the literature, assembled without a registered search protocol; the two boundaries are derived from definitions rather than estimated from the corpus's size, so a single deposit with a stated floor is enough to demonstrate them.</w:t>
+      </w:r>
+    </w:p>
+    <w:p>
+      <w:r>
+        <w:t xml:space="preserve">Four datasets supported the empirical analyses. </w:t>
+      </w:r>
+      <w:r>
+        <w:rPr>
+          <w:b/>
+        </w:rPr>
+        <w:t>Clinical isolates with a deposited tolerance classification:</w:t>
+      </w:r>
+      <w:r>
+        <w:t xml:space="preserve"> 217 </w:t>
+      </w:r>
+      <w:r>
+        <w:rPr>
+          <w:i/>
+        </w:rPr>
+        <w:t>M. tuberculosis</w:t>
+      </w:r>
+      <w:r>
+        <w:t xml:space="preserve"> isolates assayed under rifampicin, each carrying a minimum inhibitory concentration, minimum durations for 90, 99 and 99.99 per cent killing at 15 and 60 days of prior culture, most probable number readings at days 0, 2 and 5, a growth-rate proxy, isoniazid susceptibility with the resistance mutation where present, and the authors' own tolerance level for each isolate (Vijay et al. 2024; eLife 93243 supplementary file 2) (21). Of the 217 rows, 43 are follow-up isolates from patients already represented, so a baseline-only stratum is analysed separately.</w:t>
+      </w:r>
+    </w:p>
+    <w:p>
+      <w:r>
+        <w:rPr>
+          <w:b/>
+        </w:rPr>
+        <w:t>The six-laboratory exercise:</w:t>
+      </w:r>
+      <w:r>
+        <w:t xml:space="preserve"> </w:t>
+      </w:r>
+      <w:r>
+        <w:rPr>
+          <w:i/>
+        </w:rPr>
+        <w:t>M. tuberculosis</w:t>
+      </w:r>
+      <w:r>
+        <w:t xml:space="preserve"> H37Rv from one stock, distributed with one written protocol to six blinded laboratories (van Wijk et al. 2023; figshare 19766083, CC BY 4.0) (12, 13). Moxifloxacin and isoniazid at one and ten times the minimum inhibitory concentration, three flasks per arm, each sample plated at four volumes — 100 µL quadruplicate, 10 µL as four drops, 10 µL as a single drop, and 2.5 µL as a single drop — giving three distinct floors spanning 1.60 log10 within a single flask-visit (22). The file holds 2,775 readings; the analysis set, after dropping unusable values and pre-treatment visits, is 2,580.</w:t>
+      </w:r>
+    </w:p>
+    <w:p>
+      <w:r>
+        <w:rPr>
+          <w:b/>
+        </w:rPr>
+        <w:t>Evolved clones:</w:t>
+      </w:r>
+      <w:r>
+        <w:t xml:space="preserve"> 126 </w:t>
+      </w:r>
+      <w:r>
+        <w:rPr>
+          <w:i/>
+        </w:rPr>
+        <w:t>Escherichia coli</w:t>
+      </w:r>
+      <w:r>
+        <w:t xml:space="preserve"> clones from a parallel evolution experiment under amikacin, each carrying an endpoint minimum inhibitory concentration and a persister fraction (Windels et al. 2024; Zenodo 10.5281/zenodo.7550302, CC BY 4.0) (23, 24). Six of its 595 surviving fractions are written as exact zeros with no named floor, so this deposit is one of two for which observability labels are refused.</w:t>
+      </w:r>
+    </w:p>
+    <w:p>
+      <w:r>
+        <w:rPr>
+          <w:b/>
+        </w:rPr>
+        <w:t>Concentration-by-time grid:</w:t>
+      </w:r>
+      <w:r>
+        <w:t xml:space="preserve"> apramycin against </w:t>
+      </w:r>
+      <w:r>
+        <w:rPr>
+          <w:i/>
+        </w:rPr>
+        <w:t>M. tuberculosis</w:t>
+      </w:r>
+      <w:r>
+        <w:t xml:space="preserve"> at 128, 32, 8, 4 and 1 µg/mL, triplicate log10 CFU at days 0, 3, 7 and 14 (Kaur et al. 2024; figshare 26462791, CC BY 4.0) (25, 26). The 1 µg/mL arm shows net growth rather than killing and is excluded from the dose comparison, leaving 4 to 128 µg/mL as the range compared (Text S3).</w:t>
+      </w:r>
+    </w:p>
+    <w:p>
+      <w:r>
+        <w:t xml:space="preserve">A fifth dataset was evaluated only after the boundaries, thresholds, and modelling choices had been fixed. </w:t>
+      </w:r>
+      <w:r>
+        <w:rPr>
+          <w:b/>
+        </w:rPr>
+        <w:t>Validation deposit:</w:t>
+      </w:r>
+      <w:r>
+        <w:t xml:space="preserve"> amoxicillin- clavulanate against </w:t>
+      </w:r>
+      <w:r>
+        <w:rPr>
+          <w:i/>
+        </w:rPr>
+        <w:t>Escherichia coli</w:t>
+      </w:r>
+      <w:r>
+        <w:t xml:space="preserve"> in a hollow-fibre infection model, with 100 µL plated, measured day-zero densities for every culture, and below-limit readings retained as a placeholder (Dubey et al. 2026; article Source Data, CC BY 4.0) (14, 15). It was the only deposit found carrying all three fields the boundaries require, and no boundary, threshold or modelling choice in this paper was informed by it; it is used nowhere else in the paper except to confirm them (Section 7).</w:t>
+      </w:r>
+    </w:p>
+    <w:p>
+      <w:r>
+        <w:t>Each dataset's organism, drug, design and licence is summarised in Table 1; the complete screening manifest and exclusion reasons accompany the analysis code.</w:t>
       </w:r>
     </w:p>
     <w:p>
@@ -2886,64 +3006,24 @@
           <w:b/>
           <w:sz w:val="22"/>
         </w:rPr>
-        <w:t>The five deposits analysed</w:t>
+        <w:t>Prospective experimental validation</w:t>
       </w:r>
     </w:p>
     <w:p>
       <w:r>
-        <w:t>Five published deposits are analysed (Table 3), four carrying the analysis and the fifth held out to test it: opened only after every boundary and threshold was fixed, and used nowhere else in the paper except to confirm them (Section 7).</w:t>
-      </w:r>
-    </w:p>
-    <w:p>
-      <w:r>
-        <w:rPr>
-          <w:b/>
-        </w:rPr>
-        <w:t>Clinical isolates with a deposited tolerance classification.</w:t>
-      </w:r>
-      <w:r>
-        <w:t xml:space="preserve"> 217 </w:t>
+        <w:t xml:space="preserve">An </w:t>
       </w:r>
       <w:r>
         <w:rPr>
           <w:i/>
         </w:rPr>
-        <w:t>M. tuberculosis</w:t>
-      </w:r>
-      <w:r>
-        <w:t xml:space="preserve"> isolates assayed under rifampicin, each carrying a minimum inhibitory concentration, minimum durations for 90, 99 and 99.99 per cent killing at 15 and 60 days of prior culture, most probable number readings at days 0, 2 and 5, a growth-rate proxy, isoniazid susceptibility with the resistance mutation where present, and the authors' own tolerance level for each isolate (Vijay et al. 2024; eLife 93243 supplementary file 2) (21). Of the 217 rows, 43 are follow-up isolates from patients already represented, so a baseline-only stratum is analysed separately.</w:t>
+        <w:t>in vitro</w:t>
+      </w:r>
+      <w:r>
+        <w:t xml:space="preserve"> experiment was designed to prospectively test both boundaries. Its design sheet, predictions and plate counts are one workbook, deposited with the analysis code, with every prediction written down before a plate was counted.</w:t>
       </w:r>
     </w:p>
     <w:p>
-      <w:r>
-        <w:rPr>
-          <w:b/>
-        </w:rPr>
-        <w:t>The six-laboratory exercise.</w:t>
-      </w:r>
-      <w:r>
-        <w:t xml:space="preserve"> </w:t>
-      </w:r>
-      <w:r>
-        <w:rPr>
-          <w:i/>
-        </w:rPr>
-        <w:t>M. tuberculosis</w:t>
-      </w:r>
-      <w:r>
-        <w:t xml:space="preserve"> H37Rv from one stock, distributed with one written protocol to six blinded laboratories (van Wijk et al. 2023; figshare 19766083, CC BY 4.0) (12, 13). Moxifloxacin and isoniazid at one and ten times the minimum inhibitory concentration, three flasks per arm, each sample plated at four volumes — 100 µL quadruplicate, 10 µL as four drops, 10 µL as a single drop, and 2.5 µL as a single drop — giving three distinct floors spanning 1.60 log10 within a single flask-visit (22). The file holds 2,775 readings; the analysis set, after dropping unusable values and pre-treatment visits, is 2,580.</w:t>
-      </w:r>
-    </w:p>
-    <w:p>
-      <w:r>
-        <w:rPr>
-          <w:b/>
-        </w:rPr>
-        <w:t>Evolved clones.</w:t>
-      </w:r>
-      <w:r>
-        <w:t xml:space="preserve"> 126 </w:t>
-      </w:r>
       <w:r>
         <w:rPr>
           <w:i/>
@@ -2951,47 +3031,109 @@
         <w:t>Escherichia coli</w:t>
       </w:r>
       <w:r>
-        <w:t xml:space="preserve"> clones from a parallel evolution experiment under amikacin, each carrying an endpoint minimum inhibitory concentration and a persister fraction (Windels et al. 2024; Zenodo 10.5281/zenodo.7550302, CC BY 4.0) (23, 24). Six of its 595 surviving fractions are written as exact zeros with no named floor, so this deposit is one of two for which observability labels are refused.</w:t>
+        <w:t xml:space="preserve"> ATCC 25922, the CLSI quality-control reference strain, was grown in cation-adjusted Mueller–Hinton broth and plated on Mueller–Hinton agar, incubated at 35 ± 2 °C in ambient air (16, 27). The ciprofloxacin MIC, determined by CLSI reference broth microdilution (27, 28), was 0.008 mg/L, within the CLSI quality-control range for this strain (28); the exposure was set at ten times it, 0.08 mg/L, chosen to kill deeply and fast enough that every arm reaches the floor within the sampling window.</w:t>
       </w:r>
     </w:p>
     <w:p>
       <w:r>
-        <w:rPr>
-          <w:b/>
-        </w:rPr>
-        <w:t>Validation deposit, analysed only after both boundaries were fixed.</w:t>
-      </w:r>
-      <w:r>
-        <w:t xml:space="preserve"> Amoxicillin-clavulanate against </w:t>
+        <w:t xml:space="preserve">Three seeding arms were set so the four-log endpoint is unreachable in one, marginal in the second and comfortable in the third: targets of 5 × 10⁴, 5 × 10⁵ and 5 × 10⁶ CFU/mL (the middle arm the CLSI-specified inoculum), reaching 6.4 × 10⁴, 4.4 × 10⁵ and 3.8 × 10⁶ CFU/mL as measured from day-zero counts. Three flasks per arm were sampled at 0, 1, 2, 4, 6 and 24 h; at each time, one dilution series was plated at both 100 µL and 10 µL in duplicate, giving 216 plate readings in all. Viable density was </w:t>
       </w:r>
       <w:r>
         <w:rPr>
           <w:i/>
         </w:rPr>
-        <w:t>Escherichia coli</w:t>
-      </w:r>
-      <w:r>
-        <w:t xml:space="preserve"> in a hollow-fibre infection model, with 100 µL plated, measured day-zero densities for every culture, and below-limit readings retained as a placeholder (Dubey et al. 2026; article Source Data, CC BY 4.0) (14, 15). It was the only deposit found carrying all three fields the boundaries require, and no boundary, threshold or modelling choice in this paper was informed by it.</w:t>
-      </w:r>
-    </w:p>
-    <w:p>
-      <w:r>
-        <w:rPr>
-          <w:b/>
-        </w:rPr>
-        <w:t>Concentration-by-time grid.</w:t>
-      </w:r>
-      <w:r>
-        <w:t xml:space="preserve"> Apramycin against </w:t>
+        <w:t>N</w:t>
+      </w:r>
+      <w:r>
+        <w:t xml:space="preserve"> = </w:t>
       </w:r>
       <w:r>
         <w:rPr>
           <w:i/>
         </w:rPr>
-        <w:t>M. tuberculosis</w:t>
-      </w:r>
-      <w:r>
-        <w:t xml:space="preserve"> at 128, 32, 8, 4 and 1 µg/mL, triplicate log10 CFU at days 0, 3, 7 and 14 (Kaur et al. 2024; figshare 26462791, CC BY 4.0) (25, 26). The 1 µg/mL arm shows net growth rather than killing and is excluded from the dose comparison, leaving 4 to 128 µg/mL as the range compared (Text S3).</w:t>
+        <w:t>C</w:t>
+      </w:r>
+      <w:r>
+        <w:t>·</w:t>
+      </w:r>
+      <w:r>
+        <w:rPr>
+          <w:i/>
+        </w:rPr>
+        <w:t>D</w:t>
+      </w:r>
+      <w:r>
+        <w:t>·1000/</w:t>
+      </w:r>
+      <w:r>
+        <w:rPr>
+          <w:i/>
+        </w:rPr>
+        <w:t>V</w:t>
+      </w:r>
+      <w:r>
+        <w:t xml:space="preserve"> for </w:t>
+      </w:r>
+      <w:r>
+        <w:rPr>
+          <w:i/>
+        </w:rPr>
+        <w:t>C</w:t>
+      </w:r>
+      <w:r>
+        <w:t xml:space="preserve"> colonies counted at dilution factor </w:t>
+      </w:r>
+      <w:r>
+        <w:rPr>
+          <w:i/>
+        </w:rPr>
+        <w:t>D</w:t>
+      </w:r>
+      <w:r>
+        <w:t xml:space="preserve"> and plated volume </w:t>
+      </w:r>
+      <w:r>
+        <w:rPr>
+          <w:i/>
+        </w:rPr>
+        <w:t>V</w:t>
+      </w:r>
+      <w:r>
+        <w:t xml:space="preserve"> µL.</w:t>
+      </w:r>
+    </w:p>
+    <w:p>
+      <w:r>
+        <w:t>No carryover control was run. Because the 100 µL plating carries ten times as much drug onto the plate as the 10 µL plating of the same sample, any carryover effect works against the depth advantage the 100 µL plating is reported to have, so the paired comparison in Section 8 is conservative with respect to it.</w:t>
+      </w:r>
+    </w:p>
+    <w:p>
+      <w:r>
+        <w:rPr>
+          <w:i/>
+        </w:rPr>
+        <w:t>L</w:t>
+      </w:r>
+      <w:r>
+        <w:t xml:space="preserve"> is one colony in the volume plated, referred back to the undiluted sample. The two technical plates of a sample are pooled rather than averaged, so their volumes add and the floor is lower than a single plate's: 5 CFU/mL for a pooled 100 µL pair against 10 CFU/mL for one plate, and the two platings differ by exactly one log by construction. Headroom, censoring at the floor and the three tolerance classes are applied unchanged from the definitions below; class labels use the thresholds of the clinical deposit above, </w:t>
+      </w:r>
+      <w:r>
+        <w:rPr>
+          <w:i/>
+        </w:rPr>
+        <w:t>c</w:t>
+      </w:r>
+      <w:r>
+        <w:t xml:space="preserve">₁ = 10⁻³ and </w:t>
+      </w:r>
+      <w:r>
+        <w:rPr>
+          <w:i/>
+        </w:rPr>
+        <w:t>c</w:t>
+      </w:r>
+      <w:r>
+        <w:t>₂ = 10⁻², so the two experiments are scored on one rule.</w:t>
       </w:r>
     </w:p>
     <w:p>
@@ -3003,108 +3145,13 @@
           <w:b/>
           <w:sz w:val="22"/>
         </w:rPr>
-        <w:t>The prospective experiment</w:t>
+        <w:t>Assay floors and censoring</w:t>
       </w:r>
     </w:p>
     <w:p>
       <w:r>
-        <w:t xml:space="preserve">An </w:t>
-      </w:r>
-      <w:r>
-        <w:rPr>
-          <w:i/>
-        </w:rPr>
-        <w:t>in vitro</w:t>
-      </w:r>
-      <w:r>
-        <w:t xml:space="preserve"> experiment was designed to prospectively test both boundaries. Its design sheet, predictions and plate counts are one workbook, deposited with the analysis code, with every prediction written down before a plate was counted.</w:t>
-      </w:r>
-    </w:p>
-    <w:p>
-      <w:r>
-        <w:rPr>
-          <w:i/>
-        </w:rPr>
-        <w:t>Escherichia coli</w:t>
-      </w:r>
-      <w:r>
-        <w:t xml:space="preserve"> ATCC 25922, the CLSI quality-control reference strain, was grown in cation-adjusted Mueller–Hinton broth and plated on Mueller–Hinton agar, incubated at 35 ± 2 °C in ambient air (16, 27). The ciprofloxacin MIC, determined by CLSI reference broth microdilution (27, 28), was 0.008 mg/L, within the CLSI quality-control range for this strain (28); the exposure was set at ten times it, 0.08 mg/L, chosen to kill deeply and fast enough that every arm reaches the floor within the sampling window.</w:t>
-      </w:r>
-    </w:p>
-    <w:p>
-      <w:r>
-        <w:t xml:space="preserve">Three seeding arms were set so the four-log endpoint is unreachable in one, marginal in the second and comfortable in the third: targets of 5 × 10⁴, 5 × 10⁵ and 5 × 10⁶ CFU/mL (the middle arm the CLSI-specified inoculum), reaching 6.4 × 10⁴, 4.4 × 10⁵ and 3.8 × 10⁶ CFU/mL as measured from day-zero counts. Three flasks per arm were sampled at 0, 1, 2, 4, 6 and 24 h; at each time, one dilution series was plated at both 100 µL and 10 µL in duplicate, giving 216 plate readings in all. Viable density was </w:t>
-      </w:r>
-      <w:r>
-        <w:rPr>
-          <w:i/>
-        </w:rPr>
-        <w:t>N</w:t>
-      </w:r>
-      <w:r>
-        <w:t xml:space="preserve"> = </w:t>
-      </w:r>
-      <w:r>
-        <w:rPr>
-          <w:i/>
-        </w:rPr>
-        <w:t>C</w:t>
-      </w:r>
-      <w:r>
-        <w:t>·</w:t>
-      </w:r>
-      <w:r>
-        <w:rPr>
-          <w:i/>
-        </w:rPr>
-        <w:t>D</w:t>
-      </w:r>
-      <w:r>
-        <w:t>·1000/</w:t>
-      </w:r>
-      <w:r>
-        <w:rPr>
-          <w:i/>
-        </w:rPr>
-        <w:t>V</w:t>
-      </w:r>
-      <w:r>
-        <w:t xml:space="preserve"> for </w:t>
-      </w:r>
-      <w:r>
-        <w:rPr>
-          <w:i/>
-        </w:rPr>
-        <w:t>C</w:t>
-      </w:r>
-      <w:r>
-        <w:t xml:space="preserve"> colonies counted at dilution factor </w:t>
-      </w:r>
-      <w:r>
-        <w:rPr>
-          <w:i/>
-        </w:rPr>
-        <w:t>D</w:t>
-      </w:r>
-      <w:r>
-        <w:t xml:space="preserve"> and plated volume </w:t>
-      </w:r>
-      <w:r>
-        <w:rPr>
-          <w:i/>
-        </w:rPr>
-        <w:t>V</w:t>
-      </w:r>
-      <w:r>
-        <w:t xml:space="preserve"> µL.</w:t>
-      </w:r>
-    </w:p>
-    <w:p>
-      <w:r>
-        <w:t>No carryover control was run. Because the 100 µL plating carries ten times as much drug onto the plate as the 10 µL plating of the same sample, any carryover effect works against the depth advantage the 100 µL plating is reported to have, so the paired comparison in Section 8 is conservative with respect to it.</w:t>
-      </w:r>
-    </w:p>
-    <w:p>
+        <w:t xml:space="preserve">No deposit analysed here reports a validated limit of quantification with a value. Throughout this paper </w:t>
+      </w:r>
       <w:r>
         <w:rPr>
           <w:i/>
@@ -3112,25 +3159,122 @@
         <w:t>L</w:t>
       </w:r>
       <w:r>
-        <w:t xml:space="preserve"> is one colony in the volume plated, referred back to the undiluted sample. The two technical plates of a sample are pooled rather than averaged, so their volumes add and the floor is lower than a single plate's: 5 CFU/mL for a pooled 100 µL pair against 10 CFU/mL for one plate, and the two platings differ by exactly one log by construction. Headroom, censoring at the floor and the three tolerance classes are applied unchanged from the definitions below; class labels use the thresholds of the clinical deposit above, </w:t>
+        <w:t xml:space="preserve"> is therefore an </w:t>
+      </w:r>
+      <w:r>
+        <w:rPr>
+          <w:b/>
+        </w:rPr>
+        <w:t>operational assay floor</w:t>
+      </w:r>
+      <w:r>
+        <w:t xml:space="preserve">: where a plated volume is recorded it is the </w:t>
+      </w:r>
+      <w:r>
+        <w:rPr>
+          <w:b/>
+        </w:rPr>
+        <w:t>minimum reportable positive count</w:t>
+      </w:r>
+      <w:r>
+        <w:t>, one colony in that volume; where none is recorded it is inferred from the deposit and labelled as such. The term limit of quantification is used only in reporting what a source states.</w:t>
+      </w:r>
+    </w:p>
+    <w:p>
+      <w:r>
+        <w:t xml:space="preserve">In running text </w:t>
       </w:r>
       <w:r>
         <w:rPr>
           <w:i/>
         </w:rPr>
-        <w:t>c</w:t>
-      </w:r>
-      <w:r>
-        <w:t xml:space="preserve">₁ = 10⁻³ and </w:t>
+        <w:t>L</w:t>
+      </w:r>
+      <w:r>
+        <w:t xml:space="preserve"> is the </w:t>
+      </w:r>
+      <w:r>
+        <w:rPr>
+          <w:b/>
+        </w:rPr>
+        <w:t>assay floor</w:t>
+      </w:r>
+      <w:r>
+        <w:t xml:space="preserve">, and that is the only short form used, so that "boundary" is left free for the two derived boundaries of the next subsection and never denotes a value. The event a time-to-event analysis records is correspondingly a first observed crossing below the assay floor. What </w:t>
       </w:r>
       <w:r>
         <w:rPr>
           <w:i/>
         </w:rPr>
-        <w:t>c</w:t>
-      </w:r>
-      <w:r>
-        <w:t>₂ = 10⁻², so the two experiments are scored on one rule.</w:t>
+        <w:t>L</w:t>
+      </w:r>
+      <w:r>
+        <w:t xml:space="preserve"> is in each deposit is tabulated deposit by deposit (Table S13).</w:t>
+      </w:r>
+    </w:p>
+    <w:p>
+      <w:r>
+        <w:t xml:space="preserve">Two censoring problems are handled separately. A </w:t>
+      </w:r>
+      <w:r>
+        <w:rPr>
+          <w:b/>
+        </w:rPr>
+        <w:t>count below the assay floor</w:t>
+      </w:r>
+      <w:r>
+        <w:t xml:space="preserve"> is left-censored: the population is somewhere below a known value. In the clinical deposit the floor is inferred at 23 MPN/mL from three signatures — it is the smallest value in the file, nothing lies below it in 1,932 readings, and the minimum shifts by exactly a factor of ten per culture age; the conclusions drawn from it hold across the full range the deposit's own MPN table admits (Table S14). A </w:t>
+      </w:r>
+      <w:r>
+        <w:rPr>
+          <w:b/>
+        </w:rPr>
+        <w:t>crossing time not observed within the study</w:t>
+      </w:r>
+      <w:r>
+        <w:t xml:space="preserve"> is right-censored: a flask that never falls below the floor contributes the information that its crossing time exceeds its last visit, and enters the survival likelihood as such rather than as missing.</w:t>
+      </w:r>
+    </w:p>
+    <w:p>
+      <w:r>
+        <w:t xml:space="preserve">A volume-derived plate floor bounds the true count from above, [0, </w:t>
+      </w:r>
+      <w:r>
+        <w:rPr>
+          <w:i/>
+        </w:rPr>
+        <w:t>L</w:t>
+      </w:r>
+      <w:r>
+        <w:t>]; an MPN rung does not, since its likelihood extends well above the rung. Every identifiability verdict was therefore recomputed under the assay's own likelihood rather than the plate-sweep bound, confirming the same classification under both treatments (Table S15). Each below-limit flag in the six-laboratory deposit is judged against its own plated volume's floor rather than pooled to the least sensitive volume, since pooling would discard genuine quantified counts a more sensitive plating of the same sample recorded (Table S13 note).</w:t>
+      </w:r>
+    </w:p>
+    <w:p>
+      <w:r>
+        <w:t xml:space="preserve">A volume-derived floor is a point mass, with nothing to infer. A floor inferred from a pile-up on a most-probable-number rung carries a discrete posterior over the rungs at or below the observed minimum; the interval quoted is the 95 per cent highest-posterior-density support. Where no floor is evidenced, or the support spans more than one log10, observability labels are </w:t>
+      </w:r>
+      <w:r>
+        <w:rPr>
+          <w:b/>
+        </w:rPr>
+        <w:t>refused</w:t>
+      </w:r>
+      <w:r>
+        <w:t xml:space="preserve"> rather than reported (Table S16): the clinical deposit passes this rule at 0.40 log10 of support, and two of the five deposits fail it. This paper fits nothing to predict an MDK — once </w:t>
+      </w:r>
+      <w:r>
+        <w:rPr>
+          <w:i/>
+        </w:rPr>
+        <w:t>L</w:t>
+      </w:r>
+      <w:r>
+        <w:t xml:space="preserve"> is in hand the rest is derived.</w:t>
+      </w:r>
+    </w:p>
+    <w:p>
+      <w:r>
+        <w:t>The same likelihood turns classification into an inference with its own refusal rule: given a floor reading, the posterior over the true count maps through starting density to a posterior over class, and an isolate is refused when no class reaches 95 per cent confidence (Table S12). The refusal holds across both well designs, both floor readings and two priors.</w:t>
       </w:r>
     </w:p>
     <w:p>
@@ -3142,12 +3286,21 @@
           <w:b/>
           <w:sz w:val="22"/>
         </w:rPr>
-        <w:t>Two kinds of limit, kept apart (operational assay floor vs. reported limit of quantification)</w:t>
+        <w:t>Reachability and identifiability boundaries</w:t>
       </w:r>
     </w:p>
     <w:p>
       <w:r>
-        <w:t xml:space="preserve">No deposit analysed here reports a validated limit of quantification with a value. Throughout this paper </w:t>
+        <w:t xml:space="preserve">For a culture starting at </w:t>
+      </w:r>
+      <w:r>
+        <w:rPr>
+          <w:i/>
+        </w:rPr>
+        <w:t>N₀</w:t>
+      </w:r>
+      <w:r>
+        <w:t xml:space="preserve"> against an assay floor </w:t>
       </w:r>
       <w:r>
         <w:rPr>
@@ -3156,30 +3309,34 @@
         <w:t>L</w:t>
       </w:r>
       <w:r>
-        <w:t xml:space="preserve"> is therefore an </w:t>
+        <w:t xml:space="preserve">, the </w:t>
       </w:r>
       <w:r>
         <w:rPr>
           <w:b/>
         </w:rPr>
-        <w:t>operational assay floor</w:t>
-      </w:r>
-      <w:r>
-        <w:t xml:space="preserve">: where a plated volume is recorded it is the </w:t>
+        <w:t>headroom</w:t>
+      </w:r>
+      <w:r>
+        <w:t xml:space="preserve"> is </w:t>
       </w:r>
       <w:r>
         <w:rPr>
-          <w:b/>
+          <w:i/>
         </w:rPr>
-        <w:t>minimum reportable positive count</w:t>
-      </w:r>
-      <w:r>
-        <w:t>, one colony in that volume; where none is recorded it is inferred from the deposit and labelled as such. The term limit of quantification is used only in reporting what a source states.</w:t>
-      </w:r>
-    </w:p>
-    <w:p>
-      <w:r>
-        <w:t xml:space="preserve">In running text </w:t>
+        <w:t>h</w:t>
+      </w:r>
+      <w:r>
+        <w:t xml:space="preserve"> = log10(</w:t>
+      </w:r>
+      <w:r>
+        <w:rPr>
+          <w:i/>
+        </w:rPr>
+        <w:t>N₀</w:t>
+      </w:r>
+      <w:r>
+        <w:t>/</w:t>
       </w:r>
       <w:r>
         <w:rPr>
@@ -3188,16 +3345,47 @@
         <w:t>L</w:t>
       </w:r>
       <w:r>
-        <w:t xml:space="preserve"> is the </w:t>
-      </w:r>
+        <w:t>), the deepest reduction the assay can resolve. Two boundaries follow from the definitions alone.</w:t>
+      </w:r>
+    </w:p>
+    <w:p>
       <w:r>
         <w:rPr>
           <w:b/>
         </w:rPr>
-        <w:t>assay floor</w:t>
-      </w:r>
-      <w:r>
-        <w:t xml:space="preserve">, and that is the only short form used, so that "boundary" is left free for the two derived boundaries of the next subsection and never denotes a value. The event a time-to-event analysis records is correspondingly a first observed crossing below the assay floor. What </w:t>
+        <w:t>Reachability.</w:t>
+      </w:r>
+      <w:r>
+        <w:t xml:space="preserve"> A </w:t>
+      </w:r>
+      <w:r>
+        <w:rPr>
+          <w:i/>
+        </w:rPr>
+        <w:t>q</w:t>
+      </w:r>
+      <w:r>
+        <w:t>-log endpoint is observable only if</w:t>
+      </w:r>
+    </w:p>
+    <w:p>
+      <w:r>
+        <w:rPr>
+          <w:i/>
+        </w:rPr>
+        <w:t>N₀</w:t>
+      </w:r>
+      <w:r>
+        <w:t xml:space="preserve"> ≥ </w:t>
+      </w:r>
+      <w:r>
+        <w:rPr>
+          <w:i/>
+        </w:rPr>
+        <w:t>N</w:t>
+      </w:r>
+      <w:r>
+        <w:t xml:space="preserve">_reach = </w:t>
       </w:r>
       <w:r>
         <w:rPr>
@@ -3206,26 +3394,27 @@
         <w:t>L</w:t>
       </w:r>
       <w:r>
-        <w:t xml:space="preserve"> is in each deposit is tabulated deposit by deposit (Table S13).</w:t>
+        <w:t xml:space="preserve"> · 10^</w:t>
+      </w:r>
+      <w:r>
+        <w:rPr>
+          <w:i/>
+        </w:rPr>
+        <w:t>q</w:t>
+      </w:r>
+      <w:r>
+        <w:t>.</w:t>
       </w:r>
     </w:p>
     <w:p>
-      <w:r>
-        <w:t xml:space="preserve">Two censoring problems are handled separately. A </w:t>
-      </w:r>
       <w:r>
         <w:rPr>
           <w:b/>
         </w:rPr>
-        <w:t>count below the assay floor</w:t>
-      </w:r>
-      <w:r>
-        <w:t xml:space="preserve"> is left-censored: the population is somewhere below a known value. In the clinical deposit the floor is inferred at 23 MPN/mL from three signatures — it is the smallest value in the file, nothing lies below it in 1,932 readings, and the minimum shifts by exactly a factor of ten per culture age. The number of isolates lacking four logs of headroom is 33 at this floor and does not fall below 28 at 3.0 MPN/mL, the lowest value the deposit's own MPN table admits, so the conclusion holds across the range (Table S14).</w:t>
-      </w:r>
-    </w:p>
-    <w:p>
-      <w:r>
-        <w:t xml:space="preserve">A volume-derived plate floor bounds the true count from above, [0, </w:t>
+        <w:t>Identifiability.</w:t>
+      </w:r>
+      <w:r>
+        <w:t xml:space="preserve"> A censored reading places the true count in [0, </w:t>
       </w:r>
       <w:r>
         <w:rPr>
@@ -3234,26 +3423,113 @@
         <w:t>L</w:t>
       </w:r>
       <w:r>
-        <w:t>]; an MPN rung does not, since its 95 per cent profile interval extends well above the rung (3 to 120 per mL under the deposit's own design). Every identifiability verdict was recomputed under this likelihood instead of the plate-sweep bound (Table S15): 12 of 18 floored isolates admit one class and six admit two at 15 days, identically under both treatments, because the floored isolates' starting densities sit far from the shifted threshold even at the widest 99 per cent bound.</w:t>
+        <w:t xml:space="preserve">], so the recorded surviving fraction is at most </w:t>
+      </w:r>
+      <w:r>
+        <w:rPr>
+          <w:i/>
+        </w:rPr>
+        <w:t>L</w:t>
+      </w:r>
+      <w:r>
+        <w:t>/</w:t>
+      </w:r>
+      <w:r>
+        <w:rPr>
+          <w:i/>
+        </w:rPr>
+        <w:t>N₀</w:t>
+      </w:r>
+      <w:r>
+        <w:t xml:space="preserve"> — an upper bound, not a measurement. Given class thresholds 0 &lt; </w:t>
+      </w:r>
+      <w:r>
+        <w:rPr>
+          <w:i/>
+        </w:rPr>
+        <w:t>c</w:t>
+      </w:r>
+      <w:r>
+        <w:t xml:space="preserve">₁ &lt; </w:t>
+      </w:r>
+      <w:r>
+        <w:rPr>
+          <w:i/>
+        </w:rPr>
+        <w:t>c</w:t>
+      </w:r>
+      <w:r>
+        <w:t>₂ …, the class is determined by the data only if</w:t>
       </w:r>
     </w:p>
     <w:p>
       <w:r>
-        <w:t>The six-laboratory deposit plates each sample at four volumes at the same visit, so a below-limit flag can be checked against the other platings of the same flask: 16.7 per cent of its 498 flags are contradicted by a more sensitive plating of the same sample recording a quantified count. Each reading is therefore judged against its own volume's floor rather than pooled to the least sensitive one, which would additionally discard 5.9 per cent of genuine quantified counts.</w:t>
+        <w:rPr>
+          <w:i/>
+        </w:rPr>
+        <w:t>N₀</w:t>
+      </w:r>
+      <w:r>
+        <w:t xml:space="preserve"> &gt; </w:t>
+      </w:r>
+      <w:r>
+        <w:rPr>
+          <w:i/>
+        </w:rPr>
+        <w:t>N</w:t>
+      </w:r>
+      <w:r>
+        <w:t xml:space="preserve">_id = </w:t>
+      </w:r>
+      <w:r>
+        <w:rPr>
+          <w:i/>
+        </w:rPr>
+        <w:t>L</w:t>
+      </w:r>
+      <w:r>
+        <w:t>/</w:t>
+      </w:r>
+      <w:r>
+        <w:rPr>
+          <w:i/>
+        </w:rPr>
+        <w:t>c</w:t>
+      </w:r>
+      <w:r>
+        <w:t>₁,</w:t>
       </w:r>
     </w:p>
     <w:p>
       <w:r>
-        <w:t xml:space="preserve">A </w:t>
+        <w:t xml:space="preserve">since the censored interval always contains zero and so is only compatible with the lowest class above this point. Both boundaries are properties of the method alone; seeding a culture above </w:t>
       </w:r>
       <w:r>
         <w:rPr>
-          <w:b/>
+          <w:i/>
         </w:rPr>
-        <w:t>crossing time not observed within the study</w:t>
-      </w:r>
-      <w:r>
-        <w:t xml:space="preserve"> is right-censored: a flask that never falls below the floor contributes the information that its crossing time exceeds its last visit, and enters the survival likelihood as such rather than as missing.</w:t>
+        <w:t>L</w:t>
+      </w:r>
+      <w:r>
+        <w:t xml:space="preserve"> · max(10^</w:t>
+      </w:r>
+      <w:r>
+        <w:rPr>
+          <w:i/>
+        </w:rPr>
+        <w:t>q</w:t>
+      </w:r>
+      <w:r>
+        <w:t>, 1/</w:t>
+      </w:r>
+      <w:r>
+        <w:rPr>
+          <w:i/>
+        </w:rPr>
+        <w:t>c</w:t>
+      </w:r>
+      <w:r>
+        <w:t>₁) makes both failure modes impossible before an experiment runs.</w:t>
       </w:r>
     </w:p>
     <w:p>
@@ -3265,70 +3541,68 @@
           <w:b/>
           <w:sz w:val="22"/>
         </w:rPr>
-        <w:t>Posterior probability of assay floors, and what remains unresolved</w:t>
+        <w:t>Statistical analysis</w:t>
       </w:r>
     </w:p>
     <w:p>
       <w:r>
-        <w:t xml:space="preserve">A volume-derived floor is a point mass, with nothing to infer. A floor inferred from a pile-up on a most-probable-number rung carries a discrete posterior over the rungs at or below the observed minimum; the interval quoted is the 95 per cent highest-posterior-density support. Where no floor is evidenced, or the support spans more than one log10, observability labels are </w:t>
+        <w:t xml:space="preserve">Log10 viable counts were modelled as a linear function of time using a </w:t>
       </w:r>
       <w:r>
         <w:rPr>
           <w:b/>
         </w:rPr>
-        <w:t>refused</w:t>
-      </w:r>
-      <w:r>
-        <w:t xml:space="preserve"> rather than reported (Table S16): the clinical deposit passes this rule at 0.40 log10 of support, and two of the five deposits fail it. This paper fits nothing to predict an MDK — once </w:t>
-      </w:r>
-      <w:r>
-        <w:rPr>
-          <w:i/>
-        </w:rPr>
-        <w:t>L</w:t>
-      </w:r>
-      <w:r>
-        <w:t xml:space="preserve"> is in hand the rest is derived.</w:t>
+        <w:t>Tobit model</w:t>
+      </w:r>
+      <w:r>
+        <w:t xml:space="preserve"> with observation-specific left-censoring limits, fitted by maximum likelihood (29); a censored reading contributes log Φ((limit − µ)/σ), the probability it fell below its own limit — Beal's M3 written for this assay (30). As a computational consistency check, 50 imputed datasets were generated from the fitted truncated-normal distribution, analysed by ordinary least squares, and pooled using Rubin's rules (31); both procedures share the same distributional assumptions, and their agreement shows the answer does not depend on which arithmetic recovers it, not that the sub-floor distribution is normal.</w:t>
       </w:r>
     </w:p>
     <w:p>
       <w:r>
-        <w:t xml:space="preserve">The same likelihood turns classification into an inference with its own refusal rule: given a floor reading, the posterior over the true count maps through starting density to a posterior over class, and an isolate is refused when no class reaches 95 per cent (Table S12). At 15 days the twelve isolates recorded as Low are confirmed (P(Low) ≥ 0.999); the six recorded as Medium are refused, their posterior split almost evenly across the threshold the deposit drew at </w:t>
+        <w:t xml:space="preserve">The growth proxy is the deposit's time to an optical density of 0.4, in days, so it runs inversely to growth rate. </w:t>
       </w:r>
       <w:r>
         <w:rPr>
-          <w:i/>
+          <w:b/>
         </w:rPr>
-        <w:t>L</w:t>
-      </w:r>
-      <w:r>
-        <w:t>/</w:t>
-      </w:r>
-      <w:r>
-        <w:rPr>
-          <w:i/>
-        </w:rPr>
-        <w:t>N</w:t>
-      </w:r>
-      <w:r>
-        <w:t>₀ = 10⁻³. The refusal holds across both well designs, both floor readings and two priors.</w:t>
+        <w:t>The tolerance label</w:t>
+      </w:r>
+      <w:r>
+        <w:t xml:space="preserve"> was modelled as an ordered categorical outcome by proportional-odds ordinal logistic regression (32), with starting density as a prespecified covariate; proportional odds was tested by a Brant test per predictor (33) and a likelihood-ratio test against a generalised ordered logit (34), with the partial-proportional-odds fit reported where it fails and checked against a multinomial fit assuming no ordering (Table S17).</w:t>
       </w:r>
     </w:p>
     <w:p>
-      <w:pPr>
-        <w:spacing w:before="240"/>
-      </w:pPr>
       <w:r>
         <w:rPr>
           <w:b/>
-          <w:sz w:val="22"/>
         </w:rPr>
-        <w:t>Causal mediation of the resistance association</w:t>
+        <w:t>Time-to-event analysis</w:t>
+      </w:r>
+      <w:r>
+        <w:t xml:space="preserve"> treated the first observed crossing below the assay floor as the event, right-censoring series that never fall below it; 60 per cent of series that cross read above the floor again at a later visit, so the event is a crossing, not a clearance. The crossing time is interval-censored between the last visit above the floor and the first below it; interval-censored fits (35) are reported alongside Kaplan–Meier (36) and Cox proportional hazards (37) as descriptive summaries, with cluster bootstraps over laboratories and flasks (38) in place of the partial likelihood's independence assumption, and proportionality tested on Schoenfeld residuals (39, 40).</w:t>
       </w:r>
     </w:p>
     <w:p>
       <w:r>
-        <w:t xml:space="preserve">A linear product-of-coefficients mediation decomposes the total effect of isoniazid resistance on the day-5 tolerance class into an average causal mediation effect through log10 </w:t>
+        <w:rPr>
+          <w:b/>
+        </w:rPr>
+        <w:t>The replicate-level bootstrap</w:t>
+      </w:r>
+      <w:r>
+        <w:t xml:space="preserve"> (41) behind interval slopes resamples the three replicate counts with replacement, takes their mean, refits the concentration slope on each draw, and takes percentile intervals from 20,000 draws — reported instead of the least-squares fit through the deposited concentration means, which has two residual degrees of freedom and discards the replicate scatter. An interval on a proportion is the Jeffreys interval (42), which does not collapse to zero width at the sample sizes here.</w:t>
+      </w:r>
+    </w:p>
+    <w:p>
+      <w:r>
+        <w:rPr>
+          <w:b/>
+        </w:rPr>
+        <w:t>Causal mediation of the resistance association.</w:t>
+      </w:r>
+      <w:r>
+        <w:t xml:space="preserve"> A linear product-of-coefficients mediation decomposes the total effect of isoniazid resistance on the day-5 tolerance class into an average causal mediation effect through log10 </w:t>
       </w:r>
       <w:r>
         <w:rPr>
@@ -3337,95 +3611,18 @@
         <w:t>N₀</w:t>
       </w:r>
       <w:r>
-        <w:t xml:space="preserve"> and an average direct effect (29, 30), with bootstrap percentile intervals from 5,000 resamples. A refit excludes the 18 of 203 isolates whose day-5 reading sits at or below the floor, since their recorded fraction carries no measured numerator. Sequential ignorability is assumed and untestable here; the sensitivity that matters is the residual correlation between mediator and outcome errors at which the point estimate crosses zero, about −0.23. No claim is made that unmeasured confounding is absent.</w:t>
+        <w:t xml:space="preserve"> and an average direct effect (43, 44), with bootstrap percentile intervals from 5,000 resamples. A refit excludes the 18 of 203 isolates whose day-5 reading sits at or below the floor, since their recorded fraction carries no measured numerator. Sequential ignorability is assumed and untestable here; the sensitivity that matters is the residual correlation between mediator and outcome errors at which the point estimate crosses zero, about −0.23. No claim is made that unmeasured confounding is absent.</w:t>
       </w:r>
     </w:p>
     <w:p>
-      <w:pPr>
-        <w:spacing w:before="240"/>
-      </w:pPr>
-      <w:r>
-        <w:rPr>
-          <w:b/>
-          <w:sz w:val="22"/>
-        </w:rPr>
-        <w:t>What each analysis was fitted to</w:t>
-      </w:r>
-    </w:p>
-    <w:p>
-      <w:r>
-        <w:t>A dozen denominators appear in this paper and each is derived in a single place (Table S2): the MDR tolerance label is dropped wherever an ordered outcome is fitted (14 rows per panel, 20 at 60 days), the growth proxy is missing for one isolate, and five of 72 treated flasks in the six-laboratory deposit carry no usable starting density. Dropped rows are compared with retained ones on starting density and susceptibility to test whether the exclusions are plausibly ignorable (Table S17); the only difference not attributable to the exclusion rule itself is that the 60-day panel's 20 dropped rows sit higher in starting density.</w:t>
-      </w:r>
-    </w:p>
-    <w:p>
-      <w:pPr>
-        <w:spacing w:before="240"/>
-      </w:pPr>
-      <w:r>
-        <w:rPr>
-          <w:b/>
-          <w:sz w:val="22"/>
-        </w:rPr>
-        <w:t>Dynamic range, and the two boundaries it sets</w:t>
-      </w:r>
-    </w:p>
-    <w:p>
-      <w:r>
-        <w:t xml:space="preserve">For a culture starting at </w:t>
-      </w:r>
-      <w:r>
-        <w:rPr>
-          <w:i/>
-        </w:rPr>
-        <w:t>N₀</w:t>
-      </w:r>
-      <w:r>
-        <w:t xml:space="preserve"> against an assay floor </w:t>
-      </w:r>
-      <w:r>
-        <w:rPr>
-          <w:i/>
-        </w:rPr>
-        <w:t>L</w:t>
-      </w:r>
-      <w:r>
-        <w:t xml:space="preserve">, the </w:t>
-      </w:r>
       <w:r>
         <w:rPr>
           <w:b/>
         </w:rPr>
-        <w:t>headroom</w:t>
-      </w:r>
-      <w:r>
-        <w:t xml:space="preserve"> is </w:t>
-      </w:r>
-      <w:r>
-        <w:rPr>
-          <w:i/>
-        </w:rPr>
-        <w:t>h</w:t>
-      </w:r>
-      <w:r>
-        <w:t xml:space="preserve"> = log10(</w:t>
-      </w:r>
-      <w:r>
-        <w:rPr>
-          <w:i/>
-        </w:rPr>
-        <w:t>N₀</w:t>
-      </w:r>
-      <w:r>
-        <w:t>/</w:t>
-      </w:r>
-      <w:r>
-        <w:rPr>
-          <w:i/>
-        </w:rPr>
-        <w:t>L</w:t>
-      </w:r>
-      <w:r>
-        <w:t>), the deepest reduction the assay can resolve. Two boundaries follow from the definitions alone.</w:t>
+        <w:t>Denominators.</w:t>
+      </w:r>
+      <w:r>
+        <w:t xml:space="preserve"> A dozen denominators appear in this paper and each is derived in a single place (Table S2): the MDR tolerance label is dropped wherever an ordered outcome is fitted (14 rows per panel, 20 at 60 days), the growth proxy is missing for one isolate, and five of 72 treated flasks in the six-laboratory deposit carry no usable starting density. Dropped rows are compared with retained ones on starting density and susceptibility to test whether the exclusions are plausibly ignorable (Table S18).</w:t>
       </w:r>
     </w:p>
     <w:p>
@@ -3433,276 +3630,10 @@
         <w:rPr>
           <w:b/>
         </w:rPr>
-        <w:t>Reachability.</w:t>
-      </w:r>
-      <w:r>
-        <w:t xml:space="preserve"> A </w:t>
-      </w:r>
-      <w:r>
-        <w:rPr>
-          <w:i/>
-        </w:rPr>
-        <w:t>q</w:t>
-      </w:r>
-      <w:r>
-        <w:t>-log endpoint is observable only if</w:t>
-      </w:r>
-    </w:p>
-    <w:p>
-      <w:r>
-        <w:rPr>
-          <w:i/>
-        </w:rPr>
-        <w:t>N₀</w:t>
-      </w:r>
-      <w:r>
-        <w:t xml:space="preserve"> ≥ </w:t>
-      </w:r>
-      <w:r>
-        <w:rPr>
-          <w:i/>
-        </w:rPr>
-        <w:t>N</w:t>
-      </w:r>
-      <w:r>
-        <w:t xml:space="preserve">_reach = </w:t>
-      </w:r>
-      <w:r>
-        <w:rPr>
-          <w:i/>
-        </w:rPr>
-        <w:t>L</w:t>
-      </w:r>
-      <w:r>
-        <w:t xml:space="preserve"> · 10^</w:t>
-      </w:r>
-      <w:r>
-        <w:rPr>
-          <w:i/>
-        </w:rPr>
-        <w:t>q</w:t>
-      </w:r>
-      <w:r>
-        <w:t>.</w:t>
-      </w:r>
-    </w:p>
-    <w:p>
-      <w:r>
-        <w:rPr>
-          <w:b/>
-        </w:rPr>
-        <w:t>Identifiability.</w:t>
-      </w:r>
-      <w:r>
-        <w:t xml:space="preserve"> A censored reading places the true count in [0, </w:t>
-      </w:r>
-      <w:r>
-        <w:rPr>
-          <w:i/>
-        </w:rPr>
-        <w:t>L</w:t>
-      </w:r>
-      <w:r>
-        <w:t xml:space="preserve">], so the recorded surviving fraction is at most </w:t>
-      </w:r>
-      <w:r>
-        <w:rPr>
-          <w:i/>
-        </w:rPr>
-        <w:t>L</w:t>
-      </w:r>
-      <w:r>
-        <w:t>/</w:t>
-      </w:r>
-      <w:r>
-        <w:rPr>
-          <w:i/>
-        </w:rPr>
-        <w:t>N₀</w:t>
-      </w:r>
-      <w:r>
-        <w:t xml:space="preserve"> — an upper bound, not a measurement. Given class thresholds 0 &lt; </w:t>
-      </w:r>
-      <w:r>
-        <w:rPr>
-          <w:i/>
-        </w:rPr>
-        <w:t>c</w:t>
-      </w:r>
-      <w:r>
-        <w:t xml:space="preserve">₁ &lt; </w:t>
-      </w:r>
-      <w:r>
-        <w:rPr>
-          <w:i/>
-        </w:rPr>
-        <w:t>c</w:t>
-      </w:r>
-      <w:r>
-        <w:t>₂ …, the class is determined by the data only if</w:t>
-      </w:r>
-    </w:p>
-    <w:p>
-      <w:r>
-        <w:rPr>
-          <w:i/>
-        </w:rPr>
-        <w:t>N₀</w:t>
-      </w:r>
-      <w:r>
-        <w:t xml:space="preserve"> &gt; </w:t>
-      </w:r>
-      <w:r>
-        <w:rPr>
-          <w:i/>
-        </w:rPr>
-        <w:t>N</w:t>
-      </w:r>
-      <w:r>
-        <w:t xml:space="preserve">_id = </w:t>
-      </w:r>
-      <w:r>
-        <w:rPr>
-          <w:i/>
-        </w:rPr>
-        <w:t>L</w:t>
-      </w:r>
-      <w:r>
-        <w:t>/</w:t>
-      </w:r>
-      <w:r>
-        <w:rPr>
-          <w:i/>
-        </w:rPr>
-        <w:t>c</w:t>
-      </w:r>
-      <w:r>
-        <w:t>₁,</w:t>
-      </w:r>
-    </w:p>
-    <w:p>
-      <w:r>
-        <w:t xml:space="preserve">since the censored interval always contains zero and so is only compatible with the lowest class above this point. Both boundaries are properties of the method alone; seeding a culture above </w:t>
-      </w:r>
-      <w:r>
-        <w:rPr>
-          <w:i/>
-        </w:rPr>
-        <w:t>L</w:t>
-      </w:r>
-      <w:r>
-        <w:t xml:space="preserve"> · max(10^</w:t>
-      </w:r>
-      <w:r>
-        <w:rPr>
-          <w:i/>
-        </w:rPr>
-        <w:t>q</w:t>
-      </w:r>
-      <w:r>
-        <w:t>, 1/</w:t>
-      </w:r>
-      <w:r>
-        <w:rPr>
-          <w:i/>
-        </w:rPr>
-        <w:t>c</w:t>
-      </w:r>
-      <w:r>
-        <w:t>₁) makes both failure modes impossible before an experiment runs.</w:t>
-      </w:r>
-    </w:p>
-    <w:p>
-      <w:pPr>
-        <w:spacing w:before="240"/>
-      </w:pPr>
-      <w:r>
-        <w:rPr>
-          <w:b/>
-          <w:sz w:val="22"/>
-        </w:rPr>
-        <w:t>Estimation</w:t>
-      </w:r>
-    </w:p>
-    <w:p>
-      <w:r>
-        <w:t xml:space="preserve">A </w:t>
-      </w:r>
-      <w:r>
-        <w:rPr>
-          <w:b/>
-        </w:rPr>
-        <w:t>Tobit model</w:t>
-      </w:r>
-      <w:r>
-        <w:t xml:space="preserve"> fits log10 CFU/mL linearly in time by maximum likelihood (31); a censored reading contributes log Φ((limit − µ)/σ), the probability it fell below its own limit — Beal's M3 written for this assay (32). </w:t>
-      </w:r>
-      <w:r>
-        <w:rPr>
-          <w:b/>
-        </w:rPr>
-        <w:t>Multiple imputation</w:t>
-      </w:r>
-      <w:r>
-        <w:t xml:space="preserve"> draws each censored reading from the fitted normal truncated at its own limit, refits by ordinary least squares, and pools 50 fits by Rubin's rules (33); the two estimators' agreement shows the answer does not depend on which arithmetic recovers it, not that the sub-floor distribution is normal.</w:t>
-      </w:r>
-    </w:p>
-    <w:p>
-      <w:r>
-        <w:t xml:space="preserve">The growth proxy is the deposit's time to an optical density of 0.4, in days, so it runs inversely to growth rate. </w:t>
-      </w:r>
-      <w:r>
-        <w:rPr>
-          <w:b/>
-        </w:rPr>
-        <w:t>The tolerance label</w:t>
-      </w:r>
-      <w:r>
-        <w:t xml:space="preserve"> is modelled as an ordered categorical outcome by proportional-odds ordinal logistic regression (34), with starting density as a prespecified covariate; proportional odds is tested by a Brant test per predictor (35) and a likelihood-ratio test against a generalised ordered logit (36), with the partial-proportional-odds fit reported where it fails and checked against a multinomial fit assuming no ordering (Table S18).</w:t>
-      </w:r>
-    </w:p>
-    <w:p>
-      <w:r>
-        <w:rPr>
-          <w:b/>
-        </w:rPr>
-        <w:t>Time-to-event analysis</w:t>
-      </w:r>
-      <w:r>
-        <w:t xml:space="preserve"> treats the first observed crossing below the assay floor as the event, right-censoring series that never fall below it; 60 per cent of series that cross read above the floor again at a later visit, so the event is a crossing, not a clearance. The crossing time is interval-censored between the last visit above the floor and the first below it; interval-censored fits (37) are reported alongside Kaplan–Meier (38) and Cox proportional hazards (39) as descriptive summaries, with cluster bootstraps over laboratories and flasks (40) in place of the partial likelihood's independence assumption, and proportionality tested on Schoenfeld residuals (41, 42).</w:t>
-      </w:r>
-    </w:p>
-    <w:p>
-      <w:r>
-        <w:rPr>
-          <w:b/>
-        </w:rPr>
-        <w:t>The replicate-level bootstrap</w:t>
-      </w:r>
-      <w:r>
-        <w:t xml:space="preserve"> (43) behind interval slopes resamples the three replicate counts with replacement, takes their mean, refits the concentration slope on each draw, and takes percentile intervals from 20,000 draws — reported instead of the least-squares fit through the deposited concentration means, which has two residual degrees of freedom and discards the replicate scatter. An interval on a proportion is the Jeffreys interval (44), which does not collapse to zero width at the sample sizes here.</w:t>
-      </w:r>
-    </w:p>
-    <w:p>
-      <w:r>
-        <w:t>Four procedures are implemented in the released analysis code rather than taken from a package — the Brant test, the partial-proportional-odds fit, the product-of-coefficients mediation, and the residual-correlation sensitivity — in `exp30_ordinal_tolerance.py` and `exp34_mediation.py`; the partial-proportional-odds likelihood is validated against the proportional-odds fit it nests, agreeing to 1.0 × 10⁻¹⁰ in log-likelihood.</w:t>
-      </w:r>
-    </w:p>
-    <w:p>
-      <w:pPr>
-        <w:spacing w:before="240"/>
-      </w:pPr>
-      <w:r>
-        <w:rPr>
-          <w:b/>
-          <w:sz w:val="22"/>
-        </w:rPr>
-        <w:t>The decomposition of a crossing time</w:t>
-      </w:r>
-    </w:p>
-    <w:p>
-      <w:r>
-        <w:t xml:space="preserve">Over an interval where the decline is close to log-linear, log10 </w:t>
+        <w:t>Decomposition of a crossing time.</w:t>
+      </w:r>
+      <w:r>
+        <w:t xml:space="preserve"> Over an interval where the decline is close to log-linear, log10 </w:t>
       </w:r>
       <w:r>
         <w:rPr>
@@ -3868,20 +3799,24 @@
       </w:r>
     </w:p>
     <w:p>
-      <w:pPr>
-        <w:spacing w:before="240"/>
-      </w:pPr>
       <w:r>
         <w:rPr>
           <w:b/>
-          <w:sz w:val="22"/>
         </w:rPr>
-        <w:t>Multiplicity</w:t>
+        <w:t>Multiplicity.</w:t>
+      </w:r>
+      <w:r>
+        <w:t xml:space="preserve"> Where a question admits more than one test, every test the deposit supports is run, and the family is corrected by the Benjamini–Hochberg procedure (45) at a false discovery rate of 5 per cent.</w:t>
       </w:r>
     </w:p>
     <w:p>
       <w:r>
-        <w:t>Where a question admits more than one test, every test the deposit supports is run, and the family is corrected by the Benjamini–Hochberg procedure (45) at a false discovery rate of 5 per cent.</w:t>
+        <w:t>Four procedures are implemented in the released analysis code rather than taken from a package — the Brant test, the partial-proportional-odds fit, the product-of-coefficients mediation, and the residual-correlation sensitivity — in `exp30_ordinal_tolerance.py` and `exp34_mediation.py`; the partial-proportional-odds likelihood is validated against the proportional-odds fit it nests, agreeing to 1.0 × 10⁻¹⁰ in log-likelihood.</w:t>
+      </w:r>
+    </w:p>
+    <w:p>
+      <w:r>
+        <w:t>Analyses used Python 3.14 with numpy 2.5.0 (46), scipy 1.18.0 (47), pandas 3.0.3 (48), statsmodels 0.15.0 (49) and lifelines 0.30.3 (50).</w:t>
       </w:r>
     </w:p>
     <w:p>
@@ -3902,8 +3837,29 @@
       </w:r>
     </w:p>
     <w:p>
-      <w:r>
-        <w:t>Analyses used Python 3.14 with numpy 2.5.0 (46), scipy 1.18.0 (47), pandas 3.0.3 (48), statsmodels 0.15.0 (49) and lifelines 0.30.3 (50).</w:t>
+      <w:pPr>
+        <w:spacing w:before="240"/>
+      </w:pPr>
+      <w:r>
+        <w:rPr>
+          <w:b/>
+          <w:sz w:val="22"/>
+        </w:rPr>
+        <w:t>Ethics</w:t>
+      </w:r>
+    </w:p>
+    <w:p>
+      <w:r>
+        <w:t xml:space="preserve">This study analysed publicly available, de-identified datasets, and generated one time-kill experiment in a reference strain of </w:t>
+      </w:r>
+      <w:r>
+        <w:rPr>
+          <w:i/>
+        </w:rPr>
+        <w:t>Escherichia coli</w:t>
+      </w:r>
+      <w:r>
+        <w:t>. No human or animal subjects were involved, no patient samples were collected, and no individual is identifiable from any material presented here. The prospective experiment was performed at the Department of Microbiology, Iran University of Medical Sciences, Tehran, Iran, on a biosafety-level-1-appropriate quality-control strain (ATCC 25922); no institutional review board holds jurisdiction over secondary analysis of de-identified public data or over work on a bacterial quality-control strain.</w:t>
       </w:r>
     </w:p>
     <w:p>
@@ -3915,21 +3871,12 @@
           <w:b/>
           <w:sz w:val="22"/>
         </w:rPr>
-        <w:t>Ethics</w:t>
+        <w:t>Declaration of generative AI and AI-assisted technologies in the manuscript preparation process</w:t>
       </w:r>
     </w:p>
     <w:p>
       <w:r>
-        <w:t xml:space="preserve">This study analysed publicly available, de-identified datasets, and generated one time-kill experiment in a reference strain of </w:t>
-      </w:r>
-      <w:r>
-        <w:rPr>
-          <w:i/>
-        </w:rPr>
-        <w:t>Escherichia coli</w:t>
-      </w:r>
-      <w:r>
-        <w:t>. No human or animal subjects were involved, no patient samples were collected, and no individual is identifiable from any material presented here. The prospective experiment was performed at the Department of Microbiology, Iran University of Medical Sciences, Tehran, Iran, on a biosafety-level-1-appropriate quality-control strain (ATCC 25922); no institutional review board holds jurisdiction over secondary analysis of de-identified public data or over work on a bacterial quality-control strain.</w:t>
+        <w:t>Anthropic's Claude was used under the author's direction to read the manuscript and to assist in running the Python analysis pipeline. Claude Sonnet 5 was further used, under the author's direction, to document and organise the analysis code and to prepare its commits to the version-controlled repository. No figure, image or schematic was generated by an artificial intelligence tool; every figure is plotted from values that regenerate from the public deposits. No artificial intelligence tool is an author. The author directed the study, verified every reported quantity against the source deposits and the regenerating pipeline, and takes full responsibility for the content of this article, including its accuracy and its originality.</w:t>
       </w:r>
     </w:p>
     <w:p>
@@ -3941,34 +3888,17 @@
           <w:b/>
           <w:sz w:val="22"/>
         </w:rPr>
-        <w:t>Declaration of generative AI and AI-assisted technologies in the manuscript preparation process</w:t>
+        <w:t>Data availability</w:t>
       </w:r>
     </w:p>
     <w:p>
       <w:r>
-        <w:t>Anthropic's Claude was used under the author's direction to read the manuscript and to assist in running the Python analysis pipeline. Claude Sonnet 5 was further used, under the author's direction, to document and organise the analysis code and to prepare its commits to the version-controlled repository. No figure, image or schematic was generated by an artificial intelligence tool; every figure is plotted from values that regenerate from the public deposits. No artificial intelligence tool is an author. The author directed the study, verified every reported quantity against the source deposits and the regenerating pipeline, and takes full responsibility for the content of this article, including its accuracy and its originality.</w:t>
+        <w:t>Every dataset analysed here was already public under an open licence. Each is identified in Table 3 and cited alongside the article that first described it: Vijay and colleagues (21, 51), van Wijk and colleagues (12, 13), Windels and colleagues (23, 24), Kaur and colleagues (25, 26), and the hollow-fibre Source Data of Dubey and colleagues (14, 15), held out of every fitting step. The readings from the prospective experiment are deposited with the analysis code.</w:t>
       </w:r>
     </w:p>
     <w:p>
-      <w:pPr>
-        <w:spacing w:before="240"/>
-      </w:pPr>
-      <w:r>
-        <w:rPr>
-          <w:b/>
-          <w:sz w:val="22"/>
-        </w:rPr>
-        <w:t>Data availability</w:t>
-      </w:r>
-    </w:p>
-    <w:p>
-      <w:r>
-        <w:t>Every dataset analysed here was already public under an open licence. Each is identified in Table 3 and cited alongside the article that first described it: Vijay and colleagues (21, 51), van Wijk and colleagues (12, 13), Windels and colleagues (23, 24), Kaur and colleagues (25, 26), and the hollow-fibre Source Data of Dubey and colleagues (14, 15), held out of every fitting step. The readings from the prospective experiment are deposited with the analysis code.</w:t>
-      </w:r>
-    </w:p>
-    <w:p>
-      <w:r>
-        <w:t>That code, both audit scripts, the headroom tool and machine-readable receipts recording the software versions each stage ran under are in a public repository (52), dual-licensed: the code under the Massachusetts Institute of Technology (MIT) licence, and the manuscript, figures and results under CC BY 4.0. The deposits keep their depositors' own licences. It is at https://github.com/piranfar/detection-floor-tolerance-endpoints, and this manuscript was built from commit 2f2728a+ of it.</w:t>
+      <w:r>
+        <w:t>That code, both audit scripts, the headroom tool and machine-readable receipts recording the software versions each stage ran under are in a public repository (52), dual-licensed: the code under the Massachusetts Institute of Technology (MIT) licence, and the manuscript, figures and results under CC BY 4.0. The deposits keep their depositors' own licences. It is at https://github.com/piranfar/detection-floor-tolerance-endpoints, and this manuscript was built from commit 899a67d+ of it.</w:t>
       </w:r>
     </w:p>
     <w:p>
@@ -6961,82 +6891,82 @@
     </w:p>
     <w:p>
       <w:r>
-        <w:t>29. Imai K, Keele L, Yamamoto T. 2010. Identification, inference and sensitivity analysis for causal mediation effects. Stat Sci 25:51-71. https://doi.org/10.1214/10-STS321.</w:t>
+        <w:t>29. Tobin J. 1958. Estimation of relationships for limited dependent variables. Econometrica 26:24. https://doi.org/10.2307/1907382.</w:t>
       </w:r>
     </w:p>
     <w:p>
       <w:r>
-        <w:t>30. Baron RM, Kenny DA. 1986. The moderator-mediator variable distinction in social psychological research: conceptual, strategic, and statistical considerations. J Pers Soc Psychol 51:1173-1182. https://doi.org/10.1037/0022-3514.51.6.1173.</w:t>
+        <w:t>30. Beal SL. 2001. Ways to fit a PK model with some data below the quantification limit. J Pharmacokinet Pharmacodyn 28:481-504. https://doi.org/10.1023/A:1012299115260.</w:t>
       </w:r>
     </w:p>
     <w:p>
       <w:r>
-        <w:t>31. Tobin J. 1958. Estimation of relationships for limited dependent variables. Econometrica 26:24. https://doi.org/10.2307/1907382.</w:t>
+        <w:t>31. Rubin DB. 1987. Multiple imputation for nonresponse in surveys. John Wiley &amp; Sons, New York, NY. https://doi.org/10.1002/9780470316696.</w:t>
       </w:r>
     </w:p>
     <w:p>
       <w:r>
-        <w:t>32. Beal SL. 2001. Ways to fit a PK model with some data below the quantification limit. J Pharmacokinet Pharmacodyn 28:481-504. https://doi.org/10.1023/A:1012299115260.</w:t>
+        <w:t>32. McCullagh P. 1980. Regression models for ordinal data. J R Stat Soc Series B Stat Methodol 42:109-127. https://doi.org/10.1111/j.2517-6161.1980.tb01109.x.</w:t>
       </w:r>
     </w:p>
     <w:p>
       <w:r>
-        <w:t>33. Rubin DB. 1987. Multiple imputation for nonresponse in surveys. John Wiley &amp; Sons, New York, NY. https://doi.org/10.1002/9780470316696.</w:t>
+        <w:t>33. Brant R. 1990. Assessing proportionality in the proportional odds model for ordinal logistic regression. Biometrics 46:1171-1178.</w:t>
       </w:r>
     </w:p>
     <w:p>
       <w:r>
-        <w:t>34. McCullagh P. 1980. Regression models for ordinal data. J R Stat Soc Series B Stat Methodol 42:109-127. https://doi.org/10.1111/j.2517-6161.1980.tb01109.x.</w:t>
+        <w:t>34. Peterson B, Harrell FE Jr. 1990. Partial proportional odds models for ordinal response variables. J R Stat Soc Ser C Appl Stat 39:205. https://doi.org/10.2307/2347760.</w:t>
       </w:r>
     </w:p>
     <w:p>
       <w:r>
-        <w:t>35. Brant R. 1990. Assessing proportionality in the proportional odds model for ordinal logistic regression. Biometrics 46:1171-1178.</w:t>
+        <w:t>35. Turnbull BW. 1976. The empirical distribution function with arbitrarily grouped, censored and truncated data. J R Stat Soc Series B Stat Methodol 38:290-295. https://doi.org/10.1111/j.2517-6161.1976.tb01597.x.</w:t>
       </w:r>
     </w:p>
     <w:p>
       <w:r>
-        <w:t>36. Peterson B, Harrell FE Jr. 1990. Partial proportional odds models for ordinal response variables. J R Stat Soc Ser C Appl Stat 39:205. https://doi.org/10.2307/2347760.</w:t>
+        <w:t>36. Kaplan EL, Meier P. 1958. Nonparametric estimation from incomplete observations. J Am Stat Assoc 53:457-481. https://doi.org/10.1080/01621459.1958.10501452.</w:t>
       </w:r>
     </w:p>
     <w:p>
       <w:r>
-        <w:t>37. Turnbull BW. 1976. The empirical distribution function with arbitrarily grouped, censored and truncated data. J R Stat Soc Series B Stat Methodol 38:290-295. https://doi.org/10.1111/j.2517-6161.1976.tb01597.x.</w:t>
+        <w:t>37. Cox DR. 1972. Regression models and life-tables. J R Stat Soc Series B Stat Methodol 34:187-202. https://doi.org/10.1111/j.2517-6161.1972.tb00899.x.</w:t>
       </w:r>
     </w:p>
     <w:p>
       <w:r>
-        <w:t>38. Kaplan EL, Meier P. 1958. Nonparametric estimation from incomplete observations. J Am Stat Assoc 53:457-481. https://doi.org/10.1080/01621459.1958.10501452.</w:t>
+        <w:t>38. Field CA, Welsh AH. 2007. Bootstrapping clustered data. J R Stat Soc Series B Stat Methodol 69:369-390. https://doi.org/10.1111/j.1467-9868.2007.00593.x.</w:t>
       </w:r>
     </w:p>
     <w:p>
       <w:r>
-        <w:t>39. Cox DR. 1972. Regression models and life-tables. J R Stat Soc Series B Stat Methodol 34:187-202. https://doi.org/10.1111/j.2517-6161.1972.tb00899.x.</w:t>
+        <w:t>39. Schoenfeld D. 1982. Partial residuals for the proportional hazards regression model. Biometrika 69:239-241. https://doi.org/10.1093/biomet/69.1.239.</w:t>
       </w:r>
     </w:p>
     <w:p>
       <w:r>
-        <w:t>40. Field CA, Welsh AH. 2007. Bootstrapping clustered data. J R Stat Soc Series B Stat Methodol 69:369-390. https://doi.org/10.1111/j.1467-9868.2007.00593.x.</w:t>
+        <w:t>40. Grambsch PM, Therneau TM. 1994. Proportional hazards tests and diagnostics based on weighted residuals. Biometrika 81:515-526. https://doi.org/10.1093/biomet/81.3.515.</w:t>
       </w:r>
     </w:p>
     <w:p>
       <w:r>
-        <w:t>41. Schoenfeld D. 1982. Partial residuals for the proportional hazards regression model. Biometrika 69:239-241. https://doi.org/10.1093/biomet/69.1.239.</w:t>
+        <w:t>41. Efron B. 1979. Bootstrap methods: another look at the jackknife. Ann Stat 7:1-26. https://doi.org/10.1214/aos/1176344552.</w:t>
       </w:r>
     </w:p>
     <w:p>
       <w:r>
-        <w:t>42. Grambsch PM, Therneau TM. 1994. Proportional hazards tests and diagnostics based on weighted residuals. Biometrika 81:515-526. https://doi.org/10.1093/biomet/81.3.515.</w:t>
+        <w:t>42. Brown LD, Cai TT, DasGupta A. 2001. Interval estimation for a binomial proportion. Stat Sci 16:101-133. https://doi.org/10.1214/ss/1009213286.</w:t>
       </w:r>
     </w:p>
     <w:p>
       <w:r>
-        <w:t>43. Efron B. 1979. Bootstrap methods: another look at the jackknife. Ann Stat 7:1-26. https://doi.org/10.1214/aos/1176344552.</w:t>
+        <w:t>43. Imai K, Keele L, Yamamoto T. 2010. Identification, inference and sensitivity analysis for causal mediation effects. Stat Sci 25:51-71. https://doi.org/10.1214/10-STS321.</w:t>
       </w:r>
     </w:p>
     <w:p>
       <w:r>
-        <w:t>44. Brown LD, Cai TT, DasGupta A. 2001. Interval estimation for a binomial proportion. Stat Sci 16:101-133. https://doi.org/10.1214/ss/1009213286.</w:t>
+        <w:t>44. Baron RM, Kenny DA. 1986. The moderator-mediator variable distinction in social psychological research: conceptual, strategic, and statistical considerations. J Pers Soc Psychol 51:1173-1182. https://doi.org/10.1037/0022-3514.51.6.1173.</w:t>
       </w:r>
     </w:p>
     <w:p>

--- a/submission/02_manuscript.docx
+++ b/submission/02_manuscript.docx
@@ -3036,7 +3036,7 @@
     </w:p>
     <w:p>
       <w:r>
-        <w:t xml:space="preserve">Three seeding arms were set so the four-log endpoint is unreachable in one, marginal in the second and comfortable in the third: targets of 5 × 10⁴, 5 × 10⁵ and 5 × 10⁶ CFU/mL (the middle arm the CLSI-specified inoculum), reaching 6.4 × 10⁴, 4.4 × 10⁵ and 3.8 × 10⁶ CFU/mL as measured from day-zero counts. Three flasks per arm were sampled at 0, 1, 2, 4, 6 and 24 h; at each time, one dilution series was plated at both 100 µL and 10 µL in duplicate, giving 216 plate readings in all. Viable density was </w:t>
+        <w:t xml:space="preserve">Three seeding arms were set so the four-log endpoint is unreachable in one, marginal in the second and comfortable in the third: targets of 5 × 10⁴, 5 × 10⁵ and 5 × 10⁶ CFU/mL (the middle arm the CLSI-specified inoculum), reaching 6.4 × 10⁴, 4.4 × 10⁵ and 3.8 × 10⁶ CFU/mL as measured from day-zero counts — headroom of 4.11, 4.94 and 5.88 logs at the pooled 100 µL floor, and 3.11, 3.94 and 4.88 logs at the pooled 10 µL floor, so the lowest arm is reachable for a four-log endpoint only at the deeper plating. Three flasks per arm were sampled at 0, 1, 2, 4, 6 and 24 h; at each time, one dilution series was plated at both 100 µL and 10 µL in duplicate, giving 216 plate readings in all. Viable density was </w:t>
       </w:r>
       <w:r>
         <w:rPr>
@@ -3898,7 +3898,7 @@
     </w:p>
     <w:p>
       <w:r>
-        <w:t>That code, both audit scripts, the headroom tool and machine-readable receipts recording the software versions each stage ran under are in a public repository (52), dual-licensed: the code under the Massachusetts Institute of Technology (MIT) licence, and the manuscript, figures and results under CC BY 4.0. The deposits keep their depositors' own licences. It is at https://github.com/piranfar/detection-floor-tolerance-endpoints, and this manuscript was built from commit 899a67d+ of it.</w:t>
+        <w:t>That code, both audit scripts, the headroom tool and machine-readable receipts recording the software versions each stage ran under are in a public repository (52), dual-licensed: the code under the Massachusetts Institute of Technology (MIT) licence, and the manuscript, figures and results under CC BY 4.0. The deposits keep their depositors' own licences. It is at https://github.com/piranfar/detection-floor-tolerance-endpoints, and this manuscript was built from commit 04f1ddb+ of it.</w:t>
       </w:r>
     </w:p>
     <w:p>

--- a/submission/02_manuscript.docx
+++ b/submission/02_manuscript.docx
@@ -225,7 +225,7 @@
         <w:t>Mycobacterium tuberculosis</w:t>
       </w:r>
       <w:r>
-        <w:t xml:space="preserve"> faster, and that choice is made in a flask: the compounds that could shorten a regimen are picked out of in vitro killing experiments. The experiment is simple — grow the organism, add the drug, and at set times dilute a sample, spread it on a plate, and count the colonies, each standing for one bacterium alive when it was plated — and the counts over time are the killing curve.</w:t>
+        <w:t xml:space="preserve"> faster, and that choice is made in a flask: the compounds that could shorten a regimen are picked out of in vitro killing experiments. The experiment is simple: grow the organism, add the drug, and at set times dilute a sample, spread it on a plate, and count the colonies, each standing for one bacterium alive when it was plated, and the counts over time are the killing curve.</w:t>
       </w:r>
     </w:p>
     <w:p>
@@ -263,7 +263,7 @@
     </w:p>
     <w:p>
       <w:r>
-        <w:t xml:space="preserve">The field's response was to engineer around the warning rather than ignore it. Rather than asking whether a culture went negative, the modern definition asks how many logs the population fell: the minimum duration for killing, MDK, is the time to a specified fractional reduction — 90, 99 or 99.99 per cent — and it is proposed as the tolerance counterpart to the minimum inhibitory concentration (2, 3). The choice of a </w:t>
+        <w:t xml:space="preserve">The field's response was to engineer around the warning rather than ignore it. Rather than asking whether a culture went negative, the modern definition asks how many logs the population fell: the minimum duration for killing, MDK, is the time to a specified fractional reduction (90, 99 or 99.99 per cent) and it is proposed as the tolerance counterpart to the minimum inhibitory concentration (2, 3). The choice of a </w:t>
       </w:r>
       <w:r>
         <w:rPr>
@@ -304,7 +304,7 @@
     </w:p>
     <w:p>
       <w:r>
-        <w:t>Two things are worth separating before going further. As defined by Brauner and colleagues and codified in the field's consensus guidelines, MDK is not a plate-count metric — it was first measured from presence or absence of survivors in microwell arrays of about a hundred cells, a design chosen specifically to avoid dilution plating, and the guidelines say how the smallest detectable count should be established (3, 4). What this paper examines is the form the tuberculosis field adopted: log-reduction endpoints computed from plate counts and most-probable-number series against a measured starting density. The floor problem belongs to that implementation, not the definition, and every deposit here uses it.</w:t>
+        <w:t>Two things are worth separating before going further. As defined by Brauner and colleagues and codified in the field's consensus guidelines, MDK is not a plate-count metric: it was first measured from presence or absence of survivors in microwell arrays of about a hundred cells, a design chosen specifically to avoid dilution plating, and the guidelines say how the smallest detectable count should be established (3, 4). What this paper examines is the form the tuberculosis field adopted: log-reduction endpoints computed from plate counts and most-probable-number series against a measured starting density. The floor problem belongs to that implementation, not the definition, and every deposit here uses it.</w:t>
       </w:r>
     </w:p>
     <w:p>
@@ -386,7 +386,7 @@
         <w:t>L/N₀</w:t>
       </w:r>
       <w:r>
-        <w:t xml:space="preserve"> — the floor divided by the starting density. It is not a measurement of how many survived. The drug has dropped out of it, and what is left is the pipette and the inoculum. The metric designed to be inoculum-independent becomes a pure inoculum readout precisely at the depth where tolerance is scored. That is the second boundary, and we call it identifiability.</w:t>
+        <w:t>: the floor divided by the starting density. It is not a measurement of how many survived. The drug has dropped out of it, and what is left is the pipette and the inoculum. The metric designed to be inoculum-independent becomes a pure inoculum readout precisely at the depth where tolerance is scored. That is the second boundary, and we call it identifiability.</w:t>
       </w:r>
     </w:p>
     <w:p>
@@ -418,17 +418,17 @@
         <w:t>N</w:t>
       </w:r>
       <w:r>
-        <w:t>₀, and the low, medium or high label is then a cut on starting density. That is the gap this paper fills. Two further failures have to be kept distinct from it. A duration ceiling — the assay stopped looking — is not a count floor, which is the plate being unable to see. And recording a below-limit flag is not the same as scoring a duration from the points so recorded.</w:t>
+        <w:t>₀, and the low, medium or high label is then a cut on starting density. That is the gap this paper fills. Two further failures have to be kept distinct from it. A duration ceiling (the assay stopped looking) is not a count floor, which is the plate being unable to see. And recording a below-limit flag is not the same as scoring a duration from the points so recorded.</w:t>
       </w:r>
     </w:p>
     <w:p>
       <w:r>
-        <w:t>This study asks how deep a log-reduction tolerance endpoint can be measured at all, and whether real isolates have been assigned tolerance phenotypes from outside that range. Two boundaries on the starting density follow from the definitions — one deciding whether an endpoint is reachable, the other whether a floor-level reading identifies a class — and both are computed from quantities a time-kill protocol already records. Neither asks a laboratory to measure anything new.</w:t>
+        <w:t>This study asks how deep a log-reduction tolerance endpoint can be measured at all, and whether real isolates have been assigned tolerance phenotypes from outside that range. Two boundaries on the starting density follow from the definitions, one deciding whether an endpoint is reachable and the other whether a floor-level reading identifies a class, and both are computed from quantities a time-kill protocol already records. Neither asks a laboratory to measure anything new.</w:t>
       </w:r>
     </w:p>
     <w:p>
       <w:r>
-        <w:t xml:space="preserve">Answering that question at all requires deposits that record the three quantities the arithmetic needs — a starting density measured before treatment, a time series, and either a plated volume or a stated floor — and most do not. Of 78 candidate time-kill datasets assembled for this study, 45 were inspected in full; of the 40 distinct literature deposits among them, </w:t>
+        <w:t xml:space="preserve">Answering that question at all requires deposits that record the three quantities the arithmetic needs (a starting density measured before treatment, a time series, and either a plated volume or a stated floor), and most do not. Of 78 candidate time-kill datasets assembled for this study, 45 were inspected in full; of the 40 distinct literature deposits among them, </w:t>
       </w:r>
       <w:r>
         <w:rPr>
@@ -471,7 +471,7 @@
         <w:t>L</w:t>
       </w:r>
       <w:r>
-        <w:t xml:space="preserve"> is the smallest positive count the method can report — one colony in a plated volume </w:t>
+        <w:t xml:space="preserve"> is the smallest positive count the method can report: one colony in a plated volume </w:t>
       </w:r>
       <w:r>
         <w:rPr>
@@ -1380,18 +1380,18 @@
     </w:p>
     <w:p>
       <w:r>
-        <w:t>The most probable number (MPN) readings can only take the discrete values of an MPN table (5, 6) — a fixed ladder of rungs, not a continuous scale. The day-5 column does not taper towards zero. It stops. Eighteen isolates sit at exactly 23 per mL in the 15-day panel and six in the 60-day panel, and nothing in the file lies below that (Fig. 1A). That is a floor, not a tail, and it is treated as one throughout.</w:t>
+        <w:t>The most probable number (MPN) readings can only take the discrete values of an MPN table (5, 6) (a fixed ladder of rungs, not a continuous scale). The day-5 column does not taper towards zero. It stops. Eighteen isolates sit at exactly 23 per mL in the 15-day panel and six in the 60-day panel, and nothing in the file lies below that (Fig. 1A). That is a floor, not a tail, and it is treated as one throughout.</w:t>
       </w:r>
     </w:p>
     <w:p>
       <w:r>
-        <w:t xml:space="preserve">Each isolate therefore carries a fixed budget of killing the assay can see. At 15 days of prior culture the starting densities run from 2 300 to 61 000 000 per mL — 3.36 to 7.79 log10 — so headroom, the distance from the starting density down to the floor, runs from 2.00 to 6.42 log10 (Fig. 1B, Table 1). Both spans are the same 4.42 log10. Subtracting the displayed endpoints does not reproduce that, and should not: every log10 here is computed from the raw most-probable-number rungs against a floor of 23 per mL and rounded once, at the end, so the deepest headroom displays as 6.42 rather than as the 6.43 that 7.79 minus 1.36 returns. The fold figures quoted throughout are likewise ten raised to the unrounded difference rather than to the displayed one. Against that budget the three deposited endpoints behave very differently. Every isolate has the room for a 90 or a 99 per cent reduction: 0 of 217 fall short in both cases. </w:t>
+        <w:t xml:space="preserve">Each isolate therefore carries a fixed budget of killing the assay can see. At 15 days of prior culture the starting densities run from 2 300 to 61 000 000 per mL (3.36 to 7.79 log10), so headroom, the distance from the starting density down to the floor, runs from 2.00 to 6.42 log10 (Fig. 1B, Table 1). Both spans are the same 4.42 log10. Subtracting the displayed endpoints does not reproduce that, and should not: every log10 here is computed from the raw most-probable-number rungs against a floor of 23 per mL and rounded once, at the end, so the deepest headroom displays as 6.42 rather than as the 6.43 that 7.79 minus 1.36 returns. The fold figures quoted throughout are likewise ten raised to the unrounded difference rather than to the displayed one. Against that budget the three deposited endpoints behave very differently. Every isolate has the room for a 90 or a 99 per cent reduction: 0 of 217 fall short in both cases. </w:t>
       </w:r>
       <w:r>
         <w:rPr>
           <w:b/>
         </w:rPr>
-        <w:t>Thirty-three of 217 isolates — 15.2 per cent — lack the headroom for the 99.99 per cent endpoint</w:t>
+        <w:t>Thirty-three of 217 isolates (15.2 per cent) lack the headroom for the 99.99 per cent endpoint</w:t>
       </w:r>
       <w:r>
         <w:t>, which is to say that a four-log reduction was unobservable for them before rifampicin was added. Two of those 33 carry a fourth label that the deposit writes literally as "MDR", conventionally multidrug-resistant. It is unordered with respect to the other three, so no ordered analysis can place it (Table S2); over the 203 isolates with an ordered label the same count is 31.</w:t>
@@ -1399,7 +1399,7 @@
     </w:p>
     <w:p>
       <w:r>
-        <w:t xml:space="preserve">All 33 are recorded as not having reached the endpoint — they sit at the </w:t>
+        <w:t xml:space="preserve">All 33 are recorded as not having reached the endpoint, sitting at the </w:t>
       </w:r>
       <w:r>
         <w:rPr>
@@ -1457,7 +1457,7 @@
         <w:t>N₀</w:t>
       </w:r>
       <w:r>
-        <w:t>, and those recorded fractions span 265-fold, from 3.8 × 10⁻⁶ to 1.0 × 10⁻³ — exactly the span of the starting densities (Fig. 1C), because that is what the ratio is. They are upper bounds on survival, not measurements of it.</w:t>
+        <w:t>, and those recorded fractions span 265-fold, from 3.8 × 10⁻⁶ to 1.0 × 10⁻³, exactly the span of the starting densities (Fig. 1C), because that is what the ratio is. They are upper bounds on survival, not measurements of it.</w:t>
       </w:r>
     </w:p>
     <w:p>
@@ -1639,12 +1639,12 @@
     </w:p>
     <w:p>
       <w:r>
-        <w:t>Evangelopoulos and colleagues counted the same mouse lungs three ways — colony count, a molecular bacterial load from 16S rRNA, and a most probable number — on their way to a different question (7). Under the deepest regimens the colony count reads zero in every animal. In three arms, 18 lungs in all, the plate declared every lung sterile while the most probable number on that same tissue ran from 1 450 to 18 700 per lung. The molecular load can be dismissed as nucleic acid outliving its owner. The most probable number cannot, because it is a culture, and growth in a dilution series requires an organism that is alive and culturable.</w:t>
+        <w:t>Evangelopoulos and colleagues counted the same mouse lungs three ways: colony count, a molecular bacterial load from 16S rRNA, and a most probable number, on their way to a different question (7). Under the deepest regimens the colony count reads zero in every animal. In three arms, 18 lungs in all, the plate declared every lung sterile while the most probable number on that same tissue ran from 1 450 to 18 700 per lung. The molecular load can be dismissed as nucleic acid outliving its owner. The most probable number cannot, because it is a culture, and growth in a dilution series requires an organism that is alive and culturable.</w:t>
       </w:r>
     </w:p>
     <w:p>
       <w:r>
-        <w:t xml:space="preserve">That gap is not the detection floor, and the arithmetic says so. Neither assay's floor is reported in the deposit, but for censoring to explain a plate reading of zero against 1 450 organisms in the same tissue, the colony count's floor would have to sit above 1 450 per lung — which would mean plating a vanishingly small fraction of the homogenate, far less than any lung protocol plates. The organisms were there, they were alive, they grew in a liquid dilution series, and they did not form colonies on solid medium. That is differential culturability, not censoring. It is a described phenotype of </w:t>
+        <w:t xml:space="preserve">That gap is not the detection floor, and the arithmetic says so. Neither assay's floor is reported in the deposit, but for censoring to explain a plate reading of zero against 1 450 organisms in the same tissue, the colony count's floor would have to sit above 1 450 per lung, which would mean plating a vanishingly small fraction of the homogenate, far less than any lung protocol plates. The organisms were there, they were alive, they grew in a liquid dilution series, and they did not form colonies on solid medium. That is differential culturability, not censoring. It is a described phenotype of </w:t>
       </w:r>
       <w:r>
         <w:rPr>
@@ -1653,7 +1653,7 @@
         <w:t>M. tuberculosis</w:t>
       </w:r>
       <w:r>
-        <w:t xml:space="preserve"> with a literature of its own: bacilli that require resuscitation-promoting factors to grow dominate pre-treatment sputum and rise as a proportion of the population during chemotherapy (8), both resuscitation-promoting-factor-dependent and -independent differentially culturable populations are recovered from patients whose solid-medium cultures return nothing (9), and the mechanism has been reproduced experimentally: rifamycin action on RNA polymerase, independent of any assay's floor, converts a starved population to over 90 per cent differentially detectable in vitro (10) — the same drug class every arm of the Evangelopoulos regimen carries.</w:t>
+        <w:t xml:space="preserve"> with a literature of its own: bacilli that require resuscitation-promoting factors to grow dominate pre-treatment sputum and rise as a proportion of the population during chemotherapy (8), both resuscitation-promoting-factor-dependent and -independent differentially culturable populations are recovered from patients whose solid-medium cultures return nothing (9), and the mechanism has been reproduced experimentally: rifamycin action on RNA polymerase, independent of any assay's floor, converts a starved population to over 90 per cent differentially detectable in vitro (10); the same drug class every arm of the Evangelopoulos regimen carries.</w:t>
       </w:r>
     </w:p>
     <w:p>
@@ -1672,7 +1672,7 @@
         <w:t>M. tuberculosis</w:t>
       </w:r>
       <w:r>
-        <w:t xml:space="preserve"> deposits in the same screen do, and they are not reassuring. Across those five — sputum from pulmonary tuberculosis, axenic culture, an auxotrophic H37Rv panel and two drug-development series, with floors from 13 to 200 CFU/mL — </w:t>
+        <w:t xml:space="preserve"> deposits in the same screen do, and they are not reassuring. Across those five, sputum from pulmonary tuberculosis, axenic culture, an auxotrophic H37Rv panel and two drug-development series, with floors from 13 to 200 CFU/mL, </w:t>
       </w:r>
       <w:r>
         <w:rPr>
@@ -1721,7 +1721,7 @@
         <w:t>isoniazid resistance</w:t>
       </w:r>
       <w:r>
-        <w:t xml:space="preserve"> — until the starting density enters the model. On its own, a resistant isolate has 2.32 times the odds of a higher tolerance class (95 per cent CI 1.30 to 4.12, p = 0.0042). Adjusted for starting density the odds ratio falls to 1.31 (0.67 to 2.57, p = 0.42), and the interval no longer excludes one. The two figures estimate different things: the unadjusted 2.32 is the total effect of resistance on the label, and the adjusted 1.31 is the controlled direct effect with the inoculum held fixed under an assumption this deposit cannot test on its own — that starting density sits on the causal path as a mediator here rather than beside it as a confounder. The reverse reading is equally available a priori: if slow growth both thins the inoculum and causes genuine tolerance, adjusting for starting density would remove real signal rather than a confounder, not attenuate a spurious one (Discussion weighs the two readings against each other). The mediation decomposition under the mediator reading is Table S6. What is not in question, whichever reading is right, is that the association weakens once starting density enters the model: 185 of the 203 calls still rest on a measured, uncensored numerator. Starting density is the strongest term in the file: every ten-fold rise in the starting most probable number halves the odds of a higher tolerance class (OR 0.480, 0.340 to 0.677, p = 2.9 × 10⁻⁵).</w:t>
+        <w:t>, until the starting density enters the model. On its own, a resistant isolate has 2.32 times the odds of a higher tolerance class (95 per cent CI 1.30 to 4.12, p = 0.0042). Adjusted for starting density the odds ratio falls to 1.31 (0.67 to 2.57, p = 0.42), and the interval no longer excludes one. The two figures estimate different things: the unadjusted 2.32 is the total effect of resistance on the label, and the adjusted 1.31 is the controlled direct effect with the inoculum held fixed under an assumption this deposit cannot test on its own: that starting density sits on the causal path as a mediator here rather than beside it as a confounder. The reverse reading is equally available a priori: if slow growth both thins the inoculum and causes genuine tolerance, adjusting for starting density would remove real signal rather than a confounder, not attenuate a spurious one (Discussion weighs the two readings against each other). The mediation decomposition under the mediator reading is Table S6. What is not in question, whichever reading is right, is that the association weakens once starting density enters the model: 185 of the 203 calls still rest on a measured, uncensored numerator. Starting density is the strongest term in the file: every ten-fold rise in the starting most probable number halves the odds of a higher tolerance class (OR 0.480, 0.340 to 0.677, p = 2.9 × 10⁻⁵).</w:t>
       </w:r>
     </w:p>
     <w:p>
@@ -1753,12 +1753,12 @@
     </w:p>
     <w:p>
       <w:r>
-        <w:t>At ten times the minimum inhibitory concentration of moxifloxacin all six laboratories return a positive kill rate, and the rates span 5.2-fold, from 0.090 to 0.464 log10 CFU/mL per day. Across all 30 laboratory-by-arm cells the Tobit estimate — a fit that treats a below-floor reading as below the floor rather than as a number — and the imputation estimate never differ by more than 0.006 log10 per day (Fig. 2A, Table S7). That agreement says the fit is not an artefact of the arithmetic used to reach it. It does not say the sub-floor assumption is safe: both estimators assume the same normal distribution below the floor, and nothing in this deposit can check that assumption from the inside.</w:t>
+        <w:t>At ten times the minimum inhibitory concentration of moxifloxacin all six laboratories return a positive kill rate, and the rates span 5.2-fold, from 0.090 to 0.464 log10 CFU/mL per day. Across all 30 laboratory-by-arm cells the Tobit estimate (a fit that treats a below-floor reading as below the floor rather than as a number) and the imputation estimate never differ by more than 0.006 log10 per day (Fig. 2A, Table S7). That agreement says the fit is not an artefact of the arithmetic used to reach it. It does not say the sub-floor assumption is safe: both estimators assume the same normal distribution below the floor, and nothing in this deposit can check that assumption from the inside.</w:t>
       </w:r>
     </w:p>
     <w:p>
       <w:r>
-        <w:t>The two orderings do not correspond. Rank the laboratories by starting density and the three lowest are exactly the three that recorded crossings, the three highest exactly the three that did not, without exception — a split with probability 1/20 under chance alone, so it is reported as an ordering and not a test (Table S8). Rank them by kill rate and there is no such correspondence (Fig. 2B). Institute F has the highest starting density at 6.53 log10 among the treated flasks of this arm, kills faster than four of the other five at 0.223 log10 per day, and records no crossing. Institute E returns the slowest rate of all at 0.090 and also records none.</w:t>
+        <w:t>The two orderings do not correspond. Rank the laboratories by starting density and the three lowest are exactly the three that recorded crossings, the three highest exactly the three that did not, without exception, a split with probability 1/20 under chance alone, so it is reported as an ordering and not a test (Table S8). Rank them by kill rate and there is no such correspondence (Fig. 2B). Institute F has the highest starting density at 6.53 log10 among the treated flasks of this arm, kills faster than four of the other five at 0.223 log10 per day, and records no crossing. Institute E returns the slowest rate of all at 0.090 and also records none.</w:t>
       </w:r>
     </w:p>
     <w:p>
@@ -1889,7 +1889,7 @@
         <w:t>N</w:t>
       </w:r>
       <w:r>
-        <w:t xml:space="preserve">_id — the starting densities that decide whether an endpoint is reachable and a label means anything — with its predictions written down before a plate was counted. </w:t>
+        <w:t xml:space="preserve">_id (the starting densities that decide whether an endpoint is reachable and a label means anything), with its predictions written down before a plate was counted. </w:t>
       </w:r>
       <w:r>
         <w:rPr>
@@ -1898,7 +1898,7 @@
         <w:t>Escherichia coli</w:t>
       </w:r>
       <w:r>
-        <w:t xml:space="preserve"> ATCC 25922, of the American Type Culture Collection — the reference strain the standard names for quality control — against ciprofloxacin at ten times the concentration that stops it growing. Three seeding densities, two plated volumes, three flasks each, 216 plate readings.</w:t>
+        <w:t xml:space="preserve"> ATCC 25922, of the American Type Culture Collection (the reference strain the standard names for quality control), against ciprofloxacin at ten times the concentration that stops it growing. Three seeding densities, two plated volumes, three flasks each, 216 plate readings.</w:t>
       </w:r>
     </w:p>
     <w:p>
@@ -1959,10 +1959,10 @@
         <w:rPr>
           <w:b/>
         </w:rPr>
-        <w:t>At the standard inoculum plated at 10 µL, the deepest reduction the three flasks could report ran from 3.71 to 3.93 logs — each flask's own ceiling, not the drug's</w:t>
-      </w:r>
-      <w:r>
-        <w:t xml:space="preserve"> — while those same three cultures plated at 100 µL ran from 4.88 to 5.05 (Fig. S5B, Table S10). Every flask is paired with itself across the two platings, so the comparison is within a culture rather than between cultures.</w:t>
+        <w:t>At the standard inoculum plated at 10 µL, the deepest reduction the three flasks could report ran from 3.71 to 3.93 logs (each flask's own ceiling, not the drug's),</w:t>
+      </w:r>
+      <w:r>
+        <w:t xml:space="preserve"> while those same three cultures plated at 100 µL ran from 4.88 to 5.05 (Fig. S5B, Table S10). Every flask is paired with itself across the two platings, so the comparison is within a culture rather than between cultures.</w:t>
       </w:r>
     </w:p>
     <w:p>
@@ -2003,7 +2003,7 @@
         <w:t>N</w:t>
       </w:r>
       <w:r>
-        <w:t xml:space="preserve">₀ — two different floors over one starting density — so they can fall either side of a class threshold and give one culture two labels. </w:t>
+        <w:t xml:space="preserve">₀ (two different floors over one starting density), so they can fall either side of a class threshold and give one culture two labels. </w:t>
       </w:r>
       <w:r>
         <w:rPr>
@@ -2012,7 +2012,7 @@
         <w:t>The quantity that could have come out zero is how often a real experiment lands in the window where those two fractions straddle the cut</w:t>
       </w:r>
       <w:r>
-        <w:t>, and it depends on where the cut is (Fig. S5C, Table S11). Put the cut at one per cent and the window is nearly shut. Put it at one in a thousand, which is where the clinical classification analysed above cuts its lowest class, and six of 54 sample-times receive two different labels from one culture — one in nine. That cut is imported from the tuberculosis classification; nothing in the E. coli experiment derives it, and it serves here as a ruler for the window's width, not as a claim about E. coli biology.</w:t>
+        <w:t>, and it depends on where the cut is (Fig. S5C, Table S11). Put the cut at one per cent and the window is nearly shut. Put it at one in a thousand, which is where the clinical classification analysed above cuts its lowest class, and six of 54 sample-times receive two different labels from one culture (one in nine). That cut is imported from the tuberculosis classification; nothing in the E. coli experiment derives it, and it serves here as a ruler for the window's width, not as a claim about E. coli biology.</w:t>
       </w:r>
     </w:p>
     <w:p>
@@ -2029,7 +2029,7 @@
     </w:p>
     <w:p>
       <w:r>
-        <w:t>Every clinical microbiologist knows that a negative culture taken under antibiotic exposure is not proof of sterility. This paper reports that the number brought in to replace that judgement carries the same defect — and once it is a number, it is harder to see.</w:t>
+        <w:t>Every clinical microbiologist knows that a negative culture taken under antibiotic exposure is not proof of sterility. This paper reports that the number brought in to replace that judgement carries the same defect, and once it is a number, it is harder to see.</w:t>
       </w:r>
     </w:p>
     <w:p>
@@ -2043,17 +2043,17 @@
         <w:t>Volume Transferred</w:t>
       </w:r>
       <w:r>
-        <w:t>, ties the volume to the endpoint with a counting rule: after the defined 99.9 per cent killing, at least ten colonies must remain (16) — for a standard inoculum of 5 × 10⁵ per mL that means at least 20 µL streaked, so a 10 µL streak fails the rule, and section 3.1 separately requires the smallest detectable count to be established by serial dilution. A guideline written in 1999 already required both numbers this paper asks for. The deposits reanalysed here do not meet it, not for lack of care but because the endpoint moved: M26-A nowhere contemplates a four-log call, and the volume rule did not travel with the deeper endpoints.</w:t>
+        <w:t>, ties the volume to the endpoint with a counting rule: after the defined 99.9 per cent killing, at least ten colonies must remain (16) (for a standard inoculum of 5 × 10⁵ per mL that means at least 20 µL streaked, so a 10 µL streak fails the rule), and section 3.1 separately requires the smallest detectable count to be established by serial dilution. A guideline written in 1999 already required both numbers this paper asks for. The deposits reanalysed here do not meet it, not for lack of care but because the endpoint moved: M26-A nowhere contemplates a four-log call, and the volume rule did not travel with the deeper endpoints.</w:t>
       </w:r>
     </w:p>
     <w:p>
       <w:r>
-        <w:t>Take the assay's contribution out and what is left makes biological sense. Growth state predicts the tolerance class before and after adjustment for starting density — isoniazid needs KatG and active cell-wall synthesis (17), rifampicin needs transcription (18), and a population that is not dividing offers less of what these drugs act on. The classification is reading physiological state, not drug susceptibility.</w:t>
+        <w:t>Take the assay's contribution out and what is left makes biological sense. Growth state predicts the tolerance class before and after adjustment for starting density (isoniazid needs KatG and active cell-wall synthesis (17), rifampicin needs transcription (18)), and a population that is not dividing offers less of what these drugs act on. The classification is reading physiological state, not drug susceptibility.</w:t>
       </w:r>
     </w:p>
     <w:p>
       <w:r>
-        <w:t>That axis is the one tuberculosis drug development already leans on. Killing assays of this design rank regimens before they enter trials, and tolerance followed in patients is now being read as within-host evolution (19). If a tolerance classification is partly an inoculum measurement, conclusions drawn from it — that one regimen sterilises faster than another, that a patient's isolates are becoming more tolerant over therapy — are in part conclusions about how the assay was set up. The correction applied here does not remove the biology; it aims it at the right target. The phenotype that survives the correction is growth state, which is real, targetable and directly measurable, unlike a fraction read off a floor.</w:t>
+        <w:t>That axis is the one tuberculosis drug development already leans on. Killing assays of this design rank regimens before they enter trials, and tolerance followed in patients is now being read as within-host evolution (19). If a tolerance classification is partly an inoculum measurement, conclusions drawn from it, that one regimen sterilises faster than another, or that a patient's isolates are becoming more tolerant over therapy, are in part conclusions about how the assay was set up. The correction applied here does not remove the biology; it aims it at the right target. The phenotype that survives the correction is growth state, which is real, targetable and directly measurable, unlike a fraction read off a floor.</w:t>
       </w:r>
     </w:p>
     <w:p>
@@ -2120,7 +2120,7 @@
         <w:t>c</w:t>
       </w:r>
       <w:r>
-        <w:t>₁) makes both failure modes impossible — the endpoint that was never reachable, and the last count that lands on the floor. For this assay that is 230 000 per mL. Seeding higher also changes the experiment, because a denser culture is a different physiological state, and physiological state is what the tolerance label tracks — so where the deep endpoint is wanted, lower the assay floor; where the headroom will not carry it either way, the shallower endpoint is the honest one, and growth state belongs on the report whichever is chosen. This is a design decision that is currently not being made.</w:t>
+        <w:t>₁) makes both failure modes impossible: the endpoint that was never reachable, and the last count that lands on the floor. For this assay that is 230 000 per mL. Seeding higher also changes the experiment, because a denser culture is a different physiological state, and physiological state is what the tolerance label tracks, so where the deep endpoint is wanted, lower the assay floor; where the headroom will not carry it either way, the shallower endpoint is the honest one, and growth state belongs on the report whichever is chosen. This is a design decision that is currently not being made.</w:t>
       </w:r>
     </w:p>
     <w:p>
@@ -2142,7 +2142,7 @@
         <w:t>Fix the inoculum, or adjust for it, before comparing tolerance across groups.</w:t>
       </w:r>
       <w:r>
-        <w:t xml:space="preserve"> The comparison that motivated this work — resistant against susceptible isolates — is confounded by a ten-fold difference in starting density, and nobody knows why that difference is there. Until it is understood, group comparisons of tolerance in clinical isolates should carry the starting density as a covariate.</w:t>
+        <w:t xml:space="preserve"> The comparison that motivated this work, resistant against susceptible isolates, is confounded by a ten-fold difference in starting density, and nobody knows why that difference is there. Until it is understood, group comparisons of tolerance in clinical isolates should carry the starting density as a covariate.</w:t>
       </w:r>
     </w:p>
     <w:p>
@@ -2153,7 +2153,7 @@
         <w:t>Box 2. The minimum information a time-kill assay must report.</w:t>
       </w:r>
       <w:r>
-        <w:t xml:space="preserve"> Five fields that make a reported tolerance endpoint recomputable by a reader. Each is produced by the experiment as run; none asks for new apparatus. What they cost is visible from the other side: of the 78 candidate time-kill datasets assembled for this study, 45 were inspected in full, and of the 40 distinct literature deposits among them, 32 state no assay floor by any route — so most published endpoints cannot be recomputed against their own measurement.</w:t>
+        <w:t xml:space="preserve"> Five fields that make a reported tolerance endpoint recomputable by a reader. Each is produced by the experiment as run; none asks for new apparatus. What they cost is visible from the other side: of the 78 candidate time-kill datasets assembled for this study, 45 were inspected in full, and of the 40 distinct literature deposits among them, 32 state no assay floor by any route, so most published endpoints cannot be recomputed against their own measurement.</w:t>
       </w:r>
     </w:p>
     <w:tbl>
@@ -2781,7 +2781,7 @@
     </w:p>
     <w:p>
       <w:r>
-        <w:t xml:space="preserve">A time-kill guide already exists and this five-field minimum does not replace it: the ASTM International (American Society for Testing and Materials) guide E2315 sets out how to run and report a time-kill procedure in general — organism, media, neutralisation, raw counts — for antimicrobial products broadly, and none of its reporting requirements is </w:t>
+        <w:t xml:space="preserve">A time-kill guide already exists and this five-field minimum does not replace it: the ASTM International (American Society for Testing and Materials) guide E2315 sets out how to run and report a time-kill procedure in general (organism, media, neutralisation, raw counts) for antimicrobial products broadly, and none of its reporting requirements is </w:t>
       </w:r>
       <w:r>
         <w:rPr>
@@ -2825,12 +2825,12 @@
         <w:t>N₀</w:t>
       </w:r>
       <w:r>
-        <w:t>, which moves with the starting density and not with the surviving population — in this deposit, for fifteen per cent of isolates at the depth the classification uses, and for the eighteen isolates whose recorded label a single threshold on their inoculum reproduces exactly, because for twelve of them no count below the floor would have changed which class the rule could return.</w:t>
+        <w:t>, which moves with the starting density and not with the surviving population: in this deposit, for fifteen per cent of isolates at the depth the classification uses, and for the eighteen isolates whose recorded label a single threshold on their inoculum reproduces exactly, because for twelve of them no count below the floor would have changed which class the rule could return.</w:t>
       </w:r>
     </w:p>
     <w:p>
       <w:r>
-        <w:t>The consequence is that a tolerance call made without its headroom cannot be told apart from an inoculum measurement, and that the phenotype which does survive the correction is physiological state rather than drug susceptibility — not that tolerance is an artefact. Report the starting density and the assay floor. Match the depth of the endpoint to the range actually available. Treat a reading at the floor as a bound. Do those three things and a tolerance classification would mean the same in one laboratory as in the next. Until then, some of what the field calls tolerance cannot be separated from a record of how much culture went into the tube.</w:t>
+        <w:t>The consequence is that a tolerance call made without its headroom cannot be told apart from an inoculum measurement, and that the phenotype which does survive the correction is physiological state rather than drug susceptibility, not that tolerance is an artefact. Report the starting density and the assay floor. Match the depth of the endpoint to the range actually available. Treat a reading at the floor as a bound. Do those three things and a tolerance classification would mean the same in one laboratory as in the next. Until then, some of what the field calls tolerance cannot be separated from a record of how much culture went into the tube.</w:t>
       </w:r>
     </w:p>
     <w:p>
@@ -2878,7 +2878,7 @@
     </w:p>
     <w:p>
       <w:r>
-        <w:t>Forty-one distinct records were inspected, one of them this paper's own prospective experiment. Of the 40 remaining literature deposits, 32 reported no assay floor by any route — no limit of detection, no limit of quantification, and no plated volume from which one could be derived. Eighteen deposits carried enough information to compute both boundaries at all, and five carried the complete set of fields the full analysis requires (Table 3, Figure S4). The full pipeline, from this screen through the prospective test of both boundaries, is summarised in Figure S6.</w:t>
+        <w:t>Forty-one distinct records were inspected, one of them this paper's own prospective experiment. Of the 40 remaining literature deposits, 32 reported no assay floor by any route: no limit of detection, no limit of quantification, and no plated volume from which one could be derived. Eighteen deposits carried enough information to compute both boundaries at all, and five carried the complete set of fields the full analysis requires (Table 3, Figure S4). The full pipeline, from this screen through the prospective test of both boundaries, is summarised in Figure S6.</w:t>
       </w:r>
     </w:p>
     <w:p>
@@ -2926,7 +2926,7 @@
         <w:t>M. tuberculosis</w:t>
       </w:r>
       <w:r>
-        <w:t xml:space="preserve"> H37Rv from one stock, distributed with one written protocol to six blinded laboratories (van Wijk et al. 2023; figshare 19766083, CC BY 4.0) (12, 13). Moxifloxacin and isoniazid at one and ten times the minimum inhibitory concentration, three flasks per arm, each sample plated at four volumes — 100 µL quadruplicate, 10 µL as four drops, 10 µL as a single drop, and 2.5 µL as a single drop — giving three distinct floors spanning 1.60 log10 within a single flask-visit (22). The file holds 2,775 readings; the analysis set, after dropping unusable values and pre-treatment visits, is 2,580.</w:t>
+        <w:t xml:space="preserve"> H37Rv from one stock, distributed with one written protocol to six blinded laboratories (van Wijk et al. 2023; figshare 19766083, CC BY 4.0) (12, 13). Moxifloxacin and isoniazid at one and ten times the minimum inhibitory concentration, three flasks per arm, each sample plated at four volumes: 100 µL quadruplicate, 10 µL as four drops, 10 µL as a single drop, and 2.5 µL as a single drop, giving three distinct floors spanning 1.60 log10 within a single flask-visit (22). The file holds 2,775 readings; the analysis set, after dropping unusable values and pre-treatment visits, is 2,580.</w:t>
       </w:r>
     </w:p>
     <w:p>
@@ -3036,7 +3036,7 @@
     </w:p>
     <w:p>
       <w:r>
-        <w:t xml:space="preserve">Three seeding arms were set so the four-log endpoint is unreachable in one, marginal in the second and comfortable in the third: targets of 5 × 10⁴, 5 × 10⁵ and 5 × 10⁶ CFU/mL (the middle arm the CLSI-specified inoculum), reaching 6.4 × 10⁴, 4.4 × 10⁵ and 3.8 × 10⁶ CFU/mL as measured from day-zero counts — headroom of 4.11, 4.94 and 5.88 logs at the pooled 100 µL floor, and 3.11, 3.94 and 4.88 logs at the pooled 10 µL floor, so the lowest arm is reachable for a four-log endpoint only at the deeper plating. Three flasks per arm were sampled at 0, 1, 2, 4, 6 and 24 h; at each time, one dilution series was plated at both 100 µL and 10 µL in duplicate, giving 216 plate readings in all. Viable density was </w:t>
+        <w:t xml:space="preserve">Three seeding arms were set so the four-log endpoint is unreachable in one, marginal in the second and comfortable in the third: targets of 5 × 10⁴, 5 × 10⁵ and 5 × 10⁶ CFU/mL (the middle arm the CLSI-specified inoculum), reaching 6.4 × 10⁴, 4.4 × 10⁵ and 3.8 × 10⁶ CFU/mL as measured from day-zero counts: headroom of 4.11, 4.94 and 5.88 logs at the pooled 100 µL floor, and 3.11, 3.94 and 4.88 logs at the pooled 10 µL floor, so the lowest arm is reachable for a four-log endpoint only at the deeper plating. Three flasks per arm were sampled at 0, 1, 2, 4, 6 and 24 h; at each time, one dilution series was plated at both 100 µL and 10 µL in duplicate, giving 216 plate readings in all. Viable density was </w:t>
       </w:r>
       <w:r>
         <w:rPr>
@@ -3223,7 +3223,7 @@
         <w:t>count below the assay floor</w:t>
       </w:r>
       <w:r>
-        <w:t xml:space="preserve"> is left-censored: the population is somewhere below a known value. In the clinical deposit the floor is inferred at 23 MPN/mL from three signatures — it is the smallest value in the file, nothing lies below it in 1,932 readings, and the minimum shifts by exactly a factor of ten per culture age; the conclusions drawn from it hold across the full range the deposit's own MPN table admits (Table S14). A </w:t>
+        <w:t xml:space="preserve"> is left-censored: the population is somewhere below a known value. In the clinical deposit the floor is inferred at 23 MPN/mL from three signatures: it is the smallest value in the file, nothing lies below it in 1,932 readings, and the minimum shifts by exactly a factor of ten per culture age; the conclusions drawn from it hold across the full range the deposit's own MPN table admits (Table S14). A </w:t>
       </w:r>
       <w:r>
         <w:rPr>
@@ -3260,7 +3260,7 @@
         <w:t>refused</w:t>
       </w:r>
       <w:r>
-        <w:t xml:space="preserve"> rather than reported (Table S16): the clinical deposit passes this rule at 0.40 log10 of support, and two of the five deposits fail it. This paper fits nothing to predict an MDK — once </w:t>
+        <w:t xml:space="preserve"> rather than reported (Table S16): the clinical deposit passes this rule at 0.40 log10 of support, and two of the five deposits fail it. This paper fits nothing to predict an MDK: once </w:t>
       </w:r>
       <w:r>
         <w:rPr>
@@ -3441,7 +3441,7 @@
         <w:t>N₀</w:t>
       </w:r>
       <w:r>
-        <w:t xml:space="preserve"> — an upper bound, not a measurement. Given class thresholds 0 &lt; </w:t>
+        <w:t xml:space="preserve"> (an upper bound, not a measurement). Given class thresholds 0 &lt; </w:t>
       </w:r>
       <w:r>
         <w:rPr>
@@ -3555,7 +3555,7 @@
         <w:t>Tobit model</w:t>
       </w:r>
       <w:r>
-        <w:t xml:space="preserve"> with observation-specific left-censoring limits, fitted by maximum likelihood (29); a censored reading contributes log Φ((limit − µ)/σ), the probability it fell below its own limit — Beal's M3 written for this assay (30). As a computational consistency check, 50 imputed datasets were generated from the fitted truncated-normal distribution, analysed by ordinary least squares, and pooled using Rubin's rules (31); both procedures share the same distributional assumptions, and their agreement shows the answer does not depend on which arithmetic recovers it, not that the sub-floor distribution is normal.</w:t>
+        <w:t xml:space="preserve"> with observation-specific left-censoring limits, fitted by maximum likelihood (29); a censored reading contributes log Φ((limit − µ)/σ), the probability it fell below its own limit (Beal's M3 written for this assay (30)). As a computational consistency check, 50 imputed datasets were generated from the fitted truncated-normal distribution, analysed by ordinary least squares, and pooled using Rubin's rules (31); both procedures share the same distributional assumptions, and their agreement shows the answer does not depend on which arithmetic recovers it, not that the sub-floor distribution is normal.</w:t>
       </w:r>
     </w:p>
     <w:p>
@@ -3591,7 +3591,7 @@
         <w:t>The replicate-level bootstrap</w:t>
       </w:r>
       <w:r>
-        <w:t xml:space="preserve"> (41) behind interval slopes resamples the three replicate counts with replacement, takes their mean, refits the concentration slope on each draw, and takes percentile intervals from 20,000 draws — reported instead of the least-squares fit through the deposited concentration means, which has two residual degrees of freedom and discards the replicate scatter. An interval on a proportion is the Jeffreys interval (42), which does not collapse to zero width at the sample sizes here.</w:t>
+        <w:t xml:space="preserve"> (41) behind interval slopes resamples the three replicate counts with replacement, takes their mean, refits the concentration slope on each draw, and takes percentile intervals from 20,000 draws, reported instead of the least-squares fit through the deposited concentration means, which has two residual degrees of freedom and discards the replicate scatter. An interval on a proportion is the Jeffreys interval (42), which does not collapse to zero width at the sample sizes here.</w:t>
       </w:r>
     </w:p>
     <w:p>
@@ -3811,7 +3811,7 @@
     </w:p>
     <w:p>
       <w:r>
-        <w:t>Four procedures are implemented in the released analysis code rather than taken from a package — the Brant test, the partial-proportional-odds fit, the product-of-coefficients mediation, and the residual-correlation sensitivity — in `exp30_ordinal_tolerance.py` and `exp34_mediation.py`; the partial-proportional-odds likelihood is validated against the proportional-odds fit it nests, agreeing to 1.0 × 10⁻¹⁰ in log-likelihood.</w:t>
+        <w:t>Four procedures are implemented in the released analysis code rather than taken from a package: the Brant test, the partial-proportional-odds fit, the product-of-coefficients mediation, and the residual-correlation sensitivity. These live in `exp30_ordinal_tolerance.py` and `exp34_mediation.py`; the partial-proportional-odds likelihood is validated against the proportional-odds fit it nests, agreeing to 1.0 × 10⁻¹⁰ in log-likelihood.</w:t>
       </w:r>
     </w:p>
     <w:p>
@@ -3898,7 +3898,7 @@
     </w:p>
     <w:p>
       <w:r>
-        <w:t>That code, both audit scripts, the headroom tool and machine-readable receipts recording the software versions each stage ran under are in a public repository (52), dual-licensed: the code under the Massachusetts Institute of Technology (MIT) licence, and the manuscript, figures and results under CC BY 4.0. The deposits keep their depositors' own licences. It is at https://github.com/piranfar/detection-floor-tolerance-endpoints, and this manuscript was built from commit 04f1ddb+ of it.</w:t>
+        <w:t>That code, both audit scripts, the headroom tool and machine-readable receipts recording the software versions each stage ran under are in a public repository (52), dual-licensed: the code under the Massachusetts Institute of Technology (MIT) licence, and the manuscript, figures and results under CC BY 4.0. The deposits keep their depositors' own licences. It is at https://github.com/piranfar/detection-floor-tolerance-endpoints, and this manuscript was built from commit 9dbfe95+ of it.</w:t>
       </w:r>
     </w:p>
     <w:p>
@@ -4086,7 +4086,7 @@
         <w:rPr>
           <w:sz w:val="20"/>
         </w:rPr>
-        <w:t xml:space="preserve">, which is what a censored reading computes, so the 265-fold span in apparent survival is exactly the 265-fold span in starting density. The dotted lines are the deposited classification thresholds. Which side of the low/medium cut an isolate falls on is settled by where it began, not by what the reading measured — though reaching the floor at all required rifampicin to cover that isolate's whole headroom, at least 3.00 logs for the shallowest and 5.42 for the deepest. For the twelve below the cut, no count the assay admits leaves any class but </w:t>
+        <w:t xml:space="preserve">, which is what a censored reading computes, so the 265-fold span in apparent survival is exactly the 265-fold span in starting density. The dotted lines are the deposited classification thresholds. Which side of the low/medium cut an isolate falls on is settled by where it began, not by what the reading measured, though reaching the floor at all required rifampicin to cover that isolate's whole headroom, at least 3.00 logs for the shallowest and 5.42 for the deepest. For the twelve below the cut, no count the assay admits leaves any class but </w:t>
       </w:r>
       <w:r>
         <w:rPr>

--- a/submission/02_manuscript.docx
+++ b/submission/02_manuscript.docx
@@ -3898,7 +3898,7 @@
     </w:p>
     <w:p>
       <w:r>
-        <w:t>That code, both audit scripts, the headroom tool and machine-readable receipts recording the software versions each stage ran under are in a public repository (52), dual-licensed: the code under the Massachusetts Institute of Technology (MIT) licence, and the manuscript, figures and results under CC BY 4.0. The deposits keep their depositors' own licences. It is at https://github.com/piranfar/detection-floor-tolerance-endpoints, and this manuscript was built from commit 9dbfe95+ of it.</w:t>
+        <w:t>That code, both audit scripts, the headroom tool and machine-readable receipts recording the software versions each stage ran under are in a public repository (52), dual-licensed: the code under the Massachusetts Institute of Technology (MIT) licence, and the manuscript, figures and results under CC BY 4.0. The deposits keep their depositors' own licences. It is at https://github.com/piranfar/detection-floor-tolerance-endpoints, and this manuscript was built from commit 59798f8+ of it.</w:t>
       </w:r>
     </w:p>
     <w:p>

--- a/submission/02_manuscript.docx
+++ b/submission/02_manuscript.docx
@@ -1380,12 +1380,17 @@
     </w:p>
     <w:p>
       <w:r>
-        <w:t>The most probable number (MPN) readings can only take the discrete values of an MPN table (5, 6) (a fixed ladder of rungs, not a continuous scale). The day-5 column does not taper towards zero. It stops. Eighteen isolates sit at exactly 23 per mL in the 15-day panel and six in the 60-day panel, and nothing in the file lies below that (Fig. 1A). That is a floor, not a tail, and it is treated as one throughout.</w:t>
+        <w:t>Most-probable-number (MPN) readings take only the discrete values of an MPN table (5, 6), a fixed ladder of rungs, not a continuous scale. The day-5 column does not taper towards zero. It stops. Eighteen isolates sit at exactly 23 per mL in the 15-day panel and six in the 60-day panel, and nothing in the file lies below that (Fig. 1A). That is a floor, not a tail, and it is treated as one throughout.</w:t>
       </w:r>
     </w:p>
     <w:p>
       <w:r>
-        <w:t xml:space="preserve">Each isolate therefore carries a fixed budget of killing the assay can see. At 15 days of prior culture the starting densities run from 2 300 to 61 000 000 per mL (3.36 to 7.79 log10), so headroom, the distance from the starting density down to the floor, runs from 2.00 to 6.42 log10 (Fig. 1B, Table 1). Both spans are the same 4.42 log10. Subtracting the displayed endpoints does not reproduce that, and should not: every log10 here is computed from the raw most-probable-number rungs against a floor of 23 per mL and rounded once, at the end, so the deepest headroom displays as 6.42 rather than as the 6.43 that 7.79 minus 1.36 returns. The fold figures quoted throughout are likewise ten raised to the unrounded difference rather than to the displayed one. Against that budget the three deposited endpoints behave very differently. Every isolate has the room for a 90 or a 99 per cent reduction: 0 of 217 fall short in both cases. </w:t>
+        <w:t>Each isolate therefore carries a fixed budget of killing the assay can see. At 15 days of prior culture the starting densities run from 2,300 to 61,000,000 per mL (3.36 to 7.79 log10), so headroom, the distance from the starting density down to the floor, runs from 2.00 to 6.42 log10 (Fig. 1B, Table 1): both spans are the same 4.42 log10. Every log10 here is computed from the raw MPN rungs against a floor of 23 per mL and rounded once, at the end, so the deepest headroom displays as 6.42 rather than as the 6.43 that 7.79 minus 1.36 returns; the fold figures quoted throughout are likewise ten raised to the unrounded difference.</w:t>
+      </w:r>
+    </w:p>
+    <w:p>
+      <w:r>
+        <w:t xml:space="preserve">Against that budget the three deposited endpoints behave very differently. Every isolate has room for a 90 or a 99 per cent reduction: 0 of 217 fall short in either case. </w:t>
       </w:r>
       <w:r>
         <w:rPr>
@@ -1394,7 +1399,7 @@
         <w:t>Thirty-three of 217 isolates (15.2 per cent) lack the headroom for the 99.99 per cent endpoint</w:t>
       </w:r>
       <w:r>
-        <w:t>, which is to say that a four-log reduction was unobservable for them before rifampicin was added. Two of those 33 carry a fourth label that the deposit writes literally as "MDR", conventionally multidrug-resistant. It is unordered with respect to the other three, so no ordered analysis can place it (Table S2); over the 203 isolates with an ordered label the same count is 31.</w:t>
+        <w:t>, a four-log reduction that was unobservable for them before rifampicin was added. Two of those 33 carry a fourth label the deposit writes literally as "MDR" (conventionally multidrug-resistant), unordered with respect to the other three, so no ordered analysis can place it (Table S2); over the 203 isolates with an ordered label the count is 31.</w:t>
       </w:r>
     </w:p>
     <w:p>
@@ -1408,7 +1413,7 @@
         <w:t>assay ceiling</w:t>
       </w:r>
       <w:r>
-        <w:t xml:space="preserve">. That is a census of the affected isolates, not an estimate. The ceiling is a different censoring mechanism from the floor and should not be read as its mirror. The floor censors the count: anything below </w:t>
+        <w:t xml:space="preserve">, a census rather than an estimate. The ceiling is a different censoring mechanism from the floor: the floor censors the count (anything below </w:t>
       </w:r>
       <w:r>
         <w:rPr>
@@ -1417,7 +1422,7 @@
         <w:t>L</w:t>
       </w:r>
       <w:r>
-        <w:t xml:space="preserve"> is not reported as a count. The ceiling censors time: the killing assay runs six days, so an isolate that has not reached its endpoint by then is recorded at the last day rather than at the day it would have reached. One sets how deep the assay can see, the other how long it looks. Among the 184 isolates that did have four logs of headroom, 162 are also at the ceiling, 88.0 per cent.</w:t>
+        <w:t xml:space="preserve"> is not reported as a count), the ceiling censors time (the assay runs six days, so an isolate that has not reached its endpoint by then is recorded at the last day rather than the day it would have reached). One sets how deep the assay can see, the other how long it looks. Among the 184 isolates that did have four logs of headroom, 162 are also at the ceiling, 88.0 per cent.</w:t>
       </w:r>
     </w:p>
     <w:p>
@@ -1434,12 +1439,12 @@
     </w:p>
     <w:p>
       <w:r>
-        <w:t>The deposited tolerance level is a cut-off on the recorded surviving fraction, with no overlap between classes. The thresholds themselves are not deposited. They are recovered here, and the data pin them only to the gaps between classes: at day 5 and 15 days of prior culture, low tolerance covers fractions below 10⁻³, medium covers 10⁻³ to 10⁻², and high exceeds 10⁻². Those cuts reproduce every usable class in the file, 203 of 203 (Table S3). Usable means the 203 of 217 isolates whose label is one of the three ordered classes; the other 14 carry the fourth, unordered category, the "MDR" label above, that no ordered analysis can place (Table S2). So what follows is an argument about the fraction the assay recorded, not about an independent clinical judgement.</w:t>
+        <w:t>The deposited tolerance level is a cut-off on the recorded surviving fraction, with no overlap between classes. The thresholds themselves are not deposited; recovered here, at day 5 and 15 days of prior culture, low tolerance covers fractions below 10⁻³, medium 10⁻³ to 10⁻², high above 10⁻². Those cuts reproduce every usable class in the file, 203 of 203 (Table S3). Usable means the 203 of 217 isolates whose label is one of the three ordered classes; the other 14 carry the "MDR" category, which no ordered analysis can place (Table S2). What follows is an argument about the fraction the assay recorded, not about an independent clinical judgement.</w:t>
       </w:r>
     </w:p>
     <w:p>
       <w:r>
-        <w:t xml:space="preserve">Eighteen isolates ended at the floor. They share one reported floor-level observation, but their true final counts are unknown below the floor, so the assay cannot tell their surviving burdens apart down there. That is not the same as saying they were killed to the same degree, and the difference matters. Their starting densities span 265-fold, from 23 000 to 6.1 × 10⁶ per mL, so the same terminal reading implies a different range of compatible reductions in each. An isolate that began at 23 000 has demonstrated at least a 3.00-log reduction; one that began at 6.1 × 10⁶ at least 5.42 logs. In either case the true reduction may be anything from that bound down to complete kill. What the deposit records instead is a single number per isolate, </w:t>
+        <w:t xml:space="preserve">Eighteen isolates ended at the floor. They share one reported floor-level observation, but their true final counts are unknown below the floor, so the assay cannot tell their surviving burdens apart down there. That is not the same as saying they were killed to the same degree. Their starting densities span 265-fold, from 23,000 to 6.1 × 10⁶ per mL, so the same terminal reading implies a different range of compatible reductions in each: at least 3.00 log reduction for the isolate that began at 23,000, at least 5.42 logs for the one that began at 6.1 × 10⁶, and in either case the true reduction may be anything from that bound down to complete kill. What the deposit records instead is a single number per isolate, </w:t>
       </w:r>
       <w:r>
         <w:rPr>
@@ -1457,12 +1462,12 @@
         <w:t>N₀</w:t>
       </w:r>
       <w:r>
-        <w:t>, and those recorded fractions span 265-fold, from 3.8 × 10⁻⁶ to 1.0 × 10⁻³, exactly the span of the starting densities (Fig. 1C), because that is what the ratio is. They are upper bounds on survival, not measurements of it.</w:t>
+        <w:t>, and those recorded fractions span the same 265-fold, from 3.8 × 10⁻⁶ to 1.0 × 10⁻³ (Fig. 1C), because that is what the ratio is. They are upper bounds on survival, not measurements of it.</w:t>
       </w:r>
     </w:p>
     <w:p>
       <w:r>
-        <w:t xml:space="preserve">The labels those eighteen received differ. Six isolates that began at 23 000 per mL received a fraction of 10⁻³ and were classified </w:t>
+        <w:t xml:space="preserve">The labels those eighteen received differ accordingly. Six isolates that began at 23,000 per mL recorded a fraction of 10⁻³ and were classified </w:t>
       </w:r>
       <w:r>
         <w:rPr>
@@ -1471,7 +1476,7 @@
         <w:t>medium</w:t>
       </w:r>
       <w:r>
-        <w:t xml:space="preserve"> tolerance; twelve that began at 230 000 or above received 10⁻⁴ or less and were classified </w:t>
+        <w:t xml:space="preserve"> tolerance; twelve that began at 230,000 or above recorded 10⁻⁴ or less and were classified </w:t>
       </w:r>
       <w:r>
         <w:rPr>
@@ -1480,12 +1485,7 @@
         <w:t>low</w:t>
       </w:r>
       <w:r>
-        <w:t>. A single cut on the starting density alone reproduces all eighteen (Table 2). That is a statement about the classification step and not about the killing: once a reading is censored at the floor, the starting density fixes which label the published rule is able to return.</w:t>
-      </w:r>
-    </w:p>
-    <w:p>
-      <w:r>
-        <w:t>So for twelve of the eighteen the recorded label carries no information beyond the fact that the reading was censored, and for six it is not determinate at all. None of the eighteen is a measurement of the surviving fraction.</w:t>
+        <w:t>. A single cut on the starting density alone reproduces all eighteen (Table 2): once a reading is censored at the floor, the starting density fixes which label the published rule is able to return.</w:t>
       </w:r>
     </w:p>
     <w:p>
@@ -1502,7 +1502,7 @@
     </w:p>
     <w:p>
       <w:r>
-        <w:t>Sections 1 and 2 counted isolates. The two boundaries derived in the Methods do more than that. Given only the floor, the class thresholds and each isolate's starting density, they say in advance which isolates are affected, before any day-5 reading is used.</w:t>
+        <w:t>Sections 1 and 2 counted isolates. The two boundaries derived in the Methods do more: given only the floor, the class thresholds and each isolate's starting density, they say in advance which isolates are affected, before any day-5 reading is used.</w:t>
       </w:r>
     </w:p>
     <w:p>
@@ -1516,7 +1516,7 @@
         <w:t>N</w:t>
       </w:r>
       <w:r>
-        <w:t xml:space="preserve">_reach = 23 × 10⁴ = 230 000 per mL and </w:t>
+        <w:t xml:space="preserve">_reach = 23 × 10⁴ = 230,000 per mL and </w:t>
       </w:r>
       <w:r>
         <w:rPr>
@@ -1525,12 +1525,12 @@
         <w:t>N</w:t>
       </w:r>
       <w:r>
-        <w:t>_id = 23/10⁻³ = 23 000 per mL. Applied to the 15-day panel, the first predicts 33 isolates unable to reach the 99.99 per cent endpoint. The second predicts that of the eighteen isolates whose reading rests on the floor, twelve have only the lowest class compatible with that reading and six have more than one. Those are the three counts Sections 1 and 2 report.</w:t>
+        <w:t>_id = 23/10⁻³ = 23,000 per mL. Applied to the 15-day panel, the first predicts the 33 isolates unable to reach the 99.99 per cent endpoint; the second predicts that of the eighteen isolates whose reading rests on the floor, twelve have only the lowest class compatible and six have more than one. Those are the three counts Sections 1 and 2 report.</w:t>
       </w:r>
     </w:p>
     <w:p>
       <w:r>
-        <w:t>Neither boundary predicts which isolates reach the floor; that depends on what rifampicin does. Both predict what a reading at the floor can be made to mean once it happens, and there the agreement with the deposit is exact isolate by isolate: the set the algebra says has a single compatible class and the set the deposit records in the lowest class are the same set.</w:t>
+        <w:t>Neither boundary predicts which isolates reach the floor; that depends on what rifampicin does. Both predict what a reading at the floor can be made to mean once it happens, and there the agreement with the deposit is exact, isolate by isolate: the set the algebra says has a single compatible class and the set the deposit records in the lowest class are the same set.</w:t>
       </w:r>
     </w:p>
     <w:p>
@@ -1558,7 +1558,7 @@
     </w:p>
     <w:p>
       <w:r>
-        <w:t xml:space="preserve">What is sharp is the boundary case, and it is the part of this section that discriminates. Six isolates sit at exactly 23 000 per mL, which is </w:t>
+        <w:t xml:space="preserve">What is sharp is the boundary case. Six isolates sit at exactly 23,000 per mL, which is </w:t>
       </w:r>
       <w:r>
         <w:rPr>
@@ -1617,7 +1617,7 @@
     </w:p>
     <w:p>
       <w:r>
-        <w:t>The empirical findings are therefore consequences of the definitions rather than properties of this deposit, and the claim is a prediction that any dataset reporting a starting density, a floor and a threshold classification can be checked against.</w:t>
+        <w:t>The empirical findings are therefore consequences of the definitions rather than properties of this deposit: any dataset reporting a starting density, a floor and a threshold classification can be checked against them.</w:t>
       </w:r>
     </w:p>
     <w:p>
@@ -1629,59 +1629,45 @@
           <w:b/>
           <w:sz w:val="22"/>
         </w:rPr>
-        <w:t>4. What the plate misses is not only what lies below its floor</w:t>
+        <w:t>4. The label tracks how fast an isolate grows, and its link to resistance cannot be separated from the inoculum</w:t>
       </w:r>
     </w:p>
     <w:p>
       <w:r>
-        <w:t>Everything above is about the floor. One published observation in this organism shows that the floor is not the only reason a colony count understates the population, and it is set out here because the two failures are easy to confuse and must not be.</w:t>
+        <w:t>There are two candidate predictors of the deposited label, each tested at two culture ages and two endpoint depths, eight tests in all. Eight tests on one question will throw up a false positive on their own, so they are corrected together as one family. Two survive (Table S4).</w:t>
       </w:r>
     </w:p>
     <w:p>
       <w:r>
-        <w:t>Evangelopoulos and colleagues counted the same mouse lungs three ways: colony count, a molecular bacterial load from 16S rRNA, and a most probable number, on their way to a different question (7). Under the deepest regimens the colony count reads zero in every animal. In three arms, 18 lungs in all, the plate declared every lung sterile while the most probable number on that same tissue ran from 1 450 to 18 700 per lung. The molecular load can be dismissed as nucleic acid outliving its owner. The most probable number cannot, because it is a culture, and growth in a dilution series requires an organism that is alive and culturable.</w:t>
-      </w:r>
-    </w:p>
-    <w:p>
-      <w:r>
-        <w:t xml:space="preserve">That gap is not the detection floor, and the arithmetic says so. Neither assay's floor is reported in the deposit, but for censoring to explain a plate reading of zero against 1 450 organisms in the same tissue, the colony count's floor would have to sit above 1 450 per lung, which would mean plating a vanishingly small fraction of the homogenate, far less than any lung protocol plates. The organisms were there, they were alive, they grew in a liquid dilution series, and they did not form colonies on solid medium. That is differential culturability, not censoring. It is a described phenotype of </w:t>
-      </w:r>
-      <w:r>
-        <w:rPr>
-          <w:i/>
-        </w:rPr>
-        <w:t>M. tuberculosis</w:t>
-      </w:r>
-      <w:r>
-        <w:t xml:space="preserve"> with a literature of its own: bacilli that require resuscitation-promoting factors to grow dominate pre-treatment sputum and rise as a proportion of the population during chemotherapy (8), both resuscitation-promoting-factor-dependent and -independent differentially culturable populations are recovered from patients whose solid-medium cultures return nothing (9), and the mechanism has been reproduced experimentally: rifamycin action on RNA polymerase, independent of any assay's floor, converts a starved population to over 90 per cent differentially detectable in vitro (10); the same drug class every arm of the Evangelopoulos regimen carries.</w:t>
-      </w:r>
-    </w:p>
-    <w:p>
-      <w:r>
-        <w:t>Keeping the two apart matters for what this paper claims. Reachability and identifiability are arithmetic on the plated volume; they hold whether or not every viable organism forms a colony, and they would hold in an assay with perfect culturability. Differential culturability is biology, it acts on the numerator rather than on the floor, and nothing in this paper derives it or measures it. Neither depends on the other, and they push the same way: a count that is both floored and culture-selective understates the surviving population twice over, and a log-reduction endpoint read off that count inherits the pair of them. The mouse model that decides which regimens enter clinical trials reads out in colony counts, and this is the region it reads them in.</w:t>
-      </w:r>
-    </w:p>
-    <w:p>
-      <w:r>
-        <w:t xml:space="preserve">Back to the floor itself, and to what it costs. That deposit establishes no floor of its own. Five further </w:t>
-      </w:r>
-      <w:r>
-        <w:rPr>
-          <w:i/>
-        </w:rPr>
-        <w:t>M. tuberculosis</w:t>
-      </w:r>
-      <w:r>
-        <w:t xml:space="preserve"> deposits in the same screen do, and they are not reassuring. Across those five, sputum from pulmonary tuberculosis, axenic culture, an auxotrophic H37Rv panel and two drug-development series, with floors from 13 to 200 CFU/mL, </w:t>
+        <w:t xml:space="preserve">The label tracks the </w:t>
       </w:r>
       <w:r>
         <w:rPr>
           <w:b/>
         </w:rPr>
-        <w:t>184 of 310 series could not have demonstrated a four-log reduction however completely the drug worked, and 240 of 310 could not have demonstrated five</w:t>
-      </w:r>
-      <w:r>
-        <w:t xml:space="preserve"> (Table S4). One of the five could not have shown four logs in a single one of its 123 series. None of these five carries the analysis above, and none is among the five deposits reanalysed in this paper; they are what the same screen found in the same organism, and they say the reachability problem is not a property of one clinical panel.</w:t>
+        <w:t>growth rate</w:t>
+      </w:r>
+      <w:r>
+        <w:t xml:space="preserve"> of the isolate. Slower growth goes with a higher tolerance class, and it survives adjustment for starting density (OR 1.096 per day of time to OD 0.4, 95 per cent CI 1.032 to 1.164, p = 0.0030, n = 202; unadjusted OR 1.126, 1.062 to 1.193). The label also tracks </w:t>
+      </w:r>
+      <w:r>
+        <w:rPr>
+          <w:b/>
+        </w:rPr>
+        <w:t>isoniazid resistance</w:t>
+      </w:r>
+      <w:r>
+        <w:t>, until starting density enters the model. Unadjusted, a resistant isolate has 2.32 times the odds of a higher tolerance class (1.30 to 4.12, p = 0.0042); adjusted, the odds ratio falls to 1.31 (0.67 to 2.57, p = 0.42), and the interval no longer excludes one. The unadjusted 2.32 is the total effect of resistance on the label; the adjusted 1.31 is the controlled direct effect with the inoculum held fixed, under an assumption this deposit cannot test on its own, that starting density sits on the causal path as a mediator rather than beside it as a confounder. The reverse reading is equally available a priori: if slow growth both thins the inoculum and causes genuine tolerance, adjusting for starting density would remove real signal rather than a confounder (Discussion weighs the two readings against each other). What is not in question, whichever reading is right, is that the association weakens once starting density enters the model. Starting density is the strongest term in the file: every ten-fold rise in the starting MPN halves the odds of a higher tolerance class (OR 0.480, 0.340 to 0.677, p = 2.9 × 10⁻⁵).</w:t>
+      </w:r>
+    </w:p>
+    <w:p>
+      <w:r>
+        <w:t>Why the adjustment does that is measurable. Isoniazid-resistant isolates go into this assay at 5.36 log10 against 6.36 for susceptible isolates, ten-fold thinner (Mann-Whitney p = 9.1 × 10⁻¹⁴ (7)), and 22 of the 84 resistant isolates carrying an ordered label lack the headroom for the deepest endpoint, 26.2 per cent, against 9 of 119 susceptible, 7.6 per cent. They are one log short of observable killing before the experiment begins.</w:t>
+      </w:r>
+    </w:p>
+    <w:p>
+      <w:r>
+        <w:t>In that stratum the two associations part company. Growth holds and still survives correction (OR 1.116, 1.040 to 1.198, p = 0.0024). Resistance returns OR 2.11 (1.07 to 4.16, p = 0.031) nominally, but ranks second in the family of eight and fails its Benjamini-Hochberg critical value of 0.0125. The resistance association therefore leans on isolates that are not independent of one another, and it is already the association that starting density explains away; we report it as the weaker of the two on both counts.</w:t>
       </w:r>
     </w:p>
     <w:p>
@@ -1693,45 +1679,22 @@
           <w:b/>
           <w:sz w:val="22"/>
         </w:rPr>
-        <w:t>5. The label tracks how fast an isolate grows, and its link to resistance cannot be separated from the inoculum</w:t>
+        <w:t>5. One written protocol does not give every laboratory the same depth to look down</w:t>
       </w:r>
     </w:p>
     <w:p>
       <w:r>
-        <w:t>We asked what the deposited tolerance label goes with. There are two candidate predictors, and each is tested at two culture ages and at two endpoint depths, which is eight tests in all. Eight tests on one question will throw up a false positive on their own, so we correct them together as one family. Two survive (Table S5).</w:t>
+        <w:t>If the effect is a property of assay geometry rather than of clinical sampling, it should appear where one protocol, one strain and one stock are handed out deliberately. Van Wijk and colleagues (2023) ran exactly that exercise, sending a single stock of H37Rv to six blinded laboratories under one written protocol (8, 9). It does.</w:t>
       </w:r>
     </w:p>
     <w:p>
       <w:r>
-        <w:t xml:space="preserve">The label tracks the </w:t>
-      </w:r>
-      <w:r>
-        <w:rPr>
-          <w:b/>
-        </w:rPr>
-        <w:t>growth rate</w:t>
-      </w:r>
-      <w:r>
-        <w:t xml:space="preserve"> of the isolate. Slower growth goes with a higher tolerance class, and it survives adjustment for starting density (OR 1.096 per day of time to OD 0.4, 95 per cent CI 1.032 to 1.164, p = 0.0030, n = 202; unadjusted OR 1.126, 1.062 to 1.193). The label also tracks </w:t>
-      </w:r>
-      <w:r>
-        <w:rPr>
-          <w:b/>
-        </w:rPr>
-        <w:t>isoniazid resistance</w:t>
-      </w:r>
-      <w:r>
-        <w:t>, until the starting density enters the model. On its own, a resistant isolate has 2.32 times the odds of a higher tolerance class (95 per cent CI 1.30 to 4.12, p = 0.0042). Adjusted for starting density the odds ratio falls to 1.31 (0.67 to 2.57, p = 0.42), and the interval no longer excludes one. The two figures estimate different things: the unadjusted 2.32 is the total effect of resistance on the label, and the adjusted 1.31 is the controlled direct effect with the inoculum held fixed under an assumption this deposit cannot test on its own: that starting density sits on the causal path as a mediator here rather than beside it as a confounder. The reverse reading is equally available a priori: if slow growth both thins the inoculum and causes genuine tolerance, adjusting for starting density would remove real signal rather than a confounder, not attenuate a spurious one (Discussion weighs the two readings against each other). The mediation decomposition under the mediator reading is Table S6. What is not in question, whichever reading is right, is that the association weakens once starting density enters the model: 185 of the 203 calls still rest on a measured, uncensored numerator. Starting density is the strongest term in the file: every ten-fold rise in the starting most probable number halves the odds of a higher tolerance class (OR 0.480, 0.340 to 0.677, p = 2.9 × 10⁻⁵).</w:t>
+        <w:t>At ten times the minimum inhibitory concentration of moxifloxacin all six laboratories return a positive kill rate, spanning 5.2-fold, from 0.090 to 0.464 log10 CFU/mL per day. Across all 30 laboratory-by-arm cells the Tobit estimate and the imputation estimate never differ by more than 0.006 log10 per day (Fig. 2A, Table S5), which says the fit is not an artefact of the arithmetic used to reach it, not that the sub-floor assumption is safe: both estimators assume the same normal distribution below the floor, and nothing here can check that from the inside.</w:t>
       </w:r>
     </w:p>
     <w:p>
       <w:r>
-        <w:t>Why the adjustment does that is measurable. Isoniazid-resistant isolates go into this assay at 5.36 log10 against 6.36 for susceptible isolates, ten-fold thinner (Mann–Whitney p = 9.1 × 10⁻¹⁴) (11), and 22 of the 84 resistant isolates carrying an ordered label lack the headroom for the deepest endpoint, 26.2 per cent, against 9 of the 119 susceptible, 7.6 per cent. Those two counts are the 31 of Section 1, which is that section's 33 less the two isolates whose label is the unordered fourth category. They are one log short of observable killing before the experiment begins.</w:t>
-      </w:r>
-    </w:p>
-    <w:p>
-      <w:r>
-        <w:t>In that stratum the two surviving associations part company. Growth holds and still survives correction (OR 1.116, 1.040 to 1.198, p = 0.0024). Resistance returns OR 2.11 (1.07 to 4.16, p = 0.031) nominally, but ranks second in the family of eight and fails its Benjamini–Hochberg critical value of 0.0125. The resistance association therefore leans on isolates that are not independent of one another, and it is already the association that starting density explains away. We report it as the weaker of the two on both counts.</w:t>
+        <w:t>The two orderings do not correspond. Rank the laboratories by starting density and the three lowest are exactly the three that recorded crossings, the three highest exactly the three that did not, without exception, a split with probability 1/20 under chance alone, reported as an ordering and not a test (Table S6). Rank them by kill rate and there is no such correspondence (Fig. 2B). Institute F has the highest starting density at 6.53 log10 among treated flasks of this arm, kills faster than four of the other five at 0.223 log10 per day, and records no crossing. Institute E returns the slowest rate of all at 0.090 and also records none.</w:t>
       </w:r>
     </w:p>
     <w:p>
@@ -1743,22 +1706,72 @@
           <w:b/>
           <w:sz w:val="22"/>
         </w:rPr>
-        <w:t>6. One written protocol does not give every laboratory the same depth to look down</w:t>
+        <w:t>6. The same boundaries hold in an experiment the framework never saw</w:t>
       </w:r>
     </w:p>
     <w:p>
       <w:r>
-        <w:t>If the effect is a property of assay geometry rather than of clinical sampling, it should appear where one protocol, one strain and one stock are handed out deliberately. Van Wijk and colleagues (2023) ran exactly that exercise, sending a single stock of H37Rv to six blinded laboratories under one written protocol (12, 13). It does.</w:t>
+        <w:t xml:space="preserve">Only one deposit was opened after every boundary and threshold was fixed. That it is </w:t>
+      </w:r>
+      <w:r>
+        <w:rPr>
+          <w:i/>
+        </w:rPr>
+        <w:t>E. coli</w:t>
+      </w:r>
+      <w:r>
+        <w:t xml:space="preserve"> in a hollow-fibre system rather than </w:t>
+      </w:r>
+      <w:r>
+        <w:rPr>
+          <w:i/>
+        </w:rPr>
+        <w:t>M. tuberculosis</w:t>
+      </w:r>
+      <w:r>
+        <w:t xml:space="preserve"> in a flask makes it a harder test, not a softer one: a rule fitted to tuberculosis time-kill data could be expected to fit more of it; what it has no right to survive is a different organism, drug class and apparatus. The boundaries are derived from definitions, so they predict they will.</w:t>
       </w:r>
     </w:p>
     <w:p>
       <w:r>
-        <w:t>At ten times the minimum inhibitory concentration of moxifloxacin all six laboratories return a positive kill rate, and the rates span 5.2-fold, from 0.090 to 0.464 log10 CFU/mL per day. Across all 30 laboratory-by-arm cells the Tobit estimate (a fit that treats a below-floor reading as below the floor rather than as a number) and the imputation estimate never differ by more than 0.006 log10 per day (Fig. 2A, Table S7). That agreement says the fit is not an artefact of the arithmetic used to reach it. It does not say the sub-floor assumption is safe: both estimators assume the same normal distribution below the floor, and nothing in this deposit can check that assumption from the inside.</w:t>
+        <w:t xml:space="preserve">Dubey and colleagues (2026) report amoxicillin-clavulanate against </w:t>
+      </w:r>
+      <w:r>
+        <w:rPr>
+          <w:i/>
+        </w:rPr>
+        <w:t>Escherichia coli</w:t>
+      </w:r>
+      <w:r>
+        <w:t xml:space="preserve"> in a hollow-fibre system (10, 11). Their Methods state 100 µL plated with counts per mL, so </w:t>
+      </w:r>
+      <w:r>
+        <w:rPr>
+          <w:i/>
+        </w:rPr>
+        <w:t>L</w:t>
+      </w:r>
+      <w:r>
+        <w:t xml:space="preserve"> = 10 CFU/mL is derived rather than inferred, and the file corroborates the derivation: all 229 genuine counts are multiples of ten, the smallest exactly ten, while 69 further entries read as one, which no 100 µL plate can produce and which are the deposit's placeholder for below the floor.</w:t>
       </w:r>
     </w:p>
     <w:p>
       <w:r>
-        <w:t>The two orderings do not correspond. Rank the laboratories by starting density and the three lowest are exactly the three that recorded crossings, the three highest exactly the three that did not, without exception, a split with probability 1/20 under chance alone, so it is reported as an ordering and not a test (Table S8). Rank them by kill rate and there is no such correspondence (Fig. 2B). Institute F has the highest starting density at 6.53 log10 among the treated flasks of this arm, kills faster than four of the other five at 0.223 log10 per day, and records no crossing. Institute E returns the slowest rate of all at 0.090 and also records none.</w:t>
+        <w:t>Across the 20 cultures with a measured day-zero density, headroom runs from 4.85 to 5.45 log10 (Table S7). Endpoints at 1, 2, 3 and 4 logs are reachable for every culture; a 5-log endpoint is unreachable for 5 of 20, a 6-log endpoint for all 20. On data it was not built from, the framework locates the depth at which a sterilisation claim stops being demonstrable.</w:t>
+      </w:r>
+    </w:p>
+    <w:p>
+      <w:r>
+        <w:t xml:space="preserve">Two features of that deposit are the failure modes this framework is meant to catch. Its Methods give a nominal inoculum of 10⁵ CFU/mL while the file measures a median of 1.215 × 10⁶, so taking </w:t>
+      </w:r>
+      <w:r>
+        <w:rPr>
+          <w:i/>
+        </w:rPr>
+        <w:t>N₀</w:t>
+      </w:r>
+      <w:r>
+        <w:t xml:space="preserve"> from the Methods rather than the data would have placed a full order of magnitude into every boundary. And its treated arm reads at or below the floor already at day zero while the paired control reads about 10⁶; the file cannot distinguish a sample drawn after exposure from a placeholder or a transcription error, so the reading is flagged rather than treated as a measured time zero.</w:t>
       </w:r>
     </w:p>
     <w:p>
@@ -1770,40 +1783,22 @@
           <w:b/>
           <w:sz w:val="22"/>
         </w:rPr>
-        <w:t>7. The same boundaries hold in an experiment the framework never saw</w:t>
+        <w:t>7. What the plate misses is not only what lies below its floor</w:t>
       </w:r>
     </w:p>
     <w:p>
       <w:r>
-        <w:t xml:space="preserve">Every section so far tests the framework on the deposits it was built from, and all of them are </w:t>
-      </w:r>
-      <w:r>
-        <w:rPr>
-          <w:i/>
-        </w:rPr>
-        <w:t>Mycobacterium tuberculosis</w:t>
-      </w:r>
-      <w:r>
-        <w:t>. A search of five general repositories, the tuberculosis consortia, the persistence literature, food microbiology and the hollow-fibre field returned one deposit that carried all three fields the boundaries require and could be analysed cold. That is a statement about what that search returned, not about what exists.</w:t>
+        <w:t>Everything above is about the floor. One published observation in this organism shows that the floor is not the only reason a colony count understates the population, and the two failures must not be confused.</w:t>
       </w:r>
     </w:p>
     <w:p>
       <w:r>
-        <w:t>The point of this section is a deposit opened after every boundary and threshold was fixed, and only one deposit qualifies on that ground.</w:t>
+        <w:t>Evangelopoulos and colleagues counted the same mouse lungs three ways, colony count, a molecular bacterial load from 16S rRNA, and a most probable number, on their way to a different question (12). Under the deepest regimens the colony count reads zero in every animal: in three arms, 18 lungs in all, the plate declared every lung sterile while the most probable number on that same tissue ran from 1,450 to 18,700 per lung. The molecular load can be dismissed as nucleic acid outliving its owner; the most probable number cannot, because it is a culture, and growth in a dilution series requires an organism that is alive and culturable.</w:t>
       </w:r>
     </w:p>
     <w:p>
       <w:r>
-        <w:t xml:space="preserve">That it is </w:t>
-      </w:r>
-      <w:r>
-        <w:rPr>
-          <w:i/>
-        </w:rPr>
-        <w:t>E. coli</w:t>
-      </w:r>
-      <w:r>
-        <w:t xml:space="preserve"> in a hollow-fibre system rather than </w:t>
+        <w:t xml:space="preserve">That gap is not the detection floor, and the arithmetic says so. For censoring to explain a plate reading of zero against 1,450 organisms in the same tissue, the colony count's floor would have to sit above 1,450 per lung, far less of the homogenate than any lung protocol plates. This is differential culturability, a described phenotype of </w:t>
       </w:r>
       <w:r>
         <w:rPr>
@@ -1812,49 +1807,35 @@
         <w:t>M. tuberculosis</w:t>
       </w:r>
       <w:r>
-        <w:t xml:space="preserve"> in a flask makes it a harder test and not a softer one. A rule fitted to tuberculosis time-kill data could be expected to fit more tuberculosis time-kill data; what it has no right to survive is a different organism, a different drug class and a different apparatus. The boundaries are derived from definitions, so they predict they will survive exactly that, and this is where that prediction was put at risk.</w:t>
+        <w:t xml:space="preserve"> with a literature of its own: resuscitation-promoting-factor-dependent bacilli dominate pre-treatment sputum and rise during chemotherapy (13), both dependent and independent differentially culturable populations are recovered from patients whose solid-medium cultures return nothing (14), and the mechanism has been reproduced experimentally, rifamycin action on ribonucleic acid (RNA) polymerase converting a starved population to over 90 per cent differentially detectable in vitro (15), the same drug class every arm of the Evangelopoulos regimen carries.</w:t>
       </w:r>
     </w:p>
     <w:p>
       <w:r>
-        <w:t xml:space="preserve">Dubey and colleagues (2026) report amoxicillin-clavulanate against </w:t>
+        <w:t>Reachability and identifiability are arithmetic on the plated volume; they would hold in an assay with perfect culturability. Differential culturability is biology, acts on the numerator rather than the floor, and nothing here derives or measures it. Neither depends on the other, and they push the same way: a count that is both floored and culture-selective understates the surviving population twice over, and the mouse model that decides which regimens enter clinical trials reads out in colony counts, in exactly this region.</w:t>
+      </w:r>
+    </w:p>
+    <w:p>
+      <w:r>
+        <w:t xml:space="preserve">That deposit establishes no floor of its own. Five further </w:t>
       </w:r>
       <w:r>
         <w:rPr>
           <w:i/>
         </w:rPr>
-        <w:t>Escherichia coli</w:t>
-      </w:r>
-      <w:r>
-        <w:t xml:space="preserve"> in a hollow-fibre system (14, 15). Their Methods state 100 µL plated with counts per mL, so </w:t>
+        <w:t>M. tuberculosis</w:t>
+      </w:r>
+      <w:r>
+        <w:t xml:space="preserve"> deposits in the same screen do, and they are not reassuring. Across those five, sputum from pulmonary tuberculosis, axenic culture, an auxotrophic H37Rv panel and two drug-development series, with floors from 13 to 200 CFU/mL, </w:t>
       </w:r>
       <w:r>
         <w:rPr>
-          <w:i/>
+          <w:b/>
         </w:rPr>
-        <w:t>L</w:t>
-      </w:r>
-      <w:r>
-        <w:t xml:space="preserve"> = 10 CFU/mL is derived rather than inferred, and the file corroborates the derivation: a 100 µL plate reporting per mL can return only multiples of ten, and all 229 genuine counts in the deposit are multiples of ten, the smallest exactly ten. Sixty-nine further entries read as one, which no 100 µL plate can produce; they are the deposit's placeholder for below the floor.</w:t>
-      </w:r>
-    </w:p>
-    <w:p>
-      <w:r>
-        <w:t>Across the 20 cultures with a measured day-zero density, headroom runs from 4.85 to 5.45 log10. Endpoints at 1, 2, 3 and 4 logs are reachable for every culture. A 5-log endpoint is unreachable for 5 of 20. A 6-log endpoint is unreachable for all 20 (Table S9). On data it was not built from, the framework therefore locates the depth at which a sterilisation claim in this experiment stops being demonstrable.</w:t>
-      </w:r>
-    </w:p>
-    <w:p>
-      <w:r>
-        <w:t xml:space="preserve">Two features of that deposit are worth recording because they are the failure modes this framework is meant to catch. Its Methods give a nominal inoculum of 10⁵ CFU/mL while the file measures a median of 1.215 × 10⁶, so taking </w:t>
-      </w:r>
-      <w:r>
-        <w:rPr>
-          <w:i/>
-        </w:rPr>
-        <w:t>N₀</w:t>
-      </w:r>
-      <w:r>
-        <w:t xml:space="preserve"> from the Methods rather than from the data would have placed a full order of magnitude into every boundary. And its treated arm reads at or below the floor already at day zero while the paired control reads about 10⁶. Either that sample was drawn after exposure rather than before it, or the day-zero value is a placeholder or a transcription error; the file cannot distinguish the two, and we flag the reading rather than treat it as a measured time zero.</w:t>
+        <w:t>184 of 310 series could not have demonstrated a four-log reduction however completely the drug worked, and 240 of 310 could not have demonstrated five</w:t>
+      </w:r>
+      <w:r>
+        <w:t xml:space="preserve"> (Table S8); one could not have shown four logs in a single one of its 123 series. None of these five carries the analysis above, and none is among the five deposits reanalysed in this paper; they say the reachability problem is not a property of one clinical panel.</w:t>
       </w:r>
     </w:p>
     <w:p>
@@ -1889,7 +1870,7 @@
         <w:t>N</w:t>
       </w:r>
       <w:r>
-        <w:t xml:space="preserve">_id (the starting densities that decide whether an endpoint is reachable and a label means anything), with its predictions written down before a plate was counted. </w:t>
+        <w:t xml:space="preserve">_id, with its predictions written down before a plate was counted. </w:t>
       </w:r>
       <w:r>
         <w:rPr>
@@ -1898,7 +1879,7 @@
         <w:t>Escherichia coli</w:t>
       </w:r>
       <w:r>
-        <w:t xml:space="preserve"> ATCC 25922, of the American Type Culture Collection (the reference strain the standard names for quality control), against ciprofloxacin at ten times the concentration that stops it growing. Three seeding densities, two plated volumes, three flasks each, 216 plate readings.</w:t>
+        <w:t xml:space="preserve"> ATCC 25922, the reference strain the standard names for quality control, against ciprofloxacin at ten times the concentration that stops it growing. Three seeding densities, two plated volumes, three flasks each, 216 plate readings.</w:t>
       </w:r>
     </w:p>
     <w:p>
@@ -1921,7 +1902,7 @@
         <w:t>M. tuberculosis</w:t>
       </w:r>
       <w:r>
-        <w:t xml:space="preserve">, and that is a design choice rather than a convenience. Reachability and identifiability are arithmetic on a plated volume, so they do not know what organism is on the plate; what an organism decides is whether the experiment can be run at all. Three seeding densities crossed with two plated volumes and six sampling times is 216 plates that must be counted from one exposure, and in </w:t>
+        <w:t xml:space="preserve"> by design, not convenience. Reachability and identifiability are arithmetic on a plated volume, so they do not know what organism is on the plate; what an organism decides is whether the experiment can be run at all. Three seeding densities crossed with two plated volumes and six sampling times is 216 plates that must be counted from one exposure, and in </w:t>
       </w:r>
       <w:r>
         <w:rPr>
@@ -1939,12 +1920,12 @@
         <w:t>E. coli</w:t>
       </w:r>
       <w:r>
-        <w:t xml:space="preserve"> to the floor within a working day, which is what makes the floor reachable in every arm and the prediction falsifiable in a week rather than a year. ATCC 25922 is not a substitute chosen for ease either: it is the quality-control reference strain the standard itself names, so the demonstration runs in the one organism whose assay geometry the standard defines.</w:t>
+        <w:t xml:space="preserve"> to the floor within a working day, which makes the floor reachable in every arm and the prediction falsifiable in a week rather than a year. ATCC 25922 is the quality-control reference strain the standard itself names, so the demonstration runs in the one organism whose assay geometry the standard defines.</w:t>
       </w:r>
     </w:p>
     <w:p>
       <w:r>
-        <w:t xml:space="preserve">The middle arm was seeded on purpose at the 5 × 10⁵ per mL the standard specifies. The densities actually reached were 6.4 × 10⁴, 4.4 × 10⁵ and 3.8 × 10⁶ per mL, quoted as arm means. Those three figures are means, and every figure after them is per flask. The distinction is not cosmetic: </w:t>
+        <w:t xml:space="preserve">The middle arm was seeded on purpose at the 5 × 10⁵ per mL the standard specifies. The densities actually reached were 6.4 × 10⁴, 4.4 × 10⁵ and 3.8 × 10⁶ per mL as arm means, but </w:t>
       </w:r>
       <w:r>
         <w:rPr>
@@ -1953,21 +1934,21 @@
         <w:t>N</w:t>
       </w:r>
       <w:r>
-        <w:t xml:space="preserve">₀ is not a setting the protocol supplies but a measurement made once per culture, so headroom belongs to a flask rather than to an arm. At the 100 µL plating the low arm's three flasks have 4.19, 4.11 and 4.00 logs of headroom, the last of them exactly at the four-log endpoint. Everything below is therefore reported per flask. </w:t>
+        <w:t xml:space="preserve">₀ is a measurement made once per culture rather than a setting the protocol supplies, so headroom belongs to a flask and everything below is reported per flask. At the 100 µL plating the low arm's three flasks have 4.19, 4.11 and 4.00 logs of headroom, the last exactly at the four-log endpoint. </w:t>
       </w:r>
       <w:r>
         <w:rPr>
           <w:b/>
         </w:rPr>
-        <w:t>At the standard inoculum plated at 10 µL, the deepest reduction the three flasks could report ran from 3.71 to 3.93 logs (each flask's own ceiling, not the drug's),</w:t>
-      </w:r>
-      <w:r>
-        <w:t xml:space="preserve"> while those same three cultures plated at 100 µL ran from 4.88 to 5.05 (Fig. S5B, Table S10). Every flask is paired with itself across the two platings, so the comparison is within a culture rather than between cultures.</w:t>
+        <w:t>At the standard inoculum plated at 10 µL, the deepest reduction the three flasks could report ran from 3.71 to 3.93 logs</w:t>
+      </w:r>
+      <w:r>
+        <w:t>, while those same three cultures plated at 100 µL ran from 4.88 to 5.05 (Fig. S5B, Table S9). Every flask is paired with itself across the two platings.</w:t>
       </w:r>
     </w:p>
     <w:p>
       <w:r>
-        <w:t xml:space="preserve">That much is arithmetic, as Box 1 says. So is the next step. When both platings of one sample rest on their own floors, the two fractions written down are </w:t>
+        <w:t xml:space="preserve">That much is arithmetic. So is the next step. When both platings of one sample rest on their own floors, the two fractions written down are </w:t>
       </w:r>
       <w:r>
         <w:rPr>
@@ -2003,7 +1984,7 @@
         <w:t>N</w:t>
       </w:r>
       <w:r>
-        <w:t xml:space="preserve">₀ (two different floors over one starting density), so they can fall either side of a class threshold and give one culture two labels. </w:t>
+        <w:t xml:space="preserve">₀, so they can fall either side of a class threshold and give one culture two labels. </w:t>
       </w:r>
       <w:r>
         <w:rPr>
@@ -2012,7 +1993,16 @@
         <w:t>The quantity that could have come out zero is how often a real experiment lands in the window where those two fractions straddle the cut</w:t>
       </w:r>
       <w:r>
-        <w:t>, and it depends on where the cut is (Fig. S5C, Table S11). Put the cut at one per cent and the window is nearly shut. Put it at one in a thousand, which is where the clinical classification analysed above cuts its lowest class, and six of 54 sample-times receive two different labels from one culture (one in nine). That cut is imported from the tuberculosis classification; nothing in the E. coli experiment derives it, and it serves here as a ruler for the window's width, not as a claim about E. coli biology.</w:t>
+        <w:t xml:space="preserve">, and it depends on where the cut is (Fig. S5C, Table S10). Put the cut at one per cent and the window is nearly shut. Put it at one in a thousand, where the clinical classification above cuts its lowest class, and six of 54 sample-times receive two different labels from one culture, one in nine. That cut is imported from the tuberculosis classification; it serves here as a ruler for the window's width, not a claim about </w:t>
+      </w:r>
+      <w:r>
+        <w:rPr>
+          <w:i/>
+        </w:rPr>
+        <w:t>E. coli</w:t>
+      </w:r>
+      <w:r>
+        <w:t xml:space="preserve"> biology.</w:t>
       </w:r>
     </w:p>
     <w:p>
@@ -2034,7 +2024,7 @@
     </w:p>
     <w:p>
       <w:r>
-        <w:t xml:space="preserve">The standard is not silent on that choice, and this is the paper's sharpest finding rather than an awkwardness for it. M26-A's own section 1.3.2.5, headed </w:t>
+        <w:t xml:space="preserve">The standard is not silent on that choice, and this is the paper's sharpest finding rather than an awkwardness for it. M26-A's own section 1.3.2.5, </w:t>
       </w:r>
       <w:r>
         <w:rPr>
@@ -2053,22 +2043,22 @@
     </w:p>
     <w:p>
       <w:r>
-        <w:t>That axis is the one tuberculosis drug development already leans on. Killing assays of this design rank regimens before they enter trials, and tolerance followed in patients is now being read as within-host evolution (19). If a tolerance classification is partly an inoculum measurement, conclusions drawn from it, that one regimen sterilises faster than another, or that a patient's isolates are becoming more tolerant over therapy, are in part conclusions about how the assay was set up. The correction applied here does not remove the biology; it aims it at the right target. The phenotype that survives the correction is growth state, which is real, targetable and directly measurable, unlike a fraction read off a floor.</w:t>
+        <w:t>That axis is the one tuberculosis drug development already leans on. Killing assays of this design rank regimens before they enter trials, and tolerance followed in patients is now being read as within-host evolution (19). If a tolerance classification is partly an inoculum measurement, conclusions drawn from it, that one regimen sterilises faster than another, or that a patient's isolates are becoming more tolerant over therapy, are in part conclusions about how the assay was set up. The correction applied here does not remove the biology; it aims it at the right target. The phenotype that survives the correction is growth state, real, targetable and directly measurable, unlike a fraction read off a floor.</w:t>
       </w:r>
     </w:p>
     <w:p>
       <w:r>
-        <w:t>The prospective experiment has a limitation of its own, and it is the one a reader of this paper should raise first. Its samples were diluted in saline and plated; they were not washed, filtered or treated to inactivate the drug, and no carryover control was run. Antibiotic carried onto the plate suppresses colony formation without killing anything, which is the same class of counting artefact this paper is about, and at the shallow dilutions a culture near its floor is read on, dilution is the only thing containing it. The design is conservative in this respect rather than clean: the larger plated volume carries ten times more drug to the plate, so carryover would shrink the very difference between the two platings that Section 8 reports. It would not manufacture it. But the experiment cannot exclude carryover, and a repetition should include the control that would.</w:t>
+        <w:t>The prospective experiment has a limitation of its own, and it is the one a reader of this paper should raise first. Its samples were diluted in saline and plated; they were not washed, filtered or treated to inactivate the drug, and no carryover control was run. Antibiotic carried onto the plate suppresses colony formation without killing anything, the same class of counting artefact this paper is about, and at the shallow dilutions a culture near its floor is read on, dilution is the only thing containing it. The design is conservative in this respect rather than clean: the larger plated volume carries ten times more drug to the plate, so carryover would shrink the very difference between the two platings that Section 8 reports, not manufacture it. But the experiment cannot exclude carryover, and a repetition should include the control that would.</w:t>
       </w:r>
     </w:p>
     <w:p>
       <w:r>
-        <w:t>Several limitations here bound what the analysis can establish; each points at the experiment that would settle the question, and the ones bearing on the claims made are given here, with the rest in the supplement.</w:t>
+        <w:t>Several further limitations bound what the analysis can establish; each points at the experiment that would settle the question, and the ones bearing on the claims made are given here, with the rest in the supplement.</w:t>
       </w:r>
     </w:p>
     <w:p>
       <w:r>
-        <w:t xml:space="preserve">This paper has already acted on the first rather than merely declaring it. Flasks from one laboratory share a starting culture; repeat isolates come from a patient already counted. Every conclusion from the two primary deposits was recomputed at the level where the observations really are independent, listed one line at a time rather than summarised (Table S8): twenty survive unchanged, six survive with much wider uncertainty, five do not survive and </w:t>
+        <w:t xml:space="preserve">This paper has already acted on the first rather than merely declaring it. Flasks from one laboratory share a starting culture; repeat isolates come from a patient already counted. Every conclusion from the two primary deposits was recomputed at the level where the observations really are independent, listed one line at a time rather than summarised (Table S6): twenty survive unchanged, six survive with much wider uncertainty, five do not survive and </w:t>
       </w:r>
       <w:r>
         <w:rPr>
@@ -2077,7 +2067,7 @@
         <w:t>have already been removed from the text above</w:t>
       </w:r>
       <w:r>
-        <w:t>, and one is withdrawn because the "no difference" it was tested against was already false before any data were seen. The ledger is printed so a reader can check the dropping was done rather than promised.</w:t>
+        <w:t>, and one is withdrawn because the null it was tested against was already false before any data were seen. The ledger is printed so a reader can check the dropping was done rather than promised.</w:t>
       </w:r>
     </w:p>
     <w:p>
@@ -2120,7 +2110,7 @@
         <w:t>c</w:t>
       </w:r>
       <w:r>
-        <w:t>₁) makes both failure modes impossible: the endpoint that was never reachable, and the last count that lands on the floor. For this assay that is 230 000 per mL. Seeding higher also changes the experiment, because a denser culture is a different physiological state, and physiological state is what the tolerance label tracks, so where the deep endpoint is wanted, lower the assay floor; where the headroom will not carry it either way, the shallower endpoint is the honest one, and growth state belongs on the report whichever is chosen. This is a design decision that is currently not being made.</w:t>
+        <w:t>₁) makes both failure modes impossible, the endpoint that was never reachable and the last count that lands on the floor; for this assay that is 230,000 per mL. Seeding higher also changes the experiment, because a denser culture is a different physiological state, and physiological state is what the tolerance label tracks, so where the deep endpoint is wanted, lower the assay floor instead; where the headroom will not carry it either way, the shallower endpoint is the honest one, and growth state belongs on the report whichever is chosen. This is a design decision that is currently not being made.</w:t>
       </w:r>
     </w:p>
     <w:p>
@@ -2781,7 +2771,7 @@
     </w:p>
     <w:p>
       <w:r>
-        <w:t xml:space="preserve">A time-kill guide already exists and this five-field minimum does not replace it: the ASTM International (American Society for Testing and Materials) guide E2315 sets out how to run and report a time-kill procedure in general (organism, media, neutralisation, raw counts) for antimicrobial products broadly, and none of its reporting requirements is </w:t>
+        <w:t xml:space="preserve">A time-kill guide already exists and this five-field minimum does not replace it: ASTM International (the American Society for Testing and Materials) guide E2315 sets out how to run and report a time-kill procedure in general (organism, media, neutralisation, raw counts) for antimicrobial products broadly, and none of its reporting requirements is </w:t>
       </w:r>
       <w:r>
         <w:rPr>
@@ -2835,7 +2825,7 @@
     </w:p>
     <w:p>
       <w:r>
-        <w:t>What this study adds is a way to see the problem before the plates are poured: two boundaries computed from quantities a time-kill protocol already records, a classification that refuses rather than guesses when the assay cannot decide (Table S12), a five-field minimum that makes any killing endpoint recomputable (Box 2), and a small tool that returns the endpoint a planned assay can support. None of it asks a laboratory for a new measurement; the cost is five numbers written down. The return is a tolerance phenotype that means the same in one laboratory as in the next, and that can bear the weight regimen research already puts on it.</w:t>
+        <w:t>What this study adds is a way to see the problem before the plates are poured: two boundaries computed from quantities a time-kill protocol already records, a classification that refuses rather than guesses when the assay cannot decide (Table S11), a five-field minimum that makes any killing endpoint recomputable (Box 2), and a small tool that returns the endpoint a planned assay can support. None of it asks a laboratory for a new measurement; the cost is five numbers written down. The return is a tolerance phenotype that means the same in one laboratory as in the next, and that can bear the weight regimen research already puts on it.</w:t>
       </w:r>
     </w:p>
     <w:p>
@@ -2926,7 +2916,7 @@
         <w:t>M. tuberculosis</w:t>
       </w:r>
       <w:r>
-        <w:t xml:space="preserve"> H37Rv from one stock, distributed with one written protocol to six blinded laboratories (van Wijk et al. 2023; figshare 19766083, CC BY 4.0) (12, 13). Moxifloxacin and isoniazid at one and ten times the minimum inhibitory concentration, three flasks per arm, each sample plated at four volumes: 100 µL quadruplicate, 10 µL as four drops, 10 µL as a single drop, and 2.5 µL as a single drop, giving three distinct floors spanning 1.60 log10 within a single flask-visit (22). The file holds 2,775 readings; the analysis set, after dropping unusable values and pre-treatment visits, is 2,580.</w:t>
+        <w:t xml:space="preserve"> H37Rv from one stock, distributed with one written protocol to six blinded laboratories (van Wijk et al. 2023; figshare 19766083, CC BY 4.0) (8, 9). Moxifloxacin and isoniazid at one and ten times the minimum inhibitory concentration, three flasks per arm, each sample plated at four volumes: 100 µL quadruplicate, 10 µL as four drops, 10 µL as a single drop, and 2.5 µL as a single drop, giving three distinct floors spanning 1.60 log10 within a single flask-visit (22). The file holds 2,775 readings; the analysis set, after dropping unusable values and pre-treatment visits, is 2,580.</w:t>
       </w:r>
     </w:p>
     <w:p>
@@ -2966,7 +2956,7 @@
         <w:t>M. tuberculosis</w:t>
       </w:r>
       <w:r>
-        <w:t xml:space="preserve"> at 128, 32, 8, 4 and 1 µg/mL, triplicate log10 CFU at days 0, 3, 7 and 14 (Kaur et al. 2024; figshare 26462791, CC BY 4.0) (25, 26). The 1 µg/mL arm shows net growth rather than killing and is excluded from the dose comparison, leaving 4 to 128 µg/mL as the range compared (Text S3).</w:t>
+        <w:t xml:space="preserve"> at 128, 32, 8, 4 and 1 µg/mL, triplicate log10 CFU at days 0, 3, 7 and 14 (Kaur et al. 2024; figshare 26462791, CC BY 4.0) (25, 26). The 1 µg/mL arm shows net growth rather than killing and is excluded from the dose comparison, leaving 4 to 128 µg/mL as the range compared (Section 6).</w:t>
       </w:r>
     </w:p>
     <w:p>
@@ -2989,7 +2979,7 @@
         <w:t>Escherichia coli</w:t>
       </w:r>
       <w:r>
-        <w:t xml:space="preserve"> in a hollow-fibre infection model, with 100 µL plated, measured day-zero densities for every culture, and below-limit readings retained as a placeholder (Dubey et al. 2026; article Source Data, CC BY 4.0) (14, 15). It was the only deposit found carrying all three fields the boundaries require, and no boundary, threshold or modelling choice in this paper was informed by it; it is used nowhere else in the paper except to confirm them (Section 7).</w:t>
+        <w:t xml:space="preserve"> in a hollow-fibre infection model, with 100 µL plated, measured day-zero densities for every culture, and below-limit readings retained as a placeholder (Dubey et al. 2026; article Source Data, CC BY 4.0) (10, 11). It was the only deposit found carrying all three fields the boundaries require, and no boundary, threshold or modelling choice in this paper was informed by it; it is used nowhere else in the paper except to confirm them (Text S3).</w:t>
       </w:r>
     </w:p>
     <w:p>
@@ -3209,7 +3199,7 @@
         <w:t>L</w:t>
       </w:r>
       <w:r>
-        <w:t xml:space="preserve"> is in each deposit is tabulated deposit by deposit (Table S13).</w:t>
+        <w:t xml:space="preserve"> is in each deposit is tabulated deposit by deposit (Table S12).</w:t>
       </w:r>
     </w:p>
     <w:p>
@@ -3223,7 +3213,7 @@
         <w:t>count below the assay floor</w:t>
       </w:r>
       <w:r>
-        <w:t xml:space="preserve"> is left-censored: the population is somewhere below a known value. In the clinical deposit the floor is inferred at 23 MPN/mL from three signatures: it is the smallest value in the file, nothing lies below it in 1,932 readings, and the minimum shifts by exactly a factor of ten per culture age; the conclusions drawn from it hold across the full range the deposit's own MPN table admits (Table S14). A </w:t>
+        <w:t xml:space="preserve"> is left-censored: the population is somewhere below a known value. In the clinical deposit the floor is inferred at 23 MPN/mL from three signatures: it is the smallest value in the file, nothing lies below it in 1,932 readings, and the minimum shifts by exactly a factor of ten per culture age; the conclusions drawn from it hold across the full range the deposit's own MPN table admits (Table S13). A </w:t>
       </w:r>
       <w:r>
         <w:rPr>
@@ -3246,7 +3236,7 @@
         <w:t>L</w:t>
       </w:r>
       <w:r>
-        <w:t>]; an MPN rung does not, since its likelihood extends well above the rung. Every identifiability verdict was therefore recomputed under the assay's own likelihood rather than the plate-sweep bound, confirming the same classification under both treatments (Table S15). Each below-limit flag in the six-laboratory deposit is judged against its own plated volume's floor rather than pooled to the least sensitive volume, since pooling would discard genuine quantified counts a more sensitive plating of the same sample recorded (Table S13 note).</w:t>
+        <w:t>]; an MPN rung does not, since its likelihood extends well above the rung. Every identifiability verdict was therefore recomputed under the assay's own likelihood rather than the plate-sweep bound, confirming the same classification under both treatments (Table S14). Each below-limit flag in the six-laboratory deposit is judged against its own plated volume's floor rather than pooled to the least sensitive volume, since pooling would discard genuine quantified counts a more sensitive plating of the same sample recorded (Table S12 note).</w:t>
       </w:r>
     </w:p>
     <w:p>
@@ -3260,7 +3250,7 @@
         <w:t>refused</w:t>
       </w:r>
       <w:r>
-        <w:t xml:space="preserve"> rather than reported (Table S16): the clinical deposit passes this rule at 0.40 log10 of support, and two of the five deposits fail it. This paper fits nothing to predict an MDK: once </w:t>
+        <w:t xml:space="preserve"> rather than reported (Table S15): the clinical deposit passes this rule at 0.40 log10 of support, and two of the five deposits fail it. This paper fits nothing to predict an MDK: once </w:t>
       </w:r>
       <w:r>
         <w:rPr>
@@ -3274,7 +3264,7 @@
     </w:p>
     <w:p>
       <w:r>
-        <w:t>The same likelihood turns classification into an inference with its own refusal rule: given a floor reading, the posterior over the true count maps through starting density to a posterior over class, and an isolate is refused when no class reaches 95 per cent confidence (Table S12). The refusal holds across both well designs, both floor readings and two priors.</w:t>
+        <w:t>The same likelihood turns classification into an inference with its own refusal rule: given a floor reading, the posterior over the true count maps through starting density to a posterior over class, and an isolate is refused when no class reaches 95 per cent confidence (Table S11). The refusal holds across both well designs, both floor readings and two priors.</w:t>
       </w:r>
     </w:p>
     <w:p>
@@ -3569,7 +3559,7 @@
         <w:t>The tolerance label</w:t>
       </w:r>
       <w:r>
-        <w:t xml:space="preserve"> was modelled as an ordered categorical outcome by proportional-odds ordinal logistic regression (32), with starting density as a prespecified covariate; proportional odds was tested by a Brant test per predictor (33) and a likelihood-ratio test against a generalised ordered logit (34), with the partial-proportional-odds fit reported where it fails and checked against a multinomial fit assuming no ordering (Table S17).</w:t>
+        <w:t xml:space="preserve"> was modelled as an ordered categorical outcome by proportional-odds ordinal logistic regression (32), with starting density as a prespecified covariate; proportional odds was tested by a Brant test per predictor (33) and a likelihood-ratio test against a generalised ordered logit (34), with the partial-proportional-odds fit reported where it fails and checked against a multinomial fit assuming no ordering (Table S16).</w:t>
       </w:r>
     </w:p>
     <w:p>
@@ -3622,7 +3612,7 @@
         <w:t>Denominators.</w:t>
       </w:r>
       <w:r>
-        <w:t xml:space="preserve"> A dozen denominators appear in this paper and each is derived in a single place (Table S2): the MDR tolerance label is dropped wherever an ordered outcome is fitted (14 rows per panel, 20 at 60 days), the growth proxy is missing for one isolate, and five of 72 treated flasks in the six-laboratory deposit carry no usable starting density. Dropped rows are compared with retained ones on starting density and susceptibility to test whether the exclusions are plausibly ignorable (Table S18).</w:t>
+        <w:t xml:space="preserve"> A dozen denominators appear in this paper and each is derived in a single place (Table S2): the MDR tolerance label is dropped wherever an ordered outcome is fitted (14 rows per panel, 20 at 60 days), the growth proxy is missing for one isolate, and five of 72 treated flasks in the six-laboratory deposit carry no usable starting density. Dropped rows are compared with retained ones on starting density and susceptibility to test whether the exclusions are plausibly ignorable (Table S17).</w:t>
       </w:r>
     </w:p>
     <w:p>
@@ -3893,12 +3883,12 @@
     </w:p>
     <w:p>
       <w:r>
-        <w:t>Every dataset analysed here was already public under an open licence. Each is identified in Table 3 and cited alongside the article that first described it: Vijay and colleagues (21, 51), van Wijk and colleagues (12, 13), Windels and colleagues (23, 24), Kaur and colleagues (25, 26), and the hollow-fibre Source Data of Dubey and colleagues (14, 15), held out of every fitting step. The readings from the prospective experiment are deposited with the analysis code.</w:t>
+        <w:t>Every dataset analysed here was already public under an open licence. Each is identified in Table 3 and cited alongside the article that first described it: Vijay and colleagues (21, 51), van Wijk and colleagues (8, 9), Windels and colleagues (23, 24), Kaur and colleagues (25, 26), and the hollow-fibre Source Data of Dubey and colleagues (10, 11), held out of every fitting step. The readings from the prospective experiment are deposited with the analysis code.</w:t>
       </w:r>
     </w:p>
     <w:p>
       <w:r>
-        <w:t>That code, both audit scripts, the headroom tool and machine-readable receipts recording the software versions each stage ran under are in a public repository (52), dual-licensed: the code under the Massachusetts Institute of Technology (MIT) licence, and the manuscript, figures and results under CC BY 4.0. The deposits keep their depositors' own licences. It is at https://github.com/piranfar/detection-floor-tolerance-endpoints, and this manuscript was built from commit 871c657+ of it.</w:t>
+        <w:t>That code, both audit scripts, the headroom tool and machine-readable receipts recording the software versions each stage ran under are in a public repository (52), dual-licensed: the code under the Massachusetts Institute of Technology (MIT) licence, and the manuscript, figures and results under CC BY 4.0. The deposits keep their depositors' own licences. It is at https://github.com/piranfar/detection-floor-tolerance-endpoints, and this manuscript was built from commit 9ea20a9+ of it.</w:t>
       </w:r>
     </w:p>
     <w:p>
@@ -4213,7 +4203,7 @@
     </w:p>
     <w:p>
       <w:r>
-        <w:t>The supplemental file carries the full Materials and Methods, the analyses named above as supplementary text, and 26 supplemental tables. Of those, 8 belong to analyses reported in that file rather than in this article, and are cited there at the point where each is used.</w:t>
+        <w:t>The supplemental file carries the full Materials and Methods, the analyses named above as supplementary text, and 26 supplemental tables. Of those, 9 belong to analyses reported in that file rather than in this article, and are cited there at the point where each is used.</w:t>
       </w:r>
     </w:p>
     <w:p>
@@ -6700,32 +6690,12 @@
     </w:p>
     <w:p>
       <w:r>
-        <w:t>7. Evangelopoulos D, Prosser G, Rodgers A, Dagg B, Khatri B, Bhagwat A, Gonzalo X, Kolyva A, Bertozzi G, Silva-Pereira TT, Gibbons N, Bhatt A, Sabharwal N, Perdigao J, Portugal I, Rodrigues C, Duarte R, Gomes M, Cirillo DM, McHugh TD. 2022. Data from: Comparative evaluation of viable count, molecular bacterial load and most probable number for the enumeration of Mycobacterium tuberculosis in murine tissue. University College London Research Data Repository. https://doi.org/10.5522/04/19175153.v2. Retrieved 2026-09-07.</w:t>
+        <w:t>7. Mann HB, Whitney DR. 1947. On a test of whether one of two random variables is stochastically larger than the other. Ann Math Stat 18:50-60. https://doi.org/10.1214/aoms/1177730491.</w:t>
       </w:r>
     </w:p>
     <w:p>
       <w:r>
-        <w:t>8. Mukamolova GV, Turapov O, Malkin J, Woltmann G, Barer MR. 2010. Resuscitation-promoting factors reveal an occult population of tubercle bacilli in sputum. Am J Respir Crit Care Med 181:174-180. https://doi.org/10.1164/rccm.200905-0661OC.</w:t>
-      </w:r>
-    </w:p>
-    <w:p>
-      <w:r>
-        <w:t>9. Chengalroyen MD, Beukes GM, Gordhan BG, Streicher EM, Churchyard G, Hafner R, Warren R, Otwombe K, Martinson N, Kana BD. 2016. Detection and quantification of differentially culturable tubercle bacteria in sputum from patients with tuberculosis. Am J Respir Crit Care Med 194:1532-1540. https://doi.org/10.1164/rccm.201604-0769OC.</w:t>
-      </w:r>
-    </w:p>
-    <w:p>
-      <w:r>
-        <w:t>10. Saito K, Warrier T, Somersan-Karakaya S, Kaminski L, Mi J, Jiang X, Park S, Shigyo K, Gold B, Roberts J, Weber E, Jacobs WR Jr, Nathan CF. 2017. Rifamycin action on RNA polymerase in antibiotic-tolerant Mycobacterium tuberculosis results in differentially detectable populations. Proc Natl Acad Sci U S A 114:E4832-E4840. https://doi.org/10.1073/pnas.1705385114.</w:t>
-      </w:r>
-    </w:p>
-    <w:p>
-      <w:r>
-        <w:t>11. Mann HB, Whitney DR. 1947. On a test of whether one of two random variables is stochastically larger than the other. Ann Math Stat 18:50-60. https://doi.org/10.1214/aoms/1177730491.</w:t>
-      </w:r>
-    </w:p>
-    <w:p>
-      <w:r>
-        <w:t xml:space="preserve">12. van Wijk RC, Lucía A, Sudhakar PK, Sonnenkalb L, Gaudin C, Hoffmann E, Dremierre B, Aguilar-Ayala DA, Dal Molin M, Rybniker J, de Giorgi S, Cioetto-Mazzabò L, Segafreddo G, Manganelli R, Degiacomi G, Recchia D, Pasca MR, Simonsson USH, Ramón-García S. 2023. Implementing best practices on data generation and reporting of </w:t>
+        <w:t xml:space="preserve">8. van Wijk RC, Lucía A, Sudhakar PK, Sonnenkalb L, Gaudin C, Hoffmann E, Dremierre B, Aguilar-Ayala DA, Dal Molin M, Rybniker J, de Giorgi S, Cioetto-Mazzabò L, Segafreddo G, Manganelli R, Degiacomi G, Recchia D, Pasca MR, Simonsson USH, Ramón-García S. 2023. Implementing best practices on data generation and reporting of </w:t>
       </w:r>
       <w:r>
         <w:rPr>
@@ -6739,7 +6709,7 @@
     </w:p>
     <w:p>
       <w:r>
-        <w:t xml:space="preserve">13. van Wijk RC, Lucía Quintana A, Ramón-García S. 2023. </w:t>
+        <w:t xml:space="preserve">9. van Wijk RC, Lucía Quintana A, Ramón-García S. 2023. </w:t>
       </w:r>
       <w:r>
         <w:rPr>
@@ -6753,7 +6723,7 @@
     </w:p>
     <w:p>
       <w:r>
-        <w:t xml:space="preserve">14. Dubey V, Darlow C, Gerada A, Unsworth J, Sheth E, Reza N, Farrington N, Haldenby S, Warren D, Liu X, Howard A, Hope W. 2026. Molecular pharmacodynamics of amoxicillin-clavulanic acid for urinary tract infections caused by </w:t>
+        <w:t xml:space="preserve">10. Dubey V, Darlow C, Gerada A, Unsworth J, Sheth E, Reza N, Farrington N, Haldenby S, Warren D, Liu X, Howard A, Hope W. 2026. Molecular pharmacodynamics of amoxicillin-clavulanic acid for urinary tract infections caused by </w:t>
       </w:r>
       <w:r>
         <w:rPr>
@@ -6767,7 +6737,7 @@
     </w:p>
     <w:p>
       <w:r>
-        <w:t xml:space="preserve">15. Dubey V, Darlow C, Gerada A, Unsworth J, Sheth E, Reza N, Farrington N, Haldenby S, Warren D, Liu X, Howard A, Hope W. 2026. Source Data to "Molecular pharmacodynamics of amoxicillin-clavulanic acid for urinary tract infections caused by </w:t>
+        <w:t xml:space="preserve">11. Dubey V, Darlow C, Gerada A, Unsworth J, Sheth E, Reza N, Farrington N, Haldenby S, Warren D, Liu X, Howard A, Hope W. 2026. Source Data to "Molecular pharmacodynamics of amoxicillin-clavulanic acid for urinary tract infections caused by </w:t>
       </w:r>
       <w:r>
         <w:rPr>
@@ -6777,6 +6747,26 @@
       </w:r>
       <w:r>
         <w:t>" (41467_2026_74323_MOESM4_ESM.xlsx). Nature Communications. https://doi.org/10.1038/s41467-026-74323-2.</w:t>
+      </w:r>
+    </w:p>
+    <w:p>
+      <w:r>
+        <w:t>12. Evangelopoulos D, Prosser G, Rodgers A, Dagg B, Khatri B, Bhagwat A, Gonzalo X, Kolyva A, Bertozzi G, Silva-Pereira TT, Gibbons N, Bhatt A, Sabharwal N, Perdigao J, Portugal I, Rodrigues C, Duarte R, Gomes M, Cirillo DM, McHugh TD. 2022. Data from: Comparative evaluation of viable count, molecular bacterial load and most probable number for the enumeration of Mycobacterium tuberculosis in murine tissue. University College London Research Data Repository. https://doi.org/10.5522/04/19175153.v2. Retrieved 2026-09-07.</w:t>
+      </w:r>
+    </w:p>
+    <w:p>
+      <w:r>
+        <w:t>13. Mukamolova GV, Turapov O, Malkin J, Woltmann G, Barer MR. 2010. Resuscitation-promoting factors reveal an occult population of tubercle bacilli in sputum. Am J Respir Crit Care Med 181:174-180. https://doi.org/10.1164/rccm.200905-0661OC.</w:t>
+      </w:r>
+    </w:p>
+    <w:p>
+      <w:r>
+        <w:t>14. Chengalroyen MD, Beukes GM, Gordhan BG, Streicher EM, Churchyard G, Hafner R, Warren R, Otwombe K, Martinson N, Kana BD. 2016. Detection and quantification of differentially culturable tubercle bacteria in sputum from patients with tuberculosis. Am J Respir Crit Care Med 194:1532-1540. https://doi.org/10.1164/rccm.201604-0769OC.</w:t>
+      </w:r>
+    </w:p>
+    <w:p>
+      <w:r>
+        <w:t>15. Saito K, Warrier T, Somersan-Karakaya S, Kaminski L, Mi J, Jiang X, Park S, Shigyo K, Gold B, Roberts J, Weber E, Jacobs WR Jr, Nathan CF. 2017. Rifamycin action on RNA polymerase in antibiotic-tolerant Mycobacterium tuberculosis results in differentially detectable populations. Proc Natl Acad Sci U S A 114:E4832-E4840. https://doi.org/10.1073/pnas.1705385114.</w:t>
       </w:r>
     </w:p>
     <w:p>

--- a/submission/02_manuscript.docx
+++ b/submission/02_manuscript.docx
@@ -1385,7 +1385,7 @@
     </w:p>
     <w:p>
       <w:r>
-        <w:t>Each isolate therefore carries a fixed budget of killing the assay can see. At 15 days of prior culture the starting densities run from 2,300 to 61,000,000 per mL (3.36 to 7.79 log10), so headroom, the distance from the starting density down to the floor, runs from 2.00 to 6.42 log10 (Fig. 1B, Table 1): both spans are the same 4.42 log10. Every log10 here is computed from the raw MPN rungs against a floor of 23 per mL and rounded once, at the end, so the deepest headroom displays as 6.42 rather than as the 6.43 that 7.79 minus 1.36 returns; the fold figures quoted throughout are likewise ten raised to the unrounded difference.</w:t>
+        <w:t>Each isolate therefore carries a fixed budget of killing the assay can see. At 15 days of prior culture the starting densities run from 2,300 to 61,000,000 per mL (3.36 to 7.79 log10), so headroom, the distance from the starting density down to the floor, runs from 2.00 to 6.42 log10 (Fig. 1B, Table 1): both spans are the same 4.42 log10.</w:t>
       </w:r>
     </w:p>
     <w:p>
@@ -1399,7 +1399,7 @@
         <w:t>Thirty-three of 217 isolates (15.2 per cent) lack the headroom for the 99.99 per cent endpoint</w:t>
       </w:r>
       <w:r>
-        <w:t>, a four-log reduction that was unobservable for them before rifampicin was added. Two of those 33 carry a fourth label the deposit writes literally as "MDR" (conventionally multidrug-resistant), unordered with respect to the other three, so no ordered analysis can place it (Table S2); over the 203 isolates with an ordered label the count is 31.</w:t>
+        <w:t>, a four-log reduction that was unobservable for them before rifampicin was added.</w:t>
       </w:r>
     </w:p>
     <w:p>
@@ -1413,16 +1413,7 @@
         <w:t>assay ceiling</w:t>
       </w:r>
       <w:r>
-        <w:t xml:space="preserve">, a census rather than an estimate. The ceiling is a different censoring mechanism from the floor: the floor censors the count (anything below </w:t>
-      </w:r>
-      <w:r>
-        <w:rPr>
-          <w:i/>
-        </w:rPr>
-        <w:t>L</w:t>
-      </w:r>
-      <w:r>
-        <w:t xml:space="preserve"> is not reported as a count), the ceiling censors time (the assay runs six days, so an isolate that has not reached its endpoint by then is recorded at the last day rather than the day it would have reached). One sets how deep the assay can see, the other how long it looks. Among the 184 isolates that did have four logs of headroom, 162 are also at the ceiling, 88.0 per cent.</w:t>
+        <w:t>: a census rather than an estimate, since the floor censors the count while the ceiling censors time, an isolate not yet at its endpoint after six days being recorded at the last day rather than the day it would have reached. Among the 184 isolates that did have four logs of headroom, 162 are also at the ceiling, 88.0 per cent.</w:t>
       </w:r>
     </w:p>
     <w:p>
@@ -1439,7 +1430,7 @@
     </w:p>
     <w:p>
       <w:r>
-        <w:t>The deposited tolerance level is a cut-off on the recorded surviving fraction, with no overlap between classes. The thresholds themselves are not deposited; recovered here, at day 5 and 15 days of prior culture, low tolerance covers fractions below 10⁻³, medium 10⁻³ to 10⁻², high above 10⁻². Those cuts reproduce every usable class in the file, 203 of 203 (Table S3). Usable means the 203 of 217 isolates whose label is one of the three ordered classes; the other 14 carry the "MDR" category, which no ordered analysis can place (Table S2). What follows is an argument about the fraction the assay recorded, not about an independent clinical judgement.</w:t>
+        <w:t>The deposited tolerance level is a cut-off on the recorded surviving fraction, with no overlap between classes. The thresholds themselves are not deposited; recovered here, at day 5 and 15 days of prior culture, low tolerance covers fractions below 10⁻³, medium 10⁻³ to 10⁻², high above 10⁻². Those cuts reproduce every usable class in the file, 203 of 203 (Table S2). Usable means the 203 of 217 isolates whose label is one of the three ordered classes; the other 14 carry the "MDR" category, which no ordered analysis can place (Table S3). What follows is an argument about the fraction the assay recorded, not about an independent clinical judgement.</w:t>
       </w:r>
     </w:p>
     <w:p>
@@ -1535,29 +1526,6 @@
     </w:p>
     <w:p>
       <w:r>
-        <w:t xml:space="preserve">That agreement is an identity rather than a passed test. Once the label is a cut on the recorded fraction (Table S3) and every floor reading has a numerator of exactly </w:t>
-      </w:r>
-      <w:r>
-        <w:rPr>
-          <w:i/>
-        </w:rPr>
-        <w:t>L</w:t>
-      </w:r>
-      <w:r>
-        <w:t xml:space="preserve">, the class of a floored isolate is a function of </w:t>
-      </w:r>
-      <w:r>
-        <w:rPr>
-          <w:i/>
-        </w:rPr>
-        <w:t>N₀</w:t>
-      </w:r>
-      <w:r>
-        <w:t xml:space="preserve"> alone, so the algebra cannot disagree with the deposit. What could have failed, and did not, is the premise: that the three classes separate cleanly on the recorded fraction at all, in 203 of 203 calls.</w:t>
-      </w:r>
-    </w:p>
-    <w:p>
-      <w:r>
         <w:t xml:space="preserve">What is sharp is the boundary case. Six isolates sit at exactly 23,000 per mL, which is </w:t>
       </w:r>
       <w:r>
@@ -1657,7 +1625,7 @@
         <w:t>isoniazid resistance</w:t>
       </w:r>
       <w:r>
-        <w:t>, until starting density enters the model. Unadjusted, a resistant isolate has 2.32 times the odds of a higher tolerance class (1.30 to 4.12, p = 0.0042); adjusted, the odds ratio falls to 1.31 (0.67 to 2.57, p = 0.42), and the interval no longer excludes one. The unadjusted 2.32 is the total effect of resistance on the label; the adjusted 1.31 is the controlled direct effect with the inoculum held fixed, under an assumption this deposit cannot test on its own, that starting density sits on the causal path as a mediator rather than beside it as a confounder. The reverse reading is equally available a priori: if slow growth both thins the inoculum and causes genuine tolerance, adjusting for starting density would remove real signal rather than a confounder (Discussion weighs the two readings against each other). What is not in question, whichever reading is right, is that the association weakens once starting density enters the model. Starting density is the strongest term in the file: every ten-fold rise in the starting MPN halves the odds of a higher tolerance class (OR 0.480, 0.340 to 0.677, p = 2.9 × 10⁻⁵).</w:t>
+        <w:t>, until starting density enters the model. Unadjusted, a resistant isolate has 2.32 times the odds of a higher tolerance class (1.30 to 4.12, p = 0.0042); adjusted, the odds ratio falls to 1.31 (0.67 to 2.57, p = 0.42), and the interval no longer excludes one. Starting density is the strongest term in the file: every ten-fold rise in the starting MPN halves the odds of a higher tolerance class (OR 0.480, 0.340 to 0.677, p = 2.9 × 10⁻⁵).</w:t>
       </w:r>
     </w:p>
     <w:p>
@@ -1689,7 +1657,7 @@
     </w:p>
     <w:p>
       <w:r>
-        <w:t>At ten times the minimum inhibitory concentration of moxifloxacin all six laboratories return a positive kill rate, spanning 5.2-fold, from 0.090 to 0.464 log10 CFU/mL per day. Across all 30 laboratory-by-arm cells the Tobit estimate and the imputation estimate never differ by more than 0.006 log10 per day (Fig. 2A, Table S5), which says the fit is not an artefact of the arithmetic used to reach it, not that the sub-floor assumption is safe: both estimators assume the same normal distribution below the floor, and nothing here can check that from the inside.</w:t>
+        <w:t>At ten times the minimum inhibitory concentration of moxifloxacin all six laboratories return a positive kill rate, spanning 5.2-fold, from 0.090 to 0.464 log10 CFU/mL per day (Fig. 2A, Table S5).</w:t>
       </w:r>
     </w:p>
     <w:p>
@@ -1711,29 +1679,6 @@
     </w:p>
     <w:p>
       <w:r>
-        <w:t xml:space="preserve">Only one deposit was opened after every boundary and threshold was fixed. That it is </w:t>
-      </w:r>
-      <w:r>
-        <w:rPr>
-          <w:i/>
-        </w:rPr>
-        <w:t>E. coli</w:t>
-      </w:r>
-      <w:r>
-        <w:t xml:space="preserve"> in a hollow-fibre system rather than </w:t>
-      </w:r>
-      <w:r>
-        <w:rPr>
-          <w:i/>
-        </w:rPr>
-        <w:t>M. tuberculosis</w:t>
-      </w:r>
-      <w:r>
-        <w:t xml:space="preserve"> in a flask makes it a harder test, not a softer one: a rule fitted to tuberculosis time-kill data could be expected to fit more of it; what it has no right to survive is a different organism, drug class and apparatus. The boundaries are derived from definitions, so they predict they will.</w:t>
-      </w:r>
-    </w:p>
-    <w:p>
-      <w:r>
         <w:t xml:space="preserve">Dubey and colleagues (2026) report amoxicillin-clavulanate against </w:t>
       </w:r>
       <w:r>
@@ -1880,47 +1825,6 @@
       </w:r>
       <w:r>
         <w:t xml:space="preserve"> ATCC 25922, the reference strain the standard names for quality control, against ciprofloxacin at ten times the concentration that stops it growing. Three seeding densities, two plated volumes, three flasks each, 216 plate readings.</w:t>
-      </w:r>
-    </w:p>
-    <w:p>
-      <w:r>
-        <w:t xml:space="preserve">It is </w:t>
-      </w:r>
-      <w:r>
-        <w:rPr>
-          <w:i/>
-        </w:rPr>
-        <w:t>Escherichia coli</w:t>
-      </w:r>
-      <w:r>
-        <w:t xml:space="preserve"> and not </w:t>
-      </w:r>
-      <w:r>
-        <w:rPr>
-          <w:i/>
-        </w:rPr>
-        <w:t>M. tuberculosis</w:t>
-      </w:r>
-      <w:r>
-        <w:t xml:space="preserve"> by design, not convenience. Reachability and identifiability are arithmetic on a plated volume, so they do not know what organism is on the plate; what an organism decides is whether the experiment can be run at all. Three seeding densities crossed with two plated volumes and six sampling times is 216 plates that must be counted from one exposure, and in </w:t>
-      </w:r>
-      <w:r>
-        <w:rPr>
-          <w:i/>
-        </w:rPr>
-        <w:t>M. tuberculosis</w:t>
-      </w:r>
-      <w:r>
-        <w:t xml:space="preserve"> that means three to six weeks to colonies, inside containment, per replicate. Ciprofloxacin drives </w:t>
-      </w:r>
-      <w:r>
-        <w:rPr>
-          <w:i/>
-        </w:rPr>
-        <w:t>E. coli</w:t>
-      </w:r>
-      <w:r>
-        <w:t xml:space="preserve"> to the floor within a working day, which makes the floor reachable in every arm and the prediction falsifiable in a week rather than a year. ATCC 25922 is the quality-control reference strain the standard itself names, so the demonstration runs in the one organism whose assay geometry the standard defines.</w:t>
       </w:r>
     </w:p>
     <w:p>
@@ -3612,7 +3516,7 @@
         <w:t>Denominators.</w:t>
       </w:r>
       <w:r>
-        <w:t xml:space="preserve"> A dozen denominators appear in this paper and each is derived in a single place (Table S2): the MDR tolerance label is dropped wherever an ordered outcome is fitted (14 rows per panel, 20 at 60 days), the growth proxy is missing for one isolate, and five of 72 treated flasks in the six-laboratory deposit carry no usable starting density. Dropped rows are compared with retained ones on starting density and susceptibility to test whether the exclusions are plausibly ignorable (Table S17).</w:t>
+        <w:t xml:space="preserve"> A dozen denominators appear in this paper and each is derived in a single place (Table S3): the MDR tolerance label is dropped wherever an ordered outcome is fitted (14 rows per panel, 20 at 60 days), the growth proxy is missing for one isolate, and five of 72 treated flasks in the six-laboratory deposit carry no usable starting density. Dropped rows are compared with retained ones on starting density and susceptibility to test whether the exclusions are plausibly ignorable (Table S17).</w:t>
       </w:r>
     </w:p>
     <w:p>
@@ -3888,7 +3792,7 @@
     </w:p>
     <w:p>
       <w:r>
-        <w:t>That code, both audit scripts, the headroom tool and machine-readable receipts recording the software versions each stage ran under are in a public repository (52), dual-licensed: the code under the Massachusetts Institute of Technology (MIT) licence, and the manuscript, figures and results under CC BY 4.0. The deposits keep their depositors' own licences. It is at https://github.com/piranfar/detection-floor-tolerance-endpoints, and this manuscript was built from commit 9ea20a9+ of it.</w:t>
+        <w:t>That code, both audit scripts, the headroom tool and machine-readable receipts recording the software versions each stage ran under are in a public repository (52), dual-licensed: the code under the Massachusetts Institute of Technology (MIT) licence, and the manuscript, figures and results under CC BY 4.0. The deposits keep their depositors' own licences. It is at https://github.com/piranfar/detection-floor-tolerance-endpoints, and this manuscript was built from commit c00066d+ of it.</w:t>
       </w:r>
     </w:p>
     <w:p>

--- a/submission/02_manuscript.docx
+++ b/submission/02_manuscript.docx
@@ -1375,7 +1375,7 @@
           <w:b/>
           <w:sz w:val="22"/>
         </w:rPr>
-        <w:t>1. The plate's floor sets how far down killing can be seen</w:t>
+        <w:t>1. Rifampicin tolerance in 217 clinical isolates is scored against an unreported assay floor</w:t>
       </w:r>
     </w:p>
     <w:p>
@@ -1425,7 +1425,7 @@
           <w:b/>
           <w:sz w:val="22"/>
         </w:rPr>
-        <w:t>2. The same floor reading was given different tolerance labels</w:t>
+        <w:t>2. The same floor-level reading yields opposite tolerance labels depending on starting density</w:t>
       </w:r>
     </w:p>
     <w:p>
@@ -1488,7 +1488,7 @@
           <w:b/>
           <w:sz w:val="22"/>
         </w:rPr>
-        <w:t>3. The affected isolates are named before the drug is added</w:t>
+        <w:t>3. The floor predicts, before rifampicin is added, which isolates will be mislabeled</w:t>
       </w:r>
     </w:p>
     <w:p>
@@ -1597,7 +1597,7 @@
           <w:b/>
           <w:sz w:val="22"/>
         </w:rPr>
-        <w:t>4. The label tracks how fast an isolate grows, and its link to resistance cannot be separated from the inoculum</w:t>
+        <w:t>4. Isoniazid-resistant isolates appear more rifampicin-tolerant, but the effect tracks a thinner inoculum, not resistance</w:t>
       </w:r>
     </w:p>
     <w:p>
@@ -1647,7 +1647,7 @@
           <w:b/>
           <w:sz w:val="22"/>
         </w:rPr>
-        <w:t>5. One written protocol does not give every laboratory the same depth to look down</w:t>
+        <w:t>5. Six laboratories given one M. tuberculosis protocol still see six different assay floors</w:t>
       </w:r>
     </w:p>
     <w:p>
@@ -1674,7 +1674,7 @@
           <w:b/>
           <w:sz w:val="22"/>
         </w:rPr>
-        <w:t>6. The same boundaries hold in an experiment the framework never saw</w:t>
+        <w:t>6. The two boundaries hold in a deposit never used to derive them, in a different organism and drug</w:t>
       </w:r>
     </w:p>
     <w:p>
@@ -1728,7 +1728,7 @@
           <w:b/>
           <w:sz w:val="22"/>
         </w:rPr>
-        <w:t>7. What the plate misses is not only what lies below its floor</w:t>
+        <w:t>7. A second distortion in M. tuberculosis: bacilli invisible to culture, not just below the floor</w:t>
       </w:r>
     </w:p>
     <w:p>
@@ -1792,7 +1792,7 @@
           <w:b/>
           <w:sz w:val="22"/>
         </w:rPr>
-        <w:t>8. One culture, two plated volumes, two tolerance labels</w:t>
+        <w:t>8. A prospective E. coli experiment confirms the floor artifact: one culture, two plated volumes, two conflicting labels</w:t>
       </w:r>
     </w:p>
     <w:p>
@@ -2753,7 +2753,7 @@
           <w:b/>
           <w:sz w:val="22"/>
         </w:rPr>
-        <w:t>Study design and data sources</w:t>
+        <w:t>A screen of 78 time-kill datasets for M. tuberculosis and E. coli assay floors</w:t>
       </w:r>
     </w:p>
     <w:p>
@@ -2900,7 +2900,7 @@
           <w:b/>
           <w:sz w:val="22"/>
         </w:rPr>
-        <w:t>Prospective experimental validation</w:t>
+        <w:t>Prospective E. coli experiment designed to test the floor artifact</w:t>
       </w:r>
     </w:p>
     <w:p>
@@ -3039,7 +3039,7 @@
           <w:b/>
           <w:sz w:val="22"/>
         </w:rPr>
-        <w:t>Assay floors and censoring</w:t>
+        <w:t>Where rifampicin tolerance readings are censored by the assay floor</w:t>
       </w:r>
     </w:p>
     <w:p>
@@ -3180,7 +3180,7 @@
           <w:b/>
           <w:sz w:val="22"/>
         </w:rPr>
-        <w:t>Reachability and identifiability boundaries</w:t>
+        <w:t>Two boundaries that predict which rifampicin tolerance calls are unreliable</w:t>
       </w:r>
     </w:p>
     <w:p>
@@ -3722,12 +3722,21 @@
           <w:b/>
           <w:sz w:val="22"/>
         </w:rPr>
-        <w:t>Reproducibility</w:t>
+        <w:t>Ethics</w:t>
       </w:r>
     </w:p>
     <w:p>
       <w:r>
-        <w:t>Every number in this paper is regenerated by a script that writes a machine-readable receipt, and an audit script recomputes 174 quantities quoted in the text from the tables they came from. A second audit checks that every number in the Abstract, Box 1, and every table and figure legend traces to a results file or receipt, that no numeric literal carries two incompatible statistical labels (a hazard ratio quoted where another table calls the same figure a p-value, for example), and that no cross-reference or sample-size count is stale. Neither audit pins every cell of every table.</w:t>
+        <w:t xml:space="preserve">This study analysed publicly available, de-identified datasets, and generated one time-kill experiment in a reference strain of </w:t>
+      </w:r>
+      <w:r>
+        <w:rPr>
+          <w:i/>
+        </w:rPr>
+        <w:t>Escherichia coli</w:t>
+      </w:r>
+      <w:r>
+        <w:t>. No human or animal subjects were involved, no patient samples were collected, and no individual is identifiable from any material presented here. The prospective experiment was performed at the Department of Microbiology, Iran University of Medical Sciences, Tehran, Iran, on a biosafety-level-1-appropriate quality-control strain (ATCC 25922); no institutional review board holds jurisdiction over secondary analysis of de-identified public data or over work on a bacterial quality-control strain.</w:t>
       </w:r>
     </w:p>
     <w:p>
@@ -3739,21 +3748,12 @@
           <w:b/>
           <w:sz w:val="22"/>
         </w:rPr>
-        <w:t>Ethics</w:t>
+        <w:t>Declaration of generative AI and AI-assisted technologies in the manuscript preparation process</w:t>
       </w:r>
     </w:p>
     <w:p>
       <w:r>
-        <w:t xml:space="preserve">This study analysed publicly available, de-identified datasets, and generated one time-kill experiment in a reference strain of </w:t>
-      </w:r>
-      <w:r>
-        <w:rPr>
-          <w:i/>
-        </w:rPr>
-        <w:t>Escherichia coli</w:t>
-      </w:r>
-      <w:r>
-        <w:t>. No human or animal subjects were involved, no patient samples were collected, and no individual is identifiable from any material presented here. The prospective experiment was performed at the Department of Microbiology, Iran University of Medical Sciences, Tehran, Iran, on a biosafety-level-1-appropriate quality-control strain (ATCC 25922); no institutional review board holds jurisdiction over secondary analysis of de-identified public data or over work on a bacterial quality-control strain.</w:t>
+        <w:t>Anthropic's Claude was used under the author's direction to read the manuscript and to assist in running the Python analysis pipeline. Claude Sonnet 5 was further used, under the author's direction, to document and organise the analysis code and to prepare its commits to the version-controlled repository. No figure, image or schematic was generated by an artificial intelligence tool; every figure is plotted from values that regenerate from the public deposits. No artificial intelligence tool is an author. The author directed the study, verified every reported quantity against the source deposits and the regenerating pipeline, and takes full responsibility for the content of this article, including its accuracy and its originality.</w:t>
       </w:r>
     </w:p>
     <w:p>
@@ -3765,12 +3765,17 @@
           <w:b/>
           <w:sz w:val="22"/>
         </w:rPr>
-        <w:t>Declaration of generative AI and AI-assisted technologies in the manuscript preparation process</w:t>
+        <w:t>Data availability</w:t>
       </w:r>
     </w:p>
     <w:p>
       <w:r>
-        <w:t>Anthropic's Claude was used under the author's direction to read the manuscript and to assist in running the Python analysis pipeline. Claude Sonnet 5 was further used, under the author's direction, to document and organise the analysis code and to prepare its commits to the version-controlled repository. No figure, image or schematic was generated by an artificial intelligence tool; every figure is plotted from values that regenerate from the public deposits. No artificial intelligence tool is an author. The author directed the study, verified every reported quantity against the source deposits and the regenerating pipeline, and takes full responsibility for the content of this article, including its accuracy and its originality.</w:t>
+        <w:t>Every dataset analysed here was already public under an open licence. Each is identified in Table 3 and cited alongside the article that first described it: Vijay and colleagues (21, 51), van Wijk and colleagues (8, 9), Windels and colleagues (23, 24), Kaur and colleagues (25, 26), and the hollow-fibre Source Data of Dubey and colleagues (10, 11), held out of every fitting step. The readings from the prospective experiment are deposited with the analysis code.</w:t>
+      </w:r>
+    </w:p>
+    <w:p>
+      <w:r>
+        <w:t>That code, both audit scripts, the headroom tool and machine-readable receipts recording the software versions each stage ran under are in a public repository (52), dual-licensed: the code under the Massachusetts Institute of Technology (MIT) licence, and the manuscript, figures and results under CC BY 4.0. The deposits keep their depositors' own licences. It is at https://github.com/piranfar/detection-floor-tolerance-endpoints, and this manuscript was built from commit ac74e4a+ of it.</w:t>
       </w:r>
     </w:p>
     <w:p>
@@ -3782,17 +3787,12 @@
           <w:b/>
           <w:sz w:val="22"/>
         </w:rPr>
-        <w:t>Data availability</w:t>
+        <w:t>Declaration of computational reproducibility</w:t>
       </w:r>
     </w:p>
     <w:p>
       <w:r>
-        <w:t>Every dataset analysed here was already public under an open licence. Each is identified in Table 3 and cited alongside the article that first described it: Vijay and colleagues (21, 51), van Wijk and colleagues (8, 9), Windels and colleagues (23, 24), Kaur and colleagues (25, 26), and the hollow-fibre Source Data of Dubey and colleagues (10, 11), held out of every fitting step. The readings from the prospective experiment are deposited with the analysis code.</w:t>
-      </w:r>
-    </w:p>
-    <w:p>
-      <w:r>
-        <w:t>That code, both audit scripts, the headroom tool and machine-readable receipts recording the software versions each stage ran under are in a public repository (52), dual-licensed: the code under the Massachusetts Institute of Technology (MIT) licence, and the manuscript, figures and results under CC BY 4.0. The deposits keep their depositors' own licences. It is at https://github.com/piranfar/detection-floor-tolerance-endpoints, and this manuscript was built from commit c00066d+ of it.</w:t>
+        <w:t>Every number in this paper is regenerated by a script that writes a machine-readable receipt, and an audit script recomputes 174 quantities quoted in the text from the tables they came from. A second audit checks that every number in the Abstract, Box 1, and every table and figure legend traces to a results file or receipt, that no numeric literal carries two incompatible statistical labels (a hazard ratio quoted where another table calls the same figure a p-value, for example), and that no cross-reference or sample-size count is stale. Neither audit pins every cell of every table.</w:t>
       </w:r>
     </w:p>
     <w:p>

--- a/submission/02_manuscript.docx
+++ b/submission/02_manuscript.docx
@@ -2860,7 +2860,7 @@
         <w:t>M. tuberculosis</w:t>
       </w:r>
       <w:r>
-        <w:t xml:space="preserve"> at 128, 32, 8, 4 and 1 µg/mL, triplicate log10 CFU at days 0, 3, 7 and 14 (Kaur et al. 2024; figshare 26462791, CC BY 4.0) (25, 26). The 1 µg/mL arm shows net growth rather than killing and is excluded from the dose comparison, leaving 4 to 128 µg/mL as the range compared (Section 6).</w:t>
+        <w:t xml:space="preserve"> at 128, 32, 8, 4 and 1 µg/mL, triplicate log10 CFU at days 0, 3, 7 and 14 (Kaur et al. 2024; figshare 26462791, CC BY 4.0) (25, 26). The 1 µg/mL arm shows net growth rather than killing and is excluded from the dose comparison, leaving 4 to 128 µg/mL as the range compared (Text S3).</w:t>
       </w:r>
     </w:p>
     <w:p>
@@ -2883,7 +2883,7 @@
         <w:t>Escherichia coli</w:t>
       </w:r>
       <w:r>
-        <w:t xml:space="preserve"> in a hollow-fibre infection model, with 100 µL plated, measured day-zero densities for every culture, and below-limit readings retained as a placeholder (Dubey et al. 2026; article Source Data, CC BY 4.0) (10, 11). It was the only deposit found carrying all three fields the boundaries require, and no boundary, threshold or modelling choice in this paper was informed by it; it is used nowhere else in the paper except to confirm them (Text S3).</w:t>
+        <w:t xml:space="preserve"> in a hollow-fibre infection model, with 100 µL plated, measured day-zero densities for every culture, and below-limit readings retained as a placeholder (Dubey et al. 2026; article Source Data, CC BY 4.0) (10, 11). It was the only deposit found carrying all three fields the boundaries require, and no boundary, threshold or modelling choice in this paper was informed by it; it is used nowhere else in the paper except to confirm them (Section 6).</w:t>
       </w:r>
     </w:p>
     <w:p>
@@ -3775,7 +3775,7 @@
     </w:p>
     <w:p>
       <w:r>
-        <w:t>That code, both audit scripts, the headroom tool and machine-readable receipts recording the software versions each stage ran under are in a public repository (52), dual-licensed: the code under the Massachusetts Institute of Technology (MIT) licence, and the manuscript, figures and results under CC BY 4.0. The deposits keep their depositors' own licences. It is at https://github.com/piranfar/detection-floor-tolerance-endpoints, and this manuscript was built from commit ac74e4a+ of it.</w:t>
+        <w:t>That code, both audit scripts, the headroom tool and machine-readable receipts recording the software versions each stage ran under are in a public repository (52), dual-licensed: the code under the Massachusetts Institute of Technology (MIT) licence, and the manuscript, figures and results under CC BY 4.0. The deposits keep their depositors' own licences. It is at https://github.com/piranfar/detection-floor-tolerance-endpoints, and this manuscript was built from commit 6990c62+ of it.</w:t>
       </w:r>
     </w:p>
     <w:p>

--- a/submission/02_manuscript.docx
+++ b/submission/02_manuscript.docx
@@ -1981,6 +1981,11 @@
     </w:p>
     <w:p>
       <w:r>
+        <w:t>Starting density could sit on the causal path rather than beside it. Suppose resistance slows growth, and slow growth causes genuine tolerance: then the thin inoculum is a consequence of the slow growth, and adjusting for it would remove real signal rather than a confounder. The asymmetry favours the confounding reading, since growth survives adjustment and resistance does not, but a design that fixes the inoculum would settle it.</w:t>
+      </w:r>
+    </w:p>
+    <w:p>
+      <w:r>
         <w:rPr>
           <w:b/>
         </w:rPr>
@@ -3775,7 +3780,7 @@
     </w:p>
     <w:p>
       <w:r>
-        <w:t>That code, both audit scripts, the headroom tool and machine-readable receipts recording the software versions each stage ran under are in a public repository (52), dual-licensed: the code under the Massachusetts Institute of Technology (MIT) licence, and the manuscript, figures and results under CC BY 4.0. The deposits keep their depositors' own licences. It is at https://github.com/piranfar/detection-floor-tolerance-endpoints, and this manuscript was built from commit 6990c62+ of it.</w:t>
+        <w:t>That code, both audit scripts, the headroom tool and machine-readable receipts recording the software versions each stage ran under are in a public repository (52), dual-licensed: the code under the Massachusetts Institute of Technology (MIT) licence, and the manuscript, figures and results under CC BY 4.0. The deposits keep their depositors' own licences. It is at https://github.com/piranfar/detection-floor-tolerance-endpoints, and this manuscript was built from commit dc28972+ of it.</w:t>
       </w:r>
     </w:p>
     <w:p>

--- a/submission/02_manuscript.docx
+++ b/submission/02_manuscript.docx
@@ -3780,7 +3780,7 @@
     </w:p>
     <w:p>
       <w:r>
-        <w:t>That code, both audit scripts, the headroom tool and machine-readable receipts recording the software versions each stage ran under are in a public repository (52), dual-licensed: the code under the Massachusetts Institute of Technology (MIT) licence, and the manuscript, figures and results under CC BY 4.0. The deposits keep their depositors' own licences. It is at https://github.com/piranfar/detection-floor-tolerance-endpoints, and this manuscript was built from commit dc28972+ of it.</w:t>
+        <w:t>That code, both audit scripts, the headroom tool and machine-readable receipts recording the software versions each stage ran under are in a public repository (52), dual-licensed: the code under the Massachusetts Institute of Technology (MIT) licence, and the manuscript, figures and results under CC BY 4.0. The deposits keep their depositors' own licences. It is at https://github.com/piranfar/detection-floor-tolerance-endpoints, and this manuscript was built from commit 5433e8e+ of it.</w:t>
       </w:r>
     </w:p>
     <w:p>
@@ -6914,7 +6914,7 @@
     </w:p>
     <w:p>
       <w:r>
-        <w:t>52. Piranfar V. 2026. Analysis code, audit scripts and headroom tool for "The detection floor bounds tolerance endpoints in Mycobacterium tuberculosis". GitHub. https://github.com/piranfar/detection-floor-tolerance-endpoints.</w:t>
+        <w:t>52. Piranfar V. 2026. Analysis code, audit scripts and headroom tool for "Rifampicin tolerance classification is bounded by assay detection floor among clinical Mycobacterium tuberculosis isolates". GitHub. https://github.com/piranfar/detection-floor-tolerance-endpoints.</w:t>
       </w:r>
     </w:p>
     <w:sectPr>

--- a/submission/02_manuscript.docx
+++ b/submission/02_manuscript.docx
@@ -122,7 +122,7 @@
     </w:p>
     <w:p>
       <w:r>
-        <w:t xml:space="preserve">Time-kill assays are the standard method for evaluating antibiotic tolerance, but constraints from starting bacterial density and the assay's detection floor are frequently overlooked, causing systematic misclassification of bacterial survival. We show how an unreported detection floor structurally distorts rifampicin tolerance classification in </w:t>
+        <w:t xml:space="preserve">Time-kill assays are the standard method for evaluating antibiotic tolerance, but starting bacterial density and the assay's detection floor are frequently overlooked, causing systematic misclassification of bacterial survival. We show how an unreported detection floor structurally distorts rifampicin tolerance classification in </w:t>
       </w:r>
       <w:r>
         <w:rPr>
@@ -182,7 +182,7 @@
     </w:p>
     <w:p>
       <w:r>
-        <w:t>A rifampicin tolerance classification made without reporting starting density and detection floor is mathematically uninterpretable, and isoniazid-resistant tuberculosis, read at the edge of that floor, is where the distortion concentrates.</w:t>
+        <w:t>A rifampicin tolerance classification made without reporting starting density and detection floor is mathematically uninterpretable. Whether starting density explains isoniazid-resistant isolates' disproportionate exposure as a confounder or a mediator is unresolved here.</w:t>
       </w:r>
     </w:p>
     <w:p>
@@ -391,6 +391,20 @@
     </w:p>
     <w:p>
       <w:r>
+        <w:t xml:space="preserve">Inoculum-dependent tolerance measurements have been reported before, under a different mechanism: a persister assay in </w:t>
+      </w:r>
+      <w:r>
+        <w:rPr>
+          <w:i/>
+        </w:rPr>
+        <w:t>Escherichia coli</w:t>
+      </w:r>
+      <w:r>
+        <w:t xml:space="preserve"> was shown to give different tolerant fractions depending on growth phase and culture history at the time of sampling, attributed there to prophage induction and growth dynamics rather than to an assay floor (5). That report and this one agree on the symptom, a measurement that moves with how the culture was prepared rather than with the drug; they disagree on the mechanism, and neither rules out the other operating at once in a given assay.</w:t>
+      </w:r>
+    </w:p>
+    <w:p>
+      <w:r>
         <w:t xml:space="preserve">No prior treatment converts a floor-level reading into the classification rule it becomes. When the last count sits at </w:t>
       </w:r>
       <w:r>
@@ -498,7 +512,7 @@
         <w:t>v</w:t>
       </w:r>
       <w:r>
-        <w:t xml:space="preserve"> per mL, and an MPN series uses the lowest table rung (5, 6). Headroom is </w:t>
+        <w:t xml:space="preserve"> per mL, and an MPN series uses the lowest table rung (6, 7). Headroom is </w:t>
       </w:r>
       <w:r>
         <w:rPr>
@@ -1380,7 +1394,7 @@
     </w:p>
     <w:p>
       <w:r>
-        <w:t>Most-probable-number (MPN) readings take only the discrete values of an MPN table (5, 6), a fixed ladder of rungs, not a continuous scale. The day-5 column does not taper towards zero. It stops. Eighteen isolates sit at exactly 23 per mL in the 15-day panel and six in the 60-day panel, and nothing in the file lies below that (Fig. 1A). That is a floor, not a tail, and it is treated as one throughout.</w:t>
+        <w:t>Most-probable-number (MPN) readings take only the discrete values of an MPN table (6, 7), a fixed ladder of rungs, not a continuous scale. The day-5 column does not taper towards zero. It stops. Eighteen isolates sit at exactly 23 per mL in the 15-day panel and six in the 60-day panel, and nothing in the file lies below that (Fig. 1A). That is a floor, not a tail, and it is treated as one throughout.</w:t>
       </w:r>
     </w:p>
     <w:p>
@@ -1630,7 +1644,7 @@
     </w:p>
     <w:p>
       <w:r>
-        <w:t>Why the adjustment does that is measurable. Isoniazid-resistant isolates go into this assay at 5.36 log10 against 6.36 for susceptible isolates, ten-fold thinner (Mann-Whitney p = 9.1 × 10⁻¹⁴ (7)), and 22 of the 84 resistant isolates carrying an ordered label lack the headroom for the deepest endpoint, 26.2 per cent, against 9 of 119 susceptible, 7.6 per cent. They are one log short of observable killing before the experiment begins.</w:t>
+        <w:t>Why the adjustment does that is measurable. Isoniazid-resistant isolates go into this assay at 5.36 log10 against 6.36 for susceptible isolates, ten-fold thinner (Mann-Whitney p = 9.1 × 10⁻¹⁴ (8)), and 22 of the 84 resistant isolates carrying an ordered label lack the headroom for the deepest endpoint, 26.2 per cent, against 9 of 119 susceptible, 7.6 per cent. They are one log short of observable killing before the experiment begins.</w:t>
       </w:r>
     </w:p>
     <w:p>
@@ -1652,7 +1666,7 @@
     </w:p>
     <w:p>
       <w:r>
-        <w:t>If the effect is a property of assay geometry rather than of clinical sampling, it should appear where one protocol, one strain and one stock are handed out deliberately. Van Wijk and colleagues (2023) ran exactly that exercise, sending a single stock of H37Rv to six blinded laboratories under one written protocol (8, 9). It does.</w:t>
+        <w:t>If the effect is a property of assay geometry rather than of clinical sampling, it should appear where one protocol, one strain and one stock are handed out deliberately. Van Wijk and colleagues (2023) ran exactly that exercise, sending a single stock of H37Rv to six blinded laboratories under one written protocol (9, 10). It does.</w:t>
       </w:r>
     </w:p>
     <w:p>
@@ -1688,7 +1702,7 @@
         <w:t>Escherichia coli</w:t>
       </w:r>
       <w:r>
-        <w:t xml:space="preserve"> in a hollow-fibre system (10, 11). Their Methods state 100 µL plated with counts per mL, so </w:t>
+        <w:t xml:space="preserve"> in a hollow-fibre system (11, 12). Their Methods state 100 µL plated with counts per mL, so </w:t>
       </w:r>
       <w:r>
         <w:rPr>
@@ -1738,7 +1752,7 @@
     </w:p>
     <w:p>
       <w:r>
-        <w:t>Evangelopoulos and colleagues counted the same mouse lungs three ways, colony count, a molecular bacterial load from 16S rRNA, and a most probable number, on their way to a different question (12). Under the deepest regimens the colony count reads zero in every animal: in three arms, 18 lungs in all, the plate declared every lung sterile while the most probable number on that same tissue ran from 1,450 to 18,700 per lung. The molecular load can be dismissed as nucleic acid outliving its owner; the most probable number cannot, because it is a culture, and growth in a dilution series requires an organism that is alive and culturable.</w:t>
+        <w:t>Evangelopoulos and colleagues counted the same mouse lungs three ways, colony count, a molecular bacterial load from 16S rRNA, and a most probable number, on their way to a different question (13). Under the deepest regimens the colony count reads zero in every animal: in three arms, 18 lungs in all, the plate declared every lung sterile while the most probable number on that same tissue ran from 1,450 to 18,700 per lung. The molecular load can be dismissed as nucleic acid outliving its owner; the most probable number cannot, because it is a culture, and growth in a dilution series requires an organism that is alive and culturable.</w:t>
       </w:r>
     </w:p>
     <w:p>
@@ -1752,7 +1766,7 @@
         <w:t>M. tuberculosis</w:t>
       </w:r>
       <w:r>
-        <w:t xml:space="preserve"> with a literature of its own: resuscitation-promoting-factor-dependent bacilli dominate pre-treatment sputum and rise during chemotherapy (13), both dependent and independent differentially culturable populations are recovered from patients whose solid-medium cultures return nothing (14), and the mechanism has been reproduced experimentally, rifamycin action on ribonucleic acid (RNA) polymerase converting a starved population to over 90 per cent differentially detectable in vitro (15), the same drug class every arm of the Evangelopoulos regimen carries.</w:t>
+        <w:t xml:space="preserve"> with a literature of its own: resuscitation-promoting-factor-dependent bacilli dominate pre-treatment sputum and rise during chemotherapy (14), both dependent and independent differentially culturable populations are recovered from patients whose solid-medium cultures return nothing (15), and the mechanism has been reproduced experimentally, rifamycin action on ribonucleic acid (RNA) polymerase converting a starved population to over 90 per cent differentially detectable in vitro (16), the same drug class every arm of the Evangelopoulos regimen carries.</w:t>
       </w:r>
     </w:p>
     <w:p>
@@ -1937,17 +1951,17 @@
         <w:t>Volume Transferred</w:t>
       </w:r>
       <w:r>
-        <w:t>, ties the volume to the endpoint with a counting rule: after the defined 99.9 per cent killing, at least ten colonies must remain (16) (for a standard inoculum of 5 × 10⁵ per mL that means at least 20 µL streaked, so a 10 µL streak fails the rule), and section 3.1 separately requires the smallest detectable count to be established by serial dilution. A guideline written in 1999 already required both numbers this paper asks for. The deposits reanalysed here do not meet it, not for lack of care but because the endpoint moved: M26-A nowhere contemplates a four-log call, and the volume rule did not travel with the deeper endpoints.</w:t>
+        <w:t>, ties the volume to the endpoint with a counting rule: after the defined 99.9 per cent killing, at least ten colonies must remain (17) (for a standard inoculum of 5 × 10⁵ per mL that means at least 20 µL streaked, so a 10 µL streak fails the rule), and section 3.1 separately requires the smallest detectable count to be established by serial dilution. A guideline written in 1999 already required both numbers this paper asks for. The deposits reanalysed here do not meet it, not for lack of care but because the endpoint moved: M26-A nowhere contemplates a four-log call, and the volume rule did not travel with the deeper endpoints.</w:t>
       </w:r>
     </w:p>
     <w:p>
       <w:r>
-        <w:t>Take the assay's contribution out and what is left makes biological sense. Growth state predicts the tolerance class before and after adjustment for starting density (isoniazid needs KatG and active cell-wall synthesis (17), rifampicin needs transcription (18)), and a population that is not dividing offers less of what these drugs act on. The classification is reading physiological state, not drug susceptibility.</w:t>
+        <w:t>Take the assay's contribution out and what is left is consistent with biology. Growth state predicts the tolerance class before and after adjustment for starting density (isoniazid needs KatG and active cell-wall synthesis (18), rifampicin needs transcription (19)), and a population that is not dividing offers less of what these drugs act on. The classification tracks physiological state at least as much as drug susceptibility.</w:t>
       </w:r>
     </w:p>
     <w:p>
       <w:r>
-        <w:t>That axis is the one tuberculosis drug development already leans on. Killing assays of this design rank regimens before they enter trials, and tolerance followed in patients is now being read as within-host evolution (19). If a tolerance classification is partly an inoculum measurement, conclusions drawn from it, that one regimen sterilises faster than another, or that a patient's isolates are becoming more tolerant over therapy, are in part conclusions about how the assay was set up. The correction applied here does not remove the biology; it aims it at the right target. The phenotype that survives the correction is growth state, real, targetable and directly measurable, unlike a fraction read off a floor.</w:t>
+        <w:t>That axis is the one tuberculosis drug development already leans on. Killing assays of this design rank regimens before they enter trials, and tolerance followed in patients is now being read as within-host evolution (20). A whole-host simulation of tuberculosis treatment reports the same sensitivity one step further downstream: which regimen ranks best in a granuloma model changes with the CFU detection threshold used to define success, independent of any question about tolerance classification (21). If a tolerance classification is partly an inoculum measurement, conclusions drawn from it, that one regimen sterilises faster than another, or that a patient's isolates are becoming more tolerant over therapy, are in part conclusions about how the assay was set up. The correction applied here does not remove the biology; it aims it at the right target. The phenotype that survives the correction is growth state, real, targetable and directly measurable, unlike a fraction read off a floor.</w:t>
       </w:r>
     </w:p>
     <w:p>
@@ -2689,7 +2703,7 @@
         <w:t>L</w:t>
       </w:r>
       <w:r>
-        <w:t>, headroom or a censoring convention specific to a duration endpoint cut on a fraction of the starting count (20). The five fields above are additional to that guide, not a substitute for it, and apply wherever a killing curve is read against an assay floor to score how long killing took rather than only whether it happened.</w:t>
+        <w:t>, headroom or a censoring convention specific to a duration endpoint cut on a fraction of the starting count (22). The five fields above are additional to that guide, not a substitute for it, and apply wherever a killing curve is read against an assay floor to score how long killing took rather than only whether it happened.</w:t>
       </w:r>
     </w:p>
     <w:p>
@@ -2729,7 +2743,7 @@
     </w:p>
     <w:p>
       <w:r>
-        <w:t>The consequence is that a tolerance call made without its headroom cannot be told apart from an inoculum measurement, and that the phenotype which does survive the correction is physiological state rather than drug susceptibility, not that tolerance is an artefact. Report the starting density and the assay floor. Match the depth of the endpoint to the range actually available. Treat a reading at the floor as a bound. Do those three things and a tolerance classification would mean the same in one laboratory as in the next. Until then, some of what the field calls tolerance cannot be separated from a record of how much culture went into the tube.</w:t>
+        <w:t>The consequence is that a tolerance call made without its headroom cannot be told apart from an inoculum measurement, and that the phenotype associated with survival after correction tracks physiological state at least as much as drug susceptibility, not that tolerance is an artefact. Report the starting density and the assay floor. Match the depth of the endpoint to the range actually available. Treat a reading at the floor as a bound. Do those three things and a tolerance classification would mean the same in one laboratory as in the next. Until then, some of what the field calls tolerance cannot be separated from a record of how much culture went into the tube.</w:t>
       </w:r>
     </w:p>
     <w:p>
@@ -2805,7 +2819,7 @@
         <w:t>M. tuberculosis</w:t>
       </w:r>
       <w:r>
-        <w:t xml:space="preserve"> isolates assayed under rifampicin, each carrying a minimum inhibitory concentration, minimum durations for 90, 99 and 99.99 per cent killing at 15 and 60 days of prior culture, most probable number readings at days 0, 2 and 5, a growth-rate proxy, isoniazid susceptibility with the resistance mutation where present, and the authors' own tolerance level for each isolate (Vijay et al. 2024; eLife 93243 supplementary file 2) (21). Of the 217 rows, 43 are follow-up isolates from patients already represented, so a baseline-only stratum is analysed separately.</w:t>
+        <w:t xml:space="preserve"> isolates assayed under rifampicin, each carrying a minimum inhibitory concentration, minimum durations for 90, 99 and 99.99 per cent killing at 15 and 60 days of prior culture, most probable number readings at days 0, 2 and 5, a growth-rate proxy, isoniazid susceptibility with the resistance mutation where present, and the authors' own tolerance level for each isolate (Vijay et al. 2024; eLife 93243 supplementary file 2) (23). Of the 217 rows, 43 are follow-up isolates from patients already represented, so a baseline-only stratum is analysed separately.</w:t>
       </w:r>
     </w:p>
     <w:p>
@@ -2825,7 +2839,7 @@
         <w:t>M. tuberculosis</w:t>
       </w:r>
       <w:r>
-        <w:t xml:space="preserve"> H37Rv from one stock, distributed with one written protocol to six blinded laboratories (van Wijk et al. 2023; figshare 19766083, CC BY 4.0) (8, 9). Moxifloxacin and isoniazid at one and ten times the minimum inhibitory concentration, three flasks per arm, each sample plated at four volumes: 100 µL quadruplicate, 10 µL as four drops, 10 µL as a single drop, and 2.5 µL as a single drop, giving three distinct floors spanning 1.60 log10 within a single flask-visit (22). The file holds 2,775 readings; the analysis set, after dropping unusable values and pre-treatment visits, is 2,580.</w:t>
+        <w:t xml:space="preserve"> H37Rv from one stock, distributed with one written protocol to six blinded laboratories (van Wijk et al. 2023; figshare 19766083, CC BY 4.0) (9, 10). Moxifloxacin and isoniazid at one and ten times the minimum inhibitory concentration, three flasks per arm, each sample plated at four volumes: 100 µL quadruplicate, 10 µL as four drops, 10 µL as a single drop, and 2.5 µL as a single drop, giving three distinct floors spanning 1.60 log10 within a single flask-visit (24). The file holds 2,775 readings; the analysis set, after dropping unusable values and pre-treatment visits, is 2,580.</w:t>
       </w:r>
     </w:p>
     <w:p>
@@ -2845,7 +2859,7 @@
         <w:t>Escherichia coli</w:t>
       </w:r>
       <w:r>
-        <w:t xml:space="preserve"> clones from a parallel evolution experiment under amikacin, each carrying an endpoint minimum inhibitory concentration and a persister fraction (Windels et al. 2024; Zenodo 10.5281/zenodo.7550302, CC BY 4.0) (23, 24). Six of its 595 surviving fractions are written as exact zeros with no named floor, so this deposit is one of two for which observability labels are refused.</w:t>
+        <w:t xml:space="preserve"> clones from a parallel evolution experiment under amikacin, each carrying an endpoint minimum inhibitory concentration and a persister fraction (Windels et al. 2024; Zenodo 10.5281/zenodo.7550302, CC BY 4.0) (25, 26). Six of its 595 surviving fractions are written as exact zeros with no named floor, so this deposit is one of two for which observability labels are refused.</w:t>
       </w:r>
     </w:p>
     <w:p>
@@ -2865,7 +2879,7 @@
         <w:t>M. tuberculosis</w:t>
       </w:r>
       <w:r>
-        <w:t xml:space="preserve"> at 128, 32, 8, 4 and 1 µg/mL, triplicate log10 CFU at days 0, 3, 7 and 14 (Kaur et al. 2024; figshare 26462791, CC BY 4.0) (25, 26). The 1 µg/mL arm shows net growth rather than killing and is excluded from the dose comparison, leaving 4 to 128 µg/mL as the range compared (Text S3).</w:t>
+        <w:t xml:space="preserve"> at 128, 32, 8, 4 and 1 µg/mL, triplicate log10 CFU at days 0, 3, 7 and 14 (Kaur et al. 2024; figshare 26462791, CC BY 4.0) (27, 28). The 1 µg/mL arm shows net growth rather than killing and is excluded from the dose comparison, leaving 4 to 128 µg/mL as the range compared (Text S3).</w:t>
       </w:r>
     </w:p>
     <w:p>
@@ -2888,7 +2902,7 @@
         <w:t>Escherichia coli</w:t>
       </w:r>
       <w:r>
-        <w:t xml:space="preserve"> in a hollow-fibre infection model, with 100 µL plated, measured day-zero densities for every culture, and below-limit readings retained as a placeholder (Dubey et al. 2026; article Source Data, CC BY 4.0) (10, 11). It was the only deposit found carrying all three fields the boundaries require, and no boundary, threshold or modelling choice in this paper was informed by it; it is used nowhere else in the paper except to confirm them (Section 6).</w:t>
+        <w:t xml:space="preserve"> in a hollow-fibre infection model, with 100 µL plated, measured day-zero densities for every culture, and below-limit readings retained as a placeholder (Dubey et al. 2026; article Source Data, CC BY 4.0) (11, 12). It was the only deposit found carrying all three fields the boundaries require, and no boundary, threshold or modelling choice in this paper was informed by it; it is used nowhere else in the paper except to confirm them (Section 6).</w:t>
       </w:r>
     </w:p>
     <w:p>
@@ -2930,7 +2944,7 @@
         <w:t>Escherichia coli</w:t>
       </w:r>
       <w:r>
-        <w:t xml:space="preserve"> ATCC 25922, the CLSI quality-control reference strain, was grown in cation-adjusted Mueller–Hinton broth and plated on Mueller–Hinton agar, incubated at 35 ± 2 °C in ambient air (16, 27). The ciprofloxacin MIC, determined by CLSI reference broth microdilution (27, 28), was 0.008 mg/L, within the CLSI quality-control range for this strain (28); the exposure was set at ten times it, 0.08 mg/L, chosen to kill deeply and fast enough that every arm reaches the floor within the sampling window.</w:t>
+        <w:t xml:space="preserve"> ATCC 25922, the CLSI quality-control reference strain, was grown in cation-adjusted Mueller–Hinton broth and plated on Mueller–Hinton agar, incubated at 35 ± 2 °C in ambient air (17, 29). The ciprofloxacin MIC, determined by CLSI reference broth microdilution (29, 30), was 0.008 mg/L, within the CLSI quality-control range for this strain (30); the exposure was set at ten times it, 0.08 mg/L, chosen to kill deeply and fast enough that every arm reaches the floor within the sampling window.</w:t>
       </w:r>
     </w:p>
     <w:p>
@@ -3428,7 +3442,34 @@
         <w:t>c</w:t>
       </w:r>
       <w:r>
-        <w:t>₁) makes both failure modes impossible before an experiment runs.</w:t>
+        <w:t xml:space="preserve">₁) makes both failure modes impossible before an experiment runs. The class thresholds </w:t>
+      </w:r>
+      <w:r>
+        <w:rPr>
+          <w:i/>
+        </w:rPr>
+        <w:t>c</w:t>
+      </w:r>
+      <w:r>
+        <w:t xml:space="preserve">₁, </w:t>
+      </w:r>
+      <w:r>
+        <w:rPr>
+          <w:i/>
+        </w:rPr>
+        <w:t>c</w:t>
+      </w:r>
+      <w:r>
+        <w:t xml:space="preserve">₂ are an input to this definition, not an output of it: </w:t>
+      </w:r>
+      <w:r>
+        <w:rPr>
+          <w:i/>
+        </w:rPr>
+        <w:t>N</w:t>
+      </w:r>
+      <w:r>
+        <w:t>_id only tests a classification independently of the data being classified when the thresholds come from somewhere other than that data. Where a deposit states its own thresholds, the test is independent; where they are recovered from the deposit itself, as in Results Section 2, the agreement that follows is an identity rather than a test, and the manuscript says so at the point it occurs.</w:t>
       </w:r>
     </w:p>
     <w:p>
@@ -3454,7 +3495,7 @@
         <w:t>Tobit model</w:t>
       </w:r>
       <w:r>
-        <w:t xml:space="preserve"> with observation-specific left-censoring limits, fitted by maximum likelihood (29); a censored reading contributes log Φ((limit − µ)/σ), the probability it fell below its own limit (Beal's M3 written for this assay (30)). As a computational consistency check, 50 imputed datasets were generated from the fitted truncated-normal distribution, analysed by ordinary least squares, and pooled using Rubin's rules (31); both procedures share the same distributional assumptions, and their agreement shows the answer does not depend on which arithmetic recovers it, not that the sub-floor distribution is normal.</w:t>
+        <w:t xml:space="preserve"> with observation-specific left-censoring limits, fitted by maximum likelihood (31); a censored reading contributes log Φ((limit − µ)/σ), the probability it fell below its own limit (Beal's M3 written for this assay (32)). As a computational consistency check, 50 imputed datasets were generated from the fitted truncated-normal distribution, analysed by ordinary least squares, and pooled using Rubin's rules (33); both procedures share the same distributional assumptions, and their agreement shows the answer does not depend on which arithmetic recovers it, not that the sub-floor distribution is normal.</w:t>
       </w:r>
     </w:p>
     <w:p>
@@ -3468,7 +3509,7 @@
         <w:t>The tolerance label</w:t>
       </w:r>
       <w:r>
-        <w:t xml:space="preserve"> was modelled as an ordered categorical outcome by proportional-odds ordinal logistic regression (32), with starting density as a prespecified covariate; proportional odds was tested by a Brant test per predictor (33) and a likelihood-ratio test against a generalised ordered logit (34), with the partial-proportional-odds fit reported where it fails and checked against a multinomial fit assuming no ordering (Table S16).</w:t>
+        <w:t xml:space="preserve"> was modelled as an ordered categorical outcome by proportional-odds ordinal logistic regression (34), with starting density as a prespecified covariate; proportional odds was tested by a Brant test per predictor (35) and a likelihood-ratio test against a generalised ordered logit (36), with the partial-proportional-odds fit reported where it fails and checked against a multinomial fit assuming no ordering (Table S16).</w:t>
       </w:r>
     </w:p>
     <w:p>
@@ -3479,7 +3520,7 @@
         <w:t>Time-to-event analysis</w:t>
       </w:r>
       <w:r>
-        <w:t xml:space="preserve"> treated the first observed crossing below the assay floor as the event, right-censoring series that never fall below it; 60 per cent of series that cross read above the floor again at a later visit, so the event is a crossing, not a clearance. The crossing time is interval-censored between the last visit above the floor and the first below it; interval-censored fits (35) are reported alongside Kaplan–Meier (36) and Cox proportional hazards (37) as descriptive summaries, with cluster bootstraps over laboratories and flasks (38) in place of the partial likelihood's independence assumption, and proportionality tested on Schoenfeld residuals (39, 40).</w:t>
+        <w:t xml:space="preserve"> treated the first observed crossing below the assay floor as the event, right-censoring series that never fall below it; 60 per cent of series that cross read above the floor again at a later visit, so the event is a crossing, not a clearance. The crossing time is interval-censored between the last visit above the floor and the first below it; interval-censored fits (37) are reported alongside Kaplan–Meier (38) and Cox proportional hazards (39) as descriptive summaries, with cluster bootstraps over laboratories and flasks (40) in place of the partial likelihood's independence assumption, and proportionality tested on Schoenfeld residuals (41, 42).</w:t>
       </w:r>
     </w:p>
     <w:p>
@@ -3490,7 +3531,7 @@
         <w:t>The replicate-level bootstrap</w:t>
       </w:r>
       <w:r>
-        <w:t xml:space="preserve"> (41) behind interval slopes resamples the three replicate counts with replacement, takes their mean, refits the concentration slope on each draw, and takes percentile intervals from 20,000 draws, reported instead of the least-squares fit through the deposited concentration means, which has two residual degrees of freedom and discards the replicate scatter. An interval on a proportion is the Jeffreys interval (42), which does not collapse to zero width at the sample sizes here.</w:t>
+        <w:t xml:space="preserve"> (43) behind interval slopes resamples the three replicate counts with replacement, takes their mean, refits the concentration slope on each draw, and takes percentile intervals from 20,000 draws, reported instead of the least-squares fit through the deposited concentration means, which has two residual degrees of freedom and discards the replicate scatter. An interval on a proportion is the Jeffreys interval (44), which does not collapse to zero width at the sample sizes here.</w:t>
       </w:r>
     </w:p>
     <w:p>
@@ -3510,7 +3551,7 @@
         <w:t>N₀</w:t>
       </w:r>
       <w:r>
-        <w:t xml:space="preserve"> and an average direct effect (43, 44), with bootstrap percentile intervals from 5,000 resamples. A refit excludes the 18 of 203 isolates whose day-5 reading sits at or below the floor, since their recorded fraction carries no measured numerator. Sequential ignorability is assumed and untestable here; the sensitivity that matters is the residual correlation between mediator and outcome errors at which the point estimate crosses zero, about −0.23. No claim is made that unmeasured confounding is absent.</w:t>
+        <w:t xml:space="preserve"> and an average direct effect (45, 46), with bootstrap percentile intervals from 5,000 resamples. A refit excludes the 18 of 203 isolates whose day-5 reading sits at or below the floor, since their recorded fraction carries no measured numerator. Sequential ignorability is assumed and untestable here; the sensitivity that matters is the residual correlation between mediator and outcome errors at which the point estimate crosses zero, about −0.23. No claim is made that unmeasured confounding is absent.</w:t>
       </w:r>
     </w:p>
     <w:p>
@@ -3705,7 +3746,7 @@
         <w:t>Multiplicity.</w:t>
       </w:r>
       <w:r>
-        <w:t xml:space="preserve"> Where a question admits more than one test, every test the deposit supports is run, and the family is corrected by the Benjamini–Hochberg procedure (45) at a false discovery rate of 5 per cent.</w:t>
+        <w:t xml:space="preserve"> Where a question admits more than one test, every test the deposit supports is run, and the family is corrected by the Benjamini–Hochberg procedure (47) at a false discovery rate of 5 per cent.</w:t>
       </w:r>
     </w:p>
     <w:p>
@@ -3715,7 +3756,7 @@
     </w:p>
     <w:p>
       <w:r>
-        <w:t>Analyses used Python 3.14 with numpy 2.5.0 (46), scipy 1.18.0 (47), pandas 3.0.3 (48), statsmodels 0.15.0 (49) and lifelines 0.30.3 (50).</w:t>
+        <w:t>Analyses used Python 3.14 with numpy 2.5.0 (48), scipy 1.18.0 (49), pandas 3.0.3 (50), statsmodels 0.15.0 (51) and lifelines 0.30.3 (52).</w:t>
       </w:r>
     </w:p>
     <w:p>
@@ -3741,7 +3782,7 @@
         <w:t>Escherichia coli</w:t>
       </w:r>
       <w:r>
-        <w:t>. No human or animal subjects were involved, no patient samples were collected, and no individual is identifiable from any material presented here. The prospective experiment was performed at the Department of Microbiology, Iran University of Medical Sciences, Tehran, Iran, on a biosafety-level-1-appropriate quality-control strain (ATCC 25922); no institutional review board holds jurisdiction over secondary analysis of de-identified public data or over work on a bacterial quality-control strain.</w:t>
+        <w:t>. No human or animal subjects were involved, no patient samples were collected, and no individual is identifiable from any material presented here. The clinical isolates reanalysed in Section 1 through Section 5 were collected under the ethical approval reported by their depositors: the Institutional Research Board of Pham Ngoc Thach Hospital, the Ho Chi Minh City Health Services and the Oxford University Tropical Research Ethics Committee (OxTREC 030-07) (53); the isolates are deposited de-identified and CC BY 4.0 licensed for secondary analysis, and this manuscript performs no new sampling from any patient. The prospective experiment was performed at the Department of Microbiology, Iran University of Medical Sciences, Tehran, Iran, on a biosafety-level-1-appropriate quality-control strain (ATCC 25922); no institutional review board holds jurisdiction over secondary analysis of de-identified public data or over work on a bacterial quality-control strain.</w:t>
       </w:r>
     </w:p>
     <w:p>
@@ -3775,12 +3816,12 @@
     </w:p>
     <w:p>
       <w:r>
-        <w:t>Every dataset analysed here was already public under an open licence. Each is identified in Table 3 and cited alongside the article that first described it: Vijay and colleagues (21, 51), van Wijk and colleagues (8, 9), Windels and colleagues (23, 24), Kaur and colleagues (25, 26), and the hollow-fibre Source Data of Dubey and colleagues (10, 11), held out of every fitting step. The readings from the prospective experiment are deposited with the analysis code.</w:t>
+        <w:t>Every dataset analysed here was already public under an open licence. Each is identified in Table 3 and cited alongside the article that first described it: Vijay and colleagues (23, 53), van Wijk and colleagues (9, 10), Windels and colleagues (25, 26), Kaur and colleagues (27, 28), and the hollow-fibre Source Data of Dubey and colleagues (11, 12), held out of every fitting step. The readings from the prospective experiment are deposited with the analysis code.</w:t>
       </w:r>
     </w:p>
     <w:p>
       <w:r>
-        <w:t>That code, both audit scripts, the headroom tool and machine-readable receipts recording the software versions each stage ran under are in a public repository (52), dual-licensed: the code under the Massachusetts Institute of Technology (MIT) licence, and the manuscript, figures and results under CC BY 4.0. The deposits keep their depositors' own licences. It is at https://github.com/piranfar/detection-floor-tolerance-endpoints, and this manuscript was built from commit 5433e8e+ of it.</w:t>
+        <w:t>That code, both audit scripts, the headroom tool and machine-readable receipts recording the software versions each stage ran under are in a public repository (54), dual-licensed: the code under the Massachusetts Institute of Technology (MIT) licence, and the manuscript, figures and results under CC BY 4.0. The deposits keep their depositors' own licences. It is at https://github.com/piranfar/detection-floor-tolerance-endpoints, and this manuscript was built from commit 46bf2a0+ of it.</w:t>
       </w:r>
     </w:p>
     <w:p>
@@ -6252,7 +6293,7 @@
               <w:rPr>
                 <w:sz w:val="18"/>
               </w:rPr>
-              <w:t>Zenodo 7550302 (23)</w:t>
+              <w:t>Zenodo 7550302 (25)</w:t>
             </w:r>
           </w:p>
         </w:tc>
@@ -6589,22 +6630,27 @@
     </w:p>
     <w:p>
       <w:r>
-        <w:t>5. Cochran WG. 1950. Estimation of bacterial densities by means of the "most probable number". Biometrics 6:105. https://doi.org/10.2307/3001491.</w:t>
+        <w:t>5. Harms A, Fino C, Sørensen MA, Semsey S, Gerdes K. 2017. Prophages and growth dynamics confound experimental results with antibiotic-tolerant persister cells. mBio 8:e01964-17. https://doi.org/10.1128/mBio.01964-17.</w:t>
       </w:r>
     </w:p>
     <w:p>
       <w:r>
-        <w:t>6. Blodgett R. 2023. BAM appendix 2: most probable number from serial dilutions. Bacteriological analytical manual. US Food and Drug Administration, Silver Spring, MD. https://www.fda.gov/food/laboratory-methods-food/bam-appendix-2-most-probable-number-serial-dilutions.</w:t>
+        <w:t>6. Cochran WG. 1950. Estimation of bacterial densities by means of the "most probable number". Biometrics 6:105. https://doi.org/10.2307/3001491.</w:t>
       </w:r>
     </w:p>
     <w:p>
       <w:r>
-        <w:t>7. Mann HB, Whitney DR. 1947. On a test of whether one of two random variables is stochastically larger than the other. Ann Math Stat 18:50-60. https://doi.org/10.1214/aoms/1177730491.</w:t>
+        <w:t>7. Blodgett R. 2023. BAM appendix 2: most probable number from serial dilutions. Bacteriological analytical manual. US Food and Drug Administration, Silver Spring, MD. https://www.fda.gov/food/laboratory-methods-food/bam-appendix-2-most-probable-number-serial-dilutions.</w:t>
       </w:r>
     </w:p>
     <w:p>
       <w:r>
-        <w:t xml:space="preserve">8. van Wijk RC, Lucía A, Sudhakar PK, Sonnenkalb L, Gaudin C, Hoffmann E, Dremierre B, Aguilar-Ayala DA, Dal Molin M, Rybniker J, de Giorgi S, Cioetto-Mazzabò L, Segafreddo G, Manganelli R, Degiacomi G, Recchia D, Pasca MR, Simonsson USH, Ramón-García S. 2023. Implementing best practices on data generation and reporting of </w:t>
+        <w:t>8. Mann HB, Whitney DR. 1947. On a test of whether one of two random variables is stochastically larger than the other. Ann Math Stat 18:50-60. https://doi.org/10.1214/aoms/1177730491.</w:t>
+      </w:r>
+    </w:p>
+    <w:p>
+      <w:r>
+        <w:t xml:space="preserve">9. van Wijk RC, Lucía A, Sudhakar PK, Sonnenkalb L, Gaudin C, Hoffmann E, Dremierre B, Aguilar-Ayala DA, Dal Molin M, Rybniker J, de Giorgi S, Cioetto-Mazzabò L, Segafreddo G, Manganelli R, Degiacomi G, Recchia D, Pasca MR, Simonsson USH, Ramón-García S. 2023. Implementing best practices on data generation and reporting of </w:t>
       </w:r>
       <w:r>
         <w:rPr>
@@ -6618,7 +6664,7 @@
     </w:p>
     <w:p>
       <w:r>
-        <w:t xml:space="preserve">9. van Wijk RC, Lucía Quintana A, Ramón-García S. 2023. </w:t>
+        <w:t xml:space="preserve">10. van Wijk RC, Lucía Quintana A, Ramón-García S. 2023. </w:t>
       </w:r>
       <w:r>
         <w:rPr>
@@ -6632,7 +6678,7 @@
     </w:p>
     <w:p>
       <w:r>
-        <w:t xml:space="preserve">10. Dubey V, Darlow C, Gerada A, Unsworth J, Sheth E, Reza N, Farrington N, Haldenby S, Warren D, Liu X, Howard A, Hope W. 2026. Molecular pharmacodynamics of amoxicillin-clavulanic acid for urinary tract infections caused by </w:t>
+        <w:t xml:space="preserve">11. Dubey V, Darlow C, Gerada A, Unsworth J, Sheth E, Reza N, Farrington N, Haldenby S, Warren D, Liu X, Howard A, Hope W. 2026. Molecular pharmacodynamics of amoxicillin-clavulanic acid for urinary tract infections caused by </w:t>
       </w:r>
       <w:r>
         <w:rPr>
@@ -6646,7 +6692,7 @@
     </w:p>
     <w:p>
       <w:r>
-        <w:t xml:space="preserve">11. Dubey V, Darlow C, Gerada A, Unsworth J, Sheth E, Reza N, Farrington N, Haldenby S, Warren D, Liu X, Howard A, Hope W. 2026. Source Data to "Molecular pharmacodynamics of amoxicillin-clavulanic acid for urinary tract infections caused by </w:t>
+        <w:t xml:space="preserve">12. Dubey V, Darlow C, Gerada A, Unsworth J, Sheth E, Reza N, Farrington N, Haldenby S, Warren D, Liu X, Howard A, Hope W. 2026. Source Data to "Molecular pharmacodynamics of amoxicillin-clavulanic acid for urinary tract infections caused by </w:t>
       </w:r>
       <w:r>
         <w:rPr>
@@ -6660,42 +6706,42 @@
     </w:p>
     <w:p>
       <w:r>
-        <w:t>12. Evangelopoulos D, Prosser G, Rodgers A, Dagg B, Khatri B, Bhagwat A, Gonzalo X, Kolyva A, Bertozzi G, Silva-Pereira TT, Gibbons N, Bhatt A, Sabharwal N, Perdigao J, Portugal I, Rodrigues C, Duarte R, Gomes M, Cirillo DM, McHugh TD. 2022. Data from: Comparative evaluation of viable count, molecular bacterial load and most probable number for the enumeration of Mycobacterium tuberculosis in murine tissue. University College London Research Data Repository. https://doi.org/10.5522/04/19175153.v2. Retrieved 2026-09-07.</w:t>
+        <w:t>13. Evangelopoulos D, Prosser G, Rodgers A, Dagg B, Khatri B, Bhagwat A, Gonzalo X, Kolyva A, Bertozzi G, Silva-Pereira TT, Gibbons N, Bhatt A, Sabharwal N, Perdigao J, Portugal I, Rodrigues C, Duarte R, Gomes M, Cirillo DM, McHugh TD. 2022. Data from: Comparative evaluation of viable count, molecular bacterial load and most probable number for the enumeration of Mycobacterium tuberculosis in murine tissue. University College London Research Data Repository. https://doi.org/10.5522/04/19175153.v2. Retrieved 2026-09-07.</w:t>
       </w:r>
     </w:p>
     <w:p>
       <w:r>
-        <w:t>13. Mukamolova GV, Turapov O, Malkin J, Woltmann G, Barer MR. 2010. Resuscitation-promoting factors reveal an occult population of tubercle bacilli in sputum. Am J Respir Crit Care Med 181:174-180. https://doi.org/10.1164/rccm.200905-0661OC.</w:t>
+        <w:t>14. Mukamolova GV, Turapov O, Malkin J, Woltmann G, Barer MR. 2010. Resuscitation-promoting factors reveal an occult population of tubercle bacilli in sputum. Am J Respir Crit Care Med 181:174-180. https://doi.org/10.1164/rccm.200905-0661OC.</w:t>
       </w:r>
     </w:p>
     <w:p>
       <w:r>
-        <w:t>14. Chengalroyen MD, Beukes GM, Gordhan BG, Streicher EM, Churchyard G, Hafner R, Warren R, Otwombe K, Martinson N, Kana BD. 2016. Detection and quantification of differentially culturable tubercle bacteria in sputum from patients with tuberculosis. Am J Respir Crit Care Med 194:1532-1540. https://doi.org/10.1164/rccm.201604-0769OC.</w:t>
+        <w:t>15. Chengalroyen MD, Beukes GM, Gordhan BG, Streicher EM, Churchyard G, Hafner R, Warren R, Otwombe K, Martinson N, Kana BD. 2016. Detection and quantification of differentially culturable tubercle bacteria in sputum from patients with tuberculosis. Am J Respir Crit Care Med 194:1532-1540. https://doi.org/10.1164/rccm.201604-0769OC.</w:t>
       </w:r>
     </w:p>
     <w:p>
       <w:r>
-        <w:t>15. Saito K, Warrier T, Somersan-Karakaya S, Kaminski L, Mi J, Jiang X, Park S, Shigyo K, Gold B, Roberts J, Weber E, Jacobs WR Jr, Nathan CF. 2017. Rifamycin action on RNA polymerase in antibiotic-tolerant Mycobacterium tuberculosis results in differentially detectable populations. Proc Natl Acad Sci U S A 114:E4832-E4840. https://doi.org/10.1073/pnas.1705385114.</w:t>
+        <w:t>16. Saito K, Warrier T, Somersan-Karakaya S, Kaminski L, Mi J, Jiang X, Park S, Shigyo K, Gold B, Roberts J, Weber E, Jacobs WR Jr, Nathan CF. 2017. Rifamycin action on RNA polymerase in antibiotic-tolerant Mycobacterium tuberculosis results in differentially detectable populations. Proc Natl Acad Sci U S A 114:E4832-E4840. https://doi.org/10.1073/pnas.1705385114.</w:t>
       </w:r>
     </w:p>
     <w:p>
       <w:r>
-        <w:t>16. National Committee for Clinical Laboratory Standards. 1999. Methods for determining bactericidal activity of antimicrobial agents; approved guideline. NCCLS document M26-A. National Committee for Clinical Laboratory Standards, Wayne, PA. ISBN 1-56238-384-1.</w:t>
+        <w:t>17. National Committee for Clinical Laboratory Standards. 1999. Methods for determining bactericidal activity of antimicrobial agents; approved guideline. NCCLS document M26-A. National Committee for Clinical Laboratory Standards, Wayne, PA. ISBN 1-56238-384-1.</w:t>
       </w:r>
     </w:p>
     <w:p>
       <w:r>
-        <w:t>17. Vilchèze C, Jacobs WR Jr. 2007. The mechanism of isoniazid killing: clarity through the scope of genetics. Annu Rev Microbiol 61:35-50. https://doi.org/10.1146/annurev.micro.61.111606.122346.</w:t>
+        <w:t>18. Vilchèze C, Jacobs WR Jr. 2007. The mechanism of isoniazid killing: clarity through the scope of genetics. Annu Rev Microbiol 61:35-50. https://doi.org/10.1146/annurev.micro.61.111606.122346.</w:t>
       </w:r>
     </w:p>
     <w:p>
       <w:r>
-        <w:t>18. Campbell EA, Korzheva N, Mustaev A, Murakami K, Nair S, Goldfarb A, Darst SA. 2001. Structural mechanism for rifampicin inhibition of bacterial RNA polymerase. Cell 104:901-912. https://doi.org/10.1016/S0092-8674(01)00286-0.</w:t>
+        <w:t>19. Campbell EA, Korzheva N, Mustaev A, Murakami K, Nair S, Goldfarb A, Darst SA. 2001. Structural mechanism for rifampicin inhibition of bacterial RNA polymerase. Cell 104:901-912. https://doi.org/10.1016/S0092-8674(01)00286-0.</w:t>
       </w:r>
     </w:p>
     <w:p>
       <w:r>
-        <w:t xml:space="preserve">19. March VFA, Mchedlishvili K, Goig GA, Maghradze N, Avaliani T, Aspindzelashvili R, Avaliani Z, Kipiani M, Tukvadze N, Jugheli L, Bouaouina S, Doetsch A, Kalkan S, Reinhardt M, Gagneux S, Borrell S. 2025. Within-host evolution of drug tolerance in </w:t>
+        <w:t xml:space="preserve">20. March VFA, Mchedlishvili K, Goig GA, Maghradze N, Avaliani T, Aspindzelashvili R, Avaliani Z, Kipiani M, Tukvadze N, Jugheli L, Bouaouina S, Doetsch A, Kalkan S, Reinhardt M, Gagneux S, Borrell S. 2025. Within-host evolution of drug tolerance in </w:t>
       </w:r>
       <w:r>
         <w:rPr>
@@ -6709,12 +6755,17 @@
     </w:p>
     <w:p>
       <w:r>
-        <w:t>20. ASTM International. 2023. E2315-23: Standard Guide for Assessment of Antimicrobial Activity Using a Time-Kill Procedure. ASTM International, West Conshohocken, PA. https://doi.org/10.1520/E2315-23.</w:t>
+        <w:t>21. Michael CT, Budak M, Maiello P, Kracinovsky K, Rodgers M, Tomko J, Lin PL, Flynn J, Linderman JJ, Kirschner D. 2025. Rankings of tuberculosis antibiotic treatment regimens are sensitive to spatial scale, detection limit, and initial host bacterial burden. J Theor Biol. https://doi.org/10.1016/j.jtbi.2025.112176.</w:t>
       </w:r>
     </w:p>
     <w:p>
       <w:r>
-        <w:t xml:space="preserve">21. Vijay S, Bao NLH, Vinh DN, Nhat LTH, Thu DDA, Quang NL, Trieu LPT, Nhung HN, Ha VTN, Thai PVK, Ha DTM, Lan NH, Caws M, Thwaites GE, Javid B, Thuong NT. 2024. Supplementary file 2 to "Rifampicin tolerance and growth fitness among isoniazid-resistant clinical </w:t>
+        <w:t>22. ASTM International. 2023. E2315-23: Standard Guide for Assessment of Antimicrobial Activity Using a Time-Kill Procedure. ASTM International, West Conshohocken, PA. https://doi.org/10.1520/E2315-23.</w:t>
+      </w:r>
+    </w:p>
+    <w:p>
+      <w:r>
+        <w:t xml:space="preserve">23. Vijay S, Bao NLH, Vinh DN, Nhat LTH, Thu DDA, Quang NL, Trieu LPT, Nhung HN, Ha VTN, Thai PVK, Ha DTM, Lan NH, Caws M, Thwaites GE, Javid B, Thuong NT. 2024. Supplementary file 2 to "Rifampicin tolerance and growth fitness among isoniazid-resistant clinical </w:t>
       </w:r>
       <w:r>
         <w:rPr>
@@ -6728,7 +6779,7 @@
     </w:p>
     <w:p>
       <w:r>
-        <w:t xml:space="preserve">22. Rabodoarivelo MS, Hoffmann E, Gaudin C, Aguilar-Ayala DA, Galizia J, Sonnenkalb L, Dal Molin M, Cioetto-Mazzabò L, Degiacomi G, Recchia D, Rybniker J, Manganelli R, Pasca MR, Ramón-García S, Lucía A. 2025. Protocol to quantify bacterial burden in time-kill assays using colony-forming units and most probable number readouts for </w:t>
+        <w:t xml:space="preserve">24. Rabodoarivelo MS, Hoffmann E, Gaudin C, Aguilar-Ayala DA, Galizia J, Sonnenkalb L, Dal Molin M, Cioetto-Mazzabò L, Degiacomi G, Recchia D, Rybniker J, Manganelli R, Pasca MR, Ramón-García S, Lucía A. 2025. Protocol to quantify bacterial burden in time-kill assays using colony-forming units and most probable number readouts for </w:t>
       </w:r>
       <w:r>
         <w:rPr>
@@ -6742,17 +6793,17 @@
     </w:p>
     <w:p>
       <w:r>
-        <w:t>23. Windels EM, Cool L, Persy E, Swinnen J, Matthay P, Van den Bergh B, Wenseleers T, Michiels J. 2024. Antibiotic dose and nutrient availability differentially drive the evolution of antibiotic resistance and persistence. ISME J 18:wrae070. https://doi.org/10.1093/ismejo/wrae070.</w:t>
+        <w:t>25. Windels EM, Cool L, Persy E, Swinnen J, Matthay P, Van den Bergh B, Wenseleers T, Michiels J. 2024. Antibiotic dose and nutrient availability differentially drive the evolution of antibiotic resistance and persistence. ISME J 18:wrae070. https://doi.org/10.1093/ismejo/wrae070.</w:t>
       </w:r>
     </w:p>
     <w:p>
       <w:r>
-        <w:t>24. Windels EM, Cool L, Persy E, Swinnen J, Matthay P, Van den Bergh B, Wenseleers T, Michiels J. 2024. Data supporting "Antibiotic dose and nutrient availability differentially drive the evolution of antibiotic resistance and persistence". Zenodo. https://doi.org/10.5281/zenodo.7550302.</w:t>
+        <w:t>26. Windels EM, Cool L, Persy E, Swinnen J, Matthay P, Van den Bergh B, Wenseleers T, Michiels J. 2024. Data supporting "Antibiotic dose and nutrient availability differentially drive the evolution of antibiotic resistance and persistence". Zenodo. https://doi.org/10.5281/zenodo.7550302.</w:t>
       </w:r>
     </w:p>
     <w:p>
       <w:r>
-        <w:t xml:space="preserve">25. Kaur P, Ramya VK, Naveenkumar CN, Bharathkumar K, Singh M, Hobbie SN, Shandil RK, Narayanan S. 2024. Apramycin kills replicating and non-replicating </w:t>
+        <w:t xml:space="preserve">27. Kaur P, Ramya VK, Naveenkumar CN, Bharathkumar K, Singh M, Hobbie SN, Shandil RK, Narayanan S. 2024. Apramycin kills replicating and non-replicating </w:t>
       </w:r>
       <w:r>
         <w:rPr>
@@ -6766,7 +6817,7 @@
     </w:p>
     <w:p>
       <w:r>
-        <w:t xml:space="preserve">26. Kaur P. 2024. Apramycin kills replicating and non-replicating </w:t>
+        <w:t xml:space="preserve">28. Kaur P. 2024. Apramycin kills replicating and non-replicating </w:t>
       </w:r>
       <w:r>
         <w:rPr>
@@ -6780,127 +6831,127 @@
     </w:p>
     <w:p>
       <w:r>
-        <w:t>27. Clinical and Laboratory Standards Institute. 2024. Methods for dilution antimicrobial susceptibility tests for bacteria that grow aerobically, 12th ed. CLSI standard M07. Clinical and Laboratory Standards Institute, Wayne, PA.</w:t>
+        <w:t>29. Clinical and Laboratory Standards Institute. 2024. Methods for dilution antimicrobial susceptibility tests for bacteria that grow aerobically, 12th ed. CLSI standard M07. Clinical and Laboratory Standards Institute, Wayne, PA.</w:t>
       </w:r>
     </w:p>
     <w:p>
       <w:r>
-        <w:t>28. Clinical and Laboratory Standards Institute. 2026. Performance standards for antimicrobial susceptibility testing, 36th ed. CLSI supplement M100. Clinical and Laboratory Standards Institute, Wayne, PA.</w:t>
+        <w:t>30. Clinical and Laboratory Standards Institute. 2026. Performance standards for antimicrobial susceptibility testing, 36th ed. CLSI supplement M100. Clinical and Laboratory Standards Institute, Wayne, PA.</w:t>
       </w:r>
     </w:p>
     <w:p>
       <w:r>
-        <w:t>29. Tobin J. 1958. Estimation of relationships for limited dependent variables. Econometrica 26:24. https://doi.org/10.2307/1907382.</w:t>
+        <w:t>31. Tobin J. 1958. Estimation of relationships for limited dependent variables. Econometrica 26:24. https://doi.org/10.2307/1907382.</w:t>
       </w:r>
     </w:p>
     <w:p>
       <w:r>
-        <w:t>30. Beal SL. 2001. Ways to fit a PK model with some data below the quantification limit. J Pharmacokinet Pharmacodyn 28:481-504. https://doi.org/10.1023/A:1012299115260.</w:t>
+        <w:t>32. Beal SL. 2001. Ways to fit a PK model with some data below the quantification limit. J Pharmacokinet Pharmacodyn 28:481-504. https://doi.org/10.1023/A:1012299115260.</w:t>
       </w:r>
     </w:p>
     <w:p>
       <w:r>
-        <w:t>31. Rubin DB. 1987. Multiple imputation for nonresponse in surveys. John Wiley &amp; Sons, New York, NY. https://doi.org/10.1002/9780470316696.</w:t>
+        <w:t>33. Rubin DB. 1987. Multiple imputation for nonresponse in surveys. John Wiley &amp; Sons, New York, NY. https://doi.org/10.1002/9780470316696.</w:t>
       </w:r>
     </w:p>
     <w:p>
       <w:r>
-        <w:t>32. McCullagh P. 1980. Regression models for ordinal data. J R Stat Soc Series B Stat Methodol 42:109-127. https://doi.org/10.1111/j.2517-6161.1980.tb01109.x.</w:t>
+        <w:t>34. McCullagh P. 1980. Regression models for ordinal data. J R Stat Soc Series B Stat Methodol 42:109-127. https://doi.org/10.1111/j.2517-6161.1980.tb01109.x.</w:t>
       </w:r>
     </w:p>
     <w:p>
       <w:r>
-        <w:t>33. Brant R. 1990. Assessing proportionality in the proportional odds model for ordinal logistic regression. Biometrics 46:1171-1178.</w:t>
+        <w:t>35. Brant R. 1990. Assessing proportionality in the proportional odds model for ordinal logistic regression. Biometrics 46:1171-1178.</w:t>
       </w:r>
     </w:p>
     <w:p>
       <w:r>
-        <w:t>34. Peterson B, Harrell FE Jr. 1990. Partial proportional odds models for ordinal response variables. J R Stat Soc Ser C Appl Stat 39:205. https://doi.org/10.2307/2347760.</w:t>
+        <w:t>36. Peterson B, Harrell FE Jr. 1990. Partial proportional odds models for ordinal response variables. J R Stat Soc Ser C Appl Stat 39:205. https://doi.org/10.2307/2347760.</w:t>
       </w:r>
     </w:p>
     <w:p>
       <w:r>
-        <w:t>35. Turnbull BW. 1976. The empirical distribution function with arbitrarily grouped, censored and truncated data. J R Stat Soc Series B Stat Methodol 38:290-295. https://doi.org/10.1111/j.2517-6161.1976.tb01597.x.</w:t>
+        <w:t>37. Turnbull BW. 1976. The empirical distribution function with arbitrarily grouped, censored and truncated data. J R Stat Soc Series B Stat Methodol 38:290-295. https://doi.org/10.1111/j.2517-6161.1976.tb01597.x.</w:t>
       </w:r>
     </w:p>
     <w:p>
       <w:r>
-        <w:t>36. Kaplan EL, Meier P. 1958. Nonparametric estimation from incomplete observations. J Am Stat Assoc 53:457-481. https://doi.org/10.1080/01621459.1958.10501452.</w:t>
+        <w:t>38. Kaplan EL, Meier P. 1958. Nonparametric estimation from incomplete observations. J Am Stat Assoc 53:457-481. https://doi.org/10.1080/01621459.1958.10501452.</w:t>
       </w:r>
     </w:p>
     <w:p>
       <w:r>
-        <w:t>37. Cox DR. 1972. Regression models and life-tables. J R Stat Soc Series B Stat Methodol 34:187-202. https://doi.org/10.1111/j.2517-6161.1972.tb00899.x.</w:t>
+        <w:t>39. Cox DR. 1972. Regression models and life-tables. J R Stat Soc Series B Stat Methodol 34:187-202. https://doi.org/10.1111/j.2517-6161.1972.tb00899.x.</w:t>
       </w:r>
     </w:p>
     <w:p>
       <w:r>
-        <w:t>38. Field CA, Welsh AH. 2007. Bootstrapping clustered data. J R Stat Soc Series B Stat Methodol 69:369-390. https://doi.org/10.1111/j.1467-9868.2007.00593.x.</w:t>
+        <w:t>40. Field CA, Welsh AH. 2007. Bootstrapping clustered data. J R Stat Soc Series B Stat Methodol 69:369-390. https://doi.org/10.1111/j.1467-9868.2007.00593.x.</w:t>
       </w:r>
     </w:p>
     <w:p>
       <w:r>
-        <w:t>39. Schoenfeld D. 1982. Partial residuals for the proportional hazards regression model. Biometrika 69:239-241. https://doi.org/10.1093/biomet/69.1.239.</w:t>
+        <w:t>41. Schoenfeld D. 1982. Partial residuals for the proportional hazards regression model. Biometrika 69:239-241. https://doi.org/10.1093/biomet/69.1.239.</w:t>
       </w:r>
     </w:p>
     <w:p>
       <w:r>
-        <w:t>40. Grambsch PM, Therneau TM. 1994. Proportional hazards tests and diagnostics based on weighted residuals. Biometrika 81:515-526. https://doi.org/10.1093/biomet/81.3.515.</w:t>
+        <w:t>42. Grambsch PM, Therneau TM. 1994. Proportional hazards tests and diagnostics based on weighted residuals. Biometrika 81:515-526. https://doi.org/10.1093/biomet/81.3.515.</w:t>
       </w:r>
     </w:p>
     <w:p>
       <w:r>
-        <w:t>41. Efron B. 1979. Bootstrap methods: another look at the jackknife. Ann Stat 7:1-26. https://doi.org/10.1214/aos/1176344552.</w:t>
+        <w:t>43. Efron B. 1979. Bootstrap methods: another look at the jackknife. Ann Stat 7:1-26. https://doi.org/10.1214/aos/1176344552.</w:t>
       </w:r>
     </w:p>
     <w:p>
       <w:r>
-        <w:t>42. Brown LD, Cai TT, DasGupta A. 2001. Interval estimation for a binomial proportion. Stat Sci 16:101-133. https://doi.org/10.1214/ss/1009213286.</w:t>
+        <w:t>44. Brown LD, Cai TT, DasGupta A. 2001. Interval estimation for a binomial proportion. Stat Sci 16:101-133. https://doi.org/10.1214/ss/1009213286.</w:t>
       </w:r>
     </w:p>
     <w:p>
       <w:r>
-        <w:t>43. Imai K, Keele L, Yamamoto T. 2010. Identification, inference and sensitivity analysis for causal mediation effects. Stat Sci 25:51-71. https://doi.org/10.1214/10-STS321.</w:t>
+        <w:t>45. Imai K, Keele L, Yamamoto T. 2010. Identification, inference and sensitivity analysis for causal mediation effects. Stat Sci 25:51-71. https://doi.org/10.1214/10-STS321.</w:t>
       </w:r>
     </w:p>
     <w:p>
       <w:r>
-        <w:t>44. Baron RM, Kenny DA. 1986. The moderator-mediator variable distinction in social psychological research: conceptual, strategic, and statistical considerations. J Pers Soc Psychol 51:1173-1182. https://doi.org/10.1037/0022-3514.51.6.1173.</w:t>
+        <w:t>46. Baron RM, Kenny DA. 1986. The moderator-mediator variable distinction in social psychological research: conceptual, strategic, and statistical considerations. J Pers Soc Psychol 51:1173-1182. https://doi.org/10.1037/0022-3514.51.6.1173.</w:t>
       </w:r>
     </w:p>
     <w:p>
       <w:r>
-        <w:t>45. Benjamini Y, Hochberg Y. 1995. Controlling the false discovery rate: a practical and powerful approach to multiple testing. J R Stat Soc Series B Stat Methodol 57:289-300. https://doi.org/10.1111/j.2517-6161.1995.tb02031.x.</w:t>
+        <w:t>47. Benjamini Y, Hochberg Y. 1995. Controlling the false discovery rate: a practical and powerful approach to multiple testing. J R Stat Soc Series B Stat Methodol 57:289-300. https://doi.org/10.1111/j.2517-6161.1995.tb02031.x.</w:t>
       </w:r>
     </w:p>
     <w:p>
       <w:r>
-        <w:t>46. Harris CR, Millman KJ, van der Walt SJ, Gommers R, Virtanen P, Cournapeau D, Wieser E, Taylor J, Berg S, Smith NJ, Kern R, Picus M, Hoyer S, van Kerkwijk MH, Brett M, Haldane A, del Río JF, Wiebe M, Peterson P, Gérard-Marchant P, Sheppard K, Reddy T, Weckesser W, Abbasi H, Gohlke C, Oliphant TE. 2020. Array programming with NumPy. Nature 585:357-362. https://doi.org/10.1038/s41586-020-2649-2.</w:t>
+        <w:t>48. Harris CR, Millman KJ, van der Walt SJ, Gommers R, Virtanen P, Cournapeau D, Wieser E, Taylor J, Berg S, Smith NJ, Kern R, Picus M, Hoyer S, van Kerkwijk MH, Brett M, Haldane A, del Río JF, Wiebe M, Peterson P, Gérard-Marchant P, Sheppard K, Reddy T, Weckesser W, Abbasi H, Gohlke C, Oliphant TE. 2020. Array programming with NumPy. Nature 585:357-362. https://doi.org/10.1038/s41586-020-2649-2.</w:t>
       </w:r>
     </w:p>
     <w:p>
       <w:r>
-        <w:t>47. Virtanen P, Gommers R, Oliphant TE, Haberland M, Reddy T, Cournapeau D, Burovski E, Peterson P, Weckesser W, Bright J, van der Walt SJ, Brett M, Wilson J, Millman KJ, Mayorov N, Nelson ARJ, Jones E, Kern R, Larson E, Carey CJ, Polat İ, Feng Y, Moore EW, VanderPlas J, Laxalde D, Perktold J, Cimrman R, Henriksen I, Quintero EA, Harris CR, Archibald AM, Ribeiro AH, Pedregosa F, van Mulbregt P, SciPy 1.0 Contributors. 2020. SciPy 1.0: fundamental algorithms for scientific computing in Python. Nat Methods 17:261-272. https://doi.org/10.1038/s41592-019-0686-2.</w:t>
+        <w:t>49. Virtanen P, Gommers R, Oliphant TE, Haberland M, Reddy T, Cournapeau D, Burovski E, Peterson P, Weckesser W, Bright J, van der Walt SJ, Brett M, Wilson J, Millman KJ, Mayorov N, Nelson ARJ, Jones E, Kern R, Larson E, Carey CJ, Polat İ, Feng Y, Moore EW, VanderPlas J, Laxalde D, Perktold J, Cimrman R, Henriksen I, Quintero EA, Harris CR, Archibald AM, Ribeiro AH, Pedregosa F, van Mulbregt P, SciPy 1.0 Contributors. 2020. SciPy 1.0: fundamental algorithms for scientific computing in Python. Nat Methods 17:261-272. https://doi.org/10.1038/s41592-019-0686-2.</w:t>
       </w:r>
     </w:p>
     <w:p>
       <w:r>
-        <w:t>48. McKinney W. 2010. Data structures for statistical computing in Python. Proceedings of the 9th Python in Science Conference 56-61. https://doi.org/10.25080/Majora-92bf1922-00a.</w:t>
+        <w:t>50. McKinney W. 2010. Data structures for statistical computing in Python. Proceedings of the 9th Python in Science Conference 56-61. https://doi.org/10.25080/Majora-92bf1922-00a.</w:t>
       </w:r>
     </w:p>
     <w:p>
       <w:r>
-        <w:t>49. Seabold S, Perktold J. 2010. Statsmodels: econometric and statistical modeling with Python. Proceedings of the 9th Python in Science Conference 92-96. https://doi.org/10.25080/Majora-92bf1922-011.</w:t>
+        <w:t>51. Seabold S, Perktold J. 2010. Statsmodels: econometric and statistical modeling with Python. Proceedings of the 9th Python in Science Conference 92-96. https://doi.org/10.25080/Majora-92bf1922-011.</w:t>
       </w:r>
     </w:p>
     <w:p>
       <w:r>
-        <w:t>50. Davidson-Pilon C. 2019. lifelines: survival analysis in Python. J Open Source Softw 4:1317. https://doi.org/10.21105/joss.01317.</w:t>
+        <w:t>52. Davidson-Pilon C. 2019. lifelines: survival analysis in Python. J Open Source Softw 4:1317. https://doi.org/10.21105/joss.01317.</w:t>
       </w:r>
     </w:p>
     <w:p>
       <w:r>
-        <w:t xml:space="preserve">51. Vijay S, Bao NLH, Vinh DN, Nhat LTH, Thu DDA, Quang NL, Trieu LPT, Nhung HN, Ha VTN, Thai PVK, Ha DTM, Lan NH, Caws M, Thwaites GE, Javid B, Thuong NT. 2024. Rifampicin tolerance and growth fitness among isoniazid-resistant clinical </w:t>
+        <w:t xml:space="preserve">53. Vijay S, Bao NLH, Vinh DN, Nhat LTH, Thu DDA, Quang NL, Trieu LPT, Nhung HN, Ha VTN, Thai PVK, Ha DTM, Lan NH, Caws M, Thwaites GE, Javid B, Thuong NT. 2024. Rifampicin tolerance and growth fitness among isoniazid-resistant clinical </w:t>
       </w:r>
       <w:r>
         <w:rPr>
@@ -6914,7 +6965,7 @@
     </w:p>
     <w:p>
       <w:r>
-        <w:t>52. Piranfar V. 2026. Analysis code, audit scripts and headroom tool for "Rifampicin tolerance classification is bounded by assay detection floor among clinical Mycobacterium tuberculosis isolates". GitHub. https://github.com/piranfar/detection-floor-tolerance-endpoints.</w:t>
+        <w:t>54. Piranfar V. 2026. Analysis code, audit scripts and headroom tool for "Rifampicin tolerance classification is bounded by assay detection floor among clinical Mycobacterium tuberculosis isolates". GitHub. https://github.com/piranfar/detection-floor-tolerance-endpoints.</w:t>
       </w:r>
     </w:p>
     <w:sectPr>

--- a/submission/02_manuscript.docx
+++ b/submission/02_manuscript.docx
@@ -225,17 +225,12 @@
         <w:t>Mycobacterium tuberculosis</w:t>
       </w:r>
       <w:r>
-        <w:t xml:space="preserve"> faster, and that choice is made in a flask: the compounds that could shorten a regimen are picked out of in vitro killing experiments. The experiment is simple: grow the organism, add the drug, and at set times dilute a sample, spread it on a plate, and count the colonies, each standing for one bacterium alive when it was plated, and the counts over time are the killing curve.</w:t>
+        <w:t xml:space="preserve"> faster, and that choice is made in a flask: compounds are ranked by in vitro killing curves, counts of surviving colonies read off a plate over time.</w:t>
       </w:r>
     </w:p>
     <w:p>
       <w:r>
-        <w:t>Every clinical microbiologist already knows the trap in that last step. A culture taken after antibiotics have started is not evidence of sterility. It is why blood cultures are drawn before the first dose. A drug suppresses growth, injures cells sublethally, carries over into the medium, and drives the population beneath what the plate can see; the plate then reports absence, and absence is not what happened. The rule is old, it is correct, and nobody disputes it.</w:t>
-      </w:r>
-    </w:p>
-    <w:p>
-      <w:r>
-        <w:t xml:space="preserve">The plate also has a hard floor, and the pipette sets it. The smallest positive result is one colony, and what one colony means depends on how much you spread. Plate 100 µL and one colony is 10 bacteria per mL. That is the floor. Anything below it comes back as no growth, which is not the same as nothing there. Write </w:t>
+        <w:t xml:space="preserve">A negative culture taken after treatment has begun is not evidence of sterility, which is why blood cultures are drawn before the first dose. The plate also has a hard floor, and the pipette sets it: the smallest positive result is one colony, and what one colony means depends on the volume spread. Plate 100 µL and one colony is 10 bacteria per mL. Below that the plate reports no growth, which is not the same as nothing there. Write </w:t>
       </w:r>
       <w:r>
         <w:rPr>
@@ -258,21 +253,12 @@
     </w:p>
     <w:p>
       <w:r>
-        <w:t>Tuberculosis makes the old rule expensive, because the phenotype invoked to explain why treatment takes so long is itself defined by a duration. That phenotype is tolerance: the capacity of a genetically susceptible population to survive an exposure that should kill it. These bacteria are not resistant. The drug still works on them. They just take a long time to die, and that time is the measurement. A phenotype defined by a duration is defined by exactly the observation the old rule warns about.</w:t>
+        <w:t>Tuberculosis makes that floor expensive, because the phenotype invoked to explain why treatment takes so long is itself defined by a duration. Tolerance is the capacity of a genetically susceptible population to survive an exposure that should kill it: the drug still works, the bacteria take a long time to die, and that time is the measurement.</w:t>
       </w:r>
     </w:p>
     <w:p>
       <w:r>
-        <w:t xml:space="preserve">The field's response was to engineer around the warning rather than ignore it. Rather than asking whether a culture went negative, the modern definition asks how many logs the population fell: the minimum duration for killing, MDK, is the time to a specified fractional reduction (90, 99 or 99.99 per cent) and it is proposed as the tolerance counterpart to the minimum inhibitory concentration (2, 3). The choice of a </w:t>
-      </w:r>
-      <w:r>
-        <w:rPr>
-          <w:i/>
-        </w:rPr>
-        <w:t>fraction</w:t>
-      </w:r>
-      <w:r>
-        <w:t xml:space="preserve"> is the whole point. A ratio to the starting population is scale-free: if the count falls in a straight line on a log scale at rate </w:t>
+        <w:t xml:space="preserve">Rather than asking whether a culture went negative, the modern definition asks how many logs the population fell: the minimum duration for killing, MDK, is the time to a specified fractional reduction (90, 99 or 99.99 per cent), proposed as the tolerance counterpart to the minimum inhibitory concentration (2, 3). The fraction is the whole point. A ratio to the starting population is scale-free: if the count falls in a straight line on a log scale at rate </w:t>
       </w:r>
       <w:r>
         <w:rPr>
@@ -299,35 +285,17 @@
         <w:t>q/b</w:t>
       </w:r>
       <w:r>
-        <w:t>, and the starting density cancels. By construction, MDK cannot be contaminated by how much culture went into the tube. That is the property it was built to have.</w:t>
+        <w:t>, and the starting density cancels. By construction MDK cannot be contaminated by how much culture went into the tube.</w:t>
       </w:r>
     </w:p>
     <w:p>
       <w:r>
-        <w:t>Two things are worth separating before going further. As defined by Brauner and colleagues and codified in the field's consensus guidelines, MDK is not a plate-count metric: it was first measured from presence or absence of survivors in microwell arrays of about a hundred cells, a design chosen specifically to avoid dilution plating, and the guidelines say how the smallest detectable count should be established (3, 4). What this paper examines is the form the tuberculosis field adopted: log-reduction endpoints computed from plate counts and most-probable-number series against a measured starting density. The floor problem belongs to that implementation, not the definition, and every deposit here uses it.</w:t>
+        <w:t>MDK as originally defined is not a plate-count metric: it was measured from presence or absence of survivors in microwell arrays of about a hundred cells, a design chosen to avoid dilution plating, and the consensus guidelines say how the smallest detectable count should be established (3, 4). What this paper examines is the form the tuberculosis field adopted, log-reduction endpoints computed from plate counts and most-probable-number series. The floor problem belongs to that implementation, not to the definition.</w:t>
       </w:r>
     </w:p>
     <w:p>
       <w:r>
-        <w:t xml:space="preserve">The property holds in the definition. It does not hold in the measurement, and the gap between the two is what this paper is about. To show a four-log kill you have to be able to see four logs down. A </w:t>
-      </w:r>
-      <w:r>
-        <w:rPr>
-          <w:i/>
-        </w:rPr>
-        <w:t>q</w:t>
-      </w:r>
-      <w:r>
-        <w:t xml:space="preserve">-log reduction can be estimated only if </w:t>
-      </w:r>
-      <w:r>
-        <w:rPr>
-          <w:i/>
-        </w:rPr>
-        <w:t>q</w:t>
-      </w:r>
-      <w:r>
-        <w:t xml:space="preserve"> logs are visible, and what is visible is bounded below by the floor. So an isolate has</w:t>
+        <w:t>The property holds in the definition and fails in the measurement, and that gap is what this paper is about. To show a four-log kill you have to see four logs down, and what is visible is bounded below by the floor. So an isolate has</w:t>
       </w:r>
     </w:p>
     <w:p>
@@ -386,12 +354,12 @@
         <w:t>L/N₀</w:t>
       </w:r>
       <w:r>
-        <w:t>: the floor divided by the starting density. It is not a measurement of how many survived. The drug has dropped out of it, and what is left is the pipette and the inoculum. The metric designed to be inoculum-independent becomes a pure inoculum readout precisely at the depth where tolerance is scored. That is the second boundary, and we call it identifiability.</w:t>
+        <w:t>, the floor divided by the starting density. The drug has dropped out of it; what is left is the pipette and the inoculum. A metric designed to be inoculum-independent becomes a pure inoculum readout at exactly the depth where tolerance is scored. That is the second boundary, identifiability.</w:t>
       </w:r>
     </w:p>
     <w:p>
       <w:r>
-        <w:t xml:space="preserve">Inoculum-dependent tolerance measurements have been reported before, under a different mechanism: a persister assay in </w:t>
+        <w:t xml:space="preserve">Inoculum-dependent tolerance measurements have been reported before under a different mechanism: an </w:t>
       </w:r>
       <w:r>
         <w:rPr>
@@ -400,7 +368,7 @@
         <w:t>Escherichia coli</w:t>
       </w:r>
       <w:r>
-        <w:t xml:space="preserve"> was shown to give different tolerant fractions depending on growth phase and culture history at the time of sampling, attributed there to prophage induction and growth dynamics rather than to an assay floor (5). That report and this one agree on the symptom, a measurement that moves with how the culture was prepared rather than with the drug; they disagree on the mechanism, and neither rules out the other operating at once in a given assay.</w:t>
+        <w:t xml:space="preserve"> persister assay gave different tolerant fractions depending on growth phase and culture history, attributed there to prophage induction rather than to an assay floor (5). That report and this one agree on the symptom and differ on the mechanism, and neither rules out the other operating in a given assay.</w:t>
       </w:r>
     </w:p>
     <w:p>
@@ -432,17 +400,17 @@
         <w:t>N</w:t>
       </w:r>
       <w:r>
-        <w:t>₀, and the low, medium or high label is then a cut on starting density. That is the gap this paper fills. Two further failures have to be kept distinct from it. A duration ceiling (the assay stopped looking) is not a count floor, which is the plate being unable to see. And recording a below-limit flag is not the same as scoring a duration from the points so recorded.</w:t>
+        <w:t>₀, and the low, medium or high label is then a cut on starting density. That is the gap this paper fills. Two further failures stay distinct from it: a duration ceiling (the assay stopped looking) is not a count floor, and recording a below-limit flag is not the same as scoring a duration from the points so recorded.</w:t>
       </w:r>
     </w:p>
     <w:p>
       <w:r>
-        <w:t>This study asks how deep a log-reduction tolerance endpoint can be measured at all, and whether real isolates have been assigned tolerance phenotypes from outside that range. Two boundaries on the starting density follow from the definitions, one deciding whether an endpoint is reachable and the other whether a floor-level reading identifies a class, and both are computed from quantities a time-kill protocol already records. Neither asks a laboratory to measure anything new.</w:t>
+        <w:t>This study asks how deep a log-reduction tolerance endpoint can be measured at all, and whether isolates have been assigned tolerance phenotypes from outside that range. Two boundaries on the starting density follow from the definitions, one deciding whether an endpoint is reachable and the other whether a floor-level reading identifies a class, both computed from quantities a time-kill protocol already records.</w:t>
       </w:r>
     </w:p>
     <w:p>
       <w:r>
-        <w:t xml:space="preserve">Answering that question at all requires deposits that record the three quantities the arithmetic needs (a starting density measured before treatment, a time series, and either a plated volume or a stated floor), and most do not. Of 78 candidate time-kill datasets assembled for this study, 45 were inspected in full; of the 40 distinct literature deposits among them, </w:t>
+        <w:t xml:space="preserve">That question needs data recording three quantities (a starting density measured before treatment, a time series, and either a plated volume or a stated floor), and most do not. Of 78 candidate time-kill datasets assembled for this study, 45 were inspected in full; of the 40 distinct literature deposits among them, </w:t>
       </w:r>
       <w:r>
         <w:rPr>
@@ -451,12 +419,12 @@
         <w:t>32 state no assay floor by any route</w:t>
       </w:r>
       <w:r>
-        <w:t>. That number is not a preamble to the analysis; it is the first result, and it is why the five deposits carried forward are five rather than fifty (Table S1).</w:t>
+        <w:t>. That is the first result, and it is why the five carried forward are five rather than fifty (Table S1).</w:t>
       </w:r>
     </w:p>
     <w:p>
       <w:r>
-        <w:t>If the hypothesis holds, a tolerance call reported without its starting density and its assay floor cannot be interpreted, and the phenotypes assigned in its name are, in part, a record of how the assay was set up.</w:t>
+        <w:t>If the hypothesis holds, a tolerance call reported without its starting density and its assay floor cannot be interpreted, and the phenotypes assigned in its name are in part a record of how the assay was set up.</w:t>
       </w:r>
     </w:p>
     <w:p>
@@ -1449,7 +1417,7 @@
     </w:p>
     <w:p>
       <w:r>
-        <w:t xml:space="preserve">Eighteen isolates ended at the floor. They share one reported floor-level observation, but their true final counts are unknown below the floor, so the assay cannot tell their surviving burdens apart down there. That is not the same as saying they were killed to the same degree. Their starting densities span 265-fold, from 23,000 to 6.1 × 10⁶ per mL, so the same terminal reading implies a different range of compatible reductions in each: at least 3.00 log reduction for the isolate that began at 23,000, at least 5.42 logs for the one that began at 6.1 × 10⁶, and in either case the true reduction may be anything from that bound down to complete kill. What the deposit records instead is a single number per isolate, </w:t>
+        <w:t xml:space="preserve">Eighteen isolates ended at the floor. They share one reported floor-level observation, but their true final counts are unknown below the floor, so the assay cannot tell their surviving burdens apart down there. Their starting densities span 265-fold, from 23,000 to 6.1 × 10⁶ per mL, so the same terminal reading implies a different range of compatible reductions in each: at least 3.00 logs for the isolate that began at 23,000, at least 5.42 for the one that began at 6.1 × 10⁶, and in either case the true reduction may be anything from that bound down to complete kill. What the deposit records instead is a single number per isolate, </w:t>
       </w:r>
       <w:r>
         <w:rPr>
@@ -1467,7 +1435,7 @@
         <w:t>N₀</w:t>
       </w:r>
       <w:r>
-        <w:t>, and those recorded fractions span the same 265-fold, from 3.8 × 10⁻⁶ to 1.0 × 10⁻³ (Fig. 1C), because that is what the ratio is. They are upper bounds on survival, not measurements of it.</w:t>
+        <w:t>, and those recorded fractions span the same 265-fold, from 3.8 × 10⁻⁶ to 1.0 × 10⁻³ (Fig. 1C). They are upper bounds on survival, not measurements of it.</w:t>
       </w:r>
     </w:p>
     <w:p>
@@ -1594,7 +1562,7 @@
         <w:t>N₀</w:t>
       </w:r>
       <w:r>
-        <w:t>] touches the threshold from below and spans two classes, and the strict inequality fails. Those six are precisely the six the deposit records as medium rather than low. A rule written with the inequality the other way would have called all six low and been wrong six times out of six. That is a test the arithmetic could have failed and did not, and it is what licenses using the boundary in advance: given a floor, a set of thresholds and a starting density, the affected isolates can be named before any reading is taken.</w:t>
+        <w:t>] touches the threshold from below and spans two classes, and the strict inequality fails. Those six are precisely the six the deposit records as medium rather than low. A rule written with the inequality the other way would have called all six low and been wrong six times out of six. That is a test the arithmetic could have failed and did not.</w:t>
       </w:r>
     </w:p>
     <w:p>
@@ -1666,7 +1634,7 @@
     </w:p>
     <w:p>
       <w:r>
-        <w:t>If the effect is a property of assay geometry rather than of clinical sampling, it should appear where one protocol, one strain and one stock are handed out deliberately. Van Wijk and colleagues (2023) ran exactly that exercise, sending a single stock of H37Rv to six blinded laboratories under one written protocol (9, 10). It does.</w:t>
+        <w:t>If the effect is a property of assay geometry rather than of clinical sampling, it should appear where one protocol, one strain and one stock are handed out deliberately. Van Wijk and colleagues ran exactly that exercise, sending a single stock of H37Rv to six blinded laboratories under one written protocol (9, 10).</w:t>
       </w:r>
     </w:p>
     <w:p>
@@ -1693,7 +1661,7 @@
     </w:p>
     <w:p>
       <w:r>
-        <w:t xml:space="preserve">Dubey and colleagues (2026) report amoxicillin-clavulanate against </w:t>
+        <w:t xml:space="preserve">Dubey and colleagues report amoxicillin-clavulanate against </w:t>
       </w:r>
       <w:r>
         <w:rPr>
@@ -1717,20 +1685,6 @@
     <w:p>
       <w:r>
         <w:t>Across the 20 cultures with a measured day-zero density, headroom runs from 4.85 to 5.45 log10 (Table S7). Endpoints at 1, 2, 3 and 4 logs are reachable for every culture; a 5-log endpoint is unreachable for 5 of 20, a 6-log endpoint for all 20. On data it was not built from, the framework locates the depth at which a sterilisation claim stops being demonstrable.</w:t>
-      </w:r>
-    </w:p>
-    <w:p>
-      <w:r>
-        <w:t xml:space="preserve">Two features of that deposit are the failure modes this framework is meant to catch. Its Methods give a nominal inoculum of 10⁵ CFU/mL while the file measures a median of 1.215 × 10⁶, so taking </w:t>
-      </w:r>
-      <w:r>
-        <w:rPr>
-          <w:i/>
-        </w:rPr>
-        <w:t>N₀</w:t>
-      </w:r>
-      <w:r>
-        <w:t xml:space="preserve"> from the Methods rather than the data would have placed a full order of magnitude into every boundary. And its treated arm reads at or below the floor already at day zero while the paired control reads about 10⁶; the file cannot distinguish a sample drawn after exposure from a placeholder or a transcription error, so the reading is flagged rather than treated as a measured time zero.</w:t>
       </w:r>
     </w:p>
     <w:p>
@@ -1747,17 +1701,17 @@
     </w:p>
     <w:p>
       <w:r>
-        <w:t>Everything above is about the floor. One published observation in this organism shows that the floor is not the only reason a colony count understates the population, and the two failures must not be confused.</w:t>
+        <w:t>Everything above is about the floor. One published observation in this organism shows the floor is not the only reason a colony count understates the population, and the two failures must not be confused.</w:t>
       </w:r>
     </w:p>
     <w:p>
       <w:r>
-        <w:t>Evangelopoulos and colleagues counted the same mouse lungs three ways, colony count, a molecular bacterial load from 16S rRNA, and a most probable number, on their way to a different question (13). Under the deepest regimens the colony count reads zero in every animal: in three arms, 18 lungs in all, the plate declared every lung sterile while the most probable number on that same tissue ran from 1,450 to 18,700 per lung. The molecular load can be dismissed as nucleic acid outliving its owner; the most probable number cannot, because it is a culture, and growth in a dilution series requires an organism that is alive and culturable.</w:t>
+        <w:t>Evangelopoulos and colleagues counted the same mouse lungs three ways, colony count, a molecular bacterial load from 16S rRNA, and a most probable number, on their way to a different question (13). Under the deepest regimens the colony count reads zero in every animal: in three arms, 18 lungs in all, the plate declared every lung sterile while the most probable number on that same tissue ran from 1,450 to 18,700 per lung. The molecular load can be dismissed as nucleic acid outliving its owner; the most probable number cannot, because growth in a dilution series requires an organism that is alive and culturable.</w:t>
       </w:r>
     </w:p>
     <w:p>
       <w:r>
-        <w:t xml:space="preserve">That gap is not the detection floor, and the arithmetic says so. For censoring to explain a plate reading of zero against 1,450 organisms in the same tissue, the colony count's floor would have to sit above 1,450 per lung, far less of the homogenate than any lung protocol plates. This is differential culturability, a described phenotype of </w:t>
+        <w:t xml:space="preserve">That gap is not the detection floor. For censoring to explain a plate reading of zero against 1,450 organisms in the same tissue, the colony count's floor would have to sit above 1,450 per lung, far less of the homogenate than any lung protocol plates. This is differential culturability, a described phenotype of </w:t>
       </w:r>
       <w:r>
         <w:rPr>
@@ -1766,12 +1720,12 @@
         <w:t>M. tuberculosis</w:t>
       </w:r>
       <w:r>
-        <w:t xml:space="preserve"> with a literature of its own: resuscitation-promoting-factor-dependent bacilli dominate pre-treatment sputum and rise during chemotherapy (14), both dependent and independent differentially culturable populations are recovered from patients whose solid-medium cultures return nothing (15), and the mechanism has been reproduced experimentally, rifamycin action on ribonucleic acid (RNA) polymerase converting a starved population to over 90 per cent differentially detectable in vitro (16), the same drug class every arm of the Evangelopoulos regimen carries.</w:t>
+        <w:t>: resuscitation-promoting-factor-dependent bacilli dominate pre-treatment sputum and rise during chemotherapy (14), both dependent and independent differentially culturable populations are recovered from patients whose solid-medium cultures return nothing (15), and rifamycin action on ribonucleic acid (RNA) polymerase converts a starved population to over 90 per cent differentially detectable in vitro (16), the same drug class every arm of the Evangelopoulos regimen carries.</w:t>
       </w:r>
     </w:p>
     <w:p>
       <w:r>
-        <w:t>Reachability and identifiability are arithmetic on the plated volume; they would hold in an assay with perfect culturability. Differential culturability is biology, acts on the numerator rather than the floor, and nothing here derives or measures it. Neither depends on the other, and they push the same way: a count that is both floored and culture-selective understates the surviving population twice over, and the mouse model that decides which regimens enter clinical trials reads out in colony counts, in exactly this region.</w:t>
+        <w:t>Reachability and identifiability are arithmetic on the plated volume and would hold in an assay with perfect culturability. Differential culturability is biology, acts on the numerator rather than the floor, and nothing here derives or measures it. They push the same way: a count that is both floored and culture-selective understates the surviving population twice over, and the mouse model that decides which regimens enter clinical trials reads out in colony counts, in exactly this region.</w:t>
       </w:r>
     </w:p>
     <w:p>
@@ -1785,7 +1739,7 @@
         <w:t>M. tuberculosis</w:t>
       </w:r>
       <w:r>
-        <w:t xml:space="preserve"> deposits in the same screen do, and they are not reassuring. Across those five, sputum from pulmonary tuberculosis, axenic culture, an auxotrophic H37Rv panel and two drug-development series, with floors from 13 to 200 CFU/mL, </w:t>
+        <w:t xml:space="preserve"> deposits in the same screen do. Across those five, sputum from pulmonary tuberculosis, axenic culture, an auxotrophic H37Rv panel and two drug-development series, with floors from 13 to 200 CFU/mL, </w:t>
       </w:r>
       <w:r>
         <w:rPr>
@@ -1794,7 +1748,7 @@
         <w:t>184 of 310 series could not have demonstrated a four-log reduction however completely the drug worked, and 240 of 310 could not have demonstrated five</w:t>
       </w:r>
       <w:r>
-        <w:t xml:space="preserve"> (Table S8); one could not have shown four logs in a single one of its 123 series. None of these five carries the analysis above, and none is among the five deposits reanalysed in this paper; they say the reachability problem is not a property of one clinical panel.</w:t>
+        <w:t xml:space="preserve"> (Table S8); one could not have shown four logs in a single one of its 123 series. None of these five carries the analysis above, and none is among the five reanalysed here; they say the reachability problem is not a property of one clinical panel.</w:t>
       </w:r>
     </w:p>
     <w:p>
@@ -1942,7 +1896,7 @@
     </w:p>
     <w:p>
       <w:r>
-        <w:t xml:space="preserve">The standard is not silent on that choice, and this is the paper's sharpest finding rather than an awkwardness for it. M26-A's own section 1.3.2.5, </w:t>
+        <w:t xml:space="preserve">The standard is not silent on that choice. M26-A's section 1.3.2.5, </w:t>
       </w:r>
       <w:r>
         <w:rPr>
@@ -1951,7 +1905,7 @@
         <w:t>Volume Transferred</w:t>
       </w:r>
       <w:r>
-        <w:t>, ties the volume to the endpoint with a counting rule: after the defined 99.9 per cent killing, at least ten colonies must remain (17) (for a standard inoculum of 5 × 10⁵ per mL that means at least 20 µL streaked, so a 10 µL streak fails the rule), and section 3.1 separately requires the smallest detectable count to be established by serial dilution. A guideline written in 1999 already required both numbers this paper asks for. The deposits reanalysed here do not meet it, not for lack of care but because the endpoint moved: M26-A nowhere contemplates a four-log call, and the volume rule did not travel with the deeper endpoints.</w:t>
+        <w:t>, ties the volume to the endpoint with a counting rule: after the defined 99.9 per cent killing, at least ten colonies must remain (17) (for a standard inoculum of 5 × 10⁵ per mL that means at least 20 µL streaked, so a 10 µL streak fails the rule), and section 3.1 separately requires the smallest detectable count to be established by serial dilution. A guideline written in 1999 already required both numbers this paper asks for. The deposits reanalysed here do not meet it because the endpoint moved: M26-A nowhere contemplates a four-log call, and the volume rule did not travel with the deeper endpoints.</w:t>
       </w:r>
     </w:p>
     <w:p>
@@ -1966,7 +1920,7 @@
     </w:p>
     <w:p>
       <w:r>
-        <w:t>The prospective experiment has a limitation of its own, and it is the one a reader of this paper should raise first. Its samples were diluted in saline and plated; they were not washed, filtered or treated to inactivate the drug, and no carryover control was run. Antibiotic carried onto the plate suppresses colony formation without killing anything, the same class of counting artefact this paper is about, and at the shallow dilutions a culture near its floor is read on, dilution is the only thing containing it. The design is conservative in this respect rather than clean: the larger plated volume carries ten times more drug to the plate, so carryover would shrink the very difference between the two platings that Section 8 reports, not manufacture it. But the experiment cannot exclude carryover, and a repetition should include the control that would.</w:t>
+        <w:t>The prospective experiment has a limitation a reader should raise first. Its samples were diluted in saline and plated; they were not washed, filtered or treated to inactivate the drug, and no carryover control was run. Antibiotic carried onto the plate suppresses colony formation without killing anything, the same class of counting artefact this paper is about. The design is conservative in this respect rather than clean: the larger plated volume carries ten times more drug to the plate, so carryover would shrink the difference between the two platings that Section 8 reports, not manufacture it. The experiment cannot exclude carryover, and a repetition should include the control that would.</w:t>
       </w:r>
     </w:p>
     <w:p>
@@ -1976,7 +1930,7 @@
     </w:p>
     <w:p>
       <w:r>
-        <w:t xml:space="preserve">This paper has already acted on the first rather than merely declaring it. Flasks from one laboratory share a starting culture; repeat isolates come from a patient already counted. Every conclusion from the two primary deposits was recomputed at the level where the observations really are independent, listed one line at a time rather than summarised (Table S6): twenty survive unchanged, six survive with much wider uncertainty, five do not survive and </w:t>
+        <w:t xml:space="preserve">This paper has already acted on the first rather than declaring it. Flasks from one laboratory share a starting culture; repeat isolates come from a patient already counted. Every conclusion from the two primary deposits was recomputed at the level where the observations are independent, listed one line at a time (Table S6): twenty survive unchanged, six survive with much wider uncertainty, five do not survive and </w:t>
       </w:r>
       <w:r>
         <w:rPr>
@@ -1985,7 +1939,7 @@
         <w:t>have already been removed from the text above</w:t>
       </w:r>
       <w:r>
-        <w:t>, and one is withdrawn because the null it was tested against was already false before any data were seen. The ledger is printed so a reader can check the dropping was done rather than promised.</w:t>
+        <w:t>, and one is withdrawn because the null it was tested against was already false before any data were seen.</w:t>
       </w:r>
     </w:p>
     <w:p>
@@ -2006,7 +1960,7 @@
         <w:t>Choose the depth of the endpoint to fit the headroom actually available, rather than densifying the inoculum merely to buy more.</w:t>
       </w:r>
       <w:r>
-        <w:t xml:space="preserve"> The inoculum this needs can be worked out before the experiment: seeding above </w:t>
+        <w:t xml:space="preserve"> The inoculum needed can be worked out before the experiment: seeding above </w:t>
       </w:r>
       <w:r>
         <w:rPr>
@@ -2033,7 +1987,7 @@
         <w:t>c</w:t>
       </w:r>
       <w:r>
-        <w:t>₁) makes both failure modes impossible, the endpoint that was never reachable and the last count that lands on the floor; for this assay that is 230,000 per mL. Seeding higher also changes the experiment, because a denser culture is a different physiological state, and physiological state is what the tolerance label tracks, so where the deep endpoint is wanted, lower the assay floor instead; where the headroom will not carry it either way, the shallower endpoint is the honest one, and growth state belongs on the report whichever is chosen. This is a design decision that is currently not being made.</w:t>
+        <w:t>₁) makes both failure modes impossible, the endpoint that was never reachable and the last count that lands on the floor; for this assay that is 230,000 per mL. Seeding higher also changes the experiment, because a denser culture is a different physiological state, and physiological state is what the tolerance label tracks. Where the deep endpoint is wanted, lower the assay floor instead; where the headroom will not carry it either way, the shallower endpoint is the honest one.</w:t>
       </w:r>
     </w:p>
     <w:p>
@@ -2044,7 +1998,7 @@
         <w:t>Treat an endpoint at the floor as a bound, not a value.</w:t>
       </w:r>
       <w:r>
-        <w:t xml:space="preserve"> Analysed as a measurement it manufactures differences between isolates whose final viable burdens the assay could not tell apart, and the same censored reading stands for a different demonstrated kill at every starting density.</w:t>
+        <w:t xml:space="preserve"> Analysed as a measurement it manufactures differences between isolates whose final viable burdens the assay could not tell apart.</w:t>
       </w:r>
     </w:p>
     <w:p>
@@ -2055,7 +2009,7 @@
         <w:t>Fix the inoculum, or adjust for it, before comparing tolerance across groups.</w:t>
       </w:r>
       <w:r>
-        <w:t xml:space="preserve"> The comparison that motivated this work, resistant against susceptible isolates, is confounded by a ten-fold difference in starting density, and nobody knows why that difference is there. Until it is understood, group comparisons of tolerance in clinical isolates should carry the starting density as a covariate.</w:t>
+        <w:t xml:space="preserve"> The comparison that motivated this work, resistant against susceptible isolates, is confounded by a ten-fold difference in starting density. Until that difference is understood, group comparisons of tolerance in clinical isolates should carry the starting density as a covariate.</w:t>
       </w:r>
     </w:p>
     <w:p>
@@ -2694,7 +2648,7 @@
     </w:p>
     <w:p>
       <w:r>
-        <w:t xml:space="preserve">A time-kill guide already exists and this five-field minimum does not replace it: ASTM International (the American Society for Testing and Materials) guide E2315 sets out how to run and report a time-kill procedure in general (organism, media, neutralisation, raw counts) for antimicrobial products broadly, and none of its reporting requirements is </w:t>
+        <w:t xml:space="preserve">A time-kill guide already exists and this five-field minimum does not replace it: ASTM International (the American Society for Testing and Materials) guide E2315 sets out how to run and report a time-kill procedure in general (organism, media, neutralisation, raw counts), and none of its reporting requirements is </w:t>
       </w:r>
       <w:r>
         <w:rPr>
@@ -2703,7 +2657,7 @@
         <w:t>L</w:t>
       </w:r>
       <w:r>
-        <w:t>, headroom or a censoring convention specific to a duration endpoint cut on a fraction of the starting count (22). The five fields above are additional to that guide, not a substitute for it, and apply wherever a killing curve is read against an assay floor to score how long killing took rather than only whether it happened.</w:t>
+        <w:t>, headroom or a censoring convention specific to a duration endpoint cut on a fraction of the starting count (22). The five fields above are additional to that guide, and apply wherever a killing curve is read against an assay floor to score how long killing took rather than only whether it happened.</w:t>
       </w:r>
     </w:p>
     <w:p>
@@ -2720,7 +2674,7 @@
     </w:p>
     <w:p>
       <w:r>
-        <w:t xml:space="preserve">A plate that grows nothing under antibiotic has never been evidence that the flask was sterile, and the field knows it. The remedy adopted was to stop asking whether the culture went negative and to start asking how far it fell, expressed as a fraction of where it began so that the starting culture could not matter. We find that the fraction stops being a fraction once the population reaches the floor. What the deposit records from that point is </w:t>
+        <w:t xml:space="preserve">A plate that grows nothing under antibiotic has never been evidence that the flask was sterile. The remedy adopted was to stop asking whether the culture went negative and to start asking how far it fell, expressed as a fraction of where it began so that the starting culture could not matter. The fraction stops being a fraction once the population reaches the floor. What is recorded from that point is </w:t>
       </w:r>
       <w:r>
         <w:rPr>
@@ -2738,17 +2692,17 @@
         <w:t>N₀</w:t>
       </w:r>
       <w:r>
-        <w:t>, which moves with the starting density and not with the surviving population: in this deposit, for fifteen per cent of isolates at the depth the classification uses, and for the eighteen isolates whose recorded label a single threshold on their inoculum reproduces exactly, because for twelve of them no count below the floor would have changed which class the rule could return.</w:t>
+        <w:t>, which moves with the starting density and not with the surviving population: here for fifteen per cent of isolates at the depth the classification uses, and for the eighteen isolates whose recorded label a single threshold on their inoculum reproduces exactly.</w:t>
       </w:r>
     </w:p>
     <w:p>
       <w:r>
-        <w:t>The consequence is that a tolerance call made without its headroom cannot be told apart from an inoculum measurement, and that the phenotype associated with survival after correction tracks physiological state at least as much as drug susceptibility, not that tolerance is an artefact. Report the starting density and the assay floor. Match the depth of the endpoint to the range actually available. Treat a reading at the floor as a bound. Do those three things and a tolerance classification would mean the same in one laboratory as in the next. Until then, some of what the field calls tolerance cannot be separated from a record of how much culture went into the tube.</w:t>
+        <w:t>A tolerance call made without its headroom cannot be told apart from an inoculum measurement, and the phenotype associated with survival after correction tracks physiological state at least as much as drug susceptibility. That is not the same as saying tolerance is an artefact. Report the starting density and the assay floor. Match the depth of the endpoint to the range actually available. Treat a reading at the floor as a bound. Until those three things are routine, some of what the field calls tolerance cannot be separated from a record of how much culture went into the tube.</w:t>
       </w:r>
     </w:p>
     <w:p>
       <w:r>
-        <w:t>What this study adds is a way to see the problem before the plates are poured: two boundaries computed from quantities a time-kill protocol already records, a classification that refuses rather than guesses when the assay cannot decide (Table S11), a five-field minimum that makes any killing endpoint recomputable (Box 2), and a small tool that returns the endpoint a planned assay can support. None of it asks a laboratory for a new measurement; the cost is five numbers written down. The return is a tolerance phenotype that means the same in one laboratory as in the next, and that can bear the weight regimen research already puts on it.</w:t>
+        <w:t>What this study adds is a way to see the problem before the plates are poured: two boundaries computed from quantities a time-kill protocol already records, a classification that refuses rather than guesses when the assay cannot decide (Table S11), a five-field minimum that makes any killing endpoint recomputable (Box 2), and a small tool that returns the endpoint a planned assay can support. The cost is five numbers written down. The return is a tolerance phenotype that means the same in one laboratory as in the next, and that can bear the weight regimen research already puts on it.</w:t>
       </w:r>
     </w:p>
     <w:p>
@@ -2786,17 +2740,12 @@
         <w:t>Escherichia coli</w:t>
       </w:r>
       <w:r>
-        <w:t xml:space="preserve"> experiment to examine how assay floors constrain antibiotic-tolerance endpoints. We assembled 78 candidate time-kill datasets from the published literature (21 August – 8 September 2026) and screened 45 of them field by field for the three quantities the two boundaries below require: a pre-treatment starting density, a longitudinal series of viable counts, and either a plated volume or a stated assay floor. Every inclusion and exclusion is recorded in a manifest deposited with the analysis code.</w:t>
+        <w:t xml:space="preserve"> experiment. We assembled 78 candidate time-kill datasets from the published literature (21 August – 8 September 2026) and screened 45 of them field by field for the three quantities the two boundaries below require: a pre-treatment starting density, a longitudinal series of viable counts, and either a plated volume or a stated assay floor. Every inclusion and exclusion is recorded in a manifest deposited with the analysis code.</w:t>
       </w:r>
     </w:p>
     <w:p>
       <w:r>
-        <w:t>Forty-one distinct records were inspected, one of them this paper's own prospective experiment. Of the 40 remaining literature deposits, 32 reported no assay floor by any route: no limit of detection, no limit of quantification, and no plated volume from which one could be derived. Eighteen deposits carried enough information to compute both boundaries at all, and five carried the complete set of fields the full analysis requires (Table 3, Figure S4). The full pipeline, from this screen through the prospective test of both boundaries, is summarised in Figure S6.</w:t>
-      </w:r>
-    </w:p>
-    <w:p>
-      <w:r>
-        <w:t>These 78 candidates are a documented sample of the literature, assembled without a registered search protocol; the two boundaries are derived from definitions rather than estimated from the corpus's size, so a single deposit with a stated floor is enough to demonstrate them.</w:t>
+        <w:t>Forty-one distinct records were inspected, one of them this paper's own prospective experiment. Of the 40 remaining literature deposits, 32 reported no assay floor by any route: no limit of detection, no limit of quantification, and no plated volume from which one could be derived. Eighteen carried enough information to compute both boundaries, and five carried the complete set of fields the full analysis requires (Table 3, Figure S4). The full pipeline is summarised in Figure S6. These 78 candidates are a documented sample of the literature, assembled without a registered search protocol; the two boundaries are derived from definitions rather than estimated from the corpus's size, so a single deposit with a stated floor is enough to demonstrate them.</w:t>
       </w:r>
     </w:p>
     <w:p>
@@ -2819,7 +2768,7 @@
         <w:t>M. tuberculosis</w:t>
       </w:r>
       <w:r>
-        <w:t xml:space="preserve"> isolates assayed under rifampicin, each carrying a minimum inhibitory concentration, minimum durations for 90, 99 and 99.99 per cent killing at 15 and 60 days of prior culture, most probable number readings at days 0, 2 and 5, a growth-rate proxy, isoniazid susceptibility with the resistance mutation where present, and the authors' own tolerance level for each isolate (Vijay et al. 2024; eLife 93243 supplementary file 2) (23). Of the 217 rows, 43 are follow-up isolates from patients already represented, so a baseline-only stratum is analysed separately.</w:t>
+        <w:t xml:space="preserve"> isolates assayed under rifampicin, each carrying a minimum inhibitory concentration, minimum durations for 90, 99 and 99.99 per cent killing at 15 and 60 days of prior culture, most probable number readings at days 0, 2 and 5, a growth-rate proxy, isoniazid susceptibility with the resistance mutation where present, and the authors' own tolerance level for each isolate (23). Of the 217 rows, 43 are follow-up isolates from patients already represented, so a baseline-only stratum is analysed separately.</w:t>
       </w:r>
     </w:p>
     <w:p>
@@ -2839,7 +2788,7 @@
         <w:t>M. tuberculosis</w:t>
       </w:r>
       <w:r>
-        <w:t xml:space="preserve"> H37Rv from one stock, distributed with one written protocol to six blinded laboratories (van Wijk et al. 2023; figshare 19766083, CC BY 4.0) (9, 10). Moxifloxacin and isoniazid at one and ten times the minimum inhibitory concentration, three flasks per arm, each sample plated at four volumes: 100 µL quadruplicate, 10 µL as four drops, 10 µL as a single drop, and 2.5 µL as a single drop, giving three distinct floors spanning 1.60 log10 within a single flask-visit (24). The file holds 2,775 readings; the analysis set, after dropping unusable values and pre-treatment visits, is 2,580.</w:t>
+        <w:t xml:space="preserve"> H37Rv from one stock, distributed with one written protocol to six blinded laboratories (9, 10). Moxifloxacin and isoniazid at one and ten times the minimum inhibitory concentration, three flasks per arm, each sample plated at four volumes: 100 µL quadruplicate, 10 µL as four drops, 10 µL as a single drop, and 2.5 µL as a single drop, giving three distinct floors spanning 1.60 log10 within a single flask-visit (24). The file holds 2,775 readings; the analysis set, after dropping unusable values and pre-treatment visits, is 2,580.</w:t>
       </w:r>
     </w:p>
     <w:p>
@@ -2859,7 +2808,7 @@
         <w:t>Escherichia coli</w:t>
       </w:r>
       <w:r>
-        <w:t xml:space="preserve"> clones from a parallel evolution experiment under amikacin, each carrying an endpoint minimum inhibitory concentration and a persister fraction (Windels et al. 2024; Zenodo 10.5281/zenodo.7550302, CC BY 4.0) (25, 26). Six of its 595 surviving fractions are written as exact zeros with no named floor, so this deposit is one of two for which observability labels are refused.</w:t>
+        <w:t xml:space="preserve"> clones from a parallel evolution experiment under amikacin, each carrying an endpoint minimum inhibitory concentration and a persister fraction (25, 26). Six of its 595 surviving fractions are written as exact zeros with no named floor, so this deposit is one of two for which observability labels are refused.</w:t>
       </w:r>
     </w:p>
     <w:p>
@@ -2879,7 +2828,7 @@
         <w:t>M. tuberculosis</w:t>
       </w:r>
       <w:r>
-        <w:t xml:space="preserve"> at 128, 32, 8, 4 and 1 µg/mL, triplicate log10 CFU at days 0, 3, 7 and 14 (Kaur et al. 2024; figshare 26462791, CC BY 4.0) (27, 28). The 1 µg/mL arm shows net growth rather than killing and is excluded from the dose comparison, leaving 4 to 128 µg/mL as the range compared (Text S3).</w:t>
+        <w:t xml:space="preserve"> at 128, 32, 8, 4 and 1 µg/mL, triplicate log10 CFU at days 0, 3, 7 and 14 (27, 28). The 1 µg/mL arm shows net growth rather than killing and is excluded from the dose comparison, leaving 4 to 128 µg/mL as the range compared (Text S3).</w:t>
       </w:r>
     </w:p>
     <w:p>
@@ -2902,7 +2851,7 @@
         <w:t>Escherichia coli</w:t>
       </w:r>
       <w:r>
-        <w:t xml:space="preserve"> in a hollow-fibre infection model, with 100 µL plated, measured day-zero densities for every culture, and below-limit readings retained as a placeholder (Dubey et al. 2026; article Source Data, CC BY 4.0) (11, 12). It was the only deposit found carrying all three fields the boundaries require, and no boundary, threshold or modelling choice in this paper was informed by it; it is used nowhere else in the paper except to confirm them (Section 6).</w:t>
+        <w:t xml:space="preserve"> in a hollow-fibre infection model, with 100 µL plated, measured day-zero densities for every culture, and below-limit readings retained as a placeholder (11, 12). It was the only deposit found carrying all three fields the boundaries require, and no boundary, threshold or modelling choice in this paper was informed by it; it is used nowhere else except to confirm them (Section 6).</w:t>
       </w:r>
     </w:p>
     <w:p>
@@ -3821,7 +3770,7 @@
     </w:p>
     <w:p>
       <w:r>
-        <w:t>That code, both audit scripts, the headroom tool and machine-readable receipts recording the software versions each stage ran under are in a public repository (54), dual-licensed: the code under the Massachusetts Institute of Technology (MIT) licence, and the manuscript, figures and results under CC BY 4.0. The deposits keep their depositors' own licences. It is at https://github.com/piranfar/detection-floor-tolerance-endpoints, and this manuscript was built from commit 46bf2a0+ of it.</w:t>
+        <w:t>That code, both audit scripts, the headroom tool and machine-readable receipts recording the software versions each stage ran under are in a public repository (54), dual-licensed: the code under the Massachusetts Institute of Technology (MIT) licence, and the manuscript, figures and results under CC BY 4.0. The deposits keep their depositors' own licences. It is at https://github.com/piranfar/detection-floor-tolerance-endpoints, and this manuscript was built from commit dd8345f+ of it.</w:t>
       </w:r>
     </w:p>
     <w:p>

--- a/submission/02_manuscript.docx
+++ b/submission/02_manuscript.docx
@@ -3062,7 +3062,7 @@
         <w:t>assay floor</w:t>
       </w:r>
       <w:r>
-        <w:t xml:space="preserve">, and that is the only short form used, so that "boundary" is left free for the two derived boundaries of the next subsection and never denotes a value. The event a time-to-event analysis records is correspondingly a first observed crossing below the assay floor. What </w:t>
+        <w:t xml:space="preserve">, the only short form used, so that "boundary" is left free for the two derived boundaries of the next subsection. The event a time-to-event analysis records is correspondingly a first observed crossing below the assay floor. What </w:t>
       </w:r>
       <w:r>
         <w:rPr>
@@ -3444,7 +3444,7 @@
         <w:t>Tobit model</w:t>
       </w:r>
       <w:r>
-        <w:t xml:space="preserve"> with observation-specific left-censoring limits, fitted by maximum likelihood (31); a censored reading contributes log Φ((limit − µ)/σ), the probability it fell below its own limit (Beal's M3 written for this assay (32)). As a computational consistency check, 50 imputed datasets were generated from the fitted truncated-normal distribution, analysed by ordinary least squares, and pooled using Rubin's rules (33); both procedures share the same distributional assumptions, and their agreement shows the answer does not depend on which arithmetic recovers it, not that the sub-floor distribution is normal.</w:t>
+        <w:t xml:space="preserve"> with observation-specific left-censoring limits, fitted by maximum likelihood (31); a censored reading contributes log Φ((limit − µ)/σ), the probability it fell below its own limit (Beal's M3 written for this assay (32)). As a consistency check, 50 imputed datasets were generated from the fitted truncated-normal distribution, analysed by ordinary least squares, and pooled using Rubin's rules (33); both procedures share the same distributional assumptions, so their agreement shows the answer does not depend on which arithmetic recovers it, not that the sub-floor distribution is normal.</w:t>
       </w:r>
     </w:p>
     <w:p>
@@ -3480,7 +3480,7 @@
         <w:t>The replicate-level bootstrap</w:t>
       </w:r>
       <w:r>
-        <w:t xml:space="preserve"> (43) behind interval slopes resamples the three replicate counts with replacement, takes their mean, refits the concentration slope on each draw, and takes percentile intervals from 20,000 draws, reported instead of the least-squares fit through the deposited concentration means, which has two residual degrees of freedom and discards the replicate scatter. An interval on a proportion is the Jeffreys interval (44), which does not collapse to zero width at the sample sizes here.</w:t>
+        <w:t xml:space="preserve"> (43) behind interval slopes resamples the three replicate counts with replacement, takes their mean, refits the concentration slope on each draw, and takes percentile intervals from 20,000 draws, reported instead of a least-squares fit through the deposited concentration means, which has two residual degrees of freedom and discards the replicate scatter. An interval on a proportion is the Jeffreys interval (44).</w:t>
       </w:r>
     </w:p>
     <w:p>
@@ -3770,7 +3770,7 @@
     </w:p>
     <w:p>
       <w:r>
-        <w:t>That code, both audit scripts, the headroom tool and machine-readable receipts recording the software versions each stage ran under are in a public repository (54), dual-licensed: the code under the Massachusetts Institute of Technology (MIT) licence, and the manuscript, figures and results under CC BY 4.0. The deposits keep their depositors' own licences. It is at https://github.com/piranfar/detection-floor-tolerance-endpoints, and this manuscript was built from commit dd8345f+ of it.</w:t>
+        <w:t>That code, both audit scripts, the headroom tool and machine-readable receipts recording the software versions each stage ran under are in a public repository (54), dual-licensed: the code under the Massachusetts Institute of Technology (MIT) licence, and the manuscript, figures and results under CC BY 4.0. The deposits keep their depositors' own licences. It is at https://github.com/piranfar/detection-floor-tolerance-endpoints, and this manuscript was built from commit 6b34842+ of it.</w:t>
       </w:r>
     </w:p>
     <w:p>

--- a/submission/02_manuscript.docx
+++ b/submission/02_manuscript.docx
@@ -47,7 +47,10 @@
     </w:p>
     <w:p>
       <w:r>
-        <w:t>ORCID: [0000-0003-3653-5739](https://orcid.org/0000-0003-3653-5739)</w:t>
+        <w:t xml:space="preserve">ORCID: </w:t>
+      </w:r>
+      <w:r>
+        <w:t>0000-0003-3653-5739</w:t>
       </w:r>
     </w:p>
     <w:p>

--- a/submission/02_manuscript.docx
+++ b/submission/02_manuscript.docx
@@ -2748,7 +2748,7 @@
     </w:p>
     <w:p>
       <w:r>
-        <w:t>Forty-one distinct records were inspected, one of them this paper's own prospective experiment. Of the 40 remaining literature deposits, 32 reported no assay floor by any route: no limit of detection, no limit of quantification, and no plated volume from which one could be derived. Eighteen carried enough information to compute both boundaries, and five carried the complete set of fields the full analysis requires (Table 3, Figure S4). The full pipeline is summarised in Figure S6. These 78 candidates are a documented sample of the literature, assembled without a registered search protocol; the two boundaries are derived from definitions rather than estimated from the corpus's size, so a single deposit with a stated floor is enough to demonstrate them.</w:t>
+        <w:t>Forty-one distinct records were inspected, one of them this paper's own prospective experiment. Of the 40 remaining literature deposits, 32 reported no assay floor by any route: no limit of detection, no limit of quantification, and no plated volume from which one could be derived. Eighteen carried enough information to compute both boundaries, and five carried the complete set of fields the full analysis requires (Table 3, Fig. S4). The full pipeline is summarised in Fig. S6. These 78 candidates are a documented sample of the literature, assembled without a registered search protocol; the two boundaries are derived from definitions rather than estimated from the corpus's size, so a single deposit with a stated floor is enough to demonstrate them.</w:t>
       </w:r>
     </w:p>
     <w:p>
@@ -3773,7 +3773,7 @@
     </w:p>
     <w:p>
       <w:r>
-        <w:t>That code, both audit scripts, the headroom tool and machine-readable receipts recording the software versions each stage ran under are in a public repository (54), dual-licensed: the code under the Massachusetts Institute of Technology (MIT) licence, and the manuscript, figures and results under CC BY 4.0. The deposits keep their depositors' own licences. It is at https://github.com/piranfar/detection-floor-tolerance-endpoints, and this manuscript was built from commit 6b34842+ of it.</w:t>
+        <w:t>That code, both audit scripts, the headroom tool and machine-readable receipts recording the software versions each stage ran under are in a public repository (54), dual-licensed: the code under the Massachusetts Institute of Technology (MIT) licence, and the manuscript, figures and results under CC BY 4.0. The deposits keep their depositors' own licences. It is at https://github.com/piranfar/detection-floor-tolerance-endpoints, and this manuscript was built from commit 160fb5a+ of it.</w:t>
       </w:r>
     </w:p>
     <w:p>
@@ -4088,7 +4088,7 @@
         <w:rPr>
           <w:sz w:val="20"/>
         </w:rPr>
-        <w:t>) The two summaries against each other. The three lowest starting densities are exactly the three laboratories that recorded crossings at the 100 µL plating; the kill rate produces no such separation. The crossing times themselves are Figure S1, with the laboratory-level tests this design does and does not support.</w:t>
+        <w:t>) The two summaries against each other. The three lowest starting densities are exactly the three laboratories that recorded crossings at the 100 µL plating; the kill rate produces no such separation. The crossing times themselves are Fig. S1, with the laboratory-level tests this design does and does not support.</w:t>
       </w:r>
     </w:p>
     <w:p>

--- a/submission/02_manuscript.docx
+++ b/submission/02_manuscript.docx
@@ -139,7 +139,7 @@
     </w:p>
     <w:p>
       <w:r>
-        <w:t xml:space="preserve">We analyzed rifampicin tolerance against the assay's detection floor in 217 clinical </w:t>
+        <w:t xml:space="preserve">We analyzed rifampicin tolerance against the detection floor in 217 clinical </w:t>
       </w:r>
       <w:r>
         <w:rPr>
@@ -148,7 +148,7 @@
         <w:t>M. tuberculosis</w:t>
       </w:r>
       <w:r>
-        <w:t xml:space="preserve"> isolates, isoniazid-susceptible and isoniazid-resistant alike, and derived two boundaries from the assay's own definitions: a reachability boundary, below which starting density cannot mathematically support the assigned log reduction, and an identifiability boundary, below which a floor-level reading cannot be distinguished from a lower tolerance class. Both boundaries were then tested prospectively in </w:t>
+        <w:t xml:space="preserve"> isolates, isoniazid-susceptible and isoniazid-resistant alike, and derived two boundaries from the assay's own definitions: a reachability boundary, below which starting density cannot mathematically support the assigned log reduction, and an identifiability boundary, below which a floor-level reading cannot be distinguished from a lower tolerance class. We then ran a prospective </w:t>
       </w:r>
       <w:r>
         <w:rPr>
@@ -157,12 +157,12 @@
         <w:t>Escherichia coli</w:t>
       </w:r>
       <w:r>
-        <w:t>.</w:t>
+        <w:t xml:space="preserve"> time-kill experiment in our laboratory, testing both boundaries independently of the tuberculosis collection.</w:t>
       </w:r>
     </w:p>
     <w:p>
       <w:r>
-        <w:t xml:space="preserve">The standard classification proved structurally compromised. Thirty-three of 217 isolates lacked the starting density needed to physically reach their assigned 99.99 percent reduction, and none of them did. Eighteen isolates ended the assay exactly at the detection floor; a third were compatible with more than one tolerance class, admitting no unique classification. These floor-level outcomes tracked growth rate, and isoniazid-resistant isolates, seeded at a tenfold lower starting density than susceptible ones, were disproportionately exposed to this artifact. The </w:t>
+        <w:t xml:space="preserve">The classification proved structurally compromised in the clinical cohort. Thirty-three of 217 isolates lacked the starting density needed to reach their assigned 99.99 percent reduction, and none did. Eighteen isolates ended exactly at the detection floor; a third were compatible with more than one tolerance class. These outcomes tracked growth rate, and isoniazid-resistant isolates, seeded at a tenfold lower starting density than susceptible ones, were disproportionately exposed. Our </w:t>
       </w:r>
       <w:r>
         <w:rPr>
@@ -233,7 +233,7 @@
     </w:p>
     <w:p>
       <w:r>
-        <w:t xml:space="preserve">A negative culture taken after treatment has begun is not evidence of sterility, which is why blood cultures are drawn before the first dose. The plate also has a hard floor, and the pipette sets it: the smallest positive result is one colony, and what one colony means depends on the volume spread. Plate 100 µL and one colony is 10 bacteria per mL. Below that the plate reports no growth, which is not the same as nothing there. Write </w:t>
+        <w:t xml:space="preserve">A plate count has a hard floor, and the pipette sets it. The smallest positive result is one colony, and what one colony means depends on the volume spread: plate 100 µL and a single colony is 10 bacteria per mL. Below that the plate reports no growth, which is not the same as nothing there. A negative culture taken after treatment has begun is not evidence of sterility, which is why blood cultures are drawn before the first dose. We write </w:t>
       </w:r>
       <w:r>
         <w:rPr>
@@ -256,12 +256,12 @@
     </w:p>
     <w:p>
       <w:r>
-        <w:t>Tuberculosis makes that floor expensive, because the phenotype invoked to explain why treatment takes so long is itself defined by a duration. Tolerance is the capacity of a genetically susceptible population to survive an exposure that should kill it: the drug still works, the bacteria take a long time to die, and that time is the measurement.</w:t>
+        <w:t>Tuberculosis makes that floor expensive, because the phenotype invoked to explain why treatment takes so long is itself defined by a duration. Tolerance is the capacity of a genetically susceptible population to survive an exposure that should kill it: the drug still works, but the bacteria take a long time to die, and that time is the measurement.</w:t>
       </w:r>
     </w:p>
     <w:p>
       <w:r>
-        <w:t xml:space="preserve">Rather than asking whether a culture went negative, the modern definition asks how many logs the population fell: the minimum duration for killing, MDK, is the time to a specified fractional reduction (90, 99 or 99.99 per cent), proposed as the tolerance counterpart to the minimum inhibitory concentration (2, 3). The fraction is the whole point. A ratio to the starting population is scale-free: if the count falls in a straight line on a log scale at rate </w:t>
+        <w:t xml:space="preserve">Rather than asking whether a culture has gone negative, the modern definition asks how many logs the population fell. The minimum duration for killing (MDK), the time to a specified fractional reduction of 90, 99 or 99.99 per cent, was proposed as the tolerance counterpart to the minimum inhibitory concentration (2, 3). The fraction is the whole point. A ratio to the starting population is scale-free: if the count falls in a straight line on a log scale at rate </w:t>
       </w:r>
       <w:r>
         <w:rPr>
@@ -288,12 +288,12 @@
         <w:t>q/b</w:t>
       </w:r>
       <w:r>
-        <w:t>, and the starting density cancels. By construction MDK cannot be contaminated by how much culture went into the tube.</w:t>
+        <w:t>, and the starting density cancels. By construction, MDK cannot be contaminated by how much culture went into the tube.</w:t>
       </w:r>
     </w:p>
     <w:p>
       <w:r>
-        <w:t>MDK as originally defined is not a plate-count metric: it was measured from presence or absence of survivors in microwell arrays of about a hundred cells, a design chosen to avoid dilution plating, and the consensus guidelines say how the smallest detectable count should be established (3, 4). What this paper examines is the form the tuberculosis field adopted, log-reduction endpoints computed from plate counts and most-probable-number series. The floor problem belongs to that implementation, not to the definition.</w:t>
+        <w:t>MDK as originally defined is not a plate-count metric. It was measured from the presence or absence of survivors in microwell arrays of about a hundred cells, a design chosen to avoid dilution plating. The consensus guidelines say how the smallest detectable count should be established (3, 4). What this paper examines is the form the tuberculosis field adopted: log-reduction endpoints computed from plate counts and most-probable-number series. The floor problem belongs to that implementation, not to the definition.</w:t>
       </w:r>
     </w:p>
     <w:p>
@@ -343,12 +343,12 @@
         <w:t>q</w:t>
       </w:r>
       <w:r>
-        <w:t xml:space="preserve"> the endpoint is unreachable before the drug is added. That is the first boundary, and we call it reachability.</w:t>
+        <w:t>, the endpoint is unreachable before the drug is added. We call this first boundary reachability.</w:t>
       </w:r>
     </w:p>
     <w:p>
       <w:r>
-        <w:t xml:space="preserve">It gets worse when the last count lands on the floor. The fraction written down is then </w:t>
+        <w:t xml:space="preserve">A second failure appears when the last count lands on the floor. The fraction written down is then </w:t>
       </w:r>
       <w:r>
         <w:rPr>
@@ -357,12 +357,12 @@
         <w:t>L/N₀</w:t>
       </w:r>
       <w:r>
-        <w:t>, the floor divided by the starting density. The drug has dropped out of it; what is left is the pipette and the inoculum. A metric designed to be inoculum-independent becomes a pure inoculum readout at exactly the depth where tolerance is scored. That is the second boundary, identifiability.</w:t>
+        <w:t>, the floor divided by the starting density; the drug has dropped out of it, and what is left is the pipette and the inoculum. A metric designed to be inoculum-independent becomes a pure inoculum readout at exactly the depth where tolerance is scored. We call this second boundary identifiability.</w:t>
       </w:r>
     </w:p>
     <w:p>
       <w:r>
-        <w:t xml:space="preserve">Inoculum-dependent tolerance measurements have been reported before under a different mechanism: an </w:t>
+        <w:t xml:space="preserve">Inoculum-dependent tolerance measurements have been reported before under a different mechanism. An </w:t>
       </w:r>
       <w:r>
         <w:rPr>
@@ -376,7 +376,7 @@
     </w:p>
     <w:p>
       <w:r>
-        <w:t xml:space="preserve">No prior treatment converts a floor-level reading into the classification rule it becomes. When the last count sits at </w:t>
+        <w:t xml:space="preserve">What has not been recognised before is what a floor-level reading becomes: a classification rule. When the last count sits at </w:t>
       </w:r>
       <w:r>
         <w:rPr>
@@ -403,17 +403,17 @@
         <w:t>N</w:t>
       </w:r>
       <w:r>
-        <w:t>₀, and the low, medium or high label is then a cut on starting density. That is the gap this paper fills. Two further failures stay distinct from it: a duration ceiling (the assay stopped looking) is not a count floor, and recording a below-limit flag is not the same as scoring a duration from the points so recorded.</w:t>
+        <w:t>₀, and the low, medium or high label is then a cut on starting density. That is the gap this paper fills. Two further failures stay distinct from it. A duration ceiling, where the assay stopped looking, is not a count floor. Recording a below-limit flag is not the same as scoring a duration from the points so recorded.</w:t>
       </w:r>
     </w:p>
     <w:p>
       <w:r>
-        <w:t>This study asks how deep a log-reduction tolerance endpoint can be measured at all, and whether isolates have been assigned tolerance phenotypes from outside that range. Two boundaries on the starting density follow from the definitions, one deciding whether an endpoint is reachable and the other whether a floor-level reading identifies a class, both computed from quantities a time-kill protocol already records.</w:t>
+        <w:t>This study asks how deep a log-reduction tolerance endpoint can be measured at all, and whether isolates have been assigned tolerance phenotypes from outside that range. Two boundaries on the starting density follow from the definitions. One decides whether an endpoint is reachable, the other whether a floor-level reading identifies a class, and both are computed from quantities a time-kill protocol already records.</w:t>
       </w:r>
     </w:p>
     <w:p>
       <w:r>
-        <w:t xml:space="preserve">That question needs data recording three quantities (a starting density measured before treatment, a time series, and either a plated volume or a stated floor), and most do not. Of 78 candidate time-kill datasets assembled for this study, 45 were inspected in full; of the 40 distinct literature deposits among them, </w:t>
+        <w:t xml:space="preserve">Answering that question needs data recording three quantities: a starting density measured before treatment, a time series, and either a plated volume or a stated floor. Most datasets do not record all three. Of 78 candidate time-kill datasets assembled for this study, 45 were inspected in full; of the 40 distinct literature deposits among them, </w:t>
       </w:r>
       <w:r>
         <w:rPr>
@@ -1365,12 +1365,12 @@
     </w:p>
     <w:p>
       <w:r>
-        <w:t>Most-probable-number (MPN) readings take only the discrete values of an MPN table (6, 7), a fixed ladder of rungs, not a continuous scale. The day-5 column does not taper towards zero. It stops. Eighteen isolates sit at exactly 23 per mL in the 15-day panel and six in the 60-day panel, and nothing in the file lies below that (Fig. 1A). That is a floor, not a tail, and it is treated as one throughout.</w:t>
+        <w:t>Most-probable-number (MPN) readings take only the discrete values of an MPN table (6, 7), a fixed ladder of rungs, not a continuous scale. The day-5 column does not taper towards zero. It stops. Eighteen isolates sit at exactly 23 per mL in the 15-day panel and six in the 60-day panel. Nothing in the file lies below that (Fig. 1A). That is a floor, not a tail, and it is treated as one throughout.</w:t>
       </w:r>
     </w:p>
     <w:p>
       <w:r>
-        <w:t>Each isolate therefore carries a fixed budget of killing the assay can see. At 15 days of prior culture the starting densities run from 2,300 to 61,000,000 per mL (3.36 to 7.79 log10), so headroom, the distance from the starting density down to the floor, runs from 2.00 to 6.42 log10 (Fig. 1B, Table 1): both spans are the same 4.42 log10.</w:t>
+        <w:t>Each isolate therefore carries a fixed budget of killing the assay can see. At 15 days of prior culture the starting densities run from 2,300 to 61,000,000 per mL (3.36 to 7.79 log10). Headroom, the distance from the starting density down to the floor, therefore runs from 2.00 to 6.42 log10 (Fig. 1B, Table 1). Both spans are the same 4.42 log10.</w:t>
       </w:r>
     </w:p>
     <w:p>
@@ -1398,7 +1398,7 @@
         <w:t>assay ceiling</w:t>
       </w:r>
       <w:r>
-        <w:t>: a census rather than an estimate, since the floor censors the count while the ceiling censors time, an isolate not yet at its endpoint after six days being recorded at the last day rather than the day it would have reached. Among the 184 isolates that did have four logs of headroom, 162 are also at the ceiling, 88.0 per cent.</w:t>
+        <w:t>. That is a census rather than an estimate, since the floor censors the count while the ceiling censors time: an isolate not yet at its endpoint after six days is recorded at the last day rather than at the day it would have reached. Among the 184 isolates that did have four logs of headroom, 162 are also at the ceiling, 88.0 per cent.</w:t>
       </w:r>
     </w:p>
     <w:p>
@@ -1415,12 +1415,12 @@
     </w:p>
     <w:p>
       <w:r>
-        <w:t>The deposited tolerance level is a cut-off on the recorded surviving fraction, with no overlap between classes. The thresholds themselves are not deposited; recovered here, at day 5 and 15 days of prior culture, low tolerance covers fractions below 10⁻³, medium 10⁻³ to 10⁻², high above 10⁻². Those cuts reproduce every usable class in the file, 203 of 203 (Table S2). Usable means the 203 of 217 isolates whose label is one of the three ordered classes; the other 14 carry the "MDR" category, which no ordered analysis can place (Table S3). What follows is an argument about the fraction the assay recorded, not about an independent clinical judgement.</w:t>
+        <w:t>The deposited tolerance level is a cut-off on the recorded surviving fraction, with no overlap between classes. The thresholds themselves are not deposited. Recovered here, at day 5 and 15 days of prior culture, low tolerance covers fractions below 10⁻³, medium 10⁻³ to 10⁻², high above 10⁻². Those cuts reproduce every usable class in the file, 203 of 203 (Table S2). Usable means the 203 of 217 isolates whose label is one of the three ordered classes. The other 14 carry the "MDR" category, which no ordered analysis can place (Table S3). What follows is an argument about the fraction the assay recorded, not about an independent clinical judgement.</w:t>
       </w:r>
     </w:p>
     <w:p>
       <w:r>
-        <w:t xml:space="preserve">Eighteen isolates ended at the floor. They share one reported floor-level observation, but their true final counts are unknown below the floor, so the assay cannot tell their surviving burdens apart down there. Their starting densities span 265-fold, from 23,000 to 6.1 × 10⁶ per mL, so the same terminal reading implies a different range of compatible reductions in each: at least 3.00 logs for the isolate that began at 23,000, at least 5.42 for the one that began at 6.1 × 10⁶, and in either case the true reduction may be anything from that bound down to complete kill. What the deposit records instead is a single number per isolate, </w:t>
+        <w:t xml:space="preserve">Eighteen isolates ended at the floor. They share one reported floor-level observation, but their true final counts are unknown below the floor, so the assay cannot tell their surviving burdens apart down there. Their starting densities span 265-fold, from 23,000 to 6.1 × 10⁶ per mL. The same terminal reading therefore implies a different range of compatible reductions in each: at least 3.00 logs for the isolate that began at 23,000, at least 5.42 for the one that began at 6.1 × 10⁶. In either case the true reduction may be anything from that bound down to complete kill. What the deposit records instead is a single number per isolate, </w:t>
       </w:r>
       <w:r>
         <w:rPr>
@@ -1452,7 +1452,7 @@
         <w:t>medium</w:t>
       </w:r>
       <w:r>
-        <w:t xml:space="preserve"> tolerance; twelve that began at 230,000 or above recorded 10⁻⁴ or less and were classified </w:t>
+        <w:t xml:space="preserve"> tolerance. Twelve that began at 230,000 or above recorded 10⁻⁴ or less and were classified </w:t>
       </w:r>
       <w:r>
         <w:rPr>
@@ -1461,7 +1461,7 @@
         <w:t>low</w:t>
       </w:r>
       <w:r>
-        <w:t>. A single cut on the starting density alone reproduces all eighteen (Table 2): once a reading is censored at the floor, the starting density fixes which label the published rule is able to return.</w:t>
+        <w:t>. A single cut on the starting density alone reproduces all eighteen (Table 2). Once a reading is censored at the floor, the starting density fixes which label the published rule is able to return.</w:t>
       </w:r>
     </w:p>
     <w:p>
@@ -1501,12 +1501,12 @@
         <w:t>N</w:t>
       </w:r>
       <w:r>
-        <w:t>_id = 23/10⁻³ = 23,000 per mL. Applied to the 15-day panel, the first predicts the 33 isolates unable to reach the 99.99 per cent endpoint; the second predicts that of the eighteen isolates whose reading rests on the floor, twelve have only the lowest class compatible and six have more than one. Those are the three counts Sections 1 and 2 report.</w:t>
+        <w:t>_id = 23/10⁻³ = 23,000 per mL. Applied to the 15-day panel, the first predicts the 33 isolates unable to reach the 99.99 per cent endpoint. The second predicts that of the eighteen isolates whose reading rests on the floor, twelve have only the lowest class compatible and six have more than one. Those are the three counts Sections 1 and 2 report.</w:t>
       </w:r>
     </w:p>
     <w:p>
       <w:r>
-        <w:t>Neither boundary predicts which isolates reach the floor; that depends on what rifampicin does. Both predict what a reading at the floor can be made to mean once it happens, and there the agreement with the deposit is exact, isolate by isolate: the set the algebra says has a single compatible class and the set the deposit records in the lowest class are the same set.</w:t>
+        <w:t>Neither boundary predicts which isolates reach the floor. That depends on what rifampicin does. Both predict what a reading at the floor can be made to mean once it happens. There the agreement with the deposit is exact, isolate by isolate: the set the algebra says has a single compatible class and the set the deposit records in the lowest class are the same set.</w:t>
       </w:r>
     </w:p>
     <w:p>
@@ -1570,7 +1570,7 @@
     </w:p>
     <w:p>
       <w:r>
-        <w:t>The empirical findings are therefore consequences of the definitions rather than properties of this deposit: any dataset reporting a starting density, a floor and a threshold classification can be checked against them.</w:t>
+        <w:t>The empirical findings are therefore consequences of the definitions rather than properties of this deposit. Any dataset reporting a starting density, a floor and a threshold classification can be checked against them.</w:t>
       </w:r>
     </w:p>
     <w:p>
@@ -1610,17 +1610,17 @@
         <w:t>isoniazid resistance</w:t>
       </w:r>
       <w:r>
-        <w:t>, until starting density enters the model. Unadjusted, a resistant isolate has 2.32 times the odds of a higher tolerance class (1.30 to 4.12, p = 0.0042); adjusted, the odds ratio falls to 1.31 (0.67 to 2.57, p = 0.42), and the interval no longer excludes one. Starting density is the strongest term in the file: every ten-fold rise in the starting MPN halves the odds of a higher tolerance class (OR 0.480, 0.340 to 0.677, p = 2.9 × 10⁻⁵).</w:t>
+        <w:t>, until starting density enters the model. Unadjusted, a resistant isolate has 2.32 times the odds of a higher tolerance class (1.30 to 4.12, p = 0.0042). Adjusted, the odds ratio falls to 1.31 (0.67 to 2.57, p = 0.42), and the interval no longer excludes one. Starting density is the strongest term in the file: every ten-fold rise in the starting MPN halves the odds of a higher tolerance class (OR 0.480, 0.340 to 0.677, p = 2.9 × 10⁻⁵).</w:t>
       </w:r>
     </w:p>
     <w:p>
       <w:r>
-        <w:t>Why the adjustment does that is measurable. Isoniazid-resistant isolates go into this assay at 5.36 log10 against 6.36 for susceptible isolates, ten-fold thinner (Mann-Whitney p = 9.1 × 10⁻¹⁴ (8)), and 22 of the 84 resistant isolates carrying an ordered label lack the headroom for the deepest endpoint, 26.2 per cent, against 9 of 119 susceptible, 7.6 per cent. They are one log short of observable killing before the experiment begins.</w:t>
+        <w:t>Why the adjustment does that is measurable. Isoniazid-resistant isolates go into this assay at 5.36 log10 against 6.36 for susceptible isolates, ten-fold thinner (Mann-Whitney p = 9.1 × 10⁻¹⁴ (8)). Of the 84 resistant isolates carrying an ordered label, 22 lack the headroom for the deepest endpoint, 26.2 per cent, against 9 of 119 susceptible, 7.6 per cent. They are one log short of observable killing before the experiment begins.</w:t>
       </w:r>
     </w:p>
     <w:p>
       <w:r>
-        <w:t>In that stratum the two associations part company. Growth holds and still survives correction (OR 1.116, 1.040 to 1.198, p = 0.0024). Resistance returns OR 2.11 (1.07 to 4.16, p = 0.031) nominally, but ranks second in the family of eight and fails its Benjamini-Hochberg critical value of 0.0125. The resistance association therefore leans on isolates that are not independent of one another, and it is already the association that starting density explains away; we report it as the weaker of the two on both counts.</w:t>
+        <w:t>In that stratum the two associations part company. Growth holds and still survives correction (OR 1.116, 1.040 to 1.198, p = 0.0024). Resistance returns OR 2.11 (1.07 to 4.16, p = 0.031) nominally, but ranks second in the family of eight and fails its Benjamini-Hochberg critical value of 0.0125. The resistance association therefore leans on isolates that are not independent of one another, and it is already the association that starting density explains away. We report it as the weaker of the two on both counts.</w:t>
       </w:r>
     </w:p>
     <w:p>
@@ -1637,7 +1637,7 @@
     </w:p>
     <w:p>
       <w:r>
-        <w:t>If the effect is a property of assay geometry rather than of clinical sampling, it should appear where one protocol, one strain and one stock are handed out deliberately. Van Wijk and colleagues ran exactly that exercise, sending a single stock of H37Rv to six blinded laboratories under one written protocol (9, 10).</w:t>
+        <w:t>If the effect is a property of assay geometry rather than of clinical sampling, it should appear where one protocol, one strain and one stock are handed out deliberately. Van Wijk and colleagues ran exactly that exercise. They sent a single stock of H37Rv to six blinded laboratories under one written protocol (9, 10).</w:t>
       </w:r>
     </w:p>
     <w:p>
@@ -1647,7 +1647,7 @@
     </w:p>
     <w:p>
       <w:r>
-        <w:t>The two orderings do not correspond. Rank the laboratories by starting density and the three lowest are exactly the three that recorded crossings, the three highest exactly the three that did not, without exception, a split with probability 1/20 under chance alone, reported as an ordering and not a test (Table S6). Rank them by kill rate and there is no such correspondence (Fig. 2B). Institute F has the highest starting density at 6.53 log10 among treated flasks of this arm, kills faster than four of the other five at 0.223 log10 per day, and records no crossing. Institute E returns the slowest rate of all at 0.090 and also records none.</w:t>
+        <w:t>The two orderings do not correspond. Rank the laboratories by starting density and the three lowest are exactly the three that recorded crossings, the three highest exactly the three that did not, without exception. That split has probability 1/20 under chance alone, and it is reported as an ordering and not a test (Table S6). Rank them by kill rate and there is no such correspondence (Fig. 2B). Institute F has the highest starting density at 6.53 log10 among treated flasks of this arm, kills faster than four of the other five at 0.223 log10 per day, and records no crossing. Institute E returns the slowest rate of all at 0.090 and also records none.</w:t>
       </w:r>
     </w:p>
     <w:p>
@@ -1682,7 +1682,7 @@
         <w:t>L</w:t>
       </w:r>
       <w:r>
-        <w:t xml:space="preserve"> = 10 CFU/mL is derived rather than inferred, and the file corroborates the derivation: all 229 genuine counts are multiples of ten, the smallest exactly ten, while 69 further entries read as one, which no 100 µL plate can produce and which are the deposit's placeholder for below the floor.</w:t>
+        <w:t xml:space="preserve"> = 10 CFU/mL is derived rather than inferred. The file corroborates the derivation: all 229 genuine counts are multiples of ten, the smallest exactly ten, while 69 further entries read as one, which no 100 µL plate can produce and which are the deposit's placeholder for below the floor.</w:t>
       </w:r>
     </w:p>
     <w:p>
@@ -1709,12 +1709,12 @@
     </w:p>
     <w:p>
       <w:r>
-        <w:t>Evangelopoulos and colleagues counted the same mouse lungs three ways, colony count, a molecular bacterial load from 16S rRNA, and a most probable number, on their way to a different question (13). Under the deepest regimens the colony count reads zero in every animal: in three arms, 18 lungs in all, the plate declared every lung sterile while the most probable number on that same tissue ran from 1,450 to 18,700 per lung. The molecular load can be dismissed as nucleic acid outliving its owner; the most probable number cannot, because growth in a dilution series requires an organism that is alive and culturable.</w:t>
+        <w:t>Evangelopoulos and colleagues counted the same mouse lungs three ways, colony count, a molecular bacterial load from 16S rRNA, and a most probable number, on their way to a different question (13). Under the deepest regimens the colony count reads zero in every animal: in three arms, 18 lungs in all, the plate declared every lung sterile while the most probable number on that same tissue ran from 1,450 to 18,700 per lung. The molecular load can be dismissed as nucleic acid outliving its owner. The most probable number cannot, because growth in a dilution series requires an organism that is alive and culturable.</w:t>
       </w:r>
     </w:p>
     <w:p>
       <w:r>
-        <w:t xml:space="preserve">That gap is not the detection floor. For censoring to explain a plate reading of zero against 1,450 organisms in the same tissue, the colony count's floor would have to sit above 1,450 per lung, far less of the homogenate than any lung protocol plates. This is differential culturability, a described phenotype of </w:t>
+        <w:t xml:space="preserve">That gap is not the detection floor. For censoring to explain a plate reading of zero against 1,450 organisms in the same tissue, the colony count's floor would have to sit above 1,450 per lung. That is far less of the homogenate than any lung protocol plates. This is differential culturability, a described phenotype of </w:t>
       </w:r>
       <w:r>
         <w:rPr>
@@ -1723,12 +1723,12 @@
         <w:t>M. tuberculosis</w:t>
       </w:r>
       <w:r>
-        <w:t>: resuscitation-promoting-factor-dependent bacilli dominate pre-treatment sputum and rise during chemotherapy (14), both dependent and independent differentially culturable populations are recovered from patients whose solid-medium cultures return nothing (15), and rifamycin action on ribonucleic acid (RNA) polymerase converts a starved population to over 90 per cent differentially detectable in vitro (16), the same drug class every arm of the Evangelopoulos regimen carries.</w:t>
+        <w:t>. Resuscitation-promoting-factor-dependent bacilli dominate pre-treatment sputum and rise during chemotherapy (14). Both dependent and independent differentially culturable populations are recovered from patients whose solid-medium cultures return nothing (15). Rifamycin action on ribonucleic acid (RNA) polymerase converts a starved population to over 90 per cent differentially detectable in vitro (16), and that is the same drug class every arm of the Evangelopoulos regimen carries.</w:t>
       </w:r>
     </w:p>
     <w:p>
       <w:r>
-        <w:t>Reachability and identifiability are arithmetic on the plated volume and would hold in an assay with perfect culturability. Differential culturability is biology, acts on the numerator rather than the floor, and nothing here derives or measures it. They push the same way: a count that is both floored and culture-selective understates the surviving population twice over, and the mouse model that decides which regimens enter clinical trials reads out in colony counts, in exactly this region.</w:t>
+        <w:t>Reachability and identifiability are arithmetic on the plated volume and would hold in an assay with perfect culturability. Differential culturability is biology, acts on the numerator rather than the floor, and nothing here derives or measures it. The two push the same way. A count that is both floored and culture-selective understates the surviving population twice over, and the mouse model that decides which regimens enter clinical trials reads out in colony counts, in exactly this region.</w:t>
       </w:r>
     </w:p>
     <w:p>
@@ -1742,7 +1742,7 @@
         <w:t>M. tuberculosis</w:t>
       </w:r>
       <w:r>
-        <w:t xml:space="preserve"> deposits in the same screen do. Across those five, sputum from pulmonary tuberculosis, axenic culture, an auxotrophic H37Rv panel and two drug-development series, with floors from 13 to 200 CFU/mL, </w:t>
+        <w:t xml:space="preserve"> deposits in the same screen do. Those five cover sputum from pulmonary tuberculosis, axenic culture, an auxotrophic H37Rv panel and two drug-development series, with floors from 13 to 200 CFU/mL. Across them, </w:t>
       </w:r>
       <w:r>
         <w:rPr>
@@ -1751,7 +1751,7 @@
         <w:t>184 of 310 series could not have demonstrated a four-log reduction however completely the drug worked, and 240 of 310 could not have demonstrated five</w:t>
       </w:r>
       <w:r>
-        <w:t xml:space="preserve"> (Table S8); one could not have shown four logs in a single one of its 123 series. None of these five carries the analysis above, and none is among the five reanalysed here; they say the reachability problem is not a property of one clinical panel.</w:t>
+        <w:t xml:space="preserve"> (Table S8). One could not have shown four logs in a single one of its 123 series. None of these five carries the analysis above, and none is among the five reanalysed here. They say the reachability problem is not a property of one clinical panel.</w:t>
       </w:r>
     </w:p>
     <w:p>
@@ -1786,7 +1786,7 @@
         <w:t>N</w:t>
       </w:r>
       <w:r>
-        <w:t xml:space="preserve">_id, with its predictions written down before a plate was counted. </w:t>
+        <w:t xml:space="preserve">_id, with its predictions written down before a plate was counted. The organism is </w:t>
       </w:r>
       <w:r>
         <w:rPr>
@@ -1795,12 +1795,12 @@
         <w:t>Escherichia coli</w:t>
       </w:r>
       <w:r>
-        <w:t xml:space="preserve"> ATCC 25922, the reference strain the standard names for quality control, against ciprofloxacin at ten times the concentration that stops it growing. Three seeding densities, two plated volumes, three flasks each, 216 plate readings.</w:t>
+        <w:t xml:space="preserve"> ATCC 25922, the reference strain the standard names for quality control, tested against ciprofloxacin at ten times the concentration that stops it growing. Three seeding densities, two plated volumes, three flasks each, 216 plate readings.</w:t>
       </w:r>
     </w:p>
     <w:p>
       <w:r>
-        <w:t xml:space="preserve">The middle arm was seeded on purpose at the 5 × 10⁵ per mL the standard specifies. The densities actually reached were 6.4 × 10⁴, 4.4 × 10⁵ and 3.8 × 10⁶ per mL as arm means, but </w:t>
+        <w:t xml:space="preserve">The middle arm was seeded on purpose at the 5 × 10⁵ per mL the standard specifies. The densities actually reached were 6.4 × 10⁴, 4.4 × 10⁵ and 3.8 × 10⁶ per mL as arm means. </w:t>
       </w:r>
       <w:r>
         <w:rPr>
@@ -1859,7 +1859,7 @@
         <w:t>N</w:t>
       </w:r>
       <w:r>
-        <w:t xml:space="preserve">₀, so they can fall either side of a class threshold and give one culture two labels. </w:t>
+        <w:t xml:space="preserve">₀. They can therefore fall either side of a class threshold and give one culture two labels. </w:t>
       </w:r>
       <w:r>
         <w:rPr>
@@ -1868,7 +1868,7 @@
         <w:t>The quantity that could have come out zero is how often a real experiment lands in the window where those two fractions straddle the cut</w:t>
       </w:r>
       <w:r>
-        <w:t xml:space="preserve">, and it depends on where the cut is (Fig. S5C, Table S10). Put the cut at one per cent and the window is nearly shut. Put it at one in a thousand, where the clinical classification above cuts its lowest class, and six of 54 sample-times receive two different labels from one culture, one in nine. That cut is imported from the tuberculosis classification; it serves here as a ruler for the window's width, not a claim about </w:t>
+        <w:t xml:space="preserve">, and it depends on where the cut is (Fig. S5C, Table S10). Put the cut at one per cent and the window is nearly shut. Put it at one in a thousand, where the clinical classification above cuts its lowest class, and six of 54 sample-times receive two different labels from one culture, one in nine. That cut is imported from the tuberculosis classification. It is a ruler for the window's width here, not a claim about </w:t>
       </w:r>
       <w:r>
         <w:rPr>
@@ -1894,7 +1894,7 @@
     </w:p>
     <w:p>
       <w:r>
-        <w:t>Every clinical microbiologist knows that a negative culture taken under antibiotic exposure is not proof of sterility. This paper reports that the number brought in to replace that judgement carries the same defect, and once it is a number, it is harder to see.</w:t>
+        <w:t>Every clinical microbiologist knows that a negative culture taken under antibiotic exposure is not proof of sterility. This paper reports that the number brought in to replace that judgement carries the same defect. Once it is a number, the defect is harder to see.</w:t>
       </w:r>
     </w:p>
     <w:p>
@@ -1908,32 +1908,32 @@
         <w:t>Volume Transferred</w:t>
       </w:r>
       <w:r>
-        <w:t>, ties the volume to the endpoint with a counting rule: after the defined 99.9 per cent killing, at least ten colonies must remain (17) (for a standard inoculum of 5 × 10⁵ per mL that means at least 20 µL streaked, so a 10 µL streak fails the rule), and section 3.1 separately requires the smallest detectable count to be established by serial dilution. A guideline written in 1999 already required both numbers this paper asks for. The deposits reanalysed here do not meet it because the endpoint moved: M26-A nowhere contemplates a four-log call, and the volume rule did not travel with the deeper endpoints.</w:t>
+        <w:t>, ties the volume to the endpoint with a counting rule. After the defined 99.9 per cent killing, at least ten colonies must remain (17) (for a standard inoculum of 5 × 10⁵ per mL that means at least 20 µL streaked, so a 10 µL streak fails the rule). Section 3.1 separately requires the smallest detectable count to be established by serial dilution. A guideline written in 1999 already required both numbers this paper asks for. The deposits reanalysed here do not meet it because the endpoint moved. M26-A nowhere contemplates a four-log call, and the volume rule did not travel with the deeper endpoints.</w:t>
       </w:r>
     </w:p>
     <w:p>
       <w:r>
-        <w:t>Take the assay's contribution out and what is left is consistent with biology. Growth state predicts the tolerance class before and after adjustment for starting density (isoniazid needs KatG and active cell-wall synthesis (18), rifampicin needs transcription (19)), and a population that is not dividing offers less of what these drugs act on. The classification tracks physiological state at least as much as drug susceptibility.</w:t>
+        <w:t>Take the assay's contribution out and what is left is consistent with biology. Growth state predicts the tolerance class before and after adjustment for starting density (isoniazid needs KatG and active cell-wall synthesis (18), rifampicin needs transcription (19)). A population that is not dividing offers less of what these drugs act on. The classification tracks physiological state at least as much as drug susceptibility.</w:t>
       </w:r>
     </w:p>
     <w:p>
       <w:r>
-        <w:t>That axis is the one tuberculosis drug development already leans on. Killing assays of this design rank regimens before they enter trials, and tolerance followed in patients is now being read as within-host evolution (20). A whole-host simulation of tuberculosis treatment reports the same sensitivity one step further downstream: which regimen ranks best in a granuloma model changes with the CFU detection threshold used to define success, independent of any question about tolerance classification (21). If a tolerance classification is partly an inoculum measurement, conclusions drawn from it, that one regimen sterilises faster than another, or that a patient's isolates are becoming more tolerant over therapy, are in part conclusions about how the assay was set up. The correction applied here does not remove the biology; it aims it at the right target. The phenotype that survives the correction is growth state, real, targetable and directly measurable, unlike a fraction read off a floor.</w:t>
+        <w:t>That axis is the one tuberculosis drug development already leans on. Killing assays of this design rank regimens before they enter trials, and tolerance followed in patients is now being read as within-host evolution (20). A whole-host simulation of tuberculosis treatment reports the same sensitivity one step further downstream. Which regimen ranks best in a granuloma model changes with the CFU detection threshold used to define success, independent of any question about tolerance classification (21). Suppose a tolerance classification is partly an inoculum measurement. Conclusions drawn from it are then in part conclusions about how the assay was set up. That holds for the conclusion that one regimen sterilises faster than another, and for the conclusion that a patient's isolates are becoming more tolerant over therapy. The correction applied here does not remove the biology. It aims the biology at the right target. The phenotype that survives the correction is growth state, real, targetable and directly measurable, unlike a fraction read off a floor.</w:t>
       </w:r>
     </w:p>
     <w:p>
       <w:r>
-        <w:t>The prospective experiment has a limitation a reader should raise first. Its samples were diluted in saline and plated; they were not washed, filtered or treated to inactivate the drug, and no carryover control was run. Antibiotic carried onto the plate suppresses colony formation without killing anything, the same class of counting artefact this paper is about. The design is conservative in this respect rather than clean: the larger plated volume carries ten times more drug to the plate, so carryover would shrink the difference between the two platings that Section 8 reports, not manufacture it. The experiment cannot exclude carryover, and a repetition should include the control that would.</w:t>
+        <w:t>The prospective experiment has a limitation a reader should raise first. Its samples were diluted in saline and plated. They were not washed, filtered or treated to inactivate the drug, and no carryover control was run. Antibiotic carried onto the plate suppresses colony formation without killing anything, the same class of counting artefact this paper is about. The design is conservative in this respect rather than clean. The larger plated volume carries ten times more drug to the plate, so carryover would shrink the difference between the two platings that Section 8 reports, not manufacture it. The experiment cannot exclude carryover, and a repetition should include the control that would.</w:t>
       </w:r>
     </w:p>
     <w:p>
       <w:r>
-        <w:t>Several further limitations bound what the analysis can establish; each points at the experiment that would settle the question, and the ones bearing on the claims made are given here, with the rest in the supplement.</w:t>
+        <w:t>Several further limitations bound what the analysis can establish. Each one points at the experiment that would settle the question. The limitations bearing on the claims made are given here, with the rest in the supplement.</w:t>
       </w:r>
     </w:p>
     <w:p>
       <w:r>
-        <w:t xml:space="preserve">This paper has already acted on the first rather than declaring it. Flasks from one laboratory share a starting culture; repeat isolates come from a patient already counted. Every conclusion from the two primary deposits was recomputed at the level where the observations are independent, listed one line at a time (Table S6): twenty survive unchanged, six survive with much wider uncertainty, five do not survive and </w:t>
+        <w:t xml:space="preserve">This paper has already acted on the first rather than declaring it. Flasks from one laboratory share a starting culture. Repeat isolates come from a patient already counted. Every conclusion from the two primary deposits was recomputed at the level where the observations are independent, and listed one line at a time (Table S6). Twenty survive unchanged, six survive with much wider uncertainty, and five do not survive and </w:t>
       </w:r>
       <w:r>
         <w:rPr>
@@ -1942,7 +1942,7 @@
         <w:t>have already been removed from the text above</w:t>
       </w:r>
       <w:r>
-        <w:t>, and one is withdrawn because the null it was tested against was already false before any data were seen.</w:t>
+        <w:t>. One more is withdrawn because the null it was tested against was already false before any data were seen.</w:t>
       </w:r>
     </w:p>
     <w:p>
@@ -1952,7 +1952,7 @@
     </w:p>
     <w:p>
       <w:r>
-        <w:t>Starting density could sit on the causal path rather than beside it. Suppose resistance slows growth, and slow growth causes genuine tolerance: then the thin inoculum is a consequence of the slow growth, and adjusting for it would remove real signal rather than a confounder. The asymmetry favours the confounding reading, since growth survives adjustment and resistance does not, but a design that fixes the inoculum would settle it.</w:t>
+        <w:t>Starting density could sit on the causal path rather than beside it. Suppose resistance slows growth, and slow growth causes genuine tolerance. The thin inoculum is then a consequence of the slow growth, and adjusting for it would remove real signal rather than a confounder. The asymmetry favours the confounding reading, since growth survives adjustment and resistance does not. A design that fixes the inoculum would settle it.</w:t>
       </w:r>
     </w:p>
     <w:p>
@@ -1963,7 +1963,7 @@
         <w:t>Choose the depth of the endpoint to fit the headroom actually available, rather than densifying the inoculum merely to buy more.</w:t>
       </w:r>
       <w:r>
-        <w:t xml:space="preserve"> The inoculum needed can be worked out before the experiment: seeding above </w:t>
+        <w:t xml:space="preserve"> The inoculum needed can be worked out before the experiment. Seeding above </w:t>
       </w:r>
       <w:r>
         <w:rPr>
@@ -1990,7 +1990,7 @@
         <w:t>c</w:t>
       </w:r>
       <w:r>
-        <w:t>₁) makes both failure modes impossible, the endpoint that was never reachable and the last count that lands on the floor; for this assay that is 230,000 per mL. Seeding higher also changes the experiment, because a denser culture is a different physiological state, and physiological state is what the tolerance label tracks. Where the deep endpoint is wanted, lower the assay floor instead; where the headroom will not carry it either way, the shallower endpoint is the honest one.</w:t>
+        <w:t>₁) makes both failure modes impossible, that is, the endpoint that was never reachable and the last count that lands on the floor. For this assay that is 230,000 per mL. Seeding higher also changes the experiment, because a denser culture is a different physiological state. Physiological state is what the tolerance label tracks. Where the deep endpoint is wanted, lower the assay floor instead. Where the headroom will not carry it either way, the shallower endpoint is the honest one.</w:t>
       </w:r>
     </w:p>
     <w:p>
@@ -2023,7 +2023,7 @@
         <w:t>Box 2. The minimum information a time-kill assay must report.</w:t>
       </w:r>
       <w:r>
-        <w:t xml:space="preserve"> Five fields that make a reported tolerance endpoint recomputable by a reader. Each is produced by the experiment as run; none asks for new apparatus. What they cost is visible from the other side: of the 78 candidate time-kill datasets assembled for this study, 45 were inspected in full, and of the 40 distinct literature deposits among them, 32 state no assay floor by any route, so most published endpoints cannot be recomputed against their own measurement.</w:t>
+        <w:t xml:space="preserve"> Five fields that make a reported tolerance endpoint recomputable by a reader. Each is produced by the experiment as run; none asks for new apparatus. What they cost is visible from the other side. Of the 78 candidate time-kill datasets assembled for this study, 45 were inspected in full. Of the 40 distinct literature deposits among them, 32 state no assay floor by any route. Most published endpoints therefore cannot be recomputed against their own measurement.</w:t>
       </w:r>
     </w:p>
     <w:tbl>
@@ -2651,7 +2651,7 @@
     </w:p>
     <w:p>
       <w:r>
-        <w:t xml:space="preserve">A time-kill guide already exists and this five-field minimum does not replace it: ASTM International (the American Society for Testing and Materials) guide E2315 sets out how to run and report a time-kill procedure in general (organism, media, neutralisation, raw counts), and none of its reporting requirements is </w:t>
+        <w:t xml:space="preserve">A time-kill guide already exists, and this five-field minimum does not replace it. ASTM International (the American Society for Testing and Materials) guide E2315 sets out how to run and report a time-kill procedure in general (organism, media, neutralisation, raw counts). None of its reporting requirements is </w:t>
       </w:r>
       <w:r>
         <w:rPr>
@@ -2677,7 +2677,7 @@
     </w:p>
     <w:p>
       <w:r>
-        <w:t xml:space="preserve">A plate that grows nothing under antibiotic has never been evidence that the flask was sterile. The remedy adopted was to stop asking whether the culture went negative and to start asking how far it fell, expressed as a fraction of where it began so that the starting culture could not matter. The fraction stops being a fraction once the population reaches the floor. What is recorded from that point is </w:t>
+        <w:t xml:space="preserve">A plate that grows nothing under antibiotic has never been evidence that the flask was sterile. The remedy adopted was to stop asking whether the culture went negative and to start asking how far it fell. The fall was expressed as a fraction of where it began, so that the starting culture could not matter. The fraction stops being a fraction once the population reaches the floor. What is recorded from that point is </w:t>
       </w:r>
       <w:r>
         <w:rPr>
@@ -2695,17 +2695,17 @@
         <w:t>N₀</w:t>
       </w:r>
       <w:r>
-        <w:t>, which moves with the starting density and not with the surviving population: here for fifteen per cent of isolates at the depth the classification uses, and for the eighteen isolates whose recorded label a single threshold on their inoculum reproduces exactly.</w:t>
+        <w:t>, which moves with the starting density and not with the surviving population. That happens here for fifteen per cent of isolates at the depth the classification uses. It happens too for the eighteen isolates whose recorded label a single threshold on their inoculum reproduces exactly.</w:t>
       </w:r>
     </w:p>
     <w:p>
       <w:r>
-        <w:t>A tolerance call made without its headroom cannot be told apart from an inoculum measurement, and the phenotype associated with survival after correction tracks physiological state at least as much as drug susceptibility. That is not the same as saying tolerance is an artefact. Report the starting density and the assay floor. Match the depth of the endpoint to the range actually available. Treat a reading at the floor as a bound. Until those three things are routine, some of what the field calls tolerance cannot be separated from a record of how much culture went into the tube.</w:t>
+        <w:t>A tolerance call made without its headroom cannot be told apart from an inoculum measurement. The phenotype associated with survival after correction tracks physiological state at least as much as drug susceptibility. That is not the same as saying tolerance is an artefact. Report the starting density and the assay floor. Match the depth of the endpoint to the range actually available. Treat a reading at the floor as a bound. Until those three things are routine, some of what the field calls tolerance cannot be separated from a record of how much culture went into the tube.</w:t>
       </w:r>
     </w:p>
     <w:p>
       <w:r>
-        <w:t>What this study adds is a way to see the problem before the plates are poured: two boundaries computed from quantities a time-kill protocol already records, a classification that refuses rather than guesses when the assay cannot decide (Table S11), a five-field minimum that makes any killing endpoint recomputable (Box 2), and a small tool that returns the endpoint a planned assay can support. The cost is five numbers written down. The return is a tolerance phenotype that means the same in one laboratory as in the next, and that can bear the weight regimen research already puts on it.</w:t>
+        <w:t>What this study adds is a way to see the problem before the plates are poured. It offers two boundaries computed from quantities a time-kill protocol already records. It also offers a classification that refuses rather than guesses when the assay cannot decide (Table S11), a five-field minimum that makes any killing endpoint recomputable (Box 2), and a small tool that returns the endpoint a planned assay can support. The cost is five numbers written down. The return is a tolerance phenotype that means the same in one laboratory as in the next, and that can bear the weight regimen research already puts on it.</w:t>
       </w:r>
     </w:p>
     <w:p>
@@ -2743,12 +2743,12 @@
         <w:t>Escherichia coli</w:t>
       </w:r>
       <w:r>
-        <w:t xml:space="preserve"> experiment. We assembled 78 candidate time-kill datasets from the published literature (21 August – 8 September 2026) and screened 45 of them field by field for the three quantities the two boundaries below require: a pre-treatment starting density, a longitudinal series of viable counts, and either a plated volume or a stated assay floor. Every inclusion and exclusion is recorded in a manifest deposited with the analysis code.</w:t>
+        <w:t xml:space="preserve"> experiment. We assembled 78 candidate time-kill datasets from the published literature (21 August – 8 September 2026). We then screened 45 of them field by field for the three quantities the two boundaries below require. These are a pre-treatment starting density, a longitudinal series of viable counts, and either a plated volume or a stated assay floor. Every inclusion and exclusion is recorded in a manifest deposited with the analysis code.</w:t>
       </w:r>
     </w:p>
     <w:p>
       <w:r>
-        <w:t>Forty-one distinct records were inspected, one of them this paper's own prospective experiment. Of the 40 remaining literature deposits, 32 reported no assay floor by any route: no limit of detection, no limit of quantification, and no plated volume from which one could be derived. Eighteen carried enough information to compute both boundaries, and five carried the complete set of fields the full analysis requires (Table 3, Fig. S4). The full pipeline is summarised in Fig. S6. These 78 candidates are a documented sample of the literature, assembled without a registered search protocol; the two boundaries are derived from definitions rather than estimated from the corpus's size, so a single deposit with a stated floor is enough to demonstrate them.</w:t>
+        <w:t>Forty-one distinct records were inspected, one of them this paper's own prospective experiment. Of the 40 remaining literature deposits, 32 reported no assay floor by any route: no limit of detection, no limit of quantification, and no plated volume from which one could be derived. Eighteen carried enough information to compute both boundaries, and five carried the complete set of fields the full analysis requires (Table 3, Fig. S4). The full pipeline is summarised in Fig. S6. These 78 candidates are a documented sample of the literature, assembled without a registered search protocol. The two boundaries are derived from definitions rather than estimated from the corpus's size. A single deposit with a stated floor is therefore enough to demonstrate them.</w:t>
       </w:r>
     </w:p>
     <w:p>
@@ -2771,7 +2771,7 @@
         <w:t>M. tuberculosis</w:t>
       </w:r>
       <w:r>
-        <w:t xml:space="preserve"> isolates assayed under rifampicin, each carrying a minimum inhibitory concentration, minimum durations for 90, 99 and 99.99 per cent killing at 15 and 60 days of prior culture, most probable number readings at days 0, 2 and 5, a growth-rate proxy, isoniazid susceptibility with the resistance mutation where present, and the authors' own tolerance level for each isolate (23). Of the 217 rows, 43 are follow-up isolates from patients already represented, so a baseline-only stratum is analysed separately.</w:t>
+        <w:t xml:space="preserve"> isolates assayed under rifampicin (23). Each isolate carries a minimum inhibitory concentration and minimum durations for 90, 99 and 99.99 per cent killing at 15 and 60 days of prior culture. Each also carries most probable number readings at days 0, 2 and 5, a growth-rate proxy, isoniazid susceptibility with the resistance mutation where present, and the authors' own tolerance level. Of the 217 rows, 43 are follow-up isolates from patients already represented, so a baseline-only stratum is analysed separately.</w:t>
       </w:r>
     </w:p>
     <w:p>
@@ -2791,7 +2791,7 @@
         <w:t>M. tuberculosis</w:t>
       </w:r>
       <w:r>
-        <w:t xml:space="preserve"> H37Rv from one stock, distributed with one written protocol to six blinded laboratories (9, 10). Moxifloxacin and isoniazid at one and ten times the minimum inhibitory concentration, three flasks per arm, each sample plated at four volumes: 100 µL quadruplicate, 10 µL as four drops, 10 µL as a single drop, and 2.5 µL as a single drop, giving three distinct floors spanning 1.60 log10 within a single flask-visit (24). The file holds 2,775 readings; the analysis set, after dropping unusable values and pre-treatment visits, is 2,580.</w:t>
+        <w:t xml:space="preserve"> H37Rv from one stock, distributed with one written protocol to six blinded laboratories (9, 10). Moxifloxacin and isoniazid were used at one and ten times the minimum inhibitory concentration, with three flasks per arm. Each sample was plated at four volumes: 100 µL quadruplicate, 10 µL as four drops, 10 µL as a single drop, and 2.5 µL as a single drop. These give three distinct floors spanning 1.60 log10 within a single flask-visit (24). The file holds 2,775 readings. The analysis set, after dropping unusable values and pre-treatment visits, is 2,580.</w:t>
       </w:r>
     </w:p>
     <w:p>
@@ -2854,12 +2854,12 @@
         <w:t>Escherichia coli</w:t>
       </w:r>
       <w:r>
-        <w:t xml:space="preserve"> in a hollow-fibre infection model, with 100 µL plated, measured day-zero densities for every culture, and below-limit readings retained as a placeholder (11, 12). It was the only deposit found carrying all three fields the boundaries require, and no boundary, threshold or modelling choice in this paper was informed by it; it is used nowhere else except to confirm them (Section 6).</w:t>
+        <w:t xml:space="preserve"> in a hollow-fibre infection model, with 100 µL plated, measured day-zero densities for every culture, and below-limit readings retained as a placeholder (11, 12). It was the only deposit found carrying all three fields the boundaries require. No boundary, threshold or modelling choice in this paper was informed by it. It is used nowhere else except to confirm them (Section 6).</w:t>
       </w:r>
     </w:p>
     <w:p>
       <w:r>
-        <w:t>Each dataset's organism, drug, design and licence is summarised in Table 1; the complete screening manifest and exclusion reasons accompany the analysis code.</w:t>
+        <w:t>Each dataset's organism, drug, design and licence is summarised in Table 3. The complete screening manifest and exclusion reasons accompany the analysis code.</w:t>
       </w:r>
     </w:p>
     <w:p>
@@ -2896,12 +2896,12 @@
         <w:t>Escherichia coli</w:t>
       </w:r>
       <w:r>
-        <w:t xml:space="preserve"> ATCC 25922, the CLSI quality-control reference strain, was grown in cation-adjusted Mueller–Hinton broth and plated on Mueller–Hinton agar, incubated at 35 ± 2 °C in ambient air (17, 29). The ciprofloxacin MIC, determined by CLSI reference broth microdilution (29, 30), was 0.008 mg/L, within the CLSI quality-control range for this strain (30); the exposure was set at ten times it, 0.08 mg/L, chosen to kill deeply and fast enough that every arm reaches the floor within the sampling window.</w:t>
+        <w:t xml:space="preserve"> ATCC 25922, the CLSI quality-control reference strain, was grown in cation-adjusted Mueller–Hinton broth and plated on Mueller–Hinton agar, incubated at 35 ± 2 °C in ambient air (17, 29). The ciprofloxacin MIC was determined by CLSI reference broth microdilution (29, 30). It was 0.008 mg/L, within the CLSI quality-control range for this strain (30). The exposure was set at ten times it, 0.08 mg/L. That level was chosen to kill deeply and fast enough that every arm reaches the floor within the sampling window.</w:t>
       </w:r>
     </w:p>
     <w:p>
       <w:r>
-        <w:t xml:space="preserve">Three seeding arms were set so the four-log endpoint is unreachable in one, marginal in the second and comfortable in the third: targets of 5 × 10⁴, 5 × 10⁵ and 5 × 10⁶ CFU/mL (the middle arm the CLSI-specified inoculum), reaching 6.4 × 10⁴, 4.4 × 10⁵ and 3.8 × 10⁶ CFU/mL as measured from day-zero counts: headroom of 4.11, 4.94 and 5.88 logs at the pooled 100 µL floor, and 3.11, 3.94 and 4.88 logs at the pooled 10 µL floor, so the lowest arm is reachable for a four-log endpoint only at the deeper plating. Three flasks per arm were sampled at 0, 1, 2, 4, 6 and 24 h; at each time, one dilution series was plated at both 100 µL and 10 µL in duplicate, giving 216 plate readings in all. Viable density was </w:t>
+        <w:t xml:space="preserve">Three seeding arms were set so the four-log endpoint is unreachable in one, marginal in the second and comfortable in the third. The targets were 5 × 10⁴, 5 × 10⁵ and 5 × 10⁶ CFU/mL, the middle arm being the CLSI-specified inoculum. Day-zero counts put the arms at 6.4 × 10⁴, 4.4 × 10⁵ and 3.8 × 10⁶ CFU/mL. That is headroom of 4.11, 4.94 and 5.88 logs at the pooled 100 µL floor, and 3.11, 3.94 and 4.88 logs at the pooled 10 µL floor, so the lowest arm is reachable for a four-log endpoint only at the deeper plating. Three flasks per arm were sampled at 0, 1, 2, 4, 6 and 24 h. At each time, one dilution series was plated at both 100 µL and 10 µL in duplicate, giving 216 plate readings in all. Viable density was </w:t>
       </w:r>
       <w:r>
         <w:rPr>
@@ -3447,7 +3447,7 @@
         <w:t>Tobit model</w:t>
       </w:r>
       <w:r>
-        <w:t xml:space="preserve"> with observation-specific left-censoring limits, fitted by maximum likelihood (31); a censored reading contributes log Φ((limit − µ)/σ), the probability it fell below its own limit (Beal's M3 written for this assay (32)). As a consistency check, 50 imputed datasets were generated from the fitted truncated-normal distribution, analysed by ordinary least squares, and pooled using Rubin's rules (33); both procedures share the same distributional assumptions, so their agreement shows the answer does not depend on which arithmetic recovers it, not that the sub-floor distribution is normal.</w:t>
+        <w:t xml:space="preserve"> with observation-specific left-censoring limits, fitted by maximum likelihood (31). A censored reading contributes log Φ((limit − µ)/σ), the probability it fell below its own limit, which is Beal's M3 written for this assay (32). As a consistency check, 50 imputed datasets were generated from the fitted truncated-normal distribution, analysed by ordinary least squares, and pooled using Rubin's rules (33). Both procedures share the same distributional assumptions, so their agreement shows the answer does not depend on which arithmetic recovers it, not that the sub-floor distribution is normal.</w:t>
       </w:r>
     </w:p>
     <w:p>
@@ -3734,7 +3734,7 @@
         <w:t>Escherichia coli</w:t>
       </w:r>
       <w:r>
-        <w:t>. No human or animal subjects were involved, no patient samples were collected, and no individual is identifiable from any material presented here. The clinical isolates reanalysed in Section 1 through Section 5 were collected under the ethical approval reported by their depositors: the Institutional Research Board of Pham Ngoc Thach Hospital, the Ho Chi Minh City Health Services and the Oxford University Tropical Research Ethics Committee (OxTREC 030-07) (53); the isolates are deposited de-identified and CC BY 4.0 licensed for secondary analysis, and this manuscript performs no new sampling from any patient. The prospective experiment was performed at the Department of Microbiology, Iran University of Medical Sciences, Tehran, Iran, on a biosafety-level-1-appropriate quality-control strain (ATCC 25922); no institutional review board holds jurisdiction over secondary analysis of de-identified public data or over work on a bacterial quality-control strain.</w:t>
+        <w:t>. No human or animal subjects were involved, no patient samples were collected, and no individual is identifiable from any material presented here. The clinical isolates reanalysed in Section 1 through Section 5 were collected under the ethical approval reported by their depositors: the Institutional Research Board of Pham Ngoc Thach Hospital, the Ho Chi Minh City Health Services and the Oxford University Tropical Research Ethics Committee (OxTREC 030-07) (53). The isolates are deposited de-identified and CC BY 4.0 licensed for secondary analysis, and this manuscript performs no new sampling from any patient. The prospective experiment was performed at the Department of Microbiology, Iran University of Medical Sciences, Tehran, Iran, on a biosafety-level-1-appropriate quality-control strain (ATCC 25922). No institutional review board holds jurisdiction over secondary analysis of de-identified public data or over work on a bacterial quality-control strain.</w:t>
       </w:r>
     </w:p>
     <w:p>
@@ -3751,7 +3751,7 @@
     </w:p>
     <w:p>
       <w:r>
-        <w:t>Anthropic's Claude was used under the author's direction to read the manuscript and to assist in running the Python analysis pipeline. Claude Sonnet 5 was further used, under the author's direction, to document and organise the analysis code and to prepare its commits to the version-controlled repository. No figure, image or schematic was generated by an artificial intelligence tool; every figure is plotted from values that regenerate from the public deposits. No artificial intelligence tool is an author. The author directed the study, verified every reported quantity against the source deposits and the regenerating pipeline, and takes full responsibility for the content of this article, including its accuracy and its originality.</w:t>
+        <w:t>Anthropic's Claude was used under the author's direction to read the manuscript and to assist in running the Python analysis pipeline. Claude Sonnet 5 was further used, under the author's direction, to document and organise the analysis code and to prepare its commits to the version-controlled repository. No figure, image or schematic was generated by an artificial intelligence tool. Every figure is plotted from values that regenerate from the public deposits. No artificial intelligence tool is an author. The author directed the study and verified every reported quantity against the source deposits and the regenerating pipeline. The author takes full responsibility for the content of this article, including its accuracy and its originality.</w:t>
       </w:r>
     </w:p>
     <w:p>
@@ -3768,12 +3768,12 @@
     </w:p>
     <w:p>
       <w:r>
-        <w:t>Every dataset analysed here was already public under an open licence. Each is identified in Table 3 and cited alongside the article that first described it: Vijay and colleagues (23, 53), van Wijk and colleagues (9, 10), Windels and colleagues (25, 26), Kaur and colleagues (27, 28), and the hollow-fibre Source Data of Dubey and colleagues (11, 12), held out of every fitting step. The readings from the prospective experiment are deposited with the analysis code.</w:t>
+        <w:t>Every dataset analysed here was already public under an open licence. Each is identified in Table 3 and cited alongside the article that first described it: Vijay and colleagues (23, 53), van Wijk and colleagues (9, 10), Windels and colleagues (25, 26), Kaur and colleagues (27, 28), and the hollow-fibre Source Data of Dubey and colleagues (11, 12). That last deposit was held out of every fitting step. The readings from the prospective experiment are deposited with the analysis code.</w:t>
       </w:r>
     </w:p>
     <w:p>
       <w:r>
-        <w:t>That code, both audit scripts, the headroom tool and machine-readable receipts recording the software versions each stage ran under are in a public repository (54), dual-licensed: the code under the Massachusetts Institute of Technology (MIT) licence, and the manuscript, figures and results under CC BY 4.0. The deposits keep their depositors' own licences. It is at https://github.com/piranfar/detection-floor-tolerance-endpoints, and this manuscript was built from commit 160fb5a+ of it.</w:t>
+        <w:t>That code, both audit scripts, the headroom tool and machine-readable receipts are in a public repository (54). The receipts record the software versions each stage ran under. The repository is dual-licensed. The code is under the Massachusetts Institute of Technology (MIT) licence, and the manuscript, figures and results are under CC BY 4.0. The deposits keep their depositors' own licences. The repository is at https://github.com/piranfar/detection-floor-tolerance-endpoints, and this manuscript was built from commit c21931b+ of it.</w:t>
       </w:r>
     </w:p>
     <w:p>
@@ -3790,7 +3790,7 @@
     </w:p>
     <w:p>
       <w:r>
-        <w:t>Every number in this paper is regenerated by a script that writes a machine-readable receipt, and an audit script recomputes 174 quantities quoted in the text from the tables they came from. A second audit checks that every number in the Abstract, Box 1, and every table and figure legend traces to a results file or receipt, that no numeric literal carries two incompatible statistical labels (a hazard ratio quoted where another table calls the same figure a p-value, for example), and that no cross-reference or sample-size count is stale. Neither audit pins every cell of every table.</w:t>
+        <w:t>Every number in this paper is regenerated by a script that writes a machine-readable receipt. An audit script then recomputes 174 quantities quoted in the text from the tables they came from. A second audit makes three checks. It checks that every number in the Abstract, Box 1, and every table and figure legend traces to a results file or receipt. It checks that no numeric literal carries two incompatible statistical labels (a hazard ratio quoted where another table calls the same figure a p-value, for example). It checks that no cross-reference or sample-size count is stale. Neither audit pins every cell of every table.</w:t>
       </w:r>
     </w:p>
     <w:p>
@@ -3817,7 +3817,7 @@
     </w:p>
     <w:p>
       <w:r>
-        <w:t>Vahhab Piranfar is the sole author and is responsible for conceptualisation, methodology, software, formal analysis, investigation, data curation, writing of the original draft, review and editing, and visualisation.</w:t>
+        <w:t>Vahhab Piranfar is the sole author. He is responsible for conceptualisation, methodology, software, formal analysis, investigation, data curation, writing of the original draft, review and editing, and visualisation.</w:t>
       </w:r>
     </w:p>
     <w:p>
@@ -3913,7 +3913,7 @@
         <w:rPr>
           <w:sz w:val="20"/>
         </w:rPr>
-        <w:t>) The distribution of day-5 most probable numbers. It stops at 23 per mL with a pile-up on it rather than tapering, and no value anywhere in the file lies below; that is the behaviour of a floor. (</w:t>
+        <w:t>) The distribution of day-5 most probable numbers. It stops at 23 per mL with a pile-up on it rather than tapering. No value anywhere in the file lies below it. That is the behaviour of a floor. (</w:t>
       </w:r>
       <w:r>
         <w:rPr>
@@ -3952,7 +3952,7 @@
         <w:rPr>
           <w:sz w:val="20"/>
         </w:rPr>
-        <w:t xml:space="preserve">, so the assay cannot distinguish their final viable burdens; what is plotted is the recorded fraction </w:t>
+        <w:t xml:space="preserve">, so the assay cannot distinguish their final viable burdens. What is plotted is the recorded fraction </w:t>
       </w:r>
       <w:r>
         <w:rPr>
@@ -3978,7 +3978,7 @@
         <w:rPr>
           <w:sz w:val="20"/>
         </w:rPr>
-        <w:t xml:space="preserve">, which is what a censored reading computes, so the 265-fold span in apparent survival is exactly the 265-fold span in starting density. The dotted lines are the deposited classification thresholds. Which side of the low/medium cut an isolate falls on is settled by where it began, not by what the reading measured, though reaching the floor at all required rifampicin to cover that isolate's whole headroom, at least 3.00 logs for the shallowest and 5.42 for the deepest. For the twelve below the cut, no count the assay admits leaves any class but </w:t>
+        <w:t xml:space="preserve">, which is what a censored reading computes. The 265-fold span in apparent survival is therefore exactly the 265-fold span in starting density. The dotted lines are the deposited classification thresholds. Which side of the low/medium cut an isolate falls on is settled by where it began, not by what the reading measured. Reaching the floor at all still required rifampicin to cover that isolate's whole headroom, at least 3.00 logs for the shallowest and 5.42 for the deepest. For the twelve below the cut, no count the assay admits leaves any class but </w:t>
       </w:r>
       <w:r>
         <w:rPr>
@@ -3991,7 +3991,7 @@
         <w:rPr>
           <w:sz w:val="20"/>
         </w:rPr>
-        <w:t xml:space="preserve"> compatible; for the six that sit exactly on it the compatible range straddles the cut and two classes remain.</w:t>
+        <w:t xml:space="preserve"> compatible. For the six that sit exactly on it, the compatible range straddles the cut and two classes remain.</w:t>
       </w:r>
     </w:p>
     <w:p>
@@ -4075,7 +4075,7 @@
         <w:rPr>
           <w:sz w:val="20"/>
         </w:rPr>
-        <w:t>) The kill rate by censored maximum likelihood with 95 per cent profile-likelihood intervals; every laboratory yields one, spanning 5.2-fold. (</w:t>
+        <w:t>) The kill rate by censored maximum likelihood with 95 per cent profile-likelihood intervals. Every laboratory yields one, and they span 5.2-fold. (</w:t>
       </w:r>
       <w:r>
         <w:rPr>
@@ -4088,7 +4088,7 @@
         <w:rPr>
           <w:sz w:val="20"/>
         </w:rPr>
-        <w:t>) The two summaries against each other. The three lowest starting densities are exactly the three laboratories that recorded crossings at the 100 µL plating; the kill rate produces no such separation. The crossing times themselves are Fig. S1, with the laboratory-level tests this design does and does not support.</w:t>
+        <w:t>) The two summaries against each other. The three lowest starting densities are exactly the three laboratories that recorded crossings at the 100 µL plating. The kill rate produces no such separation. The crossing times themselves are in Fig. S1, which also gives the laboratory-level tests this design does and does not support.</w:t>
       </w:r>
     </w:p>
     <w:p>
